--- a/Документы/Доклад_Кравцов_МВ.docx
+++ b/Документы/Доклад_Кравцов_МВ.docx
@@ -1,6 +1,6 @@
 
 <file path=word/document.xml><?xml version="1.0" encoding="utf-8"?>
-<w:document xmlns:wpc="http://schemas.microsoft.com/office/word/2010/wordprocessingCanvas" xmlns:mc="http://schemas.openxmlformats.org/markup-compatibility/2006" xmlns:o="urn:schemas-microsoft-com:office:office" xmlns:r="http://schemas.openxmlformats.org/officeDocument/2006/relationships" xmlns:m="http://schemas.openxmlformats.org/officeDocument/2006/math" xmlns:v="urn:schemas-microsoft-com:vml" xmlns:wp14="http://schemas.microsoft.com/office/word/2010/wordprocessingDrawing" xmlns:wp="http://schemas.openxmlformats.org/drawingml/2006/wordprocessingDrawing" xmlns:w10="urn:schemas-microsoft-com:office:word" xmlns:w="http://schemas.openxmlformats.org/wordprocessingml/2006/main" xmlns:w14="http://schemas.microsoft.com/office/word/2010/wordml" xmlns:wpg="http://schemas.microsoft.com/office/word/2010/wordprocessingGroup" xmlns:wpi="http://schemas.microsoft.com/office/word/2010/wordprocessingInk" xmlns:wne="http://schemas.microsoft.com/office/word/2006/wordml" xmlns:wps="http://schemas.microsoft.com/office/word/2010/wordprocessingShape" mc:Ignorable="w14 wp14">
+<w:document xmlns:wpc="http://schemas.microsoft.com/office/word/2010/wordprocessingCanvas" xmlns:cx="http://schemas.microsoft.com/office/drawing/2014/chartex" xmlns:cx1="http://schemas.microsoft.com/office/drawing/2015/9/8/chartex" xmlns:cx2="http://schemas.microsoft.com/office/drawing/2015/10/21/chartex" xmlns:cx3="http://schemas.microsoft.com/office/drawing/2016/5/9/chartex" xmlns:cx4="http://schemas.microsoft.com/office/drawing/2016/5/10/chartex" xmlns:cx5="http://schemas.microsoft.com/office/drawing/2016/5/11/chartex" xmlns:cx6="http://schemas.microsoft.com/office/drawing/2016/5/12/chartex" xmlns:cx7="http://schemas.microsoft.com/office/drawing/2016/5/13/chartex" xmlns:cx8="http://schemas.microsoft.com/office/drawing/2016/5/14/chartex" xmlns:mc="http://schemas.openxmlformats.org/markup-compatibility/2006" xmlns:aink="http://schemas.microsoft.com/office/drawing/2016/ink" xmlns:am3d="http://schemas.microsoft.com/office/drawing/2017/model3d" xmlns:o="urn:schemas-microsoft-com:office:office" xmlns:r="http://schemas.openxmlformats.org/officeDocument/2006/relationships" xmlns:m="http://schemas.openxmlformats.org/officeDocument/2006/math" xmlns:v="urn:schemas-microsoft-com:vml" xmlns:wp14="http://schemas.microsoft.com/office/word/2010/wordprocessingDrawing" xmlns:wp="http://schemas.openxmlformats.org/drawingml/2006/wordprocessingDrawing" xmlns:w10="urn:schemas-microsoft-com:office:word" xmlns:w="http://schemas.openxmlformats.org/wordprocessingml/2006/main" xmlns:w14="http://schemas.microsoft.com/office/word/2010/wordml" xmlns:w15="http://schemas.microsoft.com/office/word/2012/wordml" xmlns:w16cex="http://schemas.microsoft.com/office/word/2018/wordml/cex" xmlns:w16cid="http://schemas.microsoft.com/office/word/2016/wordml/cid" xmlns:w16="http://schemas.microsoft.com/office/word/2018/wordml" xmlns:w16sdtdh="http://schemas.microsoft.com/office/word/2020/wordml/sdtdatahash" xmlns:w16se="http://schemas.microsoft.com/office/word/2015/wordml/symex" xmlns:wpg="http://schemas.microsoft.com/office/word/2010/wordprocessingGroup" xmlns:wpi="http://schemas.microsoft.com/office/word/2010/wordprocessingInk" xmlns:wne="http://schemas.microsoft.com/office/word/2006/wordml" xmlns:wps="http://schemas.microsoft.com/office/word/2010/wordprocessingShape" mc:Ignorable="w14 w15 w16se w16cid w16 w16cex w16sdtdh wp14">
   <w:body>
     <w:p>
       <w:pPr>
@@ -138,23 +138,7 @@
           <w:rFonts w:ascii="Times New Roman" w:hAnsi="Times New Roman" w:cs="Times New Roman"/>
           <w:sz w:val="24"/>
         </w:rPr>
-        <w:t xml:space="preserve">Наибольшее распространение получили </w:t>
-      </w:r>
-      <w:proofErr w:type="spellStart"/>
-      <w:r>
-        <w:rPr>
-          <w:rFonts w:ascii="Times New Roman" w:hAnsi="Times New Roman" w:cs="Times New Roman"/>
-          <w:sz w:val="24"/>
-        </w:rPr>
-        <w:t>квадрокоптеры</w:t>
-      </w:r>
-      <w:proofErr w:type="spellEnd"/>
-      <w:r>
-        <w:rPr>
-          <w:rFonts w:ascii="Times New Roman" w:hAnsi="Times New Roman" w:cs="Times New Roman"/>
-          <w:sz w:val="24"/>
-        </w:rPr>
-        <w:t>, так как они отличаются компактностью, высокой манёвренностью и простотой управления.</w:t>
+        <w:t>Наибольшее распространение получили квадрокоптеры, так как они отличаются компактностью, высокой манёвренностью и простотой управления.</w:t>
       </w:r>
     </w:p>
     <w:p>
@@ -430,27 +414,7 @@
           <w:szCs w:val="24"/>
           <w:lang w:eastAsia="ru-RU"/>
         </w:rPr>
-        <w:t xml:space="preserve">Разработать систему </w:t>
-      </w:r>
-      <w:proofErr w:type="gramStart"/>
-      <w:r>
-        <w:rPr>
-          <w:rFonts w:ascii="Times New Roman" w:eastAsia="Times New Roman" w:hAnsi="Times New Roman" w:cs="Times New Roman"/>
-          <w:sz w:val="24"/>
-          <w:szCs w:val="24"/>
-          <w:lang w:eastAsia="ru-RU"/>
-        </w:rPr>
-        <w:t>визуальной</w:t>
-      </w:r>
-      <w:proofErr w:type="gramEnd"/>
-      <w:r>
-        <w:rPr>
-          <w:rFonts w:ascii="Times New Roman" w:eastAsia="Times New Roman" w:hAnsi="Times New Roman" w:cs="Times New Roman"/>
-          <w:sz w:val="24"/>
-          <w:szCs w:val="24"/>
-          <w:lang w:eastAsia="ru-RU"/>
-        </w:rPr>
-        <w:t xml:space="preserve"> детекции препятствий.</w:t>
+        <w:t>Разработать систему визуальной детекции препятствий.</w:t>
       </w:r>
     </w:p>
     <w:p>
@@ -868,47 +832,7 @@
           <w:szCs w:val="24"/>
           <w:lang w:eastAsia="ru-RU"/>
         </w:rPr>
-        <w:t xml:space="preserve"> включает </w:t>
-      </w:r>
-      <w:proofErr w:type="spellStart"/>
-      <w:r>
-        <w:rPr>
-          <w:rFonts w:ascii="Times New Roman" w:eastAsia="Times New Roman" w:hAnsi="Times New Roman" w:cs="Times New Roman"/>
-          <w:sz w:val="24"/>
-          <w:szCs w:val="24"/>
-          <w:lang w:eastAsia="ru-RU"/>
-        </w:rPr>
-        <w:t>квадрокоптер</w:t>
-      </w:r>
-      <w:proofErr w:type="spellEnd"/>
-      <w:r>
-        <w:rPr>
-          <w:rFonts w:ascii="Times New Roman" w:eastAsia="Times New Roman" w:hAnsi="Times New Roman" w:cs="Times New Roman"/>
-          <w:sz w:val="24"/>
-          <w:szCs w:val="24"/>
-          <w:lang w:eastAsia="ru-RU"/>
-        </w:rPr>
-        <w:t xml:space="preserve">, на </w:t>
-      </w:r>
-      <w:proofErr w:type="gramStart"/>
-      <w:r>
-        <w:rPr>
-          <w:rFonts w:ascii="Times New Roman" w:eastAsia="Times New Roman" w:hAnsi="Times New Roman" w:cs="Times New Roman"/>
-          <w:sz w:val="24"/>
-          <w:szCs w:val="24"/>
-          <w:lang w:eastAsia="ru-RU"/>
-        </w:rPr>
-        <w:t>котором</w:t>
-      </w:r>
-      <w:proofErr w:type="gramEnd"/>
-      <w:r>
-        <w:rPr>
-          <w:rFonts w:ascii="Times New Roman" w:eastAsia="Times New Roman" w:hAnsi="Times New Roman" w:cs="Times New Roman"/>
-          <w:sz w:val="24"/>
-          <w:szCs w:val="24"/>
-          <w:lang w:eastAsia="ru-RU"/>
-        </w:rPr>
-        <w:t xml:space="preserve"> установлен инерциальный модуль MPU-6050, и бортовой измери</w:t>
+        <w:t xml:space="preserve"> включает квадрокоптер, на котором установлен инерциальный модуль MPU-6050, и бортовой измери</w:t>
       </w:r>
       <w:r>
         <w:rPr>
@@ -972,132 +896,1503 @@
           <w:szCs w:val="24"/>
           <w:lang w:eastAsia="ru-RU"/>
         </w:rPr>
+        <w:t xml:space="preserve"> тангаж и рыскание -</w:t>
+      </w:r>
+      <w:r>
+        <w:rPr>
+          <w:rFonts w:ascii="Times New Roman" w:eastAsia="Times New Roman" w:hAnsi="Times New Roman" w:cs="Times New Roman"/>
+          <w:sz w:val="24"/>
+          <w:szCs w:val="24"/>
+          <w:lang w:eastAsia="ru-RU"/>
+        </w:rPr>
+        <w:t xml:space="preserve"> и формируют управляющие воздействия для движения платформы.</w:t>
+      </w:r>
+    </w:p>
+    <w:p>
+      <w:pPr>
+        <w:spacing w:before="100" w:beforeAutospacing="1" w:after="100" w:afterAutospacing="1" w:line="240" w:lineRule="auto"/>
+        <w:ind w:firstLine="709"/>
+        <w:jc w:val="both"/>
+        <w:rPr>
+          <w:rFonts w:ascii="Times New Roman" w:eastAsia="Times New Roman" w:hAnsi="Times New Roman" w:cs="Times New Roman"/>
+          <w:sz w:val="24"/>
+          <w:szCs w:val="24"/>
+          <w:lang w:eastAsia="ru-RU"/>
+        </w:rPr>
+      </w:pPr>
+      <w:r>
+        <w:rPr>
+          <w:rFonts w:ascii="Times New Roman" w:eastAsia="Times New Roman" w:hAnsi="Times New Roman" w:cs="Times New Roman"/>
+          <w:bCs/>
+          <w:sz w:val="24"/>
+          <w:szCs w:val="24"/>
+          <w:lang w:eastAsia="ru-RU"/>
+        </w:rPr>
+        <w:t>Вычислительная часть</w:t>
+      </w:r>
+      <w:r>
+        <w:rPr>
+          <w:rFonts w:ascii="Times New Roman" w:eastAsia="Times New Roman" w:hAnsi="Times New Roman" w:cs="Times New Roman"/>
+          <w:sz w:val="24"/>
+          <w:szCs w:val="24"/>
+          <w:lang w:eastAsia="ru-RU"/>
+        </w:rPr>
+        <w:t xml:space="preserve"> размещена на персональном компьютере. Здесь данные с датчиков используются для моделирования поступательного движения квадрокоптера в виртуальной среде AirSim, интегрированной с движком </w:t>
+      </w:r>
+      <w:proofErr w:type="spellStart"/>
+      <w:r>
+        <w:rPr>
+          <w:rFonts w:ascii="Times New Roman" w:eastAsia="Times New Roman" w:hAnsi="Times New Roman" w:cs="Times New Roman"/>
+          <w:sz w:val="24"/>
+          <w:szCs w:val="24"/>
+          <w:lang w:eastAsia="ru-RU"/>
+        </w:rPr>
+        <w:t>Unreal</w:t>
+      </w:r>
+      <w:proofErr w:type="spellEnd"/>
+      <w:r>
+        <w:rPr>
+          <w:rFonts w:ascii="Times New Roman" w:eastAsia="Times New Roman" w:hAnsi="Times New Roman" w:cs="Times New Roman"/>
+          <w:sz w:val="24"/>
+          <w:szCs w:val="24"/>
+          <w:lang w:eastAsia="ru-RU"/>
+        </w:rPr>
+        <w:t xml:space="preserve"> Engine. Одновременно обеспечивается визуализация и формирование обратной связи, которая возвращается на физическую платформу.</w:t>
+      </w:r>
+    </w:p>
+    <w:p>
+      <w:pPr>
+        <w:spacing w:before="100" w:beforeAutospacing="1" w:after="100" w:afterAutospacing="1" w:line="240" w:lineRule="auto"/>
+        <w:ind w:firstLine="709"/>
+        <w:jc w:val="both"/>
+        <w:rPr>
+          <w:rFonts w:ascii="Times New Roman" w:eastAsia="Times New Roman" w:hAnsi="Times New Roman" w:cs="Times New Roman"/>
+          <w:sz w:val="28"/>
+          <w:szCs w:val="24"/>
+          <w:lang w:eastAsia="ru-RU"/>
+        </w:rPr>
+      </w:pPr>
+    </w:p>
+    <w:p>
+      <w:pPr>
+        <w:ind w:firstLine="709"/>
+        <w:rPr>
+          <w:rFonts w:ascii="Times New Roman" w:hAnsi="Times New Roman" w:cs="Times New Roman"/>
+        </w:rPr>
+      </w:pPr>
+      <w:r>
+        <w:rPr>
+          <w:rFonts w:ascii="Times New Roman" w:hAnsi="Times New Roman" w:cs="Times New Roman"/>
+        </w:rPr>
+        <w:t xml:space="preserve">7 слайд </w:t>
+      </w:r>
+    </w:p>
+    <w:p>
+      <w:pPr>
+        <w:ind w:firstLine="709"/>
+        <w:rPr>
+          <w:rFonts w:ascii="Times New Roman" w:hAnsi="Times New Roman" w:cs="Times New Roman"/>
+        </w:rPr>
+      </w:pPr>
+    </w:p>
+    <w:p>
+      <w:pPr>
+        <w:ind w:firstLine="709"/>
+        <w:jc w:val="both"/>
+        <w:rPr>
+          <w:rFonts w:ascii="Times New Roman" w:hAnsi="Times New Roman" w:cs="Times New Roman"/>
+          <w:sz w:val="24"/>
+          <w:szCs w:val="24"/>
+        </w:rPr>
+      </w:pPr>
+      <w:r>
+        <w:rPr>
+          <w:rFonts w:ascii="Times New Roman" w:hAnsi="Times New Roman" w:cs="Times New Roman"/>
+          <w:sz w:val="24"/>
+          <w:szCs w:val="24"/>
+        </w:rPr>
+        <w:t>Далее рассмотрим аппаратную реализацию, которая обеспечивает сбор инерциальных данных и их передачу в виртуальную среду.</w:t>
+      </w:r>
+    </w:p>
+    <w:p>
+      <w:pPr>
+        <w:ind w:firstLine="709"/>
+        <w:jc w:val="both"/>
+        <w:rPr>
+          <w:rFonts w:ascii="Times New Roman" w:hAnsi="Times New Roman" w:cs="Times New Roman"/>
+          <w:sz w:val="24"/>
+          <w:szCs w:val="24"/>
+        </w:rPr>
+      </w:pPr>
+      <w:r>
+        <w:rPr>
+          <w:rFonts w:ascii="Times New Roman" w:hAnsi="Times New Roman" w:cs="Times New Roman"/>
+          <w:sz w:val="24"/>
+          <w:szCs w:val="24"/>
+        </w:rPr>
+        <w:t>В основе аппаратной части используется компактный квадрокоптер, закреплённый на внутреннем стержне стенда.</w:t>
+      </w:r>
+      <w:r>
+        <w:rPr>
+          <w:rFonts w:ascii="Times New Roman" w:hAnsi="Times New Roman" w:cs="Times New Roman"/>
+          <w:sz w:val="24"/>
+          <w:szCs w:val="24"/>
+        </w:rPr>
         <w:t xml:space="preserve"> </w:t>
       </w:r>
+      <w:r>
+        <w:rPr>
+          <w:rFonts w:ascii="Times New Roman" w:hAnsi="Times New Roman" w:cs="Times New Roman"/>
+          <w:sz w:val="24"/>
+          <w:szCs w:val="24"/>
+        </w:rPr>
+        <w:t>Квадрокоптер оснащён четырьмя бесщёточными двигателями, регулятором скорости и инерциальным датчиком MPU-6050.</w:t>
+      </w:r>
+      <w:r>
+        <w:rPr>
+          <w:rFonts w:ascii="Times New Roman" w:hAnsi="Times New Roman" w:cs="Times New Roman"/>
+          <w:sz w:val="24"/>
+          <w:szCs w:val="24"/>
+        </w:rPr>
+        <w:t xml:space="preserve"> </w:t>
+      </w:r>
+      <w:r>
+        <w:rPr>
+          <w:rFonts w:ascii="Times New Roman" w:hAnsi="Times New Roman" w:cs="Times New Roman"/>
+          <w:sz w:val="24"/>
+          <w:szCs w:val="24"/>
+        </w:rPr>
+        <w:t xml:space="preserve">Микроконтроллер ESP32 выполняет сбор и обработку данных с датчика по интерфейсу I²C и передаёт информацию по </w:t>
+      </w:r>
       <w:proofErr w:type="spellStart"/>
       <w:r>
         <w:rPr>
-          <w:rFonts w:ascii="Times New Roman" w:eastAsia="Times New Roman" w:hAnsi="Times New Roman" w:cs="Times New Roman"/>
-          <w:sz w:val="24"/>
-          <w:szCs w:val="24"/>
-          <w:lang w:eastAsia="ru-RU"/>
-        </w:rPr>
-        <w:t>тангаж</w:t>
+          <w:rFonts w:ascii="Times New Roman" w:hAnsi="Times New Roman" w:cs="Times New Roman"/>
+          <w:sz w:val="24"/>
+          <w:szCs w:val="24"/>
+        </w:rPr>
+        <w:t>Wi</w:t>
       </w:r>
       <w:proofErr w:type="spellEnd"/>
       <w:r>
         <w:rPr>
-          <w:rFonts w:ascii="Times New Roman" w:eastAsia="Times New Roman" w:hAnsi="Times New Roman" w:cs="Times New Roman"/>
-          <w:sz w:val="24"/>
-          <w:szCs w:val="24"/>
-          <w:lang w:eastAsia="ru-RU"/>
-        </w:rPr>
-        <w:t xml:space="preserve"> и рыскание -</w:t>
-      </w:r>
-      <w:r>
-        <w:rPr>
-          <w:rFonts w:ascii="Times New Roman" w:eastAsia="Times New Roman" w:hAnsi="Times New Roman" w:cs="Times New Roman"/>
-          <w:sz w:val="24"/>
-          <w:szCs w:val="24"/>
-          <w:lang w:eastAsia="ru-RU"/>
-        </w:rPr>
-        <w:t xml:space="preserve"> и формируют управляющие воздействия для движения платформы.</w:t>
-      </w:r>
-    </w:p>
-    <w:p>
-      <w:pPr>
-        <w:spacing w:before="100" w:beforeAutospacing="1" w:after="100" w:afterAutospacing="1" w:line="240" w:lineRule="auto"/>
-        <w:ind w:firstLine="709"/>
-        <w:jc w:val="both"/>
-        <w:rPr>
-          <w:rFonts w:ascii="Times New Roman" w:eastAsia="Times New Roman" w:hAnsi="Times New Roman" w:cs="Times New Roman"/>
-          <w:sz w:val="24"/>
-          <w:szCs w:val="24"/>
-          <w:lang w:eastAsia="ru-RU"/>
-        </w:rPr>
-      </w:pPr>
-      <w:r>
-        <w:rPr>
-          <w:rFonts w:ascii="Times New Roman" w:eastAsia="Times New Roman" w:hAnsi="Times New Roman" w:cs="Times New Roman"/>
-          <w:bCs/>
-          <w:sz w:val="24"/>
-          <w:szCs w:val="24"/>
-          <w:lang w:eastAsia="ru-RU"/>
-        </w:rPr>
-        <w:t>Вычислительная часть</w:t>
-      </w:r>
-      <w:r>
-        <w:rPr>
-          <w:rFonts w:ascii="Times New Roman" w:eastAsia="Times New Roman" w:hAnsi="Times New Roman" w:cs="Times New Roman"/>
-          <w:sz w:val="24"/>
-          <w:szCs w:val="24"/>
-          <w:lang w:eastAsia="ru-RU"/>
-        </w:rPr>
-        <w:t xml:space="preserve"> размещена на персональном компьютере. Здесь данные с датчиков используются для моделирования поступательного движения квадрокоптера в виртуальной среде AirSim, интегрированной с движком </w:t>
+          <w:rFonts w:ascii="Times New Roman" w:hAnsi="Times New Roman" w:cs="Times New Roman"/>
+          <w:sz w:val="24"/>
+          <w:szCs w:val="24"/>
+        </w:rPr>
+        <w:t>-Fi на персональный компьютер.</w:t>
+      </w:r>
+    </w:p>
+    <w:p>
+      <w:pPr>
+        <w:ind w:firstLine="709"/>
+        <w:rPr>
+          <w:rFonts w:ascii="Times New Roman" w:hAnsi="Times New Roman" w:cs="Times New Roman"/>
+          <w:sz w:val="24"/>
+          <w:szCs w:val="24"/>
+        </w:rPr>
+      </w:pPr>
+    </w:p>
+    <w:p>
+      <w:pPr>
+        <w:ind w:firstLine="709"/>
+        <w:rPr>
+          <w:rFonts w:ascii="Times New Roman" w:hAnsi="Times New Roman" w:cs="Times New Roman"/>
+          <w:sz w:val="24"/>
+          <w:szCs w:val="24"/>
+        </w:rPr>
+      </w:pPr>
+      <w:r>
+        <w:rPr>
+          <w:rFonts w:ascii="Times New Roman" w:hAnsi="Times New Roman" w:cs="Times New Roman"/>
+          <w:sz w:val="24"/>
+          <w:szCs w:val="24"/>
+        </w:rPr>
+        <w:t>8 слайд</w:t>
+      </w:r>
+    </w:p>
+    <w:p>
+      <w:pPr>
+        <w:ind w:firstLine="709"/>
+        <w:rPr>
+          <w:rFonts w:ascii="Times New Roman" w:hAnsi="Times New Roman" w:cs="Times New Roman"/>
+          <w:sz w:val="24"/>
+          <w:szCs w:val="24"/>
+        </w:rPr>
+      </w:pPr>
+    </w:p>
+    <w:p>
+      <w:pPr>
+        <w:ind w:firstLine="709"/>
+        <w:jc w:val="both"/>
+        <w:rPr>
+          <w:rFonts w:ascii="Times New Roman" w:hAnsi="Times New Roman" w:cs="Times New Roman"/>
+          <w:sz w:val="24"/>
+          <w:szCs w:val="24"/>
+        </w:rPr>
+      </w:pPr>
+      <w:r>
+        <w:rPr>
+          <w:rFonts w:ascii="Times New Roman" w:hAnsi="Times New Roman" w:cs="Times New Roman"/>
+          <w:sz w:val="24"/>
+          <w:szCs w:val="24"/>
+        </w:rPr>
+        <w:t>На данном слайде показан полунатурный стенд моделирования.</w:t>
+      </w:r>
+    </w:p>
+    <w:p>
+      <w:pPr>
+        <w:ind w:firstLine="709"/>
+        <w:jc w:val="both"/>
+        <w:rPr>
+          <w:rFonts w:ascii="Times New Roman" w:hAnsi="Times New Roman" w:cs="Times New Roman"/>
+          <w:sz w:val="24"/>
+          <w:szCs w:val="24"/>
+        </w:rPr>
+      </w:pPr>
+      <w:r>
+        <w:rPr>
+          <w:rFonts w:ascii="Times New Roman" w:hAnsi="Times New Roman" w:cs="Times New Roman"/>
+          <w:sz w:val="24"/>
+          <w:szCs w:val="24"/>
+        </w:rPr>
+        <w:t xml:space="preserve">На первом изображении представлен механический стенд без установленного квадрокоптера </w:t>
+      </w:r>
+      <w:r>
+        <w:rPr>
+          <w:rFonts w:ascii="Times New Roman" w:hAnsi="Times New Roman" w:cs="Times New Roman"/>
+          <w:sz w:val="24"/>
+          <w:szCs w:val="24"/>
+        </w:rPr>
+        <w:t>-</w:t>
+      </w:r>
+      <w:r>
+        <w:rPr>
+          <w:rFonts w:ascii="Times New Roman" w:hAnsi="Times New Roman" w:cs="Times New Roman"/>
+          <w:sz w:val="24"/>
+          <w:szCs w:val="24"/>
+        </w:rPr>
+        <w:t xml:space="preserve"> он обеспечивает три степени свободы вращения и служит основой экспериментальной установки.</w:t>
+      </w:r>
+      <w:r>
+        <w:rPr>
+          <w:rFonts w:ascii="Times New Roman" w:hAnsi="Times New Roman" w:cs="Times New Roman"/>
+          <w:sz w:val="24"/>
+          <w:szCs w:val="24"/>
+        </w:rPr>
+        <w:t xml:space="preserve"> </w:t>
+      </w:r>
+    </w:p>
+    <w:p>
+      <w:pPr>
+        <w:ind w:firstLine="709"/>
+        <w:jc w:val="both"/>
+        <w:rPr>
+          <w:rFonts w:ascii="Times New Roman" w:hAnsi="Times New Roman" w:cs="Times New Roman"/>
+          <w:sz w:val="24"/>
+          <w:szCs w:val="24"/>
+        </w:rPr>
+      </w:pPr>
+      <w:r>
+        <w:rPr>
+          <w:rFonts w:ascii="Times New Roman" w:hAnsi="Times New Roman" w:cs="Times New Roman"/>
+          <w:sz w:val="24"/>
+          <w:szCs w:val="24"/>
+        </w:rPr>
+        <w:t>На втором изображении показан стенд в рабочем режиме: на нём закреплён квадрокоптер с микроконтроллером ESP32 и датчиком MPU-6050, подключённый к персональному компьютеру.</w:t>
+      </w:r>
+    </w:p>
+    <w:p>
+      <w:pPr>
+        <w:ind w:firstLine="709"/>
+        <w:jc w:val="both"/>
+        <w:rPr>
+          <w:rFonts w:ascii="Times New Roman" w:hAnsi="Times New Roman" w:cs="Times New Roman"/>
+          <w:sz w:val="24"/>
+          <w:szCs w:val="24"/>
+        </w:rPr>
+      </w:pPr>
+      <w:r>
+        <w:rPr>
+          <w:rFonts w:ascii="Times New Roman" w:hAnsi="Times New Roman" w:cs="Times New Roman"/>
+          <w:sz w:val="24"/>
+          <w:szCs w:val="24"/>
+        </w:rPr>
+        <w:t>Данные об ориентации в реальном времени передаются на ПК, где движение физического стенда синхронно отображается в виртуальной среде.</w:t>
+      </w:r>
+    </w:p>
+    <w:p>
+      <w:pPr>
+        <w:ind w:firstLine="709"/>
+        <w:jc w:val="both"/>
+        <w:rPr>
+          <w:rFonts w:ascii="Times New Roman" w:hAnsi="Times New Roman" w:cs="Times New Roman"/>
+          <w:sz w:val="24"/>
+          <w:szCs w:val="24"/>
+        </w:rPr>
+      </w:pPr>
+    </w:p>
+    <w:p>
+      <w:pPr>
+        <w:ind w:firstLine="709"/>
+        <w:jc w:val="both"/>
+        <w:rPr>
+          <w:rFonts w:ascii="Times New Roman" w:hAnsi="Times New Roman" w:cs="Times New Roman"/>
+          <w:sz w:val="24"/>
+          <w:szCs w:val="24"/>
+        </w:rPr>
+      </w:pPr>
+      <w:r>
+        <w:rPr>
+          <w:rFonts w:ascii="Times New Roman" w:hAnsi="Times New Roman" w:cs="Times New Roman"/>
+          <w:sz w:val="24"/>
+          <w:szCs w:val="24"/>
+        </w:rPr>
+        <w:t xml:space="preserve">9 слайд </w:t>
+      </w:r>
+    </w:p>
+    <w:p>
+      <w:pPr>
+        <w:ind w:firstLine="709"/>
+        <w:jc w:val="both"/>
+        <w:rPr>
+          <w:rFonts w:ascii="Times New Roman" w:hAnsi="Times New Roman" w:cs="Times New Roman"/>
+          <w:sz w:val="24"/>
+          <w:szCs w:val="24"/>
+        </w:rPr>
+      </w:pPr>
+    </w:p>
+    <w:p>
+      <w:pPr>
+        <w:ind w:firstLine="709"/>
+        <w:jc w:val="both"/>
+        <w:rPr>
+          <w:rFonts w:ascii="Times New Roman" w:hAnsi="Times New Roman" w:cs="Times New Roman"/>
+          <w:sz w:val="24"/>
+          <w:szCs w:val="24"/>
+        </w:rPr>
+      </w:pPr>
+      <w:r>
+        <w:rPr>
+          <w:rFonts w:ascii="Times New Roman" w:hAnsi="Times New Roman" w:cs="Times New Roman"/>
+          <w:sz w:val="24"/>
+          <w:szCs w:val="24"/>
+        </w:rPr>
+        <w:t>После рассмотрения конструкции стенда перейдём к циклу работы программного модуля и взаимодействию физической и виртуальной частей системы.</w:t>
+      </w:r>
+    </w:p>
+    <w:p>
+      <w:pPr>
+        <w:ind w:firstLine="709"/>
+        <w:jc w:val="both"/>
+        <w:rPr>
+          <w:rFonts w:ascii="Times New Roman" w:hAnsi="Times New Roman" w:cs="Times New Roman"/>
+          <w:sz w:val="24"/>
+          <w:szCs w:val="24"/>
+        </w:rPr>
+      </w:pPr>
+      <w:r>
+        <w:rPr>
+          <w:rFonts w:ascii="Times New Roman" w:hAnsi="Times New Roman" w:cs="Times New Roman"/>
+          <w:sz w:val="24"/>
+          <w:szCs w:val="24"/>
+        </w:rPr>
+        <w:lastRenderedPageBreak/>
+        <w:t>В</w:t>
+      </w:r>
+      <w:r>
+        <w:rPr>
+          <w:rFonts w:ascii="Times New Roman" w:hAnsi="Times New Roman" w:cs="Times New Roman"/>
+          <w:sz w:val="24"/>
+          <w:szCs w:val="24"/>
+        </w:rPr>
+        <w:t xml:space="preserve"> данной системе первичным источником ориентационных данных является физический квадрокоптер, установленный на стенде.</w:t>
+      </w:r>
+      <w:r>
+        <w:rPr>
+          <w:rFonts w:ascii="Times New Roman" w:hAnsi="Times New Roman" w:cs="Times New Roman"/>
+          <w:sz w:val="24"/>
+          <w:szCs w:val="24"/>
+        </w:rPr>
+        <w:t xml:space="preserve"> </w:t>
+      </w:r>
+      <w:r>
+        <w:rPr>
+          <w:rFonts w:ascii="Times New Roman" w:hAnsi="Times New Roman" w:cs="Times New Roman"/>
+          <w:sz w:val="24"/>
+          <w:szCs w:val="24"/>
+        </w:rPr>
+        <w:t xml:space="preserve">При вращении стенда инерциальный датчик MPU-6050 измеряет угловые </w:t>
+      </w:r>
+      <w:r>
+        <w:rPr>
+          <w:rFonts w:ascii="Times New Roman" w:hAnsi="Times New Roman" w:cs="Times New Roman"/>
+          <w:sz w:val="24"/>
+          <w:szCs w:val="24"/>
+        </w:rPr>
+        <w:t>ориентации</w:t>
+      </w:r>
+      <w:r>
+        <w:rPr>
+          <w:rFonts w:ascii="Times New Roman" w:hAnsi="Times New Roman" w:cs="Times New Roman"/>
+          <w:sz w:val="24"/>
+          <w:szCs w:val="24"/>
+        </w:rPr>
+        <w:t xml:space="preserve"> и </w:t>
+      </w:r>
+      <w:r>
+        <w:rPr>
+          <w:rFonts w:ascii="Times New Roman" w:hAnsi="Times New Roman" w:cs="Times New Roman"/>
+          <w:sz w:val="24"/>
+          <w:szCs w:val="24"/>
+        </w:rPr>
+        <w:t>скорости</w:t>
+      </w:r>
+      <w:r>
+        <w:rPr>
+          <w:rFonts w:ascii="Times New Roman" w:hAnsi="Times New Roman" w:cs="Times New Roman"/>
+          <w:sz w:val="24"/>
+          <w:szCs w:val="24"/>
+        </w:rPr>
+        <w:t>, которые поступают на микроконтроллер ESP32.</w:t>
+      </w:r>
+      <w:r>
+        <w:rPr>
+          <w:rFonts w:ascii="Times New Roman" w:hAnsi="Times New Roman" w:cs="Times New Roman"/>
+          <w:sz w:val="24"/>
+          <w:szCs w:val="24"/>
+        </w:rPr>
+        <w:t xml:space="preserve"> </w:t>
+      </w:r>
+      <w:r>
+        <w:rPr>
+          <w:rFonts w:ascii="Times New Roman" w:hAnsi="Times New Roman" w:cs="Times New Roman"/>
+          <w:sz w:val="24"/>
+          <w:szCs w:val="24"/>
+        </w:rPr>
+        <w:t>На микроконтроллере выполняется фильтрация данных и расчёт углов ориентации, после чего информация по беспроводному каналу передаётся на персональный компьютер.</w:t>
+      </w:r>
+      <w:r>
+        <w:rPr>
+          <w:rFonts w:ascii="Times New Roman" w:hAnsi="Times New Roman" w:cs="Times New Roman"/>
+          <w:sz w:val="24"/>
+          <w:szCs w:val="24"/>
+        </w:rPr>
+        <w:t xml:space="preserve"> </w:t>
+      </w:r>
+      <w:r>
+        <w:rPr>
+          <w:rFonts w:ascii="Times New Roman" w:hAnsi="Times New Roman" w:cs="Times New Roman"/>
+          <w:sz w:val="24"/>
+          <w:szCs w:val="24"/>
+        </w:rPr>
+        <w:t>Физическая часть стенда моделирует угловое движение</w:t>
+      </w:r>
+      <w:r>
+        <w:t>.</w:t>
+      </w:r>
+    </w:p>
+    <w:p>
+      <w:pPr>
+        <w:ind w:firstLine="709"/>
+        <w:jc w:val="both"/>
+        <w:rPr>
+          <w:rFonts w:ascii="Times New Roman" w:hAnsi="Times New Roman" w:cs="Times New Roman"/>
+          <w:sz w:val="24"/>
+          <w:szCs w:val="24"/>
+        </w:rPr>
+      </w:pPr>
+      <w:r>
+        <w:rPr>
+          <w:rFonts w:ascii="Times New Roman" w:hAnsi="Times New Roman" w:cs="Times New Roman"/>
+          <w:sz w:val="24"/>
+          <w:szCs w:val="24"/>
+        </w:rPr>
+        <w:t xml:space="preserve">В среде </w:t>
       </w:r>
       <w:proofErr w:type="spellStart"/>
       <w:r>
         <w:rPr>
-          <w:rFonts w:ascii="Times New Roman" w:eastAsia="Times New Roman" w:hAnsi="Times New Roman" w:cs="Times New Roman"/>
-          <w:sz w:val="24"/>
-          <w:szCs w:val="24"/>
-          <w:lang w:eastAsia="ru-RU"/>
+          <w:rFonts w:ascii="Times New Roman" w:hAnsi="Times New Roman" w:cs="Times New Roman"/>
+          <w:sz w:val="24"/>
+          <w:szCs w:val="24"/>
+        </w:rPr>
+        <w:t>AirSim</w:t>
+      </w:r>
+      <w:proofErr w:type="spellEnd"/>
+      <w:r>
+        <w:rPr>
+          <w:rFonts w:ascii="Times New Roman" w:hAnsi="Times New Roman" w:cs="Times New Roman"/>
+          <w:sz w:val="24"/>
+          <w:szCs w:val="24"/>
+        </w:rPr>
+        <w:t xml:space="preserve"> и </w:t>
+      </w:r>
+      <w:proofErr w:type="spellStart"/>
+      <w:r>
+        <w:rPr>
+          <w:rFonts w:ascii="Times New Roman" w:hAnsi="Times New Roman" w:cs="Times New Roman"/>
+          <w:sz w:val="24"/>
+          <w:szCs w:val="24"/>
         </w:rPr>
         <w:t>Unreal</w:t>
       </w:r>
       <w:proofErr w:type="spellEnd"/>
       <w:r>
         <w:rPr>
-          <w:rFonts w:ascii="Times New Roman" w:eastAsia="Times New Roman" w:hAnsi="Times New Roman" w:cs="Times New Roman"/>
-          <w:sz w:val="24"/>
-          <w:szCs w:val="24"/>
-          <w:lang w:eastAsia="ru-RU"/>
-        </w:rPr>
+          <w:rFonts w:ascii="Times New Roman" w:hAnsi="Times New Roman" w:cs="Times New Roman"/>
+          <w:sz w:val="24"/>
+          <w:szCs w:val="24"/>
+        </w:rPr>
+        <w:t xml:space="preserve"> Engine полученные углы используются для моделирования поступательного движения квадрокоптера и вычисления требуемых ориентаций.</w:t>
+      </w:r>
+    </w:p>
+    <w:p>
+      <w:pPr>
+        <w:ind w:firstLine="709"/>
+        <w:jc w:val="both"/>
+        <w:rPr>
+          <w:rFonts w:ascii="Times New Roman" w:hAnsi="Times New Roman" w:cs="Times New Roman"/>
+          <w:sz w:val="24"/>
+          <w:szCs w:val="24"/>
+        </w:rPr>
+      </w:pPr>
+      <w:r>
+        <w:rPr>
+          <w:rFonts w:ascii="Times New Roman" w:hAnsi="Times New Roman" w:cs="Times New Roman"/>
+          <w:sz w:val="24"/>
+          <w:szCs w:val="24"/>
+        </w:rPr>
+        <w:t>Таким образом формируется замкнутый контур управления, в котором физическая и виртуальная части системы работают согласованно.</w:t>
+      </w:r>
+    </w:p>
+    <w:p>
+      <w:pPr>
+        <w:ind w:firstLine="709"/>
+        <w:jc w:val="both"/>
+        <w:rPr>
+          <w:rFonts w:ascii="Times New Roman" w:hAnsi="Times New Roman" w:cs="Times New Roman"/>
+          <w:sz w:val="24"/>
+          <w:szCs w:val="24"/>
+        </w:rPr>
+      </w:pPr>
+    </w:p>
+    <w:p>
+      <w:pPr>
+        <w:ind w:firstLine="709"/>
+        <w:jc w:val="both"/>
+        <w:rPr>
+          <w:rFonts w:ascii="Times New Roman" w:hAnsi="Times New Roman" w:cs="Times New Roman"/>
+          <w:sz w:val="24"/>
+          <w:szCs w:val="24"/>
+        </w:rPr>
+      </w:pPr>
+      <w:r>
+        <w:rPr>
+          <w:rFonts w:ascii="Times New Roman" w:hAnsi="Times New Roman" w:cs="Times New Roman"/>
+          <w:sz w:val="24"/>
+          <w:szCs w:val="24"/>
+        </w:rPr>
+        <w:t xml:space="preserve">10 слайд </w:t>
+      </w:r>
+    </w:p>
+    <w:p>
+      <w:pPr>
+        <w:ind w:firstLine="709"/>
+        <w:jc w:val="both"/>
+        <w:rPr>
+          <w:rFonts w:ascii="Times New Roman" w:hAnsi="Times New Roman" w:cs="Times New Roman"/>
+          <w:sz w:val="24"/>
+          <w:szCs w:val="24"/>
+        </w:rPr>
+      </w:pPr>
+    </w:p>
+    <w:p>
+      <w:pPr>
+        <w:ind w:firstLine="709"/>
+        <w:jc w:val="both"/>
+        <w:rPr>
+          <w:rFonts w:ascii="Times New Roman" w:hAnsi="Times New Roman" w:cs="Times New Roman"/>
+          <w:sz w:val="24"/>
+          <w:szCs w:val="24"/>
+        </w:rPr>
+      </w:pPr>
+      <w:r>
+        <w:rPr>
+          <w:rFonts w:ascii="Times New Roman" w:hAnsi="Times New Roman" w:cs="Times New Roman"/>
+          <w:sz w:val="24"/>
+          <w:szCs w:val="24"/>
+        </w:rPr>
+        <w:t>Для проверки работоспособности описанного программного цикла и проведения экспериментов моделирование полёта было реализовано в специализированной виртуальной среде.</w:t>
+      </w:r>
+    </w:p>
+    <w:p>
+      <w:pPr>
+        <w:ind w:firstLine="709"/>
+        <w:jc w:val="both"/>
+        <w:rPr>
+          <w:rFonts w:ascii="Times New Roman" w:hAnsi="Times New Roman" w:cs="Times New Roman"/>
+          <w:sz w:val="24"/>
+          <w:szCs w:val="24"/>
+        </w:rPr>
+      </w:pPr>
+      <w:r>
+        <w:rPr>
+          <w:rFonts w:ascii="Times New Roman" w:hAnsi="Times New Roman" w:cs="Times New Roman"/>
+          <w:sz w:val="24"/>
+          <w:szCs w:val="24"/>
+        </w:rPr>
+        <w:t xml:space="preserve">Моделирование полёта квадрокоптера осуществляется в виртуальной среде </w:t>
+      </w:r>
+      <w:proofErr w:type="spellStart"/>
+      <w:r>
+        <w:rPr>
+          <w:rFonts w:ascii="Times New Roman" w:hAnsi="Times New Roman" w:cs="Times New Roman"/>
+          <w:sz w:val="24"/>
+          <w:szCs w:val="24"/>
+        </w:rPr>
+        <w:t>AirSim</w:t>
+      </w:r>
+      <w:proofErr w:type="spellEnd"/>
+      <w:r>
+        <w:rPr>
+          <w:rFonts w:ascii="Times New Roman" w:hAnsi="Times New Roman" w:cs="Times New Roman"/>
+          <w:sz w:val="24"/>
+          <w:szCs w:val="24"/>
+        </w:rPr>
+        <w:t xml:space="preserve">, реализованной на базе движка </w:t>
+      </w:r>
+      <w:proofErr w:type="spellStart"/>
+      <w:r>
+        <w:rPr>
+          <w:rFonts w:ascii="Times New Roman" w:hAnsi="Times New Roman" w:cs="Times New Roman"/>
+          <w:sz w:val="24"/>
+          <w:szCs w:val="24"/>
+        </w:rPr>
+        <w:t>Unreal</w:t>
+      </w:r>
+      <w:proofErr w:type="spellEnd"/>
+      <w:r>
+        <w:rPr>
+          <w:rFonts w:ascii="Times New Roman" w:hAnsi="Times New Roman" w:cs="Times New Roman"/>
+          <w:sz w:val="24"/>
+          <w:szCs w:val="24"/>
+        </w:rPr>
+        <w:t xml:space="preserve"> Engine.</w:t>
+      </w:r>
+    </w:p>
+    <w:p>
+      <w:pPr>
+        <w:ind w:firstLine="709"/>
+        <w:jc w:val="both"/>
+        <w:rPr>
+          <w:rFonts w:ascii="Times New Roman" w:hAnsi="Times New Roman" w:cs="Times New Roman"/>
+          <w:sz w:val="24"/>
+          <w:szCs w:val="24"/>
+        </w:rPr>
+      </w:pPr>
+      <w:r>
+        <w:rPr>
+          <w:rFonts w:ascii="Times New Roman" w:hAnsi="Times New Roman" w:cs="Times New Roman"/>
+          <w:sz w:val="24"/>
+          <w:szCs w:val="24"/>
+        </w:rPr>
+        <w:t>Данная среда позволяет задавать различные сценарии движения и параметры полёта, а также формировать реалистичную трёхмерную сцену.</w:t>
+      </w:r>
+    </w:p>
+    <w:p>
+      <w:pPr>
+        <w:ind w:firstLine="709"/>
+        <w:jc w:val="both"/>
+        <w:rPr>
+          <w:rFonts w:ascii="Times New Roman" w:hAnsi="Times New Roman" w:cs="Times New Roman"/>
+          <w:sz w:val="24"/>
+          <w:szCs w:val="24"/>
+        </w:rPr>
+      </w:pPr>
+      <w:r>
+        <w:rPr>
+          <w:rFonts w:ascii="Times New Roman" w:hAnsi="Times New Roman" w:cs="Times New Roman"/>
+          <w:sz w:val="24"/>
+          <w:szCs w:val="24"/>
+        </w:rPr>
+        <w:t xml:space="preserve">В виртуальной модели воспроизводятся элементы </w:t>
+      </w:r>
+      <w:r>
+        <w:rPr>
+          <w:rFonts w:ascii="Times New Roman" w:hAnsi="Times New Roman" w:cs="Times New Roman"/>
+          <w:sz w:val="24"/>
+          <w:szCs w:val="24"/>
+        </w:rPr>
+        <w:t>парковой</w:t>
+      </w:r>
+      <w:r>
+        <w:rPr>
+          <w:rFonts w:ascii="Times New Roman" w:hAnsi="Times New Roman" w:cs="Times New Roman"/>
+          <w:sz w:val="24"/>
+          <w:szCs w:val="24"/>
+        </w:rPr>
+        <w:t xml:space="preserve"> застройки, статические объекты и потенциальные препятствия, с которыми квадрокоптер может столкнуться в процессе движения</w:t>
+      </w:r>
+      <w:r>
+        <w:rPr>
+          <w:rFonts w:ascii="Times New Roman" w:hAnsi="Times New Roman" w:cs="Times New Roman"/>
+          <w:sz w:val="24"/>
+          <w:szCs w:val="24"/>
+        </w:rPr>
+        <w:t>.</w:t>
+      </w:r>
+    </w:p>
+    <w:p>
+      <w:pPr>
+        <w:ind w:firstLine="709"/>
+        <w:jc w:val="both"/>
+        <w:rPr>
+          <w:rFonts w:ascii="Times New Roman" w:hAnsi="Times New Roman" w:cs="Times New Roman"/>
+          <w:sz w:val="24"/>
+          <w:szCs w:val="24"/>
+        </w:rPr>
+      </w:pPr>
+      <w:r>
+        <w:rPr>
+          <w:rFonts w:ascii="Times New Roman" w:hAnsi="Times New Roman" w:cs="Times New Roman"/>
+          <w:sz w:val="24"/>
+          <w:szCs w:val="24"/>
+        </w:rPr>
+        <w:t>При движении в такой среде одной из ключевых задач становится обнаружение препятствий и предотвращение столкновений.</w:t>
+      </w:r>
+    </w:p>
+    <w:p>
+      <w:pPr>
+        <w:ind w:firstLine="709"/>
+        <w:jc w:val="both"/>
+        <w:rPr>
+          <w:rFonts w:ascii="Times New Roman" w:hAnsi="Times New Roman" w:cs="Times New Roman"/>
+          <w:sz w:val="24"/>
+          <w:szCs w:val="24"/>
+        </w:rPr>
+      </w:pPr>
+      <w:r>
+        <w:rPr>
+          <w:rFonts w:ascii="Times New Roman" w:hAnsi="Times New Roman" w:cs="Times New Roman"/>
+          <w:sz w:val="24"/>
+          <w:szCs w:val="24"/>
+        </w:rPr>
+        <w:t>В связи с этим в работе была разработана система детекции препятствий.</w:t>
+      </w:r>
+    </w:p>
+    <w:p>
+      <w:pPr>
+        <w:ind w:firstLine="709"/>
+        <w:jc w:val="both"/>
+        <w:rPr>
+          <w:rFonts w:ascii="Times New Roman" w:hAnsi="Times New Roman" w:cs="Times New Roman"/>
+          <w:sz w:val="24"/>
+          <w:szCs w:val="24"/>
+        </w:rPr>
+      </w:pPr>
+    </w:p>
+    <w:p>
+      <w:pPr>
+        <w:ind w:firstLine="709"/>
+        <w:jc w:val="both"/>
+        <w:rPr>
+          <w:rFonts w:ascii="Times New Roman" w:hAnsi="Times New Roman" w:cs="Times New Roman"/>
+          <w:sz w:val="24"/>
+          <w:szCs w:val="24"/>
+        </w:rPr>
+      </w:pPr>
+      <w:r>
+        <w:rPr>
+          <w:rFonts w:ascii="Times New Roman" w:hAnsi="Times New Roman" w:cs="Times New Roman"/>
+          <w:sz w:val="24"/>
+          <w:szCs w:val="24"/>
+        </w:rPr>
+        <w:t xml:space="preserve">11 слайд </w:t>
+      </w:r>
+    </w:p>
+    <w:p>
+      <w:pPr>
+        <w:ind w:firstLine="709"/>
+        <w:jc w:val="both"/>
+        <w:rPr>
+          <w:rFonts w:ascii="Times New Roman" w:hAnsi="Times New Roman" w:cs="Times New Roman"/>
+          <w:sz w:val="24"/>
+          <w:szCs w:val="24"/>
+        </w:rPr>
+      </w:pPr>
+    </w:p>
+    <w:p>
+      <w:pPr>
+        <w:ind w:firstLine="709"/>
+        <w:jc w:val="both"/>
+        <w:rPr>
+          <w:rFonts w:ascii="Times New Roman" w:hAnsi="Times New Roman" w:cs="Times New Roman"/>
+          <w:sz w:val="24"/>
+          <w:szCs w:val="24"/>
+        </w:rPr>
+      </w:pPr>
+      <w:r>
+        <w:rPr>
+          <w:rFonts w:ascii="Times New Roman" w:hAnsi="Times New Roman" w:cs="Times New Roman"/>
+          <w:sz w:val="24"/>
+          <w:szCs w:val="24"/>
+        </w:rPr>
+        <w:t>В качестве препятствий были выбраны типовые объекты, характерные для городской и пригородной среды, включая как статические, так и динамические элементы.</w:t>
+      </w:r>
+    </w:p>
+    <w:p>
+      <w:pPr>
+        <w:ind w:firstLine="709"/>
+        <w:jc w:val="both"/>
+        <w:rPr>
+          <w:rFonts w:ascii="Times New Roman" w:hAnsi="Times New Roman" w:cs="Times New Roman"/>
+          <w:sz w:val="24"/>
+          <w:szCs w:val="24"/>
+        </w:rPr>
+      </w:pPr>
+      <w:r>
+        <w:rPr>
+          <w:rFonts w:ascii="Times New Roman" w:hAnsi="Times New Roman" w:cs="Times New Roman"/>
+          <w:sz w:val="24"/>
+          <w:szCs w:val="24"/>
+        </w:rPr>
+        <w:t>В частности, рассматривались птицы как динамические объекты, а также фонарные столбы, линии электропередач, крыши зданий, мосты и верхушки деревьев.</w:t>
+      </w:r>
+    </w:p>
+    <w:p>
+      <w:pPr>
+        <w:ind w:firstLine="709"/>
+        <w:jc w:val="both"/>
+        <w:rPr>
+          <w:rFonts w:ascii="Times New Roman" w:hAnsi="Times New Roman" w:cs="Times New Roman"/>
+          <w:sz w:val="24"/>
+          <w:szCs w:val="24"/>
+        </w:rPr>
+      </w:pPr>
+      <w:r>
+        <w:rPr>
+          <w:rFonts w:ascii="Times New Roman" w:hAnsi="Times New Roman" w:cs="Times New Roman"/>
+          <w:sz w:val="24"/>
+          <w:szCs w:val="24"/>
+        </w:rPr>
+        <w:lastRenderedPageBreak/>
+        <w:t xml:space="preserve">Все препятствия были сформированы с использованием стандартных объектов и инструментов движка </w:t>
+      </w:r>
+      <w:proofErr w:type="spellStart"/>
+      <w:r>
+        <w:rPr>
+          <w:rFonts w:ascii="Times New Roman" w:hAnsi="Times New Roman" w:cs="Times New Roman"/>
+          <w:sz w:val="24"/>
+          <w:szCs w:val="24"/>
+        </w:rPr>
+        <w:t>Unreal</w:t>
+      </w:r>
+      <w:proofErr w:type="spellEnd"/>
+      <w:r>
+        <w:rPr>
+          <w:rFonts w:ascii="Times New Roman" w:hAnsi="Times New Roman" w:cs="Times New Roman"/>
+          <w:sz w:val="24"/>
+          <w:szCs w:val="24"/>
+        </w:rPr>
+        <w:t xml:space="preserve"> Engine, что обеспечивает воспроизводимость экспериментов и реалистичность сцены.</w:t>
+      </w:r>
+    </w:p>
+    <w:p>
+      <w:pPr>
+        <w:ind w:firstLine="709"/>
+        <w:jc w:val="both"/>
+        <w:rPr>
+          <w:rFonts w:ascii="Times New Roman" w:hAnsi="Times New Roman" w:cs="Times New Roman"/>
+          <w:sz w:val="24"/>
+          <w:szCs w:val="24"/>
+        </w:rPr>
+      </w:pPr>
+    </w:p>
+    <w:p>
+      <w:pPr>
+        <w:ind w:firstLine="709"/>
+        <w:jc w:val="both"/>
+        <w:rPr>
+          <w:rFonts w:ascii="Times New Roman" w:hAnsi="Times New Roman" w:cs="Times New Roman"/>
+          <w:sz w:val="24"/>
+          <w:szCs w:val="24"/>
+        </w:rPr>
+      </w:pPr>
+      <w:r>
+        <w:rPr>
+          <w:rFonts w:ascii="Times New Roman" w:hAnsi="Times New Roman" w:cs="Times New Roman"/>
+          <w:sz w:val="24"/>
+          <w:szCs w:val="24"/>
+        </w:rPr>
+        <w:t>12 слайд</w:t>
+      </w:r>
+    </w:p>
+    <w:p>
+      <w:pPr>
+        <w:ind w:firstLine="709"/>
+        <w:jc w:val="both"/>
+        <w:rPr>
+          <w:rFonts w:ascii="Times New Roman" w:hAnsi="Times New Roman" w:cs="Times New Roman"/>
+          <w:sz w:val="24"/>
+          <w:szCs w:val="24"/>
+        </w:rPr>
+      </w:pPr>
+    </w:p>
+    <w:p>
+      <w:pPr>
+        <w:spacing w:after="0" w:line="360" w:lineRule="auto"/>
+        <w:ind w:firstLine="709"/>
+        <w:jc w:val="both"/>
+        <w:rPr>
+          <w:rFonts w:ascii="Times New Roman" w:hAnsi="Times New Roman" w:cs="Times New Roman"/>
+          <w:sz w:val="24"/>
+          <w:szCs w:val="24"/>
+        </w:rPr>
+      </w:pPr>
+      <w:r>
+        <w:rPr>
+          <w:rFonts w:ascii="Times New Roman" w:hAnsi="Times New Roman" w:cs="Times New Roman"/>
+          <w:sz w:val="24"/>
+          <w:szCs w:val="24"/>
+        </w:rPr>
+        <w:t>Далее рассмотрим процесс обучения нейронной сети.</w:t>
+      </w:r>
+    </w:p>
+    <w:p>
+      <w:pPr>
+        <w:spacing w:after="0" w:line="360" w:lineRule="auto"/>
+        <w:ind w:firstLine="709"/>
+        <w:jc w:val="both"/>
+        <w:rPr>
+          <w:rFonts w:ascii="Times New Roman" w:hAnsi="Times New Roman" w:cs="Times New Roman"/>
+          <w:sz w:val="24"/>
+          <w:szCs w:val="24"/>
+        </w:rPr>
+      </w:pPr>
+      <w:r>
+        <w:rPr>
+          <w:rFonts w:ascii="Times New Roman" w:hAnsi="Times New Roman" w:cs="Times New Roman"/>
+          <w:sz w:val="24"/>
+          <w:szCs w:val="24"/>
+        </w:rPr>
+        <w:t>В качестве базовой модели была выбрана YOLOv8n</w:t>
+      </w:r>
+      <w:r>
+        <w:rPr>
+          <w:rFonts w:ascii="Times New Roman" w:hAnsi="Times New Roman" w:cs="Times New Roman"/>
+          <w:sz w:val="24"/>
+          <w:szCs w:val="24"/>
+        </w:rPr>
+        <w:t>.</w:t>
+      </w:r>
+    </w:p>
+    <w:p>
+      <w:pPr>
+        <w:spacing w:after="0" w:line="360" w:lineRule="auto"/>
+        <w:ind w:firstLine="709"/>
+        <w:jc w:val="both"/>
+        <w:rPr>
+          <w:rFonts w:ascii="Times New Roman" w:hAnsi="Times New Roman" w:cs="Times New Roman"/>
+          <w:sz w:val="24"/>
+          <w:szCs w:val="24"/>
+        </w:rPr>
+      </w:pPr>
+      <w:r>
+        <w:rPr>
+          <w:rFonts w:ascii="Times New Roman" w:hAnsi="Times New Roman" w:cs="Times New Roman"/>
+          <w:sz w:val="24"/>
+          <w:szCs w:val="24"/>
+        </w:rPr>
+        <w:t xml:space="preserve">Процесс обучения начинался с ручной аннотации изображений, содержащих различные объекты-препятствия </w:t>
+      </w:r>
+    </w:p>
+    <w:p>
+      <w:pPr>
+        <w:spacing w:after="0" w:line="360" w:lineRule="auto"/>
+        <w:ind w:firstLine="709"/>
+        <w:jc w:val="both"/>
+        <w:rPr>
+          <w:rFonts w:ascii="Times New Roman" w:hAnsi="Times New Roman" w:cs="Times New Roman"/>
+          <w:sz w:val="24"/>
+          <w:szCs w:val="24"/>
+        </w:rPr>
+      </w:pPr>
+      <w:r>
+        <w:rPr>
+          <w:rFonts w:ascii="Times New Roman" w:hAnsi="Times New Roman" w:cs="Times New Roman"/>
+          <w:sz w:val="24"/>
+          <w:szCs w:val="24"/>
+        </w:rPr>
+        <w:t xml:space="preserve">Всего для обучения использовалось около 900 изображений, которые были разделены на обучающую, </w:t>
+      </w:r>
+      <w:proofErr w:type="spellStart"/>
+      <w:r>
+        <w:rPr>
+          <w:rFonts w:ascii="Times New Roman" w:hAnsi="Times New Roman" w:cs="Times New Roman"/>
+          <w:sz w:val="24"/>
+          <w:szCs w:val="24"/>
+        </w:rPr>
+        <w:t>валидационную</w:t>
+      </w:r>
+      <w:proofErr w:type="spellEnd"/>
+      <w:r>
+        <w:rPr>
+          <w:rFonts w:ascii="Times New Roman" w:hAnsi="Times New Roman" w:cs="Times New Roman"/>
+          <w:sz w:val="24"/>
+          <w:szCs w:val="24"/>
+        </w:rPr>
+        <w:t xml:space="preserve"> и тестовую выборки.</w:t>
+      </w:r>
+    </w:p>
+    <w:p>
+      <w:pPr>
+        <w:spacing w:after="0" w:line="360" w:lineRule="auto"/>
+        <w:ind w:firstLine="709"/>
+        <w:jc w:val="both"/>
+        <w:rPr>
+          <w:rFonts w:ascii="Times New Roman" w:hAnsi="Times New Roman" w:cs="Times New Roman"/>
+          <w:sz w:val="24"/>
+          <w:szCs w:val="24"/>
+        </w:rPr>
+      </w:pPr>
+      <w:r>
+        <w:rPr>
+          <w:rFonts w:ascii="Times New Roman" w:hAnsi="Times New Roman" w:cs="Times New Roman"/>
+          <w:sz w:val="24"/>
+          <w:szCs w:val="24"/>
+        </w:rPr>
+        <w:t>В верхней части слайда показаны исходные изображения после аннотации, где вручную размечены объекты, подлежащие распознаванию.</w:t>
+      </w:r>
+    </w:p>
+    <w:p>
+      <w:pPr>
+        <w:spacing w:after="0" w:line="360" w:lineRule="auto"/>
+        <w:ind w:firstLine="709"/>
+        <w:jc w:val="both"/>
+        <w:rPr>
+          <w:rFonts w:ascii="Times New Roman" w:hAnsi="Times New Roman" w:cs="Times New Roman"/>
+          <w:sz w:val="24"/>
+          <w:szCs w:val="24"/>
+        </w:rPr>
+      </w:pPr>
+      <w:r>
+        <w:rPr>
+          <w:rFonts w:ascii="Times New Roman" w:hAnsi="Times New Roman" w:cs="Times New Roman"/>
+          <w:sz w:val="24"/>
+          <w:szCs w:val="24"/>
+        </w:rPr>
+        <w:t>В нижней части представлены результаты работы модели в процессе обучения, где видно, как нейросеть начинает корректно выделять объекты-препятствия и оценивать вероятность их обнаружения.</w:t>
+      </w:r>
+    </w:p>
+    <w:p>
+      <w:pPr>
+        <w:spacing w:after="0" w:line="360" w:lineRule="auto"/>
+        <w:ind w:firstLine="709"/>
+        <w:jc w:val="both"/>
+        <w:rPr>
+          <w:rFonts w:ascii="Times New Roman" w:hAnsi="Times New Roman" w:cs="Times New Roman"/>
+          <w:sz w:val="24"/>
+          <w:szCs w:val="24"/>
+        </w:rPr>
+      </w:pPr>
+      <w:r>
+        <w:rPr>
+          <w:rFonts w:ascii="Times New Roman" w:hAnsi="Times New Roman" w:cs="Times New Roman"/>
+          <w:sz w:val="24"/>
+          <w:szCs w:val="24"/>
+        </w:rPr>
+        <w:t>Таким образом, обученная модель была подготовлена для дальнейшего использования в задаче детекции препятствий при моделировании полёта квадрокоптера.</w:t>
+      </w:r>
+    </w:p>
+    <w:p>
+      <w:pPr>
+        <w:spacing w:after="0" w:line="360" w:lineRule="auto"/>
+        <w:ind w:firstLine="709"/>
+        <w:jc w:val="both"/>
+        <w:rPr>
+          <w:rFonts w:ascii="Times New Roman" w:hAnsi="Times New Roman" w:cs="Times New Roman"/>
+          <w:sz w:val="24"/>
+          <w:szCs w:val="24"/>
+        </w:rPr>
+      </w:pPr>
+    </w:p>
+    <w:p>
+      <w:pPr>
+        <w:spacing w:after="0" w:line="360" w:lineRule="auto"/>
+        <w:ind w:firstLine="709"/>
+        <w:jc w:val="both"/>
+        <w:rPr>
+          <w:rFonts w:ascii="Times New Roman" w:hAnsi="Times New Roman" w:cs="Times New Roman"/>
+          <w:sz w:val="24"/>
+          <w:szCs w:val="24"/>
+        </w:rPr>
+      </w:pPr>
+      <w:r>
+        <w:rPr>
+          <w:rFonts w:ascii="Times New Roman" w:hAnsi="Times New Roman" w:cs="Times New Roman"/>
+          <w:sz w:val="24"/>
+          <w:szCs w:val="24"/>
+          <w:lang w:val="en-US"/>
+        </w:rPr>
+        <w:t xml:space="preserve">13 </w:t>
+      </w:r>
+      <w:r>
+        <w:rPr>
+          <w:rFonts w:ascii="Times New Roman" w:hAnsi="Times New Roman" w:cs="Times New Roman"/>
+          <w:sz w:val="24"/>
+          <w:szCs w:val="24"/>
+        </w:rPr>
+        <w:t>слайд</w:t>
+      </w:r>
+    </w:p>
+    <w:p>
+      <w:pPr>
+        <w:spacing w:after="0" w:line="360" w:lineRule="auto"/>
+        <w:ind w:firstLine="709"/>
+        <w:jc w:val="both"/>
+        <w:rPr>
+          <w:rFonts w:ascii="Times New Roman" w:hAnsi="Times New Roman" w:cs="Times New Roman"/>
+          <w:sz w:val="24"/>
+          <w:szCs w:val="24"/>
+        </w:rPr>
+      </w:pPr>
+    </w:p>
+    <w:p>
+      <w:pPr>
+        <w:spacing w:after="0" w:line="360" w:lineRule="auto"/>
+        <w:ind w:firstLine="709"/>
+        <w:jc w:val="both"/>
+        <w:rPr>
+          <w:rFonts w:ascii="Times New Roman" w:hAnsi="Times New Roman" w:cs="Times New Roman"/>
+          <w:sz w:val="24"/>
+          <w:szCs w:val="24"/>
+        </w:rPr>
+      </w:pPr>
+      <w:r>
+        <w:rPr>
+          <w:rFonts w:ascii="Times New Roman" w:hAnsi="Times New Roman" w:cs="Times New Roman"/>
+          <w:sz w:val="24"/>
+          <w:szCs w:val="24"/>
+        </w:rPr>
+        <w:t>Чтобы проверить работу системы управления и детекции в управляемых и повторяемых условиях, был разработан специальный сценарий эксперимента в виртуальной среде.</w:t>
+      </w:r>
+    </w:p>
+    <w:p>
+      <w:pPr>
+        <w:spacing w:after="0" w:line="360" w:lineRule="auto"/>
+        <w:ind w:firstLine="709"/>
+        <w:jc w:val="both"/>
+      </w:pPr>
+      <w:r>
+        <w:t>Сценарий эксперимента</w:t>
+      </w:r>
+      <w:r>
+        <w:t>:</w:t>
+      </w:r>
+    </w:p>
+    <w:p>
+      <w:pPr>
+        <w:spacing w:after="0" w:line="360" w:lineRule="auto"/>
+        <w:jc w:val="both"/>
+      </w:pPr>
+    </w:p>
+    <w:p>
+      <w:pPr>
+        <w:pStyle w:val="a5"/>
+        <w:numPr>
+          <w:ilvl w:val="0"/>
+          <w:numId w:val="2"/>
+        </w:numPr>
+        <w:spacing w:after="0" w:line="360" w:lineRule="auto"/>
+        <w:jc w:val="both"/>
+        <w:rPr>
+          <w:rStyle w:val="a4"/>
+          <w:rFonts w:ascii="Times New Roman" w:hAnsi="Times New Roman" w:cs="Times New Roman"/>
+          <w:b w:val="0"/>
+          <w:bCs w:val="0"/>
+          <w:sz w:val="48"/>
+          <w:szCs w:val="48"/>
+        </w:rPr>
+      </w:pPr>
+      <w:r>
+        <w:t xml:space="preserve">Полёт квадрокоптера моделируется в виртуальной среде </w:t>
+      </w:r>
+      <w:proofErr w:type="spellStart"/>
+      <w:r>
+        <w:rPr>
+          <w:rStyle w:val="a4"/>
+        </w:rPr>
+        <w:t>AirSim</w:t>
+      </w:r>
+      <w:proofErr w:type="spellEnd"/>
+      <w:r>
+        <w:t xml:space="preserve"> на базе </w:t>
+      </w:r>
+      <w:proofErr w:type="spellStart"/>
+      <w:r>
+        <w:rPr>
+          <w:rStyle w:val="a4"/>
+        </w:rPr>
+        <w:t>Unreal</w:t>
+      </w:r>
+      <w:proofErr w:type="spellEnd"/>
+      <w:r>
+        <w:rPr>
+          <w:rStyle w:val="a4"/>
+        </w:rPr>
+        <w:t xml:space="preserve"> Engine</w:t>
+      </w:r>
+    </w:p>
+    <w:p>
+      <w:pPr>
+        <w:pStyle w:val="a5"/>
+        <w:numPr>
+          <w:ilvl w:val="0"/>
+          <w:numId w:val="2"/>
+        </w:numPr>
+        <w:spacing w:after="0" w:line="360" w:lineRule="auto"/>
+        <w:jc w:val="both"/>
+        <w:rPr>
+          <w:rFonts w:ascii="Times New Roman" w:hAnsi="Times New Roman" w:cs="Times New Roman"/>
+          <w:sz w:val="48"/>
+          <w:szCs w:val="48"/>
+        </w:rPr>
+      </w:pPr>
+      <w:r>
+        <w:t>Полётная сцена содержит заранее заданную карту и набор препятствий</w:t>
+      </w:r>
+    </w:p>
+    <w:p>
+      <w:pPr>
+        <w:pStyle w:val="a5"/>
+        <w:numPr>
+          <w:ilvl w:val="0"/>
+          <w:numId w:val="2"/>
+        </w:numPr>
+        <w:spacing w:after="0" w:line="360" w:lineRule="auto"/>
+        <w:jc w:val="both"/>
+        <w:rPr>
+          <w:rFonts w:ascii="Times New Roman" w:hAnsi="Times New Roman" w:cs="Times New Roman"/>
+          <w:sz w:val="48"/>
+          <w:szCs w:val="48"/>
+        </w:rPr>
+      </w:pPr>
+      <w:r>
+        <w:t>Эксперимент выполняется по заданному сценарию:</w:t>
+      </w:r>
+      <w:r>
+        <w:t xml:space="preserve"> сначала изменение угла крена на 20 градусов, затем изменение угла тангажа на 20 градусов</w:t>
+      </w:r>
+    </w:p>
+    <w:p>
+      <w:pPr>
+        <w:pStyle w:val="a5"/>
+        <w:spacing w:after="0" w:line="360" w:lineRule="auto"/>
+        <w:jc w:val="both"/>
+      </w:pPr>
+    </w:p>
+    <w:p>
+      <w:pPr>
+        <w:pStyle w:val="a5"/>
+        <w:spacing w:after="0" w:line="360" w:lineRule="auto"/>
+        <w:jc w:val="both"/>
+      </w:pPr>
+      <w:r>
+        <w:t>На слайде также представлен условный график изменения ориентации квадрокоптера</w:t>
+      </w:r>
+      <w:r>
+        <w:t xml:space="preserve"> и полетная карта.</w:t>
+      </w:r>
+    </w:p>
+    <w:p>
+      <w:pPr>
+        <w:spacing w:after="0" w:line="360" w:lineRule="auto"/>
+        <w:jc w:val="both"/>
+      </w:pPr>
+    </w:p>
+    <w:p>
+      <w:pPr>
+        <w:spacing w:after="0" w:line="360" w:lineRule="auto"/>
+        <w:jc w:val="both"/>
+      </w:pPr>
+      <w:r>
+        <w:lastRenderedPageBreak/>
+        <w:t xml:space="preserve">14 слайд </w:t>
+      </w:r>
+    </w:p>
+    <w:p>
+      <w:pPr>
+        <w:spacing w:after="0" w:line="360" w:lineRule="auto"/>
+        <w:jc w:val="both"/>
+      </w:pPr>
+    </w:p>
+    <w:p>
+      <w:pPr>
+        <w:spacing w:after="0" w:line="360" w:lineRule="auto"/>
+        <w:ind w:firstLine="709"/>
+        <w:jc w:val="both"/>
+      </w:pPr>
+      <w:r>
+        <w:t>На данном слайде представлены основные результаты, демонстрирующие работу системы управления, полунатурного стенда и системы детекции препятствий.</w:t>
+      </w:r>
+    </w:p>
+    <w:p>
+      <w:pPr>
+        <w:spacing w:after="0" w:line="360" w:lineRule="auto"/>
+        <w:ind w:firstLine="709"/>
+        <w:jc w:val="both"/>
+      </w:pPr>
+    </w:p>
+    <w:p>
+      <w:pPr>
+        <w:spacing w:after="0" w:line="360" w:lineRule="auto"/>
+        <w:ind w:firstLine="709"/>
+        <w:jc w:val="both"/>
+      </w:pPr>
+      <w:r>
+        <w:t>На первом изображении</w:t>
+      </w:r>
+      <w:r>
+        <w:t xml:space="preserve"> можно </w:t>
+      </w:r>
+      <w:r>
+        <w:t xml:space="preserve">видеть отклонение квадрокоптера </w:t>
+      </w:r>
+      <w:r>
+        <w:t xml:space="preserve">по крену </w:t>
+      </w:r>
+      <w:r>
+        <w:t xml:space="preserve">вправо как на полунатурном стенде, так и в виртуальной среде </w:t>
+      </w:r>
+      <w:proofErr w:type="spellStart"/>
+      <w:r>
+        <w:t>AirSim</w:t>
+      </w:r>
+      <w:proofErr w:type="spellEnd"/>
+      <w:r>
+        <w:t>, что подтверждает корректную передачу управляющих воздействий в симулятор.</w:t>
+      </w:r>
+    </w:p>
+    <w:p>
+      <w:pPr>
+        <w:spacing w:after="0" w:line="360" w:lineRule="auto"/>
+        <w:ind w:firstLine="709"/>
+        <w:jc w:val="both"/>
+      </w:pPr>
+    </w:p>
+    <w:p>
+      <w:pPr>
+        <w:spacing w:after="0" w:line="360" w:lineRule="auto"/>
+        <w:ind w:firstLine="709"/>
+        <w:jc w:val="both"/>
+      </w:pPr>
+      <w:r>
+        <w:t>На втором изображении представлен аналогичный этап, связанный с изменением угла тангажа.</w:t>
+      </w:r>
+      <w:r>
         <w:t xml:space="preserve"> </w:t>
       </w:r>
-      <w:proofErr w:type="spellStart"/>
-      <w:r>
-        <w:rPr>
-          <w:rFonts w:ascii="Times New Roman" w:eastAsia="Times New Roman" w:hAnsi="Times New Roman" w:cs="Times New Roman"/>
-          <w:sz w:val="24"/>
-          <w:szCs w:val="24"/>
-          <w:lang w:eastAsia="ru-RU"/>
-        </w:rPr>
-        <w:t>Engine</w:t>
-      </w:r>
-      <w:proofErr w:type="spellEnd"/>
-      <w:r>
-        <w:rPr>
-          <w:rFonts w:ascii="Times New Roman" w:eastAsia="Times New Roman" w:hAnsi="Times New Roman" w:cs="Times New Roman"/>
-          <w:sz w:val="24"/>
-          <w:szCs w:val="24"/>
-          <w:lang w:eastAsia="ru-RU"/>
-        </w:rPr>
-        <w:t>. Одновременно обеспечивается визуализация и формирование обратной связи, которая возвращается на физическую платформу.</w:t>
-      </w:r>
-    </w:p>
-    <w:p>
-      <w:pPr>
-        <w:spacing w:before="100" w:beforeAutospacing="1" w:after="100" w:afterAutospacing="1" w:line="240" w:lineRule="auto"/>
-        <w:ind w:firstLine="709"/>
-        <w:jc w:val="both"/>
-        <w:rPr>
-          <w:rFonts w:ascii="Times New Roman" w:eastAsia="Times New Roman" w:hAnsi="Times New Roman" w:cs="Times New Roman"/>
-          <w:sz w:val="28"/>
-          <w:szCs w:val="24"/>
-          <w:lang w:eastAsia="ru-RU"/>
-        </w:rPr>
-      </w:pPr>
-      <w:bookmarkStart w:id="0" w:name="_GoBack"/>
-      <w:bookmarkEnd w:id="0"/>
-    </w:p>
-    <w:p>
-      <w:pPr>
-        <w:ind w:firstLine="709"/>
-        <w:rPr>
-          <w:rFonts w:ascii="Times New Roman" w:hAnsi="Times New Roman" w:cs="Times New Roman"/>
-        </w:rPr>
-      </w:pPr>
+      <w:r>
+        <w:t>Наблюдается согласованное изменение ориентации квадрокоптера в физической и виртуальной частях системы.</w:t>
+      </w:r>
+    </w:p>
+    <w:p>
+      <w:pPr>
+        <w:spacing w:after="0" w:line="360" w:lineRule="auto"/>
+        <w:ind w:firstLine="709"/>
+        <w:jc w:val="both"/>
+      </w:pPr>
+    </w:p>
+    <w:p>
+      <w:pPr>
+        <w:spacing w:after="0" w:line="360" w:lineRule="auto"/>
+        <w:ind w:firstLine="709"/>
+        <w:jc w:val="both"/>
+      </w:pPr>
+      <w:r>
+        <w:t>Третье изображение демонстрирует работу системы детекции препятствий.</w:t>
+      </w:r>
+      <w:r>
+        <w:t xml:space="preserve"> </w:t>
+      </w:r>
+      <w:r>
+        <w:t>В процессе выполнения полётного сценария система корректно обнаруживает объекты окружающей среды, заданные в виртуальной сцене.</w:t>
+      </w:r>
+    </w:p>
+    <w:p>
+      <w:pPr>
+        <w:spacing w:after="0" w:line="360" w:lineRule="auto"/>
+        <w:ind w:firstLine="709"/>
+        <w:jc w:val="both"/>
+      </w:pPr>
+    </w:p>
+    <w:p>
+      <w:pPr>
+        <w:spacing w:after="0" w:line="360" w:lineRule="auto"/>
+        <w:ind w:firstLine="709"/>
+        <w:jc w:val="both"/>
+      </w:pPr>
+      <w:r>
+        <w:t>На четвёртом изображении представлен график реальных изменений углов крена и тангажа во времени.</w:t>
+      </w:r>
+      <w:r>
+        <w:t xml:space="preserve"> </w:t>
+      </w:r>
+      <w:r>
+        <w:t>График показывает отклик системы управления на заданные воздействия, включая переходные процессы и особенности динамики</w:t>
+      </w:r>
+      <w:r>
+        <w:t>.</w:t>
+      </w:r>
+    </w:p>
+    <w:p>
+      <w:pPr>
+        <w:spacing w:after="0" w:line="360" w:lineRule="auto"/>
+        <w:jc w:val="both"/>
+      </w:pPr>
+    </w:p>
+    <w:p>
+      <w:pPr>
+        <w:spacing w:after="0" w:line="360" w:lineRule="auto"/>
+        <w:jc w:val="both"/>
+      </w:pPr>
+      <w:r>
+        <w:t xml:space="preserve">15 слайд </w:t>
+      </w:r>
+    </w:p>
+    <w:p>
+      <w:pPr>
+        <w:spacing w:after="0" w:line="360" w:lineRule="auto"/>
+        <w:jc w:val="both"/>
+      </w:pPr>
+      <w:r>
+        <w:t>Видео</w:t>
+      </w:r>
+    </w:p>
+    <w:p>
+      <w:pPr>
+        <w:spacing w:after="0" w:line="360" w:lineRule="auto"/>
+        <w:jc w:val="both"/>
+      </w:pPr>
+    </w:p>
+    <w:p>
+      <w:pPr>
+        <w:spacing w:after="0" w:line="360" w:lineRule="auto"/>
+        <w:jc w:val="both"/>
+      </w:pPr>
+      <w:r>
+        <w:t xml:space="preserve">16 слайд </w:t>
+      </w:r>
+    </w:p>
+    <w:p>
+      <w:pPr>
+        <w:spacing w:after="0" w:line="360" w:lineRule="auto"/>
+        <w:jc w:val="both"/>
+      </w:pPr>
+      <w:r>
+        <w:t>Спасибо за внимание</w:t>
+      </w:r>
     </w:p>
     <w:sectPr>
       <w:pgSz w:w="11906" w:h="16838"/>
@@ -1110,8 +2405,98 @@
 </file>
 
 <file path=word/numbering.xml><?xml version="1.0" encoding="utf-8"?>
-<w:numbering xmlns:wpc="http://schemas.microsoft.com/office/word/2010/wordprocessingCanvas" xmlns:mc="http://schemas.openxmlformats.org/markup-compatibility/2006" xmlns:o="urn:schemas-microsoft-com:office:office" xmlns:r="http://schemas.openxmlformats.org/officeDocument/2006/relationships" xmlns:m="http://schemas.openxmlformats.org/officeDocument/2006/math" xmlns:v="urn:schemas-microsoft-com:vml" xmlns:wp14="http://schemas.microsoft.com/office/word/2010/wordprocessingDrawing" xmlns:wp="http://schemas.openxmlformats.org/drawingml/2006/wordprocessingDrawing" xmlns:w10="urn:schemas-microsoft-com:office:word" xmlns:w="http://schemas.openxmlformats.org/wordprocessingml/2006/main" xmlns:w14="http://schemas.microsoft.com/office/word/2010/wordml" xmlns:wpg="http://schemas.microsoft.com/office/word/2010/wordprocessingGroup" xmlns:wpi="http://schemas.microsoft.com/office/word/2010/wordprocessingInk" xmlns:wne="http://schemas.microsoft.com/office/word/2006/wordml" xmlns:wps="http://schemas.microsoft.com/office/word/2010/wordprocessingShape" mc:Ignorable="w14 wp14">
-  <w:abstractNum w:abstractNumId="0">
+<w:numbering xmlns:wpc="http://schemas.microsoft.com/office/word/2010/wordprocessingCanvas" xmlns:cx="http://schemas.microsoft.com/office/drawing/2014/chartex" xmlns:cx1="http://schemas.microsoft.com/office/drawing/2015/9/8/chartex" xmlns:cx2="http://schemas.microsoft.com/office/drawing/2015/10/21/chartex" xmlns:cx3="http://schemas.microsoft.com/office/drawing/2016/5/9/chartex" xmlns:cx4="http://schemas.microsoft.com/office/drawing/2016/5/10/chartex" xmlns:cx5="http://schemas.microsoft.com/office/drawing/2016/5/11/chartex" xmlns:cx6="http://schemas.microsoft.com/office/drawing/2016/5/12/chartex" xmlns:cx7="http://schemas.microsoft.com/office/drawing/2016/5/13/chartex" xmlns:cx8="http://schemas.microsoft.com/office/drawing/2016/5/14/chartex" xmlns:mc="http://schemas.openxmlformats.org/markup-compatibility/2006" xmlns:aink="http://schemas.microsoft.com/office/drawing/2016/ink" xmlns:am3d="http://schemas.microsoft.com/office/drawing/2017/model3d" xmlns:o="urn:schemas-microsoft-com:office:office" xmlns:r="http://schemas.openxmlformats.org/officeDocument/2006/relationships" xmlns:m="http://schemas.openxmlformats.org/officeDocument/2006/math" xmlns:v="urn:schemas-microsoft-com:vml" xmlns:wp14="http://schemas.microsoft.com/office/word/2010/wordprocessingDrawing" xmlns:wp="http://schemas.openxmlformats.org/drawingml/2006/wordprocessingDrawing" xmlns:w10="urn:schemas-microsoft-com:office:word" xmlns:w="http://schemas.openxmlformats.org/wordprocessingml/2006/main" xmlns:w14="http://schemas.microsoft.com/office/word/2010/wordml" xmlns:w15="http://schemas.microsoft.com/office/word/2012/wordml" xmlns:w16cex="http://schemas.microsoft.com/office/word/2018/wordml/cex" xmlns:w16cid="http://schemas.microsoft.com/office/word/2016/wordml/cid" xmlns:w16="http://schemas.microsoft.com/office/word/2018/wordml" xmlns:w16sdtdh="http://schemas.microsoft.com/office/word/2020/wordml/sdtdatahash" xmlns:w16se="http://schemas.microsoft.com/office/word/2015/wordml/symex" xmlns:wpg="http://schemas.microsoft.com/office/word/2010/wordprocessingGroup" xmlns:wpi="http://schemas.microsoft.com/office/word/2010/wordprocessingInk" xmlns:wne="http://schemas.microsoft.com/office/word/2006/wordml" xmlns:wps="http://schemas.microsoft.com/office/word/2010/wordprocessingShape" mc:Ignorable="w14 w15 w16se w16cid w16 w16cex w16sdtdh wp14">
+  <w:abstractNum w:abstractNumId="0" w15:restartNumberingAfterBreak="0">
+    <w:nsid w:val="4E0D1F03"/>
+    <w:multiLevelType w:val="hybridMultilevel"/>
+    <w:tmpl w:val="DEB0C8E4"/>
+    <w:lvl w:ilvl="0" w:tplc="F66AF7E6">
+      <w:start w:val="1"/>
+      <w:numFmt w:val="decimal"/>
+      <w:lvlText w:val="%1."/>
+      <w:lvlJc w:val="left"/>
+      <w:pPr>
+        <w:ind w:left="720" w:hanging="360"/>
+      </w:pPr>
+      <w:rPr>
+        <w:rFonts w:asciiTheme="minorHAnsi" w:hAnsiTheme="minorHAnsi" w:cstheme="minorBidi" w:hint="default"/>
+        <w:sz w:val="22"/>
+      </w:rPr>
+    </w:lvl>
+    <w:lvl w:ilvl="1" w:tplc="04190019" w:tentative="1">
+      <w:start w:val="1"/>
+      <w:numFmt w:val="lowerLetter"/>
+      <w:lvlText w:val="%2."/>
+      <w:lvlJc w:val="left"/>
+      <w:pPr>
+        <w:ind w:left="1440" w:hanging="360"/>
+      </w:pPr>
+    </w:lvl>
+    <w:lvl w:ilvl="2" w:tplc="0419001B" w:tentative="1">
+      <w:start w:val="1"/>
+      <w:numFmt w:val="lowerRoman"/>
+      <w:lvlText w:val="%3."/>
+      <w:lvlJc w:val="right"/>
+      <w:pPr>
+        <w:ind w:left="2160" w:hanging="180"/>
+      </w:pPr>
+    </w:lvl>
+    <w:lvl w:ilvl="3" w:tplc="0419000F" w:tentative="1">
+      <w:start w:val="1"/>
+      <w:numFmt w:val="decimal"/>
+      <w:lvlText w:val="%4."/>
+      <w:lvlJc w:val="left"/>
+      <w:pPr>
+        <w:ind w:left="2880" w:hanging="360"/>
+      </w:pPr>
+    </w:lvl>
+    <w:lvl w:ilvl="4" w:tplc="04190019" w:tentative="1">
+      <w:start w:val="1"/>
+      <w:numFmt w:val="lowerLetter"/>
+      <w:lvlText w:val="%5."/>
+      <w:lvlJc w:val="left"/>
+      <w:pPr>
+        <w:ind w:left="3600" w:hanging="360"/>
+      </w:pPr>
+    </w:lvl>
+    <w:lvl w:ilvl="5" w:tplc="0419001B" w:tentative="1">
+      <w:start w:val="1"/>
+      <w:numFmt w:val="lowerRoman"/>
+      <w:lvlText w:val="%6."/>
+      <w:lvlJc w:val="right"/>
+      <w:pPr>
+        <w:ind w:left="4320" w:hanging="180"/>
+      </w:pPr>
+    </w:lvl>
+    <w:lvl w:ilvl="6" w:tplc="0419000F" w:tentative="1">
+      <w:start w:val="1"/>
+      <w:numFmt w:val="decimal"/>
+      <w:lvlText w:val="%7."/>
+      <w:lvlJc w:val="left"/>
+      <w:pPr>
+        <w:ind w:left="5040" w:hanging="360"/>
+      </w:pPr>
+    </w:lvl>
+    <w:lvl w:ilvl="7" w:tplc="04190019" w:tentative="1">
+      <w:start w:val="1"/>
+      <w:numFmt w:val="lowerLetter"/>
+      <w:lvlText w:val="%8."/>
+      <w:lvlJc w:val="left"/>
+      <w:pPr>
+        <w:ind w:left="5760" w:hanging="360"/>
+      </w:pPr>
+    </w:lvl>
+    <w:lvl w:ilvl="8" w:tplc="0419001B" w:tentative="1">
+      <w:start w:val="1"/>
+      <w:numFmt w:val="lowerRoman"/>
+      <w:lvlText w:val="%9."/>
+      <w:lvlJc w:val="right"/>
+      <w:pPr>
+        <w:ind w:left="6480" w:hanging="180"/>
+      </w:pPr>
+    </w:lvl>
+  </w:abstractNum>
+  <w:abstractNum w:abstractNumId="1" w15:restartNumberingAfterBreak="0">
     <w:nsid w:val="5EE543C7"/>
     <w:multiLevelType w:val="multilevel"/>
     <w:tmpl w:val="CAA0FE3A"/>
@@ -1225,13 +2610,16 @@
     </w:lvl>
   </w:abstractNum>
   <w:num w:numId="1">
+    <w:abstractNumId w:val="1"/>
+  </w:num>
+  <w:num w:numId="2">
     <w:abstractNumId w:val="0"/>
   </w:num>
 </w:numbering>
 </file>
 
 <file path=word/styles.xml><?xml version="1.0" encoding="utf-8"?>
-<w:styles xmlns:mc="http://schemas.openxmlformats.org/markup-compatibility/2006" xmlns:r="http://schemas.openxmlformats.org/officeDocument/2006/relationships" xmlns:w="http://schemas.openxmlformats.org/wordprocessingml/2006/main" xmlns:w14="http://schemas.microsoft.com/office/word/2010/wordml" mc:Ignorable="w14">
+<w:styles xmlns:mc="http://schemas.openxmlformats.org/markup-compatibility/2006" xmlns:r="http://schemas.openxmlformats.org/officeDocument/2006/relationships" xmlns:w="http://schemas.openxmlformats.org/wordprocessingml/2006/main" xmlns:w14="http://schemas.microsoft.com/office/word/2010/wordml" xmlns:w15="http://schemas.microsoft.com/office/word/2012/wordml" xmlns:w16cex="http://schemas.microsoft.com/office/word/2018/wordml/cex" xmlns:w16cid="http://schemas.microsoft.com/office/word/2016/wordml/cid" xmlns:w16="http://schemas.microsoft.com/office/word/2018/wordml" xmlns:w16sdtdh="http://schemas.microsoft.com/office/word/2020/wordml/sdtdatahash" xmlns:w16se="http://schemas.microsoft.com/office/word/2015/wordml/symex" mc:Ignorable="w14 w15 w16se w16cid w16 w16cex w16sdtdh">
   <w:docDefaults>
     <w:rPrDefault>
       <w:rPr>
@@ -1247,144 +2635,383 @@
       </w:pPr>
     </w:pPrDefault>
   </w:docDefaults>
-  <w:latentStyles w:defLockedState="0" w:defUIPriority="99" w:defSemiHidden="1" w:defUnhideWhenUsed="1" w:defQFormat="0" w:count="267">
-    <w:lsdException w:name="Normal" w:semiHidden="0" w:uiPriority="0" w:unhideWhenUsed="0" w:qFormat="1"/>
-    <w:lsdException w:name="heading 1" w:semiHidden="0" w:uiPriority="9" w:unhideWhenUsed="0" w:qFormat="1"/>
-    <w:lsdException w:name="heading 2" w:uiPriority="9" w:qFormat="1"/>
-    <w:lsdException w:name="heading 3" w:uiPriority="9" w:qFormat="1"/>
-    <w:lsdException w:name="heading 4" w:uiPriority="9" w:qFormat="1"/>
-    <w:lsdException w:name="heading 5" w:uiPriority="9" w:qFormat="1"/>
-    <w:lsdException w:name="heading 6" w:uiPriority="9" w:qFormat="1"/>
-    <w:lsdException w:name="heading 7" w:uiPriority="9" w:qFormat="1"/>
-    <w:lsdException w:name="heading 8" w:uiPriority="9" w:qFormat="1"/>
-    <w:lsdException w:name="heading 9" w:uiPriority="9" w:qFormat="1"/>
-    <w:lsdException w:name="toc 1" w:uiPriority="39"/>
-    <w:lsdException w:name="toc 2" w:uiPriority="39"/>
-    <w:lsdException w:name="toc 3" w:uiPriority="39"/>
-    <w:lsdException w:name="toc 4" w:uiPriority="39"/>
-    <w:lsdException w:name="toc 5" w:uiPriority="39"/>
-    <w:lsdException w:name="toc 6" w:uiPriority="39"/>
-    <w:lsdException w:name="toc 7" w:uiPriority="39"/>
-    <w:lsdException w:name="toc 8" w:uiPriority="39"/>
-    <w:lsdException w:name="toc 9" w:uiPriority="39"/>
-    <w:lsdException w:name="caption" w:uiPriority="35" w:qFormat="1"/>
-    <w:lsdException w:name="Title" w:semiHidden="0" w:uiPriority="10" w:unhideWhenUsed="0" w:qFormat="1"/>
-    <w:lsdException w:name="Default Paragraph Font" w:uiPriority="1"/>
-    <w:lsdException w:name="Subtitle" w:semiHidden="0" w:uiPriority="11" w:unhideWhenUsed="0" w:qFormat="1"/>
-    <w:lsdException w:name="Strong" w:semiHidden="0" w:uiPriority="22" w:unhideWhenUsed="0" w:qFormat="1"/>
-    <w:lsdException w:name="Emphasis" w:semiHidden="0" w:uiPriority="20" w:unhideWhenUsed="0" w:qFormat="1"/>
-    <w:lsdException w:name="Table Grid" w:semiHidden="0" w:uiPriority="59" w:unhideWhenUsed="0"/>
-    <w:lsdException w:name="Placeholder Text" w:unhideWhenUsed="0"/>
-    <w:lsdException w:name="No Spacing" w:semiHidden="0" w:uiPriority="1" w:unhideWhenUsed="0" w:qFormat="1"/>
-    <w:lsdException w:name="Light Shading" w:semiHidden="0" w:uiPriority="60" w:unhideWhenUsed="0"/>
-    <w:lsdException w:name="Light List" w:semiHidden="0" w:uiPriority="61" w:unhideWhenUsed="0"/>
-    <w:lsdException w:name="Light Grid" w:semiHidden="0" w:uiPriority="62" w:unhideWhenUsed="0"/>
-    <w:lsdException w:name="Medium Shading 1" w:semiHidden="0" w:uiPriority="63" w:unhideWhenUsed="0"/>
-    <w:lsdException w:name="Medium Shading 2" w:semiHidden="0" w:uiPriority="64" w:unhideWhenUsed="0"/>
-    <w:lsdException w:name="Medium List 1" w:semiHidden="0" w:uiPriority="65" w:unhideWhenUsed="0"/>
-    <w:lsdException w:name="Medium List 2" w:semiHidden="0" w:uiPriority="66" w:unhideWhenUsed="0"/>
-    <w:lsdException w:name="Medium Grid 1" w:semiHidden="0" w:uiPriority="67" w:unhideWhenUsed="0"/>
-    <w:lsdException w:name="Medium Grid 2" w:semiHidden="0" w:uiPriority="68" w:unhideWhenUsed="0"/>
-    <w:lsdException w:name="Medium Grid 3" w:semiHidden="0" w:uiPriority="69" w:unhideWhenUsed="0"/>
-    <w:lsdException w:name="Dark List" w:semiHidden="0" w:uiPriority="70" w:unhideWhenUsed="0"/>
-    <w:lsdException w:name="Colorful Shading" w:semiHidden="0" w:uiPriority="71" w:unhideWhenUsed="0"/>
-    <w:lsdException w:name="Colorful List" w:semiHidden="0" w:uiPriority="72" w:unhideWhenUsed="0"/>
-    <w:lsdException w:name="Colorful Grid" w:semiHidden="0" w:uiPriority="73" w:unhideWhenUsed="0"/>
-    <w:lsdException w:name="Light Shading Accent 1" w:semiHidden="0" w:uiPriority="60" w:unhideWhenUsed="0"/>
-    <w:lsdException w:name="Light List Accent 1" w:semiHidden="0" w:uiPriority="61" w:unhideWhenUsed="0"/>
-    <w:lsdException w:name="Light Grid Accent 1" w:semiHidden="0" w:uiPriority="62" w:unhideWhenUsed="0"/>
-    <w:lsdException w:name="Medium Shading 1 Accent 1" w:semiHidden="0" w:uiPriority="63" w:unhideWhenUsed="0"/>
-    <w:lsdException w:name="Medium Shading 2 Accent 1" w:semiHidden="0" w:uiPriority="64" w:unhideWhenUsed="0"/>
-    <w:lsdException w:name="Medium List 1 Accent 1" w:semiHidden="0" w:uiPriority="65" w:unhideWhenUsed="0"/>
-    <w:lsdException w:name="Revision" w:unhideWhenUsed="0"/>
-    <w:lsdException w:name="List Paragraph" w:semiHidden="0" w:uiPriority="34" w:unhideWhenUsed="0" w:qFormat="1"/>
-    <w:lsdException w:name="Quote" w:semiHidden="0" w:uiPriority="29" w:unhideWhenUsed="0" w:qFormat="1"/>
-    <w:lsdException w:name="Intense Quote" w:semiHidden="0" w:uiPriority="30" w:unhideWhenUsed="0" w:qFormat="1"/>
-    <w:lsdException w:name="Medium List 2 Accent 1" w:semiHidden="0" w:uiPriority="66" w:unhideWhenUsed="0"/>
-    <w:lsdException w:name="Medium Grid 1 Accent 1" w:semiHidden="0" w:uiPriority="67" w:unhideWhenUsed="0"/>
-    <w:lsdException w:name="Medium Grid 2 Accent 1" w:semiHidden="0" w:uiPriority="68" w:unhideWhenUsed="0"/>
-    <w:lsdException w:name="Medium Grid 3 Accent 1" w:semiHidden="0" w:uiPriority="69" w:unhideWhenUsed="0"/>
-    <w:lsdException w:name="Dark List Accent 1" w:semiHidden="0" w:uiPriority="70" w:unhideWhenUsed="0"/>
-    <w:lsdException w:name="Colorful Shading Accent 1" w:semiHidden="0" w:uiPriority="71" w:unhideWhenUsed="0"/>
-    <w:lsdException w:name="Colorful List Accent 1" w:semiHidden="0" w:uiPriority="72" w:unhideWhenUsed="0"/>
-    <w:lsdException w:name="Colorful Grid Accent 1" w:semiHidden="0" w:uiPriority="73" w:unhideWhenUsed="0"/>
-    <w:lsdException w:name="Light Shading Accent 2" w:semiHidden="0" w:uiPriority="60" w:unhideWhenUsed="0"/>
-    <w:lsdException w:name="Light List Accent 2" w:semiHidden="0" w:uiPriority="61" w:unhideWhenUsed="0"/>
-    <w:lsdException w:name="Light Grid Accent 2" w:semiHidden="0" w:uiPriority="62" w:unhideWhenUsed="0"/>
-    <w:lsdException w:name="Medium Shading 1 Accent 2" w:semiHidden="0" w:uiPriority="63" w:unhideWhenUsed="0"/>
-    <w:lsdException w:name="Medium Shading 2 Accent 2" w:semiHidden="0" w:uiPriority="64" w:unhideWhenUsed="0"/>
-    <w:lsdException w:name="Medium List 1 Accent 2" w:semiHidden="0" w:uiPriority="65" w:unhideWhenUsed="0"/>
-    <w:lsdException w:name="Medium List 2 Accent 2" w:semiHidden="0" w:uiPriority="66" w:unhideWhenUsed="0"/>
-    <w:lsdException w:name="Medium Grid 1 Accent 2" w:semiHidden="0" w:uiPriority="67" w:unhideWhenUsed="0"/>
-    <w:lsdException w:name="Medium Grid 2 Accent 2" w:semiHidden="0" w:uiPriority="68" w:unhideWhenUsed="0"/>
-    <w:lsdException w:name="Medium Grid 3 Accent 2" w:semiHidden="0" w:uiPriority="69" w:unhideWhenUsed="0"/>
-    <w:lsdException w:name="Dark List Accent 2" w:semiHidden="0" w:uiPriority="70" w:unhideWhenUsed="0"/>
-    <w:lsdException w:name="Colorful Shading Accent 2" w:semiHidden="0" w:uiPriority="71" w:unhideWhenUsed="0"/>
-    <w:lsdException w:name="Colorful List Accent 2" w:semiHidden="0" w:uiPriority="72" w:unhideWhenUsed="0"/>
-    <w:lsdException w:name="Colorful Grid Accent 2" w:semiHidden="0" w:uiPriority="73" w:unhideWhenUsed="0"/>
-    <w:lsdException w:name="Light Shading Accent 3" w:semiHidden="0" w:uiPriority="60" w:unhideWhenUsed="0"/>
-    <w:lsdException w:name="Light List Accent 3" w:semiHidden="0" w:uiPriority="61" w:unhideWhenUsed="0"/>
-    <w:lsdException w:name="Light Grid Accent 3" w:semiHidden="0" w:uiPriority="62" w:unhideWhenUsed="0"/>
-    <w:lsdException w:name="Medium Shading 1 Accent 3" w:semiHidden="0" w:uiPriority="63" w:unhideWhenUsed="0"/>
-    <w:lsdException w:name="Medium Shading 2 Accent 3" w:semiHidden="0" w:uiPriority="64" w:unhideWhenUsed="0"/>
-    <w:lsdException w:name="Medium List 1 Accent 3" w:semiHidden="0" w:uiPriority="65" w:unhideWhenUsed="0"/>
-    <w:lsdException w:name="Medium List 2 Accent 3" w:semiHidden="0" w:uiPriority="66" w:unhideWhenUsed="0"/>
-    <w:lsdException w:name="Medium Grid 1 Accent 3" w:semiHidden="0" w:uiPriority="67" w:unhideWhenUsed="0"/>
-    <w:lsdException w:name="Medium Grid 2 Accent 3" w:semiHidden="0" w:uiPriority="68" w:unhideWhenUsed="0"/>
-    <w:lsdException w:name="Medium Grid 3 Accent 3" w:semiHidden="0" w:uiPriority="69" w:unhideWhenUsed="0"/>
-    <w:lsdException w:name="Dark List Accent 3" w:semiHidden="0" w:uiPriority="70" w:unhideWhenUsed="0"/>
-    <w:lsdException w:name="Colorful Shading Accent 3" w:semiHidden="0" w:uiPriority="71" w:unhideWhenUsed="0"/>
-    <w:lsdException w:name="Colorful List Accent 3" w:semiHidden="0" w:uiPriority="72" w:unhideWhenUsed="0"/>
-    <w:lsdException w:name="Colorful Grid Accent 3" w:semiHidden="0" w:uiPriority="73" w:unhideWhenUsed="0"/>
-    <w:lsdException w:name="Light Shading Accent 4" w:semiHidden="0" w:uiPriority="60" w:unhideWhenUsed="0"/>
-    <w:lsdException w:name="Light List Accent 4" w:semiHidden="0" w:uiPriority="61" w:unhideWhenUsed="0"/>
-    <w:lsdException w:name="Light Grid Accent 4" w:semiHidden="0" w:uiPriority="62" w:unhideWhenUsed="0"/>
-    <w:lsdException w:name="Medium Shading 1 Accent 4" w:semiHidden="0" w:uiPriority="63" w:unhideWhenUsed="0"/>
-    <w:lsdException w:name="Medium Shading 2 Accent 4" w:semiHidden="0" w:uiPriority="64" w:unhideWhenUsed="0"/>
-    <w:lsdException w:name="Medium List 1 Accent 4" w:semiHidden="0" w:uiPriority="65" w:unhideWhenUsed="0"/>
-    <w:lsdException w:name="Medium List 2 Accent 4" w:semiHidden="0" w:uiPriority="66" w:unhideWhenUsed="0"/>
-    <w:lsdException w:name="Medium Grid 1 Accent 4" w:semiHidden="0" w:uiPriority="67" w:unhideWhenUsed="0"/>
-    <w:lsdException w:name="Medium Grid 2 Accent 4" w:semiHidden="0" w:uiPriority="68" w:unhideWhenUsed="0"/>
-    <w:lsdException w:name="Medium Grid 3 Accent 4" w:semiHidden="0" w:uiPriority="69" w:unhideWhenUsed="0"/>
-    <w:lsdException w:name="Dark List Accent 4" w:semiHidden="0" w:uiPriority="70" w:unhideWhenUsed="0"/>
-    <w:lsdException w:name="Colorful Shading Accent 4" w:semiHidden="0" w:uiPriority="71" w:unhideWhenUsed="0"/>
-    <w:lsdException w:name="Colorful List Accent 4" w:semiHidden="0" w:uiPriority="72" w:unhideWhenUsed="0"/>
-    <w:lsdException w:name="Colorful Grid Accent 4" w:semiHidden="0" w:uiPriority="73" w:unhideWhenUsed="0"/>
-    <w:lsdException w:name="Light Shading Accent 5" w:semiHidden="0" w:uiPriority="60" w:unhideWhenUsed="0"/>
-    <w:lsdException w:name="Light List Accent 5" w:semiHidden="0" w:uiPriority="61" w:unhideWhenUsed="0"/>
-    <w:lsdException w:name="Light Grid Accent 5" w:semiHidden="0" w:uiPriority="62" w:unhideWhenUsed="0"/>
-    <w:lsdException w:name="Medium Shading 1 Accent 5" w:semiHidden="0" w:uiPriority="63" w:unhideWhenUsed="0"/>
-    <w:lsdException w:name="Medium Shading 2 Accent 5" w:semiHidden="0" w:uiPriority="64" w:unhideWhenUsed="0"/>
-    <w:lsdException w:name="Medium List 1 Accent 5" w:semiHidden="0" w:uiPriority="65" w:unhideWhenUsed="0"/>
-    <w:lsdException w:name="Medium List 2 Accent 5" w:semiHidden="0" w:uiPriority="66" w:unhideWhenUsed="0"/>
-    <w:lsdException w:name="Medium Grid 1 Accent 5" w:semiHidden="0" w:uiPriority="67" w:unhideWhenUsed="0"/>
-    <w:lsdException w:name="Medium Grid 2 Accent 5" w:semiHidden="0" w:uiPriority="68" w:unhideWhenUsed="0"/>
-    <w:lsdException w:name="Medium Grid 3 Accent 5" w:semiHidden="0" w:uiPriority="69" w:unhideWhenUsed="0"/>
-    <w:lsdException w:name="Dark List Accent 5" w:semiHidden="0" w:uiPriority="70" w:unhideWhenUsed="0"/>
-    <w:lsdException w:name="Colorful Shading Accent 5" w:semiHidden="0" w:uiPriority="71" w:unhideWhenUsed="0"/>
-    <w:lsdException w:name="Colorful List Accent 5" w:semiHidden="0" w:uiPriority="72" w:unhideWhenUsed="0"/>
-    <w:lsdException w:name="Colorful Grid Accent 5" w:semiHidden="0" w:uiPriority="73" w:unhideWhenUsed="0"/>
-    <w:lsdException w:name="Light Shading Accent 6" w:semiHidden="0" w:uiPriority="60" w:unhideWhenUsed="0"/>
-    <w:lsdException w:name="Light List Accent 6" w:semiHidden="0" w:uiPriority="61" w:unhideWhenUsed="0"/>
-    <w:lsdException w:name="Light Grid Accent 6" w:semiHidden="0" w:uiPriority="62" w:unhideWhenUsed="0"/>
-    <w:lsdException w:name="Medium Shading 1 Accent 6" w:semiHidden="0" w:uiPriority="63" w:unhideWhenUsed="0"/>
-    <w:lsdException w:name="Medium Shading 2 Accent 6" w:semiHidden="0" w:uiPriority="64" w:unhideWhenUsed="0"/>
-    <w:lsdException w:name="Medium List 1 Accent 6" w:semiHidden="0" w:uiPriority="65" w:unhideWhenUsed="0"/>
-    <w:lsdException w:name="Medium List 2 Accent 6" w:semiHidden="0" w:uiPriority="66" w:unhideWhenUsed="0"/>
-    <w:lsdException w:name="Medium Grid 1 Accent 6" w:semiHidden="0" w:uiPriority="67" w:unhideWhenUsed="0"/>
-    <w:lsdException w:name="Medium Grid 2 Accent 6" w:semiHidden="0" w:uiPriority="68" w:unhideWhenUsed="0"/>
-    <w:lsdException w:name="Medium Grid 3 Accent 6" w:semiHidden="0" w:uiPriority="69" w:unhideWhenUsed="0"/>
-    <w:lsdException w:name="Dark List Accent 6" w:semiHidden="0" w:uiPriority="70" w:unhideWhenUsed="0"/>
-    <w:lsdException w:name="Colorful Shading Accent 6" w:semiHidden="0" w:uiPriority="71" w:unhideWhenUsed="0"/>
-    <w:lsdException w:name="Colorful List Accent 6" w:semiHidden="0" w:uiPriority="72" w:unhideWhenUsed="0"/>
-    <w:lsdException w:name="Colorful Grid Accent 6" w:semiHidden="0" w:uiPriority="73" w:unhideWhenUsed="0"/>
-    <w:lsdException w:name="Subtle Emphasis" w:semiHidden="0" w:uiPriority="19" w:unhideWhenUsed="0" w:qFormat="1"/>
-    <w:lsdException w:name="Intense Emphasis" w:semiHidden="0" w:uiPriority="21" w:unhideWhenUsed="0" w:qFormat="1"/>
-    <w:lsdException w:name="Subtle Reference" w:semiHidden="0" w:uiPriority="31" w:unhideWhenUsed="0" w:qFormat="1"/>
-    <w:lsdException w:name="Intense Reference" w:semiHidden="0" w:uiPriority="32" w:unhideWhenUsed="0" w:qFormat="1"/>
-    <w:lsdException w:name="Book Title" w:semiHidden="0" w:uiPriority="33" w:unhideWhenUsed="0" w:qFormat="1"/>
-    <w:lsdException w:name="Bibliography" w:uiPriority="37"/>
-    <w:lsdException w:name="TOC Heading" w:uiPriority="39" w:qFormat="1"/>
+  <w:latentStyles w:defLockedState="0" w:defUIPriority="99" w:defSemiHidden="0" w:defUnhideWhenUsed="0" w:defQFormat="0" w:count="376">
+    <w:lsdException w:name="Normal" w:uiPriority="0" w:qFormat="1"/>
+    <w:lsdException w:name="heading 1" w:uiPriority="9" w:qFormat="1"/>
+    <w:lsdException w:name="heading 2" w:semiHidden="1" w:uiPriority="9" w:unhideWhenUsed="1" w:qFormat="1"/>
+    <w:lsdException w:name="heading 3" w:semiHidden="1" w:uiPriority="9" w:unhideWhenUsed="1" w:qFormat="1"/>
+    <w:lsdException w:name="heading 4" w:semiHidden="1" w:uiPriority="9" w:unhideWhenUsed="1" w:qFormat="1"/>
+    <w:lsdException w:name="heading 5" w:semiHidden="1" w:uiPriority="9" w:unhideWhenUsed="1" w:qFormat="1"/>
+    <w:lsdException w:name="heading 6" w:semiHidden="1" w:uiPriority="9" w:unhideWhenUsed="1" w:qFormat="1"/>
+    <w:lsdException w:name="heading 7" w:semiHidden="1" w:uiPriority="9" w:unhideWhenUsed="1" w:qFormat="1"/>
+    <w:lsdException w:name="heading 8" w:semiHidden="1" w:uiPriority="9" w:unhideWhenUsed="1" w:qFormat="1"/>
+    <w:lsdException w:name="heading 9" w:semiHidden="1" w:uiPriority="9" w:unhideWhenUsed="1" w:qFormat="1"/>
+    <w:lsdException w:name="index 1" w:semiHidden="1" w:unhideWhenUsed="1"/>
+    <w:lsdException w:name="index 2" w:semiHidden="1" w:unhideWhenUsed="1"/>
+    <w:lsdException w:name="index 3" w:semiHidden="1" w:unhideWhenUsed="1"/>
+    <w:lsdException w:name="index 4" w:semiHidden="1" w:unhideWhenUsed="1"/>
+    <w:lsdException w:name="index 5" w:semiHidden="1" w:unhideWhenUsed="1"/>
+    <w:lsdException w:name="index 6" w:semiHidden="1" w:unhideWhenUsed="1"/>
+    <w:lsdException w:name="index 7" w:semiHidden="1" w:unhideWhenUsed="1"/>
+    <w:lsdException w:name="index 8" w:semiHidden="1" w:unhideWhenUsed="1"/>
+    <w:lsdException w:name="index 9" w:semiHidden="1" w:unhideWhenUsed="1"/>
+    <w:lsdException w:name="toc 1" w:semiHidden="1" w:uiPriority="39" w:unhideWhenUsed="1"/>
+    <w:lsdException w:name="toc 2" w:semiHidden="1" w:uiPriority="39" w:unhideWhenUsed="1"/>
+    <w:lsdException w:name="toc 3" w:semiHidden="1" w:uiPriority="39" w:unhideWhenUsed="1"/>
+    <w:lsdException w:name="toc 4" w:semiHidden="1" w:uiPriority="39" w:unhideWhenUsed="1"/>
+    <w:lsdException w:name="toc 5" w:semiHidden="1" w:uiPriority="39" w:unhideWhenUsed="1"/>
+    <w:lsdException w:name="toc 6" w:semiHidden="1" w:uiPriority="39" w:unhideWhenUsed="1"/>
+    <w:lsdException w:name="toc 7" w:semiHidden="1" w:uiPriority="39" w:unhideWhenUsed="1"/>
+    <w:lsdException w:name="toc 8" w:semiHidden="1" w:uiPriority="39" w:unhideWhenUsed="1"/>
+    <w:lsdException w:name="toc 9" w:semiHidden="1" w:uiPriority="39" w:unhideWhenUsed="1"/>
+    <w:lsdException w:name="Normal Indent" w:semiHidden="1" w:unhideWhenUsed="1"/>
+    <w:lsdException w:name="footnote text" w:semiHidden="1" w:unhideWhenUsed="1"/>
+    <w:lsdException w:name="annotation text" w:semiHidden="1" w:unhideWhenUsed="1"/>
+    <w:lsdException w:name="header" w:semiHidden="1" w:unhideWhenUsed="1"/>
+    <w:lsdException w:name="footer" w:semiHidden="1" w:unhideWhenUsed="1"/>
+    <w:lsdException w:name="index heading" w:semiHidden="1" w:unhideWhenUsed="1"/>
+    <w:lsdException w:name="caption" w:semiHidden="1" w:uiPriority="35" w:unhideWhenUsed="1" w:qFormat="1"/>
+    <w:lsdException w:name="table of figures" w:semiHidden="1" w:unhideWhenUsed="1"/>
+    <w:lsdException w:name="envelope address" w:semiHidden="1" w:unhideWhenUsed="1"/>
+    <w:lsdException w:name="envelope return" w:semiHidden="1" w:unhideWhenUsed="1"/>
+    <w:lsdException w:name="footnote reference" w:semiHidden="1" w:unhideWhenUsed="1"/>
+    <w:lsdException w:name="annotation reference" w:semiHidden="1" w:unhideWhenUsed="1"/>
+    <w:lsdException w:name="line number" w:semiHidden="1" w:unhideWhenUsed="1"/>
+    <w:lsdException w:name="page number" w:semiHidden="1" w:unhideWhenUsed="1"/>
+    <w:lsdException w:name="endnote reference" w:semiHidden="1" w:unhideWhenUsed="1"/>
+    <w:lsdException w:name="endnote text" w:semiHidden="1" w:unhideWhenUsed="1"/>
+    <w:lsdException w:name="table of authorities" w:semiHidden="1" w:unhideWhenUsed="1"/>
+    <w:lsdException w:name="macro" w:semiHidden="1" w:unhideWhenUsed="1"/>
+    <w:lsdException w:name="toa heading" w:semiHidden="1" w:unhideWhenUsed="1"/>
+    <w:lsdException w:name="List" w:semiHidden="1" w:unhideWhenUsed="1"/>
+    <w:lsdException w:name="List Bullet" w:semiHidden="1" w:unhideWhenUsed="1"/>
+    <w:lsdException w:name="List Number" w:semiHidden="1" w:unhideWhenUsed="1"/>
+    <w:lsdException w:name="List 2" w:semiHidden="1" w:unhideWhenUsed="1"/>
+    <w:lsdException w:name="List 3" w:semiHidden="1" w:unhideWhenUsed="1"/>
+    <w:lsdException w:name="List 4" w:semiHidden="1" w:unhideWhenUsed="1"/>
+    <w:lsdException w:name="List 5" w:semiHidden="1" w:unhideWhenUsed="1"/>
+    <w:lsdException w:name="List Bullet 2" w:semiHidden="1" w:unhideWhenUsed="1"/>
+    <w:lsdException w:name="List Bullet 3" w:semiHidden="1" w:unhideWhenUsed="1"/>
+    <w:lsdException w:name="List Bullet 4" w:semiHidden="1" w:unhideWhenUsed="1"/>
+    <w:lsdException w:name="List Bullet 5" w:semiHidden="1" w:unhideWhenUsed="1"/>
+    <w:lsdException w:name="List Number 2" w:semiHidden="1" w:unhideWhenUsed="1"/>
+    <w:lsdException w:name="List Number 3" w:semiHidden="1" w:unhideWhenUsed="1"/>
+    <w:lsdException w:name="List Number 4" w:semiHidden="1" w:unhideWhenUsed="1"/>
+    <w:lsdException w:name="List Number 5" w:semiHidden="1" w:unhideWhenUsed="1"/>
+    <w:lsdException w:name="Title" w:uiPriority="10" w:qFormat="1"/>
+    <w:lsdException w:name="Closing" w:semiHidden="1" w:unhideWhenUsed="1"/>
+    <w:lsdException w:name="Signature" w:semiHidden="1" w:unhideWhenUsed="1"/>
+    <w:lsdException w:name="Default Paragraph Font" w:semiHidden="1" w:uiPriority="1" w:unhideWhenUsed="1"/>
+    <w:lsdException w:name="Body Text" w:semiHidden="1" w:unhideWhenUsed="1"/>
+    <w:lsdException w:name="Body Text Indent" w:semiHidden="1" w:unhideWhenUsed="1"/>
+    <w:lsdException w:name="List Continue" w:semiHidden="1" w:unhideWhenUsed="1"/>
+    <w:lsdException w:name="List Continue 2" w:semiHidden="1" w:unhideWhenUsed="1"/>
+    <w:lsdException w:name="List Continue 3" w:semiHidden="1" w:unhideWhenUsed="1"/>
+    <w:lsdException w:name="List Continue 4" w:semiHidden="1" w:unhideWhenUsed="1"/>
+    <w:lsdException w:name="List Continue 5" w:semiHidden="1" w:unhideWhenUsed="1"/>
+    <w:lsdException w:name="Message Header" w:semiHidden="1" w:unhideWhenUsed="1"/>
+    <w:lsdException w:name="Subtitle" w:uiPriority="11" w:qFormat="1"/>
+    <w:lsdException w:name="Salutation" w:semiHidden="1" w:unhideWhenUsed="1"/>
+    <w:lsdException w:name="Date" w:semiHidden="1" w:unhideWhenUsed="1"/>
+    <w:lsdException w:name="Body Text First Indent" w:semiHidden="1" w:unhideWhenUsed="1"/>
+    <w:lsdException w:name="Body Text First Indent 2" w:semiHidden="1" w:unhideWhenUsed="1"/>
+    <w:lsdException w:name="Note Heading" w:semiHidden="1" w:unhideWhenUsed="1"/>
+    <w:lsdException w:name="Body Text 2" w:semiHidden="1" w:unhideWhenUsed="1"/>
+    <w:lsdException w:name="Body Text 3" w:semiHidden="1" w:unhideWhenUsed="1"/>
+    <w:lsdException w:name="Body Text Indent 2" w:semiHidden="1" w:unhideWhenUsed="1"/>
+    <w:lsdException w:name="Body Text Indent 3" w:semiHidden="1" w:unhideWhenUsed="1"/>
+    <w:lsdException w:name="Block Text" w:semiHidden="1" w:unhideWhenUsed="1"/>
+    <w:lsdException w:name="Hyperlink" w:semiHidden="1" w:unhideWhenUsed="1"/>
+    <w:lsdException w:name="FollowedHyperlink" w:semiHidden="1" w:unhideWhenUsed="1"/>
+    <w:lsdException w:name="Strong" w:uiPriority="22" w:qFormat="1"/>
+    <w:lsdException w:name="Emphasis" w:uiPriority="20" w:qFormat="1"/>
+    <w:lsdException w:name="Document Map" w:semiHidden="1" w:unhideWhenUsed="1"/>
+    <w:lsdException w:name="Plain Text" w:semiHidden="1" w:unhideWhenUsed="1"/>
+    <w:lsdException w:name="E-mail Signature" w:semiHidden="1" w:unhideWhenUsed="1"/>
+    <w:lsdException w:name="HTML Top of Form" w:semiHidden="1" w:unhideWhenUsed="1"/>
+    <w:lsdException w:name="HTML Bottom of Form" w:semiHidden="1" w:unhideWhenUsed="1"/>
+    <w:lsdException w:name="Normal (Web)" w:semiHidden="1" w:unhideWhenUsed="1"/>
+    <w:lsdException w:name="HTML Acronym" w:semiHidden="1" w:unhideWhenUsed="1"/>
+    <w:lsdException w:name="HTML Address" w:semiHidden="1" w:unhideWhenUsed="1"/>
+    <w:lsdException w:name="HTML Cite" w:semiHidden="1" w:unhideWhenUsed="1"/>
+    <w:lsdException w:name="HTML Code" w:semiHidden="1" w:unhideWhenUsed="1"/>
+    <w:lsdException w:name="HTML Definition" w:semiHidden="1" w:unhideWhenUsed="1"/>
+    <w:lsdException w:name="HTML Keyboard" w:semiHidden="1" w:unhideWhenUsed="1"/>
+    <w:lsdException w:name="HTML Preformatted" w:semiHidden="1" w:unhideWhenUsed="1"/>
+    <w:lsdException w:name="HTML Sample" w:semiHidden="1" w:unhideWhenUsed="1"/>
+    <w:lsdException w:name="HTML Typewriter" w:semiHidden="1" w:unhideWhenUsed="1"/>
+    <w:lsdException w:name="HTML Variable" w:semiHidden="1" w:unhideWhenUsed="1"/>
+    <w:lsdException w:name="Normal Table" w:semiHidden="1" w:unhideWhenUsed="1"/>
+    <w:lsdException w:name="annotation subject" w:semiHidden="1" w:unhideWhenUsed="1"/>
+    <w:lsdException w:name="No List" w:semiHidden="1" w:unhideWhenUsed="1"/>
+    <w:lsdException w:name="Outline List 1" w:semiHidden="1" w:unhideWhenUsed="1"/>
+    <w:lsdException w:name="Outline List 2" w:semiHidden="1" w:unhideWhenUsed="1"/>
+    <w:lsdException w:name="Outline List 3" w:semiHidden="1" w:unhideWhenUsed="1"/>
+    <w:lsdException w:name="Table Simple 1" w:semiHidden="1" w:unhideWhenUsed="1"/>
+    <w:lsdException w:name="Table Simple 2" w:semiHidden="1" w:unhideWhenUsed="1"/>
+    <w:lsdException w:name="Table Simple 3" w:semiHidden="1" w:unhideWhenUsed="1"/>
+    <w:lsdException w:name="Table Classic 1" w:semiHidden="1" w:unhideWhenUsed="1"/>
+    <w:lsdException w:name="Table Classic 2" w:semiHidden="1" w:unhideWhenUsed="1"/>
+    <w:lsdException w:name="Table Classic 3" w:semiHidden="1" w:unhideWhenUsed="1"/>
+    <w:lsdException w:name="Table Classic 4" w:semiHidden="1" w:unhideWhenUsed="1"/>
+    <w:lsdException w:name="Table Colorful 1" w:semiHidden="1" w:unhideWhenUsed="1"/>
+    <w:lsdException w:name="Table Colorful 2" w:semiHidden="1" w:unhideWhenUsed="1"/>
+    <w:lsdException w:name="Table Colorful 3" w:semiHidden="1" w:unhideWhenUsed="1"/>
+    <w:lsdException w:name="Table Columns 1" w:semiHidden="1" w:unhideWhenUsed="1"/>
+    <w:lsdException w:name="Table Columns 2" w:semiHidden="1" w:unhideWhenUsed="1"/>
+    <w:lsdException w:name="Table Columns 3" w:semiHidden="1" w:unhideWhenUsed="1"/>
+    <w:lsdException w:name="Table Columns 4" w:semiHidden="1" w:unhideWhenUsed="1"/>
+    <w:lsdException w:name="Table Columns 5" w:semiHidden="1" w:unhideWhenUsed="1"/>
+    <w:lsdException w:name="Table Grid 1" w:semiHidden="1" w:unhideWhenUsed="1"/>
+    <w:lsdException w:name="Table Grid 2" w:semiHidden="1" w:unhideWhenUsed="1"/>
+    <w:lsdException w:name="Table Grid 3" w:semiHidden="1" w:unhideWhenUsed="1"/>
+    <w:lsdException w:name="Table Grid 4" w:semiHidden="1" w:unhideWhenUsed="1"/>
+    <w:lsdException w:name="Table Grid 5" w:semiHidden="1" w:unhideWhenUsed="1"/>
+    <w:lsdException w:name="Table Grid 6" w:semiHidden="1" w:unhideWhenUsed="1"/>
+    <w:lsdException w:name="Table Grid 7" w:semiHidden="1" w:unhideWhenUsed="1"/>
+    <w:lsdException w:name="Table Grid 8" w:semiHidden="1" w:unhideWhenUsed="1"/>
+    <w:lsdException w:name="Table List 1" w:semiHidden="1" w:unhideWhenUsed="1"/>
+    <w:lsdException w:name="Table List 2" w:semiHidden="1" w:unhideWhenUsed="1"/>
+    <w:lsdException w:name="Table List 3" w:semiHidden="1" w:unhideWhenUsed="1"/>
+    <w:lsdException w:name="Table List 4" w:semiHidden="1" w:unhideWhenUsed="1"/>
+    <w:lsdException w:name="Table List 5" w:semiHidden="1" w:unhideWhenUsed="1"/>
+    <w:lsdException w:name="Table List 6" w:semiHidden="1" w:unhideWhenUsed="1"/>
+    <w:lsdException w:name="Table List 7" w:semiHidden="1" w:unhideWhenUsed="1"/>
+    <w:lsdException w:name="Table List 8" w:semiHidden="1" w:unhideWhenUsed="1"/>
+    <w:lsdException w:name="Table 3D effects 1" w:semiHidden="1" w:unhideWhenUsed="1"/>
+    <w:lsdException w:name="Table 3D effects 2" w:semiHidden="1" w:unhideWhenUsed="1"/>
+    <w:lsdException w:name="Table 3D effects 3" w:semiHidden="1" w:unhideWhenUsed="1"/>
+    <w:lsdException w:name="Table Contemporary" w:semiHidden="1" w:unhideWhenUsed="1"/>
+    <w:lsdException w:name="Table Elegant" w:semiHidden="1" w:unhideWhenUsed="1"/>
+    <w:lsdException w:name="Table Professional" w:semiHidden="1" w:unhideWhenUsed="1"/>
+    <w:lsdException w:name="Table Subtle 1" w:semiHidden="1" w:unhideWhenUsed="1"/>
+    <w:lsdException w:name="Table Subtle 2" w:semiHidden="1" w:unhideWhenUsed="1"/>
+    <w:lsdException w:name="Table Web 1" w:semiHidden="1" w:unhideWhenUsed="1"/>
+    <w:lsdException w:name="Table Web 2" w:semiHidden="1" w:unhideWhenUsed="1"/>
+    <w:lsdException w:name="Table Web 3" w:semiHidden="1" w:unhideWhenUsed="1"/>
+    <w:lsdException w:name="Balloon Text" w:semiHidden="1" w:unhideWhenUsed="1"/>
+    <w:lsdException w:name="Table Grid" w:semiHidden="1" w:uiPriority="59" w:unhideWhenUsed="1"/>
+    <w:lsdException w:name="Table Theme" w:semiHidden="1" w:unhideWhenUsed="1"/>
+    <w:lsdException w:name="Placeholder Text" w:semiHidden="1"/>
+    <w:lsdException w:name="No Spacing" w:uiPriority="1" w:qFormat="1"/>
+    <w:lsdException w:name="Light Shading" w:uiPriority="60"/>
+    <w:lsdException w:name="Light List" w:uiPriority="61"/>
+    <w:lsdException w:name="Light Grid" w:uiPriority="62"/>
+    <w:lsdException w:name="Medium Shading 1" w:uiPriority="63"/>
+    <w:lsdException w:name="Medium Shading 2" w:uiPriority="64"/>
+    <w:lsdException w:name="Medium List 1" w:uiPriority="65"/>
+    <w:lsdException w:name="Medium List 2" w:uiPriority="66"/>
+    <w:lsdException w:name="Medium Grid 1" w:uiPriority="67"/>
+    <w:lsdException w:name="Medium Grid 2" w:uiPriority="68"/>
+    <w:lsdException w:name="Medium Grid 3" w:uiPriority="69"/>
+    <w:lsdException w:name="Dark List" w:uiPriority="70"/>
+    <w:lsdException w:name="Colorful Shading" w:uiPriority="71"/>
+    <w:lsdException w:name="Colorful List" w:uiPriority="72"/>
+    <w:lsdException w:name="Colorful Grid" w:uiPriority="73"/>
+    <w:lsdException w:name="Light Shading Accent 1" w:uiPriority="60"/>
+    <w:lsdException w:name="Light List Accent 1" w:uiPriority="61"/>
+    <w:lsdException w:name="Light Grid Accent 1" w:uiPriority="62"/>
+    <w:lsdException w:name="Medium Shading 1 Accent 1" w:uiPriority="63"/>
+    <w:lsdException w:name="Medium Shading 2 Accent 1" w:uiPriority="64"/>
+    <w:lsdException w:name="Medium List 1 Accent 1" w:uiPriority="65"/>
+    <w:lsdException w:name="Revision" w:semiHidden="1"/>
+    <w:lsdException w:name="List Paragraph" w:uiPriority="34" w:qFormat="1"/>
+    <w:lsdException w:name="Quote" w:uiPriority="29" w:qFormat="1"/>
+    <w:lsdException w:name="Intense Quote" w:uiPriority="30" w:qFormat="1"/>
+    <w:lsdException w:name="Medium List 2 Accent 1" w:uiPriority="66"/>
+    <w:lsdException w:name="Medium Grid 1 Accent 1" w:uiPriority="67"/>
+    <w:lsdException w:name="Medium Grid 2 Accent 1" w:uiPriority="68"/>
+    <w:lsdException w:name="Medium Grid 3 Accent 1" w:uiPriority="69"/>
+    <w:lsdException w:name="Dark List Accent 1" w:uiPriority="70"/>
+    <w:lsdException w:name="Colorful Shading Accent 1" w:uiPriority="71"/>
+    <w:lsdException w:name="Colorful List Accent 1" w:uiPriority="72"/>
+    <w:lsdException w:name="Colorful Grid Accent 1" w:uiPriority="73"/>
+    <w:lsdException w:name="Light Shading Accent 2" w:uiPriority="60"/>
+    <w:lsdException w:name="Light List Accent 2" w:uiPriority="61"/>
+    <w:lsdException w:name="Light Grid Accent 2" w:uiPriority="62"/>
+    <w:lsdException w:name="Medium Shading 1 Accent 2" w:uiPriority="63"/>
+    <w:lsdException w:name="Medium Shading 2 Accent 2" w:uiPriority="64"/>
+    <w:lsdException w:name="Medium List 1 Accent 2" w:uiPriority="65"/>
+    <w:lsdException w:name="Medium List 2 Accent 2" w:uiPriority="66"/>
+    <w:lsdException w:name="Medium Grid 1 Accent 2" w:uiPriority="67"/>
+    <w:lsdException w:name="Medium Grid 2 Accent 2" w:uiPriority="68"/>
+    <w:lsdException w:name="Medium Grid 3 Accent 2" w:uiPriority="69"/>
+    <w:lsdException w:name="Dark List Accent 2" w:uiPriority="70"/>
+    <w:lsdException w:name="Colorful Shading Accent 2" w:uiPriority="71"/>
+    <w:lsdException w:name="Colorful List Accent 2" w:uiPriority="72"/>
+    <w:lsdException w:name="Colorful Grid Accent 2" w:uiPriority="73"/>
+    <w:lsdException w:name="Light Shading Accent 3" w:uiPriority="60"/>
+    <w:lsdException w:name="Light List Accent 3" w:uiPriority="61"/>
+    <w:lsdException w:name="Light Grid Accent 3" w:uiPriority="62"/>
+    <w:lsdException w:name="Medium Shading 1 Accent 3" w:uiPriority="63"/>
+    <w:lsdException w:name="Medium Shading 2 Accent 3" w:uiPriority="64"/>
+    <w:lsdException w:name="Medium List 1 Accent 3" w:uiPriority="65"/>
+    <w:lsdException w:name="Medium List 2 Accent 3" w:uiPriority="66"/>
+    <w:lsdException w:name="Medium Grid 1 Accent 3" w:uiPriority="67"/>
+    <w:lsdException w:name="Medium Grid 2 Accent 3" w:uiPriority="68"/>
+    <w:lsdException w:name="Medium Grid 3 Accent 3" w:uiPriority="69"/>
+    <w:lsdException w:name="Dark List Accent 3" w:uiPriority="70"/>
+    <w:lsdException w:name="Colorful Shading Accent 3" w:uiPriority="71"/>
+    <w:lsdException w:name="Colorful List Accent 3" w:uiPriority="72"/>
+    <w:lsdException w:name="Colorful Grid Accent 3" w:uiPriority="73"/>
+    <w:lsdException w:name="Light Shading Accent 4" w:uiPriority="60"/>
+    <w:lsdException w:name="Light List Accent 4" w:uiPriority="61"/>
+    <w:lsdException w:name="Light Grid Accent 4" w:uiPriority="62"/>
+    <w:lsdException w:name="Medium Shading 1 Accent 4" w:uiPriority="63"/>
+    <w:lsdException w:name="Medium Shading 2 Accent 4" w:uiPriority="64"/>
+    <w:lsdException w:name="Medium List 1 Accent 4" w:uiPriority="65"/>
+    <w:lsdException w:name="Medium List 2 Accent 4" w:uiPriority="66"/>
+    <w:lsdException w:name="Medium Grid 1 Accent 4" w:uiPriority="67"/>
+    <w:lsdException w:name="Medium Grid 2 Accent 4" w:uiPriority="68"/>
+    <w:lsdException w:name="Medium Grid 3 Accent 4" w:uiPriority="69"/>
+    <w:lsdException w:name="Dark List Accent 4" w:uiPriority="70"/>
+    <w:lsdException w:name="Colorful Shading Accent 4" w:uiPriority="71"/>
+    <w:lsdException w:name="Colorful List Accent 4" w:uiPriority="72"/>
+    <w:lsdException w:name="Colorful Grid Accent 4" w:uiPriority="73"/>
+    <w:lsdException w:name="Light Shading Accent 5" w:uiPriority="60"/>
+    <w:lsdException w:name="Light List Accent 5" w:uiPriority="61"/>
+    <w:lsdException w:name="Light Grid Accent 5" w:uiPriority="62"/>
+    <w:lsdException w:name="Medium Shading 1 Accent 5" w:uiPriority="63"/>
+    <w:lsdException w:name="Medium Shading 2 Accent 5" w:uiPriority="64"/>
+    <w:lsdException w:name="Medium List 1 Accent 5" w:uiPriority="65"/>
+    <w:lsdException w:name="Medium List 2 Accent 5" w:uiPriority="66"/>
+    <w:lsdException w:name="Medium Grid 1 Accent 5" w:uiPriority="67"/>
+    <w:lsdException w:name="Medium Grid 2 Accent 5" w:uiPriority="68"/>
+    <w:lsdException w:name="Medium Grid 3 Accent 5" w:uiPriority="69"/>
+    <w:lsdException w:name="Dark List Accent 5" w:uiPriority="70"/>
+    <w:lsdException w:name="Colorful Shading Accent 5" w:uiPriority="71"/>
+    <w:lsdException w:name="Colorful List Accent 5" w:uiPriority="72"/>
+    <w:lsdException w:name="Colorful Grid Accent 5" w:uiPriority="73"/>
+    <w:lsdException w:name="Light Shading Accent 6" w:uiPriority="60"/>
+    <w:lsdException w:name="Light List Accent 6" w:uiPriority="61"/>
+    <w:lsdException w:name="Light Grid Accent 6" w:uiPriority="62"/>
+    <w:lsdException w:name="Medium Shading 1 Accent 6" w:uiPriority="63"/>
+    <w:lsdException w:name="Medium Shading 2 Accent 6" w:uiPriority="64"/>
+    <w:lsdException w:name="Medium List 1 Accent 6" w:uiPriority="65"/>
+    <w:lsdException w:name="Medium List 2 Accent 6" w:uiPriority="66"/>
+    <w:lsdException w:name="Medium Grid 1 Accent 6" w:uiPriority="67"/>
+    <w:lsdException w:name="Medium Grid 2 Accent 6" w:uiPriority="68"/>
+    <w:lsdException w:name="Medium Grid 3 Accent 6" w:uiPriority="69"/>
+    <w:lsdException w:name="Dark List Accent 6" w:uiPriority="70"/>
+    <w:lsdException w:name="Colorful Shading Accent 6" w:uiPriority="71"/>
+    <w:lsdException w:name="Colorful List Accent 6" w:uiPriority="72"/>
+    <w:lsdException w:name="Colorful Grid Accent 6" w:uiPriority="73"/>
+    <w:lsdException w:name="Subtle Emphasis" w:uiPriority="19" w:qFormat="1"/>
+    <w:lsdException w:name="Intense Emphasis" w:uiPriority="21" w:qFormat="1"/>
+    <w:lsdException w:name="Subtle Reference" w:uiPriority="31" w:qFormat="1"/>
+    <w:lsdException w:name="Intense Reference" w:uiPriority="32" w:qFormat="1"/>
+    <w:lsdException w:name="Book Title" w:uiPriority="33" w:qFormat="1"/>
+    <w:lsdException w:name="Bibliography" w:semiHidden="1" w:uiPriority="37" w:unhideWhenUsed="1"/>
+    <w:lsdException w:name="TOC Heading" w:semiHidden="1" w:uiPriority="39" w:unhideWhenUsed="1" w:qFormat="1"/>
+    <w:lsdException w:name="Plain Table 1" w:uiPriority="41"/>
+    <w:lsdException w:name="Plain Table 2" w:uiPriority="42"/>
+    <w:lsdException w:name="Plain Table 3" w:uiPriority="43"/>
+    <w:lsdException w:name="Plain Table 4" w:uiPriority="44"/>
+    <w:lsdException w:name="Plain Table 5" w:uiPriority="45"/>
+    <w:lsdException w:name="Grid Table Light" w:uiPriority="40"/>
+    <w:lsdException w:name="Grid Table 1 Light" w:uiPriority="46"/>
+    <w:lsdException w:name="Grid Table 2" w:uiPriority="47"/>
+    <w:lsdException w:name="Grid Table 3" w:uiPriority="48"/>
+    <w:lsdException w:name="Grid Table 4" w:uiPriority="49"/>
+    <w:lsdException w:name="Grid Table 5 Dark" w:uiPriority="50"/>
+    <w:lsdException w:name="Grid Table 6 Colorful" w:uiPriority="51"/>
+    <w:lsdException w:name="Grid Table 7 Colorful" w:uiPriority="52"/>
+    <w:lsdException w:name="Grid Table 1 Light Accent 1" w:uiPriority="46"/>
+    <w:lsdException w:name="Grid Table 2 Accent 1" w:uiPriority="47"/>
+    <w:lsdException w:name="Grid Table 3 Accent 1" w:uiPriority="48"/>
+    <w:lsdException w:name="Grid Table 4 Accent 1" w:uiPriority="49"/>
+    <w:lsdException w:name="Grid Table 5 Dark Accent 1" w:uiPriority="50"/>
+    <w:lsdException w:name="Grid Table 6 Colorful Accent 1" w:uiPriority="51"/>
+    <w:lsdException w:name="Grid Table 7 Colorful Accent 1" w:uiPriority="52"/>
+    <w:lsdException w:name="Grid Table 1 Light Accent 2" w:uiPriority="46"/>
+    <w:lsdException w:name="Grid Table 2 Accent 2" w:uiPriority="47"/>
+    <w:lsdException w:name="Grid Table 3 Accent 2" w:uiPriority="48"/>
+    <w:lsdException w:name="Grid Table 4 Accent 2" w:uiPriority="49"/>
+    <w:lsdException w:name="Grid Table 5 Dark Accent 2" w:uiPriority="50"/>
+    <w:lsdException w:name="Grid Table 6 Colorful Accent 2" w:uiPriority="51"/>
+    <w:lsdException w:name="Grid Table 7 Colorful Accent 2" w:uiPriority="52"/>
+    <w:lsdException w:name="Grid Table 1 Light Accent 3" w:uiPriority="46"/>
+    <w:lsdException w:name="Grid Table 2 Accent 3" w:uiPriority="47"/>
+    <w:lsdException w:name="Grid Table 3 Accent 3" w:uiPriority="48"/>
+    <w:lsdException w:name="Grid Table 4 Accent 3" w:uiPriority="49"/>
+    <w:lsdException w:name="Grid Table 5 Dark Accent 3" w:uiPriority="50"/>
+    <w:lsdException w:name="Grid Table 6 Colorful Accent 3" w:uiPriority="51"/>
+    <w:lsdException w:name="Grid Table 7 Colorful Accent 3" w:uiPriority="52"/>
+    <w:lsdException w:name="Grid Table 1 Light Accent 4" w:uiPriority="46"/>
+    <w:lsdException w:name="Grid Table 2 Accent 4" w:uiPriority="47"/>
+    <w:lsdException w:name="Grid Table 3 Accent 4" w:uiPriority="48"/>
+    <w:lsdException w:name="Grid Table 4 Accent 4" w:uiPriority="49"/>
+    <w:lsdException w:name="Grid Table 5 Dark Accent 4" w:uiPriority="50"/>
+    <w:lsdException w:name="Grid Table 6 Colorful Accent 4" w:uiPriority="51"/>
+    <w:lsdException w:name="Grid Table 7 Colorful Accent 4" w:uiPriority="52"/>
+    <w:lsdException w:name="Grid Table 1 Light Accent 5" w:uiPriority="46"/>
+    <w:lsdException w:name="Grid Table 2 Accent 5" w:uiPriority="47"/>
+    <w:lsdException w:name="Grid Table 3 Accent 5" w:uiPriority="48"/>
+    <w:lsdException w:name="Grid Table 4 Accent 5" w:uiPriority="49"/>
+    <w:lsdException w:name="Grid Table 5 Dark Accent 5" w:uiPriority="50"/>
+    <w:lsdException w:name="Grid Table 6 Colorful Accent 5" w:uiPriority="51"/>
+    <w:lsdException w:name="Grid Table 7 Colorful Accent 5" w:uiPriority="52"/>
+    <w:lsdException w:name="Grid Table 1 Light Accent 6" w:uiPriority="46"/>
+    <w:lsdException w:name="Grid Table 2 Accent 6" w:uiPriority="47"/>
+    <w:lsdException w:name="Grid Table 3 Accent 6" w:uiPriority="48"/>
+    <w:lsdException w:name="Grid Table 4 Accent 6" w:uiPriority="49"/>
+    <w:lsdException w:name="Grid Table 5 Dark Accent 6" w:uiPriority="50"/>
+    <w:lsdException w:name="Grid Table 6 Colorful Accent 6" w:uiPriority="51"/>
+    <w:lsdException w:name="Grid Table 7 Colorful Accent 6" w:uiPriority="52"/>
+    <w:lsdException w:name="List Table 1 Light" w:uiPriority="46"/>
+    <w:lsdException w:name="List Table 2" w:uiPriority="47"/>
+    <w:lsdException w:name="List Table 3" w:uiPriority="48"/>
+    <w:lsdException w:name="List Table 4" w:uiPriority="49"/>
+    <w:lsdException w:name="List Table 5 Dark" w:uiPriority="50"/>
+    <w:lsdException w:name="List Table 6 Colorful" w:uiPriority="51"/>
+    <w:lsdException w:name="List Table 7 Colorful" w:uiPriority="52"/>
+    <w:lsdException w:name="List Table 1 Light Accent 1" w:uiPriority="46"/>
+    <w:lsdException w:name="List Table 2 Accent 1" w:uiPriority="47"/>
+    <w:lsdException w:name="List Table 3 Accent 1" w:uiPriority="48"/>
+    <w:lsdException w:name="List Table 4 Accent 1" w:uiPriority="49"/>
+    <w:lsdException w:name="List Table 5 Dark Accent 1" w:uiPriority="50"/>
+    <w:lsdException w:name="List Table 6 Colorful Accent 1" w:uiPriority="51"/>
+    <w:lsdException w:name="List Table 7 Colorful Accent 1" w:uiPriority="52"/>
+    <w:lsdException w:name="List Table 1 Light Accent 2" w:uiPriority="46"/>
+    <w:lsdException w:name="List Table 2 Accent 2" w:uiPriority="47"/>
+    <w:lsdException w:name="List Table 3 Accent 2" w:uiPriority="48"/>
+    <w:lsdException w:name="List Table 4 Accent 2" w:uiPriority="49"/>
+    <w:lsdException w:name="List Table 5 Dark Accent 2" w:uiPriority="50"/>
+    <w:lsdException w:name="List Table 6 Colorful Accent 2" w:uiPriority="51"/>
+    <w:lsdException w:name="List Table 7 Colorful Accent 2" w:uiPriority="52"/>
+    <w:lsdException w:name="List Table 1 Light Accent 3" w:uiPriority="46"/>
+    <w:lsdException w:name="List Table 2 Accent 3" w:uiPriority="47"/>
+    <w:lsdException w:name="List Table 3 Accent 3" w:uiPriority="48"/>
+    <w:lsdException w:name="List Table 4 Accent 3" w:uiPriority="49"/>
+    <w:lsdException w:name="List Table 5 Dark Accent 3" w:uiPriority="50"/>
+    <w:lsdException w:name="List Table 6 Colorful Accent 3" w:uiPriority="51"/>
+    <w:lsdException w:name="List Table 7 Colorful Accent 3" w:uiPriority="52"/>
+    <w:lsdException w:name="List Table 1 Light Accent 4" w:uiPriority="46"/>
+    <w:lsdException w:name="List Table 2 Accent 4" w:uiPriority="47"/>
+    <w:lsdException w:name="List Table 3 Accent 4" w:uiPriority="48"/>
+    <w:lsdException w:name="List Table 4 Accent 4" w:uiPriority="49"/>
+    <w:lsdException w:name="List Table 5 Dark Accent 4" w:uiPriority="50"/>
+    <w:lsdException w:name="List Table 6 Colorful Accent 4" w:uiPriority="51"/>
+    <w:lsdException w:name="List Table 7 Colorful Accent 4" w:uiPriority="52"/>
+    <w:lsdException w:name="List Table 1 Light Accent 5" w:uiPriority="46"/>
+    <w:lsdException w:name="List Table 2 Accent 5" w:uiPriority="47"/>
+    <w:lsdException w:name="List Table 3 Accent 5" w:uiPriority="48"/>
+    <w:lsdException w:name="List Table 4 Accent 5" w:uiPriority="49"/>
+    <w:lsdException w:name="List Table 5 Dark Accent 5" w:uiPriority="50"/>
+    <w:lsdException w:name="List Table 6 Colorful Accent 5" w:uiPriority="51"/>
+    <w:lsdException w:name="List Table 7 Colorful Accent 5" w:uiPriority="52"/>
+    <w:lsdException w:name="List Table 1 Light Accent 6" w:uiPriority="46"/>
+    <w:lsdException w:name="List Table 2 Accent 6" w:uiPriority="47"/>
+    <w:lsdException w:name="List Table 3 Accent 6" w:uiPriority="48"/>
+    <w:lsdException w:name="List Table 4 Accent 6" w:uiPriority="49"/>
+    <w:lsdException w:name="List Table 5 Dark Accent 6" w:uiPriority="50"/>
+    <w:lsdException w:name="List Table 6 Colorful Accent 6" w:uiPriority="51"/>
+    <w:lsdException w:name="List Table 7 Colorful Accent 6" w:uiPriority="52"/>
+    <w:lsdException w:name="Mention" w:semiHidden="1" w:unhideWhenUsed="1"/>
+    <w:lsdException w:name="Smart Hyperlink" w:semiHidden="1" w:unhideWhenUsed="1"/>
+    <w:lsdException w:name="Hashtag" w:semiHidden="1" w:unhideWhenUsed="1"/>
+    <w:lsdException w:name="Unresolved Mention" w:semiHidden="1" w:unhideWhenUsed="1"/>
+    <w:lsdException w:name="Smart Link" w:semiHidden="1" w:unhideWhenUsed="1"/>
   </w:latentStyles>
   <w:style w:type="paragraph" w:default="1" w:styleId="a">
     <w:name w:val="Normal"/>
@@ -1445,223 +3072,16 @@
       <w:bCs/>
     </w:rPr>
   </w:style>
-</w:styles>
-</file>
-
-<file path=word/stylesWithEffects.xml><?xml version="1.0" encoding="utf-8"?>
-<w:styles xmlns:wpc="http://schemas.microsoft.com/office/word/2010/wordprocessingCanvas" xmlns:mc="http://schemas.openxmlformats.org/markup-compatibility/2006" xmlns:o="urn:schemas-microsoft-com:office:office" xmlns:r="http://schemas.openxmlformats.org/officeDocument/2006/relationships" xmlns:m="http://schemas.openxmlformats.org/officeDocument/2006/math" xmlns:v="urn:schemas-microsoft-com:vml" xmlns:wp14="http://schemas.microsoft.com/office/word/2010/wordprocessingDrawing" xmlns:wp="http://schemas.openxmlformats.org/drawingml/2006/wordprocessingDrawing" xmlns:w10="urn:schemas-microsoft-com:office:word" xmlns:w="http://schemas.openxmlformats.org/wordprocessingml/2006/main" xmlns:w14="http://schemas.microsoft.com/office/word/2010/wordml" xmlns:wpg="http://schemas.microsoft.com/office/word/2010/wordprocessingGroup" xmlns:wpi="http://schemas.microsoft.com/office/word/2010/wordprocessingInk" xmlns:wne="http://schemas.microsoft.com/office/word/2006/wordml" xmlns:wps="http://schemas.microsoft.com/office/word/2010/wordprocessingShape" mc:Ignorable="w14 wp14">
-  <w:docDefaults>
-    <w:rPrDefault>
-      <w:rPr>
-        <w:rFonts w:asciiTheme="minorHAnsi" w:eastAsiaTheme="minorHAnsi" w:hAnsiTheme="minorHAnsi" w:cstheme="minorBidi"/>
-        <w:sz w:val="22"/>
-        <w:szCs w:val="22"/>
-        <w:lang w:val="ru-RU" w:eastAsia="en-US" w:bidi="ar-SA"/>
-      </w:rPr>
-    </w:rPrDefault>
-    <w:pPrDefault>
-      <w:pPr>
-        <w:spacing w:after="200" w:line="276" w:lineRule="auto"/>
-      </w:pPr>
-    </w:pPrDefault>
-  </w:docDefaults>
-  <w:latentStyles w:defLockedState="0" w:defUIPriority="99" w:defSemiHidden="1" w:defUnhideWhenUsed="1" w:defQFormat="0" w:count="267">
-    <w:lsdException w:name="Normal" w:semiHidden="0" w:uiPriority="0" w:unhideWhenUsed="0" w:qFormat="1"/>
-    <w:lsdException w:name="heading 1" w:semiHidden="0" w:uiPriority="9" w:unhideWhenUsed="0" w:qFormat="1"/>
-    <w:lsdException w:name="heading 2" w:uiPriority="9" w:qFormat="1"/>
-    <w:lsdException w:name="heading 3" w:uiPriority="9" w:qFormat="1"/>
-    <w:lsdException w:name="heading 4" w:uiPriority="9" w:qFormat="1"/>
-    <w:lsdException w:name="heading 5" w:uiPriority="9" w:qFormat="1"/>
-    <w:lsdException w:name="heading 6" w:uiPriority="9" w:qFormat="1"/>
-    <w:lsdException w:name="heading 7" w:uiPriority="9" w:qFormat="1"/>
-    <w:lsdException w:name="heading 8" w:uiPriority="9" w:qFormat="1"/>
-    <w:lsdException w:name="heading 9" w:uiPriority="9" w:qFormat="1"/>
-    <w:lsdException w:name="toc 1" w:uiPriority="39"/>
-    <w:lsdException w:name="toc 2" w:uiPriority="39"/>
-    <w:lsdException w:name="toc 3" w:uiPriority="39"/>
-    <w:lsdException w:name="toc 4" w:uiPriority="39"/>
-    <w:lsdException w:name="toc 5" w:uiPriority="39"/>
-    <w:lsdException w:name="toc 6" w:uiPriority="39"/>
-    <w:lsdException w:name="toc 7" w:uiPriority="39"/>
-    <w:lsdException w:name="toc 8" w:uiPriority="39"/>
-    <w:lsdException w:name="toc 9" w:uiPriority="39"/>
-    <w:lsdException w:name="caption" w:uiPriority="35" w:qFormat="1"/>
-    <w:lsdException w:name="Title" w:semiHidden="0" w:uiPriority="10" w:unhideWhenUsed="0" w:qFormat="1"/>
-    <w:lsdException w:name="Default Paragraph Font" w:uiPriority="1"/>
-    <w:lsdException w:name="Subtitle" w:semiHidden="0" w:uiPriority="11" w:unhideWhenUsed="0" w:qFormat="1"/>
-    <w:lsdException w:name="Strong" w:semiHidden="0" w:uiPriority="22" w:unhideWhenUsed="0" w:qFormat="1"/>
-    <w:lsdException w:name="Emphasis" w:semiHidden="0" w:uiPriority="20" w:unhideWhenUsed="0" w:qFormat="1"/>
-    <w:lsdException w:name="Table Grid" w:semiHidden="0" w:uiPriority="59" w:unhideWhenUsed="0"/>
-    <w:lsdException w:name="Placeholder Text" w:unhideWhenUsed="0"/>
-    <w:lsdException w:name="No Spacing" w:semiHidden="0" w:uiPriority="1" w:unhideWhenUsed="0" w:qFormat="1"/>
-    <w:lsdException w:name="Light Shading" w:semiHidden="0" w:uiPriority="60" w:unhideWhenUsed="0"/>
-    <w:lsdException w:name="Light List" w:semiHidden="0" w:uiPriority="61" w:unhideWhenUsed="0"/>
-    <w:lsdException w:name="Light Grid" w:semiHidden="0" w:uiPriority="62" w:unhideWhenUsed="0"/>
-    <w:lsdException w:name="Medium Shading 1" w:semiHidden="0" w:uiPriority="63" w:unhideWhenUsed="0"/>
-    <w:lsdException w:name="Medium Shading 2" w:semiHidden="0" w:uiPriority="64" w:unhideWhenUsed="0"/>
-    <w:lsdException w:name="Medium List 1" w:semiHidden="0" w:uiPriority="65" w:unhideWhenUsed="0"/>
-    <w:lsdException w:name="Medium List 2" w:semiHidden="0" w:uiPriority="66" w:unhideWhenUsed="0"/>
-    <w:lsdException w:name="Medium Grid 1" w:semiHidden="0" w:uiPriority="67" w:unhideWhenUsed="0"/>
-    <w:lsdException w:name="Medium Grid 2" w:semiHidden="0" w:uiPriority="68" w:unhideWhenUsed="0"/>
-    <w:lsdException w:name="Medium Grid 3" w:semiHidden="0" w:uiPriority="69" w:unhideWhenUsed="0"/>
-    <w:lsdException w:name="Dark List" w:semiHidden="0" w:uiPriority="70" w:unhideWhenUsed="0"/>
-    <w:lsdException w:name="Colorful Shading" w:semiHidden="0" w:uiPriority="71" w:unhideWhenUsed="0"/>
-    <w:lsdException w:name="Colorful List" w:semiHidden="0" w:uiPriority="72" w:unhideWhenUsed="0"/>
-    <w:lsdException w:name="Colorful Grid" w:semiHidden="0" w:uiPriority="73" w:unhideWhenUsed="0"/>
-    <w:lsdException w:name="Light Shading Accent 1" w:semiHidden="0" w:uiPriority="60" w:unhideWhenUsed="0"/>
-    <w:lsdException w:name="Light List Accent 1" w:semiHidden="0" w:uiPriority="61" w:unhideWhenUsed="0"/>
-    <w:lsdException w:name="Light Grid Accent 1" w:semiHidden="0" w:uiPriority="62" w:unhideWhenUsed="0"/>
-    <w:lsdException w:name="Medium Shading 1 Accent 1" w:semiHidden="0" w:uiPriority="63" w:unhideWhenUsed="0"/>
-    <w:lsdException w:name="Medium Shading 2 Accent 1" w:semiHidden="0" w:uiPriority="64" w:unhideWhenUsed="0"/>
-    <w:lsdException w:name="Medium List 1 Accent 1" w:semiHidden="0" w:uiPriority="65" w:unhideWhenUsed="0"/>
-    <w:lsdException w:name="Revision" w:unhideWhenUsed="0"/>
-    <w:lsdException w:name="List Paragraph" w:semiHidden="0" w:uiPriority="34" w:unhideWhenUsed="0" w:qFormat="1"/>
-    <w:lsdException w:name="Quote" w:semiHidden="0" w:uiPriority="29" w:unhideWhenUsed="0" w:qFormat="1"/>
-    <w:lsdException w:name="Intense Quote" w:semiHidden="0" w:uiPriority="30" w:unhideWhenUsed="0" w:qFormat="1"/>
-    <w:lsdException w:name="Medium List 2 Accent 1" w:semiHidden="0" w:uiPriority="66" w:unhideWhenUsed="0"/>
-    <w:lsdException w:name="Medium Grid 1 Accent 1" w:semiHidden="0" w:uiPriority="67" w:unhideWhenUsed="0"/>
-    <w:lsdException w:name="Medium Grid 2 Accent 1" w:semiHidden="0" w:uiPriority="68" w:unhideWhenUsed="0"/>
-    <w:lsdException w:name="Medium Grid 3 Accent 1" w:semiHidden="0" w:uiPriority="69" w:unhideWhenUsed="0"/>
-    <w:lsdException w:name="Dark List Accent 1" w:semiHidden="0" w:uiPriority="70" w:unhideWhenUsed="0"/>
-    <w:lsdException w:name="Colorful Shading Accent 1" w:semiHidden="0" w:uiPriority="71" w:unhideWhenUsed="0"/>
-    <w:lsdException w:name="Colorful List Accent 1" w:semiHidden="0" w:uiPriority="72" w:unhideWhenUsed="0"/>
-    <w:lsdException w:name="Colorful Grid Accent 1" w:semiHidden="0" w:uiPriority="73" w:unhideWhenUsed="0"/>
-    <w:lsdException w:name="Light Shading Accent 2" w:semiHidden="0" w:uiPriority="60" w:unhideWhenUsed="0"/>
-    <w:lsdException w:name="Light List Accent 2" w:semiHidden="0" w:uiPriority="61" w:unhideWhenUsed="0"/>
-    <w:lsdException w:name="Light Grid Accent 2" w:semiHidden="0" w:uiPriority="62" w:unhideWhenUsed="0"/>
-    <w:lsdException w:name="Medium Shading 1 Accent 2" w:semiHidden="0" w:uiPriority="63" w:unhideWhenUsed="0"/>
-    <w:lsdException w:name="Medium Shading 2 Accent 2" w:semiHidden="0" w:uiPriority="64" w:unhideWhenUsed="0"/>
-    <w:lsdException w:name="Medium List 1 Accent 2" w:semiHidden="0" w:uiPriority="65" w:unhideWhenUsed="0"/>
-    <w:lsdException w:name="Medium List 2 Accent 2" w:semiHidden="0" w:uiPriority="66" w:unhideWhenUsed="0"/>
-    <w:lsdException w:name="Medium Grid 1 Accent 2" w:semiHidden="0" w:uiPriority="67" w:unhideWhenUsed="0"/>
-    <w:lsdException w:name="Medium Grid 2 Accent 2" w:semiHidden="0" w:uiPriority="68" w:unhideWhenUsed="0"/>
-    <w:lsdException w:name="Medium Grid 3 Accent 2" w:semiHidden="0" w:uiPriority="69" w:unhideWhenUsed="0"/>
-    <w:lsdException w:name="Dark List Accent 2" w:semiHidden="0" w:uiPriority="70" w:unhideWhenUsed="0"/>
-    <w:lsdException w:name="Colorful Shading Accent 2" w:semiHidden="0" w:uiPriority="71" w:unhideWhenUsed="0"/>
-    <w:lsdException w:name="Colorful List Accent 2" w:semiHidden="0" w:uiPriority="72" w:unhideWhenUsed="0"/>
-    <w:lsdException w:name="Colorful Grid Accent 2" w:semiHidden="0" w:uiPriority="73" w:unhideWhenUsed="0"/>
-    <w:lsdException w:name="Light Shading Accent 3" w:semiHidden="0" w:uiPriority="60" w:unhideWhenUsed="0"/>
-    <w:lsdException w:name="Light List Accent 3" w:semiHidden="0" w:uiPriority="61" w:unhideWhenUsed="0"/>
-    <w:lsdException w:name="Light Grid Accent 3" w:semiHidden="0" w:uiPriority="62" w:unhideWhenUsed="0"/>
-    <w:lsdException w:name="Medium Shading 1 Accent 3" w:semiHidden="0" w:uiPriority="63" w:unhideWhenUsed="0"/>
-    <w:lsdException w:name="Medium Shading 2 Accent 3" w:semiHidden="0" w:uiPriority="64" w:unhideWhenUsed="0"/>
-    <w:lsdException w:name="Medium List 1 Accent 3" w:semiHidden="0" w:uiPriority="65" w:unhideWhenUsed="0"/>
-    <w:lsdException w:name="Medium List 2 Accent 3" w:semiHidden="0" w:uiPriority="66" w:unhideWhenUsed="0"/>
-    <w:lsdException w:name="Medium Grid 1 Accent 3" w:semiHidden="0" w:uiPriority="67" w:unhideWhenUsed="0"/>
-    <w:lsdException w:name="Medium Grid 2 Accent 3" w:semiHidden="0" w:uiPriority="68" w:unhideWhenUsed="0"/>
-    <w:lsdException w:name="Medium Grid 3 Accent 3" w:semiHidden="0" w:uiPriority="69" w:unhideWhenUsed="0"/>
-    <w:lsdException w:name="Dark List Accent 3" w:semiHidden="0" w:uiPriority="70" w:unhideWhenUsed="0"/>
-    <w:lsdException w:name="Colorful Shading Accent 3" w:semiHidden="0" w:uiPriority="71" w:unhideWhenUsed="0"/>
-    <w:lsdException w:name="Colorful List Accent 3" w:semiHidden="0" w:uiPriority="72" w:unhideWhenUsed="0"/>
-    <w:lsdException w:name="Colorful Grid Accent 3" w:semiHidden="0" w:uiPriority="73" w:unhideWhenUsed="0"/>
-    <w:lsdException w:name="Light Shading Accent 4" w:semiHidden="0" w:uiPriority="60" w:unhideWhenUsed="0"/>
-    <w:lsdException w:name="Light List Accent 4" w:semiHidden="0" w:uiPriority="61" w:unhideWhenUsed="0"/>
-    <w:lsdException w:name="Light Grid Accent 4" w:semiHidden="0" w:uiPriority="62" w:unhideWhenUsed="0"/>
-    <w:lsdException w:name="Medium Shading 1 Accent 4" w:semiHidden="0" w:uiPriority="63" w:unhideWhenUsed="0"/>
-    <w:lsdException w:name="Medium Shading 2 Accent 4" w:semiHidden="0" w:uiPriority="64" w:unhideWhenUsed="0"/>
-    <w:lsdException w:name="Medium List 1 Accent 4" w:semiHidden="0" w:uiPriority="65" w:unhideWhenUsed="0"/>
-    <w:lsdException w:name="Medium List 2 Accent 4" w:semiHidden="0" w:uiPriority="66" w:unhideWhenUsed="0"/>
-    <w:lsdException w:name="Medium Grid 1 Accent 4" w:semiHidden="0" w:uiPriority="67" w:unhideWhenUsed="0"/>
-    <w:lsdException w:name="Medium Grid 2 Accent 4" w:semiHidden="0" w:uiPriority="68" w:unhideWhenUsed="0"/>
-    <w:lsdException w:name="Medium Grid 3 Accent 4" w:semiHidden="0" w:uiPriority="69" w:unhideWhenUsed="0"/>
-    <w:lsdException w:name="Dark List Accent 4" w:semiHidden="0" w:uiPriority="70" w:unhideWhenUsed="0"/>
-    <w:lsdException w:name="Colorful Shading Accent 4" w:semiHidden="0" w:uiPriority="71" w:unhideWhenUsed="0"/>
-    <w:lsdException w:name="Colorful List Accent 4" w:semiHidden="0" w:uiPriority="72" w:unhideWhenUsed="0"/>
-    <w:lsdException w:name="Colorful Grid Accent 4" w:semiHidden="0" w:uiPriority="73" w:unhideWhenUsed="0"/>
-    <w:lsdException w:name="Light Shading Accent 5" w:semiHidden="0" w:uiPriority="60" w:unhideWhenUsed="0"/>
-    <w:lsdException w:name="Light List Accent 5" w:semiHidden="0" w:uiPriority="61" w:unhideWhenUsed="0"/>
-    <w:lsdException w:name="Light Grid Accent 5" w:semiHidden="0" w:uiPriority="62" w:unhideWhenUsed="0"/>
-    <w:lsdException w:name="Medium Shading 1 Accent 5" w:semiHidden="0" w:uiPriority="63" w:unhideWhenUsed="0"/>
-    <w:lsdException w:name="Medium Shading 2 Accent 5" w:semiHidden="0" w:uiPriority="64" w:unhideWhenUsed="0"/>
-    <w:lsdException w:name="Medium List 1 Accent 5" w:semiHidden="0" w:uiPriority="65" w:unhideWhenUsed="0"/>
-    <w:lsdException w:name="Medium List 2 Accent 5" w:semiHidden="0" w:uiPriority="66" w:unhideWhenUsed="0"/>
-    <w:lsdException w:name="Medium Grid 1 Accent 5" w:semiHidden="0" w:uiPriority="67" w:unhideWhenUsed="0"/>
-    <w:lsdException w:name="Medium Grid 2 Accent 5" w:semiHidden="0" w:uiPriority="68" w:unhideWhenUsed="0"/>
-    <w:lsdException w:name="Medium Grid 3 Accent 5" w:semiHidden="0" w:uiPriority="69" w:unhideWhenUsed="0"/>
-    <w:lsdException w:name="Dark List Accent 5" w:semiHidden="0" w:uiPriority="70" w:unhideWhenUsed="0"/>
-    <w:lsdException w:name="Colorful Shading Accent 5" w:semiHidden="0" w:uiPriority="71" w:unhideWhenUsed="0"/>
-    <w:lsdException w:name="Colorful List Accent 5" w:semiHidden="0" w:uiPriority="72" w:unhideWhenUsed="0"/>
-    <w:lsdException w:name="Colorful Grid Accent 5" w:semiHidden="0" w:uiPriority="73" w:unhideWhenUsed="0"/>
-    <w:lsdException w:name="Light Shading Accent 6" w:semiHidden="0" w:uiPriority="60" w:unhideWhenUsed="0"/>
-    <w:lsdException w:name="Light List Accent 6" w:semiHidden="0" w:uiPriority="61" w:unhideWhenUsed="0"/>
-    <w:lsdException w:name="Light Grid Accent 6" w:semiHidden="0" w:uiPriority="62" w:unhideWhenUsed="0"/>
-    <w:lsdException w:name="Medium Shading 1 Accent 6" w:semiHidden="0" w:uiPriority="63" w:unhideWhenUsed="0"/>
-    <w:lsdException w:name="Medium Shading 2 Accent 6" w:semiHidden="0" w:uiPriority="64" w:unhideWhenUsed="0"/>
-    <w:lsdException w:name="Medium List 1 Accent 6" w:semiHidden="0" w:uiPriority="65" w:unhideWhenUsed="0"/>
-    <w:lsdException w:name="Medium List 2 Accent 6" w:semiHidden="0" w:uiPriority="66" w:unhideWhenUsed="0"/>
-    <w:lsdException w:name="Medium Grid 1 Accent 6" w:semiHidden="0" w:uiPriority="67" w:unhideWhenUsed="0"/>
-    <w:lsdException w:name="Medium Grid 2 Accent 6" w:semiHidden="0" w:uiPriority="68" w:unhideWhenUsed="0"/>
-    <w:lsdException w:name="Medium Grid 3 Accent 6" w:semiHidden="0" w:uiPriority="69" w:unhideWhenUsed="0"/>
-    <w:lsdException w:name="Dark List Accent 6" w:semiHidden="0" w:uiPriority="70" w:unhideWhenUsed="0"/>
-    <w:lsdException w:name="Colorful Shading Accent 6" w:semiHidden="0" w:uiPriority="71" w:unhideWhenUsed="0"/>
-    <w:lsdException w:name="Colorful List Accent 6" w:semiHidden="0" w:uiPriority="72" w:unhideWhenUsed="0"/>
-    <w:lsdException w:name="Colorful Grid Accent 6" w:semiHidden="0" w:uiPriority="73" w:unhideWhenUsed="0"/>
-    <w:lsdException w:name="Subtle Emphasis" w:semiHidden="0" w:uiPriority="19" w:unhideWhenUsed="0" w:qFormat="1"/>
-    <w:lsdException w:name="Intense Emphasis" w:semiHidden="0" w:uiPriority="21" w:unhideWhenUsed="0" w:qFormat="1"/>
-    <w:lsdException w:name="Subtle Reference" w:semiHidden="0" w:uiPriority="31" w:unhideWhenUsed="0" w:qFormat="1"/>
-    <w:lsdException w:name="Intense Reference" w:semiHidden="0" w:uiPriority="32" w:unhideWhenUsed="0" w:qFormat="1"/>
-    <w:lsdException w:name="Book Title" w:semiHidden="0" w:uiPriority="33" w:unhideWhenUsed="0" w:qFormat="1"/>
-    <w:lsdException w:name="Bibliography" w:uiPriority="37"/>
-    <w:lsdException w:name="TOC Heading" w:uiPriority="39" w:qFormat="1"/>
-  </w:latentStyles>
-  <w:style w:type="paragraph" w:default="1" w:styleId="a">
-    <w:name w:val="Normal"/>
+  <w:style w:type="paragraph" w:styleId="a5">
+    <w:name w:val="List Paragraph"/>
+    <w:basedOn w:val="a"/>
+    <w:uiPriority w:val="34"/>
     <w:qFormat/>
-  </w:style>
-  <w:style w:type="character" w:default="1" w:styleId="a0">
-    <w:name w:val="Default Paragraph Font"/>
-    <w:uiPriority w:val="1"/>
-    <w:semiHidden/>
-    <w:unhideWhenUsed/>
-  </w:style>
-  <w:style w:type="table" w:default="1" w:styleId="a1">
-    <w:name w:val="Normal Table"/>
-    <w:uiPriority w:val="99"/>
-    <w:semiHidden/>
-    <w:unhideWhenUsed/>
-    <w:tblPr>
-      <w:tblInd w:w="0" w:type="dxa"/>
-      <w:tblCellMar>
-        <w:top w:w="0" w:type="dxa"/>
-        <w:left w:w="108" w:type="dxa"/>
-        <w:bottom w:w="0" w:type="dxa"/>
-        <w:right w:w="108" w:type="dxa"/>
-      </w:tblCellMar>
-    </w:tblPr>
-  </w:style>
-  <w:style w:type="numbering" w:default="1" w:styleId="a2">
-    <w:name w:val="No List"/>
-    <w:uiPriority w:val="99"/>
-    <w:semiHidden/>
-    <w:unhideWhenUsed/>
-  </w:style>
-  <w:style w:type="paragraph" w:styleId="a3">
-    <w:name w:val="Normal (Web)"/>
-    <w:basedOn w:val="a"/>
-    <w:uiPriority w:val="99"/>
-    <w:semiHidden/>
-    <w:unhideWhenUsed/>
-    <w:rsid w:val="0072626B"/>
+    <w:rsid w:val="00056DF9"/>
     <w:pPr>
-      <w:spacing w:before="100" w:beforeAutospacing="1" w:after="100" w:afterAutospacing="1" w:line="240" w:lineRule="auto"/>
+      <w:ind w:left="720"/>
+      <w:contextualSpacing/>
     </w:pPr>
-    <w:rPr>
-      <w:rFonts w:ascii="Times New Roman" w:eastAsia="Times New Roman" w:hAnsi="Times New Roman" w:cs="Times New Roman"/>
-      <w:sz w:val="24"/>
-      <w:szCs w:val="24"/>
-      <w:lang w:eastAsia="ru-RU"/>
-    </w:rPr>
-  </w:style>
-  <w:style w:type="character" w:styleId="a4">
-    <w:name w:val="Strong"/>
-    <w:basedOn w:val="a0"/>
-    <w:uiPriority w:val="22"/>
-    <w:qFormat/>
-    <w:rsid w:val="0072626B"/>
-    <w:rPr>
-      <w:b/>
-      <w:bCs/>
-    </w:rPr>
   </w:style>
 </w:styles>
 </file>

--- a/Документы/Доклад_Кравцов_МВ.docx
+++ b/Документы/Доклад_Кравцов_МВ.docx
@@ -1030,39 +1030,7 @@
           <w:sz w:val="24"/>
           <w:szCs w:val="24"/>
         </w:rPr>
-        <w:t>В основе аппаратной части используется компактный квадрокоптер, закреплённый на внутреннем стержне стенда.</w:t>
-      </w:r>
-      <w:r>
-        <w:rPr>
-          <w:rFonts w:ascii="Times New Roman" w:hAnsi="Times New Roman" w:cs="Times New Roman"/>
-          <w:sz w:val="24"/>
-          <w:szCs w:val="24"/>
-        </w:rPr>
-        <w:t xml:space="preserve"> </w:t>
-      </w:r>
-      <w:r>
-        <w:rPr>
-          <w:rFonts w:ascii="Times New Roman" w:hAnsi="Times New Roman" w:cs="Times New Roman"/>
-          <w:sz w:val="24"/>
-          <w:szCs w:val="24"/>
-        </w:rPr>
-        <w:t>Квадрокоптер оснащён четырьмя бесщёточными двигателями, регулятором скорости и инерциальным датчиком MPU-6050.</w:t>
-      </w:r>
-      <w:r>
-        <w:rPr>
-          <w:rFonts w:ascii="Times New Roman" w:hAnsi="Times New Roman" w:cs="Times New Roman"/>
-          <w:sz w:val="24"/>
-          <w:szCs w:val="24"/>
-        </w:rPr>
-        <w:t xml:space="preserve"> </w:t>
-      </w:r>
-      <w:r>
-        <w:rPr>
-          <w:rFonts w:ascii="Times New Roman" w:hAnsi="Times New Roman" w:cs="Times New Roman"/>
-          <w:sz w:val="24"/>
-          <w:szCs w:val="24"/>
-        </w:rPr>
-        <w:t xml:space="preserve">Микроконтроллер ESP32 выполняет сбор и обработку данных с датчика по интерфейсу I²C и передаёт информацию по </w:t>
+        <w:t xml:space="preserve">В основе аппаратной части используется компактный квадрокоптер, закреплённый на внутреннем стержне стенда. Квадрокоптер оснащён четырьмя бесщёточными двигателями, регулятором скорости и инерциальным датчиком MPU-6050. Микроконтроллер ESP32 выполняет сбор и обработку данных с датчика по интерфейсу I²C и передаёт информацию по </w:t>
       </w:r>
       <w:proofErr w:type="spellStart"/>
       <w:r>
@@ -1172,15 +1140,7 @@
           <w:sz w:val="24"/>
           <w:szCs w:val="24"/>
         </w:rPr>
-        <w:t xml:space="preserve"> он обеспечивает три степени свободы вращения и служит основой экспериментальной установки.</w:t>
-      </w:r>
-      <w:r>
-        <w:rPr>
-          <w:rFonts w:ascii="Times New Roman" w:hAnsi="Times New Roman" w:cs="Times New Roman"/>
-          <w:sz w:val="24"/>
-          <w:szCs w:val="24"/>
-        </w:rPr>
-        <w:t xml:space="preserve"> </w:t>
+        <w:t xml:space="preserve"> он обеспечивает три степени свободы вращения и служит основой экспериментальной установки. </w:t>
       </w:r>
     </w:p>
     <w:p>
@@ -1523,7 +1483,39 @@
           <w:sz w:val="24"/>
           <w:szCs w:val="24"/>
         </w:rPr>
-        <w:t>Для проверки работоспособности описанного программного цикла и проведения экспериментов моделирование полёта было реализовано в специализированной виртуальной среде.</w:t>
+        <w:t>Для проверки работоспособности описанного программного цикла и проведения экспериментов моделирование</w:t>
+      </w:r>
+      <w:r>
+        <w:rPr>
+          <w:rFonts w:ascii="Times New Roman" w:hAnsi="Times New Roman" w:cs="Times New Roman"/>
+          <w:sz w:val="24"/>
+          <w:szCs w:val="24"/>
+        </w:rPr>
+        <w:t xml:space="preserve"> -</w:t>
+      </w:r>
+      <w:r>
+        <w:rPr>
+          <w:rFonts w:ascii="Times New Roman" w:hAnsi="Times New Roman" w:cs="Times New Roman"/>
+          <w:sz w:val="24"/>
+          <w:szCs w:val="24"/>
+        </w:rPr>
+        <w:t xml:space="preserve"> полёт был реализован</w:t>
+      </w:r>
+      <w:r>
+        <w:rPr>
+          <w:rFonts w:ascii="Times New Roman" w:hAnsi="Times New Roman" w:cs="Times New Roman"/>
+          <w:sz w:val="24"/>
+          <w:szCs w:val="24"/>
+        </w:rPr>
+        <w:t xml:space="preserve">ы </w:t>
+      </w:r>
+      <w:r>
+        <w:rPr>
+          <w:rFonts w:ascii="Times New Roman" w:hAnsi="Times New Roman" w:cs="Times New Roman"/>
+          <w:sz w:val="24"/>
+          <w:szCs w:val="24"/>
+        </w:rPr>
+        <w:t>в специализированной виртуальной среде.</w:t>
       </w:r>
     </w:p>
     <w:p>
@@ -1632,15 +1624,7 @@
           <w:sz w:val="24"/>
           <w:szCs w:val="24"/>
         </w:rPr>
-        <w:t xml:space="preserve"> застройки, статические объекты и потенциальные препятствия, с которыми квадрокоптер может столкнуться в процессе движения</w:t>
-      </w:r>
-      <w:r>
-        <w:rPr>
-          <w:rFonts w:ascii="Times New Roman" w:hAnsi="Times New Roman" w:cs="Times New Roman"/>
-          <w:sz w:val="24"/>
-          <w:szCs w:val="24"/>
-        </w:rPr>
-        <w:t>.</w:t>
+        <w:t xml:space="preserve"> застройки, статические объекты и потенциальные препятствия, с которыми квадрокоптер может столкнуться в процессе движения.</w:t>
       </w:r>
     </w:p>
     <w:p>
@@ -1876,15 +1860,7 @@
           <w:sz w:val="24"/>
           <w:szCs w:val="24"/>
         </w:rPr>
-        <w:t>В качестве базовой модели была выбрана YOLOv8n</w:t>
-      </w:r>
-      <w:r>
-        <w:rPr>
-          <w:rFonts w:ascii="Times New Roman" w:hAnsi="Times New Roman" w:cs="Times New Roman"/>
-          <w:sz w:val="24"/>
-          <w:szCs w:val="24"/>
-        </w:rPr>
-        <w:t>.</w:t>
+        <w:t>В качестве базовой модели была выбрана YOLOv8n.</w:t>
       </w:r>
     </w:p>
     <w:p>
@@ -2033,7 +2009,6 @@
           <w:rFonts w:ascii="Times New Roman" w:hAnsi="Times New Roman" w:cs="Times New Roman"/>
           <w:sz w:val="24"/>
           <w:szCs w:val="24"/>
-          <w:lang w:val="en-US"/>
         </w:rPr>
         <w:t xml:space="preserve">13 </w:t>
       </w:r>
@@ -2083,12 +2058,19 @@
         <w:spacing w:after="0" w:line="360" w:lineRule="auto"/>
         <w:ind w:firstLine="709"/>
         <w:jc w:val="both"/>
-      </w:pPr>
-      <w:r>
-        <w:t>Сценарий эксперимента</w:t>
-      </w:r>
-      <w:r>
-        <w:t>:</w:t>
+        <w:rPr>
+          <w:rFonts w:ascii="Times New Roman" w:hAnsi="Times New Roman" w:cs="Times New Roman"/>
+          <w:sz w:val="24"/>
+          <w:szCs w:val="24"/>
+        </w:rPr>
+      </w:pPr>
+      <w:r>
+        <w:rPr>
+          <w:rFonts w:ascii="Times New Roman" w:hAnsi="Times New Roman" w:cs="Times New Roman"/>
+          <w:sz w:val="24"/>
+          <w:szCs w:val="24"/>
+        </w:rPr>
+        <w:t>Сценарий эксперимента:</w:t>
       </w:r>
     </w:p>
     <w:p>
@@ -2111,28 +2093,48 @@
           <w:rFonts w:ascii="Times New Roman" w:hAnsi="Times New Roman" w:cs="Times New Roman"/>
           <w:b w:val="0"/>
           <w:bCs w:val="0"/>
-          <w:sz w:val="48"/>
-          <w:szCs w:val="48"/>
-        </w:rPr>
-      </w:pPr>
-      <w:r>
+          <w:sz w:val="52"/>
+          <w:szCs w:val="52"/>
+        </w:rPr>
+      </w:pPr>
+      <w:r>
+        <w:rPr>
+          <w:rFonts w:ascii="Times New Roman" w:hAnsi="Times New Roman" w:cs="Times New Roman"/>
+          <w:sz w:val="24"/>
+          <w:szCs w:val="24"/>
+        </w:rPr>
         <w:t xml:space="preserve">Полёт квадрокоптера моделируется в виртуальной среде </w:t>
       </w:r>
       <w:proofErr w:type="spellStart"/>
       <w:r>
         <w:rPr>
           <w:rStyle w:val="a4"/>
+          <w:rFonts w:ascii="Times New Roman" w:hAnsi="Times New Roman" w:cs="Times New Roman"/>
+          <w:b w:val="0"/>
+          <w:bCs w:val="0"/>
+          <w:sz w:val="24"/>
+          <w:szCs w:val="24"/>
         </w:rPr>
         <w:t>AirSim</w:t>
       </w:r>
       <w:proofErr w:type="spellEnd"/>
       <w:r>
+        <w:rPr>
+          <w:rFonts w:ascii="Times New Roman" w:hAnsi="Times New Roman" w:cs="Times New Roman"/>
+          <w:sz w:val="24"/>
+          <w:szCs w:val="24"/>
+        </w:rPr>
         <w:t xml:space="preserve"> на базе </w:t>
       </w:r>
       <w:proofErr w:type="spellStart"/>
       <w:r>
         <w:rPr>
           <w:rStyle w:val="a4"/>
+          <w:rFonts w:ascii="Times New Roman" w:hAnsi="Times New Roman" w:cs="Times New Roman"/>
+          <w:b w:val="0"/>
+          <w:bCs w:val="0"/>
+          <w:sz w:val="24"/>
+          <w:szCs w:val="24"/>
         </w:rPr>
         <w:t>Unreal</w:t>
       </w:r>
@@ -2140,6 +2142,11 @@
       <w:r>
         <w:rPr>
           <w:rStyle w:val="a4"/>
+          <w:rFonts w:ascii="Times New Roman" w:hAnsi="Times New Roman" w:cs="Times New Roman"/>
+          <w:b w:val="0"/>
+          <w:bCs w:val="0"/>
+          <w:sz w:val="24"/>
+          <w:szCs w:val="24"/>
         </w:rPr>
         <w:t xml:space="preserve"> Engine</w:t>
       </w:r>
@@ -2155,11 +2162,16 @@
         <w:jc w:val="both"/>
         <w:rPr>
           <w:rFonts w:ascii="Times New Roman" w:hAnsi="Times New Roman" w:cs="Times New Roman"/>
-          <w:sz w:val="48"/>
-          <w:szCs w:val="48"/>
-        </w:rPr>
-      </w:pPr>
-      <w:r>
+          <w:sz w:val="52"/>
+          <w:szCs w:val="52"/>
+        </w:rPr>
+      </w:pPr>
+      <w:r>
+        <w:rPr>
+          <w:rFonts w:ascii="Times New Roman" w:hAnsi="Times New Roman" w:cs="Times New Roman"/>
+          <w:sz w:val="24"/>
+          <w:szCs w:val="24"/>
+        </w:rPr>
         <w:t>Полётная сцена содержит заранее заданную карту и набор препятствий</w:t>
       </w:r>
     </w:p>
@@ -2174,15 +2186,17 @@
         <w:jc w:val="both"/>
         <w:rPr>
           <w:rFonts w:ascii="Times New Roman" w:hAnsi="Times New Roman" w:cs="Times New Roman"/>
-          <w:sz w:val="48"/>
-          <w:szCs w:val="48"/>
-        </w:rPr>
-      </w:pPr>
-      <w:r>
-        <w:t>Эксперимент выполняется по заданному сценарию:</w:t>
-      </w:r>
-      <w:r>
-        <w:t xml:space="preserve"> сначала изменение угла крена на 20 градусов, затем изменение угла тангажа на 20 градусов</w:t>
+          <w:sz w:val="52"/>
+          <w:szCs w:val="52"/>
+        </w:rPr>
+      </w:pPr>
+      <w:r>
+        <w:rPr>
+          <w:rFonts w:ascii="Times New Roman" w:hAnsi="Times New Roman" w:cs="Times New Roman"/>
+          <w:sz w:val="24"/>
+          <w:szCs w:val="24"/>
+        </w:rPr>
+        <w:t>Эксперимент выполняется по заданному сценарию: сначала изменение угла крена на 20 градусов, затем изменение угла тангажа на 20 градусов</w:t>
       </w:r>
     </w:p>
     <w:p>
@@ -2190,6 +2204,10 @@
         <w:pStyle w:val="a5"/>
         <w:spacing w:after="0" w:line="360" w:lineRule="auto"/>
         <w:jc w:val="both"/>
+        <w:rPr>
+          <w:sz w:val="24"/>
+          <w:szCs w:val="24"/>
+        </w:rPr>
       </w:pPr>
     </w:p>
     <w:p>
@@ -2197,27 +2215,44 @@
         <w:pStyle w:val="a5"/>
         <w:spacing w:after="0" w:line="360" w:lineRule="auto"/>
         <w:jc w:val="both"/>
-      </w:pPr>
-      <w:r>
-        <w:t>На слайде также представлен условный график изменения ориентации квадрокоптера</w:t>
-      </w:r>
-      <w:r>
-        <w:t xml:space="preserve"> и полетная карта.</w:t>
-      </w:r>
-    </w:p>
-    <w:p>
-      <w:pPr>
-        <w:spacing w:after="0" w:line="360" w:lineRule="auto"/>
-        <w:jc w:val="both"/>
-      </w:pPr>
-    </w:p>
-    <w:p>
-      <w:pPr>
-        <w:spacing w:after="0" w:line="360" w:lineRule="auto"/>
-        <w:jc w:val="both"/>
-      </w:pPr>
-      <w:r>
+        <w:rPr>
+          <w:rFonts w:ascii="Times New Roman" w:hAnsi="Times New Roman" w:cs="Times New Roman"/>
+          <w:sz w:val="24"/>
+          <w:szCs w:val="24"/>
+        </w:rPr>
+      </w:pPr>
+      <w:r>
+        <w:rPr>
+          <w:rFonts w:ascii="Times New Roman" w:hAnsi="Times New Roman" w:cs="Times New Roman"/>
+          <w:sz w:val="24"/>
+          <w:szCs w:val="24"/>
+        </w:rPr>
         <w:lastRenderedPageBreak/>
+        <w:t>На слайде также представлен условный график изменения ориентации квадрокоптера и полетная карта.</w:t>
+      </w:r>
+    </w:p>
+    <w:p>
+      <w:pPr>
+        <w:spacing w:after="0" w:line="360" w:lineRule="auto"/>
+        <w:jc w:val="both"/>
+      </w:pPr>
+    </w:p>
+    <w:p>
+      <w:pPr>
+        <w:spacing w:after="0" w:line="360" w:lineRule="auto"/>
+        <w:jc w:val="both"/>
+        <w:rPr>
+          <w:rFonts w:ascii="Times New Roman" w:hAnsi="Times New Roman" w:cs="Times New Roman"/>
+          <w:sz w:val="24"/>
+          <w:szCs w:val="24"/>
+        </w:rPr>
+      </w:pPr>
+      <w:r>
+        <w:rPr>
+          <w:rFonts w:ascii="Times New Roman" w:hAnsi="Times New Roman" w:cs="Times New Roman"/>
+          <w:sz w:val="24"/>
+          <w:szCs w:val="24"/>
+        </w:rPr>
         <w:t xml:space="preserve">14 слайд </w:t>
       </w:r>
     </w:p>
@@ -2225,15 +2260,30 @@
       <w:pPr>
         <w:spacing w:after="0" w:line="360" w:lineRule="auto"/>
         <w:jc w:val="both"/>
-      </w:pPr>
-    </w:p>
-    <w:p>
-      <w:pPr>
-        <w:spacing w:after="0" w:line="360" w:lineRule="auto"/>
-        <w:ind w:firstLine="709"/>
-        <w:jc w:val="both"/>
-      </w:pPr>
-      <w:r>
+        <w:rPr>
+          <w:rFonts w:ascii="Times New Roman" w:hAnsi="Times New Roman" w:cs="Times New Roman"/>
+          <w:sz w:val="24"/>
+          <w:szCs w:val="24"/>
+        </w:rPr>
+      </w:pPr>
+    </w:p>
+    <w:p>
+      <w:pPr>
+        <w:spacing w:after="0" w:line="360" w:lineRule="auto"/>
+        <w:ind w:firstLine="709"/>
+        <w:jc w:val="both"/>
+        <w:rPr>
+          <w:rFonts w:ascii="Times New Roman" w:hAnsi="Times New Roman" w:cs="Times New Roman"/>
+          <w:sz w:val="24"/>
+          <w:szCs w:val="24"/>
+        </w:rPr>
+      </w:pPr>
+      <w:r>
+        <w:rPr>
+          <w:rFonts w:ascii="Times New Roman" w:hAnsi="Times New Roman" w:cs="Times New Roman"/>
+          <w:sz w:val="24"/>
+          <w:szCs w:val="24"/>
+        </w:rPr>
         <w:t>На данном слайде представлены основные результаты, демонстрирующие работу системы управления, полунатурного стенда и системы детекции препятствий.</w:t>
       </w:r>
     </w:p>
@@ -2242,35 +2292,48 @@
         <w:spacing w:after="0" w:line="360" w:lineRule="auto"/>
         <w:ind w:firstLine="709"/>
         <w:jc w:val="both"/>
-      </w:pPr>
-    </w:p>
-    <w:p>
-      <w:pPr>
-        <w:spacing w:after="0" w:line="360" w:lineRule="auto"/>
-        <w:ind w:firstLine="709"/>
-        <w:jc w:val="both"/>
-      </w:pPr>
-      <w:r>
-        <w:t>На первом изображении</w:t>
-      </w:r>
-      <w:r>
-        <w:t xml:space="preserve"> можно </w:t>
-      </w:r>
-      <w:r>
-        <w:t xml:space="preserve">видеть отклонение квадрокоптера </w:t>
-      </w:r>
-      <w:r>
-        <w:t xml:space="preserve">по крену </w:t>
-      </w:r>
-      <w:r>
-        <w:t xml:space="preserve">вправо как на полунатурном стенде, так и в виртуальной среде </w:t>
+        <w:rPr>
+          <w:rFonts w:ascii="Times New Roman" w:hAnsi="Times New Roman" w:cs="Times New Roman"/>
+          <w:sz w:val="24"/>
+          <w:szCs w:val="24"/>
+        </w:rPr>
+      </w:pPr>
+    </w:p>
+    <w:p>
+      <w:pPr>
+        <w:spacing w:after="0" w:line="360" w:lineRule="auto"/>
+        <w:ind w:firstLine="709"/>
+        <w:jc w:val="both"/>
+        <w:rPr>
+          <w:rFonts w:ascii="Times New Roman" w:hAnsi="Times New Roman" w:cs="Times New Roman"/>
+          <w:sz w:val="24"/>
+          <w:szCs w:val="24"/>
+        </w:rPr>
+      </w:pPr>
+      <w:r>
+        <w:rPr>
+          <w:rFonts w:ascii="Times New Roman" w:hAnsi="Times New Roman" w:cs="Times New Roman"/>
+          <w:sz w:val="24"/>
+          <w:szCs w:val="24"/>
+        </w:rPr>
+        <w:t xml:space="preserve">На первом изображении можно видеть отклонение квадрокоптера по крену вправо как на полунатурном стенде, так и в виртуальной среде </w:t>
       </w:r>
       <w:proofErr w:type="spellStart"/>
       <w:r>
+        <w:rPr>
+          <w:rFonts w:ascii="Times New Roman" w:hAnsi="Times New Roman" w:cs="Times New Roman"/>
+          <w:sz w:val="24"/>
+          <w:szCs w:val="24"/>
+        </w:rPr>
         <w:t>AirSim</w:t>
       </w:r>
       <w:proofErr w:type="spellEnd"/>
       <w:r>
+        <w:rPr>
+          <w:rFonts w:ascii="Times New Roman" w:hAnsi="Times New Roman" w:cs="Times New Roman"/>
+          <w:sz w:val="24"/>
+          <w:szCs w:val="24"/>
+        </w:rPr>
         <w:t>, что подтверждает корректную передачу управляющих воздействий в симулятор.</w:t>
       </w:r>
     </w:p>
@@ -2279,85 +2342,124 @@
         <w:spacing w:after="0" w:line="360" w:lineRule="auto"/>
         <w:ind w:firstLine="709"/>
         <w:jc w:val="both"/>
-      </w:pPr>
-    </w:p>
-    <w:p>
-      <w:pPr>
-        <w:spacing w:after="0" w:line="360" w:lineRule="auto"/>
-        <w:ind w:firstLine="709"/>
-        <w:jc w:val="both"/>
-      </w:pPr>
-      <w:r>
-        <w:t>На втором изображении представлен аналогичный этап, связанный с изменением угла тангажа.</w:t>
-      </w:r>
-      <w:r>
-        <w:t xml:space="preserve"> </w:t>
-      </w:r>
-      <w:r>
-        <w:t>Наблюдается согласованное изменение ориентации квадрокоптера в физической и виртуальной частях системы.</w:t>
-      </w:r>
-    </w:p>
-    <w:p>
-      <w:pPr>
-        <w:spacing w:after="0" w:line="360" w:lineRule="auto"/>
-        <w:ind w:firstLine="709"/>
-        <w:jc w:val="both"/>
-      </w:pPr>
-    </w:p>
-    <w:p>
-      <w:pPr>
-        <w:spacing w:after="0" w:line="360" w:lineRule="auto"/>
-        <w:ind w:firstLine="709"/>
-        <w:jc w:val="both"/>
-      </w:pPr>
-      <w:r>
-        <w:t>Третье изображение демонстрирует работу системы детекции препятствий.</w:t>
-      </w:r>
-      <w:r>
-        <w:t xml:space="preserve"> </w:t>
-      </w:r>
-      <w:r>
-        <w:t>В процессе выполнения полётного сценария система корректно обнаруживает объекты окружающей среды, заданные в виртуальной сцене.</w:t>
-      </w:r>
-    </w:p>
-    <w:p>
-      <w:pPr>
-        <w:spacing w:after="0" w:line="360" w:lineRule="auto"/>
-        <w:ind w:firstLine="709"/>
-        <w:jc w:val="both"/>
-      </w:pPr>
-    </w:p>
-    <w:p>
-      <w:pPr>
-        <w:spacing w:after="0" w:line="360" w:lineRule="auto"/>
-        <w:ind w:firstLine="709"/>
-        <w:jc w:val="both"/>
-      </w:pPr>
-      <w:r>
-        <w:t>На четвёртом изображении представлен график реальных изменений углов крена и тангажа во времени.</w:t>
-      </w:r>
-      <w:r>
-        <w:t xml:space="preserve"> </w:t>
-      </w:r>
-      <w:r>
-        <w:t>График показывает отклик системы управления на заданные воздействия, включая переходные процессы и особенности динамики</w:t>
-      </w:r>
-      <w:r>
-        <w:t>.</w:t>
-      </w:r>
-    </w:p>
-    <w:p>
-      <w:pPr>
-        <w:spacing w:after="0" w:line="360" w:lineRule="auto"/>
-        <w:jc w:val="both"/>
-      </w:pPr>
-    </w:p>
-    <w:p>
-      <w:pPr>
-        <w:spacing w:after="0" w:line="360" w:lineRule="auto"/>
-        <w:jc w:val="both"/>
-      </w:pPr>
-      <w:r>
+        <w:rPr>
+          <w:rFonts w:ascii="Times New Roman" w:hAnsi="Times New Roman" w:cs="Times New Roman"/>
+          <w:sz w:val="24"/>
+          <w:szCs w:val="24"/>
+        </w:rPr>
+      </w:pPr>
+    </w:p>
+    <w:p>
+      <w:pPr>
+        <w:spacing w:after="0" w:line="360" w:lineRule="auto"/>
+        <w:ind w:firstLine="709"/>
+        <w:jc w:val="both"/>
+        <w:rPr>
+          <w:rFonts w:ascii="Times New Roman" w:hAnsi="Times New Roman" w:cs="Times New Roman"/>
+          <w:sz w:val="24"/>
+          <w:szCs w:val="24"/>
+        </w:rPr>
+      </w:pPr>
+      <w:r>
+        <w:rPr>
+          <w:rFonts w:ascii="Times New Roman" w:hAnsi="Times New Roman" w:cs="Times New Roman"/>
+          <w:sz w:val="24"/>
+          <w:szCs w:val="24"/>
+        </w:rPr>
+        <w:t>На втором изображении представлен аналогичный этап, связанный с изменением угла тангажа. Наблюдается согласованное изменение ориентации квадрокоптера в физической и виртуальной частях системы.</w:t>
+      </w:r>
+    </w:p>
+    <w:p>
+      <w:pPr>
+        <w:spacing w:after="0" w:line="360" w:lineRule="auto"/>
+        <w:ind w:firstLine="709"/>
+        <w:jc w:val="both"/>
+        <w:rPr>
+          <w:rFonts w:ascii="Times New Roman" w:hAnsi="Times New Roman" w:cs="Times New Roman"/>
+          <w:sz w:val="24"/>
+          <w:szCs w:val="24"/>
+        </w:rPr>
+      </w:pPr>
+    </w:p>
+    <w:p>
+      <w:pPr>
+        <w:spacing w:after="0" w:line="360" w:lineRule="auto"/>
+        <w:ind w:firstLine="709"/>
+        <w:jc w:val="both"/>
+        <w:rPr>
+          <w:rFonts w:ascii="Times New Roman" w:hAnsi="Times New Roman" w:cs="Times New Roman"/>
+          <w:sz w:val="24"/>
+          <w:szCs w:val="24"/>
+        </w:rPr>
+      </w:pPr>
+      <w:r>
+        <w:rPr>
+          <w:rFonts w:ascii="Times New Roman" w:hAnsi="Times New Roman" w:cs="Times New Roman"/>
+          <w:sz w:val="24"/>
+          <w:szCs w:val="24"/>
+        </w:rPr>
+        <w:t>Третье изображение демонстрирует работу системы детекции препятствий. В процессе выполнения полётного сценария система корректно обнаруживает объекты окружающей среды, заданные в виртуальной сцене.</w:t>
+      </w:r>
+    </w:p>
+    <w:p>
+      <w:pPr>
+        <w:spacing w:after="0" w:line="360" w:lineRule="auto"/>
+        <w:ind w:firstLine="709"/>
+        <w:jc w:val="both"/>
+        <w:rPr>
+          <w:rFonts w:ascii="Times New Roman" w:hAnsi="Times New Roman" w:cs="Times New Roman"/>
+          <w:sz w:val="24"/>
+          <w:szCs w:val="24"/>
+        </w:rPr>
+      </w:pPr>
+    </w:p>
+    <w:p>
+      <w:pPr>
+        <w:spacing w:after="0" w:line="360" w:lineRule="auto"/>
+        <w:ind w:firstLine="709"/>
+        <w:jc w:val="both"/>
+        <w:rPr>
+          <w:rFonts w:ascii="Times New Roman" w:hAnsi="Times New Roman" w:cs="Times New Roman"/>
+          <w:sz w:val="24"/>
+          <w:szCs w:val="24"/>
+        </w:rPr>
+      </w:pPr>
+      <w:r>
+        <w:rPr>
+          <w:rFonts w:ascii="Times New Roman" w:hAnsi="Times New Roman" w:cs="Times New Roman"/>
+          <w:sz w:val="24"/>
+          <w:szCs w:val="24"/>
+        </w:rPr>
+        <w:t>На четвёртом изображении представлен график реальных изменений углов крена и тангажа во времени. График показывает отклик системы управления на заданные воздействия, включая переходные процессы и особенности динамики.</w:t>
+      </w:r>
+    </w:p>
+    <w:p>
+      <w:pPr>
+        <w:spacing w:after="0" w:line="360" w:lineRule="auto"/>
+        <w:jc w:val="both"/>
+        <w:rPr>
+          <w:rFonts w:ascii="Times New Roman" w:hAnsi="Times New Roman" w:cs="Times New Roman"/>
+          <w:sz w:val="24"/>
+          <w:szCs w:val="24"/>
+        </w:rPr>
+      </w:pPr>
+    </w:p>
+    <w:p>
+      <w:pPr>
+        <w:spacing w:after="0" w:line="360" w:lineRule="auto"/>
+        <w:jc w:val="both"/>
+        <w:rPr>
+          <w:rFonts w:ascii="Times New Roman" w:hAnsi="Times New Roman" w:cs="Times New Roman"/>
+          <w:sz w:val="24"/>
+          <w:szCs w:val="24"/>
+        </w:rPr>
+      </w:pPr>
+      <w:r>
+        <w:rPr>
+          <w:rFonts w:ascii="Times New Roman" w:hAnsi="Times New Roman" w:cs="Times New Roman"/>
+          <w:sz w:val="24"/>
+          <w:szCs w:val="24"/>
+        </w:rPr>
         <w:t xml:space="preserve">15 слайд </w:t>
       </w:r>
     </w:p>
@@ -2365,8 +2467,18 @@
       <w:pPr>
         <w:spacing w:after="0" w:line="360" w:lineRule="auto"/>
         <w:jc w:val="both"/>
-      </w:pPr>
-      <w:r>
+        <w:rPr>
+          <w:rFonts w:ascii="Times New Roman" w:hAnsi="Times New Roman" w:cs="Times New Roman"/>
+          <w:sz w:val="24"/>
+          <w:szCs w:val="24"/>
+        </w:rPr>
+      </w:pPr>
+      <w:r>
+        <w:rPr>
+          <w:rFonts w:ascii="Times New Roman" w:hAnsi="Times New Roman" w:cs="Times New Roman"/>
+          <w:sz w:val="24"/>
+          <w:szCs w:val="24"/>
+        </w:rPr>
         <w:t>Видео</w:t>
       </w:r>
     </w:p>
@@ -2374,14 +2486,29 @@
       <w:pPr>
         <w:spacing w:after="0" w:line="360" w:lineRule="auto"/>
         <w:jc w:val="both"/>
-      </w:pPr>
-    </w:p>
-    <w:p>
-      <w:pPr>
-        <w:spacing w:after="0" w:line="360" w:lineRule="auto"/>
-        <w:jc w:val="both"/>
-      </w:pPr>
-      <w:r>
+        <w:rPr>
+          <w:rFonts w:ascii="Times New Roman" w:hAnsi="Times New Roman" w:cs="Times New Roman"/>
+          <w:sz w:val="24"/>
+          <w:szCs w:val="24"/>
+        </w:rPr>
+      </w:pPr>
+    </w:p>
+    <w:p>
+      <w:pPr>
+        <w:spacing w:after="0" w:line="360" w:lineRule="auto"/>
+        <w:jc w:val="both"/>
+        <w:rPr>
+          <w:rFonts w:ascii="Times New Roman" w:hAnsi="Times New Roman" w:cs="Times New Roman"/>
+          <w:sz w:val="24"/>
+          <w:szCs w:val="24"/>
+        </w:rPr>
+      </w:pPr>
+      <w:r>
+        <w:rPr>
+          <w:rFonts w:ascii="Times New Roman" w:hAnsi="Times New Roman" w:cs="Times New Roman"/>
+          <w:sz w:val="24"/>
+          <w:szCs w:val="24"/>
+        </w:rPr>
         <w:t xml:space="preserve">16 слайд </w:t>
       </w:r>
     </w:p>
@@ -2389,8 +2516,18 @@
       <w:pPr>
         <w:spacing w:after="0" w:line="360" w:lineRule="auto"/>
         <w:jc w:val="both"/>
-      </w:pPr>
-      <w:r>
+        <w:rPr>
+          <w:rFonts w:ascii="Times New Roman" w:hAnsi="Times New Roman" w:cs="Times New Roman"/>
+          <w:sz w:val="24"/>
+          <w:szCs w:val="24"/>
+        </w:rPr>
+      </w:pPr>
+      <w:r>
+        <w:rPr>
+          <w:rFonts w:ascii="Times New Roman" w:hAnsi="Times New Roman" w:cs="Times New Roman"/>
+          <w:sz w:val="24"/>
+          <w:szCs w:val="24"/>
+        </w:rPr>
         <w:t>Спасибо за внимание</w:t>
       </w:r>
     </w:p>
@@ -2790,7 +2927,7 @@
     <w:lsdException w:name="Table Web 2" w:semiHidden="1" w:unhideWhenUsed="1"/>
     <w:lsdException w:name="Table Web 3" w:semiHidden="1" w:unhideWhenUsed="1"/>
     <w:lsdException w:name="Balloon Text" w:semiHidden="1" w:unhideWhenUsed="1"/>
-    <w:lsdException w:name="Table Grid" w:semiHidden="1" w:uiPriority="59" w:unhideWhenUsed="1"/>
+    <w:lsdException w:name="Table Grid" w:uiPriority="59"/>
     <w:lsdException w:name="Table Theme" w:semiHidden="1" w:unhideWhenUsed="1"/>
     <w:lsdException w:name="Placeholder Text" w:semiHidden="1"/>
     <w:lsdException w:name="No Spacing" w:uiPriority="1" w:qFormat="1"/>

--- a/Документы/Доклад_Кравцов_МВ.docx
+++ b/Документы/Доклад_Кравцов_МВ.docx
@@ -1,6 +1,6 @@
 
 <file path=word/document.xml><?xml version="1.0" encoding="utf-8"?>
-<w:document xmlns:wpc="http://schemas.microsoft.com/office/word/2010/wordprocessingCanvas" xmlns:mc="http://schemas.openxmlformats.org/markup-compatibility/2006" xmlns:o="urn:schemas-microsoft-com:office:office" xmlns:r="http://schemas.openxmlformats.org/officeDocument/2006/relationships" xmlns:m="http://schemas.openxmlformats.org/officeDocument/2006/math" xmlns:v="urn:schemas-microsoft-com:vml" xmlns:wp14="http://schemas.microsoft.com/office/word/2010/wordprocessingDrawing" xmlns:wp="http://schemas.openxmlformats.org/drawingml/2006/wordprocessingDrawing" xmlns:w10="urn:schemas-microsoft-com:office:word" xmlns:w="http://schemas.openxmlformats.org/wordprocessingml/2006/main" xmlns:w14="http://schemas.microsoft.com/office/word/2010/wordml" xmlns:wpg="http://schemas.microsoft.com/office/word/2010/wordprocessingGroup" xmlns:wpi="http://schemas.microsoft.com/office/word/2010/wordprocessingInk" xmlns:wne="http://schemas.microsoft.com/office/word/2006/wordml" xmlns:wps="http://schemas.microsoft.com/office/word/2010/wordprocessingShape" mc:Ignorable="w14 wp14">
+<w:document xmlns:wpc="http://schemas.microsoft.com/office/word/2010/wordprocessingCanvas" xmlns:cx="http://schemas.microsoft.com/office/drawing/2014/chartex" xmlns:cx1="http://schemas.microsoft.com/office/drawing/2015/9/8/chartex" xmlns:cx2="http://schemas.microsoft.com/office/drawing/2015/10/21/chartex" xmlns:cx3="http://schemas.microsoft.com/office/drawing/2016/5/9/chartex" xmlns:cx4="http://schemas.microsoft.com/office/drawing/2016/5/10/chartex" xmlns:cx5="http://schemas.microsoft.com/office/drawing/2016/5/11/chartex" xmlns:cx6="http://schemas.microsoft.com/office/drawing/2016/5/12/chartex" xmlns:cx7="http://schemas.microsoft.com/office/drawing/2016/5/13/chartex" xmlns:cx8="http://schemas.microsoft.com/office/drawing/2016/5/14/chartex" xmlns:mc="http://schemas.openxmlformats.org/markup-compatibility/2006" xmlns:aink="http://schemas.microsoft.com/office/drawing/2016/ink" xmlns:am3d="http://schemas.microsoft.com/office/drawing/2017/model3d" xmlns:o="urn:schemas-microsoft-com:office:office" xmlns:r="http://schemas.openxmlformats.org/officeDocument/2006/relationships" xmlns:m="http://schemas.openxmlformats.org/officeDocument/2006/math" xmlns:v="urn:schemas-microsoft-com:vml" xmlns:wp14="http://schemas.microsoft.com/office/word/2010/wordprocessingDrawing" xmlns:wp="http://schemas.openxmlformats.org/drawingml/2006/wordprocessingDrawing" xmlns:w10="urn:schemas-microsoft-com:office:word" xmlns:w="http://schemas.openxmlformats.org/wordprocessingml/2006/main" xmlns:w14="http://schemas.microsoft.com/office/word/2010/wordml" xmlns:w15="http://schemas.microsoft.com/office/word/2012/wordml" xmlns:w16cex="http://schemas.microsoft.com/office/word/2018/wordml/cex" xmlns:w16cid="http://schemas.microsoft.com/office/word/2016/wordml/cid" xmlns:w16="http://schemas.microsoft.com/office/word/2018/wordml" xmlns:w16sdtdh="http://schemas.microsoft.com/office/word/2020/wordml/sdtdatahash" xmlns:w16se="http://schemas.microsoft.com/office/word/2015/wordml/symex" xmlns:wpg="http://schemas.microsoft.com/office/word/2010/wordprocessingGroup" xmlns:wpi="http://schemas.microsoft.com/office/word/2010/wordprocessingInk" xmlns:wne="http://schemas.microsoft.com/office/word/2006/wordml" xmlns:wps="http://schemas.microsoft.com/office/word/2010/wordprocessingShape" mc:Ignorable="w14 w15 w16se w16cid w16 w16cex w16sdtdh wp14">
   <w:body>
     <w:p>
       <w:pPr>
@@ -577,7 +577,21 @@
           <w:rFonts w:ascii="Times New Roman" w:hAnsi="Times New Roman" w:cs="Times New Roman"/>
           <w:sz w:val="24"/>
         </w:rPr>
-        <w:t>Первый этап - создание полунатурного стенда моделирования, который позволял физически воспроизводить угловое движение квадрокоптера с тремя степенями свободы.</w:t>
+        <w:t xml:space="preserve">Первый этап - создание </w:t>
+      </w:r>
+      <w:r>
+        <w:rPr>
+          <w:rFonts w:ascii="Times New Roman" w:hAnsi="Times New Roman" w:cs="Times New Roman"/>
+          <w:sz w:val="24"/>
+        </w:rPr>
+        <w:t xml:space="preserve">механического </w:t>
+      </w:r>
+      <w:r>
+        <w:rPr>
+          <w:rFonts w:ascii="Times New Roman" w:hAnsi="Times New Roman" w:cs="Times New Roman"/>
+          <w:sz w:val="24"/>
+        </w:rPr>
+        <w:t>стенда, который позволял физически воспроизводить угловое движение квадрокоптера с тремя степенями свободы.</w:t>
       </w:r>
     </w:p>
     <w:p>
@@ -900,23 +914,7 @@
           <w:rFonts w:ascii="Times New Roman" w:hAnsi="Times New Roman" w:cs="Times New Roman"/>
           <w:sz w:val="24"/>
         </w:rPr>
-        <w:t xml:space="preserve"> часть включает </w:t>
-      </w:r>
-      <w:proofErr w:type="spellStart"/>
-      <w:r>
-        <w:rPr>
-          <w:rFonts w:ascii="Times New Roman" w:hAnsi="Times New Roman" w:cs="Times New Roman"/>
-          <w:sz w:val="24"/>
-        </w:rPr>
-        <w:t>квадрокоптер</w:t>
-      </w:r>
-      <w:proofErr w:type="spellEnd"/>
-      <w:r>
-        <w:rPr>
-          <w:rFonts w:ascii="Times New Roman" w:hAnsi="Times New Roman" w:cs="Times New Roman"/>
-          <w:sz w:val="24"/>
-        </w:rPr>
-        <w:t>, установленный на механической платформе, инерциальный модуль MPU-6050 и бортовой измерительно-вычислительный комплекс с системой автоматического управления. Эти элементы обеспечива</w:t>
+        <w:t xml:space="preserve"> часть включает квадрокоптер, установленный на механической платформе, инерциальный модуль MPU-6050 и бортовой измерительно-вычислительный комплекс с системой автоматического управления. Эти элементы обеспечива</w:t>
       </w:r>
       <w:r>
         <w:rPr>
@@ -938,23 +936,7 @@
           <w:rFonts w:ascii="Times New Roman" w:hAnsi="Times New Roman" w:cs="Times New Roman"/>
           <w:sz w:val="24"/>
         </w:rPr>
-        <w:t xml:space="preserve">крена, </w:t>
-      </w:r>
-      <w:proofErr w:type="spellStart"/>
-      <w:r>
-        <w:rPr>
-          <w:rFonts w:ascii="Times New Roman" w:hAnsi="Times New Roman" w:cs="Times New Roman"/>
-          <w:sz w:val="24"/>
-        </w:rPr>
-        <w:t>тангажа</w:t>
-      </w:r>
-      <w:proofErr w:type="spellEnd"/>
-      <w:r>
-        <w:rPr>
-          <w:rFonts w:ascii="Times New Roman" w:hAnsi="Times New Roman" w:cs="Times New Roman"/>
-          <w:sz w:val="24"/>
-        </w:rPr>
-        <w:t xml:space="preserve"> и курса </w:t>
+        <w:t xml:space="preserve">крена, тангажа и курса </w:t>
       </w:r>
       <w:r>
         <w:rPr>
@@ -1188,7 +1170,7 @@
           <w:sz w:val="24"/>
           <w:szCs w:val="24"/>
         </w:rPr>
-        <w:t>Wi-Fi</w:t>
+        <w:t>Wi</w:t>
       </w:r>
       <w:proofErr w:type="spellEnd"/>
       <w:r>
@@ -1197,7 +1179,7 @@
           <w:sz w:val="24"/>
           <w:szCs w:val="24"/>
         </w:rPr>
-        <w:t xml:space="preserve"> на персональный компьютер.</w:t>
+        <w:t>-Fi на персональный компьютер.</w:t>
       </w:r>
     </w:p>
     <w:p>
@@ -1485,7 +1467,13 @@
         <w:jc w:val="both"/>
       </w:pPr>
       <w:r>
-        <w:t>Таким образом, на каждом шаге цикла физическое угловое движение и виртуальное поступательное движение работают совместно, обеспечивая полунатурное моделирование полёта квадрокоптера.</w:t>
+        <w:t>Таким образом, обеспечив</w:t>
+      </w:r>
+      <w:r>
+        <w:t xml:space="preserve">ается </w:t>
+      </w:r>
+      <w:r>
+        <w:t>полунатурное моделирование полёта квадрокоптера.</w:t>
       </w:r>
     </w:p>
     <w:p>
@@ -1564,7 +1552,31 @@
           <w:sz w:val="24"/>
           <w:szCs w:val="24"/>
         </w:rPr>
-        <w:t xml:space="preserve"> полёт был реализован</w:t>
+        <w:t xml:space="preserve"> был реализован</w:t>
+      </w:r>
+      <w:r>
+        <w:rPr>
+          <w:rFonts w:ascii="Times New Roman" w:hAnsi="Times New Roman" w:cs="Times New Roman"/>
+          <w:sz w:val="24"/>
+          <w:szCs w:val="24"/>
+        </w:rPr>
+        <w:t xml:space="preserve">а визуализация </w:t>
+      </w:r>
+      <w:r>
+        <w:rPr>
+          <w:rFonts w:ascii="Times New Roman" w:hAnsi="Times New Roman" w:cs="Times New Roman"/>
+          <w:sz w:val="24"/>
+          <w:szCs w:val="24"/>
+        </w:rPr>
+        <w:t>полёт</w:t>
+      </w:r>
+      <w:r>
+        <w:rPr>
+          <w:rFonts w:ascii="Times New Roman" w:hAnsi="Times New Roman" w:cs="Times New Roman"/>
+          <w:sz w:val="24"/>
+          <w:szCs w:val="24"/>
+        </w:rPr>
+        <w:t>а</w:t>
       </w:r>
       <w:r>
         <w:rPr>
@@ -1580,7 +1592,34 @@
           <w:sz w:val="24"/>
           <w:szCs w:val="24"/>
         </w:rPr>
-        <w:t>в специализированной виртуальной среде.</w:t>
+        <w:t>в специализированной виртуальной среде</w:t>
+      </w:r>
+      <w:r>
+        <w:rPr>
+          <w:rFonts w:ascii="Times New Roman" w:hAnsi="Times New Roman" w:cs="Times New Roman"/>
+          <w:sz w:val="24"/>
+          <w:szCs w:val="24"/>
+        </w:rPr>
+        <w:t xml:space="preserve"> </w:t>
+      </w:r>
+      <w:proofErr w:type="spellStart"/>
+      <w:r>
+        <w:rPr>
+          <w:rFonts w:ascii="Times New Roman" w:hAnsi="Times New Roman" w:cs="Times New Roman"/>
+          <w:sz w:val="24"/>
+          <w:szCs w:val="24"/>
+          <w:lang w:val="en-US"/>
+        </w:rPr>
+        <w:t>Airsim</w:t>
+      </w:r>
+      <w:proofErr w:type="spellEnd"/>
+      <w:r>
+        <w:rPr>
+          <w:rFonts w:ascii="Times New Roman" w:hAnsi="Times New Roman" w:cs="Times New Roman"/>
+          <w:sz w:val="24"/>
+          <w:szCs w:val="24"/>
+        </w:rPr>
+        <w:t>.</w:t>
       </w:r>
     </w:p>
     <w:p>
@@ -1762,7 +1801,6 @@
           <w:sz w:val="24"/>
           <w:szCs w:val="24"/>
         </w:rPr>
-        <w:lastRenderedPageBreak/>
         <w:t xml:space="preserve">11 слайд </w:t>
       </w:r>
     </w:p>
@@ -1823,6 +1861,7 @@
           <w:rFonts w:ascii="Times New Roman" w:hAnsi="Times New Roman" w:cs="Times New Roman"/>
           <w:sz w:val="24"/>
           <w:szCs w:val="24"/>
+          <w:lang w:val="en-US"/>
         </w:rPr>
       </w:pPr>
       <w:r>
@@ -1849,25 +1888,7 @@
           <w:sz w:val="24"/>
           <w:szCs w:val="24"/>
         </w:rPr>
-        <w:t xml:space="preserve"> </w:t>
-      </w:r>
-      <w:proofErr w:type="spellStart"/>
-      <w:r>
-        <w:rPr>
-          <w:rFonts w:ascii="Times New Roman" w:hAnsi="Times New Roman" w:cs="Times New Roman"/>
-          <w:sz w:val="24"/>
-          <w:szCs w:val="24"/>
-        </w:rPr>
-        <w:t>Engine</w:t>
-      </w:r>
-      <w:proofErr w:type="spellEnd"/>
-      <w:r>
-        <w:rPr>
-          <w:rFonts w:ascii="Times New Roman" w:hAnsi="Times New Roman" w:cs="Times New Roman"/>
-          <w:sz w:val="24"/>
-          <w:szCs w:val="24"/>
-        </w:rPr>
-        <w:t>, что обеспечивает воспроизводимость экспериментов и реалистичность сцены.</w:t>
+        <w:t xml:space="preserve"> Engine, что обеспечивает воспроизводимость экспериментов и реалистичность сцены.</w:t>
       </w:r>
     </w:p>
     <w:p>
@@ -2246,7 +2267,6 @@
           <w:sz w:val="24"/>
           <w:szCs w:val="24"/>
         </w:rPr>
-        <w:lastRenderedPageBreak/>
         <w:t>Полётная сцена содержит заранее заданную карту и набор препятствий</w:t>
       </w:r>
     </w:p>
@@ -2271,6 +2291,7 @@
           <w:sz w:val="24"/>
           <w:szCs w:val="24"/>
         </w:rPr>
+        <w:lastRenderedPageBreak/>
         <w:t>Эксперимент выполняется по заданному сценарию: сначала изменение угла крена на 20 градусов, затем изменение угла тангажа на 20 градусов</w:t>
       </w:r>
     </w:p>
@@ -2592,43 +2613,47 @@
           <w:sz w:val="24"/>
           <w:szCs w:val="24"/>
         </w:rPr>
-        <w:t>Разработана система полунатурного моделирования полёта квадрокоптера</w:t>
-      </w:r>
-      <w:r>
-        <w:rPr>
-          <w:rFonts w:ascii="Times New Roman" w:hAnsi="Times New Roman" w:cs="Times New Roman"/>
-          <w:sz w:val="24"/>
-          <w:szCs w:val="24"/>
-        </w:rPr>
-        <w:t>.</w:t>
-      </w:r>
-    </w:p>
-    <w:p>
-      <w:pPr>
-        <w:spacing w:after="0" w:line="360" w:lineRule="auto"/>
-        <w:ind w:firstLine="709"/>
-        <w:jc w:val="both"/>
-        <w:rPr>
-          <w:rFonts w:ascii="Times New Roman" w:hAnsi="Times New Roman" w:cs="Times New Roman"/>
-          <w:sz w:val="24"/>
-          <w:szCs w:val="24"/>
-        </w:rPr>
-      </w:pPr>
-      <w:r>
-        <w:rPr>
-          <w:rFonts w:ascii="Times New Roman" w:hAnsi="Times New Roman" w:cs="Times New Roman"/>
-          <w:sz w:val="24"/>
-          <w:szCs w:val="24"/>
-        </w:rPr>
-        <w:t>Реализована архитектура программно-аппаратного комплекса с интеграцией AirSim</w:t>
-      </w:r>
-      <w:r>
-        <w:rPr>
-          <w:rFonts w:ascii="Times New Roman" w:hAnsi="Times New Roman" w:cs="Times New Roman"/>
-          <w:sz w:val="24"/>
-          <w:szCs w:val="24"/>
-        </w:rPr>
-        <w:t>.</w:t>
+        <w:t>Разработана система полунатурного моделирования полёта квадрокоптера.</w:t>
+      </w:r>
+    </w:p>
+    <w:p>
+      <w:pPr>
+        <w:spacing w:after="0" w:line="360" w:lineRule="auto"/>
+        <w:ind w:firstLine="709"/>
+        <w:jc w:val="both"/>
+        <w:rPr>
+          <w:rFonts w:ascii="Times New Roman" w:hAnsi="Times New Roman" w:cs="Times New Roman"/>
+          <w:sz w:val="24"/>
+          <w:szCs w:val="24"/>
+        </w:rPr>
+      </w:pPr>
+      <w:r>
+        <w:rPr>
+          <w:rFonts w:ascii="Times New Roman" w:hAnsi="Times New Roman" w:cs="Times New Roman"/>
+          <w:sz w:val="24"/>
+          <w:szCs w:val="24"/>
+        </w:rPr>
+        <w:t>Реализована архитектура программно-аппаратного комплекса с интеграцией AirSim.</w:t>
+      </w:r>
+    </w:p>
+    <w:p>
+      <w:pPr>
+        <w:spacing w:after="0" w:line="360" w:lineRule="auto"/>
+        <w:ind w:firstLine="709"/>
+        <w:jc w:val="both"/>
+        <w:rPr>
+          <w:rFonts w:ascii="Times New Roman" w:hAnsi="Times New Roman" w:cs="Times New Roman"/>
+          <w:sz w:val="24"/>
+          <w:szCs w:val="24"/>
+        </w:rPr>
+      </w:pPr>
+      <w:r>
+        <w:rPr>
+          <w:rFonts w:ascii="Times New Roman" w:hAnsi="Times New Roman" w:cs="Times New Roman"/>
+          <w:sz w:val="24"/>
+          <w:szCs w:val="24"/>
+        </w:rPr>
+        <w:t>Создан сценарий моделирования полёта в виртуальной среде с препятствиями.</w:t>
       </w:r>
     </w:p>
     <w:p>
@@ -2649,34 +2674,6 @@
           <w:szCs w:val="24"/>
         </w:rPr>
         <w:lastRenderedPageBreak/>
-        <w:t>Создан сценарий моделирования полёта в виртуальной среде с препятствиями</w:t>
-      </w:r>
-      <w:r>
-        <w:rPr>
-          <w:rFonts w:ascii="Times New Roman" w:hAnsi="Times New Roman" w:cs="Times New Roman"/>
-          <w:sz w:val="24"/>
-          <w:szCs w:val="24"/>
-        </w:rPr>
-        <w:t>.</w:t>
-      </w:r>
-    </w:p>
-    <w:p>
-      <w:pPr>
-        <w:spacing w:after="0" w:line="360" w:lineRule="auto"/>
-        <w:ind w:firstLine="709"/>
-        <w:jc w:val="both"/>
-        <w:rPr>
-          <w:rFonts w:ascii="Times New Roman" w:hAnsi="Times New Roman" w:cs="Times New Roman"/>
-          <w:sz w:val="24"/>
-          <w:szCs w:val="24"/>
-        </w:rPr>
-      </w:pPr>
-      <w:r>
-        <w:rPr>
-          <w:rFonts w:ascii="Times New Roman" w:hAnsi="Times New Roman" w:cs="Times New Roman"/>
-          <w:sz w:val="24"/>
-          <w:szCs w:val="24"/>
-        </w:rPr>
         <w:t>Реализована система визуальной детекции препятствий на основе нейронной сети YOLOv8, обеспечивающая среднюю точность обнаружения объектов на уровне 83%.</w:t>
       </w:r>
     </w:p>
@@ -2717,81 +2714,47 @@
           <w:sz w:val="24"/>
           <w:szCs w:val="24"/>
         </w:rPr>
-        <w:t>В технологической части разработана конструкция полуна</w:t>
-      </w:r>
-      <w:r>
-        <w:rPr>
-          <w:rFonts w:ascii="Times New Roman" w:hAnsi="Times New Roman" w:cs="Times New Roman"/>
-          <w:sz w:val="24"/>
-          <w:szCs w:val="24"/>
-        </w:rPr>
-        <w:t>турного стенда с тремя степенями свободы, обеспечивающая исследование углового положения квадрокоптера.</w:t>
-      </w:r>
-    </w:p>
-    <w:p>
-      <w:pPr>
-        <w:spacing w:after="0" w:line="360" w:lineRule="auto"/>
-        <w:ind w:firstLine="709"/>
-        <w:jc w:val="both"/>
-        <w:rPr>
-          <w:rFonts w:ascii="Times New Roman" w:hAnsi="Times New Roman" w:cs="Times New Roman"/>
-          <w:sz w:val="24"/>
-          <w:szCs w:val="24"/>
-        </w:rPr>
-      </w:pPr>
-      <w:r>
-        <w:rPr>
-          <w:rFonts w:ascii="Times New Roman" w:hAnsi="Times New Roman" w:cs="Times New Roman"/>
-          <w:sz w:val="24"/>
-          <w:szCs w:val="24"/>
-        </w:rPr>
-        <w:t xml:space="preserve">В разделе охраны </w:t>
-      </w:r>
-      <w:bookmarkStart w:id="0" w:name="_GoBack"/>
-      <w:bookmarkEnd w:id="0"/>
-      <w:r>
-        <w:rPr>
-          <w:rFonts w:ascii="Times New Roman" w:hAnsi="Times New Roman" w:cs="Times New Roman"/>
-          <w:sz w:val="24"/>
-          <w:szCs w:val="24"/>
-        </w:rPr>
-        <w:t>труда выполнена оценка условий работы инженера-программиста при испол</w:t>
-      </w:r>
-      <w:r>
-        <w:rPr>
-          <w:rFonts w:ascii="Times New Roman" w:hAnsi="Times New Roman" w:cs="Times New Roman"/>
-          <w:sz w:val="24"/>
-          <w:szCs w:val="24"/>
-        </w:rPr>
-        <w:t>ьзовании полунатурного стенда. Разработаны мероприятия по нормализации освещённости рабочего места.</w:t>
-      </w:r>
-    </w:p>
-    <w:p>
-      <w:pPr>
-        <w:spacing w:after="0" w:line="360" w:lineRule="auto"/>
-        <w:ind w:firstLine="709"/>
-        <w:jc w:val="both"/>
-        <w:rPr>
-          <w:rFonts w:ascii="Times New Roman" w:hAnsi="Times New Roman" w:cs="Times New Roman"/>
-          <w:sz w:val="24"/>
-          <w:szCs w:val="24"/>
-        </w:rPr>
-      </w:pPr>
-      <w:r>
-        <w:rPr>
-          <w:rFonts w:ascii="Times New Roman" w:hAnsi="Times New Roman" w:cs="Times New Roman"/>
-          <w:sz w:val="24"/>
-          <w:szCs w:val="24"/>
-        </w:rPr>
-        <w:t>В экономической части показано, что разработка программного обеспечения является экономиче</w:t>
-      </w:r>
-      <w:r>
-        <w:rPr>
-          <w:rFonts w:ascii="Times New Roman" w:hAnsi="Times New Roman" w:cs="Times New Roman"/>
-          <w:sz w:val="24"/>
-          <w:szCs w:val="24"/>
-        </w:rPr>
-        <w:t>ски целесообразной. Расчёты показали срок окупаемости проекта около 4 лет.</w:t>
+        <w:t>В технологической части разработана конструкция полунатурного стенда с тремя степенями свободы, обеспечивающая исследование углового положения квадрокоптера.</w:t>
+      </w:r>
+    </w:p>
+    <w:p>
+      <w:pPr>
+        <w:spacing w:after="0" w:line="360" w:lineRule="auto"/>
+        <w:ind w:firstLine="709"/>
+        <w:jc w:val="both"/>
+        <w:rPr>
+          <w:rFonts w:ascii="Times New Roman" w:hAnsi="Times New Roman" w:cs="Times New Roman"/>
+          <w:sz w:val="24"/>
+          <w:szCs w:val="24"/>
+        </w:rPr>
+      </w:pPr>
+      <w:r>
+        <w:rPr>
+          <w:rFonts w:ascii="Times New Roman" w:hAnsi="Times New Roman" w:cs="Times New Roman"/>
+          <w:sz w:val="24"/>
+          <w:szCs w:val="24"/>
+        </w:rPr>
+        <w:t>В разделе охраны труда выполнена оценка условий работы инженера-программиста при использовании полунатурного стенда. Разработаны мероприятия по нормализации освещённости рабочего места.</w:t>
+      </w:r>
+    </w:p>
+    <w:p>
+      <w:pPr>
+        <w:spacing w:after="0" w:line="360" w:lineRule="auto"/>
+        <w:ind w:firstLine="709"/>
+        <w:jc w:val="both"/>
+        <w:rPr>
+          <w:rFonts w:ascii="Times New Roman" w:hAnsi="Times New Roman" w:cs="Times New Roman"/>
+          <w:sz w:val="24"/>
+          <w:szCs w:val="24"/>
+        </w:rPr>
+      </w:pPr>
+      <w:r>
+        <w:rPr>
+          <w:rFonts w:ascii="Times New Roman" w:hAnsi="Times New Roman" w:cs="Times New Roman"/>
+          <w:sz w:val="24"/>
+          <w:szCs w:val="24"/>
+        </w:rPr>
+        <w:t>В экономической части показано, что разработка программного обеспечения является экономически целесообразной. Расчёты показали срок окупаемости проекта около 4 лет.</w:t>
       </w:r>
     </w:p>
     <w:p>
@@ -2857,8 +2820,8 @@
 </file>
 
 <file path=word/numbering.xml><?xml version="1.0" encoding="utf-8"?>
-<w:numbering xmlns:wpc="http://schemas.microsoft.com/office/word/2010/wordprocessingCanvas" xmlns:mc="http://schemas.openxmlformats.org/markup-compatibility/2006" xmlns:o="urn:schemas-microsoft-com:office:office" xmlns:r="http://schemas.openxmlformats.org/officeDocument/2006/relationships" xmlns:m="http://schemas.openxmlformats.org/officeDocument/2006/math" xmlns:v="urn:schemas-microsoft-com:vml" xmlns:wp14="http://schemas.microsoft.com/office/word/2010/wordprocessingDrawing" xmlns:wp="http://schemas.openxmlformats.org/drawingml/2006/wordprocessingDrawing" xmlns:w10="urn:schemas-microsoft-com:office:word" xmlns:w="http://schemas.openxmlformats.org/wordprocessingml/2006/main" xmlns:w14="http://schemas.microsoft.com/office/word/2010/wordml" xmlns:wpg="http://schemas.microsoft.com/office/word/2010/wordprocessingGroup" xmlns:wpi="http://schemas.microsoft.com/office/word/2010/wordprocessingInk" xmlns:wne="http://schemas.microsoft.com/office/word/2006/wordml" xmlns:wps="http://schemas.microsoft.com/office/word/2010/wordprocessingShape" mc:Ignorable="w14 wp14">
-  <w:abstractNum w:abstractNumId="0">
+<w:numbering xmlns:wpc="http://schemas.microsoft.com/office/word/2010/wordprocessingCanvas" xmlns:cx="http://schemas.microsoft.com/office/drawing/2014/chartex" xmlns:cx1="http://schemas.microsoft.com/office/drawing/2015/9/8/chartex" xmlns:cx2="http://schemas.microsoft.com/office/drawing/2015/10/21/chartex" xmlns:cx3="http://schemas.microsoft.com/office/drawing/2016/5/9/chartex" xmlns:cx4="http://schemas.microsoft.com/office/drawing/2016/5/10/chartex" xmlns:cx5="http://schemas.microsoft.com/office/drawing/2016/5/11/chartex" xmlns:cx6="http://schemas.microsoft.com/office/drawing/2016/5/12/chartex" xmlns:cx7="http://schemas.microsoft.com/office/drawing/2016/5/13/chartex" xmlns:cx8="http://schemas.microsoft.com/office/drawing/2016/5/14/chartex" xmlns:mc="http://schemas.openxmlformats.org/markup-compatibility/2006" xmlns:aink="http://schemas.microsoft.com/office/drawing/2016/ink" xmlns:am3d="http://schemas.microsoft.com/office/drawing/2017/model3d" xmlns:o="urn:schemas-microsoft-com:office:office" xmlns:r="http://schemas.openxmlformats.org/officeDocument/2006/relationships" xmlns:m="http://schemas.openxmlformats.org/officeDocument/2006/math" xmlns:v="urn:schemas-microsoft-com:vml" xmlns:wp14="http://schemas.microsoft.com/office/word/2010/wordprocessingDrawing" xmlns:wp="http://schemas.openxmlformats.org/drawingml/2006/wordprocessingDrawing" xmlns:w10="urn:schemas-microsoft-com:office:word" xmlns:w="http://schemas.openxmlformats.org/wordprocessingml/2006/main" xmlns:w14="http://schemas.microsoft.com/office/word/2010/wordml" xmlns:w15="http://schemas.microsoft.com/office/word/2012/wordml" xmlns:w16cex="http://schemas.microsoft.com/office/word/2018/wordml/cex" xmlns:w16cid="http://schemas.microsoft.com/office/word/2016/wordml/cid" xmlns:w16="http://schemas.microsoft.com/office/word/2018/wordml" xmlns:w16sdtdh="http://schemas.microsoft.com/office/word/2020/wordml/sdtdatahash" xmlns:w16se="http://schemas.microsoft.com/office/word/2015/wordml/symex" xmlns:wpg="http://schemas.microsoft.com/office/word/2010/wordprocessingGroup" xmlns:wpi="http://schemas.microsoft.com/office/word/2010/wordprocessingInk" xmlns:wne="http://schemas.microsoft.com/office/word/2006/wordml" xmlns:wps="http://schemas.microsoft.com/office/word/2010/wordprocessingShape" mc:Ignorable="w14 w15 w16se w16cid w16 w16cex w16sdtdh wp14">
+  <w:abstractNum w:abstractNumId="0" w15:restartNumberingAfterBreak="0">
     <w:nsid w:val="172947A6"/>
     <w:multiLevelType w:val="hybridMultilevel"/>
     <w:tmpl w:val="D2302556"/>
@@ -2998,7 +2961,7 @@
       </w:rPr>
     </w:lvl>
   </w:abstractNum>
-  <w:abstractNum w:abstractNumId="1">
+  <w:abstractNum w:abstractNumId="1" w15:restartNumberingAfterBreak="0">
     <w:nsid w:val="4E0D1F03"/>
     <w:multiLevelType w:val="hybridMultilevel"/>
     <w:tmpl w:val="DEB0C8E4"/>
@@ -3088,7 +3051,7 @@
       </w:pPr>
     </w:lvl>
   </w:abstractNum>
-  <w:abstractNum w:abstractNumId="2">
+  <w:abstractNum w:abstractNumId="2" w15:restartNumberingAfterBreak="0">
     <w:nsid w:val="5EE543C7"/>
     <w:multiLevelType w:val="multilevel"/>
     <w:tmpl w:val="CAA0FE3A"/>
@@ -3214,7 +3177,7 @@
 </file>
 
 <file path=word/styles.xml><?xml version="1.0" encoding="utf-8"?>
-<w:styles xmlns:mc="http://schemas.openxmlformats.org/markup-compatibility/2006" xmlns:r="http://schemas.openxmlformats.org/officeDocument/2006/relationships" xmlns:w="http://schemas.openxmlformats.org/wordprocessingml/2006/main" xmlns:w14="http://schemas.microsoft.com/office/word/2010/wordml" mc:Ignorable="w14">
+<w:styles xmlns:mc="http://schemas.openxmlformats.org/markup-compatibility/2006" xmlns:r="http://schemas.openxmlformats.org/officeDocument/2006/relationships" xmlns:w="http://schemas.openxmlformats.org/wordprocessingml/2006/main" xmlns:w14="http://schemas.microsoft.com/office/word/2010/wordml" xmlns:w15="http://schemas.microsoft.com/office/word/2012/wordml" xmlns:w16cex="http://schemas.microsoft.com/office/word/2018/wordml/cex" xmlns:w16cid="http://schemas.microsoft.com/office/word/2016/wordml/cid" xmlns:w16="http://schemas.microsoft.com/office/word/2018/wordml" xmlns:w16sdtdh="http://schemas.microsoft.com/office/word/2020/wordml/sdtdatahash" xmlns:w16se="http://schemas.microsoft.com/office/word/2015/wordml/symex" mc:Ignorable="w14 w15 w16se w16cid w16 w16cex w16sdtdh">
   <w:docDefaults>
     <w:rPrDefault>
       <w:rPr>
@@ -3230,144 +3193,383 @@
       </w:pPr>
     </w:pPrDefault>
   </w:docDefaults>
-  <w:latentStyles w:defLockedState="0" w:defUIPriority="99" w:defSemiHidden="1" w:defUnhideWhenUsed="1" w:defQFormat="0" w:count="267">
-    <w:lsdException w:name="Normal" w:semiHidden="0" w:uiPriority="0" w:unhideWhenUsed="0" w:qFormat="1"/>
-    <w:lsdException w:name="heading 1" w:semiHidden="0" w:uiPriority="9" w:unhideWhenUsed="0" w:qFormat="1"/>
-    <w:lsdException w:name="heading 2" w:uiPriority="9" w:qFormat="1"/>
-    <w:lsdException w:name="heading 3" w:uiPriority="9" w:qFormat="1"/>
-    <w:lsdException w:name="heading 4" w:uiPriority="9" w:qFormat="1"/>
-    <w:lsdException w:name="heading 5" w:uiPriority="9" w:qFormat="1"/>
-    <w:lsdException w:name="heading 6" w:uiPriority="9" w:qFormat="1"/>
-    <w:lsdException w:name="heading 7" w:uiPriority="9" w:qFormat="1"/>
-    <w:lsdException w:name="heading 8" w:uiPriority="9" w:qFormat="1"/>
-    <w:lsdException w:name="heading 9" w:uiPriority="9" w:qFormat="1"/>
-    <w:lsdException w:name="toc 1" w:uiPriority="39"/>
-    <w:lsdException w:name="toc 2" w:uiPriority="39"/>
-    <w:lsdException w:name="toc 3" w:uiPriority="39"/>
-    <w:lsdException w:name="toc 4" w:uiPriority="39"/>
-    <w:lsdException w:name="toc 5" w:uiPriority="39"/>
-    <w:lsdException w:name="toc 6" w:uiPriority="39"/>
-    <w:lsdException w:name="toc 7" w:uiPriority="39"/>
-    <w:lsdException w:name="toc 8" w:uiPriority="39"/>
-    <w:lsdException w:name="toc 9" w:uiPriority="39"/>
-    <w:lsdException w:name="caption" w:uiPriority="35" w:qFormat="1"/>
-    <w:lsdException w:name="Title" w:semiHidden="0" w:uiPriority="10" w:unhideWhenUsed="0" w:qFormat="1"/>
-    <w:lsdException w:name="Default Paragraph Font" w:uiPriority="1"/>
-    <w:lsdException w:name="Subtitle" w:semiHidden="0" w:uiPriority="11" w:unhideWhenUsed="0" w:qFormat="1"/>
-    <w:lsdException w:name="Strong" w:semiHidden="0" w:uiPriority="22" w:unhideWhenUsed="0" w:qFormat="1"/>
-    <w:lsdException w:name="Emphasis" w:semiHidden="0" w:uiPriority="20" w:unhideWhenUsed="0" w:qFormat="1"/>
-    <w:lsdException w:name="Table Grid" w:semiHidden="0" w:uiPriority="59" w:unhideWhenUsed="0"/>
-    <w:lsdException w:name="Placeholder Text" w:unhideWhenUsed="0"/>
-    <w:lsdException w:name="No Spacing" w:semiHidden="0" w:uiPriority="1" w:unhideWhenUsed="0" w:qFormat="1"/>
-    <w:lsdException w:name="Light Shading" w:semiHidden="0" w:uiPriority="60" w:unhideWhenUsed="0"/>
-    <w:lsdException w:name="Light List" w:semiHidden="0" w:uiPriority="61" w:unhideWhenUsed="0"/>
-    <w:lsdException w:name="Light Grid" w:semiHidden="0" w:uiPriority="62" w:unhideWhenUsed="0"/>
-    <w:lsdException w:name="Medium Shading 1" w:semiHidden="0" w:uiPriority="63" w:unhideWhenUsed="0"/>
-    <w:lsdException w:name="Medium Shading 2" w:semiHidden="0" w:uiPriority="64" w:unhideWhenUsed="0"/>
-    <w:lsdException w:name="Medium List 1" w:semiHidden="0" w:uiPriority="65" w:unhideWhenUsed="0"/>
-    <w:lsdException w:name="Medium List 2" w:semiHidden="0" w:uiPriority="66" w:unhideWhenUsed="0"/>
-    <w:lsdException w:name="Medium Grid 1" w:semiHidden="0" w:uiPriority="67" w:unhideWhenUsed="0"/>
-    <w:lsdException w:name="Medium Grid 2" w:semiHidden="0" w:uiPriority="68" w:unhideWhenUsed="0"/>
-    <w:lsdException w:name="Medium Grid 3" w:semiHidden="0" w:uiPriority="69" w:unhideWhenUsed="0"/>
-    <w:lsdException w:name="Dark List" w:semiHidden="0" w:uiPriority="70" w:unhideWhenUsed="0"/>
-    <w:lsdException w:name="Colorful Shading" w:semiHidden="0" w:uiPriority="71" w:unhideWhenUsed="0"/>
-    <w:lsdException w:name="Colorful List" w:semiHidden="0" w:uiPriority="72" w:unhideWhenUsed="0"/>
-    <w:lsdException w:name="Colorful Grid" w:semiHidden="0" w:uiPriority="73" w:unhideWhenUsed="0"/>
-    <w:lsdException w:name="Light Shading Accent 1" w:semiHidden="0" w:uiPriority="60" w:unhideWhenUsed="0"/>
-    <w:lsdException w:name="Light List Accent 1" w:semiHidden="0" w:uiPriority="61" w:unhideWhenUsed="0"/>
-    <w:lsdException w:name="Light Grid Accent 1" w:semiHidden="0" w:uiPriority="62" w:unhideWhenUsed="0"/>
-    <w:lsdException w:name="Medium Shading 1 Accent 1" w:semiHidden="0" w:uiPriority="63" w:unhideWhenUsed="0"/>
-    <w:lsdException w:name="Medium Shading 2 Accent 1" w:semiHidden="0" w:uiPriority="64" w:unhideWhenUsed="0"/>
-    <w:lsdException w:name="Medium List 1 Accent 1" w:semiHidden="0" w:uiPriority="65" w:unhideWhenUsed="0"/>
-    <w:lsdException w:name="Revision" w:unhideWhenUsed="0"/>
-    <w:lsdException w:name="List Paragraph" w:semiHidden="0" w:uiPriority="34" w:unhideWhenUsed="0" w:qFormat="1"/>
-    <w:lsdException w:name="Quote" w:semiHidden="0" w:uiPriority="29" w:unhideWhenUsed="0" w:qFormat="1"/>
-    <w:lsdException w:name="Intense Quote" w:semiHidden="0" w:uiPriority="30" w:unhideWhenUsed="0" w:qFormat="1"/>
-    <w:lsdException w:name="Medium List 2 Accent 1" w:semiHidden="0" w:uiPriority="66" w:unhideWhenUsed="0"/>
-    <w:lsdException w:name="Medium Grid 1 Accent 1" w:semiHidden="0" w:uiPriority="67" w:unhideWhenUsed="0"/>
-    <w:lsdException w:name="Medium Grid 2 Accent 1" w:semiHidden="0" w:uiPriority="68" w:unhideWhenUsed="0"/>
-    <w:lsdException w:name="Medium Grid 3 Accent 1" w:semiHidden="0" w:uiPriority="69" w:unhideWhenUsed="0"/>
-    <w:lsdException w:name="Dark List Accent 1" w:semiHidden="0" w:uiPriority="70" w:unhideWhenUsed="0"/>
-    <w:lsdException w:name="Colorful Shading Accent 1" w:semiHidden="0" w:uiPriority="71" w:unhideWhenUsed="0"/>
-    <w:lsdException w:name="Colorful List Accent 1" w:semiHidden="0" w:uiPriority="72" w:unhideWhenUsed="0"/>
-    <w:lsdException w:name="Colorful Grid Accent 1" w:semiHidden="0" w:uiPriority="73" w:unhideWhenUsed="0"/>
-    <w:lsdException w:name="Light Shading Accent 2" w:semiHidden="0" w:uiPriority="60" w:unhideWhenUsed="0"/>
-    <w:lsdException w:name="Light List Accent 2" w:semiHidden="0" w:uiPriority="61" w:unhideWhenUsed="0"/>
-    <w:lsdException w:name="Light Grid Accent 2" w:semiHidden="0" w:uiPriority="62" w:unhideWhenUsed="0"/>
-    <w:lsdException w:name="Medium Shading 1 Accent 2" w:semiHidden="0" w:uiPriority="63" w:unhideWhenUsed="0"/>
-    <w:lsdException w:name="Medium Shading 2 Accent 2" w:semiHidden="0" w:uiPriority="64" w:unhideWhenUsed="0"/>
-    <w:lsdException w:name="Medium List 1 Accent 2" w:semiHidden="0" w:uiPriority="65" w:unhideWhenUsed="0"/>
-    <w:lsdException w:name="Medium List 2 Accent 2" w:semiHidden="0" w:uiPriority="66" w:unhideWhenUsed="0"/>
-    <w:lsdException w:name="Medium Grid 1 Accent 2" w:semiHidden="0" w:uiPriority="67" w:unhideWhenUsed="0"/>
-    <w:lsdException w:name="Medium Grid 2 Accent 2" w:semiHidden="0" w:uiPriority="68" w:unhideWhenUsed="0"/>
-    <w:lsdException w:name="Medium Grid 3 Accent 2" w:semiHidden="0" w:uiPriority="69" w:unhideWhenUsed="0"/>
-    <w:lsdException w:name="Dark List Accent 2" w:semiHidden="0" w:uiPriority="70" w:unhideWhenUsed="0"/>
-    <w:lsdException w:name="Colorful Shading Accent 2" w:semiHidden="0" w:uiPriority="71" w:unhideWhenUsed="0"/>
-    <w:lsdException w:name="Colorful List Accent 2" w:semiHidden="0" w:uiPriority="72" w:unhideWhenUsed="0"/>
-    <w:lsdException w:name="Colorful Grid Accent 2" w:semiHidden="0" w:uiPriority="73" w:unhideWhenUsed="0"/>
-    <w:lsdException w:name="Light Shading Accent 3" w:semiHidden="0" w:uiPriority="60" w:unhideWhenUsed="0"/>
-    <w:lsdException w:name="Light List Accent 3" w:semiHidden="0" w:uiPriority="61" w:unhideWhenUsed="0"/>
-    <w:lsdException w:name="Light Grid Accent 3" w:semiHidden="0" w:uiPriority="62" w:unhideWhenUsed="0"/>
-    <w:lsdException w:name="Medium Shading 1 Accent 3" w:semiHidden="0" w:uiPriority="63" w:unhideWhenUsed="0"/>
-    <w:lsdException w:name="Medium Shading 2 Accent 3" w:semiHidden="0" w:uiPriority="64" w:unhideWhenUsed="0"/>
-    <w:lsdException w:name="Medium List 1 Accent 3" w:semiHidden="0" w:uiPriority="65" w:unhideWhenUsed="0"/>
-    <w:lsdException w:name="Medium List 2 Accent 3" w:semiHidden="0" w:uiPriority="66" w:unhideWhenUsed="0"/>
-    <w:lsdException w:name="Medium Grid 1 Accent 3" w:semiHidden="0" w:uiPriority="67" w:unhideWhenUsed="0"/>
-    <w:lsdException w:name="Medium Grid 2 Accent 3" w:semiHidden="0" w:uiPriority="68" w:unhideWhenUsed="0"/>
-    <w:lsdException w:name="Medium Grid 3 Accent 3" w:semiHidden="0" w:uiPriority="69" w:unhideWhenUsed="0"/>
-    <w:lsdException w:name="Dark List Accent 3" w:semiHidden="0" w:uiPriority="70" w:unhideWhenUsed="0"/>
-    <w:lsdException w:name="Colorful Shading Accent 3" w:semiHidden="0" w:uiPriority="71" w:unhideWhenUsed="0"/>
-    <w:lsdException w:name="Colorful List Accent 3" w:semiHidden="0" w:uiPriority="72" w:unhideWhenUsed="0"/>
-    <w:lsdException w:name="Colorful Grid Accent 3" w:semiHidden="0" w:uiPriority="73" w:unhideWhenUsed="0"/>
-    <w:lsdException w:name="Light Shading Accent 4" w:semiHidden="0" w:uiPriority="60" w:unhideWhenUsed="0"/>
-    <w:lsdException w:name="Light List Accent 4" w:semiHidden="0" w:uiPriority="61" w:unhideWhenUsed="0"/>
-    <w:lsdException w:name="Light Grid Accent 4" w:semiHidden="0" w:uiPriority="62" w:unhideWhenUsed="0"/>
-    <w:lsdException w:name="Medium Shading 1 Accent 4" w:semiHidden="0" w:uiPriority="63" w:unhideWhenUsed="0"/>
-    <w:lsdException w:name="Medium Shading 2 Accent 4" w:semiHidden="0" w:uiPriority="64" w:unhideWhenUsed="0"/>
-    <w:lsdException w:name="Medium List 1 Accent 4" w:semiHidden="0" w:uiPriority="65" w:unhideWhenUsed="0"/>
-    <w:lsdException w:name="Medium List 2 Accent 4" w:semiHidden="0" w:uiPriority="66" w:unhideWhenUsed="0"/>
-    <w:lsdException w:name="Medium Grid 1 Accent 4" w:semiHidden="0" w:uiPriority="67" w:unhideWhenUsed="0"/>
-    <w:lsdException w:name="Medium Grid 2 Accent 4" w:semiHidden="0" w:uiPriority="68" w:unhideWhenUsed="0"/>
-    <w:lsdException w:name="Medium Grid 3 Accent 4" w:semiHidden="0" w:uiPriority="69" w:unhideWhenUsed="0"/>
-    <w:lsdException w:name="Dark List Accent 4" w:semiHidden="0" w:uiPriority="70" w:unhideWhenUsed="0"/>
-    <w:lsdException w:name="Colorful Shading Accent 4" w:semiHidden="0" w:uiPriority="71" w:unhideWhenUsed="0"/>
-    <w:lsdException w:name="Colorful List Accent 4" w:semiHidden="0" w:uiPriority="72" w:unhideWhenUsed="0"/>
-    <w:lsdException w:name="Colorful Grid Accent 4" w:semiHidden="0" w:uiPriority="73" w:unhideWhenUsed="0"/>
-    <w:lsdException w:name="Light Shading Accent 5" w:semiHidden="0" w:uiPriority="60" w:unhideWhenUsed="0"/>
-    <w:lsdException w:name="Light List Accent 5" w:semiHidden="0" w:uiPriority="61" w:unhideWhenUsed="0"/>
-    <w:lsdException w:name="Light Grid Accent 5" w:semiHidden="0" w:uiPriority="62" w:unhideWhenUsed="0"/>
-    <w:lsdException w:name="Medium Shading 1 Accent 5" w:semiHidden="0" w:uiPriority="63" w:unhideWhenUsed="0"/>
-    <w:lsdException w:name="Medium Shading 2 Accent 5" w:semiHidden="0" w:uiPriority="64" w:unhideWhenUsed="0"/>
-    <w:lsdException w:name="Medium List 1 Accent 5" w:semiHidden="0" w:uiPriority="65" w:unhideWhenUsed="0"/>
-    <w:lsdException w:name="Medium List 2 Accent 5" w:semiHidden="0" w:uiPriority="66" w:unhideWhenUsed="0"/>
-    <w:lsdException w:name="Medium Grid 1 Accent 5" w:semiHidden="0" w:uiPriority="67" w:unhideWhenUsed="0"/>
-    <w:lsdException w:name="Medium Grid 2 Accent 5" w:semiHidden="0" w:uiPriority="68" w:unhideWhenUsed="0"/>
-    <w:lsdException w:name="Medium Grid 3 Accent 5" w:semiHidden="0" w:uiPriority="69" w:unhideWhenUsed="0"/>
-    <w:lsdException w:name="Dark List Accent 5" w:semiHidden="0" w:uiPriority="70" w:unhideWhenUsed="0"/>
-    <w:lsdException w:name="Colorful Shading Accent 5" w:semiHidden="0" w:uiPriority="71" w:unhideWhenUsed="0"/>
-    <w:lsdException w:name="Colorful List Accent 5" w:semiHidden="0" w:uiPriority="72" w:unhideWhenUsed="0"/>
-    <w:lsdException w:name="Colorful Grid Accent 5" w:semiHidden="0" w:uiPriority="73" w:unhideWhenUsed="0"/>
-    <w:lsdException w:name="Light Shading Accent 6" w:semiHidden="0" w:uiPriority="60" w:unhideWhenUsed="0"/>
-    <w:lsdException w:name="Light List Accent 6" w:semiHidden="0" w:uiPriority="61" w:unhideWhenUsed="0"/>
-    <w:lsdException w:name="Light Grid Accent 6" w:semiHidden="0" w:uiPriority="62" w:unhideWhenUsed="0"/>
-    <w:lsdException w:name="Medium Shading 1 Accent 6" w:semiHidden="0" w:uiPriority="63" w:unhideWhenUsed="0"/>
-    <w:lsdException w:name="Medium Shading 2 Accent 6" w:semiHidden="0" w:uiPriority="64" w:unhideWhenUsed="0"/>
-    <w:lsdException w:name="Medium List 1 Accent 6" w:semiHidden="0" w:uiPriority="65" w:unhideWhenUsed="0"/>
-    <w:lsdException w:name="Medium List 2 Accent 6" w:semiHidden="0" w:uiPriority="66" w:unhideWhenUsed="0"/>
-    <w:lsdException w:name="Medium Grid 1 Accent 6" w:semiHidden="0" w:uiPriority="67" w:unhideWhenUsed="0"/>
-    <w:lsdException w:name="Medium Grid 2 Accent 6" w:semiHidden="0" w:uiPriority="68" w:unhideWhenUsed="0"/>
-    <w:lsdException w:name="Medium Grid 3 Accent 6" w:semiHidden="0" w:uiPriority="69" w:unhideWhenUsed="0"/>
-    <w:lsdException w:name="Dark List Accent 6" w:semiHidden="0" w:uiPriority="70" w:unhideWhenUsed="0"/>
-    <w:lsdException w:name="Colorful Shading Accent 6" w:semiHidden="0" w:uiPriority="71" w:unhideWhenUsed="0"/>
-    <w:lsdException w:name="Colorful List Accent 6" w:semiHidden="0" w:uiPriority="72" w:unhideWhenUsed="0"/>
-    <w:lsdException w:name="Colorful Grid Accent 6" w:semiHidden="0" w:uiPriority="73" w:unhideWhenUsed="0"/>
-    <w:lsdException w:name="Subtle Emphasis" w:semiHidden="0" w:uiPriority="19" w:unhideWhenUsed="0" w:qFormat="1"/>
-    <w:lsdException w:name="Intense Emphasis" w:semiHidden="0" w:uiPriority="21" w:unhideWhenUsed="0" w:qFormat="1"/>
-    <w:lsdException w:name="Subtle Reference" w:semiHidden="0" w:uiPriority="31" w:unhideWhenUsed="0" w:qFormat="1"/>
-    <w:lsdException w:name="Intense Reference" w:semiHidden="0" w:uiPriority="32" w:unhideWhenUsed="0" w:qFormat="1"/>
-    <w:lsdException w:name="Book Title" w:semiHidden="0" w:uiPriority="33" w:unhideWhenUsed="0" w:qFormat="1"/>
-    <w:lsdException w:name="Bibliography" w:uiPriority="37"/>
-    <w:lsdException w:name="TOC Heading" w:uiPriority="39" w:qFormat="1"/>
+  <w:latentStyles w:defLockedState="0" w:defUIPriority="99" w:defSemiHidden="0" w:defUnhideWhenUsed="0" w:defQFormat="0" w:count="376">
+    <w:lsdException w:name="Normal" w:uiPriority="0" w:qFormat="1"/>
+    <w:lsdException w:name="heading 1" w:uiPriority="9" w:qFormat="1"/>
+    <w:lsdException w:name="heading 2" w:semiHidden="1" w:uiPriority="9" w:unhideWhenUsed="1" w:qFormat="1"/>
+    <w:lsdException w:name="heading 3" w:semiHidden="1" w:uiPriority="9" w:unhideWhenUsed="1" w:qFormat="1"/>
+    <w:lsdException w:name="heading 4" w:semiHidden="1" w:uiPriority="9" w:unhideWhenUsed="1" w:qFormat="1"/>
+    <w:lsdException w:name="heading 5" w:semiHidden="1" w:uiPriority="9" w:unhideWhenUsed="1" w:qFormat="1"/>
+    <w:lsdException w:name="heading 6" w:semiHidden="1" w:uiPriority="9" w:unhideWhenUsed="1" w:qFormat="1"/>
+    <w:lsdException w:name="heading 7" w:semiHidden="1" w:uiPriority="9" w:unhideWhenUsed="1" w:qFormat="1"/>
+    <w:lsdException w:name="heading 8" w:semiHidden="1" w:uiPriority="9" w:unhideWhenUsed="1" w:qFormat="1"/>
+    <w:lsdException w:name="heading 9" w:semiHidden="1" w:uiPriority="9" w:unhideWhenUsed="1" w:qFormat="1"/>
+    <w:lsdException w:name="index 1" w:semiHidden="1" w:unhideWhenUsed="1"/>
+    <w:lsdException w:name="index 2" w:semiHidden="1" w:unhideWhenUsed="1"/>
+    <w:lsdException w:name="index 3" w:semiHidden="1" w:unhideWhenUsed="1"/>
+    <w:lsdException w:name="index 4" w:semiHidden="1" w:unhideWhenUsed="1"/>
+    <w:lsdException w:name="index 5" w:semiHidden="1" w:unhideWhenUsed="1"/>
+    <w:lsdException w:name="index 6" w:semiHidden="1" w:unhideWhenUsed="1"/>
+    <w:lsdException w:name="index 7" w:semiHidden="1" w:unhideWhenUsed="1"/>
+    <w:lsdException w:name="index 8" w:semiHidden="1" w:unhideWhenUsed="1"/>
+    <w:lsdException w:name="index 9" w:semiHidden="1" w:unhideWhenUsed="1"/>
+    <w:lsdException w:name="toc 1" w:semiHidden="1" w:uiPriority="39" w:unhideWhenUsed="1"/>
+    <w:lsdException w:name="toc 2" w:semiHidden="1" w:uiPriority="39" w:unhideWhenUsed="1"/>
+    <w:lsdException w:name="toc 3" w:semiHidden="1" w:uiPriority="39" w:unhideWhenUsed="1"/>
+    <w:lsdException w:name="toc 4" w:semiHidden="1" w:uiPriority="39" w:unhideWhenUsed="1"/>
+    <w:lsdException w:name="toc 5" w:semiHidden="1" w:uiPriority="39" w:unhideWhenUsed="1"/>
+    <w:lsdException w:name="toc 6" w:semiHidden="1" w:uiPriority="39" w:unhideWhenUsed="1"/>
+    <w:lsdException w:name="toc 7" w:semiHidden="1" w:uiPriority="39" w:unhideWhenUsed="1"/>
+    <w:lsdException w:name="toc 8" w:semiHidden="1" w:uiPriority="39" w:unhideWhenUsed="1"/>
+    <w:lsdException w:name="toc 9" w:semiHidden="1" w:uiPriority="39" w:unhideWhenUsed="1"/>
+    <w:lsdException w:name="Normal Indent" w:semiHidden="1" w:unhideWhenUsed="1"/>
+    <w:lsdException w:name="footnote text" w:semiHidden="1" w:unhideWhenUsed="1"/>
+    <w:lsdException w:name="annotation text" w:semiHidden="1" w:unhideWhenUsed="1"/>
+    <w:lsdException w:name="header" w:semiHidden="1" w:unhideWhenUsed="1"/>
+    <w:lsdException w:name="footer" w:semiHidden="1" w:unhideWhenUsed="1"/>
+    <w:lsdException w:name="index heading" w:semiHidden="1" w:unhideWhenUsed="1"/>
+    <w:lsdException w:name="caption" w:semiHidden="1" w:uiPriority="35" w:unhideWhenUsed="1" w:qFormat="1"/>
+    <w:lsdException w:name="table of figures" w:semiHidden="1" w:unhideWhenUsed="1"/>
+    <w:lsdException w:name="envelope address" w:semiHidden="1" w:unhideWhenUsed="1"/>
+    <w:lsdException w:name="envelope return" w:semiHidden="1" w:unhideWhenUsed="1"/>
+    <w:lsdException w:name="footnote reference" w:semiHidden="1" w:unhideWhenUsed="1"/>
+    <w:lsdException w:name="annotation reference" w:semiHidden="1" w:unhideWhenUsed="1"/>
+    <w:lsdException w:name="line number" w:semiHidden="1" w:unhideWhenUsed="1"/>
+    <w:lsdException w:name="page number" w:semiHidden="1" w:unhideWhenUsed="1"/>
+    <w:lsdException w:name="endnote reference" w:semiHidden="1" w:unhideWhenUsed="1"/>
+    <w:lsdException w:name="endnote text" w:semiHidden="1" w:unhideWhenUsed="1"/>
+    <w:lsdException w:name="table of authorities" w:semiHidden="1" w:unhideWhenUsed="1"/>
+    <w:lsdException w:name="macro" w:semiHidden="1" w:unhideWhenUsed="1"/>
+    <w:lsdException w:name="toa heading" w:semiHidden="1" w:unhideWhenUsed="1"/>
+    <w:lsdException w:name="List" w:semiHidden="1" w:unhideWhenUsed="1"/>
+    <w:lsdException w:name="List Bullet" w:semiHidden="1" w:unhideWhenUsed="1"/>
+    <w:lsdException w:name="List Number" w:semiHidden="1" w:unhideWhenUsed="1"/>
+    <w:lsdException w:name="List 2" w:semiHidden="1" w:unhideWhenUsed="1"/>
+    <w:lsdException w:name="List 3" w:semiHidden="1" w:unhideWhenUsed="1"/>
+    <w:lsdException w:name="List 4" w:semiHidden="1" w:unhideWhenUsed="1"/>
+    <w:lsdException w:name="List 5" w:semiHidden="1" w:unhideWhenUsed="1"/>
+    <w:lsdException w:name="List Bullet 2" w:semiHidden="1" w:unhideWhenUsed="1"/>
+    <w:lsdException w:name="List Bullet 3" w:semiHidden="1" w:unhideWhenUsed="1"/>
+    <w:lsdException w:name="List Bullet 4" w:semiHidden="1" w:unhideWhenUsed="1"/>
+    <w:lsdException w:name="List Bullet 5" w:semiHidden="1" w:unhideWhenUsed="1"/>
+    <w:lsdException w:name="List Number 2" w:semiHidden="1" w:unhideWhenUsed="1"/>
+    <w:lsdException w:name="List Number 3" w:semiHidden="1" w:unhideWhenUsed="1"/>
+    <w:lsdException w:name="List Number 4" w:semiHidden="1" w:unhideWhenUsed="1"/>
+    <w:lsdException w:name="List Number 5" w:semiHidden="1" w:unhideWhenUsed="1"/>
+    <w:lsdException w:name="Title" w:uiPriority="10" w:qFormat="1"/>
+    <w:lsdException w:name="Closing" w:semiHidden="1" w:unhideWhenUsed="1"/>
+    <w:lsdException w:name="Signature" w:semiHidden="1" w:unhideWhenUsed="1"/>
+    <w:lsdException w:name="Default Paragraph Font" w:semiHidden="1" w:uiPriority="1" w:unhideWhenUsed="1"/>
+    <w:lsdException w:name="Body Text" w:semiHidden="1" w:unhideWhenUsed="1"/>
+    <w:lsdException w:name="Body Text Indent" w:semiHidden="1" w:unhideWhenUsed="1"/>
+    <w:lsdException w:name="List Continue" w:semiHidden="1" w:unhideWhenUsed="1"/>
+    <w:lsdException w:name="List Continue 2" w:semiHidden="1" w:unhideWhenUsed="1"/>
+    <w:lsdException w:name="List Continue 3" w:semiHidden="1" w:unhideWhenUsed="1"/>
+    <w:lsdException w:name="List Continue 4" w:semiHidden="1" w:unhideWhenUsed="1"/>
+    <w:lsdException w:name="List Continue 5" w:semiHidden="1" w:unhideWhenUsed="1"/>
+    <w:lsdException w:name="Message Header" w:semiHidden="1" w:unhideWhenUsed="1"/>
+    <w:lsdException w:name="Subtitle" w:uiPriority="11" w:qFormat="1"/>
+    <w:lsdException w:name="Salutation" w:semiHidden="1" w:unhideWhenUsed="1"/>
+    <w:lsdException w:name="Date" w:semiHidden="1" w:unhideWhenUsed="1"/>
+    <w:lsdException w:name="Body Text First Indent" w:semiHidden="1" w:unhideWhenUsed="1"/>
+    <w:lsdException w:name="Body Text First Indent 2" w:semiHidden="1" w:unhideWhenUsed="1"/>
+    <w:lsdException w:name="Note Heading" w:semiHidden="1" w:unhideWhenUsed="1"/>
+    <w:lsdException w:name="Body Text 2" w:semiHidden="1" w:unhideWhenUsed="1"/>
+    <w:lsdException w:name="Body Text 3" w:semiHidden="1" w:unhideWhenUsed="1"/>
+    <w:lsdException w:name="Body Text Indent 2" w:semiHidden="1" w:unhideWhenUsed="1"/>
+    <w:lsdException w:name="Body Text Indent 3" w:semiHidden="1" w:unhideWhenUsed="1"/>
+    <w:lsdException w:name="Block Text" w:semiHidden="1" w:unhideWhenUsed="1"/>
+    <w:lsdException w:name="Hyperlink" w:semiHidden="1" w:unhideWhenUsed="1"/>
+    <w:lsdException w:name="FollowedHyperlink" w:semiHidden="1" w:unhideWhenUsed="1"/>
+    <w:lsdException w:name="Strong" w:uiPriority="22" w:qFormat="1"/>
+    <w:lsdException w:name="Emphasis" w:uiPriority="20" w:qFormat="1"/>
+    <w:lsdException w:name="Document Map" w:semiHidden="1" w:unhideWhenUsed="1"/>
+    <w:lsdException w:name="Plain Text" w:semiHidden="1" w:unhideWhenUsed="1"/>
+    <w:lsdException w:name="E-mail Signature" w:semiHidden="1" w:unhideWhenUsed="1"/>
+    <w:lsdException w:name="HTML Top of Form" w:semiHidden="1" w:unhideWhenUsed="1"/>
+    <w:lsdException w:name="HTML Bottom of Form" w:semiHidden="1" w:unhideWhenUsed="1"/>
+    <w:lsdException w:name="Normal (Web)" w:semiHidden="1" w:unhideWhenUsed="1"/>
+    <w:lsdException w:name="HTML Acronym" w:semiHidden="1" w:unhideWhenUsed="1"/>
+    <w:lsdException w:name="HTML Address" w:semiHidden="1" w:unhideWhenUsed="1"/>
+    <w:lsdException w:name="HTML Cite" w:semiHidden="1" w:unhideWhenUsed="1"/>
+    <w:lsdException w:name="HTML Code" w:semiHidden="1" w:unhideWhenUsed="1"/>
+    <w:lsdException w:name="HTML Definition" w:semiHidden="1" w:unhideWhenUsed="1"/>
+    <w:lsdException w:name="HTML Keyboard" w:semiHidden="1" w:unhideWhenUsed="1"/>
+    <w:lsdException w:name="HTML Preformatted" w:semiHidden="1" w:unhideWhenUsed="1"/>
+    <w:lsdException w:name="HTML Sample" w:semiHidden="1" w:unhideWhenUsed="1"/>
+    <w:lsdException w:name="HTML Typewriter" w:semiHidden="1" w:unhideWhenUsed="1"/>
+    <w:lsdException w:name="HTML Variable" w:semiHidden="1" w:unhideWhenUsed="1"/>
+    <w:lsdException w:name="Normal Table" w:semiHidden="1" w:unhideWhenUsed="1"/>
+    <w:lsdException w:name="annotation subject" w:semiHidden="1" w:unhideWhenUsed="1"/>
+    <w:lsdException w:name="No List" w:semiHidden="1" w:unhideWhenUsed="1"/>
+    <w:lsdException w:name="Outline List 1" w:semiHidden="1" w:unhideWhenUsed="1"/>
+    <w:lsdException w:name="Outline List 2" w:semiHidden="1" w:unhideWhenUsed="1"/>
+    <w:lsdException w:name="Outline List 3" w:semiHidden="1" w:unhideWhenUsed="1"/>
+    <w:lsdException w:name="Table Simple 1" w:semiHidden="1" w:unhideWhenUsed="1"/>
+    <w:lsdException w:name="Table Simple 2" w:semiHidden="1" w:unhideWhenUsed="1"/>
+    <w:lsdException w:name="Table Simple 3" w:semiHidden="1" w:unhideWhenUsed="1"/>
+    <w:lsdException w:name="Table Classic 1" w:semiHidden="1" w:unhideWhenUsed="1"/>
+    <w:lsdException w:name="Table Classic 2" w:semiHidden="1" w:unhideWhenUsed="1"/>
+    <w:lsdException w:name="Table Classic 3" w:semiHidden="1" w:unhideWhenUsed="1"/>
+    <w:lsdException w:name="Table Classic 4" w:semiHidden="1" w:unhideWhenUsed="1"/>
+    <w:lsdException w:name="Table Colorful 1" w:semiHidden="1" w:unhideWhenUsed="1"/>
+    <w:lsdException w:name="Table Colorful 2" w:semiHidden="1" w:unhideWhenUsed="1"/>
+    <w:lsdException w:name="Table Colorful 3" w:semiHidden="1" w:unhideWhenUsed="1"/>
+    <w:lsdException w:name="Table Columns 1" w:semiHidden="1" w:unhideWhenUsed="1"/>
+    <w:lsdException w:name="Table Columns 2" w:semiHidden="1" w:unhideWhenUsed="1"/>
+    <w:lsdException w:name="Table Columns 3" w:semiHidden="1" w:unhideWhenUsed="1"/>
+    <w:lsdException w:name="Table Columns 4" w:semiHidden="1" w:unhideWhenUsed="1"/>
+    <w:lsdException w:name="Table Columns 5" w:semiHidden="1" w:unhideWhenUsed="1"/>
+    <w:lsdException w:name="Table Grid 1" w:semiHidden="1" w:unhideWhenUsed="1"/>
+    <w:lsdException w:name="Table Grid 2" w:semiHidden="1" w:unhideWhenUsed="1"/>
+    <w:lsdException w:name="Table Grid 3" w:semiHidden="1" w:unhideWhenUsed="1"/>
+    <w:lsdException w:name="Table Grid 4" w:semiHidden="1" w:unhideWhenUsed="1"/>
+    <w:lsdException w:name="Table Grid 5" w:semiHidden="1" w:unhideWhenUsed="1"/>
+    <w:lsdException w:name="Table Grid 6" w:semiHidden="1" w:unhideWhenUsed="1"/>
+    <w:lsdException w:name="Table Grid 7" w:semiHidden="1" w:unhideWhenUsed="1"/>
+    <w:lsdException w:name="Table Grid 8" w:semiHidden="1" w:unhideWhenUsed="1"/>
+    <w:lsdException w:name="Table List 1" w:semiHidden="1" w:unhideWhenUsed="1"/>
+    <w:lsdException w:name="Table List 2" w:semiHidden="1" w:unhideWhenUsed="1"/>
+    <w:lsdException w:name="Table List 3" w:semiHidden="1" w:unhideWhenUsed="1"/>
+    <w:lsdException w:name="Table List 4" w:semiHidden="1" w:unhideWhenUsed="1"/>
+    <w:lsdException w:name="Table List 5" w:semiHidden="1" w:unhideWhenUsed="1"/>
+    <w:lsdException w:name="Table List 6" w:semiHidden="1" w:unhideWhenUsed="1"/>
+    <w:lsdException w:name="Table List 7" w:semiHidden="1" w:unhideWhenUsed="1"/>
+    <w:lsdException w:name="Table List 8" w:semiHidden="1" w:unhideWhenUsed="1"/>
+    <w:lsdException w:name="Table 3D effects 1" w:semiHidden="1" w:unhideWhenUsed="1"/>
+    <w:lsdException w:name="Table 3D effects 2" w:semiHidden="1" w:unhideWhenUsed="1"/>
+    <w:lsdException w:name="Table 3D effects 3" w:semiHidden="1" w:unhideWhenUsed="1"/>
+    <w:lsdException w:name="Table Contemporary" w:semiHidden="1" w:unhideWhenUsed="1"/>
+    <w:lsdException w:name="Table Elegant" w:semiHidden="1" w:unhideWhenUsed="1"/>
+    <w:lsdException w:name="Table Professional" w:semiHidden="1" w:unhideWhenUsed="1"/>
+    <w:lsdException w:name="Table Subtle 1" w:semiHidden="1" w:unhideWhenUsed="1"/>
+    <w:lsdException w:name="Table Subtle 2" w:semiHidden="1" w:unhideWhenUsed="1"/>
+    <w:lsdException w:name="Table Web 1" w:semiHidden="1" w:unhideWhenUsed="1"/>
+    <w:lsdException w:name="Table Web 2" w:semiHidden="1" w:unhideWhenUsed="1"/>
+    <w:lsdException w:name="Table Web 3" w:semiHidden="1" w:unhideWhenUsed="1"/>
+    <w:lsdException w:name="Balloon Text" w:semiHidden="1" w:unhideWhenUsed="1"/>
+    <w:lsdException w:name="Table Grid" w:semiHidden="1" w:uiPriority="59" w:unhideWhenUsed="1"/>
+    <w:lsdException w:name="Table Theme" w:semiHidden="1" w:unhideWhenUsed="1"/>
+    <w:lsdException w:name="Placeholder Text" w:semiHidden="1"/>
+    <w:lsdException w:name="No Spacing" w:uiPriority="1" w:qFormat="1"/>
+    <w:lsdException w:name="Light Shading" w:uiPriority="60"/>
+    <w:lsdException w:name="Light List" w:uiPriority="61"/>
+    <w:lsdException w:name="Light Grid" w:uiPriority="62"/>
+    <w:lsdException w:name="Medium Shading 1" w:uiPriority="63"/>
+    <w:lsdException w:name="Medium Shading 2" w:uiPriority="64"/>
+    <w:lsdException w:name="Medium List 1" w:uiPriority="65"/>
+    <w:lsdException w:name="Medium List 2" w:uiPriority="66"/>
+    <w:lsdException w:name="Medium Grid 1" w:uiPriority="67"/>
+    <w:lsdException w:name="Medium Grid 2" w:uiPriority="68"/>
+    <w:lsdException w:name="Medium Grid 3" w:uiPriority="69"/>
+    <w:lsdException w:name="Dark List" w:uiPriority="70"/>
+    <w:lsdException w:name="Colorful Shading" w:uiPriority="71"/>
+    <w:lsdException w:name="Colorful List" w:uiPriority="72"/>
+    <w:lsdException w:name="Colorful Grid" w:uiPriority="73"/>
+    <w:lsdException w:name="Light Shading Accent 1" w:uiPriority="60"/>
+    <w:lsdException w:name="Light List Accent 1" w:uiPriority="61"/>
+    <w:lsdException w:name="Light Grid Accent 1" w:uiPriority="62"/>
+    <w:lsdException w:name="Medium Shading 1 Accent 1" w:uiPriority="63"/>
+    <w:lsdException w:name="Medium Shading 2 Accent 1" w:uiPriority="64"/>
+    <w:lsdException w:name="Medium List 1 Accent 1" w:uiPriority="65"/>
+    <w:lsdException w:name="Revision" w:semiHidden="1"/>
+    <w:lsdException w:name="List Paragraph" w:uiPriority="34" w:qFormat="1"/>
+    <w:lsdException w:name="Quote" w:uiPriority="29" w:qFormat="1"/>
+    <w:lsdException w:name="Intense Quote" w:uiPriority="30" w:qFormat="1"/>
+    <w:lsdException w:name="Medium List 2 Accent 1" w:uiPriority="66"/>
+    <w:lsdException w:name="Medium Grid 1 Accent 1" w:uiPriority="67"/>
+    <w:lsdException w:name="Medium Grid 2 Accent 1" w:uiPriority="68"/>
+    <w:lsdException w:name="Medium Grid 3 Accent 1" w:uiPriority="69"/>
+    <w:lsdException w:name="Dark List Accent 1" w:uiPriority="70"/>
+    <w:lsdException w:name="Colorful Shading Accent 1" w:uiPriority="71"/>
+    <w:lsdException w:name="Colorful List Accent 1" w:uiPriority="72"/>
+    <w:lsdException w:name="Colorful Grid Accent 1" w:uiPriority="73"/>
+    <w:lsdException w:name="Light Shading Accent 2" w:uiPriority="60"/>
+    <w:lsdException w:name="Light List Accent 2" w:uiPriority="61"/>
+    <w:lsdException w:name="Light Grid Accent 2" w:uiPriority="62"/>
+    <w:lsdException w:name="Medium Shading 1 Accent 2" w:uiPriority="63"/>
+    <w:lsdException w:name="Medium Shading 2 Accent 2" w:uiPriority="64"/>
+    <w:lsdException w:name="Medium List 1 Accent 2" w:uiPriority="65"/>
+    <w:lsdException w:name="Medium List 2 Accent 2" w:uiPriority="66"/>
+    <w:lsdException w:name="Medium Grid 1 Accent 2" w:uiPriority="67"/>
+    <w:lsdException w:name="Medium Grid 2 Accent 2" w:uiPriority="68"/>
+    <w:lsdException w:name="Medium Grid 3 Accent 2" w:uiPriority="69"/>
+    <w:lsdException w:name="Dark List Accent 2" w:uiPriority="70"/>
+    <w:lsdException w:name="Colorful Shading Accent 2" w:uiPriority="71"/>
+    <w:lsdException w:name="Colorful List Accent 2" w:uiPriority="72"/>
+    <w:lsdException w:name="Colorful Grid Accent 2" w:uiPriority="73"/>
+    <w:lsdException w:name="Light Shading Accent 3" w:uiPriority="60"/>
+    <w:lsdException w:name="Light List Accent 3" w:uiPriority="61"/>
+    <w:lsdException w:name="Light Grid Accent 3" w:uiPriority="62"/>
+    <w:lsdException w:name="Medium Shading 1 Accent 3" w:uiPriority="63"/>
+    <w:lsdException w:name="Medium Shading 2 Accent 3" w:uiPriority="64"/>
+    <w:lsdException w:name="Medium List 1 Accent 3" w:uiPriority="65"/>
+    <w:lsdException w:name="Medium List 2 Accent 3" w:uiPriority="66"/>
+    <w:lsdException w:name="Medium Grid 1 Accent 3" w:uiPriority="67"/>
+    <w:lsdException w:name="Medium Grid 2 Accent 3" w:uiPriority="68"/>
+    <w:lsdException w:name="Medium Grid 3 Accent 3" w:uiPriority="69"/>
+    <w:lsdException w:name="Dark List Accent 3" w:uiPriority="70"/>
+    <w:lsdException w:name="Colorful Shading Accent 3" w:uiPriority="71"/>
+    <w:lsdException w:name="Colorful List Accent 3" w:uiPriority="72"/>
+    <w:lsdException w:name="Colorful Grid Accent 3" w:uiPriority="73"/>
+    <w:lsdException w:name="Light Shading Accent 4" w:uiPriority="60"/>
+    <w:lsdException w:name="Light List Accent 4" w:uiPriority="61"/>
+    <w:lsdException w:name="Light Grid Accent 4" w:uiPriority="62"/>
+    <w:lsdException w:name="Medium Shading 1 Accent 4" w:uiPriority="63"/>
+    <w:lsdException w:name="Medium Shading 2 Accent 4" w:uiPriority="64"/>
+    <w:lsdException w:name="Medium List 1 Accent 4" w:uiPriority="65"/>
+    <w:lsdException w:name="Medium List 2 Accent 4" w:uiPriority="66"/>
+    <w:lsdException w:name="Medium Grid 1 Accent 4" w:uiPriority="67"/>
+    <w:lsdException w:name="Medium Grid 2 Accent 4" w:uiPriority="68"/>
+    <w:lsdException w:name="Medium Grid 3 Accent 4" w:uiPriority="69"/>
+    <w:lsdException w:name="Dark List Accent 4" w:uiPriority="70"/>
+    <w:lsdException w:name="Colorful Shading Accent 4" w:uiPriority="71"/>
+    <w:lsdException w:name="Colorful List Accent 4" w:uiPriority="72"/>
+    <w:lsdException w:name="Colorful Grid Accent 4" w:uiPriority="73"/>
+    <w:lsdException w:name="Light Shading Accent 5" w:uiPriority="60"/>
+    <w:lsdException w:name="Light List Accent 5" w:uiPriority="61"/>
+    <w:lsdException w:name="Light Grid Accent 5" w:uiPriority="62"/>
+    <w:lsdException w:name="Medium Shading 1 Accent 5" w:uiPriority="63"/>
+    <w:lsdException w:name="Medium Shading 2 Accent 5" w:uiPriority="64"/>
+    <w:lsdException w:name="Medium List 1 Accent 5" w:uiPriority="65"/>
+    <w:lsdException w:name="Medium List 2 Accent 5" w:uiPriority="66"/>
+    <w:lsdException w:name="Medium Grid 1 Accent 5" w:uiPriority="67"/>
+    <w:lsdException w:name="Medium Grid 2 Accent 5" w:uiPriority="68"/>
+    <w:lsdException w:name="Medium Grid 3 Accent 5" w:uiPriority="69"/>
+    <w:lsdException w:name="Dark List Accent 5" w:uiPriority="70"/>
+    <w:lsdException w:name="Colorful Shading Accent 5" w:uiPriority="71"/>
+    <w:lsdException w:name="Colorful List Accent 5" w:uiPriority="72"/>
+    <w:lsdException w:name="Colorful Grid Accent 5" w:uiPriority="73"/>
+    <w:lsdException w:name="Light Shading Accent 6" w:uiPriority="60"/>
+    <w:lsdException w:name="Light List Accent 6" w:uiPriority="61"/>
+    <w:lsdException w:name="Light Grid Accent 6" w:uiPriority="62"/>
+    <w:lsdException w:name="Medium Shading 1 Accent 6" w:uiPriority="63"/>
+    <w:lsdException w:name="Medium Shading 2 Accent 6" w:uiPriority="64"/>
+    <w:lsdException w:name="Medium List 1 Accent 6" w:uiPriority="65"/>
+    <w:lsdException w:name="Medium List 2 Accent 6" w:uiPriority="66"/>
+    <w:lsdException w:name="Medium Grid 1 Accent 6" w:uiPriority="67"/>
+    <w:lsdException w:name="Medium Grid 2 Accent 6" w:uiPriority="68"/>
+    <w:lsdException w:name="Medium Grid 3 Accent 6" w:uiPriority="69"/>
+    <w:lsdException w:name="Dark List Accent 6" w:uiPriority="70"/>
+    <w:lsdException w:name="Colorful Shading Accent 6" w:uiPriority="71"/>
+    <w:lsdException w:name="Colorful List Accent 6" w:uiPriority="72"/>
+    <w:lsdException w:name="Colorful Grid Accent 6" w:uiPriority="73"/>
+    <w:lsdException w:name="Subtle Emphasis" w:uiPriority="19" w:qFormat="1"/>
+    <w:lsdException w:name="Intense Emphasis" w:uiPriority="21" w:qFormat="1"/>
+    <w:lsdException w:name="Subtle Reference" w:uiPriority="31" w:qFormat="1"/>
+    <w:lsdException w:name="Intense Reference" w:uiPriority="32" w:qFormat="1"/>
+    <w:lsdException w:name="Book Title" w:uiPriority="33" w:qFormat="1"/>
+    <w:lsdException w:name="Bibliography" w:semiHidden="1" w:uiPriority="37" w:unhideWhenUsed="1"/>
+    <w:lsdException w:name="TOC Heading" w:semiHidden="1" w:uiPriority="39" w:unhideWhenUsed="1" w:qFormat="1"/>
+    <w:lsdException w:name="Plain Table 1" w:uiPriority="41"/>
+    <w:lsdException w:name="Plain Table 2" w:uiPriority="42"/>
+    <w:lsdException w:name="Plain Table 3" w:uiPriority="43"/>
+    <w:lsdException w:name="Plain Table 4" w:uiPriority="44"/>
+    <w:lsdException w:name="Plain Table 5" w:uiPriority="45"/>
+    <w:lsdException w:name="Grid Table Light" w:uiPriority="40"/>
+    <w:lsdException w:name="Grid Table 1 Light" w:uiPriority="46"/>
+    <w:lsdException w:name="Grid Table 2" w:uiPriority="47"/>
+    <w:lsdException w:name="Grid Table 3" w:uiPriority="48"/>
+    <w:lsdException w:name="Grid Table 4" w:uiPriority="49"/>
+    <w:lsdException w:name="Grid Table 5 Dark" w:uiPriority="50"/>
+    <w:lsdException w:name="Grid Table 6 Colorful" w:uiPriority="51"/>
+    <w:lsdException w:name="Grid Table 7 Colorful" w:uiPriority="52"/>
+    <w:lsdException w:name="Grid Table 1 Light Accent 1" w:uiPriority="46"/>
+    <w:lsdException w:name="Grid Table 2 Accent 1" w:uiPriority="47"/>
+    <w:lsdException w:name="Grid Table 3 Accent 1" w:uiPriority="48"/>
+    <w:lsdException w:name="Grid Table 4 Accent 1" w:uiPriority="49"/>
+    <w:lsdException w:name="Grid Table 5 Dark Accent 1" w:uiPriority="50"/>
+    <w:lsdException w:name="Grid Table 6 Colorful Accent 1" w:uiPriority="51"/>
+    <w:lsdException w:name="Grid Table 7 Colorful Accent 1" w:uiPriority="52"/>
+    <w:lsdException w:name="Grid Table 1 Light Accent 2" w:uiPriority="46"/>
+    <w:lsdException w:name="Grid Table 2 Accent 2" w:uiPriority="47"/>
+    <w:lsdException w:name="Grid Table 3 Accent 2" w:uiPriority="48"/>
+    <w:lsdException w:name="Grid Table 4 Accent 2" w:uiPriority="49"/>
+    <w:lsdException w:name="Grid Table 5 Dark Accent 2" w:uiPriority="50"/>
+    <w:lsdException w:name="Grid Table 6 Colorful Accent 2" w:uiPriority="51"/>
+    <w:lsdException w:name="Grid Table 7 Colorful Accent 2" w:uiPriority="52"/>
+    <w:lsdException w:name="Grid Table 1 Light Accent 3" w:uiPriority="46"/>
+    <w:lsdException w:name="Grid Table 2 Accent 3" w:uiPriority="47"/>
+    <w:lsdException w:name="Grid Table 3 Accent 3" w:uiPriority="48"/>
+    <w:lsdException w:name="Grid Table 4 Accent 3" w:uiPriority="49"/>
+    <w:lsdException w:name="Grid Table 5 Dark Accent 3" w:uiPriority="50"/>
+    <w:lsdException w:name="Grid Table 6 Colorful Accent 3" w:uiPriority="51"/>
+    <w:lsdException w:name="Grid Table 7 Colorful Accent 3" w:uiPriority="52"/>
+    <w:lsdException w:name="Grid Table 1 Light Accent 4" w:uiPriority="46"/>
+    <w:lsdException w:name="Grid Table 2 Accent 4" w:uiPriority="47"/>
+    <w:lsdException w:name="Grid Table 3 Accent 4" w:uiPriority="48"/>
+    <w:lsdException w:name="Grid Table 4 Accent 4" w:uiPriority="49"/>
+    <w:lsdException w:name="Grid Table 5 Dark Accent 4" w:uiPriority="50"/>
+    <w:lsdException w:name="Grid Table 6 Colorful Accent 4" w:uiPriority="51"/>
+    <w:lsdException w:name="Grid Table 7 Colorful Accent 4" w:uiPriority="52"/>
+    <w:lsdException w:name="Grid Table 1 Light Accent 5" w:uiPriority="46"/>
+    <w:lsdException w:name="Grid Table 2 Accent 5" w:uiPriority="47"/>
+    <w:lsdException w:name="Grid Table 3 Accent 5" w:uiPriority="48"/>
+    <w:lsdException w:name="Grid Table 4 Accent 5" w:uiPriority="49"/>
+    <w:lsdException w:name="Grid Table 5 Dark Accent 5" w:uiPriority="50"/>
+    <w:lsdException w:name="Grid Table 6 Colorful Accent 5" w:uiPriority="51"/>
+    <w:lsdException w:name="Grid Table 7 Colorful Accent 5" w:uiPriority="52"/>
+    <w:lsdException w:name="Grid Table 1 Light Accent 6" w:uiPriority="46"/>
+    <w:lsdException w:name="Grid Table 2 Accent 6" w:uiPriority="47"/>
+    <w:lsdException w:name="Grid Table 3 Accent 6" w:uiPriority="48"/>
+    <w:lsdException w:name="Grid Table 4 Accent 6" w:uiPriority="49"/>
+    <w:lsdException w:name="Grid Table 5 Dark Accent 6" w:uiPriority="50"/>
+    <w:lsdException w:name="Grid Table 6 Colorful Accent 6" w:uiPriority="51"/>
+    <w:lsdException w:name="Grid Table 7 Colorful Accent 6" w:uiPriority="52"/>
+    <w:lsdException w:name="List Table 1 Light" w:uiPriority="46"/>
+    <w:lsdException w:name="List Table 2" w:uiPriority="47"/>
+    <w:lsdException w:name="List Table 3" w:uiPriority="48"/>
+    <w:lsdException w:name="List Table 4" w:uiPriority="49"/>
+    <w:lsdException w:name="List Table 5 Dark" w:uiPriority="50"/>
+    <w:lsdException w:name="List Table 6 Colorful" w:uiPriority="51"/>
+    <w:lsdException w:name="List Table 7 Colorful" w:uiPriority="52"/>
+    <w:lsdException w:name="List Table 1 Light Accent 1" w:uiPriority="46"/>
+    <w:lsdException w:name="List Table 2 Accent 1" w:uiPriority="47"/>
+    <w:lsdException w:name="List Table 3 Accent 1" w:uiPriority="48"/>
+    <w:lsdException w:name="List Table 4 Accent 1" w:uiPriority="49"/>
+    <w:lsdException w:name="List Table 5 Dark Accent 1" w:uiPriority="50"/>
+    <w:lsdException w:name="List Table 6 Colorful Accent 1" w:uiPriority="51"/>
+    <w:lsdException w:name="List Table 7 Colorful Accent 1" w:uiPriority="52"/>
+    <w:lsdException w:name="List Table 1 Light Accent 2" w:uiPriority="46"/>
+    <w:lsdException w:name="List Table 2 Accent 2" w:uiPriority="47"/>
+    <w:lsdException w:name="List Table 3 Accent 2" w:uiPriority="48"/>
+    <w:lsdException w:name="List Table 4 Accent 2" w:uiPriority="49"/>
+    <w:lsdException w:name="List Table 5 Dark Accent 2" w:uiPriority="50"/>
+    <w:lsdException w:name="List Table 6 Colorful Accent 2" w:uiPriority="51"/>
+    <w:lsdException w:name="List Table 7 Colorful Accent 2" w:uiPriority="52"/>
+    <w:lsdException w:name="List Table 1 Light Accent 3" w:uiPriority="46"/>
+    <w:lsdException w:name="List Table 2 Accent 3" w:uiPriority="47"/>
+    <w:lsdException w:name="List Table 3 Accent 3" w:uiPriority="48"/>
+    <w:lsdException w:name="List Table 4 Accent 3" w:uiPriority="49"/>
+    <w:lsdException w:name="List Table 5 Dark Accent 3" w:uiPriority="50"/>
+    <w:lsdException w:name="List Table 6 Colorful Accent 3" w:uiPriority="51"/>
+    <w:lsdException w:name="List Table 7 Colorful Accent 3" w:uiPriority="52"/>
+    <w:lsdException w:name="List Table 1 Light Accent 4" w:uiPriority="46"/>
+    <w:lsdException w:name="List Table 2 Accent 4" w:uiPriority="47"/>
+    <w:lsdException w:name="List Table 3 Accent 4" w:uiPriority="48"/>
+    <w:lsdException w:name="List Table 4 Accent 4" w:uiPriority="49"/>
+    <w:lsdException w:name="List Table 5 Dark Accent 4" w:uiPriority="50"/>
+    <w:lsdException w:name="List Table 6 Colorful Accent 4" w:uiPriority="51"/>
+    <w:lsdException w:name="List Table 7 Colorful Accent 4" w:uiPriority="52"/>
+    <w:lsdException w:name="List Table 1 Light Accent 5" w:uiPriority="46"/>
+    <w:lsdException w:name="List Table 2 Accent 5" w:uiPriority="47"/>
+    <w:lsdException w:name="List Table 3 Accent 5" w:uiPriority="48"/>
+    <w:lsdException w:name="List Table 4 Accent 5" w:uiPriority="49"/>
+    <w:lsdException w:name="List Table 5 Dark Accent 5" w:uiPriority="50"/>
+    <w:lsdException w:name="List Table 6 Colorful Accent 5" w:uiPriority="51"/>
+    <w:lsdException w:name="List Table 7 Colorful Accent 5" w:uiPriority="52"/>
+    <w:lsdException w:name="List Table 1 Light Accent 6" w:uiPriority="46"/>
+    <w:lsdException w:name="List Table 2 Accent 6" w:uiPriority="47"/>
+    <w:lsdException w:name="List Table 3 Accent 6" w:uiPriority="48"/>
+    <w:lsdException w:name="List Table 4 Accent 6" w:uiPriority="49"/>
+    <w:lsdException w:name="List Table 5 Dark Accent 6" w:uiPriority="50"/>
+    <w:lsdException w:name="List Table 6 Colorful Accent 6" w:uiPriority="51"/>
+    <w:lsdException w:name="List Table 7 Colorful Accent 6" w:uiPriority="52"/>
+    <w:lsdException w:name="Mention" w:semiHidden="1" w:unhideWhenUsed="1"/>
+    <w:lsdException w:name="Smart Hyperlink" w:semiHidden="1" w:unhideWhenUsed="1"/>
+    <w:lsdException w:name="Hashtag" w:semiHidden="1" w:unhideWhenUsed="1"/>
+    <w:lsdException w:name="Unresolved Mention" w:semiHidden="1" w:unhideWhenUsed="1"/>
+    <w:lsdException w:name="Smart Link" w:semiHidden="1" w:unhideWhenUsed="1"/>
   </w:latentStyles>
   <w:style w:type="paragraph" w:default="1" w:styleId="a">
     <w:name w:val="Normal"/>
@@ -3376,234 +3578,7 @@
   <w:style w:type="character" w:default="1" w:styleId="a0">
     <w:name w:val="Default Paragraph Font"/>
     <w:uiPriority w:val="1"/>
-    <w:unhideWhenUsed/>
-  </w:style>
-  <w:style w:type="table" w:default="1" w:styleId="a1">
-    <w:name w:val="Normal Table"/>
-    <w:uiPriority w:val="99"/>
     <w:semiHidden/>
-    <w:unhideWhenUsed/>
-    <w:tblPr>
-      <w:tblInd w:w="0" w:type="dxa"/>
-      <w:tblCellMar>
-        <w:top w:w="0" w:type="dxa"/>
-        <w:left w:w="108" w:type="dxa"/>
-        <w:bottom w:w="0" w:type="dxa"/>
-        <w:right w:w="108" w:type="dxa"/>
-      </w:tblCellMar>
-    </w:tblPr>
-  </w:style>
-  <w:style w:type="numbering" w:default="1" w:styleId="a2">
-    <w:name w:val="No List"/>
-    <w:uiPriority w:val="99"/>
-    <w:semiHidden/>
-    <w:unhideWhenUsed/>
-  </w:style>
-  <w:style w:type="paragraph" w:styleId="a3">
-    <w:name w:val="Normal (Web)"/>
-    <w:basedOn w:val="a"/>
-    <w:uiPriority w:val="99"/>
-    <w:semiHidden/>
-    <w:unhideWhenUsed/>
-    <w:rsid w:val="0072626B"/>
-    <w:pPr>
-      <w:spacing w:before="100" w:beforeAutospacing="1" w:after="100" w:afterAutospacing="1" w:line="240" w:lineRule="auto"/>
-    </w:pPr>
-    <w:rPr>
-      <w:rFonts w:ascii="Times New Roman" w:eastAsia="Times New Roman" w:hAnsi="Times New Roman" w:cs="Times New Roman"/>
-      <w:sz w:val="24"/>
-      <w:szCs w:val="24"/>
-      <w:lang w:eastAsia="ru-RU"/>
-    </w:rPr>
-  </w:style>
-  <w:style w:type="character" w:styleId="a4">
-    <w:name w:val="Strong"/>
-    <w:basedOn w:val="a0"/>
-    <w:uiPriority w:val="22"/>
-    <w:qFormat/>
-    <w:rsid w:val="0072626B"/>
-    <w:rPr>
-      <w:b/>
-      <w:bCs/>
-    </w:rPr>
-  </w:style>
-  <w:style w:type="paragraph" w:styleId="a5">
-    <w:name w:val="List Paragraph"/>
-    <w:basedOn w:val="a"/>
-    <w:uiPriority w:val="34"/>
-    <w:qFormat/>
-    <w:rsid w:val="00056DF9"/>
-    <w:pPr>
-      <w:ind w:left="720"/>
-      <w:contextualSpacing/>
-    </w:pPr>
-  </w:style>
-</w:styles>
-</file>
-
-<file path=word/stylesWithEffects.xml><?xml version="1.0" encoding="utf-8"?>
-<w:styles xmlns:wpc="http://schemas.microsoft.com/office/word/2010/wordprocessingCanvas" xmlns:mc="http://schemas.openxmlformats.org/markup-compatibility/2006" xmlns:o="urn:schemas-microsoft-com:office:office" xmlns:r="http://schemas.openxmlformats.org/officeDocument/2006/relationships" xmlns:m="http://schemas.openxmlformats.org/officeDocument/2006/math" xmlns:v="urn:schemas-microsoft-com:vml" xmlns:wp14="http://schemas.microsoft.com/office/word/2010/wordprocessingDrawing" xmlns:wp="http://schemas.openxmlformats.org/drawingml/2006/wordprocessingDrawing" xmlns:w10="urn:schemas-microsoft-com:office:word" xmlns:w="http://schemas.openxmlformats.org/wordprocessingml/2006/main" xmlns:w14="http://schemas.microsoft.com/office/word/2010/wordml" xmlns:wpg="http://schemas.microsoft.com/office/word/2010/wordprocessingGroup" xmlns:wpi="http://schemas.microsoft.com/office/word/2010/wordprocessingInk" xmlns:wne="http://schemas.microsoft.com/office/word/2006/wordml" xmlns:wps="http://schemas.microsoft.com/office/word/2010/wordprocessingShape" mc:Ignorable="w14 wp14">
-  <w:docDefaults>
-    <w:rPrDefault>
-      <w:rPr>
-        <w:rFonts w:asciiTheme="minorHAnsi" w:eastAsiaTheme="minorHAnsi" w:hAnsiTheme="minorHAnsi" w:cstheme="minorBidi"/>
-        <w:sz w:val="22"/>
-        <w:szCs w:val="22"/>
-        <w:lang w:val="ru-RU" w:eastAsia="en-US" w:bidi="ar-SA"/>
-      </w:rPr>
-    </w:rPrDefault>
-    <w:pPrDefault>
-      <w:pPr>
-        <w:spacing w:after="200" w:line="276" w:lineRule="auto"/>
-      </w:pPr>
-    </w:pPrDefault>
-  </w:docDefaults>
-  <w:latentStyles w:defLockedState="0" w:defUIPriority="99" w:defSemiHidden="1" w:defUnhideWhenUsed="1" w:defQFormat="0" w:count="267">
-    <w:lsdException w:name="Normal" w:semiHidden="0" w:uiPriority="0" w:unhideWhenUsed="0" w:qFormat="1"/>
-    <w:lsdException w:name="heading 1" w:semiHidden="0" w:uiPriority="9" w:unhideWhenUsed="0" w:qFormat="1"/>
-    <w:lsdException w:name="heading 2" w:uiPriority="9" w:qFormat="1"/>
-    <w:lsdException w:name="heading 3" w:uiPriority="9" w:qFormat="1"/>
-    <w:lsdException w:name="heading 4" w:uiPriority="9" w:qFormat="1"/>
-    <w:lsdException w:name="heading 5" w:uiPriority="9" w:qFormat="1"/>
-    <w:lsdException w:name="heading 6" w:uiPriority="9" w:qFormat="1"/>
-    <w:lsdException w:name="heading 7" w:uiPriority="9" w:qFormat="1"/>
-    <w:lsdException w:name="heading 8" w:uiPriority="9" w:qFormat="1"/>
-    <w:lsdException w:name="heading 9" w:uiPriority="9" w:qFormat="1"/>
-    <w:lsdException w:name="toc 1" w:uiPriority="39"/>
-    <w:lsdException w:name="toc 2" w:uiPriority="39"/>
-    <w:lsdException w:name="toc 3" w:uiPriority="39"/>
-    <w:lsdException w:name="toc 4" w:uiPriority="39"/>
-    <w:lsdException w:name="toc 5" w:uiPriority="39"/>
-    <w:lsdException w:name="toc 6" w:uiPriority="39"/>
-    <w:lsdException w:name="toc 7" w:uiPriority="39"/>
-    <w:lsdException w:name="toc 8" w:uiPriority="39"/>
-    <w:lsdException w:name="toc 9" w:uiPriority="39"/>
-    <w:lsdException w:name="caption" w:uiPriority="35" w:qFormat="1"/>
-    <w:lsdException w:name="Title" w:semiHidden="0" w:uiPriority="10" w:unhideWhenUsed="0" w:qFormat="1"/>
-    <w:lsdException w:name="Default Paragraph Font" w:uiPriority="1"/>
-    <w:lsdException w:name="Subtitle" w:semiHidden="0" w:uiPriority="11" w:unhideWhenUsed="0" w:qFormat="1"/>
-    <w:lsdException w:name="Strong" w:semiHidden="0" w:uiPriority="22" w:unhideWhenUsed="0" w:qFormat="1"/>
-    <w:lsdException w:name="Emphasis" w:semiHidden="0" w:uiPriority="20" w:unhideWhenUsed="0" w:qFormat="1"/>
-    <w:lsdException w:name="Table Grid" w:semiHidden="0" w:uiPriority="59" w:unhideWhenUsed="0"/>
-    <w:lsdException w:name="Placeholder Text" w:unhideWhenUsed="0"/>
-    <w:lsdException w:name="No Spacing" w:semiHidden="0" w:uiPriority="1" w:unhideWhenUsed="0" w:qFormat="1"/>
-    <w:lsdException w:name="Light Shading" w:semiHidden="0" w:uiPriority="60" w:unhideWhenUsed="0"/>
-    <w:lsdException w:name="Light List" w:semiHidden="0" w:uiPriority="61" w:unhideWhenUsed="0"/>
-    <w:lsdException w:name="Light Grid" w:semiHidden="0" w:uiPriority="62" w:unhideWhenUsed="0"/>
-    <w:lsdException w:name="Medium Shading 1" w:semiHidden="0" w:uiPriority="63" w:unhideWhenUsed="0"/>
-    <w:lsdException w:name="Medium Shading 2" w:semiHidden="0" w:uiPriority="64" w:unhideWhenUsed="0"/>
-    <w:lsdException w:name="Medium List 1" w:semiHidden="0" w:uiPriority="65" w:unhideWhenUsed="0"/>
-    <w:lsdException w:name="Medium List 2" w:semiHidden="0" w:uiPriority="66" w:unhideWhenUsed="0"/>
-    <w:lsdException w:name="Medium Grid 1" w:semiHidden="0" w:uiPriority="67" w:unhideWhenUsed="0"/>
-    <w:lsdException w:name="Medium Grid 2" w:semiHidden="0" w:uiPriority="68" w:unhideWhenUsed="0"/>
-    <w:lsdException w:name="Medium Grid 3" w:semiHidden="0" w:uiPriority="69" w:unhideWhenUsed="0"/>
-    <w:lsdException w:name="Dark List" w:semiHidden="0" w:uiPriority="70" w:unhideWhenUsed="0"/>
-    <w:lsdException w:name="Colorful Shading" w:semiHidden="0" w:uiPriority="71" w:unhideWhenUsed="0"/>
-    <w:lsdException w:name="Colorful List" w:semiHidden="0" w:uiPriority="72" w:unhideWhenUsed="0"/>
-    <w:lsdException w:name="Colorful Grid" w:semiHidden="0" w:uiPriority="73" w:unhideWhenUsed="0"/>
-    <w:lsdException w:name="Light Shading Accent 1" w:semiHidden="0" w:uiPriority="60" w:unhideWhenUsed="0"/>
-    <w:lsdException w:name="Light List Accent 1" w:semiHidden="0" w:uiPriority="61" w:unhideWhenUsed="0"/>
-    <w:lsdException w:name="Light Grid Accent 1" w:semiHidden="0" w:uiPriority="62" w:unhideWhenUsed="0"/>
-    <w:lsdException w:name="Medium Shading 1 Accent 1" w:semiHidden="0" w:uiPriority="63" w:unhideWhenUsed="0"/>
-    <w:lsdException w:name="Medium Shading 2 Accent 1" w:semiHidden="0" w:uiPriority="64" w:unhideWhenUsed="0"/>
-    <w:lsdException w:name="Medium List 1 Accent 1" w:semiHidden="0" w:uiPriority="65" w:unhideWhenUsed="0"/>
-    <w:lsdException w:name="Revision" w:unhideWhenUsed="0"/>
-    <w:lsdException w:name="List Paragraph" w:semiHidden="0" w:uiPriority="34" w:unhideWhenUsed="0" w:qFormat="1"/>
-    <w:lsdException w:name="Quote" w:semiHidden="0" w:uiPriority="29" w:unhideWhenUsed="0" w:qFormat="1"/>
-    <w:lsdException w:name="Intense Quote" w:semiHidden="0" w:uiPriority="30" w:unhideWhenUsed="0" w:qFormat="1"/>
-    <w:lsdException w:name="Medium List 2 Accent 1" w:semiHidden="0" w:uiPriority="66" w:unhideWhenUsed="0"/>
-    <w:lsdException w:name="Medium Grid 1 Accent 1" w:semiHidden="0" w:uiPriority="67" w:unhideWhenUsed="0"/>
-    <w:lsdException w:name="Medium Grid 2 Accent 1" w:semiHidden="0" w:uiPriority="68" w:unhideWhenUsed="0"/>
-    <w:lsdException w:name="Medium Grid 3 Accent 1" w:semiHidden="0" w:uiPriority="69" w:unhideWhenUsed="0"/>
-    <w:lsdException w:name="Dark List Accent 1" w:semiHidden="0" w:uiPriority="70" w:unhideWhenUsed="0"/>
-    <w:lsdException w:name="Colorful Shading Accent 1" w:semiHidden="0" w:uiPriority="71" w:unhideWhenUsed="0"/>
-    <w:lsdException w:name="Colorful List Accent 1" w:semiHidden="0" w:uiPriority="72" w:unhideWhenUsed="0"/>
-    <w:lsdException w:name="Colorful Grid Accent 1" w:semiHidden="0" w:uiPriority="73" w:unhideWhenUsed="0"/>
-    <w:lsdException w:name="Light Shading Accent 2" w:semiHidden="0" w:uiPriority="60" w:unhideWhenUsed="0"/>
-    <w:lsdException w:name="Light List Accent 2" w:semiHidden="0" w:uiPriority="61" w:unhideWhenUsed="0"/>
-    <w:lsdException w:name="Light Grid Accent 2" w:semiHidden="0" w:uiPriority="62" w:unhideWhenUsed="0"/>
-    <w:lsdException w:name="Medium Shading 1 Accent 2" w:semiHidden="0" w:uiPriority="63" w:unhideWhenUsed="0"/>
-    <w:lsdException w:name="Medium Shading 2 Accent 2" w:semiHidden="0" w:uiPriority="64" w:unhideWhenUsed="0"/>
-    <w:lsdException w:name="Medium List 1 Accent 2" w:semiHidden="0" w:uiPriority="65" w:unhideWhenUsed="0"/>
-    <w:lsdException w:name="Medium List 2 Accent 2" w:semiHidden="0" w:uiPriority="66" w:unhideWhenUsed="0"/>
-    <w:lsdException w:name="Medium Grid 1 Accent 2" w:semiHidden="0" w:uiPriority="67" w:unhideWhenUsed="0"/>
-    <w:lsdException w:name="Medium Grid 2 Accent 2" w:semiHidden="0" w:uiPriority="68" w:unhideWhenUsed="0"/>
-    <w:lsdException w:name="Medium Grid 3 Accent 2" w:semiHidden="0" w:uiPriority="69" w:unhideWhenUsed="0"/>
-    <w:lsdException w:name="Dark List Accent 2" w:semiHidden="0" w:uiPriority="70" w:unhideWhenUsed="0"/>
-    <w:lsdException w:name="Colorful Shading Accent 2" w:semiHidden="0" w:uiPriority="71" w:unhideWhenUsed="0"/>
-    <w:lsdException w:name="Colorful List Accent 2" w:semiHidden="0" w:uiPriority="72" w:unhideWhenUsed="0"/>
-    <w:lsdException w:name="Colorful Grid Accent 2" w:semiHidden="0" w:uiPriority="73" w:unhideWhenUsed="0"/>
-    <w:lsdException w:name="Light Shading Accent 3" w:semiHidden="0" w:uiPriority="60" w:unhideWhenUsed="0"/>
-    <w:lsdException w:name="Light List Accent 3" w:semiHidden="0" w:uiPriority="61" w:unhideWhenUsed="0"/>
-    <w:lsdException w:name="Light Grid Accent 3" w:semiHidden="0" w:uiPriority="62" w:unhideWhenUsed="0"/>
-    <w:lsdException w:name="Medium Shading 1 Accent 3" w:semiHidden="0" w:uiPriority="63" w:unhideWhenUsed="0"/>
-    <w:lsdException w:name="Medium Shading 2 Accent 3" w:semiHidden="0" w:uiPriority="64" w:unhideWhenUsed="0"/>
-    <w:lsdException w:name="Medium List 1 Accent 3" w:semiHidden="0" w:uiPriority="65" w:unhideWhenUsed="0"/>
-    <w:lsdException w:name="Medium List 2 Accent 3" w:semiHidden="0" w:uiPriority="66" w:unhideWhenUsed="0"/>
-    <w:lsdException w:name="Medium Grid 1 Accent 3" w:semiHidden="0" w:uiPriority="67" w:unhideWhenUsed="0"/>
-    <w:lsdException w:name="Medium Grid 2 Accent 3" w:semiHidden="0" w:uiPriority="68" w:unhideWhenUsed="0"/>
-    <w:lsdException w:name="Medium Grid 3 Accent 3" w:semiHidden="0" w:uiPriority="69" w:unhideWhenUsed="0"/>
-    <w:lsdException w:name="Dark List Accent 3" w:semiHidden="0" w:uiPriority="70" w:unhideWhenUsed="0"/>
-    <w:lsdException w:name="Colorful Shading Accent 3" w:semiHidden="0" w:uiPriority="71" w:unhideWhenUsed="0"/>
-    <w:lsdException w:name="Colorful List Accent 3" w:semiHidden="0" w:uiPriority="72" w:unhideWhenUsed="0"/>
-    <w:lsdException w:name="Colorful Grid Accent 3" w:semiHidden="0" w:uiPriority="73" w:unhideWhenUsed="0"/>
-    <w:lsdException w:name="Light Shading Accent 4" w:semiHidden="0" w:uiPriority="60" w:unhideWhenUsed="0"/>
-    <w:lsdException w:name="Light List Accent 4" w:semiHidden="0" w:uiPriority="61" w:unhideWhenUsed="0"/>
-    <w:lsdException w:name="Light Grid Accent 4" w:semiHidden="0" w:uiPriority="62" w:unhideWhenUsed="0"/>
-    <w:lsdException w:name="Medium Shading 1 Accent 4" w:semiHidden="0" w:uiPriority="63" w:unhideWhenUsed="0"/>
-    <w:lsdException w:name="Medium Shading 2 Accent 4" w:semiHidden="0" w:uiPriority="64" w:unhideWhenUsed="0"/>
-    <w:lsdException w:name="Medium List 1 Accent 4" w:semiHidden="0" w:uiPriority="65" w:unhideWhenUsed="0"/>
-    <w:lsdException w:name="Medium List 2 Accent 4" w:semiHidden="0" w:uiPriority="66" w:unhideWhenUsed="0"/>
-    <w:lsdException w:name="Medium Grid 1 Accent 4" w:semiHidden="0" w:uiPriority="67" w:unhideWhenUsed="0"/>
-    <w:lsdException w:name="Medium Grid 2 Accent 4" w:semiHidden="0" w:uiPriority="68" w:unhideWhenUsed="0"/>
-    <w:lsdException w:name="Medium Grid 3 Accent 4" w:semiHidden="0" w:uiPriority="69" w:unhideWhenUsed="0"/>
-    <w:lsdException w:name="Dark List Accent 4" w:semiHidden="0" w:uiPriority="70" w:unhideWhenUsed="0"/>
-    <w:lsdException w:name="Colorful Shading Accent 4" w:semiHidden="0" w:uiPriority="71" w:unhideWhenUsed="0"/>
-    <w:lsdException w:name="Colorful List Accent 4" w:semiHidden="0" w:uiPriority="72" w:unhideWhenUsed="0"/>
-    <w:lsdException w:name="Colorful Grid Accent 4" w:semiHidden="0" w:uiPriority="73" w:unhideWhenUsed="0"/>
-    <w:lsdException w:name="Light Shading Accent 5" w:semiHidden="0" w:uiPriority="60" w:unhideWhenUsed="0"/>
-    <w:lsdException w:name="Light List Accent 5" w:semiHidden="0" w:uiPriority="61" w:unhideWhenUsed="0"/>
-    <w:lsdException w:name="Light Grid Accent 5" w:semiHidden="0" w:uiPriority="62" w:unhideWhenUsed="0"/>
-    <w:lsdException w:name="Medium Shading 1 Accent 5" w:semiHidden="0" w:uiPriority="63" w:unhideWhenUsed="0"/>
-    <w:lsdException w:name="Medium Shading 2 Accent 5" w:semiHidden="0" w:uiPriority="64" w:unhideWhenUsed="0"/>
-    <w:lsdException w:name="Medium List 1 Accent 5" w:semiHidden="0" w:uiPriority="65" w:unhideWhenUsed="0"/>
-    <w:lsdException w:name="Medium List 2 Accent 5" w:semiHidden="0" w:uiPriority="66" w:unhideWhenUsed="0"/>
-    <w:lsdException w:name="Medium Grid 1 Accent 5" w:semiHidden="0" w:uiPriority="67" w:unhideWhenUsed="0"/>
-    <w:lsdException w:name="Medium Grid 2 Accent 5" w:semiHidden="0" w:uiPriority="68" w:unhideWhenUsed="0"/>
-    <w:lsdException w:name="Medium Grid 3 Accent 5" w:semiHidden="0" w:uiPriority="69" w:unhideWhenUsed="0"/>
-    <w:lsdException w:name="Dark List Accent 5" w:semiHidden="0" w:uiPriority="70" w:unhideWhenUsed="0"/>
-    <w:lsdException w:name="Colorful Shading Accent 5" w:semiHidden="0" w:uiPriority="71" w:unhideWhenUsed="0"/>
-    <w:lsdException w:name="Colorful List Accent 5" w:semiHidden="0" w:uiPriority="72" w:unhideWhenUsed="0"/>
-    <w:lsdException w:name="Colorful Grid Accent 5" w:semiHidden="0" w:uiPriority="73" w:unhideWhenUsed="0"/>
-    <w:lsdException w:name="Light Shading Accent 6" w:semiHidden="0" w:uiPriority="60" w:unhideWhenUsed="0"/>
-    <w:lsdException w:name="Light List Accent 6" w:semiHidden="0" w:uiPriority="61" w:unhideWhenUsed="0"/>
-    <w:lsdException w:name="Light Grid Accent 6" w:semiHidden="0" w:uiPriority="62" w:unhideWhenUsed="0"/>
-    <w:lsdException w:name="Medium Shading 1 Accent 6" w:semiHidden="0" w:uiPriority="63" w:unhideWhenUsed="0"/>
-    <w:lsdException w:name="Medium Shading 2 Accent 6" w:semiHidden="0" w:uiPriority="64" w:unhideWhenUsed="0"/>
-    <w:lsdException w:name="Medium List 1 Accent 6" w:semiHidden="0" w:uiPriority="65" w:unhideWhenUsed="0"/>
-    <w:lsdException w:name="Medium List 2 Accent 6" w:semiHidden="0" w:uiPriority="66" w:unhideWhenUsed="0"/>
-    <w:lsdException w:name="Medium Grid 1 Accent 6" w:semiHidden="0" w:uiPriority="67" w:unhideWhenUsed="0"/>
-    <w:lsdException w:name="Medium Grid 2 Accent 6" w:semiHidden="0" w:uiPriority="68" w:unhideWhenUsed="0"/>
-    <w:lsdException w:name="Medium Grid 3 Accent 6" w:semiHidden="0" w:uiPriority="69" w:unhideWhenUsed="0"/>
-    <w:lsdException w:name="Dark List Accent 6" w:semiHidden="0" w:uiPriority="70" w:unhideWhenUsed="0"/>
-    <w:lsdException w:name="Colorful Shading Accent 6" w:semiHidden="0" w:uiPriority="71" w:unhideWhenUsed="0"/>
-    <w:lsdException w:name="Colorful List Accent 6" w:semiHidden="0" w:uiPriority="72" w:unhideWhenUsed="0"/>
-    <w:lsdException w:name="Colorful Grid Accent 6" w:semiHidden="0" w:uiPriority="73" w:unhideWhenUsed="0"/>
-    <w:lsdException w:name="Subtle Emphasis" w:semiHidden="0" w:uiPriority="19" w:unhideWhenUsed="0" w:qFormat="1"/>
-    <w:lsdException w:name="Intense Emphasis" w:semiHidden="0" w:uiPriority="21" w:unhideWhenUsed="0" w:qFormat="1"/>
-    <w:lsdException w:name="Subtle Reference" w:semiHidden="0" w:uiPriority="31" w:unhideWhenUsed="0" w:qFormat="1"/>
-    <w:lsdException w:name="Intense Reference" w:semiHidden="0" w:uiPriority="32" w:unhideWhenUsed="0" w:qFormat="1"/>
-    <w:lsdException w:name="Book Title" w:semiHidden="0" w:uiPriority="33" w:unhideWhenUsed="0" w:qFormat="1"/>
-    <w:lsdException w:name="Bibliography" w:uiPriority="37"/>
-    <w:lsdException w:name="TOC Heading" w:uiPriority="39" w:qFormat="1"/>
-  </w:latentStyles>
-  <w:style w:type="paragraph" w:default="1" w:styleId="a">
-    <w:name w:val="Normal"/>
-    <w:qFormat/>
-  </w:style>
-  <w:style w:type="character" w:default="1" w:styleId="a0">
-    <w:name w:val="Default Paragraph Font"/>
-    <w:uiPriority w:val="1"/>
     <w:unhideWhenUsed/>
   </w:style>
   <w:style w:type="table" w:default="1" w:styleId="a1">

--- a/Документы/Доклад_Кравцов_МВ.docx
+++ b/Документы/Доклад_Кравцов_МВ.docx
@@ -1,6 +1,6 @@
 
 <file path=word/document.xml><?xml version="1.0" encoding="utf-8"?>
-<w:document xmlns:wpc="http://schemas.microsoft.com/office/word/2010/wordprocessingCanvas" xmlns:cx="http://schemas.microsoft.com/office/drawing/2014/chartex" xmlns:cx1="http://schemas.microsoft.com/office/drawing/2015/9/8/chartex" xmlns:cx2="http://schemas.microsoft.com/office/drawing/2015/10/21/chartex" xmlns:cx3="http://schemas.microsoft.com/office/drawing/2016/5/9/chartex" xmlns:cx4="http://schemas.microsoft.com/office/drawing/2016/5/10/chartex" xmlns:cx5="http://schemas.microsoft.com/office/drawing/2016/5/11/chartex" xmlns:cx6="http://schemas.microsoft.com/office/drawing/2016/5/12/chartex" xmlns:cx7="http://schemas.microsoft.com/office/drawing/2016/5/13/chartex" xmlns:cx8="http://schemas.microsoft.com/office/drawing/2016/5/14/chartex" xmlns:mc="http://schemas.openxmlformats.org/markup-compatibility/2006" xmlns:aink="http://schemas.microsoft.com/office/drawing/2016/ink" xmlns:am3d="http://schemas.microsoft.com/office/drawing/2017/model3d" xmlns:o="urn:schemas-microsoft-com:office:office" xmlns:r="http://schemas.openxmlformats.org/officeDocument/2006/relationships" xmlns:m="http://schemas.openxmlformats.org/officeDocument/2006/math" xmlns:v="urn:schemas-microsoft-com:vml" xmlns:wp14="http://schemas.microsoft.com/office/word/2010/wordprocessingDrawing" xmlns:wp="http://schemas.openxmlformats.org/drawingml/2006/wordprocessingDrawing" xmlns:w10="urn:schemas-microsoft-com:office:word" xmlns:w="http://schemas.openxmlformats.org/wordprocessingml/2006/main" xmlns:w14="http://schemas.microsoft.com/office/word/2010/wordml" xmlns:w15="http://schemas.microsoft.com/office/word/2012/wordml" xmlns:w16cex="http://schemas.microsoft.com/office/word/2018/wordml/cex" xmlns:w16cid="http://schemas.microsoft.com/office/word/2016/wordml/cid" xmlns:w16="http://schemas.microsoft.com/office/word/2018/wordml" xmlns:w16sdtdh="http://schemas.microsoft.com/office/word/2020/wordml/sdtdatahash" xmlns:w16se="http://schemas.microsoft.com/office/word/2015/wordml/symex" xmlns:wpg="http://schemas.microsoft.com/office/word/2010/wordprocessingGroup" xmlns:wpi="http://schemas.microsoft.com/office/word/2010/wordprocessingInk" xmlns:wne="http://schemas.microsoft.com/office/word/2006/wordml" xmlns:wps="http://schemas.microsoft.com/office/word/2010/wordprocessingShape" mc:Ignorable="w14 w15 w16se w16cid w16 w16cex w16sdtdh wp14">
+<w:document xmlns:wpc="http://schemas.microsoft.com/office/word/2010/wordprocessingCanvas" xmlns:mc="http://schemas.openxmlformats.org/markup-compatibility/2006" xmlns:o="urn:schemas-microsoft-com:office:office" xmlns:r="http://schemas.openxmlformats.org/officeDocument/2006/relationships" xmlns:m="http://schemas.openxmlformats.org/officeDocument/2006/math" xmlns:v="urn:schemas-microsoft-com:vml" xmlns:wp14="http://schemas.microsoft.com/office/word/2010/wordprocessingDrawing" xmlns:wp="http://schemas.openxmlformats.org/drawingml/2006/wordprocessingDrawing" xmlns:w10="urn:schemas-microsoft-com:office:word" xmlns:w="http://schemas.openxmlformats.org/wordprocessingml/2006/main" xmlns:w14="http://schemas.microsoft.com/office/word/2010/wordml" xmlns:wpg="http://schemas.microsoft.com/office/word/2010/wordprocessingGroup" xmlns:wpi="http://schemas.microsoft.com/office/word/2010/wordprocessingInk" xmlns:wne="http://schemas.microsoft.com/office/word/2006/wordml" xmlns:wps="http://schemas.microsoft.com/office/word/2010/wordprocessingShape" mc:Ignorable="w14 wp14">
   <w:body>
     <w:p>
       <w:pPr>
@@ -244,17 +244,12 @@
         <w:jc w:val="both"/>
       </w:pPr>
       <w:r>
-        <w:t>Основная проблема заключается в том, что массовое использование квадрокоптеров сопровождается ростом полётов в сложных и ограниченных условиях.</w:t>
-      </w:r>
-    </w:p>
-    <w:p>
-      <w:pPr>
-        <w:pStyle w:val="a3"/>
-        <w:ind w:firstLine="709"/>
-        <w:jc w:val="both"/>
-      </w:pPr>
-      <w:r>
-        <w:t>Городская застройка, линии электропередач и динамические объекты значительно повышают риск столкновений и аварий.</w:t>
+        <w:t xml:space="preserve">Для обеспечения безопасной эксплуатации необходимо разрабатывать и тестировать алгоритмы автономного управления с возможностью обнаружения </w:t>
+      </w:r>
+      <w:bookmarkStart w:id="0" w:name="_GoBack"/>
+      <w:bookmarkEnd w:id="0"/>
+      <w:r>
+        <w:t>препятствий.</w:t>
       </w:r>
     </w:p>
     <w:p>
@@ -1170,7 +1165,7 @@
           <w:sz w:val="24"/>
           <w:szCs w:val="24"/>
         </w:rPr>
-        <w:t>Wi</w:t>
+        <w:t>Wi-Fi</w:t>
       </w:r>
       <w:proofErr w:type="spellEnd"/>
       <w:r>
@@ -1179,7 +1174,7 @@
           <w:sz w:val="24"/>
           <w:szCs w:val="24"/>
         </w:rPr>
-        <w:t>-Fi на персональный компьютер.</w:t>
+        <w:t xml:space="preserve"> на персональный компьютер.</w:t>
       </w:r>
     </w:p>
     <w:p>
@@ -1861,7 +1856,6 @@
           <w:rFonts w:ascii="Times New Roman" w:hAnsi="Times New Roman" w:cs="Times New Roman"/>
           <w:sz w:val="24"/>
           <w:szCs w:val="24"/>
-          <w:lang w:val="en-US"/>
         </w:rPr>
       </w:pPr>
       <w:r>
@@ -1888,7 +1882,25 @@
           <w:sz w:val="24"/>
           <w:szCs w:val="24"/>
         </w:rPr>
-        <w:t xml:space="preserve"> Engine, что обеспечивает воспроизводимость экспериментов и реалистичность сцены.</w:t>
+        <w:t xml:space="preserve"> </w:t>
+      </w:r>
+      <w:proofErr w:type="spellStart"/>
+      <w:r>
+        <w:rPr>
+          <w:rFonts w:ascii="Times New Roman" w:hAnsi="Times New Roman" w:cs="Times New Roman"/>
+          <w:sz w:val="24"/>
+          <w:szCs w:val="24"/>
+        </w:rPr>
+        <w:t>Engine</w:t>
+      </w:r>
+      <w:proofErr w:type="spellEnd"/>
+      <w:r>
+        <w:rPr>
+          <w:rFonts w:ascii="Times New Roman" w:hAnsi="Times New Roman" w:cs="Times New Roman"/>
+          <w:sz w:val="24"/>
+          <w:szCs w:val="24"/>
+        </w:rPr>
+        <w:t>, что обеспечивает воспроизводимость экспериментов и реалистичность сцены.</w:t>
       </w:r>
     </w:p>
     <w:p>
@@ -2820,8 +2832,8 @@
 </file>
 
 <file path=word/numbering.xml><?xml version="1.0" encoding="utf-8"?>
-<w:numbering xmlns:wpc="http://schemas.microsoft.com/office/word/2010/wordprocessingCanvas" xmlns:cx="http://schemas.microsoft.com/office/drawing/2014/chartex" xmlns:cx1="http://schemas.microsoft.com/office/drawing/2015/9/8/chartex" xmlns:cx2="http://schemas.microsoft.com/office/drawing/2015/10/21/chartex" xmlns:cx3="http://schemas.microsoft.com/office/drawing/2016/5/9/chartex" xmlns:cx4="http://schemas.microsoft.com/office/drawing/2016/5/10/chartex" xmlns:cx5="http://schemas.microsoft.com/office/drawing/2016/5/11/chartex" xmlns:cx6="http://schemas.microsoft.com/office/drawing/2016/5/12/chartex" xmlns:cx7="http://schemas.microsoft.com/office/drawing/2016/5/13/chartex" xmlns:cx8="http://schemas.microsoft.com/office/drawing/2016/5/14/chartex" xmlns:mc="http://schemas.openxmlformats.org/markup-compatibility/2006" xmlns:aink="http://schemas.microsoft.com/office/drawing/2016/ink" xmlns:am3d="http://schemas.microsoft.com/office/drawing/2017/model3d" xmlns:o="urn:schemas-microsoft-com:office:office" xmlns:r="http://schemas.openxmlformats.org/officeDocument/2006/relationships" xmlns:m="http://schemas.openxmlformats.org/officeDocument/2006/math" xmlns:v="urn:schemas-microsoft-com:vml" xmlns:wp14="http://schemas.microsoft.com/office/word/2010/wordprocessingDrawing" xmlns:wp="http://schemas.openxmlformats.org/drawingml/2006/wordprocessingDrawing" xmlns:w10="urn:schemas-microsoft-com:office:word" xmlns:w="http://schemas.openxmlformats.org/wordprocessingml/2006/main" xmlns:w14="http://schemas.microsoft.com/office/word/2010/wordml" xmlns:w15="http://schemas.microsoft.com/office/word/2012/wordml" xmlns:w16cex="http://schemas.microsoft.com/office/word/2018/wordml/cex" xmlns:w16cid="http://schemas.microsoft.com/office/word/2016/wordml/cid" xmlns:w16="http://schemas.microsoft.com/office/word/2018/wordml" xmlns:w16sdtdh="http://schemas.microsoft.com/office/word/2020/wordml/sdtdatahash" xmlns:w16se="http://schemas.microsoft.com/office/word/2015/wordml/symex" xmlns:wpg="http://schemas.microsoft.com/office/word/2010/wordprocessingGroup" xmlns:wpi="http://schemas.microsoft.com/office/word/2010/wordprocessingInk" xmlns:wne="http://schemas.microsoft.com/office/word/2006/wordml" xmlns:wps="http://schemas.microsoft.com/office/word/2010/wordprocessingShape" mc:Ignorable="w14 w15 w16se w16cid w16 w16cex w16sdtdh wp14">
-  <w:abstractNum w:abstractNumId="0" w15:restartNumberingAfterBreak="0">
+<w:numbering xmlns:wpc="http://schemas.microsoft.com/office/word/2010/wordprocessingCanvas" xmlns:mc="http://schemas.openxmlformats.org/markup-compatibility/2006" xmlns:o="urn:schemas-microsoft-com:office:office" xmlns:r="http://schemas.openxmlformats.org/officeDocument/2006/relationships" xmlns:m="http://schemas.openxmlformats.org/officeDocument/2006/math" xmlns:v="urn:schemas-microsoft-com:vml" xmlns:wp14="http://schemas.microsoft.com/office/word/2010/wordprocessingDrawing" xmlns:wp="http://schemas.openxmlformats.org/drawingml/2006/wordprocessingDrawing" xmlns:w10="urn:schemas-microsoft-com:office:word" xmlns:w="http://schemas.openxmlformats.org/wordprocessingml/2006/main" xmlns:w14="http://schemas.microsoft.com/office/word/2010/wordml" xmlns:wpg="http://schemas.microsoft.com/office/word/2010/wordprocessingGroup" xmlns:wpi="http://schemas.microsoft.com/office/word/2010/wordprocessingInk" xmlns:wne="http://schemas.microsoft.com/office/word/2006/wordml" xmlns:wps="http://schemas.microsoft.com/office/word/2010/wordprocessingShape" mc:Ignorable="w14 wp14">
+  <w:abstractNum w:abstractNumId="0">
     <w:nsid w:val="172947A6"/>
     <w:multiLevelType w:val="hybridMultilevel"/>
     <w:tmpl w:val="D2302556"/>
@@ -2961,7 +2973,7 @@
       </w:rPr>
     </w:lvl>
   </w:abstractNum>
-  <w:abstractNum w:abstractNumId="1" w15:restartNumberingAfterBreak="0">
+  <w:abstractNum w:abstractNumId="1">
     <w:nsid w:val="4E0D1F03"/>
     <w:multiLevelType w:val="hybridMultilevel"/>
     <w:tmpl w:val="DEB0C8E4"/>
@@ -3051,7 +3063,7 @@
       </w:pPr>
     </w:lvl>
   </w:abstractNum>
-  <w:abstractNum w:abstractNumId="2" w15:restartNumberingAfterBreak="0">
+  <w:abstractNum w:abstractNumId="2">
     <w:nsid w:val="5EE543C7"/>
     <w:multiLevelType w:val="multilevel"/>
     <w:tmpl w:val="CAA0FE3A"/>
@@ -3177,7 +3189,7 @@
 </file>
 
 <file path=word/styles.xml><?xml version="1.0" encoding="utf-8"?>
-<w:styles xmlns:mc="http://schemas.openxmlformats.org/markup-compatibility/2006" xmlns:r="http://schemas.openxmlformats.org/officeDocument/2006/relationships" xmlns:w="http://schemas.openxmlformats.org/wordprocessingml/2006/main" xmlns:w14="http://schemas.microsoft.com/office/word/2010/wordml" xmlns:w15="http://schemas.microsoft.com/office/word/2012/wordml" xmlns:w16cex="http://schemas.microsoft.com/office/word/2018/wordml/cex" xmlns:w16cid="http://schemas.microsoft.com/office/word/2016/wordml/cid" xmlns:w16="http://schemas.microsoft.com/office/word/2018/wordml" xmlns:w16sdtdh="http://schemas.microsoft.com/office/word/2020/wordml/sdtdatahash" xmlns:w16se="http://schemas.microsoft.com/office/word/2015/wordml/symex" mc:Ignorable="w14 w15 w16se w16cid w16 w16cex w16sdtdh">
+<w:styles xmlns:mc="http://schemas.openxmlformats.org/markup-compatibility/2006" xmlns:r="http://schemas.openxmlformats.org/officeDocument/2006/relationships" xmlns:w="http://schemas.openxmlformats.org/wordprocessingml/2006/main" xmlns:w14="http://schemas.microsoft.com/office/word/2010/wordml" mc:Ignorable="w14">
   <w:docDefaults>
     <w:rPrDefault>
       <w:rPr>
@@ -3193,383 +3205,373 @@
       </w:pPr>
     </w:pPrDefault>
   </w:docDefaults>
-  <w:latentStyles w:defLockedState="0" w:defUIPriority="99" w:defSemiHidden="0" w:defUnhideWhenUsed="0" w:defQFormat="0" w:count="376">
-    <w:lsdException w:name="Normal" w:uiPriority="0" w:qFormat="1"/>
-    <w:lsdException w:name="heading 1" w:uiPriority="9" w:qFormat="1"/>
-    <w:lsdException w:name="heading 2" w:semiHidden="1" w:uiPriority="9" w:unhideWhenUsed="1" w:qFormat="1"/>
-    <w:lsdException w:name="heading 3" w:semiHidden="1" w:uiPriority="9" w:unhideWhenUsed="1" w:qFormat="1"/>
-    <w:lsdException w:name="heading 4" w:semiHidden="1" w:uiPriority="9" w:unhideWhenUsed="1" w:qFormat="1"/>
-    <w:lsdException w:name="heading 5" w:semiHidden="1" w:uiPriority="9" w:unhideWhenUsed="1" w:qFormat="1"/>
-    <w:lsdException w:name="heading 6" w:semiHidden="1" w:uiPriority="9" w:unhideWhenUsed="1" w:qFormat="1"/>
-    <w:lsdException w:name="heading 7" w:semiHidden="1" w:uiPriority="9" w:unhideWhenUsed="1" w:qFormat="1"/>
-    <w:lsdException w:name="heading 8" w:semiHidden="1" w:uiPriority="9" w:unhideWhenUsed="1" w:qFormat="1"/>
-    <w:lsdException w:name="heading 9" w:semiHidden="1" w:uiPriority="9" w:unhideWhenUsed="1" w:qFormat="1"/>
-    <w:lsdException w:name="index 1" w:semiHidden="1" w:unhideWhenUsed="1"/>
-    <w:lsdException w:name="index 2" w:semiHidden="1" w:unhideWhenUsed="1"/>
-    <w:lsdException w:name="index 3" w:semiHidden="1" w:unhideWhenUsed="1"/>
-    <w:lsdException w:name="index 4" w:semiHidden="1" w:unhideWhenUsed="1"/>
-    <w:lsdException w:name="index 5" w:semiHidden="1" w:unhideWhenUsed="1"/>
-    <w:lsdException w:name="index 6" w:semiHidden="1" w:unhideWhenUsed="1"/>
-    <w:lsdException w:name="index 7" w:semiHidden="1" w:unhideWhenUsed="1"/>
-    <w:lsdException w:name="index 8" w:semiHidden="1" w:unhideWhenUsed="1"/>
-    <w:lsdException w:name="index 9" w:semiHidden="1" w:unhideWhenUsed="1"/>
-    <w:lsdException w:name="toc 1" w:semiHidden="1" w:uiPriority="39" w:unhideWhenUsed="1"/>
-    <w:lsdException w:name="toc 2" w:semiHidden="1" w:uiPriority="39" w:unhideWhenUsed="1"/>
-    <w:lsdException w:name="toc 3" w:semiHidden="1" w:uiPriority="39" w:unhideWhenUsed="1"/>
-    <w:lsdException w:name="toc 4" w:semiHidden="1" w:uiPriority="39" w:unhideWhenUsed="1"/>
-    <w:lsdException w:name="toc 5" w:semiHidden="1" w:uiPriority="39" w:unhideWhenUsed="1"/>
-    <w:lsdException w:name="toc 6" w:semiHidden="1" w:uiPriority="39" w:unhideWhenUsed="1"/>
-    <w:lsdException w:name="toc 7" w:semiHidden="1" w:uiPriority="39" w:unhideWhenUsed="1"/>
-    <w:lsdException w:name="toc 8" w:semiHidden="1" w:uiPriority="39" w:unhideWhenUsed="1"/>
-    <w:lsdException w:name="toc 9" w:semiHidden="1" w:uiPriority="39" w:unhideWhenUsed="1"/>
-    <w:lsdException w:name="Normal Indent" w:semiHidden="1" w:unhideWhenUsed="1"/>
-    <w:lsdException w:name="footnote text" w:semiHidden="1" w:unhideWhenUsed="1"/>
-    <w:lsdException w:name="annotation text" w:semiHidden="1" w:unhideWhenUsed="1"/>
-    <w:lsdException w:name="header" w:semiHidden="1" w:unhideWhenUsed="1"/>
-    <w:lsdException w:name="footer" w:semiHidden="1" w:unhideWhenUsed="1"/>
-    <w:lsdException w:name="index heading" w:semiHidden="1" w:unhideWhenUsed="1"/>
-    <w:lsdException w:name="caption" w:semiHidden="1" w:uiPriority="35" w:unhideWhenUsed="1" w:qFormat="1"/>
-    <w:lsdException w:name="table of figures" w:semiHidden="1" w:unhideWhenUsed="1"/>
-    <w:lsdException w:name="envelope address" w:semiHidden="1" w:unhideWhenUsed="1"/>
-    <w:lsdException w:name="envelope return" w:semiHidden="1" w:unhideWhenUsed="1"/>
-    <w:lsdException w:name="footnote reference" w:semiHidden="1" w:unhideWhenUsed="1"/>
-    <w:lsdException w:name="annotation reference" w:semiHidden="1" w:unhideWhenUsed="1"/>
-    <w:lsdException w:name="line number" w:semiHidden="1" w:unhideWhenUsed="1"/>
-    <w:lsdException w:name="page number" w:semiHidden="1" w:unhideWhenUsed="1"/>
-    <w:lsdException w:name="endnote reference" w:semiHidden="1" w:unhideWhenUsed="1"/>
-    <w:lsdException w:name="endnote text" w:semiHidden="1" w:unhideWhenUsed="1"/>
-    <w:lsdException w:name="table of authorities" w:semiHidden="1" w:unhideWhenUsed="1"/>
-    <w:lsdException w:name="macro" w:semiHidden="1" w:unhideWhenUsed="1"/>
-    <w:lsdException w:name="toa heading" w:semiHidden="1" w:unhideWhenUsed="1"/>
-    <w:lsdException w:name="List" w:semiHidden="1" w:unhideWhenUsed="1"/>
-    <w:lsdException w:name="List Bullet" w:semiHidden="1" w:unhideWhenUsed="1"/>
-    <w:lsdException w:name="List Number" w:semiHidden="1" w:unhideWhenUsed="1"/>
-    <w:lsdException w:name="List 2" w:semiHidden="1" w:unhideWhenUsed="1"/>
-    <w:lsdException w:name="List 3" w:semiHidden="1" w:unhideWhenUsed="1"/>
-    <w:lsdException w:name="List 4" w:semiHidden="1" w:unhideWhenUsed="1"/>
-    <w:lsdException w:name="List 5" w:semiHidden="1" w:unhideWhenUsed="1"/>
-    <w:lsdException w:name="List Bullet 2" w:semiHidden="1" w:unhideWhenUsed="1"/>
-    <w:lsdException w:name="List Bullet 3" w:semiHidden="1" w:unhideWhenUsed="1"/>
-    <w:lsdException w:name="List Bullet 4" w:semiHidden="1" w:unhideWhenUsed="1"/>
-    <w:lsdException w:name="List Bullet 5" w:semiHidden="1" w:unhideWhenUsed="1"/>
-    <w:lsdException w:name="List Number 2" w:semiHidden="1" w:unhideWhenUsed="1"/>
-    <w:lsdException w:name="List Number 3" w:semiHidden="1" w:unhideWhenUsed="1"/>
-    <w:lsdException w:name="List Number 4" w:semiHidden="1" w:unhideWhenUsed="1"/>
-    <w:lsdException w:name="List Number 5" w:semiHidden="1" w:unhideWhenUsed="1"/>
-    <w:lsdException w:name="Title" w:uiPriority="10" w:qFormat="1"/>
-    <w:lsdException w:name="Closing" w:semiHidden="1" w:unhideWhenUsed="1"/>
-    <w:lsdException w:name="Signature" w:semiHidden="1" w:unhideWhenUsed="1"/>
-    <w:lsdException w:name="Default Paragraph Font" w:semiHidden="1" w:uiPriority="1" w:unhideWhenUsed="1"/>
-    <w:lsdException w:name="Body Text" w:semiHidden="1" w:unhideWhenUsed="1"/>
-    <w:lsdException w:name="Body Text Indent" w:semiHidden="1" w:unhideWhenUsed="1"/>
-    <w:lsdException w:name="List Continue" w:semiHidden="1" w:unhideWhenUsed="1"/>
-    <w:lsdException w:name="List Continue 2" w:semiHidden="1" w:unhideWhenUsed="1"/>
-    <w:lsdException w:name="List Continue 3" w:semiHidden="1" w:unhideWhenUsed="1"/>
-    <w:lsdException w:name="List Continue 4" w:semiHidden="1" w:unhideWhenUsed="1"/>
-    <w:lsdException w:name="List Continue 5" w:semiHidden="1" w:unhideWhenUsed="1"/>
-    <w:lsdException w:name="Message Header" w:semiHidden="1" w:unhideWhenUsed="1"/>
-    <w:lsdException w:name="Subtitle" w:uiPriority="11" w:qFormat="1"/>
-    <w:lsdException w:name="Salutation" w:semiHidden="1" w:unhideWhenUsed="1"/>
-    <w:lsdException w:name="Date" w:semiHidden="1" w:unhideWhenUsed="1"/>
-    <w:lsdException w:name="Body Text First Indent" w:semiHidden="1" w:unhideWhenUsed="1"/>
-    <w:lsdException w:name="Body Text First Indent 2" w:semiHidden="1" w:unhideWhenUsed="1"/>
-    <w:lsdException w:name="Note Heading" w:semiHidden="1" w:unhideWhenUsed="1"/>
-    <w:lsdException w:name="Body Text 2" w:semiHidden="1" w:unhideWhenUsed="1"/>
-    <w:lsdException w:name="Body Text 3" w:semiHidden="1" w:unhideWhenUsed="1"/>
-    <w:lsdException w:name="Body Text Indent 2" w:semiHidden="1" w:unhideWhenUsed="1"/>
-    <w:lsdException w:name="Body Text Indent 3" w:semiHidden="1" w:unhideWhenUsed="1"/>
-    <w:lsdException w:name="Block Text" w:semiHidden="1" w:unhideWhenUsed="1"/>
-    <w:lsdException w:name="Hyperlink" w:semiHidden="1" w:unhideWhenUsed="1"/>
-    <w:lsdException w:name="FollowedHyperlink" w:semiHidden="1" w:unhideWhenUsed="1"/>
-    <w:lsdException w:name="Strong" w:uiPriority="22" w:qFormat="1"/>
-    <w:lsdException w:name="Emphasis" w:uiPriority="20" w:qFormat="1"/>
-    <w:lsdException w:name="Document Map" w:semiHidden="1" w:unhideWhenUsed="1"/>
-    <w:lsdException w:name="Plain Text" w:semiHidden="1" w:unhideWhenUsed="1"/>
-    <w:lsdException w:name="E-mail Signature" w:semiHidden="1" w:unhideWhenUsed="1"/>
-    <w:lsdException w:name="HTML Top of Form" w:semiHidden="1" w:unhideWhenUsed="1"/>
-    <w:lsdException w:name="HTML Bottom of Form" w:semiHidden="1" w:unhideWhenUsed="1"/>
-    <w:lsdException w:name="Normal (Web)" w:semiHidden="1" w:unhideWhenUsed="1"/>
-    <w:lsdException w:name="HTML Acronym" w:semiHidden="1" w:unhideWhenUsed="1"/>
-    <w:lsdException w:name="HTML Address" w:semiHidden="1" w:unhideWhenUsed="1"/>
-    <w:lsdException w:name="HTML Cite" w:semiHidden="1" w:unhideWhenUsed="1"/>
-    <w:lsdException w:name="HTML Code" w:semiHidden="1" w:unhideWhenUsed="1"/>
-    <w:lsdException w:name="HTML Definition" w:semiHidden="1" w:unhideWhenUsed="1"/>
-    <w:lsdException w:name="HTML Keyboard" w:semiHidden="1" w:unhideWhenUsed="1"/>
-    <w:lsdException w:name="HTML Preformatted" w:semiHidden="1" w:unhideWhenUsed="1"/>
-    <w:lsdException w:name="HTML Sample" w:semiHidden="1" w:unhideWhenUsed="1"/>
-    <w:lsdException w:name="HTML Typewriter" w:semiHidden="1" w:unhideWhenUsed="1"/>
-    <w:lsdException w:name="HTML Variable" w:semiHidden="1" w:unhideWhenUsed="1"/>
-    <w:lsdException w:name="Normal Table" w:semiHidden="1" w:unhideWhenUsed="1"/>
-    <w:lsdException w:name="annotation subject" w:semiHidden="1" w:unhideWhenUsed="1"/>
-    <w:lsdException w:name="No List" w:semiHidden="1" w:unhideWhenUsed="1"/>
-    <w:lsdException w:name="Outline List 1" w:semiHidden="1" w:unhideWhenUsed="1"/>
-    <w:lsdException w:name="Outline List 2" w:semiHidden="1" w:unhideWhenUsed="1"/>
-    <w:lsdException w:name="Outline List 3" w:semiHidden="1" w:unhideWhenUsed="1"/>
-    <w:lsdException w:name="Table Simple 1" w:semiHidden="1" w:unhideWhenUsed="1"/>
-    <w:lsdException w:name="Table Simple 2" w:semiHidden="1" w:unhideWhenUsed="1"/>
-    <w:lsdException w:name="Table Simple 3" w:semiHidden="1" w:unhideWhenUsed="1"/>
-    <w:lsdException w:name="Table Classic 1" w:semiHidden="1" w:unhideWhenUsed="1"/>
-    <w:lsdException w:name="Table Classic 2" w:semiHidden="1" w:unhideWhenUsed="1"/>
-    <w:lsdException w:name="Table Classic 3" w:semiHidden="1" w:unhideWhenUsed="1"/>
-    <w:lsdException w:name="Table Classic 4" w:semiHidden="1" w:unhideWhenUsed="1"/>
-    <w:lsdException w:name="Table Colorful 1" w:semiHidden="1" w:unhideWhenUsed="1"/>
-    <w:lsdException w:name="Table Colorful 2" w:semiHidden="1" w:unhideWhenUsed="1"/>
-    <w:lsdException w:name="Table Colorful 3" w:semiHidden="1" w:unhideWhenUsed="1"/>
-    <w:lsdException w:name="Table Columns 1" w:semiHidden="1" w:unhideWhenUsed="1"/>
-    <w:lsdException w:name="Table Columns 2" w:semiHidden="1" w:unhideWhenUsed="1"/>
-    <w:lsdException w:name="Table Columns 3" w:semiHidden="1" w:unhideWhenUsed="1"/>
-    <w:lsdException w:name="Table Columns 4" w:semiHidden="1" w:unhideWhenUsed="1"/>
-    <w:lsdException w:name="Table Columns 5" w:semiHidden="1" w:unhideWhenUsed="1"/>
-    <w:lsdException w:name="Table Grid 1" w:semiHidden="1" w:unhideWhenUsed="1"/>
-    <w:lsdException w:name="Table Grid 2" w:semiHidden="1" w:unhideWhenUsed="1"/>
-    <w:lsdException w:name="Table Grid 3" w:semiHidden="1" w:unhideWhenUsed="1"/>
-    <w:lsdException w:name="Table Grid 4" w:semiHidden="1" w:unhideWhenUsed="1"/>
-    <w:lsdException w:name="Table Grid 5" w:semiHidden="1" w:unhideWhenUsed="1"/>
-    <w:lsdException w:name="Table Grid 6" w:semiHidden="1" w:unhideWhenUsed="1"/>
-    <w:lsdException w:name="Table Grid 7" w:semiHidden="1" w:unhideWhenUsed="1"/>
-    <w:lsdException w:name="Table Grid 8" w:semiHidden="1" w:unhideWhenUsed="1"/>
-    <w:lsdException w:name="Table List 1" w:semiHidden="1" w:unhideWhenUsed="1"/>
-    <w:lsdException w:name="Table List 2" w:semiHidden="1" w:unhideWhenUsed="1"/>
-    <w:lsdException w:name="Table List 3" w:semiHidden="1" w:unhideWhenUsed="1"/>
-    <w:lsdException w:name="Table List 4" w:semiHidden="1" w:unhideWhenUsed="1"/>
-    <w:lsdException w:name="Table List 5" w:semiHidden="1" w:unhideWhenUsed="1"/>
-    <w:lsdException w:name="Table List 6" w:semiHidden="1" w:unhideWhenUsed="1"/>
-    <w:lsdException w:name="Table List 7" w:semiHidden="1" w:unhideWhenUsed="1"/>
-    <w:lsdException w:name="Table List 8" w:semiHidden="1" w:unhideWhenUsed="1"/>
-    <w:lsdException w:name="Table 3D effects 1" w:semiHidden="1" w:unhideWhenUsed="1"/>
-    <w:lsdException w:name="Table 3D effects 2" w:semiHidden="1" w:unhideWhenUsed="1"/>
-    <w:lsdException w:name="Table 3D effects 3" w:semiHidden="1" w:unhideWhenUsed="1"/>
-    <w:lsdException w:name="Table Contemporary" w:semiHidden="1" w:unhideWhenUsed="1"/>
-    <w:lsdException w:name="Table Elegant" w:semiHidden="1" w:unhideWhenUsed="1"/>
-    <w:lsdException w:name="Table Professional" w:semiHidden="1" w:unhideWhenUsed="1"/>
-    <w:lsdException w:name="Table Subtle 1" w:semiHidden="1" w:unhideWhenUsed="1"/>
-    <w:lsdException w:name="Table Subtle 2" w:semiHidden="1" w:unhideWhenUsed="1"/>
-    <w:lsdException w:name="Table Web 1" w:semiHidden="1" w:unhideWhenUsed="1"/>
-    <w:lsdException w:name="Table Web 2" w:semiHidden="1" w:unhideWhenUsed="1"/>
-    <w:lsdException w:name="Table Web 3" w:semiHidden="1" w:unhideWhenUsed="1"/>
-    <w:lsdException w:name="Balloon Text" w:semiHidden="1" w:unhideWhenUsed="1"/>
-    <w:lsdException w:name="Table Grid" w:semiHidden="1" w:uiPriority="59" w:unhideWhenUsed="1"/>
-    <w:lsdException w:name="Table Theme" w:semiHidden="1" w:unhideWhenUsed="1"/>
-    <w:lsdException w:name="Placeholder Text" w:semiHidden="1"/>
-    <w:lsdException w:name="No Spacing" w:uiPriority="1" w:qFormat="1"/>
-    <w:lsdException w:name="Light Shading" w:uiPriority="60"/>
-    <w:lsdException w:name="Light List" w:uiPriority="61"/>
-    <w:lsdException w:name="Light Grid" w:uiPriority="62"/>
-    <w:lsdException w:name="Medium Shading 1" w:uiPriority="63"/>
-    <w:lsdException w:name="Medium Shading 2" w:uiPriority="64"/>
-    <w:lsdException w:name="Medium List 1" w:uiPriority="65"/>
-    <w:lsdException w:name="Medium List 2" w:uiPriority="66"/>
-    <w:lsdException w:name="Medium Grid 1" w:uiPriority="67"/>
-    <w:lsdException w:name="Medium Grid 2" w:uiPriority="68"/>
-    <w:lsdException w:name="Medium Grid 3" w:uiPriority="69"/>
-    <w:lsdException w:name="Dark List" w:uiPriority="70"/>
-    <w:lsdException w:name="Colorful Shading" w:uiPriority="71"/>
-    <w:lsdException w:name="Colorful List" w:uiPriority="72"/>
-    <w:lsdException w:name="Colorful Grid" w:uiPriority="73"/>
-    <w:lsdException w:name="Light Shading Accent 1" w:uiPriority="60"/>
-    <w:lsdException w:name="Light List Accent 1" w:uiPriority="61"/>
-    <w:lsdException w:name="Light Grid Accent 1" w:uiPriority="62"/>
-    <w:lsdException w:name="Medium Shading 1 Accent 1" w:uiPriority="63"/>
-    <w:lsdException w:name="Medium Shading 2 Accent 1" w:uiPriority="64"/>
-    <w:lsdException w:name="Medium List 1 Accent 1" w:uiPriority="65"/>
-    <w:lsdException w:name="Revision" w:semiHidden="1"/>
-    <w:lsdException w:name="List Paragraph" w:uiPriority="34" w:qFormat="1"/>
-    <w:lsdException w:name="Quote" w:uiPriority="29" w:qFormat="1"/>
-    <w:lsdException w:name="Intense Quote" w:uiPriority="30" w:qFormat="1"/>
-    <w:lsdException w:name="Medium List 2 Accent 1" w:uiPriority="66"/>
-    <w:lsdException w:name="Medium Grid 1 Accent 1" w:uiPriority="67"/>
-    <w:lsdException w:name="Medium Grid 2 Accent 1" w:uiPriority="68"/>
-    <w:lsdException w:name="Medium Grid 3 Accent 1" w:uiPriority="69"/>
-    <w:lsdException w:name="Dark List Accent 1" w:uiPriority="70"/>
-    <w:lsdException w:name="Colorful Shading Accent 1" w:uiPriority="71"/>
-    <w:lsdException w:name="Colorful List Accent 1" w:uiPriority="72"/>
-    <w:lsdException w:name="Colorful Grid Accent 1" w:uiPriority="73"/>
-    <w:lsdException w:name="Light Shading Accent 2" w:uiPriority="60"/>
-    <w:lsdException w:name="Light List Accent 2" w:uiPriority="61"/>
-    <w:lsdException w:name="Light Grid Accent 2" w:uiPriority="62"/>
-    <w:lsdException w:name="Medium Shading 1 Accent 2" w:uiPriority="63"/>
-    <w:lsdException w:name="Medium Shading 2 Accent 2" w:uiPriority="64"/>
-    <w:lsdException w:name="Medium List 1 Accent 2" w:uiPriority="65"/>
-    <w:lsdException w:name="Medium List 2 Accent 2" w:uiPriority="66"/>
-    <w:lsdException w:name="Medium Grid 1 Accent 2" w:uiPriority="67"/>
-    <w:lsdException w:name="Medium Grid 2 Accent 2" w:uiPriority="68"/>
-    <w:lsdException w:name="Medium Grid 3 Accent 2" w:uiPriority="69"/>
-    <w:lsdException w:name="Dark List Accent 2" w:uiPriority="70"/>
-    <w:lsdException w:name="Colorful Shading Accent 2" w:uiPriority="71"/>
-    <w:lsdException w:name="Colorful List Accent 2" w:uiPriority="72"/>
-    <w:lsdException w:name="Colorful Grid Accent 2" w:uiPriority="73"/>
-    <w:lsdException w:name="Light Shading Accent 3" w:uiPriority="60"/>
-    <w:lsdException w:name="Light List Accent 3" w:uiPriority="61"/>
-    <w:lsdException w:name="Light Grid Accent 3" w:uiPriority="62"/>
-    <w:lsdException w:name="Medium Shading 1 Accent 3" w:uiPriority="63"/>
-    <w:lsdException w:name="Medium Shading 2 Accent 3" w:uiPriority="64"/>
-    <w:lsdException w:name="Medium List 1 Accent 3" w:uiPriority="65"/>
-    <w:lsdException w:name="Medium List 2 Accent 3" w:uiPriority="66"/>
-    <w:lsdException w:name="Medium Grid 1 Accent 3" w:uiPriority="67"/>
-    <w:lsdException w:name="Medium Grid 2 Accent 3" w:uiPriority="68"/>
-    <w:lsdException w:name="Medium Grid 3 Accent 3" w:uiPriority="69"/>
-    <w:lsdException w:name="Dark List Accent 3" w:uiPriority="70"/>
-    <w:lsdException w:name="Colorful Shading Accent 3" w:uiPriority="71"/>
-    <w:lsdException w:name="Colorful List Accent 3" w:uiPriority="72"/>
-    <w:lsdException w:name="Colorful Grid Accent 3" w:uiPriority="73"/>
-    <w:lsdException w:name="Light Shading Accent 4" w:uiPriority="60"/>
-    <w:lsdException w:name="Light List Accent 4" w:uiPriority="61"/>
-    <w:lsdException w:name="Light Grid Accent 4" w:uiPriority="62"/>
-    <w:lsdException w:name="Medium Shading 1 Accent 4" w:uiPriority="63"/>
-    <w:lsdException w:name="Medium Shading 2 Accent 4" w:uiPriority="64"/>
-    <w:lsdException w:name="Medium List 1 Accent 4" w:uiPriority="65"/>
-    <w:lsdException w:name="Medium List 2 Accent 4" w:uiPriority="66"/>
-    <w:lsdException w:name="Medium Grid 1 Accent 4" w:uiPriority="67"/>
-    <w:lsdException w:name="Medium Grid 2 Accent 4" w:uiPriority="68"/>
-    <w:lsdException w:name="Medium Grid 3 Accent 4" w:uiPriority="69"/>
-    <w:lsdException w:name="Dark List Accent 4" w:uiPriority="70"/>
-    <w:lsdException w:name="Colorful Shading Accent 4" w:uiPriority="71"/>
-    <w:lsdException w:name="Colorful List Accent 4" w:uiPriority="72"/>
-    <w:lsdException w:name="Colorful Grid Accent 4" w:uiPriority="73"/>
-    <w:lsdException w:name="Light Shading Accent 5" w:uiPriority="60"/>
-    <w:lsdException w:name="Light List Accent 5" w:uiPriority="61"/>
-    <w:lsdException w:name="Light Grid Accent 5" w:uiPriority="62"/>
-    <w:lsdException w:name="Medium Shading 1 Accent 5" w:uiPriority="63"/>
-    <w:lsdException w:name="Medium Shading 2 Accent 5" w:uiPriority="64"/>
-    <w:lsdException w:name="Medium List 1 Accent 5" w:uiPriority="65"/>
-    <w:lsdException w:name="Medium List 2 Accent 5" w:uiPriority="66"/>
-    <w:lsdException w:name="Medium Grid 1 Accent 5" w:uiPriority="67"/>
-    <w:lsdException w:name="Medium Grid 2 Accent 5" w:uiPriority="68"/>
-    <w:lsdException w:name="Medium Grid 3 Accent 5" w:uiPriority="69"/>
-    <w:lsdException w:name="Dark List Accent 5" w:uiPriority="70"/>
-    <w:lsdException w:name="Colorful Shading Accent 5" w:uiPriority="71"/>
-    <w:lsdException w:name="Colorful List Accent 5" w:uiPriority="72"/>
-    <w:lsdException w:name="Colorful Grid Accent 5" w:uiPriority="73"/>
-    <w:lsdException w:name="Light Shading Accent 6" w:uiPriority="60"/>
-    <w:lsdException w:name="Light List Accent 6" w:uiPriority="61"/>
-    <w:lsdException w:name="Light Grid Accent 6" w:uiPriority="62"/>
-    <w:lsdException w:name="Medium Shading 1 Accent 6" w:uiPriority="63"/>
-    <w:lsdException w:name="Medium Shading 2 Accent 6" w:uiPriority="64"/>
-    <w:lsdException w:name="Medium List 1 Accent 6" w:uiPriority="65"/>
-    <w:lsdException w:name="Medium List 2 Accent 6" w:uiPriority="66"/>
-    <w:lsdException w:name="Medium Grid 1 Accent 6" w:uiPriority="67"/>
-    <w:lsdException w:name="Medium Grid 2 Accent 6" w:uiPriority="68"/>
-    <w:lsdException w:name="Medium Grid 3 Accent 6" w:uiPriority="69"/>
-    <w:lsdException w:name="Dark List Accent 6" w:uiPriority="70"/>
-    <w:lsdException w:name="Colorful Shading Accent 6" w:uiPriority="71"/>
-    <w:lsdException w:name="Colorful List Accent 6" w:uiPriority="72"/>
-    <w:lsdException w:name="Colorful Grid Accent 6" w:uiPriority="73"/>
-    <w:lsdException w:name="Subtle Emphasis" w:uiPriority="19" w:qFormat="1"/>
-    <w:lsdException w:name="Intense Emphasis" w:uiPriority="21" w:qFormat="1"/>
-    <w:lsdException w:name="Subtle Reference" w:uiPriority="31" w:qFormat="1"/>
-    <w:lsdException w:name="Intense Reference" w:uiPriority="32" w:qFormat="1"/>
-    <w:lsdException w:name="Book Title" w:uiPriority="33" w:qFormat="1"/>
-    <w:lsdException w:name="Bibliography" w:semiHidden="1" w:uiPriority="37" w:unhideWhenUsed="1"/>
-    <w:lsdException w:name="TOC Heading" w:semiHidden="1" w:uiPriority="39" w:unhideWhenUsed="1" w:qFormat="1"/>
-    <w:lsdException w:name="Plain Table 1" w:uiPriority="41"/>
-    <w:lsdException w:name="Plain Table 2" w:uiPriority="42"/>
-    <w:lsdException w:name="Plain Table 3" w:uiPriority="43"/>
-    <w:lsdException w:name="Plain Table 4" w:uiPriority="44"/>
-    <w:lsdException w:name="Plain Table 5" w:uiPriority="45"/>
-    <w:lsdException w:name="Grid Table Light" w:uiPriority="40"/>
-    <w:lsdException w:name="Grid Table 1 Light" w:uiPriority="46"/>
-    <w:lsdException w:name="Grid Table 2" w:uiPriority="47"/>
-    <w:lsdException w:name="Grid Table 3" w:uiPriority="48"/>
-    <w:lsdException w:name="Grid Table 4" w:uiPriority="49"/>
-    <w:lsdException w:name="Grid Table 5 Dark" w:uiPriority="50"/>
-    <w:lsdException w:name="Grid Table 6 Colorful" w:uiPriority="51"/>
-    <w:lsdException w:name="Grid Table 7 Colorful" w:uiPriority="52"/>
-    <w:lsdException w:name="Grid Table 1 Light Accent 1" w:uiPriority="46"/>
-    <w:lsdException w:name="Grid Table 2 Accent 1" w:uiPriority="47"/>
-    <w:lsdException w:name="Grid Table 3 Accent 1" w:uiPriority="48"/>
-    <w:lsdException w:name="Grid Table 4 Accent 1" w:uiPriority="49"/>
-    <w:lsdException w:name="Grid Table 5 Dark Accent 1" w:uiPriority="50"/>
-    <w:lsdException w:name="Grid Table 6 Colorful Accent 1" w:uiPriority="51"/>
-    <w:lsdException w:name="Grid Table 7 Colorful Accent 1" w:uiPriority="52"/>
-    <w:lsdException w:name="Grid Table 1 Light Accent 2" w:uiPriority="46"/>
-    <w:lsdException w:name="Grid Table 2 Accent 2" w:uiPriority="47"/>
-    <w:lsdException w:name="Grid Table 3 Accent 2" w:uiPriority="48"/>
-    <w:lsdException w:name="Grid Table 4 Accent 2" w:uiPriority="49"/>
-    <w:lsdException w:name="Grid Table 5 Dark Accent 2" w:uiPriority="50"/>
-    <w:lsdException w:name="Grid Table 6 Colorful Accent 2" w:uiPriority="51"/>
-    <w:lsdException w:name="Grid Table 7 Colorful Accent 2" w:uiPriority="52"/>
-    <w:lsdException w:name="Grid Table 1 Light Accent 3" w:uiPriority="46"/>
-    <w:lsdException w:name="Grid Table 2 Accent 3" w:uiPriority="47"/>
-    <w:lsdException w:name="Grid Table 3 Accent 3" w:uiPriority="48"/>
-    <w:lsdException w:name="Grid Table 4 Accent 3" w:uiPriority="49"/>
-    <w:lsdException w:name="Grid Table 5 Dark Accent 3" w:uiPriority="50"/>
-    <w:lsdException w:name="Grid Table 6 Colorful Accent 3" w:uiPriority="51"/>
-    <w:lsdException w:name="Grid Table 7 Colorful Accent 3" w:uiPriority="52"/>
-    <w:lsdException w:name="Grid Table 1 Light Accent 4" w:uiPriority="46"/>
-    <w:lsdException w:name="Grid Table 2 Accent 4" w:uiPriority="47"/>
-    <w:lsdException w:name="Grid Table 3 Accent 4" w:uiPriority="48"/>
-    <w:lsdException w:name="Grid Table 4 Accent 4" w:uiPriority="49"/>
-    <w:lsdException w:name="Grid Table 5 Dark Accent 4" w:uiPriority="50"/>
-    <w:lsdException w:name="Grid Table 6 Colorful Accent 4" w:uiPriority="51"/>
-    <w:lsdException w:name="Grid Table 7 Colorful Accent 4" w:uiPriority="52"/>
-    <w:lsdException w:name="Grid Table 1 Light Accent 5" w:uiPriority="46"/>
-    <w:lsdException w:name="Grid Table 2 Accent 5" w:uiPriority="47"/>
-    <w:lsdException w:name="Grid Table 3 Accent 5" w:uiPriority="48"/>
-    <w:lsdException w:name="Grid Table 4 Accent 5" w:uiPriority="49"/>
-    <w:lsdException w:name="Grid Table 5 Dark Accent 5" w:uiPriority="50"/>
-    <w:lsdException w:name="Grid Table 6 Colorful Accent 5" w:uiPriority="51"/>
-    <w:lsdException w:name="Grid Table 7 Colorful Accent 5" w:uiPriority="52"/>
-    <w:lsdException w:name="Grid Table 1 Light Accent 6" w:uiPriority="46"/>
-    <w:lsdException w:name="Grid Table 2 Accent 6" w:uiPriority="47"/>
-    <w:lsdException w:name="Grid Table 3 Accent 6" w:uiPriority="48"/>
-    <w:lsdException w:name="Grid Table 4 Accent 6" w:uiPriority="49"/>
-    <w:lsdException w:name="Grid Table 5 Dark Accent 6" w:uiPriority="50"/>
-    <w:lsdException w:name="Grid Table 6 Colorful Accent 6" w:uiPriority="51"/>
-    <w:lsdException w:name="Grid Table 7 Colorful Accent 6" w:uiPriority="52"/>
-    <w:lsdException w:name="List Table 1 Light" w:uiPriority="46"/>
-    <w:lsdException w:name="List Table 2" w:uiPriority="47"/>
-    <w:lsdException w:name="List Table 3" w:uiPriority="48"/>
-    <w:lsdException w:name="List Table 4" w:uiPriority="49"/>
-    <w:lsdException w:name="List Table 5 Dark" w:uiPriority="50"/>
-    <w:lsdException w:name="List Table 6 Colorful" w:uiPriority="51"/>
-    <w:lsdException w:name="List Table 7 Colorful" w:uiPriority="52"/>
-    <w:lsdException w:name="List Table 1 Light Accent 1" w:uiPriority="46"/>
-    <w:lsdException w:name="List Table 2 Accent 1" w:uiPriority="47"/>
-    <w:lsdException w:name="List Table 3 Accent 1" w:uiPriority="48"/>
-    <w:lsdException w:name="List Table 4 Accent 1" w:uiPriority="49"/>
-    <w:lsdException w:name="List Table 5 Dark Accent 1" w:uiPriority="50"/>
-    <w:lsdException w:name="List Table 6 Colorful Accent 1" w:uiPriority="51"/>
-    <w:lsdException w:name="List Table 7 Colorful Accent 1" w:uiPriority="52"/>
-    <w:lsdException w:name="List Table 1 Light Accent 2" w:uiPriority="46"/>
-    <w:lsdException w:name="List Table 2 Accent 2" w:uiPriority="47"/>
-    <w:lsdException w:name="List Table 3 Accent 2" w:uiPriority="48"/>
-    <w:lsdException w:name="List Table 4 Accent 2" w:uiPriority="49"/>
-    <w:lsdException w:name="List Table 5 Dark Accent 2" w:uiPriority="50"/>
-    <w:lsdException w:name="List Table 6 Colorful Accent 2" w:uiPriority="51"/>
-    <w:lsdException w:name="List Table 7 Colorful Accent 2" w:uiPriority="52"/>
-    <w:lsdException w:name="List Table 1 Light Accent 3" w:uiPriority="46"/>
-    <w:lsdException w:name="List Table 2 Accent 3" w:uiPriority="47"/>
-    <w:lsdException w:name="List Table 3 Accent 3" w:uiPriority="48"/>
-    <w:lsdException w:name="List Table 4 Accent 3" w:uiPriority="49"/>
-    <w:lsdException w:name="List Table 5 Dark Accent 3" w:uiPriority="50"/>
-    <w:lsdException w:name="List Table 6 Colorful Accent 3" w:uiPriority="51"/>
-    <w:lsdException w:name="List Table 7 Colorful Accent 3" w:uiPriority="52"/>
-    <w:lsdException w:name="List Table 1 Light Accent 4" w:uiPriority="46"/>
-    <w:lsdException w:name="List Table 2 Accent 4" w:uiPriority="47"/>
-    <w:lsdException w:name="List Table 3 Accent 4" w:uiPriority="48"/>
-    <w:lsdException w:name="List Table 4 Accent 4" w:uiPriority="49"/>
-    <w:lsdException w:name="List Table 5 Dark Accent 4" w:uiPriority="50"/>
-    <w:lsdException w:name="List Table 6 Colorful Accent 4" w:uiPriority="51"/>
-    <w:lsdException w:name="List Table 7 Colorful Accent 4" w:uiPriority="52"/>
-    <w:lsdException w:name="List Table 1 Light Accent 5" w:uiPriority="46"/>
-    <w:lsdException w:name="List Table 2 Accent 5" w:uiPriority="47"/>
-    <w:lsdException w:name="List Table 3 Accent 5" w:uiPriority="48"/>
-    <w:lsdException w:name="List Table 4 Accent 5" w:uiPriority="49"/>
-    <w:lsdException w:name="List Table 5 Dark Accent 5" w:uiPriority="50"/>
-    <w:lsdException w:name="List Table 6 Colorful Accent 5" w:uiPriority="51"/>
-    <w:lsdException w:name="List Table 7 Colorful Accent 5" w:uiPriority="52"/>
-    <w:lsdException w:name="List Table 1 Light Accent 6" w:uiPriority="46"/>
-    <w:lsdException w:name="List Table 2 Accent 6" w:uiPriority="47"/>
-    <w:lsdException w:name="List Table 3 Accent 6" w:uiPriority="48"/>
-    <w:lsdException w:name="List Table 4 Accent 6" w:uiPriority="49"/>
-    <w:lsdException w:name="List Table 5 Dark Accent 6" w:uiPriority="50"/>
-    <w:lsdException w:name="List Table 6 Colorful Accent 6" w:uiPriority="51"/>
-    <w:lsdException w:name="List Table 7 Colorful Accent 6" w:uiPriority="52"/>
-    <w:lsdException w:name="Mention" w:semiHidden="1" w:unhideWhenUsed="1"/>
-    <w:lsdException w:name="Smart Hyperlink" w:semiHidden="1" w:unhideWhenUsed="1"/>
-    <w:lsdException w:name="Hashtag" w:semiHidden="1" w:unhideWhenUsed="1"/>
-    <w:lsdException w:name="Unresolved Mention" w:semiHidden="1" w:unhideWhenUsed="1"/>
-    <w:lsdException w:name="Smart Link" w:semiHidden="1" w:unhideWhenUsed="1"/>
+  <w:latentStyles w:defLockedState="0" w:defUIPriority="99" w:defSemiHidden="1" w:defUnhideWhenUsed="1" w:defQFormat="0" w:count="267">
+    <w:lsdException w:name="Normal" w:semiHidden="0" w:uiPriority="0" w:unhideWhenUsed="0" w:qFormat="1"/>
+    <w:lsdException w:name="heading 1" w:semiHidden="0" w:uiPriority="9" w:unhideWhenUsed="0" w:qFormat="1"/>
+    <w:lsdException w:name="heading 2" w:uiPriority="9" w:qFormat="1"/>
+    <w:lsdException w:name="heading 3" w:uiPriority="9" w:qFormat="1"/>
+    <w:lsdException w:name="heading 4" w:uiPriority="9" w:qFormat="1"/>
+    <w:lsdException w:name="heading 5" w:uiPriority="9" w:qFormat="1"/>
+    <w:lsdException w:name="heading 6" w:uiPriority="9" w:qFormat="1"/>
+    <w:lsdException w:name="heading 7" w:uiPriority="9" w:qFormat="1"/>
+    <w:lsdException w:name="heading 8" w:uiPriority="9" w:qFormat="1"/>
+    <w:lsdException w:name="heading 9" w:uiPriority="9" w:qFormat="1"/>
+    <w:lsdException w:name="toc 1" w:uiPriority="39"/>
+    <w:lsdException w:name="toc 2" w:uiPriority="39"/>
+    <w:lsdException w:name="toc 3" w:uiPriority="39"/>
+    <w:lsdException w:name="toc 4" w:uiPriority="39"/>
+    <w:lsdException w:name="toc 5" w:uiPriority="39"/>
+    <w:lsdException w:name="toc 6" w:uiPriority="39"/>
+    <w:lsdException w:name="toc 7" w:uiPriority="39"/>
+    <w:lsdException w:name="toc 8" w:uiPriority="39"/>
+    <w:lsdException w:name="toc 9" w:uiPriority="39"/>
+    <w:lsdException w:name="caption" w:uiPriority="35" w:qFormat="1"/>
+    <w:lsdException w:name="Title" w:semiHidden="0" w:uiPriority="10" w:unhideWhenUsed="0" w:qFormat="1"/>
+    <w:lsdException w:name="Default Paragraph Font" w:uiPriority="1"/>
+    <w:lsdException w:name="Subtitle" w:semiHidden="0" w:uiPriority="11" w:unhideWhenUsed="0" w:qFormat="1"/>
+    <w:lsdException w:name="Strong" w:semiHidden="0" w:uiPriority="22" w:unhideWhenUsed="0" w:qFormat="1"/>
+    <w:lsdException w:name="Emphasis" w:semiHidden="0" w:uiPriority="20" w:unhideWhenUsed="0" w:qFormat="1"/>
+    <w:lsdException w:name="Table Grid" w:uiPriority="59"/>
+    <w:lsdException w:name="Placeholder Text" w:unhideWhenUsed="0"/>
+    <w:lsdException w:name="No Spacing" w:semiHidden="0" w:uiPriority="1" w:unhideWhenUsed="0" w:qFormat="1"/>
+    <w:lsdException w:name="Light Shading" w:semiHidden="0" w:uiPriority="60" w:unhideWhenUsed="0"/>
+    <w:lsdException w:name="Light List" w:semiHidden="0" w:uiPriority="61" w:unhideWhenUsed="0"/>
+    <w:lsdException w:name="Light Grid" w:semiHidden="0" w:uiPriority="62" w:unhideWhenUsed="0"/>
+    <w:lsdException w:name="Medium Shading 1" w:semiHidden="0" w:uiPriority="63" w:unhideWhenUsed="0"/>
+    <w:lsdException w:name="Medium Shading 2" w:semiHidden="0" w:uiPriority="64" w:unhideWhenUsed="0"/>
+    <w:lsdException w:name="Medium List 1" w:semiHidden="0" w:uiPriority="65" w:unhideWhenUsed="0"/>
+    <w:lsdException w:name="Medium List 2" w:semiHidden="0" w:uiPriority="66" w:unhideWhenUsed="0"/>
+    <w:lsdException w:name="Medium Grid 1" w:semiHidden="0" w:uiPriority="67" w:unhideWhenUsed="0"/>
+    <w:lsdException w:name="Medium Grid 2" w:semiHidden="0" w:uiPriority="68" w:unhideWhenUsed="0"/>
+    <w:lsdException w:name="Medium Grid 3" w:semiHidden="0" w:uiPriority="69" w:unhideWhenUsed="0"/>
+    <w:lsdException w:name="Dark List" w:semiHidden="0" w:uiPriority="70" w:unhideWhenUsed="0"/>
+    <w:lsdException w:name="Colorful Shading" w:semiHidden="0" w:uiPriority="71" w:unhideWhenUsed="0"/>
+    <w:lsdException w:name="Colorful List" w:semiHidden="0" w:uiPriority="72" w:unhideWhenUsed="0"/>
+    <w:lsdException w:name="Colorful Grid" w:semiHidden="0" w:uiPriority="73" w:unhideWhenUsed="0"/>
+    <w:lsdException w:name="Light Shading Accent 1" w:semiHidden="0" w:uiPriority="60" w:unhideWhenUsed="0"/>
+    <w:lsdException w:name="Light List Accent 1" w:semiHidden="0" w:uiPriority="61" w:unhideWhenUsed="0"/>
+    <w:lsdException w:name="Light Grid Accent 1" w:semiHidden="0" w:uiPriority="62" w:unhideWhenUsed="0"/>
+    <w:lsdException w:name="Medium Shading 1 Accent 1" w:semiHidden="0" w:uiPriority="63" w:unhideWhenUsed="0"/>
+    <w:lsdException w:name="Medium Shading 2 Accent 1" w:semiHidden="0" w:uiPriority="64" w:unhideWhenUsed="0"/>
+    <w:lsdException w:name="Medium List 1 Accent 1" w:semiHidden="0" w:uiPriority="65" w:unhideWhenUsed="0"/>
+    <w:lsdException w:name="Revision" w:unhideWhenUsed="0"/>
+    <w:lsdException w:name="List Paragraph" w:semiHidden="0" w:uiPriority="34" w:unhideWhenUsed="0" w:qFormat="1"/>
+    <w:lsdException w:name="Quote" w:semiHidden="0" w:uiPriority="29" w:unhideWhenUsed="0" w:qFormat="1"/>
+    <w:lsdException w:name="Intense Quote" w:semiHidden="0" w:uiPriority="30" w:unhideWhenUsed="0" w:qFormat="1"/>
+    <w:lsdException w:name="Medium List 2 Accent 1" w:semiHidden="0" w:uiPriority="66" w:unhideWhenUsed="0"/>
+    <w:lsdException w:name="Medium Grid 1 Accent 1" w:semiHidden="0" w:uiPriority="67" w:unhideWhenUsed="0"/>
+    <w:lsdException w:name="Medium Grid 2 Accent 1" w:semiHidden="0" w:uiPriority="68" w:unhideWhenUsed="0"/>
+    <w:lsdException w:name="Medium Grid 3 Accent 1" w:semiHidden="0" w:uiPriority="69" w:unhideWhenUsed="0"/>
+    <w:lsdException w:name="Dark List Accent 1" w:semiHidden="0" w:uiPriority="70" w:unhideWhenUsed="0"/>
+    <w:lsdException w:name="Colorful Shading Accent 1" w:semiHidden="0" w:uiPriority="71" w:unhideWhenUsed="0"/>
+    <w:lsdException w:name="Colorful List Accent 1" w:semiHidden="0" w:uiPriority="72" w:unhideWhenUsed="0"/>
+    <w:lsdException w:name="Colorful Grid Accent 1" w:semiHidden="0" w:uiPriority="73" w:unhideWhenUsed="0"/>
+    <w:lsdException w:name="Light Shading Accent 2" w:semiHidden="0" w:uiPriority="60" w:unhideWhenUsed="0"/>
+    <w:lsdException w:name="Light List Accent 2" w:semiHidden="0" w:uiPriority="61" w:unhideWhenUsed="0"/>
+    <w:lsdException w:name="Light Grid Accent 2" w:semiHidden="0" w:uiPriority="62" w:unhideWhenUsed="0"/>
+    <w:lsdException w:name="Medium Shading 1 Accent 2" w:semiHidden="0" w:uiPriority="63" w:unhideWhenUsed="0"/>
+    <w:lsdException w:name="Medium Shading 2 Accent 2" w:semiHidden="0" w:uiPriority="64" w:unhideWhenUsed="0"/>
+    <w:lsdException w:name="Medium List 1 Accent 2" w:semiHidden="0" w:uiPriority="65" w:unhideWhenUsed="0"/>
+    <w:lsdException w:name="Medium List 2 Accent 2" w:semiHidden="0" w:uiPriority="66" w:unhideWhenUsed="0"/>
+    <w:lsdException w:name="Medium Grid 1 Accent 2" w:semiHidden="0" w:uiPriority="67" w:unhideWhenUsed="0"/>
+    <w:lsdException w:name="Medium Grid 2 Accent 2" w:semiHidden="0" w:uiPriority="68" w:unhideWhenUsed="0"/>
+    <w:lsdException w:name="Medium Grid 3 Accent 2" w:semiHidden="0" w:uiPriority="69" w:unhideWhenUsed="0"/>
+    <w:lsdException w:name="Dark List Accent 2" w:semiHidden="0" w:uiPriority="70" w:unhideWhenUsed="0"/>
+    <w:lsdException w:name="Colorful Shading Accent 2" w:semiHidden="0" w:uiPriority="71" w:unhideWhenUsed="0"/>
+    <w:lsdException w:name="Colorful List Accent 2" w:semiHidden="0" w:uiPriority="72" w:unhideWhenUsed="0"/>
+    <w:lsdException w:name="Colorful Grid Accent 2" w:semiHidden="0" w:uiPriority="73" w:unhideWhenUsed="0"/>
+    <w:lsdException w:name="Light Shading Accent 3" w:semiHidden="0" w:uiPriority="60" w:unhideWhenUsed="0"/>
+    <w:lsdException w:name="Light List Accent 3" w:semiHidden="0" w:uiPriority="61" w:unhideWhenUsed="0"/>
+    <w:lsdException w:name="Light Grid Accent 3" w:semiHidden="0" w:uiPriority="62" w:unhideWhenUsed="0"/>
+    <w:lsdException w:name="Medium Shading 1 Accent 3" w:semiHidden="0" w:uiPriority="63" w:unhideWhenUsed="0"/>
+    <w:lsdException w:name="Medium Shading 2 Accent 3" w:semiHidden="0" w:uiPriority="64" w:unhideWhenUsed="0"/>
+    <w:lsdException w:name="Medium List 1 Accent 3" w:semiHidden="0" w:uiPriority="65" w:unhideWhenUsed="0"/>
+    <w:lsdException w:name="Medium List 2 Accent 3" w:semiHidden="0" w:uiPriority="66" w:unhideWhenUsed="0"/>
+    <w:lsdException w:name="Medium Grid 1 Accent 3" w:semiHidden="0" w:uiPriority="67" w:unhideWhenUsed="0"/>
+    <w:lsdException w:name="Medium Grid 2 Accent 3" w:semiHidden="0" w:uiPriority="68" w:unhideWhenUsed="0"/>
+    <w:lsdException w:name="Medium Grid 3 Accent 3" w:semiHidden="0" w:uiPriority="69" w:unhideWhenUsed="0"/>
+    <w:lsdException w:name="Dark List Accent 3" w:semiHidden="0" w:uiPriority="70" w:unhideWhenUsed="0"/>
+    <w:lsdException w:name="Colorful Shading Accent 3" w:semiHidden="0" w:uiPriority="71" w:unhideWhenUsed="0"/>
+    <w:lsdException w:name="Colorful List Accent 3" w:semiHidden="0" w:uiPriority="72" w:unhideWhenUsed="0"/>
+    <w:lsdException w:name="Colorful Grid Accent 3" w:semiHidden="0" w:uiPriority="73" w:unhideWhenUsed="0"/>
+    <w:lsdException w:name="Light Shading Accent 4" w:semiHidden="0" w:uiPriority="60" w:unhideWhenUsed="0"/>
+    <w:lsdException w:name="Light List Accent 4" w:semiHidden="0" w:uiPriority="61" w:unhideWhenUsed="0"/>
+    <w:lsdException w:name="Light Grid Accent 4" w:semiHidden="0" w:uiPriority="62" w:unhideWhenUsed="0"/>
+    <w:lsdException w:name="Medium Shading 1 Accent 4" w:semiHidden="0" w:uiPriority="63" w:unhideWhenUsed="0"/>
+    <w:lsdException w:name="Medium Shading 2 Accent 4" w:semiHidden="0" w:uiPriority="64" w:unhideWhenUsed="0"/>
+    <w:lsdException w:name="Medium List 1 Accent 4" w:semiHidden="0" w:uiPriority="65" w:unhideWhenUsed="0"/>
+    <w:lsdException w:name="Medium List 2 Accent 4" w:semiHidden="0" w:uiPriority="66" w:unhideWhenUsed="0"/>
+    <w:lsdException w:name="Medium Grid 1 Accent 4" w:semiHidden="0" w:uiPriority="67" w:unhideWhenUsed="0"/>
+    <w:lsdException w:name="Medium Grid 2 Accent 4" w:semiHidden="0" w:uiPriority="68" w:unhideWhenUsed="0"/>
+    <w:lsdException w:name="Medium Grid 3 Accent 4" w:semiHidden="0" w:uiPriority="69" w:unhideWhenUsed="0"/>
+    <w:lsdException w:name="Dark List Accent 4" w:semiHidden="0" w:uiPriority="70" w:unhideWhenUsed="0"/>
+    <w:lsdException w:name="Colorful Shading Accent 4" w:semiHidden="0" w:uiPriority="71" w:unhideWhenUsed="0"/>
+    <w:lsdException w:name="Colorful List Accent 4" w:semiHidden="0" w:uiPriority="72" w:unhideWhenUsed="0"/>
+    <w:lsdException w:name="Colorful Grid Accent 4" w:semiHidden="0" w:uiPriority="73" w:unhideWhenUsed="0"/>
+    <w:lsdException w:name="Light Shading Accent 5" w:semiHidden="0" w:uiPriority="60" w:unhideWhenUsed="0"/>
+    <w:lsdException w:name="Light List Accent 5" w:semiHidden="0" w:uiPriority="61" w:unhideWhenUsed="0"/>
+    <w:lsdException w:name="Light Grid Accent 5" w:semiHidden="0" w:uiPriority="62" w:unhideWhenUsed="0"/>
+    <w:lsdException w:name="Medium Shading 1 Accent 5" w:semiHidden="0" w:uiPriority="63" w:unhideWhenUsed="0"/>
+    <w:lsdException w:name="Medium Shading 2 Accent 5" w:semiHidden="0" w:uiPriority="64" w:unhideWhenUsed="0"/>
+    <w:lsdException w:name="Medium List 1 Accent 5" w:semiHidden="0" w:uiPriority="65" w:unhideWhenUsed="0"/>
+    <w:lsdException w:name="Medium List 2 Accent 5" w:semiHidden="0" w:uiPriority="66" w:unhideWhenUsed="0"/>
+    <w:lsdException w:name="Medium Grid 1 Accent 5" w:semiHidden="0" w:uiPriority="67" w:unhideWhenUsed="0"/>
+    <w:lsdException w:name="Medium Grid 2 Accent 5" w:semiHidden="0" w:uiPriority="68" w:unhideWhenUsed="0"/>
+    <w:lsdException w:name="Medium Grid 3 Accent 5" w:semiHidden="0" w:uiPriority="69" w:unhideWhenUsed="0"/>
+    <w:lsdException w:name="Dark List Accent 5" w:semiHidden="0" w:uiPriority="70" w:unhideWhenUsed="0"/>
+    <w:lsdException w:name="Colorful Shading Accent 5" w:semiHidden="0" w:uiPriority="71" w:unhideWhenUsed="0"/>
+    <w:lsdException w:name="Colorful List Accent 5" w:semiHidden="0" w:uiPriority="72" w:unhideWhenUsed="0"/>
+    <w:lsdException w:name="Colorful Grid Accent 5" w:semiHidden="0" w:uiPriority="73" w:unhideWhenUsed="0"/>
+    <w:lsdException w:name="Light Shading Accent 6" w:semiHidden="0" w:uiPriority="60" w:unhideWhenUsed="0"/>
+    <w:lsdException w:name="Light List Accent 6" w:semiHidden="0" w:uiPriority="61" w:unhideWhenUsed="0"/>
+    <w:lsdException w:name="Light Grid Accent 6" w:semiHidden="0" w:uiPriority="62" w:unhideWhenUsed="0"/>
+    <w:lsdException w:name="Medium Shading 1 Accent 6" w:semiHidden="0" w:uiPriority="63" w:unhideWhenUsed="0"/>
+    <w:lsdException w:name="Medium Shading 2 Accent 6" w:semiHidden="0" w:uiPriority="64" w:unhideWhenUsed="0"/>
+    <w:lsdException w:name="Medium List 1 Accent 6" w:semiHidden="0" w:uiPriority="65" w:unhideWhenUsed="0"/>
+    <w:lsdException w:name="Medium List 2 Accent 6" w:semiHidden="0" w:uiPriority="66" w:unhideWhenUsed="0"/>
+    <w:lsdException w:name="Medium Grid 1 Accent 6" w:semiHidden="0" w:uiPriority="67" w:unhideWhenUsed="0"/>
+    <w:lsdException w:name="Medium Grid 2 Accent 6" w:semiHidden="0" w:uiPriority="68" w:unhideWhenUsed="0"/>
+    <w:lsdException w:name="Medium Grid 3 Accent 6" w:semiHidden="0" w:uiPriority="69" w:unhideWhenUsed="0"/>
+    <w:lsdException w:name="Dark List Accent 6" w:semiHidden="0" w:uiPriority="70" w:unhideWhenUsed="0"/>
+    <w:lsdException w:name="Colorful Shading Accent 6" w:semiHidden="0" w:uiPriority="71" w:unhideWhenUsed="0"/>
+    <w:lsdException w:name="Colorful List Accent 6" w:semiHidden="0" w:uiPriority="72" w:unhideWhenUsed="0"/>
+    <w:lsdException w:name="Colorful Grid Accent 6" w:semiHidden="0" w:uiPriority="73" w:unhideWhenUsed="0"/>
+    <w:lsdException w:name="Subtle Emphasis" w:semiHidden="0" w:uiPriority="19" w:unhideWhenUsed="0" w:qFormat="1"/>
+    <w:lsdException w:name="Intense Emphasis" w:semiHidden="0" w:uiPriority="21" w:unhideWhenUsed="0" w:qFormat="1"/>
+    <w:lsdException w:name="Subtle Reference" w:semiHidden="0" w:uiPriority="31" w:unhideWhenUsed="0" w:qFormat="1"/>
+    <w:lsdException w:name="Intense Reference" w:semiHidden="0" w:uiPriority="32" w:unhideWhenUsed="0" w:qFormat="1"/>
+    <w:lsdException w:name="Book Title" w:semiHidden="0" w:uiPriority="33" w:unhideWhenUsed="0" w:qFormat="1"/>
+    <w:lsdException w:name="Bibliography" w:uiPriority="37"/>
+    <w:lsdException w:name="TOC Heading" w:uiPriority="39" w:qFormat="1"/>
+  </w:latentStyles>
+  <w:style w:type="paragraph" w:default="1" w:styleId="a">
+    <w:name w:val="Normal"/>
+    <w:qFormat/>
+  </w:style>
+  <w:style w:type="character" w:default="1" w:styleId="a0">
+    <w:name w:val="Default Paragraph Font"/>
+    <w:uiPriority w:val="1"/>
+    <w:semiHidden/>
+    <w:unhideWhenUsed/>
+  </w:style>
+  <w:style w:type="table" w:default="1" w:styleId="a1">
+    <w:name w:val="Normal Table"/>
+    <w:uiPriority w:val="99"/>
+    <w:semiHidden/>
+    <w:unhideWhenUsed/>
+    <w:tblPr>
+      <w:tblInd w:w="0" w:type="dxa"/>
+      <w:tblCellMar>
+        <w:top w:w="0" w:type="dxa"/>
+        <w:left w:w="108" w:type="dxa"/>
+        <w:bottom w:w="0" w:type="dxa"/>
+        <w:right w:w="108" w:type="dxa"/>
+      </w:tblCellMar>
+    </w:tblPr>
+  </w:style>
+  <w:style w:type="numbering" w:default="1" w:styleId="a2">
+    <w:name w:val="No List"/>
+    <w:uiPriority w:val="99"/>
+    <w:semiHidden/>
+    <w:unhideWhenUsed/>
+  </w:style>
+  <w:style w:type="paragraph" w:styleId="a3">
+    <w:name w:val="Normal (Web)"/>
+    <w:basedOn w:val="a"/>
+    <w:uiPriority w:val="99"/>
+    <w:semiHidden/>
+    <w:unhideWhenUsed/>
+    <w:rsid w:val="0072626B"/>
+    <w:pPr>
+      <w:spacing w:before="100" w:beforeAutospacing="1" w:after="100" w:afterAutospacing="1" w:line="240" w:lineRule="auto"/>
+    </w:pPr>
+    <w:rPr>
+      <w:rFonts w:ascii="Times New Roman" w:eastAsia="Times New Roman" w:hAnsi="Times New Roman" w:cs="Times New Roman"/>
+      <w:sz w:val="24"/>
+      <w:szCs w:val="24"/>
+      <w:lang w:eastAsia="ru-RU"/>
+    </w:rPr>
+  </w:style>
+  <w:style w:type="character" w:styleId="a4">
+    <w:name w:val="Strong"/>
+    <w:basedOn w:val="a0"/>
+    <w:uiPriority w:val="22"/>
+    <w:qFormat/>
+    <w:rsid w:val="0072626B"/>
+    <w:rPr>
+      <w:b/>
+      <w:bCs/>
+    </w:rPr>
+  </w:style>
+  <w:style w:type="paragraph" w:styleId="a5">
+    <w:name w:val="List Paragraph"/>
+    <w:basedOn w:val="a"/>
+    <w:uiPriority w:val="34"/>
+    <w:qFormat/>
+    <w:rsid w:val="00056DF9"/>
+    <w:pPr>
+      <w:ind w:left="720"/>
+      <w:contextualSpacing/>
+    </w:pPr>
+  </w:style>
+</w:styles>
+</file>
+
+<file path=word/stylesWithEffects.xml><?xml version="1.0" encoding="utf-8"?>
+<w:styles xmlns:wpc="http://schemas.microsoft.com/office/word/2010/wordprocessingCanvas" xmlns:mc="http://schemas.openxmlformats.org/markup-compatibility/2006" xmlns:o="urn:schemas-microsoft-com:office:office" xmlns:r="http://schemas.openxmlformats.org/officeDocument/2006/relationships" xmlns:m="http://schemas.openxmlformats.org/officeDocument/2006/math" xmlns:v="urn:schemas-microsoft-com:vml" xmlns:wp14="http://schemas.microsoft.com/office/word/2010/wordprocessingDrawing" xmlns:wp="http://schemas.openxmlformats.org/drawingml/2006/wordprocessingDrawing" xmlns:w10="urn:schemas-microsoft-com:office:word" xmlns:w="http://schemas.openxmlformats.org/wordprocessingml/2006/main" xmlns:w14="http://schemas.microsoft.com/office/word/2010/wordml" xmlns:wpg="http://schemas.microsoft.com/office/word/2010/wordprocessingGroup" xmlns:wpi="http://schemas.microsoft.com/office/word/2010/wordprocessingInk" xmlns:wne="http://schemas.microsoft.com/office/word/2006/wordml" xmlns:wps="http://schemas.microsoft.com/office/word/2010/wordprocessingShape" mc:Ignorable="w14 wp14">
+  <w:docDefaults>
+    <w:rPrDefault>
+      <w:rPr>
+        <w:rFonts w:asciiTheme="minorHAnsi" w:eastAsiaTheme="minorHAnsi" w:hAnsiTheme="minorHAnsi" w:cstheme="minorBidi"/>
+        <w:sz w:val="22"/>
+        <w:szCs w:val="22"/>
+        <w:lang w:val="ru-RU" w:eastAsia="en-US" w:bidi="ar-SA"/>
+      </w:rPr>
+    </w:rPrDefault>
+    <w:pPrDefault>
+      <w:pPr>
+        <w:spacing w:after="200" w:line="276" w:lineRule="auto"/>
+      </w:pPr>
+    </w:pPrDefault>
+  </w:docDefaults>
+  <w:latentStyles w:defLockedState="0" w:defUIPriority="99" w:defSemiHidden="1" w:defUnhideWhenUsed="1" w:defQFormat="0" w:count="267">
+    <w:lsdException w:name="Normal" w:semiHidden="0" w:uiPriority="0" w:unhideWhenUsed="0" w:qFormat="1"/>
+    <w:lsdException w:name="heading 1" w:semiHidden="0" w:uiPriority="9" w:unhideWhenUsed="0" w:qFormat="1"/>
+    <w:lsdException w:name="heading 2" w:uiPriority="9" w:qFormat="1"/>
+    <w:lsdException w:name="heading 3" w:uiPriority="9" w:qFormat="1"/>
+    <w:lsdException w:name="heading 4" w:uiPriority="9" w:qFormat="1"/>
+    <w:lsdException w:name="heading 5" w:uiPriority="9" w:qFormat="1"/>
+    <w:lsdException w:name="heading 6" w:uiPriority="9" w:qFormat="1"/>
+    <w:lsdException w:name="heading 7" w:uiPriority="9" w:qFormat="1"/>
+    <w:lsdException w:name="heading 8" w:uiPriority="9" w:qFormat="1"/>
+    <w:lsdException w:name="heading 9" w:uiPriority="9" w:qFormat="1"/>
+    <w:lsdException w:name="toc 1" w:uiPriority="39"/>
+    <w:lsdException w:name="toc 2" w:uiPriority="39"/>
+    <w:lsdException w:name="toc 3" w:uiPriority="39"/>
+    <w:lsdException w:name="toc 4" w:uiPriority="39"/>
+    <w:lsdException w:name="toc 5" w:uiPriority="39"/>
+    <w:lsdException w:name="toc 6" w:uiPriority="39"/>
+    <w:lsdException w:name="toc 7" w:uiPriority="39"/>
+    <w:lsdException w:name="toc 8" w:uiPriority="39"/>
+    <w:lsdException w:name="toc 9" w:uiPriority="39"/>
+    <w:lsdException w:name="caption" w:uiPriority="35" w:qFormat="1"/>
+    <w:lsdException w:name="Title" w:semiHidden="0" w:uiPriority="10" w:unhideWhenUsed="0" w:qFormat="1"/>
+    <w:lsdException w:name="Default Paragraph Font" w:uiPriority="1"/>
+    <w:lsdException w:name="Subtitle" w:semiHidden="0" w:uiPriority="11" w:unhideWhenUsed="0" w:qFormat="1"/>
+    <w:lsdException w:name="Strong" w:semiHidden="0" w:uiPriority="22" w:unhideWhenUsed="0" w:qFormat="1"/>
+    <w:lsdException w:name="Emphasis" w:semiHidden="0" w:uiPriority="20" w:unhideWhenUsed="0" w:qFormat="1"/>
+    <w:lsdException w:name="Table Grid" w:uiPriority="59"/>
+    <w:lsdException w:name="Placeholder Text" w:unhideWhenUsed="0"/>
+    <w:lsdException w:name="No Spacing" w:semiHidden="0" w:uiPriority="1" w:unhideWhenUsed="0" w:qFormat="1"/>
+    <w:lsdException w:name="Light Shading" w:semiHidden="0" w:uiPriority="60" w:unhideWhenUsed="0"/>
+    <w:lsdException w:name="Light List" w:semiHidden="0" w:uiPriority="61" w:unhideWhenUsed="0"/>
+    <w:lsdException w:name="Light Grid" w:semiHidden="0" w:uiPriority="62" w:unhideWhenUsed="0"/>
+    <w:lsdException w:name="Medium Shading 1" w:semiHidden="0" w:uiPriority="63" w:unhideWhenUsed="0"/>
+    <w:lsdException w:name="Medium Shading 2" w:semiHidden="0" w:uiPriority="64" w:unhideWhenUsed="0"/>
+    <w:lsdException w:name="Medium List 1" w:semiHidden="0" w:uiPriority="65" w:unhideWhenUsed="0"/>
+    <w:lsdException w:name="Medium List 2" w:semiHidden="0" w:uiPriority="66" w:unhideWhenUsed="0"/>
+    <w:lsdException w:name="Medium Grid 1" w:semiHidden="0" w:uiPriority="67" w:unhideWhenUsed="0"/>
+    <w:lsdException w:name="Medium Grid 2" w:semiHidden="0" w:uiPriority="68" w:unhideWhenUsed="0"/>
+    <w:lsdException w:name="Medium Grid 3" w:semiHidden="0" w:uiPriority="69" w:unhideWhenUsed="0"/>
+    <w:lsdException w:name="Dark List" w:semiHidden="0" w:uiPriority="70" w:unhideWhenUsed="0"/>
+    <w:lsdException w:name="Colorful Shading" w:semiHidden="0" w:uiPriority="71" w:unhideWhenUsed="0"/>
+    <w:lsdException w:name="Colorful List" w:semiHidden="0" w:uiPriority="72" w:unhideWhenUsed="0"/>
+    <w:lsdException w:name="Colorful Grid" w:semiHidden="0" w:uiPriority="73" w:unhideWhenUsed="0"/>
+    <w:lsdException w:name="Light Shading Accent 1" w:semiHidden="0" w:uiPriority="60" w:unhideWhenUsed="0"/>
+    <w:lsdException w:name="Light List Accent 1" w:semiHidden="0" w:uiPriority="61" w:unhideWhenUsed="0"/>
+    <w:lsdException w:name="Light Grid Accent 1" w:semiHidden="0" w:uiPriority="62" w:unhideWhenUsed="0"/>
+    <w:lsdException w:name="Medium Shading 1 Accent 1" w:semiHidden="0" w:uiPriority="63" w:unhideWhenUsed="0"/>
+    <w:lsdException w:name="Medium Shading 2 Accent 1" w:semiHidden="0" w:uiPriority="64" w:unhideWhenUsed="0"/>
+    <w:lsdException w:name="Medium List 1 Accent 1" w:semiHidden="0" w:uiPriority="65" w:unhideWhenUsed="0"/>
+    <w:lsdException w:name="Revision" w:unhideWhenUsed="0"/>
+    <w:lsdException w:name="List Paragraph" w:semiHidden="0" w:uiPriority="34" w:unhideWhenUsed="0" w:qFormat="1"/>
+    <w:lsdException w:name="Quote" w:semiHidden="0" w:uiPriority="29" w:unhideWhenUsed="0" w:qFormat="1"/>
+    <w:lsdException w:name="Intense Quote" w:semiHidden="0" w:uiPriority="30" w:unhideWhenUsed="0" w:qFormat="1"/>
+    <w:lsdException w:name="Medium List 2 Accent 1" w:semiHidden="0" w:uiPriority="66" w:unhideWhenUsed="0"/>
+    <w:lsdException w:name="Medium Grid 1 Accent 1" w:semiHidden="0" w:uiPriority="67" w:unhideWhenUsed="0"/>
+    <w:lsdException w:name="Medium Grid 2 Accent 1" w:semiHidden="0" w:uiPriority="68" w:unhideWhenUsed="0"/>
+    <w:lsdException w:name="Medium Grid 3 Accent 1" w:semiHidden="0" w:uiPriority="69" w:unhideWhenUsed="0"/>
+    <w:lsdException w:name="Dark List Accent 1" w:semiHidden="0" w:uiPriority="70" w:unhideWhenUsed="0"/>
+    <w:lsdException w:name="Colorful Shading Accent 1" w:semiHidden="0" w:uiPriority="71" w:unhideWhenUsed="0"/>
+    <w:lsdException w:name="Colorful List Accent 1" w:semiHidden="0" w:uiPriority="72" w:unhideWhenUsed="0"/>
+    <w:lsdException w:name="Colorful Grid Accent 1" w:semiHidden="0" w:uiPriority="73" w:unhideWhenUsed="0"/>
+    <w:lsdException w:name="Light Shading Accent 2" w:semiHidden="0" w:uiPriority="60" w:unhideWhenUsed="0"/>
+    <w:lsdException w:name="Light List Accent 2" w:semiHidden="0" w:uiPriority="61" w:unhideWhenUsed="0"/>
+    <w:lsdException w:name="Light Grid Accent 2" w:semiHidden="0" w:uiPriority="62" w:unhideWhenUsed="0"/>
+    <w:lsdException w:name="Medium Shading 1 Accent 2" w:semiHidden="0" w:uiPriority="63" w:unhideWhenUsed="0"/>
+    <w:lsdException w:name="Medium Shading 2 Accent 2" w:semiHidden="0" w:uiPriority="64" w:unhideWhenUsed="0"/>
+    <w:lsdException w:name="Medium List 1 Accent 2" w:semiHidden="0" w:uiPriority="65" w:unhideWhenUsed="0"/>
+    <w:lsdException w:name="Medium List 2 Accent 2" w:semiHidden="0" w:uiPriority="66" w:unhideWhenUsed="0"/>
+    <w:lsdException w:name="Medium Grid 1 Accent 2" w:semiHidden="0" w:uiPriority="67" w:unhideWhenUsed="0"/>
+    <w:lsdException w:name="Medium Grid 2 Accent 2" w:semiHidden="0" w:uiPriority="68" w:unhideWhenUsed="0"/>
+    <w:lsdException w:name="Medium Grid 3 Accent 2" w:semiHidden="0" w:uiPriority="69" w:unhideWhenUsed="0"/>
+    <w:lsdException w:name="Dark List Accent 2" w:semiHidden="0" w:uiPriority="70" w:unhideWhenUsed="0"/>
+    <w:lsdException w:name="Colorful Shading Accent 2" w:semiHidden="0" w:uiPriority="71" w:unhideWhenUsed="0"/>
+    <w:lsdException w:name="Colorful List Accent 2" w:semiHidden="0" w:uiPriority="72" w:unhideWhenUsed="0"/>
+    <w:lsdException w:name="Colorful Grid Accent 2" w:semiHidden="0" w:uiPriority="73" w:unhideWhenUsed="0"/>
+    <w:lsdException w:name="Light Shading Accent 3" w:semiHidden="0" w:uiPriority="60" w:unhideWhenUsed="0"/>
+    <w:lsdException w:name="Light List Accent 3" w:semiHidden="0" w:uiPriority="61" w:unhideWhenUsed="0"/>
+    <w:lsdException w:name="Light Grid Accent 3" w:semiHidden="0" w:uiPriority="62" w:unhideWhenUsed="0"/>
+    <w:lsdException w:name="Medium Shading 1 Accent 3" w:semiHidden="0" w:uiPriority="63" w:unhideWhenUsed="0"/>
+    <w:lsdException w:name="Medium Shading 2 Accent 3" w:semiHidden="0" w:uiPriority="64" w:unhideWhenUsed="0"/>
+    <w:lsdException w:name="Medium List 1 Accent 3" w:semiHidden="0" w:uiPriority="65" w:unhideWhenUsed="0"/>
+    <w:lsdException w:name="Medium List 2 Accent 3" w:semiHidden="0" w:uiPriority="66" w:unhideWhenUsed="0"/>
+    <w:lsdException w:name="Medium Grid 1 Accent 3" w:semiHidden="0" w:uiPriority="67" w:unhideWhenUsed="0"/>
+    <w:lsdException w:name="Medium Grid 2 Accent 3" w:semiHidden="0" w:uiPriority="68" w:unhideWhenUsed="0"/>
+    <w:lsdException w:name="Medium Grid 3 Accent 3" w:semiHidden="0" w:uiPriority="69" w:unhideWhenUsed="0"/>
+    <w:lsdException w:name="Dark List Accent 3" w:semiHidden="0" w:uiPriority="70" w:unhideWhenUsed="0"/>
+    <w:lsdException w:name="Colorful Shading Accent 3" w:semiHidden="0" w:uiPriority="71" w:unhideWhenUsed="0"/>
+    <w:lsdException w:name="Colorful List Accent 3" w:semiHidden="0" w:uiPriority="72" w:unhideWhenUsed="0"/>
+    <w:lsdException w:name="Colorful Grid Accent 3" w:semiHidden="0" w:uiPriority="73" w:unhideWhenUsed="0"/>
+    <w:lsdException w:name="Light Shading Accent 4" w:semiHidden="0" w:uiPriority="60" w:unhideWhenUsed="0"/>
+    <w:lsdException w:name="Light List Accent 4" w:semiHidden="0" w:uiPriority="61" w:unhideWhenUsed="0"/>
+    <w:lsdException w:name="Light Grid Accent 4" w:semiHidden="0" w:uiPriority="62" w:unhideWhenUsed="0"/>
+    <w:lsdException w:name="Medium Shading 1 Accent 4" w:semiHidden="0" w:uiPriority="63" w:unhideWhenUsed="0"/>
+    <w:lsdException w:name="Medium Shading 2 Accent 4" w:semiHidden="0" w:uiPriority="64" w:unhideWhenUsed="0"/>
+    <w:lsdException w:name="Medium List 1 Accent 4" w:semiHidden="0" w:uiPriority="65" w:unhideWhenUsed="0"/>
+    <w:lsdException w:name="Medium List 2 Accent 4" w:semiHidden="0" w:uiPriority="66" w:unhideWhenUsed="0"/>
+    <w:lsdException w:name="Medium Grid 1 Accent 4" w:semiHidden="0" w:uiPriority="67" w:unhideWhenUsed="0"/>
+    <w:lsdException w:name="Medium Grid 2 Accent 4" w:semiHidden="0" w:uiPriority="68" w:unhideWhenUsed="0"/>
+    <w:lsdException w:name="Medium Grid 3 Accent 4" w:semiHidden="0" w:uiPriority="69" w:unhideWhenUsed="0"/>
+    <w:lsdException w:name="Dark List Accent 4" w:semiHidden="0" w:uiPriority="70" w:unhideWhenUsed="0"/>
+    <w:lsdException w:name="Colorful Shading Accent 4" w:semiHidden="0" w:uiPriority="71" w:unhideWhenUsed="0"/>
+    <w:lsdException w:name="Colorful List Accent 4" w:semiHidden="0" w:uiPriority="72" w:unhideWhenUsed="0"/>
+    <w:lsdException w:name="Colorful Grid Accent 4" w:semiHidden="0" w:uiPriority="73" w:unhideWhenUsed="0"/>
+    <w:lsdException w:name="Light Shading Accent 5" w:semiHidden="0" w:uiPriority="60" w:unhideWhenUsed="0"/>
+    <w:lsdException w:name="Light List Accent 5" w:semiHidden="0" w:uiPriority="61" w:unhideWhenUsed="0"/>
+    <w:lsdException w:name="Light Grid Accent 5" w:semiHidden="0" w:uiPriority="62" w:unhideWhenUsed="0"/>
+    <w:lsdException w:name="Medium Shading 1 Accent 5" w:semiHidden="0" w:uiPriority="63" w:unhideWhenUsed="0"/>
+    <w:lsdException w:name="Medium Shading 2 Accent 5" w:semiHidden="0" w:uiPriority="64" w:unhideWhenUsed="0"/>
+    <w:lsdException w:name="Medium List 1 Accent 5" w:semiHidden="0" w:uiPriority="65" w:unhideWhenUsed="0"/>
+    <w:lsdException w:name="Medium List 2 Accent 5" w:semiHidden="0" w:uiPriority="66" w:unhideWhenUsed="0"/>
+    <w:lsdException w:name="Medium Grid 1 Accent 5" w:semiHidden="0" w:uiPriority="67" w:unhideWhenUsed="0"/>
+    <w:lsdException w:name="Medium Grid 2 Accent 5" w:semiHidden="0" w:uiPriority="68" w:unhideWhenUsed="0"/>
+    <w:lsdException w:name="Medium Grid 3 Accent 5" w:semiHidden="0" w:uiPriority="69" w:unhideWhenUsed="0"/>
+    <w:lsdException w:name="Dark List Accent 5" w:semiHidden="0" w:uiPriority="70" w:unhideWhenUsed="0"/>
+    <w:lsdException w:name="Colorful Shading Accent 5" w:semiHidden="0" w:uiPriority="71" w:unhideWhenUsed="0"/>
+    <w:lsdException w:name="Colorful List Accent 5" w:semiHidden="0" w:uiPriority="72" w:unhideWhenUsed="0"/>
+    <w:lsdException w:name="Colorful Grid Accent 5" w:semiHidden="0" w:uiPriority="73" w:unhideWhenUsed="0"/>
+    <w:lsdException w:name="Light Shading Accent 6" w:semiHidden="0" w:uiPriority="60" w:unhideWhenUsed="0"/>
+    <w:lsdException w:name="Light List Accent 6" w:semiHidden="0" w:uiPriority="61" w:unhideWhenUsed="0"/>
+    <w:lsdException w:name="Light Grid Accent 6" w:semiHidden="0" w:uiPriority="62" w:unhideWhenUsed="0"/>
+    <w:lsdException w:name="Medium Shading 1 Accent 6" w:semiHidden="0" w:uiPriority="63" w:unhideWhenUsed="0"/>
+    <w:lsdException w:name="Medium Shading 2 Accent 6" w:semiHidden="0" w:uiPriority="64" w:unhideWhenUsed="0"/>
+    <w:lsdException w:name="Medium List 1 Accent 6" w:semiHidden="0" w:uiPriority="65" w:unhideWhenUsed="0"/>
+    <w:lsdException w:name="Medium List 2 Accent 6" w:semiHidden="0" w:uiPriority="66" w:unhideWhenUsed="0"/>
+    <w:lsdException w:name="Medium Grid 1 Accent 6" w:semiHidden="0" w:uiPriority="67" w:unhideWhenUsed="0"/>
+    <w:lsdException w:name="Medium Grid 2 Accent 6" w:semiHidden="0" w:uiPriority="68" w:unhideWhenUsed="0"/>
+    <w:lsdException w:name="Medium Grid 3 Accent 6" w:semiHidden="0" w:uiPriority="69" w:unhideWhenUsed="0"/>
+    <w:lsdException w:name="Dark List Accent 6" w:semiHidden="0" w:uiPriority="70" w:unhideWhenUsed="0"/>
+    <w:lsdException w:name="Colorful Shading Accent 6" w:semiHidden="0" w:uiPriority="71" w:unhideWhenUsed="0"/>
+    <w:lsdException w:name="Colorful List Accent 6" w:semiHidden="0" w:uiPriority="72" w:unhideWhenUsed="0"/>
+    <w:lsdException w:name="Colorful Grid Accent 6" w:semiHidden="0" w:uiPriority="73" w:unhideWhenUsed="0"/>
+    <w:lsdException w:name="Subtle Emphasis" w:semiHidden="0" w:uiPriority="19" w:unhideWhenUsed="0" w:qFormat="1"/>
+    <w:lsdException w:name="Intense Emphasis" w:semiHidden="0" w:uiPriority="21" w:unhideWhenUsed="0" w:qFormat="1"/>
+    <w:lsdException w:name="Subtle Reference" w:semiHidden="0" w:uiPriority="31" w:unhideWhenUsed="0" w:qFormat="1"/>
+    <w:lsdException w:name="Intense Reference" w:semiHidden="0" w:uiPriority="32" w:unhideWhenUsed="0" w:qFormat="1"/>
+    <w:lsdException w:name="Book Title" w:semiHidden="0" w:uiPriority="33" w:unhideWhenUsed="0" w:qFormat="1"/>
+    <w:lsdException w:name="Bibliography" w:uiPriority="37"/>
+    <w:lsdException w:name="TOC Heading" w:uiPriority="39" w:qFormat="1"/>
   </w:latentStyles>
   <w:style w:type="paragraph" w:default="1" w:styleId="a">
     <w:name w:val="Normal"/>

--- a/Документы/Доклад_Кравцов_МВ.docx
+++ b/Документы/Доклад_Кравцов_МВ.docx
@@ -1,6 +1,6 @@
 
 <file path=word/document.xml><?xml version="1.0" encoding="utf-8"?>
-<w:document xmlns:wpc="http://schemas.microsoft.com/office/word/2010/wordprocessingCanvas" xmlns:mc="http://schemas.openxmlformats.org/markup-compatibility/2006" xmlns:o="urn:schemas-microsoft-com:office:office" xmlns:r="http://schemas.openxmlformats.org/officeDocument/2006/relationships" xmlns:m="http://schemas.openxmlformats.org/officeDocument/2006/math" xmlns:v="urn:schemas-microsoft-com:vml" xmlns:wp14="http://schemas.microsoft.com/office/word/2010/wordprocessingDrawing" xmlns:wp="http://schemas.openxmlformats.org/drawingml/2006/wordprocessingDrawing" xmlns:w10="urn:schemas-microsoft-com:office:word" xmlns:w="http://schemas.openxmlformats.org/wordprocessingml/2006/main" xmlns:w14="http://schemas.microsoft.com/office/word/2010/wordml" xmlns:wpg="http://schemas.microsoft.com/office/word/2010/wordprocessingGroup" xmlns:wpi="http://schemas.microsoft.com/office/word/2010/wordprocessingInk" xmlns:wne="http://schemas.microsoft.com/office/word/2006/wordml" xmlns:wps="http://schemas.microsoft.com/office/word/2010/wordprocessingShape" mc:Ignorable="w14 wp14">
+<w:document xmlns:wpc="http://schemas.microsoft.com/office/word/2010/wordprocessingCanvas" xmlns:cx="http://schemas.microsoft.com/office/drawing/2014/chartex" xmlns:cx1="http://schemas.microsoft.com/office/drawing/2015/9/8/chartex" xmlns:cx2="http://schemas.microsoft.com/office/drawing/2015/10/21/chartex" xmlns:cx3="http://schemas.microsoft.com/office/drawing/2016/5/9/chartex" xmlns:cx4="http://schemas.microsoft.com/office/drawing/2016/5/10/chartex" xmlns:cx5="http://schemas.microsoft.com/office/drawing/2016/5/11/chartex" xmlns:cx6="http://schemas.microsoft.com/office/drawing/2016/5/12/chartex" xmlns:cx7="http://schemas.microsoft.com/office/drawing/2016/5/13/chartex" xmlns:cx8="http://schemas.microsoft.com/office/drawing/2016/5/14/chartex" xmlns:mc="http://schemas.openxmlformats.org/markup-compatibility/2006" xmlns:aink="http://schemas.microsoft.com/office/drawing/2016/ink" xmlns:am3d="http://schemas.microsoft.com/office/drawing/2017/model3d" xmlns:o="urn:schemas-microsoft-com:office:office" xmlns:r="http://schemas.openxmlformats.org/officeDocument/2006/relationships" xmlns:m="http://schemas.openxmlformats.org/officeDocument/2006/math" xmlns:v="urn:schemas-microsoft-com:vml" xmlns:wp14="http://schemas.microsoft.com/office/word/2010/wordprocessingDrawing" xmlns:wp="http://schemas.openxmlformats.org/drawingml/2006/wordprocessingDrawing" xmlns:w10="urn:schemas-microsoft-com:office:word" xmlns:w="http://schemas.openxmlformats.org/wordprocessingml/2006/main" xmlns:w14="http://schemas.microsoft.com/office/word/2010/wordml" xmlns:w15="http://schemas.microsoft.com/office/word/2012/wordml" xmlns:w16cex="http://schemas.microsoft.com/office/word/2018/wordml/cex" xmlns:w16cid="http://schemas.microsoft.com/office/word/2016/wordml/cid" xmlns:w16="http://schemas.microsoft.com/office/word/2018/wordml" xmlns:w16sdtdh="http://schemas.microsoft.com/office/word/2020/wordml/sdtdatahash" xmlns:w16se="http://schemas.microsoft.com/office/word/2015/wordml/symex" xmlns:wpg="http://schemas.microsoft.com/office/word/2010/wordprocessingGroup" xmlns:wpi="http://schemas.microsoft.com/office/word/2010/wordprocessingInk" xmlns:wne="http://schemas.microsoft.com/office/word/2006/wordml" xmlns:wps="http://schemas.microsoft.com/office/word/2010/wordprocessingShape" mc:Ignorable="w14 w15 w16se w16cid w16 w16cex w16sdtdh wp14">
   <w:body>
     <w:p>
       <w:pPr>
@@ -244,12 +244,7 @@
         <w:jc w:val="both"/>
       </w:pPr>
       <w:r>
-        <w:t xml:space="preserve">Для обеспечения безопасной эксплуатации необходимо разрабатывать и тестировать алгоритмы автономного управления с возможностью обнаружения </w:t>
-      </w:r>
-      <w:bookmarkStart w:id="0" w:name="_GoBack"/>
-      <w:bookmarkEnd w:id="0"/>
-      <w:r>
-        <w:t>препятствий.</w:t>
+        <w:t>Для обеспечения безопасной эксплуатации необходимо разрабатывать и тестировать алгоритмы автономного управления с возможностью обнаружения препятствий.</w:t>
       </w:r>
     </w:p>
     <w:p>
@@ -875,8 +870,26 @@
           <w:szCs w:val="24"/>
           <w:lang w:eastAsia="ru-RU"/>
         </w:rPr>
-        <w:t>бортовой и вычислительной</w:t>
-      </w:r>
+        <w:t xml:space="preserve">бортовой и </w:t>
+      </w:r>
+      <w:r>
+        <w:rPr>
+          <w:rFonts w:ascii="Times New Roman" w:hAnsi="Times New Roman" w:cs="Times New Roman"/>
+          <w:sz w:val="24"/>
+          <w:szCs w:val="24"/>
+        </w:rPr>
+        <w:t>программно-</w:t>
+      </w:r>
+      <w:proofErr w:type="spellStart"/>
+      <w:r>
+        <w:rPr>
+          <w:rFonts w:ascii="Times New Roman" w:hAnsi="Times New Roman" w:cs="Times New Roman"/>
+          <w:sz w:val="24"/>
+          <w:szCs w:val="24"/>
+        </w:rPr>
+        <w:t>визуализационной</w:t>
+      </w:r>
+      <w:proofErr w:type="spellEnd"/>
       <w:r>
         <w:rPr>
           <w:rFonts w:ascii="Times New Roman" w:eastAsia="Times New Roman" w:hAnsi="Times New Roman" w:cs="Times New Roman"/>
@@ -909,14 +922,7 @@
           <w:rFonts w:ascii="Times New Roman" w:hAnsi="Times New Roman" w:cs="Times New Roman"/>
           <w:sz w:val="24"/>
         </w:rPr>
-        <w:t xml:space="preserve"> часть включает квадрокоптер, установленный на механической платформе, инерциальный модуль MPU-6050 и бортовой измерительно-вычислительный комплекс с системой автоматического управления. Эти элементы обеспечива</w:t>
-      </w:r>
-      <w:r>
-        <w:rPr>
-          <w:rFonts w:ascii="Times New Roman" w:hAnsi="Times New Roman" w:cs="Times New Roman"/>
-          <w:sz w:val="24"/>
-        </w:rPr>
-        <w:t xml:space="preserve">ют </w:t>
+        <w:t xml:space="preserve"> часть включает квадрокоптер, установленный на механической платформе, инерциальный модуль MPU-6050 и бортовой измерительно-вычислительный </w:t>
       </w:r>
       <w:r>
         <w:rPr>
@@ -924,7 +930,14 @@
           <w:sz w:val="24"/>
         </w:rPr>
         <w:lastRenderedPageBreak/>
-        <w:t xml:space="preserve">измерение углов ориентации - </w:t>
+        <w:t>комплекс с системой автоматического управления. Эти элементы обеспечива</w:t>
+      </w:r>
+      <w:r>
+        <w:rPr>
+          <w:rFonts w:ascii="Times New Roman" w:hAnsi="Times New Roman" w:cs="Times New Roman"/>
+          <w:sz w:val="24"/>
+        </w:rPr>
+        <w:t xml:space="preserve">ют измерение углов ориентации - </w:t>
       </w:r>
       <w:r>
         <w:rPr>
@@ -974,13 +987,46 @@
       </w:pPr>
       <w:r>
         <w:rPr>
+          <w:rFonts w:ascii="Times New Roman" w:hAnsi="Times New Roman" w:cs="Times New Roman"/>
+          <w:sz w:val="24"/>
+          <w:szCs w:val="24"/>
+        </w:rPr>
+        <w:t>П</w:t>
+      </w:r>
+      <w:r>
+        <w:rPr>
+          <w:rFonts w:ascii="Times New Roman" w:hAnsi="Times New Roman" w:cs="Times New Roman"/>
+          <w:sz w:val="24"/>
+          <w:szCs w:val="24"/>
+        </w:rPr>
+        <w:t>рограммно-</w:t>
+      </w:r>
+      <w:proofErr w:type="spellStart"/>
+      <w:r>
+        <w:rPr>
+          <w:rFonts w:ascii="Times New Roman" w:hAnsi="Times New Roman" w:cs="Times New Roman"/>
+          <w:sz w:val="24"/>
+          <w:szCs w:val="24"/>
+        </w:rPr>
+        <w:t>визуализационн</w:t>
+      </w:r>
+      <w:r>
+        <w:rPr>
+          <w:rFonts w:ascii="Times New Roman" w:hAnsi="Times New Roman" w:cs="Times New Roman"/>
+          <w:sz w:val="24"/>
+          <w:szCs w:val="24"/>
+        </w:rPr>
+        <w:t>ая</w:t>
+      </w:r>
+      <w:proofErr w:type="spellEnd"/>
+      <w:r>
+        <w:rPr>
           <w:rFonts w:ascii="Times New Roman" w:eastAsia="Times New Roman" w:hAnsi="Times New Roman" w:cs="Times New Roman"/>
-          <w:bCs/>
           <w:sz w:val="24"/>
           <w:szCs w:val="24"/>
           <w:lang w:eastAsia="ru-RU"/>
         </w:rPr>
-        <w:t>Вычислительная часть</w:t>
+        <w:t xml:space="preserve"> </w:t>
       </w:r>
       <w:r>
         <w:rPr>
@@ -989,7 +1035,16 @@
           <w:szCs w:val="24"/>
           <w:lang w:eastAsia="ru-RU"/>
         </w:rPr>
-        <w:t xml:space="preserve"> размещена на персональном компьютере. </w:t>
+        <w:t xml:space="preserve">часть </w:t>
+      </w:r>
+      <w:r>
+        <w:rPr>
+          <w:rFonts w:ascii="Times New Roman" w:eastAsia="Times New Roman" w:hAnsi="Times New Roman" w:cs="Times New Roman"/>
+          <w:sz w:val="24"/>
+          <w:szCs w:val="24"/>
+          <w:lang w:eastAsia="ru-RU"/>
+        </w:rPr>
+        <w:t xml:space="preserve">размещена на персональном компьютере. </w:t>
       </w:r>
       <w:r>
         <w:rPr>
@@ -1165,7 +1220,7 @@
           <w:sz w:val="24"/>
           <w:szCs w:val="24"/>
         </w:rPr>
-        <w:t>Wi-Fi</w:t>
+        <w:t>Wi</w:t>
       </w:r>
       <w:proofErr w:type="spellEnd"/>
       <w:r>
@@ -1174,7 +1229,7 @@
           <w:sz w:val="24"/>
           <w:szCs w:val="24"/>
         </w:rPr>
-        <w:t xml:space="preserve"> на персональный компьютер.</w:t>
+        <w:t>-Fi на персональный компьютер.</w:t>
       </w:r>
     </w:p>
     <w:p>
@@ -1633,7 +1688,25 @@
           <w:sz w:val="24"/>
           <w:szCs w:val="24"/>
         </w:rPr>
-        <w:t>В среде AirSim выполняется визуализация полёта квадрокоптера и программное моделирование его поступательного движения.</w:t>
+        <w:t xml:space="preserve">В среде </w:t>
+      </w:r>
+      <w:proofErr w:type="spellStart"/>
+      <w:r>
+        <w:rPr>
+          <w:rFonts w:ascii="Times New Roman" w:hAnsi="Times New Roman" w:cs="Times New Roman"/>
+          <w:sz w:val="24"/>
+          <w:szCs w:val="24"/>
+        </w:rPr>
+        <w:t>AirSim</w:t>
+      </w:r>
+      <w:proofErr w:type="spellEnd"/>
+      <w:r>
+        <w:rPr>
+          <w:rFonts w:ascii="Times New Roman" w:hAnsi="Times New Roman" w:cs="Times New Roman"/>
+          <w:sz w:val="24"/>
+          <w:szCs w:val="24"/>
+        </w:rPr>
+        <w:t xml:space="preserve"> выполняется визуализация полёта квадрокоптера и программное моделирование его поступательного движения.</w:t>
       </w:r>
     </w:p>
     <w:p>
@@ -1882,25 +1955,7 @@
           <w:sz w:val="24"/>
           <w:szCs w:val="24"/>
         </w:rPr>
-        <w:t xml:space="preserve"> </w:t>
-      </w:r>
-      <w:proofErr w:type="spellStart"/>
-      <w:r>
-        <w:rPr>
-          <w:rFonts w:ascii="Times New Roman" w:hAnsi="Times New Roman" w:cs="Times New Roman"/>
-          <w:sz w:val="24"/>
-          <w:szCs w:val="24"/>
-        </w:rPr>
-        <w:t>Engine</w:t>
-      </w:r>
-      <w:proofErr w:type="spellEnd"/>
-      <w:r>
-        <w:rPr>
-          <w:rFonts w:ascii="Times New Roman" w:hAnsi="Times New Roman" w:cs="Times New Roman"/>
-          <w:sz w:val="24"/>
-          <w:szCs w:val="24"/>
-        </w:rPr>
-        <w:t>, что обеспечивает воспроизводимость экспериментов и реалистичность сцены.</w:t>
+        <w:t xml:space="preserve"> Engine, что обеспечивает воспроизводимость экспериментов и реалистичность сцены.</w:t>
       </w:r>
     </w:p>
     <w:p>
@@ -2832,8 +2887,8 @@
 </file>
 
 <file path=word/numbering.xml><?xml version="1.0" encoding="utf-8"?>
-<w:numbering xmlns:wpc="http://schemas.microsoft.com/office/word/2010/wordprocessingCanvas" xmlns:mc="http://schemas.openxmlformats.org/markup-compatibility/2006" xmlns:o="urn:schemas-microsoft-com:office:office" xmlns:r="http://schemas.openxmlformats.org/officeDocument/2006/relationships" xmlns:m="http://schemas.openxmlformats.org/officeDocument/2006/math" xmlns:v="urn:schemas-microsoft-com:vml" xmlns:wp14="http://schemas.microsoft.com/office/word/2010/wordprocessingDrawing" xmlns:wp="http://schemas.openxmlformats.org/drawingml/2006/wordprocessingDrawing" xmlns:w10="urn:schemas-microsoft-com:office:word" xmlns:w="http://schemas.openxmlformats.org/wordprocessingml/2006/main" xmlns:w14="http://schemas.microsoft.com/office/word/2010/wordml" xmlns:wpg="http://schemas.microsoft.com/office/word/2010/wordprocessingGroup" xmlns:wpi="http://schemas.microsoft.com/office/word/2010/wordprocessingInk" xmlns:wne="http://schemas.microsoft.com/office/word/2006/wordml" xmlns:wps="http://schemas.microsoft.com/office/word/2010/wordprocessingShape" mc:Ignorable="w14 wp14">
-  <w:abstractNum w:abstractNumId="0">
+<w:numbering xmlns:wpc="http://schemas.microsoft.com/office/word/2010/wordprocessingCanvas" xmlns:cx="http://schemas.microsoft.com/office/drawing/2014/chartex" xmlns:cx1="http://schemas.microsoft.com/office/drawing/2015/9/8/chartex" xmlns:cx2="http://schemas.microsoft.com/office/drawing/2015/10/21/chartex" xmlns:cx3="http://schemas.microsoft.com/office/drawing/2016/5/9/chartex" xmlns:cx4="http://schemas.microsoft.com/office/drawing/2016/5/10/chartex" xmlns:cx5="http://schemas.microsoft.com/office/drawing/2016/5/11/chartex" xmlns:cx6="http://schemas.microsoft.com/office/drawing/2016/5/12/chartex" xmlns:cx7="http://schemas.microsoft.com/office/drawing/2016/5/13/chartex" xmlns:cx8="http://schemas.microsoft.com/office/drawing/2016/5/14/chartex" xmlns:mc="http://schemas.openxmlformats.org/markup-compatibility/2006" xmlns:aink="http://schemas.microsoft.com/office/drawing/2016/ink" xmlns:am3d="http://schemas.microsoft.com/office/drawing/2017/model3d" xmlns:o="urn:schemas-microsoft-com:office:office" xmlns:r="http://schemas.openxmlformats.org/officeDocument/2006/relationships" xmlns:m="http://schemas.openxmlformats.org/officeDocument/2006/math" xmlns:v="urn:schemas-microsoft-com:vml" xmlns:wp14="http://schemas.microsoft.com/office/word/2010/wordprocessingDrawing" xmlns:wp="http://schemas.openxmlformats.org/drawingml/2006/wordprocessingDrawing" xmlns:w10="urn:schemas-microsoft-com:office:word" xmlns:w="http://schemas.openxmlformats.org/wordprocessingml/2006/main" xmlns:w14="http://schemas.microsoft.com/office/word/2010/wordml" xmlns:w15="http://schemas.microsoft.com/office/word/2012/wordml" xmlns:w16cex="http://schemas.microsoft.com/office/word/2018/wordml/cex" xmlns:w16cid="http://schemas.microsoft.com/office/word/2016/wordml/cid" xmlns:w16="http://schemas.microsoft.com/office/word/2018/wordml" xmlns:w16sdtdh="http://schemas.microsoft.com/office/word/2020/wordml/sdtdatahash" xmlns:w16se="http://schemas.microsoft.com/office/word/2015/wordml/symex" xmlns:wpg="http://schemas.microsoft.com/office/word/2010/wordprocessingGroup" xmlns:wpi="http://schemas.microsoft.com/office/word/2010/wordprocessingInk" xmlns:wne="http://schemas.microsoft.com/office/word/2006/wordml" xmlns:wps="http://schemas.microsoft.com/office/word/2010/wordprocessingShape" mc:Ignorable="w14 w15 w16se w16cid w16 w16cex w16sdtdh wp14">
+  <w:abstractNum w:abstractNumId="0" w15:restartNumberingAfterBreak="0">
     <w:nsid w:val="172947A6"/>
     <w:multiLevelType w:val="hybridMultilevel"/>
     <w:tmpl w:val="D2302556"/>
@@ -2973,7 +3028,7 @@
       </w:rPr>
     </w:lvl>
   </w:abstractNum>
-  <w:abstractNum w:abstractNumId="1">
+  <w:abstractNum w:abstractNumId="1" w15:restartNumberingAfterBreak="0">
     <w:nsid w:val="4E0D1F03"/>
     <w:multiLevelType w:val="hybridMultilevel"/>
     <w:tmpl w:val="DEB0C8E4"/>
@@ -3063,7 +3118,7 @@
       </w:pPr>
     </w:lvl>
   </w:abstractNum>
-  <w:abstractNum w:abstractNumId="2">
+  <w:abstractNum w:abstractNumId="2" w15:restartNumberingAfterBreak="0">
     <w:nsid w:val="5EE543C7"/>
     <w:multiLevelType w:val="multilevel"/>
     <w:tmpl w:val="CAA0FE3A"/>
@@ -3189,7 +3244,7 @@
 </file>
 
 <file path=word/styles.xml><?xml version="1.0" encoding="utf-8"?>
-<w:styles xmlns:mc="http://schemas.openxmlformats.org/markup-compatibility/2006" xmlns:r="http://schemas.openxmlformats.org/officeDocument/2006/relationships" xmlns:w="http://schemas.openxmlformats.org/wordprocessingml/2006/main" xmlns:w14="http://schemas.microsoft.com/office/word/2010/wordml" mc:Ignorable="w14">
+<w:styles xmlns:mc="http://schemas.openxmlformats.org/markup-compatibility/2006" xmlns:r="http://schemas.openxmlformats.org/officeDocument/2006/relationships" xmlns:w="http://schemas.openxmlformats.org/wordprocessingml/2006/main" xmlns:w14="http://schemas.microsoft.com/office/word/2010/wordml" xmlns:w15="http://schemas.microsoft.com/office/word/2012/wordml" xmlns:w16cex="http://schemas.microsoft.com/office/word/2018/wordml/cex" xmlns:w16cid="http://schemas.microsoft.com/office/word/2016/wordml/cid" xmlns:w16="http://schemas.microsoft.com/office/word/2018/wordml" xmlns:w16sdtdh="http://schemas.microsoft.com/office/word/2020/wordml/sdtdatahash" xmlns:w16se="http://schemas.microsoft.com/office/word/2015/wordml/symex" mc:Ignorable="w14 w15 w16se w16cid w16 w16cex w16sdtdh">
   <w:docDefaults>
     <w:rPrDefault>
       <w:rPr>
@@ -3205,373 +3260,383 @@
       </w:pPr>
     </w:pPrDefault>
   </w:docDefaults>
-  <w:latentStyles w:defLockedState="0" w:defUIPriority="99" w:defSemiHidden="1" w:defUnhideWhenUsed="1" w:defQFormat="0" w:count="267">
-    <w:lsdException w:name="Normal" w:semiHidden="0" w:uiPriority="0" w:unhideWhenUsed="0" w:qFormat="1"/>
-    <w:lsdException w:name="heading 1" w:semiHidden="0" w:uiPriority="9" w:unhideWhenUsed="0" w:qFormat="1"/>
-    <w:lsdException w:name="heading 2" w:uiPriority="9" w:qFormat="1"/>
-    <w:lsdException w:name="heading 3" w:uiPriority="9" w:qFormat="1"/>
-    <w:lsdException w:name="heading 4" w:uiPriority="9" w:qFormat="1"/>
-    <w:lsdException w:name="heading 5" w:uiPriority="9" w:qFormat="1"/>
-    <w:lsdException w:name="heading 6" w:uiPriority="9" w:qFormat="1"/>
-    <w:lsdException w:name="heading 7" w:uiPriority="9" w:qFormat="1"/>
-    <w:lsdException w:name="heading 8" w:uiPriority="9" w:qFormat="1"/>
-    <w:lsdException w:name="heading 9" w:uiPriority="9" w:qFormat="1"/>
-    <w:lsdException w:name="toc 1" w:uiPriority="39"/>
-    <w:lsdException w:name="toc 2" w:uiPriority="39"/>
-    <w:lsdException w:name="toc 3" w:uiPriority="39"/>
-    <w:lsdException w:name="toc 4" w:uiPriority="39"/>
-    <w:lsdException w:name="toc 5" w:uiPriority="39"/>
-    <w:lsdException w:name="toc 6" w:uiPriority="39"/>
-    <w:lsdException w:name="toc 7" w:uiPriority="39"/>
-    <w:lsdException w:name="toc 8" w:uiPriority="39"/>
-    <w:lsdException w:name="toc 9" w:uiPriority="39"/>
-    <w:lsdException w:name="caption" w:uiPriority="35" w:qFormat="1"/>
-    <w:lsdException w:name="Title" w:semiHidden="0" w:uiPriority="10" w:unhideWhenUsed="0" w:qFormat="1"/>
-    <w:lsdException w:name="Default Paragraph Font" w:uiPriority="1"/>
-    <w:lsdException w:name="Subtitle" w:semiHidden="0" w:uiPriority="11" w:unhideWhenUsed="0" w:qFormat="1"/>
-    <w:lsdException w:name="Strong" w:semiHidden="0" w:uiPriority="22" w:unhideWhenUsed="0" w:qFormat="1"/>
-    <w:lsdException w:name="Emphasis" w:semiHidden="0" w:uiPriority="20" w:unhideWhenUsed="0" w:qFormat="1"/>
+  <w:latentStyles w:defLockedState="0" w:defUIPriority="99" w:defSemiHidden="0" w:defUnhideWhenUsed="0" w:defQFormat="0" w:count="376">
+    <w:lsdException w:name="Normal" w:uiPriority="0" w:qFormat="1"/>
+    <w:lsdException w:name="heading 1" w:uiPriority="9" w:qFormat="1"/>
+    <w:lsdException w:name="heading 2" w:semiHidden="1" w:uiPriority="9" w:unhideWhenUsed="1" w:qFormat="1"/>
+    <w:lsdException w:name="heading 3" w:semiHidden="1" w:uiPriority="9" w:unhideWhenUsed="1" w:qFormat="1"/>
+    <w:lsdException w:name="heading 4" w:semiHidden="1" w:uiPriority="9" w:unhideWhenUsed="1" w:qFormat="1"/>
+    <w:lsdException w:name="heading 5" w:semiHidden="1" w:uiPriority="9" w:unhideWhenUsed="1" w:qFormat="1"/>
+    <w:lsdException w:name="heading 6" w:semiHidden="1" w:uiPriority="9" w:unhideWhenUsed="1" w:qFormat="1"/>
+    <w:lsdException w:name="heading 7" w:semiHidden="1" w:uiPriority="9" w:unhideWhenUsed="1" w:qFormat="1"/>
+    <w:lsdException w:name="heading 8" w:semiHidden="1" w:uiPriority="9" w:unhideWhenUsed="1" w:qFormat="1"/>
+    <w:lsdException w:name="heading 9" w:semiHidden="1" w:uiPriority="9" w:unhideWhenUsed="1" w:qFormat="1"/>
+    <w:lsdException w:name="index 1" w:semiHidden="1" w:unhideWhenUsed="1"/>
+    <w:lsdException w:name="index 2" w:semiHidden="1" w:unhideWhenUsed="1"/>
+    <w:lsdException w:name="index 3" w:semiHidden="1" w:unhideWhenUsed="1"/>
+    <w:lsdException w:name="index 4" w:semiHidden="1" w:unhideWhenUsed="1"/>
+    <w:lsdException w:name="index 5" w:semiHidden="1" w:unhideWhenUsed="1"/>
+    <w:lsdException w:name="index 6" w:semiHidden="1" w:unhideWhenUsed="1"/>
+    <w:lsdException w:name="index 7" w:semiHidden="1" w:unhideWhenUsed="1"/>
+    <w:lsdException w:name="index 8" w:semiHidden="1" w:unhideWhenUsed="1"/>
+    <w:lsdException w:name="index 9" w:semiHidden="1" w:unhideWhenUsed="1"/>
+    <w:lsdException w:name="toc 1" w:semiHidden="1" w:uiPriority="39" w:unhideWhenUsed="1"/>
+    <w:lsdException w:name="toc 2" w:semiHidden="1" w:uiPriority="39" w:unhideWhenUsed="1"/>
+    <w:lsdException w:name="toc 3" w:semiHidden="1" w:uiPriority="39" w:unhideWhenUsed="1"/>
+    <w:lsdException w:name="toc 4" w:semiHidden="1" w:uiPriority="39" w:unhideWhenUsed="1"/>
+    <w:lsdException w:name="toc 5" w:semiHidden="1" w:uiPriority="39" w:unhideWhenUsed="1"/>
+    <w:lsdException w:name="toc 6" w:semiHidden="1" w:uiPriority="39" w:unhideWhenUsed="1"/>
+    <w:lsdException w:name="toc 7" w:semiHidden="1" w:uiPriority="39" w:unhideWhenUsed="1"/>
+    <w:lsdException w:name="toc 8" w:semiHidden="1" w:uiPriority="39" w:unhideWhenUsed="1"/>
+    <w:lsdException w:name="toc 9" w:semiHidden="1" w:uiPriority="39" w:unhideWhenUsed="1"/>
+    <w:lsdException w:name="Normal Indent" w:semiHidden="1" w:unhideWhenUsed="1"/>
+    <w:lsdException w:name="footnote text" w:semiHidden="1" w:unhideWhenUsed="1"/>
+    <w:lsdException w:name="annotation text" w:semiHidden="1" w:unhideWhenUsed="1"/>
+    <w:lsdException w:name="header" w:semiHidden="1" w:unhideWhenUsed="1"/>
+    <w:lsdException w:name="footer" w:semiHidden="1" w:unhideWhenUsed="1"/>
+    <w:lsdException w:name="index heading" w:semiHidden="1" w:unhideWhenUsed="1"/>
+    <w:lsdException w:name="caption" w:semiHidden="1" w:uiPriority="35" w:unhideWhenUsed="1" w:qFormat="1"/>
+    <w:lsdException w:name="table of figures" w:semiHidden="1" w:unhideWhenUsed="1"/>
+    <w:lsdException w:name="envelope address" w:semiHidden="1" w:unhideWhenUsed="1"/>
+    <w:lsdException w:name="envelope return" w:semiHidden="1" w:unhideWhenUsed="1"/>
+    <w:lsdException w:name="footnote reference" w:semiHidden="1" w:unhideWhenUsed="1"/>
+    <w:lsdException w:name="annotation reference" w:semiHidden="1" w:unhideWhenUsed="1"/>
+    <w:lsdException w:name="line number" w:semiHidden="1" w:unhideWhenUsed="1"/>
+    <w:lsdException w:name="page number" w:semiHidden="1" w:unhideWhenUsed="1"/>
+    <w:lsdException w:name="endnote reference" w:semiHidden="1" w:unhideWhenUsed="1"/>
+    <w:lsdException w:name="endnote text" w:semiHidden="1" w:unhideWhenUsed="1"/>
+    <w:lsdException w:name="table of authorities" w:semiHidden="1" w:unhideWhenUsed="1"/>
+    <w:lsdException w:name="macro" w:semiHidden="1" w:unhideWhenUsed="1"/>
+    <w:lsdException w:name="toa heading" w:semiHidden="1" w:unhideWhenUsed="1"/>
+    <w:lsdException w:name="List" w:semiHidden="1" w:unhideWhenUsed="1"/>
+    <w:lsdException w:name="List Bullet" w:semiHidden="1" w:unhideWhenUsed="1"/>
+    <w:lsdException w:name="List Number" w:semiHidden="1" w:unhideWhenUsed="1"/>
+    <w:lsdException w:name="List 2" w:semiHidden="1" w:unhideWhenUsed="1"/>
+    <w:lsdException w:name="List 3" w:semiHidden="1" w:unhideWhenUsed="1"/>
+    <w:lsdException w:name="List 4" w:semiHidden="1" w:unhideWhenUsed="1"/>
+    <w:lsdException w:name="List 5" w:semiHidden="1" w:unhideWhenUsed="1"/>
+    <w:lsdException w:name="List Bullet 2" w:semiHidden="1" w:unhideWhenUsed="1"/>
+    <w:lsdException w:name="List Bullet 3" w:semiHidden="1" w:unhideWhenUsed="1"/>
+    <w:lsdException w:name="List Bullet 4" w:semiHidden="1" w:unhideWhenUsed="1"/>
+    <w:lsdException w:name="List Bullet 5" w:semiHidden="1" w:unhideWhenUsed="1"/>
+    <w:lsdException w:name="List Number 2" w:semiHidden="1" w:unhideWhenUsed="1"/>
+    <w:lsdException w:name="List Number 3" w:semiHidden="1" w:unhideWhenUsed="1"/>
+    <w:lsdException w:name="List Number 4" w:semiHidden="1" w:unhideWhenUsed="1"/>
+    <w:lsdException w:name="List Number 5" w:semiHidden="1" w:unhideWhenUsed="1"/>
+    <w:lsdException w:name="Title" w:uiPriority="10" w:qFormat="1"/>
+    <w:lsdException w:name="Closing" w:semiHidden="1" w:unhideWhenUsed="1"/>
+    <w:lsdException w:name="Signature" w:semiHidden="1" w:unhideWhenUsed="1"/>
+    <w:lsdException w:name="Default Paragraph Font" w:semiHidden="1" w:uiPriority="1" w:unhideWhenUsed="1"/>
+    <w:lsdException w:name="Body Text" w:semiHidden="1" w:unhideWhenUsed="1"/>
+    <w:lsdException w:name="Body Text Indent" w:semiHidden="1" w:unhideWhenUsed="1"/>
+    <w:lsdException w:name="List Continue" w:semiHidden="1" w:unhideWhenUsed="1"/>
+    <w:lsdException w:name="List Continue 2" w:semiHidden="1" w:unhideWhenUsed="1"/>
+    <w:lsdException w:name="List Continue 3" w:semiHidden="1" w:unhideWhenUsed="1"/>
+    <w:lsdException w:name="List Continue 4" w:semiHidden="1" w:unhideWhenUsed="1"/>
+    <w:lsdException w:name="List Continue 5" w:semiHidden="1" w:unhideWhenUsed="1"/>
+    <w:lsdException w:name="Message Header" w:semiHidden="1" w:unhideWhenUsed="1"/>
+    <w:lsdException w:name="Subtitle" w:uiPriority="11" w:qFormat="1"/>
+    <w:lsdException w:name="Salutation" w:semiHidden="1" w:unhideWhenUsed="1"/>
+    <w:lsdException w:name="Date" w:semiHidden="1" w:unhideWhenUsed="1"/>
+    <w:lsdException w:name="Body Text First Indent" w:semiHidden="1" w:unhideWhenUsed="1"/>
+    <w:lsdException w:name="Body Text First Indent 2" w:semiHidden="1" w:unhideWhenUsed="1"/>
+    <w:lsdException w:name="Note Heading" w:semiHidden="1" w:unhideWhenUsed="1"/>
+    <w:lsdException w:name="Body Text 2" w:semiHidden="1" w:unhideWhenUsed="1"/>
+    <w:lsdException w:name="Body Text 3" w:semiHidden="1" w:unhideWhenUsed="1"/>
+    <w:lsdException w:name="Body Text Indent 2" w:semiHidden="1" w:unhideWhenUsed="1"/>
+    <w:lsdException w:name="Body Text Indent 3" w:semiHidden="1" w:unhideWhenUsed="1"/>
+    <w:lsdException w:name="Block Text" w:semiHidden="1" w:unhideWhenUsed="1"/>
+    <w:lsdException w:name="Hyperlink" w:semiHidden="1" w:unhideWhenUsed="1"/>
+    <w:lsdException w:name="FollowedHyperlink" w:semiHidden="1" w:unhideWhenUsed="1"/>
+    <w:lsdException w:name="Strong" w:uiPriority="22" w:qFormat="1"/>
+    <w:lsdException w:name="Emphasis" w:uiPriority="20" w:qFormat="1"/>
+    <w:lsdException w:name="Document Map" w:semiHidden="1" w:unhideWhenUsed="1"/>
+    <w:lsdException w:name="Plain Text" w:semiHidden="1" w:unhideWhenUsed="1"/>
+    <w:lsdException w:name="E-mail Signature" w:semiHidden="1" w:unhideWhenUsed="1"/>
+    <w:lsdException w:name="HTML Top of Form" w:semiHidden="1" w:unhideWhenUsed="1"/>
+    <w:lsdException w:name="HTML Bottom of Form" w:semiHidden="1" w:unhideWhenUsed="1"/>
+    <w:lsdException w:name="Normal (Web)" w:semiHidden="1" w:unhideWhenUsed="1"/>
+    <w:lsdException w:name="HTML Acronym" w:semiHidden="1" w:unhideWhenUsed="1"/>
+    <w:lsdException w:name="HTML Address" w:semiHidden="1" w:unhideWhenUsed="1"/>
+    <w:lsdException w:name="HTML Cite" w:semiHidden="1" w:unhideWhenUsed="1"/>
+    <w:lsdException w:name="HTML Code" w:semiHidden="1" w:unhideWhenUsed="1"/>
+    <w:lsdException w:name="HTML Definition" w:semiHidden="1" w:unhideWhenUsed="1"/>
+    <w:lsdException w:name="HTML Keyboard" w:semiHidden="1" w:unhideWhenUsed="1"/>
+    <w:lsdException w:name="HTML Preformatted" w:semiHidden="1" w:unhideWhenUsed="1"/>
+    <w:lsdException w:name="HTML Sample" w:semiHidden="1" w:unhideWhenUsed="1"/>
+    <w:lsdException w:name="HTML Typewriter" w:semiHidden="1" w:unhideWhenUsed="1"/>
+    <w:lsdException w:name="HTML Variable" w:semiHidden="1" w:unhideWhenUsed="1"/>
+    <w:lsdException w:name="Normal Table" w:semiHidden="1" w:unhideWhenUsed="1"/>
+    <w:lsdException w:name="annotation subject" w:semiHidden="1" w:unhideWhenUsed="1"/>
+    <w:lsdException w:name="No List" w:semiHidden="1" w:unhideWhenUsed="1"/>
+    <w:lsdException w:name="Outline List 1" w:semiHidden="1" w:unhideWhenUsed="1"/>
+    <w:lsdException w:name="Outline List 2" w:semiHidden="1" w:unhideWhenUsed="1"/>
+    <w:lsdException w:name="Outline List 3" w:semiHidden="1" w:unhideWhenUsed="1"/>
+    <w:lsdException w:name="Table Simple 1" w:semiHidden="1" w:unhideWhenUsed="1"/>
+    <w:lsdException w:name="Table Simple 2" w:semiHidden="1" w:unhideWhenUsed="1"/>
+    <w:lsdException w:name="Table Simple 3" w:semiHidden="1" w:unhideWhenUsed="1"/>
+    <w:lsdException w:name="Table Classic 1" w:semiHidden="1" w:unhideWhenUsed="1"/>
+    <w:lsdException w:name="Table Classic 2" w:semiHidden="1" w:unhideWhenUsed="1"/>
+    <w:lsdException w:name="Table Classic 3" w:semiHidden="1" w:unhideWhenUsed="1"/>
+    <w:lsdException w:name="Table Classic 4" w:semiHidden="1" w:unhideWhenUsed="1"/>
+    <w:lsdException w:name="Table Colorful 1" w:semiHidden="1" w:unhideWhenUsed="1"/>
+    <w:lsdException w:name="Table Colorful 2" w:semiHidden="1" w:unhideWhenUsed="1"/>
+    <w:lsdException w:name="Table Colorful 3" w:semiHidden="1" w:unhideWhenUsed="1"/>
+    <w:lsdException w:name="Table Columns 1" w:semiHidden="1" w:unhideWhenUsed="1"/>
+    <w:lsdException w:name="Table Columns 2" w:semiHidden="1" w:unhideWhenUsed="1"/>
+    <w:lsdException w:name="Table Columns 3" w:semiHidden="1" w:unhideWhenUsed="1"/>
+    <w:lsdException w:name="Table Columns 4" w:semiHidden="1" w:unhideWhenUsed="1"/>
+    <w:lsdException w:name="Table Columns 5" w:semiHidden="1" w:unhideWhenUsed="1"/>
+    <w:lsdException w:name="Table Grid 1" w:semiHidden="1" w:unhideWhenUsed="1"/>
+    <w:lsdException w:name="Table Grid 2" w:semiHidden="1" w:unhideWhenUsed="1"/>
+    <w:lsdException w:name="Table Grid 3" w:semiHidden="1" w:unhideWhenUsed="1"/>
+    <w:lsdException w:name="Table Grid 4" w:semiHidden="1" w:unhideWhenUsed="1"/>
+    <w:lsdException w:name="Table Grid 5" w:semiHidden="1" w:unhideWhenUsed="1"/>
+    <w:lsdException w:name="Table Grid 6" w:semiHidden="1" w:unhideWhenUsed="1"/>
+    <w:lsdException w:name="Table Grid 7" w:semiHidden="1" w:unhideWhenUsed="1"/>
+    <w:lsdException w:name="Table Grid 8" w:semiHidden="1" w:unhideWhenUsed="1"/>
+    <w:lsdException w:name="Table List 1" w:semiHidden="1" w:unhideWhenUsed="1"/>
+    <w:lsdException w:name="Table List 2" w:semiHidden="1" w:unhideWhenUsed="1"/>
+    <w:lsdException w:name="Table List 3" w:semiHidden="1" w:unhideWhenUsed="1"/>
+    <w:lsdException w:name="Table List 4" w:semiHidden="1" w:unhideWhenUsed="1"/>
+    <w:lsdException w:name="Table List 5" w:semiHidden="1" w:unhideWhenUsed="1"/>
+    <w:lsdException w:name="Table List 6" w:semiHidden="1" w:unhideWhenUsed="1"/>
+    <w:lsdException w:name="Table List 7" w:semiHidden="1" w:unhideWhenUsed="1"/>
+    <w:lsdException w:name="Table List 8" w:semiHidden="1" w:unhideWhenUsed="1"/>
+    <w:lsdException w:name="Table 3D effects 1" w:semiHidden="1" w:unhideWhenUsed="1"/>
+    <w:lsdException w:name="Table 3D effects 2" w:semiHidden="1" w:unhideWhenUsed="1"/>
+    <w:lsdException w:name="Table 3D effects 3" w:semiHidden="1" w:unhideWhenUsed="1"/>
+    <w:lsdException w:name="Table Contemporary" w:semiHidden="1" w:unhideWhenUsed="1"/>
+    <w:lsdException w:name="Table Elegant" w:semiHidden="1" w:unhideWhenUsed="1"/>
+    <w:lsdException w:name="Table Professional" w:semiHidden="1" w:unhideWhenUsed="1"/>
+    <w:lsdException w:name="Table Subtle 1" w:semiHidden="1" w:unhideWhenUsed="1"/>
+    <w:lsdException w:name="Table Subtle 2" w:semiHidden="1" w:unhideWhenUsed="1"/>
+    <w:lsdException w:name="Table Web 1" w:semiHidden="1" w:unhideWhenUsed="1"/>
+    <w:lsdException w:name="Table Web 2" w:semiHidden="1" w:unhideWhenUsed="1"/>
+    <w:lsdException w:name="Table Web 3" w:semiHidden="1" w:unhideWhenUsed="1"/>
+    <w:lsdException w:name="Balloon Text" w:semiHidden="1" w:unhideWhenUsed="1"/>
     <w:lsdException w:name="Table Grid" w:uiPriority="59"/>
-    <w:lsdException w:name="Placeholder Text" w:unhideWhenUsed="0"/>
-    <w:lsdException w:name="No Spacing" w:semiHidden="0" w:uiPriority="1" w:unhideWhenUsed="0" w:qFormat="1"/>
-    <w:lsdException w:name="Light Shading" w:semiHidden="0" w:uiPriority="60" w:unhideWhenUsed="0"/>
-    <w:lsdException w:name="Light List" w:semiHidden="0" w:uiPriority="61" w:unhideWhenUsed="0"/>
-    <w:lsdException w:name="Light Grid" w:semiHidden="0" w:uiPriority="62" w:unhideWhenUsed="0"/>
-    <w:lsdException w:name="Medium Shading 1" w:semiHidden="0" w:uiPriority="63" w:unhideWhenUsed="0"/>
-    <w:lsdException w:name="Medium Shading 2" w:semiHidden="0" w:uiPriority="64" w:unhideWhenUsed="0"/>
-    <w:lsdException w:name="Medium List 1" w:semiHidden="0" w:uiPriority="65" w:unhideWhenUsed="0"/>
-    <w:lsdException w:name="Medium List 2" w:semiHidden="0" w:uiPriority="66" w:unhideWhenUsed="0"/>
-    <w:lsdException w:name="Medium Grid 1" w:semiHidden="0" w:uiPriority="67" w:unhideWhenUsed="0"/>
-    <w:lsdException w:name="Medium Grid 2" w:semiHidden="0" w:uiPriority="68" w:unhideWhenUsed="0"/>
-    <w:lsdException w:name="Medium Grid 3" w:semiHidden="0" w:uiPriority="69" w:unhideWhenUsed="0"/>
-    <w:lsdException w:name="Dark List" w:semiHidden="0" w:uiPriority="70" w:unhideWhenUsed="0"/>
-    <w:lsdException w:name="Colorful Shading" w:semiHidden="0" w:uiPriority="71" w:unhideWhenUsed="0"/>
-    <w:lsdException w:name="Colorful List" w:semiHidden="0" w:uiPriority="72" w:unhideWhenUsed="0"/>
-    <w:lsdException w:name="Colorful Grid" w:semiHidden="0" w:uiPriority="73" w:unhideWhenUsed="0"/>
-    <w:lsdException w:name="Light Shading Accent 1" w:semiHidden="0" w:uiPriority="60" w:unhideWhenUsed="0"/>
-    <w:lsdException w:name="Light List Accent 1" w:semiHidden="0" w:uiPriority="61" w:unhideWhenUsed="0"/>
-    <w:lsdException w:name="Light Grid Accent 1" w:semiHidden="0" w:uiPriority="62" w:unhideWhenUsed="0"/>
-    <w:lsdException w:name="Medium Shading 1 Accent 1" w:semiHidden="0" w:uiPriority="63" w:unhideWhenUsed="0"/>
-    <w:lsdException w:name="Medium Shading 2 Accent 1" w:semiHidden="0" w:uiPriority="64" w:unhideWhenUsed="0"/>
-    <w:lsdException w:name="Medium List 1 Accent 1" w:semiHidden="0" w:uiPriority="65" w:unhideWhenUsed="0"/>
-    <w:lsdException w:name="Revision" w:unhideWhenUsed="0"/>
-    <w:lsdException w:name="List Paragraph" w:semiHidden="0" w:uiPriority="34" w:unhideWhenUsed="0" w:qFormat="1"/>
-    <w:lsdException w:name="Quote" w:semiHidden="0" w:uiPriority="29" w:unhideWhenUsed="0" w:qFormat="1"/>
-    <w:lsdException w:name="Intense Quote" w:semiHidden="0" w:uiPriority="30" w:unhideWhenUsed="0" w:qFormat="1"/>
-    <w:lsdException w:name="Medium List 2 Accent 1" w:semiHidden="0" w:uiPriority="66" w:unhideWhenUsed="0"/>
-    <w:lsdException w:name="Medium Grid 1 Accent 1" w:semiHidden="0" w:uiPriority="67" w:unhideWhenUsed="0"/>
-    <w:lsdException w:name="Medium Grid 2 Accent 1" w:semiHidden="0" w:uiPriority="68" w:unhideWhenUsed="0"/>
-    <w:lsdException w:name="Medium Grid 3 Accent 1" w:semiHidden="0" w:uiPriority="69" w:unhideWhenUsed="0"/>
-    <w:lsdException w:name="Dark List Accent 1" w:semiHidden="0" w:uiPriority="70" w:unhideWhenUsed="0"/>
-    <w:lsdException w:name="Colorful Shading Accent 1" w:semiHidden="0" w:uiPriority="71" w:unhideWhenUsed="0"/>
-    <w:lsdException w:name="Colorful List Accent 1" w:semiHidden="0" w:uiPriority="72" w:unhideWhenUsed="0"/>
-    <w:lsdException w:name="Colorful Grid Accent 1" w:semiHidden="0" w:uiPriority="73" w:unhideWhenUsed="0"/>
-    <w:lsdException w:name="Light Shading Accent 2" w:semiHidden="0" w:uiPriority="60" w:unhideWhenUsed="0"/>
-    <w:lsdException w:name="Light List Accent 2" w:semiHidden="0" w:uiPriority="61" w:unhideWhenUsed="0"/>
-    <w:lsdException w:name="Light Grid Accent 2" w:semiHidden="0" w:uiPriority="62" w:unhideWhenUsed="0"/>
-    <w:lsdException w:name="Medium Shading 1 Accent 2" w:semiHidden="0" w:uiPriority="63" w:unhideWhenUsed="0"/>
-    <w:lsdException w:name="Medium Shading 2 Accent 2" w:semiHidden="0" w:uiPriority="64" w:unhideWhenUsed="0"/>
-    <w:lsdException w:name="Medium List 1 Accent 2" w:semiHidden="0" w:uiPriority="65" w:unhideWhenUsed="0"/>
-    <w:lsdException w:name="Medium List 2 Accent 2" w:semiHidden="0" w:uiPriority="66" w:unhideWhenUsed="0"/>
-    <w:lsdException w:name="Medium Grid 1 Accent 2" w:semiHidden="0" w:uiPriority="67" w:unhideWhenUsed="0"/>
-    <w:lsdException w:name="Medium Grid 2 Accent 2" w:semiHidden="0" w:uiPriority="68" w:unhideWhenUsed="0"/>
-    <w:lsdException w:name="Medium Grid 3 Accent 2" w:semiHidden="0" w:uiPriority="69" w:unhideWhenUsed="0"/>
-    <w:lsdException w:name="Dark List Accent 2" w:semiHidden="0" w:uiPriority="70" w:unhideWhenUsed="0"/>
-    <w:lsdException w:name="Colorful Shading Accent 2" w:semiHidden="0" w:uiPriority="71" w:unhideWhenUsed="0"/>
-    <w:lsdException w:name="Colorful List Accent 2" w:semiHidden="0" w:uiPriority="72" w:unhideWhenUsed="0"/>
-    <w:lsdException w:name="Colorful Grid Accent 2" w:semiHidden="0" w:uiPriority="73" w:unhideWhenUsed="0"/>
-    <w:lsdException w:name="Light Shading Accent 3" w:semiHidden="0" w:uiPriority="60" w:unhideWhenUsed="0"/>
-    <w:lsdException w:name="Light List Accent 3" w:semiHidden="0" w:uiPriority="61" w:unhideWhenUsed="0"/>
-    <w:lsdException w:name="Light Grid Accent 3" w:semiHidden="0" w:uiPriority="62" w:unhideWhenUsed="0"/>
-    <w:lsdException w:name="Medium Shading 1 Accent 3" w:semiHidden="0" w:uiPriority="63" w:unhideWhenUsed="0"/>
-    <w:lsdException w:name="Medium Shading 2 Accent 3" w:semiHidden="0" w:uiPriority="64" w:unhideWhenUsed="0"/>
-    <w:lsdException w:name="Medium List 1 Accent 3" w:semiHidden="0" w:uiPriority="65" w:unhideWhenUsed="0"/>
-    <w:lsdException w:name="Medium List 2 Accent 3" w:semiHidden="0" w:uiPriority="66" w:unhideWhenUsed="0"/>
-    <w:lsdException w:name="Medium Grid 1 Accent 3" w:semiHidden="0" w:uiPriority="67" w:unhideWhenUsed="0"/>
-    <w:lsdException w:name="Medium Grid 2 Accent 3" w:semiHidden="0" w:uiPriority="68" w:unhideWhenUsed="0"/>
-    <w:lsdException w:name="Medium Grid 3 Accent 3" w:semiHidden="0" w:uiPriority="69" w:unhideWhenUsed="0"/>
-    <w:lsdException w:name="Dark List Accent 3" w:semiHidden="0" w:uiPriority="70" w:unhideWhenUsed="0"/>
-    <w:lsdException w:name="Colorful Shading Accent 3" w:semiHidden="0" w:uiPriority="71" w:unhideWhenUsed="0"/>
-    <w:lsdException w:name="Colorful List Accent 3" w:semiHidden="0" w:uiPriority="72" w:unhideWhenUsed="0"/>
-    <w:lsdException w:name="Colorful Grid Accent 3" w:semiHidden="0" w:uiPriority="73" w:unhideWhenUsed="0"/>
-    <w:lsdException w:name="Light Shading Accent 4" w:semiHidden="0" w:uiPriority="60" w:unhideWhenUsed="0"/>
-    <w:lsdException w:name="Light List Accent 4" w:semiHidden="0" w:uiPriority="61" w:unhideWhenUsed="0"/>
-    <w:lsdException w:name="Light Grid Accent 4" w:semiHidden="0" w:uiPriority="62" w:unhideWhenUsed="0"/>
-    <w:lsdException w:name="Medium Shading 1 Accent 4" w:semiHidden="0" w:uiPriority="63" w:unhideWhenUsed="0"/>
-    <w:lsdException w:name="Medium Shading 2 Accent 4" w:semiHidden="0" w:uiPriority="64" w:unhideWhenUsed="0"/>
-    <w:lsdException w:name="Medium List 1 Accent 4" w:semiHidden="0" w:uiPriority="65" w:unhideWhenUsed="0"/>
-    <w:lsdException w:name="Medium List 2 Accent 4" w:semiHidden="0" w:uiPriority="66" w:unhideWhenUsed="0"/>
-    <w:lsdException w:name="Medium Grid 1 Accent 4" w:semiHidden="0" w:uiPriority="67" w:unhideWhenUsed="0"/>
-    <w:lsdException w:name="Medium Grid 2 Accent 4" w:semiHidden="0" w:uiPriority="68" w:unhideWhenUsed="0"/>
-    <w:lsdException w:name="Medium Grid 3 Accent 4" w:semiHidden="0" w:uiPriority="69" w:unhideWhenUsed="0"/>
-    <w:lsdException w:name="Dark List Accent 4" w:semiHidden="0" w:uiPriority="70" w:unhideWhenUsed="0"/>
-    <w:lsdException w:name="Colorful Shading Accent 4" w:semiHidden="0" w:uiPriority="71" w:unhideWhenUsed="0"/>
-    <w:lsdException w:name="Colorful List Accent 4" w:semiHidden="0" w:uiPriority="72" w:unhideWhenUsed="0"/>
-    <w:lsdException w:name="Colorful Grid Accent 4" w:semiHidden="0" w:uiPriority="73" w:unhideWhenUsed="0"/>
-    <w:lsdException w:name="Light Shading Accent 5" w:semiHidden="0" w:uiPriority="60" w:unhideWhenUsed="0"/>
-    <w:lsdException w:name="Light List Accent 5" w:semiHidden="0" w:uiPriority="61" w:unhideWhenUsed="0"/>
-    <w:lsdException w:name="Light Grid Accent 5" w:semiHidden="0" w:uiPriority="62" w:unhideWhenUsed="0"/>
-    <w:lsdException w:name="Medium Shading 1 Accent 5" w:semiHidden="0" w:uiPriority="63" w:unhideWhenUsed="0"/>
-    <w:lsdException w:name="Medium Shading 2 Accent 5" w:semiHidden="0" w:uiPriority="64" w:unhideWhenUsed="0"/>
-    <w:lsdException w:name="Medium List 1 Accent 5" w:semiHidden="0" w:uiPriority="65" w:unhideWhenUsed="0"/>
-    <w:lsdException w:name="Medium List 2 Accent 5" w:semiHidden="0" w:uiPriority="66" w:unhideWhenUsed="0"/>
-    <w:lsdException w:name="Medium Grid 1 Accent 5" w:semiHidden="0" w:uiPriority="67" w:unhideWhenUsed="0"/>
-    <w:lsdException w:name="Medium Grid 2 Accent 5" w:semiHidden="0" w:uiPriority="68" w:unhideWhenUsed="0"/>
-    <w:lsdException w:name="Medium Grid 3 Accent 5" w:semiHidden="0" w:uiPriority="69" w:unhideWhenUsed="0"/>
-    <w:lsdException w:name="Dark List Accent 5" w:semiHidden="0" w:uiPriority="70" w:unhideWhenUsed="0"/>
-    <w:lsdException w:name="Colorful Shading Accent 5" w:semiHidden="0" w:uiPriority="71" w:unhideWhenUsed="0"/>
-    <w:lsdException w:name="Colorful List Accent 5" w:semiHidden="0" w:uiPriority="72" w:unhideWhenUsed="0"/>
-    <w:lsdException w:name="Colorful Grid Accent 5" w:semiHidden="0" w:uiPriority="73" w:unhideWhenUsed="0"/>
-    <w:lsdException w:name="Light Shading Accent 6" w:semiHidden="0" w:uiPriority="60" w:unhideWhenUsed="0"/>
-    <w:lsdException w:name="Light List Accent 6" w:semiHidden="0" w:uiPriority="61" w:unhideWhenUsed="0"/>
-    <w:lsdException w:name="Light Grid Accent 6" w:semiHidden="0" w:uiPriority="62" w:unhideWhenUsed="0"/>
-    <w:lsdException w:name="Medium Shading 1 Accent 6" w:semiHidden="0" w:uiPriority="63" w:unhideWhenUsed="0"/>
-    <w:lsdException w:name="Medium Shading 2 Accent 6" w:semiHidden="0" w:uiPriority="64" w:unhideWhenUsed="0"/>
-    <w:lsdException w:name="Medium List 1 Accent 6" w:semiHidden="0" w:uiPriority="65" w:unhideWhenUsed="0"/>
-    <w:lsdException w:name="Medium List 2 Accent 6" w:semiHidden="0" w:uiPriority="66" w:unhideWhenUsed="0"/>
-    <w:lsdException w:name="Medium Grid 1 Accent 6" w:semiHidden="0" w:uiPriority="67" w:unhideWhenUsed="0"/>
-    <w:lsdException w:name="Medium Grid 2 Accent 6" w:semiHidden="0" w:uiPriority="68" w:unhideWhenUsed="0"/>
-    <w:lsdException w:name="Medium Grid 3 Accent 6" w:semiHidden="0" w:uiPriority="69" w:unhideWhenUsed="0"/>
-    <w:lsdException w:name="Dark List Accent 6" w:semiHidden="0" w:uiPriority="70" w:unhideWhenUsed="0"/>
-    <w:lsdException w:name="Colorful Shading Accent 6" w:semiHidden="0" w:uiPriority="71" w:unhideWhenUsed="0"/>
-    <w:lsdException w:name="Colorful List Accent 6" w:semiHidden="0" w:uiPriority="72" w:unhideWhenUsed="0"/>
-    <w:lsdException w:name="Colorful Grid Accent 6" w:semiHidden="0" w:uiPriority="73" w:unhideWhenUsed="0"/>
-    <w:lsdException w:name="Subtle Emphasis" w:semiHidden="0" w:uiPriority="19" w:unhideWhenUsed="0" w:qFormat="1"/>
-    <w:lsdException w:name="Intense Emphasis" w:semiHidden="0" w:uiPriority="21" w:unhideWhenUsed="0" w:qFormat="1"/>
-    <w:lsdException w:name="Subtle Reference" w:semiHidden="0" w:uiPriority="31" w:unhideWhenUsed="0" w:qFormat="1"/>
-    <w:lsdException w:name="Intense Reference" w:semiHidden="0" w:uiPriority="32" w:unhideWhenUsed="0" w:qFormat="1"/>
-    <w:lsdException w:name="Book Title" w:semiHidden="0" w:uiPriority="33" w:unhideWhenUsed="0" w:qFormat="1"/>
-    <w:lsdException w:name="Bibliography" w:uiPriority="37"/>
-    <w:lsdException w:name="TOC Heading" w:uiPriority="39" w:qFormat="1"/>
-  </w:latentStyles>
-  <w:style w:type="paragraph" w:default="1" w:styleId="a">
-    <w:name w:val="Normal"/>
-    <w:qFormat/>
-  </w:style>
-  <w:style w:type="character" w:default="1" w:styleId="a0">
-    <w:name w:val="Default Paragraph Font"/>
-    <w:uiPriority w:val="1"/>
-    <w:semiHidden/>
-    <w:unhideWhenUsed/>
-  </w:style>
-  <w:style w:type="table" w:default="1" w:styleId="a1">
-    <w:name w:val="Normal Table"/>
-    <w:uiPriority w:val="99"/>
-    <w:semiHidden/>
-    <w:unhideWhenUsed/>
-    <w:tblPr>
-      <w:tblInd w:w="0" w:type="dxa"/>
-      <w:tblCellMar>
-        <w:top w:w="0" w:type="dxa"/>
-        <w:left w:w="108" w:type="dxa"/>
-        <w:bottom w:w="0" w:type="dxa"/>
-        <w:right w:w="108" w:type="dxa"/>
-      </w:tblCellMar>
-    </w:tblPr>
-  </w:style>
-  <w:style w:type="numbering" w:default="1" w:styleId="a2">
-    <w:name w:val="No List"/>
-    <w:uiPriority w:val="99"/>
-    <w:semiHidden/>
-    <w:unhideWhenUsed/>
-  </w:style>
-  <w:style w:type="paragraph" w:styleId="a3">
-    <w:name w:val="Normal (Web)"/>
-    <w:basedOn w:val="a"/>
-    <w:uiPriority w:val="99"/>
-    <w:semiHidden/>
-    <w:unhideWhenUsed/>
-    <w:rsid w:val="0072626B"/>
-    <w:pPr>
-      <w:spacing w:before="100" w:beforeAutospacing="1" w:after="100" w:afterAutospacing="1" w:line="240" w:lineRule="auto"/>
-    </w:pPr>
-    <w:rPr>
-      <w:rFonts w:ascii="Times New Roman" w:eastAsia="Times New Roman" w:hAnsi="Times New Roman" w:cs="Times New Roman"/>
-      <w:sz w:val="24"/>
-      <w:szCs w:val="24"/>
-      <w:lang w:eastAsia="ru-RU"/>
-    </w:rPr>
-  </w:style>
-  <w:style w:type="character" w:styleId="a4">
-    <w:name w:val="Strong"/>
-    <w:basedOn w:val="a0"/>
-    <w:uiPriority w:val="22"/>
-    <w:qFormat/>
-    <w:rsid w:val="0072626B"/>
-    <w:rPr>
-      <w:b/>
-      <w:bCs/>
-    </w:rPr>
-  </w:style>
-  <w:style w:type="paragraph" w:styleId="a5">
-    <w:name w:val="List Paragraph"/>
-    <w:basedOn w:val="a"/>
-    <w:uiPriority w:val="34"/>
-    <w:qFormat/>
-    <w:rsid w:val="00056DF9"/>
-    <w:pPr>
-      <w:ind w:left="720"/>
-      <w:contextualSpacing/>
-    </w:pPr>
-  </w:style>
-</w:styles>
-</file>
-
-<file path=word/stylesWithEffects.xml><?xml version="1.0" encoding="utf-8"?>
-<w:styles xmlns:wpc="http://schemas.microsoft.com/office/word/2010/wordprocessingCanvas" xmlns:mc="http://schemas.openxmlformats.org/markup-compatibility/2006" xmlns:o="urn:schemas-microsoft-com:office:office" xmlns:r="http://schemas.openxmlformats.org/officeDocument/2006/relationships" xmlns:m="http://schemas.openxmlformats.org/officeDocument/2006/math" xmlns:v="urn:schemas-microsoft-com:vml" xmlns:wp14="http://schemas.microsoft.com/office/word/2010/wordprocessingDrawing" xmlns:wp="http://schemas.openxmlformats.org/drawingml/2006/wordprocessingDrawing" xmlns:w10="urn:schemas-microsoft-com:office:word" xmlns:w="http://schemas.openxmlformats.org/wordprocessingml/2006/main" xmlns:w14="http://schemas.microsoft.com/office/word/2010/wordml" xmlns:wpg="http://schemas.microsoft.com/office/word/2010/wordprocessingGroup" xmlns:wpi="http://schemas.microsoft.com/office/word/2010/wordprocessingInk" xmlns:wne="http://schemas.microsoft.com/office/word/2006/wordml" xmlns:wps="http://schemas.microsoft.com/office/word/2010/wordprocessingShape" mc:Ignorable="w14 wp14">
-  <w:docDefaults>
-    <w:rPrDefault>
-      <w:rPr>
-        <w:rFonts w:asciiTheme="minorHAnsi" w:eastAsiaTheme="minorHAnsi" w:hAnsiTheme="minorHAnsi" w:cstheme="minorBidi"/>
-        <w:sz w:val="22"/>
-        <w:szCs w:val="22"/>
-        <w:lang w:val="ru-RU" w:eastAsia="en-US" w:bidi="ar-SA"/>
-      </w:rPr>
-    </w:rPrDefault>
-    <w:pPrDefault>
-      <w:pPr>
-        <w:spacing w:after="200" w:line="276" w:lineRule="auto"/>
-      </w:pPr>
-    </w:pPrDefault>
-  </w:docDefaults>
-  <w:latentStyles w:defLockedState="0" w:defUIPriority="99" w:defSemiHidden="1" w:defUnhideWhenUsed="1" w:defQFormat="0" w:count="267">
-    <w:lsdException w:name="Normal" w:semiHidden="0" w:uiPriority="0" w:unhideWhenUsed="0" w:qFormat="1"/>
-    <w:lsdException w:name="heading 1" w:semiHidden="0" w:uiPriority="9" w:unhideWhenUsed="0" w:qFormat="1"/>
-    <w:lsdException w:name="heading 2" w:uiPriority="9" w:qFormat="1"/>
-    <w:lsdException w:name="heading 3" w:uiPriority="9" w:qFormat="1"/>
-    <w:lsdException w:name="heading 4" w:uiPriority="9" w:qFormat="1"/>
-    <w:lsdException w:name="heading 5" w:uiPriority="9" w:qFormat="1"/>
-    <w:lsdException w:name="heading 6" w:uiPriority="9" w:qFormat="1"/>
-    <w:lsdException w:name="heading 7" w:uiPriority="9" w:qFormat="1"/>
-    <w:lsdException w:name="heading 8" w:uiPriority="9" w:qFormat="1"/>
-    <w:lsdException w:name="heading 9" w:uiPriority="9" w:qFormat="1"/>
-    <w:lsdException w:name="toc 1" w:uiPriority="39"/>
-    <w:lsdException w:name="toc 2" w:uiPriority="39"/>
-    <w:lsdException w:name="toc 3" w:uiPriority="39"/>
-    <w:lsdException w:name="toc 4" w:uiPriority="39"/>
-    <w:lsdException w:name="toc 5" w:uiPriority="39"/>
-    <w:lsdException w:name="toc 6" w:uiPriority="39"/>
-    <w:lsdException w:name="toc 7" w:uiPriority="39"/>
-    <w:lsdException w:name="toc 8" w:uiPriority="39"/>
-    <w:lsdException w:name="toc 9" w:uiPriority="39"/>
-    <w:lsdException w:name="caption" w:uiPriority="35" w:qFormat="1"/>
-    <w:lsdException w:name="Title" w:semiHidden="0" w:uiPriority="10" w:unhideWhenUsed="0" w:qFormat="1"/>
-    <w:lsdException w:name="Default Paragraph Font" w:uiPriority="1"/>
-    <w:lsdException w:name="Subtitle" w:semiHidden="0" w:uiPriority="11" w:unhideWhenUsed="0" w:qFormat="1"/>
-    <w:lsdException w:name="Strong" w:semiHidden="0" w:uiPriority="22" w:unhideWhenUsed="0" w:qFormat="1"/>
-    <w:lsdException w:name="Emphasis" w:semiHidden="0" w:uiPriority="20" w:unhideWhenUsed="0" w:qFormat="1"/>
-    <w:lsdException w:name="Table Grid" w:uiPriority="59"/>
-    <w:lsdException w:name="Placeholder Text" w:unhideWhenUsed="0"/>
-    <w:lsdException w:name="No Spacing" w:semiHidden="0" w:uiPriority="1" w:unhideWhenUsed="0" w:qFormat="1"/>
-    <w:lsdException w:name="Light Shading" w:semiHidden="0" w:uiPriority="60" w:unhideWhenUsed="0"/>
-    <w:lsdException w:name="Light List" w:semiHidden="0" w:uiPriority="61" w:unhideWhenUsed="0"/>
-    <w:lsdException w:name="Light Grid" w:semiHidden="0" w:uiPriority="62" w:unhideWhenUsed="0"/>
-    <w:lsdException w:name="Medium Shading 1" w:semiHidden="0" w:uiPriority="63" w:unhideWhenUsed="0"/>
-    <w:lsdException w:name="Medium Shading 2" w:semiHidden="0" w:uiPriority="64" w:unhideWhenUsed="0"/>
-    <w:lsdException w:name="Medium List 1" w:semiHidden="0" w:uiPriority="65" w:unhideWhenUsed="0"/>
-    <w:lsdException w:name="Medium List 2" w:semiHidden="0" w:uiPriority="66" w:unhideWhenUsed="0"/>
-    <w:lsdException w:name="Medium Grid 1" w:semiHidden="0" w:uiPriority="67" w:unhideWhenUsed="0"/>
-    <w:lsdException w:name="Medium Grid 2" w:semiHidden="0" w:uiPriority="68" w:unhideWhenUsed="0"/>
-    <w:lsdException w:name="Medium Grid 3" w:semiHidden="0" w:uiPriority="69" w:unhideWhenUsed="0"/>
-    <w:lsdException w:name="Dark List" w:semiHidden="0" w:uiPriority="70" w:unhideWhenUsed="0"/>
-    <w:lsdException w:name="Colorful Shading" w:semiHidden="0" w:uiPriority="71" w:unhideWhenUsed="0"/>
-    <w:lsdException w:name="Colorful List" w:semiHidden="0" w:uiPriority="72" w:unhideWhenUsed="0"/>
-    <w:lsdException w:name="Colorful Grid" w:semiHidden="0" w:uiPriority="73" w:unhideWhenUsed="0"/>
-    <w:lsdException w:name="Light Shading Accent 1" w:semiHidden="0" w:uiPriority="60" w:unhideWhenUsed="0"/>
-    <w:lsdException w:name="Light List Accent 1" w:semiHidden="0" w:uiPriority="61" w:unhideWhenUsed="0"/>
-    <w:lsdException w:name="Light Grid Accent 1" w:semiHidden="0" w:uiPriority="62" w:unhideWhenUsed="0"/>
-    <w:lsdException w:name="Medium Shading 1 Accent 1" w:semiHidden="0" w:uiPriority="63" w:unhideWhenUsed="0"/>
-    <w:lsdException w:name="Medium Shading 2 Accent 1" w:semiHidden="0" w:uiPriority="64" w:unhideWhenUsed="0"/>
-    <w:lsdException w:name="Medium List 1 Accent 1" w:semiHidden="0" w:uiPriority="65" w:unhideWhenUsed="0"/>
-    <w:lsdException w:name="Revision" w:unhideWhenUsed="0"/>
-    <w:lsdException w:name="List Paragraph" w:semiHidden="0" w:uiPriority="34" w:unhideWhenUsed="0" w:qFormat="1"/>
-    <w:lsdException w:name="Quote" w:semiHidden="0" w:uiPriority="29" w:unhideWhenUsed="0" w:qFormat="1"/>
-    <w:lsdException w:name="Intense Quote" w:semiHidden="0" w:uiPriority="30" w:unhideWhenUsed="0" w:qFormat="1"/>
-    <w:lsdException w:name="Medium List 2 Accent 1" w:semiHidden="0" w:uiPriority="66" w:unhideWhenUsed="0"/>
-    <w:lsdException w:name="Medium Grid 1 Accent 1" w:semiHidden="0" w:uiPriority="67" w:unhideWhenUsed="0"/>
-    <w:lsdException w:name="Medium Grid 2 Accent 1" w:semiHidden="0" w:uiPriority="68" w:unhideWhenUsed="0"/>
-    <w:lsdException w:name="Medium Grid 3 Accent 1" w:semiHidden="0" w:uiPriority="69" w:unhideWhenUsed="0"/>
-    <w:lsdException w:name="Dark List Accent 1" w:semiHidden="0" w:uiPriority="70" w:unhideWhenUsed="0"/>
-    <w:lsdException w:name="Colorful Shading Accent 1" w:semiHidden="0" w:uiPriority="71" w:unhideWhenUsed="0"/>
-    <w:lsdException w:name="Colorful List Accent 1" w:semiHidden="0" w:uiPriority="72" w:unhideWhenUsed="0"/>
-    <w:lsdException w:name="Colorful Grid Accent 1" w:semiHidden="0" w:uiPriority="73" w:unhideWhenUsed="0"/>
-    <w:lsdException w:name="Light Shading Accent 2" w:semiHidden="0" w:uiPriority="60" w:unhideWhenUsed="0"/>
-    <w:lsdException w:name="Light List Accent 2" w:semiHidden="0" w:uiPriority="61" w:unhideWhenUsed="0"/>
-    <w:lsdException w:name="Light Grid Accent 2" w:semiHidden="0" w:uiPriority="62" w:unhideWhenUsed="0"/>
-    <w:lsdException w:name="Medium Shading 1 Accent 2" w:semiHidden="0" w:uiPriority="63" w:unhideWhenUsed="0"/>
-    <w:lsdException w:name="Medium Shading 2 Accent 2" w:semiHidden="0" w:uiPriority="64" w:unhideWhenUsed="0"/>
-    <w:lsdException w:name="Medium List 1 Accent 2" w:semiHidden="0" w:uiPriority="65" w:unhideWhenUsed="0"/>
-    <w:lsdException w:name="Medium List 2 Accent 2" w:semiHidden="0" w:uiPriority="66" w:unhideWhenUsed="0"/>
-    <w:lsdException w:name="Medium Grid 1 Accent 2" w:semiHidden="0" w:uiPriority="67" w:unhideWhenUsed="0"/>
-    <w:lsdException w:name="Medium Grid 2 Accent 2" w:semiHidden="0" w:uiPriority="68" w:unhideWhenUsed="0"/>
-    <w:lsdException w:name="Medium Grid 3 Accent 2" w:semiHidden="0" w:uiPriority="69" w:unhideWhenUsed="0"/>
-    <w:lsdException w:name="Dark List Accent 2" w:semiHidden="0" w:uiPriority="70" w:unhideWhenUsed="0"/>
-    <w:lsdException w:name="Colorful Shading Accent 2" w:semiHidden="0" w:uiPriority="71" w:unhideWhenUsed="0"/>
-    <w:lsdException w:name="Colorful List Accent 2" w:semiHidden="0" w:uiPriority="72" w:unhideWhenUsed="0"/>
-    <w:lsdException w:name="Colorful Grid Accent 2" w:semiHidden="0" w:uiPriority="73" w:unhideWhenUsed="0"/>
-    <w:lsdException w:name="Light Shading Accent 3" w:semiHidden="0" w:uiPriority="60" w:unhideWhenUsed="0"/>
-    <w:lsdException w:name="Light List Accent 3" w:semiHidden="0" w:uiPriority="61" w:unhideWhenUsed="0"/>
-    <w:lsdException w:name="Light Grid Accent 3" w:semiHidden="0" w:uiPriority="62" w:unhideWhenUsed="0"/>
-    <w:lsdException w:name="Medium Shading 1 Accent 3" w:semiHidden="0" w:uiPriority="63" w:unhideWhenUsed="0"/>
-    <w:lsdException w:name="Medium Shading 2 Accent 3" w:semiHidden="0" w:uiPriority="64" w:unhideWhenUsed="0"/>
-    <w:lsdException w:name="Medium List 1 Accent 3" w:semiHidden="0" w:uiPriority="65" w:unhideWhenUsed="0"/>
-    <w:lsdException w:name="Medium List 2 Accent 3" w:semiHidden="0" w:uiPriority="66" w:unhideWhenUsed="0"/>
-    <w:lsdException w:name="Medium Grid 1 Accent 3" w:semiHidden="0" w:uiPriority="67" w:unhideWhenUsed="0"/>
-    <w:lsdException w:name="Medium Grid 2 Accent 3" w:semiHidden="0" w:uiPriority="68" w:unhideWhenUsed="0"/>
-    <w:lsdException w:name="Medium Grid 3 Accent 3" w:semiHidden="0" w:uiPriority="69" w:unhideWhenUsed="0"/>
-    <w:lsdException w:name="Dark List Accent 3" w:semiHidden="0" w:uiPriority="70" w:unhideWhenUsed="0"/>
-    <w:lsdException w:name="Colorful Shading Accent 3" w:semiHidden="0" w:uiPriority="71" w:unhideWhenUsed="0"/>
-    <w:lsdException w:name="Colorful List Accent 3" w:semiHidden="0" w:uiPriority="72" w:unhideWhenUsed="0"/>
-    <w:lsdException w:name="Colorful Grid Accent 3" w:semiHidden="0" w:uiPriority="73" w:unhideWhenUsed="0"/>
-    <w:lsdException w:name="Light Shading Accent 4" w:semiHidden="0" w:uiPriority="60" w:unhideWhenUsed="0"/>
-    <w:lsdException w:name="Light List Accent 4" w:semiHidden="0" w:uiPriority="61" w:unhideWhenUsed="0"/>
-    <w:lsdException w:name="Light Grid Accent 4" w:semiHidden="0" w:uiPriority="62" w:unhideWhenUsed="0"/>
-    <w:lsdException w:name="Medium Shading 1 Accent 4" w:semiHidden="0" w:uiPriority="63" w:unhideWhenUsed="0"/>
-    <w:lsdException w:name="Medium Shading 2 Accent 4" w:semiHidden="0" w:uiPriority="64" w:unhideWhenUsed="0"/>
-    <w:lsdException w:name="Medium List 1 Accent 4" w:semiHidden="0" w:uiPriority="65" w:unhideWhenUsed="0"/>
-    <w:lsdException w:name="Medium List 2 Accent 4" w:semiHidden="0" w:uiPriority="66" w:unhideWhenUsed="0"/>
-    <w:lsdException w:name="Medium Grid 1 Accent 4" w:semiHidden="0" w:uiPriority="67" w:unhideWhenUsed="0"/>
-    <w:lsdException w:name="Medium Grid 2 Accent 4" w:semiHidden="0" w:uiPriority="68" w:unhideWhenUsed="0"/>
-    <w:lsdException w:name="Medium Grid 3 Accent 4" w:semiHidden="0" w:uiPriority="69" w:unhideWhenUsed="0"/>
-    <w:lsdException w:name="Dark List Accent 4" w:semiHidden="0" w:uiPriority="70" w:unhideWhenUsed="0"/>
-    <w:lsdException w:name="Colorful Shading Accent 4" w:semiHidden="0" w:uiPriority="71" w:unhideWhenUsed="0"/>
-    <w:lsdException w:name="Colorful List Accent 4" w:semiHidden="0" w:uiPriority="72" w:unhideWhenUsed="0"/>
-    <w:lsdException w:name="Colorful Grid Accent 4" w:semiHidden="0" w:uiPriority="73" w:unhideWhenUsed="0"/>
-    <w:lsdException w:name="Light Shading Accent 5" w:semiHidden="0" w:uiPriority="60" w:unhideWhenUsed="0"/>
-    <w:lsdException w:name="Light List Accent 5" w:semiHidden="0" w:uiPriority="61" w:unhideWhenUsed="0"/>
-    <w:lsdException w:name="Light Grid Accent 5" w:semiHidden="0" w:uiPriority="62" w:unhideWhenUsed="0"/>
-    <w:lsdException w:name="Medium Shading 1 Accent 5" w:semiHidden="0" w:uiPriority="63" w:unhideWhenUsed="0"/>
-    <w:lsdException w:name="Medium Shading 2 Accent 5" w:semiHidden="0" w:uiPriority="64" w:unhideWhenUsed="0"/>
-    <w:lsdException w:name="Medium List 1 Accent 5" w:semiHidden="0" w:uiPriority="65" w:unhideWhenUsed="0"/>
-    <w:lsdException w:name="Medium List 2 Accent 5" w:semiHidden="0" w:uiPriority="66" w:unhideWhenUsed="0"/>
-    <w:lsdException w:name="Medium Grid 1 Accent 5" w:semiHidden="0" w:uiPriority="67" w:unhideWhenUsed="0"/>
-    <w:lsdException w:name="Medium Grid 2 Accent 5" w:semiHidden="0" w:uiPriority="68" w:unhideWhenUsed="0"/>
-    <w:lsdException w:name="Medium Grid 3 Accent 5" w:semiHidden="0" w:uiPriority="69" w:unhideWhenUsed="0"/>
-    <w:lsdException w:name="Dark List Accent 5" w:semiHidden="0" w:uiPriority="70" w:unhideWhenUsed="0"/>
-    <w:lsdException w:name="Colorful Shading Accent 5" w:semiHidden="0" w:uiPriority="71" w:unhideWhenUsed="0"/>
-    <w:lsdException w:name="Colorful List Accent 5" w:semiHidden="0" w:uiPriority="72" w:unhideWhenUsed="0"/>
-    <w:lsdException w:name="Colorful Grid Accent 5" w:semiHidden="0" w:uiPriority="73" w:unhideWhenUsed="0"/>
-    <w:lsdException w:name="Light Shading Accent 6" w:semiHidden="0" w:uiPriority="60" w:unhideWhenUsed="0"/>
-    <w:lsdException w:name="Light List Accent 6" w:semiHidden="0" w:uiPriority="61" w:unhideWhenUsed="0"/>
-    <w:lsdException w:name="Light Grid Accent 6" w:semiHidden="0" w:uiPriority="62" w:unhideWhenUsed="0"/>
-    <w:lsdException w:name="Medium Shading 1 Accent 6" w:semiHidden="0" w:uiPriority="63" w:unhideWhenUsed="0"/>
-    <w:lsdException w:name="Medium Shading 2 Accent 6" w:semiHidden="0" w:uiPriority="64" w:unhideWhenUsed="0"/>
-    <w:lsdException w:name="Medium List 1 Accent 6" w:semiHidden="0" w:uiPriority="65" w:unhideWhenUsed="0"/>
-    <w:lsdException w:name="Medium List 2 Accent 6" w:semiHidden="0" w:uiPriority="66" w:unhideWhenUsed="0"/>
-    <w:lsdException w:name="Medium Grid 1 Accent 6" w:semiHidden="0" w:uiPriority="67" w:unhideWhenUsed="0"/>
-    <w:lsdException w:name="Medium Grid 2 Accent 6" w:semiHidden="0" w:uiPriority="68" w:unhideWhenUsed="0"/>
-    <w:lsdException w:name="Medium Grid 3 Accent 6" w:semiHidden="0" w:uiPriority="69" w:unhideWhenUsed="0"/>
-    <w:lsdException w:name="Dark List Accent 6" w:semiHidden="0" w:uiPriority="70" w:unhideWhenUsed="0"/>
-    <w:lsdException w:name="Colorful Shading Accent 6" w:semiHidden="0" w:uiPriority="71" w:unhideWhenUsed="0"/>
-    <w:lsdException w:name="Colorful List Accent 6" w:semiHidden="0" w:uiPriority="72" w:unhideWhenUsed="0"/>
-    <w:lsdException w:name="Colorful Grid Accent 6" w:semiHidden="0" w:uiPriority="73" w:unhideWhenUsed="0"/>
-    <w:lsdException w:name="Subtle Emphasis" w:semiHidden="0" w:uiPriority="19" w:unhideWhenUsed="0" w:qFormat="1"/>
-    <w:lsdException w:name="Intense Emphasis" w:semiHidden="0" w:uiPriority="21" w:unhideWhenUsed="0" w:qFormat="1"/>
-    <w:lsdException w:name="Subtle Reference" w:semiHidden="0" w:uiPriority="31" w:unhideWhenUsed="0" w:qFormat="1"/>
-    <w:lsdException w:name="Intense Reference" w:semiHidden="0" w:uiPriority="32" w:unhideWhenUsed="0" w:qFormat="1"/>
-    <w:lsdException w:name="Book Title" w:semiHidden="0" w:uiPriority="33" w:unhideWhenUsed="0" w:qFormat="1"/>
-    <w:lsdException w:name="Bibliography" w:uiPriority="37"/>
-    <w:lsdException w:name="TOC Heading" w:uiPriority="39" w:qFormat="1"/>
+    <w:lsdException w:name="Table Theme" w:semiHidden="1" w:unhideWhenUsed="1"/>
+    <w:lsdException w:name="Placeholder Text" w:semiHidden="1"/>
+    <w:lsdException w:name="No Spacing" w:uiPriority="1" w:qFormat="1"/>
+    <w:lsdException w:name="Light Shading" w:uiPriority="60"/>
+    <w:lsdException w:name="Light List" w:uiPriority="61"/>
+    <w:lsdException w:name="Light Grid" w:uiPriority="62"/>
+    <w:lsdException w:name="Medium Shading 1" w:uiPriority="63"/>
+    <w:lsdException w:name="Medium Shading 2" w:uiPriority="64"/>
+    <w:lsdException w:name="Medium List 1" w:uiPriority="65"/>
+    <w:lsdException w:name="Medium List 2" w:uiPriority="66"/>
+    <w:lsdException w:name="Medium Grid 1" w:uiPriority="67"/>
+    <w:lsdException w:name="Medium Grid 2" w:uiPriority="68"/>
+    <w:lsdException w:name="Medium Grid 3" w:uiPriority="69"/>
+    <w:lsdException w:name="Dark List" w:uiPriority="70"/>
+    <w:lsdException w:name="Colorful Shading" w:uiPriority="71"/>
+    <w:lsdException w:name="Colorful List" w:uiPriority="72"/>
+    <w:lsdException w:name="Colorful Grid" w:uiPriority="73"/>
+    <w:lsdException w:name="Light Shading Accent 1" w:uiPriority="60"/>
+    <w:lsdException w:name="Light List Accent 1" w:uiPriority="61"/>
+    <w:lsdException w:name="Light Grid Accent 1" w:uiPriority="62"/>
+    <w:lsdException w:name="Medium Shading 1 Accent 1" w:uiPriority="63"/>
+    <w:lsdException w:name="Medium Shading 2 Accent 1" w:uiPriority="64"/>
+    <w:lsdException w:name="Medium List 1 Accent 1" w:uiPriority="65"/>
+    <w:lsdException w:name="Revision" w:semiHidden="1"/>
+    <w:lsdException w:name="List Paragraph" w:uiPriority="34" w:qFormat="1"/>
+    <w:lsdException w:name="Quote" w:uiPriority="29" w:qFormat="1"/>
+    <w:lsdException w:name="Intense Quote" w:uiPriority="30" w:qFormat="1"/>
+    <w:lsdException w:name="Medium List 2 Accent 1" w:uiPriority="66"/>
+    <w:lsdException w:name="Medium Grid 1 Accent 1" w:uiPriority="67"/>
+    <w:lsdException w:name="Medium Grid 2 Accent 1" w:uiPriority="68"/>
+    <w:lsdException w:name="Medium Grid 3 Accent 1" w:uiPriority="69"/>
+    <w:lsdException w:name="Dark List Accent 1" w:uiPriority="70"/>
+    <w:lsdException w:name="Colorful Shading Accent 1" w:uiPriority="71"/>
+    <w:lsdException w:name="Colorful List Accent 1" w:uiPriority="72"/>
+    <w:lsdException w:name="Colorful Grid Accent 1" w:uiPriority="73"/>
+    <w:lsdException w:name="Light Shading Accent 2" w:uiPriority="60"/>
+    <w:lsdException w:name="Light List Accent 2" w:uiPriority="61"/>
+    <w:lsdException w:name="Light Grid Accent 2" w:uiPriority="62"/>
+    <w:lsdException w:name="Medium Shading 1 Accent 2" w:uiPriority="63"/>
+    <w:lsdException w:name="Medium Shading 2 Accent 2" w:uiPriority="64"/>
+    <w:lsdException w:name="Medium List 1 Accent 2" w:uiPriority="65"/>
+    <w:lsdException w:name="Medium List 2 Accent 2" w:uiPriority="66"/>
+    <w:lsdException w:name="Medium Grid 1 Accent 2" w:uiPriority="67"/>
+    <w:lsdException w:name="Medium Grid 2 Accent 2" w:uiPriority="68"/>
+    <w:lsdException w:name="Medium Grid 3 Accent 2" w:uiPriority="69"/>
+    <w:lsdException w:name="Dark List Accent 2" w:uiPriority="70"/>
+    <w:lsdException w:name="Colorful Shading Accent 2" w:uiPriority="71"/>
+    <w:lsdException w:name="Colorful List Accent 2" w:uiPriority="72"/>
+    <w:lsdException w:name="Colorful Grid Accent 2" w:uiPriority="73"/>
+    <w:lsdException w:name="Light Shading Accent 3" w:uiPriority="60"/>
+    <w:lsdException w:name="Light List Accent 3" w:uiPriority="61"/>
+    <w:lsdException w:name="Light Grid Accent 3" w:uiPriority="62"/>
+    <w:lsdException w:name="Medium Shading 1 Accent 3" w:uiPriority="63"/>
+    <w:lsdException w:name="Medium Shading 2 Accent 3" w:uiPriority="64"/>
+    <w:lsdException w:name="Medium List 1 Accent 3" w:uiPriority="65"/>
+    <w:lsdException w:name="Medium List 2 Accent 3" w:uiPriority="66"/>
+    <w:lsdException w:name="Medium Grid 1 Accent 3" w:uiPriority="67"/>
+    <w:lsdException w:name="Medium Grid 2 Accent 3" w:uiPriority="68"/>
+    <w:lsdException w:name="Medium Grid 3 Accent 3" w:uiPriority="69"/>
+    <w:lsdException w:name="Dark List Accent 3" w:uiPriority="70"/>
+    <w:lsdException w:name="Colorful Shading Accent 3" w:uiPriority="71"/>
+    <w:lsdException w:name="Colorful List Accent 3" w:uiPriority="72"/>
+    <w:lsdException w:name="Colorful Grid Accent 3" w:uiPriority="73"/>
+    <w:lsdException w:name="Light Shading Accent 4" w:uiPriority="60"/>
+    <w:lsdException w:name="Light List Accent 4" w:uiPriority="61"/>
+    <w:lsdException w:name="Light Grid Accent 4" w:uiPriority="62"/>
+    <w:lsdException w:name="Medium Shading 1 Accent 4" w:uiPriority="63"/>
+    <w:lsdException w:name="Medium Shading 2 Accent 4" w:uiPriority="64"/>
+    <w:lsdException w:name="Medium List 1 Accent 4" w:uiPriority="65"/>
+    <w:lsdException w:name="Medium List 2 Accent 4" w:uiPriority="66"/>
+    <w:lsdException w:name="Medium Grid 1 Accent 4" w:uiPriority="67"/>
+    <w:lsdException w:name="Medium Grid 2 Accent 4" w:uiPriority="68"/>
+    <w:lsdException w:name="Medium Grid 3 Accent 4" w:uiPriority="69"/>
+    <w:lsdException w:name="Dark List Accent 4" w:uiPriority="70"/>
+    <w:lsdException w:name="Colorful Shading Accent 4" w:uiPriority="71"/>
+    <w:lsdException w:name="Colorful List Accent 4" w:uiPriority="72"/>
+    <w:lsdException w:name="Colorful Grid Accent 4" w:uiPriority="73"/>
+    <w:lsdException w:name="Light Shading Accent 5" w:uiPriority="60"/>
+    <w:lsdException w:name="Light List Accent 5" w:uiPriority="61"/>
+    <w:lsdException w:name="Light Grid Accent 5" w:uiPriority="62"/>
+    <w:lsdException w:name="Medium Shading 1 Accent 5" w:uiPriority="63"/>
+    <w:lsdException w:name="Medium Shading 2 Accent 5" w:uiPriority="64"/>
+    <w:lsdException w:name="Medium List 1 Accent 5" w:uiPriority="65"/>
+    <w:lsdException w:name="Medium List 2 Accent 5" w:uiPriority="66"/>
+    <w:lsdException w:name="Medium Grid 1 Accent 5" w:uiPriority="67"/>
+    <w:lsdException w:name="Medium Grid 2 Accent 5" w:uiPriority="68"/>
+    <w:lsdException w:name="Medium Grid 3 Accent 5" w:uiPriority="69"/>
+    <w:lsdException w:name="Dark List Accent 5" w:uiPriority="70"/>
+    <w:lsdException w:name="Colorful Shading Accent 5" w:uiPriority="71"/>
+    <w:lsdException w:name="Colorful List Accent 5" w:uiPriority="72"/>
+    <w:lsdException w:name="Colorful Grid Accent 5" w:uiPriority="73"/>
+    <w:lsdException w:name="Light Shading Accent 6" w:uiPriority="60"/>
+    <w:lsdException w:name="Light List Accent 6" w:uiPriority="61"/>
+    <w:lsdException w:name="Light Grid Accent 6" w:uiPriority="62"/>
+    <w:lsdException w:name="Medium Shading 1 Accent 6" w:uiPriority="63"/>
+    <w:lsdException w:name="Medium Shading 2 Accent 6" w:uiPriority="64"/>
+    <w:lsdException w:name="Medium List 1 Accent 6" w:uiPriority="65"/>
+    <w:lsdException w:name="Medium List 2 Accent 6" w:uiPriority="66"/>
+    <w:lsdException w:name="Medium Grid 1 Accent 6" w:uiPriority="67"/>
+    <w:lsdException w:name="Medium Grid 2 Accent 6" w:uiPriority="68"/>
+    <w:lsdException w:name="Medium Grid 3 Accent 6" w:uiPriority="69"/>
+    <w:lsdException w:name="Dark List Accent 6" w:uiPriority="70"/>
+    <w:lsdException w:name="Colorful Shading Accent 6" w:uiPriority="71"/>
+    <w:lsdException w:name="Colorful List Accent 6" w:uiPriority="72"/>
+    <w:lsdException w:name="Colorful Grid Accent 6" w:uiPriority="73"/>
+    <w:lsdException w:name="Subtle Emphasis" w:uiPriority="19" w:qFormat="1"/>
+    <w:lsdException w:name="Intense Emphasis" w:uiPriority="21" w:qFormat="1"/>
+    <w:lsdException w:name="Subtle Reference" w:uiPriority="31" w:qFormat="1"/>
+    <w:lsdException w:name="Intense Reference" w:uiPriority="32" w:qFormat="1"/>
+    <w:lsdException w:name="Book Title" w:uiPriority="33" w:qFormat="1"/>
+    <w:lsdException w:name="Bibliography" w:semiHidden="1" w:uiPriority="37" w:unhideWhenUsed="1"/>
+    <w:lsdException w:name="TOC Heading" w:semiHidden="1" w:uiPriority="39" w:unhideWhenUsed="1" w:qFormat="1"/>
+    <w:lsdException w:name="Plain Table 1" w:uiPriority="41"/>
+    <w:lsdException w:name="Plain Table 2" w:uiPriority="42"/>
+    <w:lsdException w:name="Plain Table 3" w:uiPriority="43"/>
+    <w:lsdException w:name="Plain Table 4" w:uiPriority="44"/>
+    <w:lsdException w:name="Plain Table 5" w:uiPriority="45"/>
+    <w:lsdException w:name="Grid Table Light" w:uiPriority="40"/>
+    <w:lsdException w:name="Grid Table 1 Light" w:uiPriority="46"/>
+    <w:lsdException w:name="Grid Table 2" w:uiPriority="47"/>
+    <w:lsdException w:name="Grid Table 3" w:uiPriority="48"/>
+    <w:lsdException w:name="Grid Table 4" w:uiPriority="49"/>
+    <w:lsdException w:name="Grid Table 5 Dark" w:uiPriority="50"/>
+    <w:lsdException w:name="Grid Table 6 Colorful" w:uiPriority="51"/>
+    <w:lsdException w:name="Grid Table 7 Colorful" w:uiPriority="52"/>
+    <w:lsdException w:name="Grid Table 1 Light Accent 1" w:uiPriority="46"/>
+    <w:lsdException w:name="Grid Table 2 Accent 1" w:uiPriority="47"/>
+    <w:lsdException w:name="Grid Table 3 Accent 1" w:uiPriority="48"/>
+    <w:lsdException w:name="Grid Table 4 Accent 1" w:uiPriority="49"/>
+    <w:lsdException w:name="Grid Table 5 Dark Accent 1" w:uiPriority="50"/>
+    <w:lsdException w:name="Grid Table 6 Colorful Accent 1" w:uiPriority="51"/>
+    <w:lsdException w:name="Grid Table 7 Colorful Accent 1" w:uiPriority="52"/>
+    <w:lsdException w:name="Grid Table 1 Light Accent 2" w:uiPriority="46"/>
+    <w:lsdException w:name="Grid Table 2 Accent 2" w:uiPriority="47"/>
+    <w:lsdException w:name="Grid Table 3 Accent 2" w:uiPriority="48"/>
+    <w:lsdException w:name="Grid Table 4 Accent 2" w:uiPriority="49"/>
+    <w:lsdException w:name="Grid Table 5 Dark Accent 2" w:uiPriority="50"/>
+    <w:lsdException w:name="Grid Table 6 Colorful Accent 2" w:uiPriority="51"/>
+    <w:lsdException w:name="Grid Table 7 Colorful Accent 2" w:uiPriority="52"/>
+    <w:lsdException w:name="Grid Table 1 Light Accent 3" w:uiPriority="46"/>
+    <w:lsdException w:name="Grid Table 2 Accent 3" w:uiPriority="47"/>
+    <w:lsdException w:name="Grid Table 3 Accent 3" w:uiPriority="48"/>
+    <w:lsdException w:name="Grid Table 4 Accent 3" w:uiPriority="49"/>
+    <w:lsdException w:name="Grid Table 5 Dark Accent 3" w:uiPriority="50"/>
+    <w:lsdException w:name="Grid Table 6 Colorful Accent 3" w:uiPriority="51"/>
+    <w:lsdException w:name="Grid Table 7 Colorful Accent 3" w:uiPriority="52"/>
+    <w:lsdException w:name="Grid Table 1 Light Accent 4" w:uiPriority="46"/>
+    <w:lsdException w:name="Grid Table 2 Accent 4" w:uiPriority="47"/>
+    <w:lsdException w:name="Grid Table 3 Accent 4" w:uiPriority="48"/>
+    <w:lsdException w:name="Grid Table 4 Accent 4" w:uiPriority="49"/>
+    <w:lsdException w:name="Grid Table 5 Dark Accent 4" w:uiPriority="50"/>
+    <w:lsdException w:name="Grid Table 6 Colorful Accent 4" w:uiPriority="51"/>
+    <w:lsdException w:name="Grid Table 7 Colorful Accent 4" w:uiPriority="52"/>
+    <w:lsdException w:name="Grid Table 1 Light Accent 5" w:uiPriority="46"/>
+    <w:lsdException w:name="Grid Table 2 Accent 5" w:uiPriority="47"/>
+    <w:lsdException w:name="Grid Table 3 Accent 5" w:uiPriority="48"/>
+    <w:lsdException w:name="Grid Table 4 Accent 5" w:uiPriority="49"/>
+    <w:lsdException w:name="Grid Table 5 Dark Accent 5" w:uiPriority="50"/>
+    <w:lsdException w:name="Grid Table 6 Colorful Accent 5" w:uiPriority="51"/>
+    <w:lsdException w:name="Grid Table 7 Colorful Accent 5" w:uiPriority="52"/>
+    <w:lsdException w:name="Grid Table 1 Light Accent 6" w:uiPriority="46"/>
+    <w:lsdException w:name="Grid Table 2 Accent 6" w:uiPriority="47"/>
+    <w:lsdException w:name="Grid Table 3 Accent 6" w:uiPriority="48"/>
+    <w:lsdException w:name="Grid Table 4 Accent 6" w:uiPriority="49"/>
+    <w:lsdException w:name="Grid Table 5 Dark Accent 6" w:uiPriority="50"/>
+    <w:lsdException w:name="Grid Table 6 Colorful Accent 6" w:uiPriority="51"/>
+    <w:lsdException w:name="Grid Table 7 Colorful Accent 6" w:uiPriority="52"/>
+    <w:lsdException w:name="List Table 1 Light" w:uiPriority="46"/>
+    <w:lsdException w:name="List Table 2" w:uiPriority="47"/>
+    <w:lsdException w:name="List Table 3" w:uiPriority="48"/>
+    <w:lsdException w:name="List Table 4" w:uiPriority="49"/>
+    <w:lsdException w:name="List Table 5 Dark" w:uiPriority="50"/>
+    <w:lsdException w:name="List Table 6 Colorful" w:uiPriority="51"/>
+    <w:lsdException w:name="List Table 7 Colorful" w:uiPriority="52"/>
+    <w:lsdException w:name="List Table 1 Light Accent 1" w:uiPriority="46"/>
+    <w:lsdException w:name="List Table 2 Accent 1" w:uiPriority="47"/>
+    <w:lsdException w:name="List Table 3 Accent 1" w:uiPriority="48"/>
+    <w:lsdException w:name="List Table 4 Accent 1" w:uiPriority="49"/>
+    <w:lsdException w:name="List Table 5 Dark Accent 1" w:uiPriority="50"/>
+    <w:lsdException w:name="List Table 6 Colorful Accent 1" w:uiPriority="51"/>
+    <w:lsdException w:name="List Table 7 Colorful Accent 1" w:uiPriority="52"/>
+    <w:lsdException w:name="List Table 1 Light Accent 2" w:uiPriority="46"/>
+    <w:lsdException w:name="List Table 2 Accent 2" w:uiPriority="47"/>
+    <w:lsdException w:name="List Table 3 Accent 2" w:uiPriority="48"/>
+    <w:lsdException w:name="List Table 4 Accent 2" w:uiPriority="49"/>
+    <w:lsdException w:name="List Table 5 Dark Accent 2" w:uiPriority="50"/>
+    <w:lsdException w:name="List Table 6 Colorful Accent 2" w:uiPriority="51"/>
+    <w:lsdException w:name="List Table 7 Colorful Accent 2" w:uiPriority="52"/>
+    <w:lsdException w:name="List Table 1 Light Accent 3" w:uiPriority="46"/>
+    <w:lsdException w:name="List Table 2 Accent 3" w:uiPriority="47"/>
+    <w:lsdException w:name="List Table 3 Accent 3" w:uiPriority="48"/>
+    <w:lsdException w:name="List Table 4 Accent 3" w:uiPriority="49"/>
+    <w:lsdException w:name="List Table 5 Dark Accent 3" w:uiPriority="50"/>
+    <w:lsdException w:name="List Table 6 Colorful Accent 3" w:uiPriority="51"/>
+    <w:lsdException w:name="List Table 7 Colorful Accent 3" w:uiPriority="52"/>
+    <w:lsdException w:name="List Table 1 Light Accent 4" w:uiPriority="46"/>
+    <w:lsdException w:name="List Table 2 Accent 4" w:uiPriority="47"/>
+    <w:lsdException w:name="List Table 3 Accent 4" w:uiPriority="48"/>
+    <w:lsdException w:name="List Table 4 Accent 4" w:uiPriority="49"/>
+    <w:lsdException w:name="List Table 5 Dark Accent 4" w:uiPriority="50"/>
+    <w:lsdException w:name="List Table 6 Colorful Accent 4" w:uiPriority="51"/>
+    <w:lsdException w:name="List Table 7 Colorful Accent 4" w:uiPriority="52"/>
+    <w:lsdException w:name="List Table 1 Light Accent 5" w:uiPriority="46"/>
+    <w:lsdException w:name="List Table 2 Accent 5" w:uiPriority="47"/>
+    <w:lsdException w:name="List Table 3 Accent 5" w:uiPriority="48"/>
+    <w:lsdException w:name="List Table 4 Accent 5" w:uiPriority="49"/>
+    <w:lsdException w:name="List Table 5 Dark Accent 5" w:uiPriority="50"/>
+    <w:lsdException w:name="List Table 6 Colorful Accent 5" w:uiPriority="51"/>
+    <w:lsdException w:name="List Table 7 Colorful Accent 5" w:uiPriority="52"/>
+    <w:lsdException w:name="List Table 1 Light Accent 6" w:uiPriority="46"/>
+    <w:lsdException w:name="List Table 2 Accent 6" w:uiPriority="47"/>
+    <w:lsdException w:name="List Table 3 Accent 6" w:uiPriority="48"/>
+    <w:lsdException w:name="List Table 4 Accent 6" w:uiPriority="49"/>
+    <w:lsdException w:name="List Table 5 Dark Accent 6" w:uiPriority="50"/>
+    <w:lsdException w:name="List Table 6 Colorful Accent 6" w:uiPriority="51"/>
+    <w:lsdException w:name="List Table 7 Colorful Accent 6" w:uiPriority="52"/>
+    <w:lsdException w:name="Mention" w:semiHidden="1" w:unhideWhenUsed="1"/>
+    <w:lsdException w:name="Smart Hyperlink" w:semiHidden="1" w:unhideWhenUsed="1"/>
+    <w:lsdException w:name="Hashtag" w:semiHidden="1" w:unhideWhenUsed="1"/>
+    <w:lsdException w:name="Unresolved Mention" w:semiHidden="1" w:unhideWhenUsed="1"/>
+    <w:lsdException w:name="Smart Link" w:semiHidden="1" w:unhideWhenUsed="1"/>
   </w:latentStyles>
   <w:style w:type="paragraph" w:default="1" w:styleId="a">
     <w:name w:val="Normal"/>

--- a/Документы/Доклад_Кравцов_МВ.docx
+++ b/Документы/Доклад_Кравцов_МВ.docx
@@ -1,6 +1,6 @@
 
 <file path=word/document.xml><?xml version="1.0" encoding="utf-8"?>
-<w:document xmlns:wpc="http://schemas.microsoft.com/office/word/2010/wordprocessingCanvas" xmlns:cx="http://schemas.microsoft.com/office/drawing/2014/chartex" xmlns:cx1="http://schemas.microsoft.com/office/drawing/2015/9/8/chartex" xmlns:cx2="http://schemas.microsoft.com/office/drawing/2015/10/21/chartex" xmlns:cx3="http://schemas.microsoft.com/office/drawing/2016/5/9/chartex" xmlns:cx4="http://schemas.microsoft.com/office/drawing/2016/5/10/chartex" xmlns:cx5="http://schemas.microsoft.com/office/drawing/2016/5/11/chartex" xmlns:cx6="http://schemas.microsoft.com/office/drawing/2016/5/12/chartex" xmlns:cx7="http://schemas.microsoft.com/office/drawing/2016/5/13/chartex" xmlns:cx8="http://schemas.microsoft.com/office/drawing/2016/5/14/chartex" xmlns:mc="http://schemas.openxmlformats.org/markup-compatibility/2006" xmlns:aink="http://schemas.microsoft.com/office/drawing/2016/ink" xmlns:am3d="http://schemas.microsoft.com/office/drawing/2017/model3d" xmlns:o="urn:schemas-microsoft-com:office:office" xmlns:r="http://schemas.openxmlformats.org/officeDocument/2006/relationships" xmlns:m="http://schemas.openxmlformats.org/officeDocument/2006/math" xmlns:v="urn:schemas-microsoft-com:vml" xmlns:wp14="http://schemas.microsoft.com/office/word/2010/wordprocessingDrawing" xmlns:wp="http://schemas.openxmlformats.org/drawingml/2006/wordprocessingDrawing" xmlns:w10="urn:schemas-microsoft-com:office:word" xmlns:w="http://schemas.openxmlformats.org/wordprocessingml/2006/main" xmlns:w14="http://schemas.microsoft.com/office/word/2010/wordml" xmlns:w15="http://schemas.microsoft.com/office/word/2012/wordml" xmlns:w16cex="http://schemas.microsoft.com/office/word/2018/wordml/cex" xmlns:w16cid="http://schemas.microsoft.com/office/word/2016/wordml/cid" xmlns:w16="http://schemas.microsoft.com/office/word/2018/wordml" xmlns:w16sdtdh="http://schemas.microsoft.com/office/word/2020/wordml/sdtdatahash" xmlns:w16se="http://schemas.microsoft.com/office/word/2015/wordml/symex" xmlns:wpg="http://schemas.microsoft.com/office/word/2010/wordprocessingGroup" xmlns:wpi="http://schemas.microsoft.com/office/word/2010/wordprocessingInk" xmlns:wne="http://schemas.microsoft.com/office/word/2006/wordml" xmlns:wps="http://schemas.microsoft.com/office/word/2010/wordprocessingShape" mc:Ignorable="w14 w15 w16se w16cid w16 w16cex w16sdtdh wp14">
+<w:document xmlns:wpc="http://schemas.microsoft.com/office/word/2010/wordprocessingCanvas" xmlns:mc="http://schemas.openxmlformats.org/markup-compatibility/2006" xmlns:o="urn:schemas-microsoft-com:office:office" xmlns:r="http://schemas.openxmlformats.org/officeDocument/2006/relationships" xmlns:m="http://schemas.openxmlformats.org/officeDocument/2006/math" xmlns:v="urn:schemas-microsoft-com:vml" xmlns:wp14="http://schemas.microsoft.com/office/word/2010/wordprocessingDrawing" xmlns:wp="http://schemas.openxmlformats.org/drawingml/2006/wordprocessingDrawing" xmlns:w10="urn:schemas-microsoft-com:office:word" xmlns:w="http://schemas.openxmlformats.org/wordprocessingml/2006/main" xmlns:w14="http://schemas.microsoft.com/office/word/2010/wordml" xmlns:wpg="http://schemas.microsoft.com/office/word/2010/wordprocessingGroup" xmlns:wpi="http://schemas.microsoft.com/office/word/2010/wordprocessingInk" xmlns:wne="http://schemas.microsoft.com/office/word/2006/wordml" xmlns:wps="http://schemas.microsoft.com/office/word/2010/wordprocessingShape" mc:Ignorable="w14 wp14">
   <w:body>
     <w:p>
       <w:pPr>
@@ -90,7 +90,7 @@
           <w:rFonts w:ascii="Times New Roman" w:hAnsi="Times New Roman" w:cs="Times New Roman"/>
           <w:sz w:val="24"/>
         </w:rPr>
-        <w:t>В настоящее время беспилотные летательные аппараты находят широкое применение в различных областях - от мониторинга и аэрофотосъёмки до поисково-спасательных операций и доставки грузов.</w:t>
+        <w:t>В настоящее время беспилотные летательные аппараты находят широкое применение в различных областях - от мониторинга до поисково-спасательных операций.</w:t>
       </w:r>
     </w:p>
     <w:p>
@@ -200,23 +200,6 @@
           <w:rFonts w:ascii="Times New Roman" w:hAnsi="Times New Roman" w:cs="Times New Roman"/>
         </w:rPr>
       </w:pPr>
-      <w:r>
-        <w:rPr>
-          <w:rFonts w:ascii="Times New Roman" w:hAnsi="Times New Roman" w:cs="Times New Roman"/>
-          <w:sz w:val="24"/>
-        </w:rPr>
-        <w:t>В связи с этим задача повышения автономности и безопасности полёта квадрокоптеров является актуальной инженерной и научно-технической проблемой.</w:t>
-      </w:r>
-    </w:p>
-    <w:p>
-      <w:pPr>
-        <w:spacing w:after="0" w:line="360" w:lineRule="auto"/>
-        <w:ind w:firstLine="709"/>
-        <w:jc w:val="both"/>
-        <w:rPr>
-          <w:rFonts w:ascii="Times New Roman" w:hAnsi="Times New Roman" w:cs="Times New Roman"/>
-        </w:rPr>
-      </w:pPr>
     </w:p>
     <w:p>
       <w:pPr>
@@ -264,7 +247,13 @@
         <w:jc w:val="both"/>
       </w:pPr>
       <w:r>
-        <w:t>С другой стороны, чисто виртуальное моделирование не учитывает реальные характеристики аппаратной части, такие как работа датчиков и задержки передачи данных.</w:t>
+        <w:t xml:space="preserve">С другой стороны, </w:t>
+      </w:r>
+      <w:r>
+        <w:t>имитационное</w:t>
+      </w:r>
+      <w:r>
+        <w:t xml:space="preserve"> моделирование не учитывает реальные характеристики аппаратной части, такие как работа датчиков и задержки передачи данных.</w:t>
       </w:r>
     </w:p>
     <w:p>
@@ -274,7 +263,25 @@
         <w:jc w:val="both"/>
       </w:pPr>
       <w:r>
-        <w:t>В связи с этим актуальной является задача разработки полунатурной системы, которая позволит безопасно тестировать алгоритмы автономного управления и обхода препятствий, сочетая преимущества виртуальной среды и реального стенда.</w:t>
+        <w:t xml:space="preserve">В связи с этим актуальной является задача разработки </w:t>
+      </w:r>
+      <w:r>
+        <w:t>полунатурного</w:t>
+      </w:r>
+      <w:r>
+        <w:t xml:space="preserve"> </w:t>
+      </w:r>
+      <w:r>
+        <w:t>стенда</w:t>
+      </w:r>
+      <w:r>
+        <w:t xml:space="preserve">, </w:t>
+      </w:r>
+      <w:r>
+        <w:t>который</w:t>
+      </w:r>
+      <w:r>
+        <w:t xml:space="preserve"> позволит безопасно тестировать алгоритмы автономного управления и обхода препятствий, сочетая преимущества виртуальной среды и реального стенда.</w:t>
       </w:r>
     </w:p>
     <w:p>
@@ -319,35 +326,21 @@
           <w:rFonts w:ascii="Times New Roman" w:hAnsi="Times New Roman" w:cs="Times New Roman"/>
           <w:sz w:val="24"/>
         </w:rPr>
-        <w:lastRenderedPageBreak/>
-        <w:t>Целью проекта является разработка интегрированной системы</w:t>
-      </w:r>
-      <w:r>
-        <w:rPr>
-          <w:rFonts w:ascii="Times New Roman" w:hAnsi="Times New Roman" w:cs="Times New Roman"/>
-          <w:sz w:val="24"/>
-        </w:rPr>
-        <w:t xml:space="preserve"> полунатурного</w:t>
-      </w:r>
-      <w:r>
-        <w:rPr>
-          <w:rFonts w:ascii="Times New Roman" w:hAnsi="Times New Roman" w:cs="Times New Roman"/>
-          <w:sz w:val="24"/>
-        </w:rPr>
-        <w:t xml:space="preserve"> моделирования, позволяющая</w:t>
-      </w:r>
-      <w:r>
-        <w:rPr>
-          <w:rFonts w:ascii="Times New Roman" w:hAnsi="Times New Roman" w:cs="Times New Roman"/>
-          <w:sz w:val="24"/>
-        </w:rPr>
-        <w:t xml:space="preserve"> тестировать алгоритмы управления и обнаружения препятствий квадрокоптера с использованием виртуальной среды AirSim и физического стенда</w:t>
-      </w:r>
-      <w:r>
-        <w:rPr>
-          <w:sz w:val="24"/>
-        </w:rPr>
-        <w:t>.</w:t>
+        <w:t xml:space="preserve">Целью проекта является </w:t>
+      </w:r>
+      <w:r>
+        <w:rPr>
+          <w:rFonts w:ascii="Times New Roman" w:hAnsi="Times New Roman" w:cs="Times New Roman"/>
+          <w:sz w:val="24"/>
+        </w:rPr>
+        <w:t>р</w:t>
+      </w:r>
+      <w:r>
+        <w:rPr>
+          <w:rFonts w:ascii="Times New Roman" w:hAnsi="Times New Roman" w:cs="Times New Roman"/>
+          <w:sz w:val="24"/>
+        </w:rPr>
+        <w:t>азработка стенда полунатурного моделирования для тестирования алгоритмов управления и детекции препятствий квадрокоптера с использованием виртуальной среды AirSim</w:t>
       </w:r>
     </w:p>
     <w:p>
@@ -393,25 +386,8 @@
           <w:szCs w:val="24"/>
           <w:lang w:eastAsia="ru-RU"/>
         </w:rPr>
-        <w:t>Создать полунатурный стенд моделирования</w:t>
-      </w:r>
-      <w:r>
-        <w:rPr>
-          <w:rFonts w:ascii="Times New Roman" w:eastAsia="Times New Roman" w:hAnsi="Times New Roman" w:cs="Times New Roman"/>
-          <w:sz w:val="24"/>
-          <w:szCs w:val="24"/>
-          <w:lang w:eastAsia="ru-RU"/>
-        </w:rPr>
-        <w:t xml:space="preserve"> квадрокоптера с 3 степенями вращения</w:t>
-      </w:r>
-      <w:r>
-        <w:rPr>
-          <w:rFonts w:ascii="Times New Roman" w:eastAsia="Times New Roman" w:hAnsi="Times New Roman" w:cs="Times New Roman"/>
-          <w:sz w:val="24"/>
-          <w:szCs w:val="24"/>
-          <w:lang w:eastAsia="ru-RU"/>
-        </w:rPr>
-        <w:t>.</w:t>
+        <w:lastRenderedPageBreak/>
+        <w:t>Спроектировать и изготовить  механическую платформу</w:t>
       </w:r>
     </w:p>
     <w:p>
@@ -436,8 +412,59 @@
           <w:szCs w:val="24"/>
           <w:lang w:eastAsia="ru-RU"/>
         </w:rPr>
-        <w:t>Интегрировать физическую и виртуальную части системы для совместной работы.</w:t>
-      </w:r>
+        <w:t xml:space="preserve">Разработать </w:t>
+      </w:r>
+      <w:proofErr w:type="gramStart"/>
+      <w:r>
+        <w:rPr>
+          <w:rFonts w:ascii="Times New Roman" w:eastAsia="Times New Roman" w:hAnsi="Times New Roman" w:cs="Times New Roman"/>
+          <w:sz w:val="24"/>
+          <w:szCs w:val="24"/>
+          <w:lang w:eastAsia="ru-RU"/>
+        </w:rPr>
+        <w:t>ПО</w:t>
+      </w:r>
+      <w:proofErr w:type="gramEnd"/>
+      <w:r>
+        <w:rPr>
+          <w:rFonts w:ascii="Times New Roman" w:eastAsia="Times New Roman" w:hAnsi="Times New Roman" w:cs="Times New Roman"/>
+          <w:sz w:val="24"/>
+          <w:szCs w:val="24"/>
+          <w:lang w:eastAsia="ru-RU"/>
+        </w:rPr>
+        <w:t xml:space="preserve"> </w:t>
+      </w:r>
+      <w:proofErr w:type="gramStart"/>
+      <w:r>
+        <w:rPr>
+          <w:rFonts w:ascii="Times New Roman" w:eastAsia="Times New Roman" w:hAnsi="Times New Roman" w:cs="Times New Roman"/>
+          <w:sz w:val="24"/>
+          <w:szCs w:val="24"/>
+          <w:lang w:eastAsia="ru-RU"/>
+        </w:rPr>
+        <w:t>для</w:t>
+      </w:r>
+      <w:proofErr w:type="gramEnd"/>
+      <w:r>
+        <w:rPr>
+          <w:rFonts w:ascii="Times New Roman" w:eastAsia="Times New Roman" w:hAnsi="Times New Roman" w:cs="Times New Roman"/>
+          <w:sz w:val="24"/>
+          <w:szCs w:val="24"/>
+          <w:lang w:eastAsia="ru-RU"/>
+        </w:rPr>
+        <w:t xml:space="preserve"> имитационного моделирования поступательного движения квадрокоптера в </w:t>
+      </w:r>
+      <w:proofErr w:type="spellStart"/>
+      <w:r>
+        <w:rPr>
+          <w:rFonts w:ascii="Times New Roman" w:eastAsia="Times New Roman" w:hAnsi="Times New Roman" w:cs="Times New Roman"/>
+          <w:sz w:val="24"/>
+          <w:szCs w:val="24"/>
+          <w:lang w:val="en-US" w:eastAsia="ru-RU"/>
+        </w:rPr>
+        <w:t>Airsim</w:t>
+      </w:r>
+      <w:proofErr w:type="spellEnd"/>
     </w:p>
     <w:p>
       <w:pPr>
@@ -461,7 +488,7 @@
           <w:szCs w:val="24"/>
           <w:lang w:eastAsia="ru-RU"/>
         </w:rPr>
-        <w:t>Разработать систему визуальной детекции препятствий.</w:t>
+        <w:t>Интегрировать физическую и виртуальную части стенда</w:t>
       </w:r>
     </w:p>
     <w:p>
@@ -486,7 +513,32 @@
           <w:szCs w:val="24"/>
           <w:lang w:eastAsia="ru-RU"/>
         </w:rPr>
-        <w:t>Провести тестирование и оценку эффективности всей системы.</w:t>
+        <w:t xml:space="preserve">Разработать систему детекции и классификации препятствий на основе нейронной сети  </w:t>
+      </w:r>
+    </w:p>
+    <w:p>
+      <w:pPr>
+        <w:numPr>
+          <w:ilvl w:val="0"/>
+          <w:numId w:val="1"/>
+        </w:numPr>
+        <w:spacing w:before="100" w:beforeAutospacing="1" w:after="100" w:afterAutospacing="1" w:line="240" w:lineRule="auto"/>
+        <w:jc w:val="both"/>
+        <w:rPr>
+          <w:rFonts w:ascii="Times New Roman" w:eastAsia="Times New Roman" w:hAnsi="Times New Roman" w:cs="Times New Roman"/>
+          <w:sz w:val="24"/>
+          <w:szCs w:val="24"/>
+          <w:lang w:eastAsia="ru-RU"/>
+        </w:rPr>
+      </w:pPr>
+      <w:r>
+        <w:rPr>
+          <w:rFonts w:ascii="Times New Roman" w:eastAsia="Times New Roman" w:hAnsi="Times New Roman" w:cs="Times New Roman"/>
+          <w:sz w:val="24"/>
+          <w:szCs w:val="24"/>
+          <w:lang w:eastAsia="ru-RU"/>
+        </w:rPr>
+        <w:t>Провести испытания и дать оценку эффективности системы</w:t>
       </w:r>
     </w:p>
     <w:p>
@@ -543,7 +595,21 @@
           <w:rFonts w:ascii="Times New Roman" w:hAnsi="Times New Roman" w:cs="Times New Roman"/>
           <w:sz w:val="24"/>
         </w:rPr>
-        <w:t>следующий алгоритм действий</w:t>
+        <w:t xml:space="preserve">следующий </w:t>
+      </w:r>
+      <w:r>
+        <w:rPr>
+          <w:rFonts w:ascii="Times New Roman" w:hAnsi="Times New Roman" w:cs="Times New Roman"/>
+          <w:sz w:val="24"/>
+        </w:rPr>
+        <w:t>шаги</w:t>
+      </w:r>
+      <w:r>
+        <w:rPr>
+          <w:rFonts w:ascii="Times New Roman" w:hAnsi="Times New Roman" w:cs="Times New Roman"/>
+          <w:sz w:val="24"/>
+        </w:rPr>
+        <w:t xml:space="preserve"> действий</w:t>
       </w:r>
       <w:r>
         <w:rPr>
@@ -756,7 +822,35 @@
           <w:rFonts w:ascii="Times New Roman" w:hAnsi="Times New Roman" w:cs="Times New Roman"/>
           <w:sz w:val="24"/>
         </w:rPr>
-        <w:t xml:space="preserve"> интеграция всех компонентов и получение конечного результата: работающей системы полунатурного моделирования, которая корректно воспроизводит движение квадрокоптера и обнаруживает препятствия в реальном времени</w:t>
+        <w:t xml:space="preserve"> интеграция всех компонентов и получение</w:t>
+      </w:r>
+      <w:r>
+        <w:rPr>
+          <w:rFonts w:ascii="Times New Roman" w:hAnsi="Times New Roman" w:cs="Times New Roman"/>
+          <w:sz w:val="24"/>
+        </w:rPr>
+        <w:t xml:space="preserve"> работающего стенда </w:t>
+      </w:r>
+      <w:r>
+        <w:rPr>
+          <w:rFonts w:ascii="Times New Roman" w:hAnsi="Times New Roman" w:cs="Times New Roman"/>
+          <w:sz w:val="24"/>
+        </w:rPr>
+        <w:t>полунатурного моделирования, котор</w:t>
+      </w:r>
+      <w:r>
+        <w:rPr>
+          <w:rFonts w:ascii="Times New Roman" w:hAnsi="Times New Roman" w:cs="Times New Roman"/>
+          <w:sz w:val="24"/>
+        </w:rPr>
+        <w:t>ый</w:t>
+      </w:r>
+      <w:r>
+        <w:rPr>
+          <w:rFonts w:ascii="Times New Roman" w:hAnsi="Times New Roman" w:cs="Times New Roman"/>
+          <w:sz w:val="24"/>
+        </w:rPr>
+        <w:t xml:space="preserve"> корректно воспроизводит движение квадрокоптера и обнаруживает препятствия в реальном времени</w:t>
       </w:r>
     </w:p>
     <w:p>
@@ -838,7 +932,25 @@
           <w:szCs w:val="24"/>
           <w:lang w:eastAsia="ru-RU"/>
         </w:rPr>
-        <w:t xml:space="preserve"> слайде представлена общая архитектура системы полунатурного моделирования.</w:t>
+        <w:t xml:space="preserve"> слайде представлена общая архитектура </w:t>
+      </w:r>
+      <w:r>
+        <w:rPr>
+          <w:rFonts w:ascii="Times New Roman" w:eastAsia="Times New Roman" w:hAnsi="Times New Roman" w:cs="Times New Roman"/>
+          <w:sz w:val="24"/>
+          <w:szCs w:val="24"/>
+          <w:lang w:eastAsia="ru-RU"/>
+        </w:rPr>
+        <w:t>стенда</w:t>
+      </w:r>
+      <w:r>
+        <w:rPr>
+          <w:rFonts w:ascii="Times New Roman" w:eastAsia="Times New Roman" w:hAnsi="Times New Roman" w:cs="Times New Roman"/>
+          <w:sz w:val="24"/>
+          <w:szCs w:val="24"/>
+          <w:lang w:eastAsia="ru-RU"/>
+        </w:rPr>
+        <w:t xml:space="preserve"> полунатурного моделирования.</w:t>
       </w:r>
     </w:p>
     <w:p>
@@ -915,64 +1027,528 @@
           <w:rFonts w:ascii="Times New Roman" w:hAnsi="Times New Roman" w:cs="Times New Roman"/>
           <w:sz w:val="24"/>
         </w:rPr>
-        <w:t>Бортовая</w:t>
-      </w:r>
-      <w:r>
-        <w:rPr>
-          <w:rFonts w:ascii="Times New Roman" w:hAnsi="Times New Roman" w:cs="Times New Roman"/>
-          <w:sz w:val="24"/>
-        </w:rPr>
-        <w:t xml:space="preserve"> часть включает квадрокоптер, установленный на механической платформе, инерциальный модуль MPU-6050 и бортовой измерительно-вычислительный </w:t>
-      </w:r>
-      <w:r>
-        <w:rPr>
-          <w:rFonts w:ascii="Times New Roman" w:hAnsi="Times New Roman" w:cs="Times New Roman"/>
-          <w:sz w:val="24"/>
+        <w:t>Бортовая часть представляет собой бортовой измерительно-вычислительный комплекс</w:t>
+      </w:r>
+      <w:r>
+        <w:rPr>
+          <w:rFonts w:ascii="Times New Roman" w:hAnsi="Times New Roman" w:cs="Times New Roman"/>
+          <w:sz w:val="24"/>
+        </w:rPr>
+        <w:t xml:space="preserve"> (ИВК)</w:t>
+      </w:r>
+      <w:r>
+        <w:rPr>
+          <w:rFonts w:ascii="Times New Roman" w:hAnsi="Times New Roman" w:cs="Times New Roman"/>
+          <w:sz w:val="24"/>
+        </w:rPr>
+        <w:t>, включающий измерительную систему</w:t>
+      </w:r>
+      <w:r>
+        <w:rPr>
+          <w:rFonts w:ascii="Times New Roman" w:hAnsi="Times New Roman" w:cs="Times New Roman"/>
+          <w:sz w:val="24"/>
+        </w:rPr>
+        <w:t xml:space="preserve"> (ИС)</w:t>
+      </w:r>
+      <w:r>
+        <w:rPr>
+          <w:rFonts w:ascii="Times New Roman" w:hAnsi="Times New Roman" w:cs="Times New Roman"/>
+          <w:sz w:val="24"/>
+        </w:rPr>
+        <w:t xml:space="preserve"> и систему автоматического управления</w:t>
+      </w:r>
+      <w:r>
+        <w:rPr>
+          <w:rFonts w:ascii="Times New Roman" w:hAnsi="Times New Roman" w:cs="Times New Roman"/>
+          <w:sz w:val="24"/>
+        </w:rPr>
+        <w:t xml:space="preserve"> (САУ)</w:t>
+      </w:r>
+      <w:r>
+        <w:rPr>
+          <w:rFonts w:ascii="Times New Roman" w:hAnsi="Times New Roman" w:cs="Times New Roman"/>
+          <w:sz w:val="24"/>
+        </w:rPr>
+        <w:t>. Измерительная система обеспечивает получение углов ориентации и угловых скоростей квадрокопте</w:t>
+      </w:r>
+      <w:r>
+        <w:rPr>
+          <w:rFonts w:ascii="Times New Roman" w:hAnsi="Times New Roman" w:cs="Times New Roman"/>
+          <w:sz w:val="24"/>
+        </w:rPr>
+        <w:t>ра на основе данных инерциального датчика</w:t>
+      </w:r>
+      <w:r>
+        <w:rPr>
+          <w:rFonts w:ascii="Times New Roman" w:hAnsi="Times New Roman" w:cs="Times New Roman"/>
+          <w:sz w:val="24"/>
+        </w:rPr>
+        <w:t>. Система автоматического управления использует эти данные для формирования управляющих сигналов моторам, обеспечивая угловое движен</w:t>
+      </w:r>
+      <w:r>
+        <w:rPr>
+          <w:rFonts w:ascii="Times New Roman" w:hAnsi="Times New Roman" w:cs="Times New Roman"/>
+          <w:sz w:val="24"/>
+        </w:rPr>
+        <w:t>ие квадрокоптера на механической</w:t>
+      </w:r>
+      <w:r>
+        <w:rPr>
+          <w:rFonts w:ascii="Times New Roman" w:hAnsi="Times New Roman" w:cs="Times New Roman"/>
+          <w:sz w:val="24"/>
+        </w:rPr>
+        <w:t xml:space="preserve"> </w:t>
+      </w:r>
+      <w:r>
+        <w:rPr>
+          <w:rFonts w:ascii="Times New Roman" w:hAnsi="Times New Roman" w:cs="Times New Roman"/>
+          <w:sz w:val="24"/>
+        </w:rPr>
+        <w:t>платформе</w:t>
+      </w:r>
+      <w:r>
+        <w:rPr>
+          <w:rFonts w:ascii="Times New Roman" w:hAnsi="Times New Roman" w:cs="Times New Roman"/>
+          <w:sz w:val="24"/>
+        </w:rPr>
+        <w:t>.</w:t>
+      </w:r>
+    </w:p>
+    <w:p>
+      <w:pPr>
+        <w:spacing w:before="100" w:beforeAutospacing="1" w:after="100" w:afterAutospacing="1" w:line="240" w:lineRule="auto"/>
+        <w:ind w:firstLine="709"/>
+        <w:jc w:val="both"/>
+      </w:pPr>
+      <w:r>
+        <w:rPr>
+          <w:rFonts w:ascii="Times New Roman" w:hAnsi="Times New Roman" w:cs="Times New Roman"/>
+          <w:sz w:val="24"/>
+          <w:szCs w:val="24"/>
         </w:rPr>
         <w:lastRenderedPageBreak/>
-        <w:t>комплекс с системой автоматического управления. Эти элементы обеспечива</w:t>
-      </w:r>
-      <w:r>
-        <w:rPr>
-          <w:rFonts w:ascii="Times New Roman" w:hAnsi="Times New Roman" w:cs="Times New Roman"/>
-          <w:sz w:val="24"/>
-        </w:rPr>
-        <w:t xml:space="preserve">ют измерение углов ориентации - </w:t>
-      </w:r>
-      <w:r>
-        <w:rPr>
-          <w:rFonts w:ascii="Times New Roman" w:hAnsi="Times New Roman" w:cs="Times New Roman"/>
-          <w:sz w:val="24"/>
-        </w:rPr>
-        <w:t xml:space="preserve">крена, тангажа и курса </w:t>
-      </w:r>
-      <w:r>
-        <w:rPr>
-          <w:rFonts w:ascii="Times New Roman" w:hAnsi="Times New Roman" w:cs="Times New Roman"/>
-          <w:sz w:val="24"/>
-        </w:rPr>
-        <w:t>-</w:t>
-      </w:r>
-      <w:r>
-        <w:rPr>
-          <w:rFonts w:ascii="Times New Roman" w:hAnsi="Times New Roman" w:cs="Times New Roman"/>
-          <w:sz w:val="24"/>
-        </w:rPr>
-        <w:t xml:space="preserve"> и формирование управляющих воздействий для движения</w:t>
-      </w:r>
-      <w:r>
-        <w:rPr>
-          <w:rFonts w:ascii="Times New Roman" w:hAnsi="Times New Roman" w:cs="Times New Roman"/>
-          <w:sz w:val="24"/>
-        </w:rPr>
-        <w:t xml:space="preserve"> механической</w:t>
-      </w:r>
-      <w:r>
-        <w:rPr>
-          <w:rFonts w:ascii="Times New Roman" w:hAnsi="Times New Roman" w:cs="Times New Roman"/>
-          <w:sz w:val="24"/>
-        </w:rPr>
-        <w:t xml:space="preserve"> платформы.</w:t>
+        <w:t>П</w:t>
+      </w:r>
+      <w:r>
+        <w:rPr>
+          <w:rFonts w:ascii="Times New Roman" w:hAnsi="Times New Roman" w:cs="Times New Roman"/>
+          <w:sz w:val="24"/>
+          <w:szCs w:val="24"/>
+        </w:rPr>
+        <w:t>рограммно-</w:t>
+      </w:r>
+      <w:proofErr w:type="spellStart"/>
+      <w:r>
+        <w:rPr>
+          <w:rFonts w:ascii="Times New Roman" w:hAnsi="Times New Roman" w:cs="Times New Roman"/>
+          <w:sz w:val="24"/>
+          <w:szCs w:val="24"/>
+        </w:rPr>
+        <w:t>визуализационн</w:t>
+      </w:r>
+      <w:r>
+        <w:rPr>
+          <w:rFonts w:ascii="Times New Roman" w:hAnsi="Times New Roman" w:cs="Times New Roman"/>
+          <w:sz w:val="24"/>
+          <w:szCs w:val="24"/>
+        </w:rPr>
+        <w:t>ая</w:t>
+      </w:r>
+      <w:proofErr w:type="spellEnd"/>
+      <w:r>
+        <w:rPr>
+          <w:rFonts w:ascii="Times New Roman" w:eastAsia="Times New Roman" w:hAnsi="Times New Roman" w:cs="Times New Roman"/>
+          <w:sz w:val="24"/>
+          <w:szCs w:val="24"/>
+          <w:lang w:eastAsia="ru-RU"/>
+        </w:rPr>
+        <w:t xml:space="preserve"> </w:t>
+      </w:r>
+      <w:r>
+        <w:rPr>
+          <w:rFonts w:ascii="Times New Roman" w:eastAsia="Times New Roman" w:hAnsi="Times New Roman" w:cs="Times New Roman"/>
+          <w:sz w:val="24"/>
+          <w:szCs w:val="24"/>
+          <w:lang w:eastAsia="ru-RU"/>
+        </w:rPr>
+        <w:t xml:space="preserve">часть </w:t>
+      </w:r>
+      <w:r>
+        <w:rPr>
+          <w:rFonts w:ascii="Times New Roman" w:eastAsia="Times New Roman" w:hAnsi="Times New Roman" w:cs="Times New Roman"/>
+          <w:sz w:val="24"/>
+          <w:szCs w:val="24"/>
+          <w:lang w:eastAsia="ru-RU"/>
+        </w:rPr>
+        <w:t xml:space="preserve">размещена на персональном компьютере. </w:t>
+      </w:r>
+      <w:r>
+        <w:rPr>
+          <w:rFonts w:ascii="Times New Roman" w:hAnsi="Times New Roman" w:cs="Times New Roman"/>
+          <w:sz w:val="24"/>
+        </w:rPr>
+        <w:t>На ПК на основе передаваемых углов ориентации, угловых скоростей и расчётной суммарной тяги выполняется моделирование поступательного движения квадрокоптера. Рассчитанные линейные скорости и координаты используются для визуализации полёта в виртуальной среде AirSim, что позволяет воспроизводить пространственное движение квадрокоптера с учётом реального углового движения физического стенда.</w:t>
+      </w:r>
+    </w:p>
+    <w:p>
+      <w:pPr>
+        <w:ind w:firstLine="709"/>
+        <w:rPr>
+          <w:rFonts w:ascii="Times New Roman" w:hAnsi="Times New Roman" w:cs="Times New Roman"/>
+          <w:b/>
+        </w:rPr>
+      </w:pPr>
+      <w:r>
+        <w:rPr>
+          <w:rFonts w:ascii="Times New Roman" w:hAnsi="Times New Roman" w:cs="Times New Roman"/>
+          <w:b/>
+        </w:rPr>
+        <w:t xml:space="preserve">7 слайд </w:t>
+      </w:r>
+    </w:p>
+    <w:p>
+      <w:pPr>
+        <w:ind w:firstLine="709"/>
+        <w:rPr>
+          <w:rFonts w:ascii="Times New Roman" w:hAnsi="Times New Roman" w:cs="Times New Roman"/>
+        </w:rPr>
+      </w:pPr>
+    </w:p>
+    <w:p>
+      <w:pPr>
+        <w:ind w:firstLine="709"/>
+        <w:jc w:val="both"/>
+        <w:rPr>
+          <w:rFonts w:ascii="Times New Roman" w:hAnsi="Times New Roman" w:cs="Times New Roman"/>
+          <w:sz w:val="24"/>
+          <w:szCs w:val="24"/>
+        </w:rPr>
+      </w:pPr>
+      <w:r>
+        <w:rPr>
+          <w:rFonts w:ascii="Times New Roman" w:hAnsi="Times New Roman" w:cs="Times New Roman"/>
+          <w:sz w:val="24"/>
+          <w:szCs w:val="24"/>
+        </w:rPr>
+        <w:t>Далее рассмотрим аппаратную реализацию</w:t>
+      </w:r>
+      <w:r>
+        <w:rPr>
+          <w:rFonts w:ascii="Times New Roman" w:hAnsi="Times New Roman" w:cs="Times New Roman"/>
+          <w:sz w:val="24"/>
+          <w:szCs w:val="24"/>
+        </w:rPr>
+        <w:t xml:space="preserve"> </w:t>
+      </w:r>
+      <w:proofErr w:type="gramStart"/>
+      <w:r>
+        <w:rPr>
+          <w:rFonts w:ascii="Times New Roman" w:hAnsi="Times New Roman" w:cs="Times New Roman"/>
+          <w:sz w:val="24"/>
+          <w:szCs w:val="24"/>
+        </w:rPr>
+        <w:t>используемого</w:t>
+      </w:r>
+      <w:proofErr w:type="gramEnd"/>
+      <w:r>
+        <w:rPr>
+          <w:rFonts w:ascii="Times New Roman" w:hAnsi="Times New Roman" w:cs="Times New Roman"/>
+          <w:sz w:val="24"/>
+          <w:szCs w:val="24"/>
+        </w:rPr>
+        <w:t xml:space="preserve"> БПЛА</w:t>
+      </w:r>
+      <w:r>
+        <w:rPr>
+          <w:rFonts w:ascii="Times New Roman" w:hAnsi="Times New Roman" w:cs="Times New Roman"/>
+          <w:sz w:val="24"/>
+          <w:szCs w:val="24"/>
+        </w:rPr>
+        <w:t xml:space="preserve">, </w:t>
+      </w:r>
+      <w:r>
+        <w:rPr>
+          <w:rFonts w:ascii="Times New Roman" w:hAnsi="Times New Roman" w:cs="Times New Roman"/>
+          <w:sz w:val="24"/>
+          <w:szCs w:val="24"/>
+        </w:rPr>
+        <w:t>который</w:t>
+      </w:r>
+      <w:r>
+        <w:rPr>
+          <w:rFonts w:ascii="Times New Roman" w:hAnsi="Times New Roman" w:cs="Times New Roman"/>
+          <w:sz w:val="24"/>
+          <w:szCs w:val="24"/>
+        </w:rPr>
+        <w:t xml:space="preserve"> обеспечивает сбор инерциальных данных и их передачу в виртуальную среду.</w:t>
+      </w:r>
+    </w:p>
+    <w:p>
+      <w:pPr>
+        <w:ind w:firstLine="709"/>
+        <w:jc w:val="both"/>
+        <w:rPr>
+          <w:rFonts w:ascii="Times New Roman" w:hAnsi="Times New Roman" w:cs="Times New Roman"/>
+          <w:sz w:val="24"/>
+          <w:szCs w:val="24"/>
+        </w:rPr>
+      </w:pPr>
+      <w:r>
+        <w:rPr>
+          <w:rFonts w:ascii="Times New Roman" w:hAnsi="Times New Roman" w:cs="Times New Roman"/>
+          <w:sz w:val="24"/>
+          <w:szCs w:val="24"/>
+        </w:rPr>
+        <w:t xml:space="preserve">В основе аппаратной части используется компактный квадрокоптер, закреплённый на внутреннем стержне стенда. Квадрокоптер </w:t>
+      </w:r>
+      <w:proofErr w:type="gramStart"/>
+      <w:r>
+        <w:rPr>
+          <w:rFonts w:ascii="Times New Roman" w:hAnsi="Times New Roman" w:cs="Times New Roman"/>
+          <w:sz w:val="24"/>
+          <w:szCs w:val="24"/>
+        </w:rPr>
+        <w:t>оснащён</w:t>
+      </w:r>
+      <w:proofErr w:type="gramEnd"/>
+      <w:r>
+        <w:rPr>
+          <w:rFonts w:ascii="Times New Roman" w:hAnsi="Times New Roman" w:cs="Times New Roman"/>
+          <w:sz w:val="24"/>
+          <w:szCs w:val="24"/>
+        </w:rPr>
+        <w:t xml:space="preserve"> четырьмя бесщёточными двигателями, </w:t>
+      </w:r>
+      <w:r>
+        <w:rPr>
+          <w:rFonts w:ascii="Times New Roman" w:hAnsi="Times New Roman" w:cs="Times New Roman"/>
+          <w:sz w:val="24"/>
+          <w:szCs w:val="24"/>
+        </w:rPr>
+        <w:t>четырьмя</w:t>
+      </w:r>
+      <w:r>
+        <w:rPr>
+          <w:rFonts w:ascii="Times New Roman" w:hAnsi="Times New Roman" w:cs="Times New Roman"/>
+          <w:sz w:val="24"/>
+          <w:szCs w:val="24"/>
+        </w:rPr>
+        <w:t xml:space="preserve"> регуляторами</w:t>
+      </w:r>
+      <w:r>
+        <w:rPr>
+          <w:rFonts w:ascii="Times New Roman" w:hAnsi="Times New Roman" w:cs="Times New Roman"/>
+          <w:sz w:val="24"/>
+          <w:szCs w:val="24"/>
+        </w:rPr>
+        <w:t xml:space="preserve"> скорости и инерциальным датчиком MPU-6050. Микроконтроллер ESP32 выполняет сбор и обработку данных с датчика по интерфейсу I²C и передаёт информацию по </w:t>
+      </w:r>
+      <w:proofErr w:type="spellStart"/>
+      <w:r>
+        <w:rPr>
+          <w:rFonts w:ascii="Times New Roman" w:hAnsi="Times New Roman" w:cs="Times New Roman"/>
+          <w:sz w:val="24"/>
+          <w:szCs w:val="24"/>
+        </w:rPr>
+        <w:t>Wi-Fi</w:t>
+      </w:r>
+      <w:proofErr w:type="spellEnd"/>
+      <w:r>
+        <w:rPr>
+          <w:rFonts w:ascii="Times New Roman" w:hAnsi="Times New Roman" w:cs="Times New Roman"/>
+          <w:sz w:val="24"/>
+          <w:szCs w:val="24"/>
+        </w:rPr>
+        <w:t xml:space="preserve"> на персональный компьютер.</w:t>
+      </w:r>
+    </w:p>
+    <w:p>
+      <w:pPr>
+        <w:ind w:firstLine="709"/>
+        <w:jc w:val="both"/>
+        <w:rPr>
+          <w:rFonts w:ascii="Times New Roman" w:hAnsi="Times New Roman" w:cs="Times New Roman"/>
+          <w:b/>
+          <w:sz w:val="24"/>
+          <w:szCs w:val="24"/>
+        </w:rPr>
+      </w:pPr>
+      <w:r>
+        <w:rPr>
+          <w:rFonts w:ascii="Times New Roman" w:hAnsi="Times New Roman" w:cs="Times New Roman"/>
+          <w:b/>
+          <w:sz w:val="24"/>
+          <w:szCs w:val="24"/>
+        </w:rPr>
+        <w:t>8</w:t>
+      </w:r>
+      <w:r>
+        <w:rPr>
+          <w:rFonts w:ascii="Times New Roman" w:hAnsi="Times New Roman" w:cs="Times New Roman"/>
+          <w:b/>
+          <w:sz w:val="24"/>
+          <w:szCs w:val="24"/>
+        </w:rPr>
+        <w:t xml:space="preserve"> слайд </w:t>
+      </w:r>
+    </w:p>
+    <w:p>
+      <w:pPr>
+        <w:ind w:firstLine="709"/>
+        <w:jc w:val="both"/>
+        <w:rPr>
+          <w:rFonts w:ascii="Times New Roman" w:hAnsi="Times New Roman" w:cs="Times New Roman"/>
+          <w:sz w:val="24"/>
+          <w:szCs w:val="24"/>
+        </w:rPr>
+      </w:pPr>
+    </w:p>
+    <w:p>
+      <w:pPr>
+        <w:ind w:firstLine="709"/>
+        <w:jc w:val="both"/>
+        <w:rPr>
+          <w:rFonts w:ascii="Times New Roman" w:hAnsi="Times New Roman" w:cs="Times New Roman"/>
+          <w:sz w:val="24"/>
+          <w:szCs w:val="24"/>
+        </w:rPr>
+      </w:pPr>
+      <w:r>
+        <w:rPr>
+          <w:rFonts w:ascii="Times New Roman" w:hAnsi="Times New Roman" w:cs="Times New Roman"/>
+          <w:sz w:val="24"/>
+          <w:szCs w:val="24"/>
+        </w:rPr>
+        <w:t xml:space="preserve">После рассмотрения </w:t>
+      </w:r>
+      <w:r>
+        <w:rPr>
+          <w:rFonts w:ascii="Times New Roman" w:hAnsi="Times New Roman" w:cs="Times New Roman"/>
+          <w:sz w:val="24"/>
+          <w:szCs w:val="24"/>
+        </w:rPr>
+        <w:t xml:space="preserve">аппаратной реализации </w:t>
+      </w:r>
+      <w:r>
+        <w:rPr>
+          <w:rFonts w:ascii="Times New Roman" w:hAnsi="Times New Roman" w:cs="Times New Roman"/>
+          <w:sz w:val="24"/>
+          <w:szCs w:val="24"/>
+        </w:rPr>
+        <w:t>перейдём к циклу работы программного модуля и взаимодействию физической и виртуальной частей системы.</w:t>
+      </w:r>
+    </w:p>
+    <w:p>
+      <w:pPr>
+        <w:pStyle w:val="a3"/>
+        <w:ind w:firstLine="709"/>
+        <w:jc w:val="both"/>
+      </w:pPr>
+      <w:r>
+        <w:t xml:space="preserve">В начале цикла инерциальный датчик MPU-6050 измеряет угловые скорости и ускорения квадрокоптера. На микроконтроллере ESP32 во встроенном модуле DMP выполняется вычисление текущих углов ориентации и угловых скоростей. Алгоритм комплексирования данных акселерометра и гироскопа реализован </w:t>
+      </w:r>
+      <w:proofErr w:type="spellStart"/>
+      <w:r>
+        <w:t>аппаратно</w:t>
+      </w:r>
+      <w:proofErr w:type="spellEnd"/>
+      <w:r>
+        <w:t xml:space="preserve"> и рассматривается как «чёрный ящик».</w:t>
+      </w:r>
+    </w:p>
+    <w:p>
+      <w:pPr>
+        <w:pStyle w:val="a3"/>
+        <w:ind w:firstLine="709"/>
+        <w:jc w:val="both"/>
+      </w:pPr>
+      <w:r>
+        <w:t>Далее требуемые углы ориентации, поступающие с персонального компьютера, сравниваются с текущими значениями на борту. На основе этого рассогласования в П-регуляторе формируется требуемая угловая скорость, а затем в ПИД-регуляторе вычисляется расчётная суммарная тяга квадрокоптера.</w:t>
+      </w:r>
+    </w:p>
+    <w:p>
+      <w:pPr>
+        <w:pStyle w:val="a3"/>
+        <w:ind w:firstLine="709"/>
+        <w:jc w:val="both"/>
+      </w:pPr>
+      <w:r>
+        <w:t>На основе расчётной тяги в блоке формирования ШИМ-сигналов выполняется микширование, в результате чего формируются управляющие сигналы для четырёх регуляторов скорости, обеспечивающие вращение двигателей и угловое движение квадрокоптера на стенде.</w:t>
+      </w:r>
+    </w:p>
+    <w:p>
+      <w:pPr>
+        <w:pStyle w:val="a3"/>
+        <w:ind w:firstLine="709"/>
+        <w:jc w:val="both"/>
+      </w:pPr>
+      <w:r>
+        <w:t xml:space="preserve">Параллельно текущие углы ориентации, угловые скорости и расчётная суммарная тяга формируются в UDP-пакет и передаются на персональный компьютер. На ПК эти данные используются для моделирования поступательного движения квадрокоптера и его визуализации в виртуальной среде </w:t>
+      </w:r>
+      <w:proofErr w:type="spellStart"/>
+      <w:r>
+        <w:t>Unreal</w:t>
+      </w:r>
+      <w:proofErr w:type="spellEnd"/>
+      <w:r>
+        <w:t xml:space="preserve"> </w:t>
+      </w:r>
+      <w:proofErr w:type="spellStart"/>
+      <w:r>
+        <w:t>Engine</w:t>
+      </w:r>
+      <w:proofErr w:type="spellEnd"/>
+      <w:r>
+        <w:t xml:space="preserve"> + AirSim.</w:t>
+      </w:r>
+    </w:p>
+    <w:p>
+      <w:pPr>
+        <w:pStyle w:val="a3"/>
+        <w:ind w:firstLine="709"/>
+        <w:jc w:val="both"/>
+      </w:pPr>
+      <w:r>
+        <w:t xml:space="preserve">Таким образом, в системе реализуется полунатурный цикл, в котором угловое движение формируется физически на стенде, а поступательное движение рассчитывается </w:t>
+      </w:r>
+      <w:proofErr w:type="spellStart"/>
+      <w:r>
+        <w:t>программно</w:t>
+      </w:r>
+      <w:proofErr w:type="spellEnd"/>
+      <w:r>
+        <w:t xml:space="preserve"> и отображается в виртуальной среде.</w:t>
+      </w:r>
+    </w:p>
+    <w:p>
+      <w:pPr>
+        <w:ind w:firstLine="709"/>
+        <w:jc w:val="both"/>
+        <w:rPr>
+          <w:rFonts w:ascii="Times New Roman" w:hAnsi="Times New Roman" w:cs="Times New Roman"/>
+          <w:b/>
+          <w:sz w:val="24"/>
+          <w:szCs w:val="24"/>
+        </w:rPr>
+      </w:pPr>
+      <w:r>
+        <w:rPr>
+          <w:rFonts w:ascii="Times New Roman" w:hAnsi="Times New Roman" w:cs="Times New Roman"/>
+          <w:b/>
+          <w:sz w:val="24"/>
+          <w:szCs w:val="24"/>
+        </w:rPr>
+        <w:lastRenderedPageBreak/>
+        <w:t>9</w:t>
+      </w:r>
+      <w:r>
+        <w:rPr>
+          <w:rFonts w:ascii="Times New Roman" w:hAnsi="Times New Roman" w:cs="Times New Roman"/>
+          <w:b/>
+          <w:sz w:val="24"/>
+          <w:szCs w:val="24"/>
+        </w:rPr>
+        <w:t xml:space="preserve"> слайд </w:t>
       </w:r>
     </w:p>
     <w:p>
@@ -981,53 +1557,89 @@
         <w:ind w:firstLine="709"/>
         <w:jc w:val="both"/>
         <w:rPr>
-          <w:rFonts w:ascii="Times New Roman" w:hAnsi="Times New Roman" w:cs="Times New Roman"/>
-          <w:sz w:val="24"/>
-        </w:rPr>
-      </w:pPr>
-      <w:r>
-        <w:rPr>
-          <w:rFonts w:ascii="Times New Roman" w:hAnsi="Times New Roman" w:cs="Times New Roman"/>
-          <w:sz w:val="24"/>
-          <w:szCs w:val="24"/>
-        </w:rPr>
-        <w:t>П</w:t>
-      </w:r>
-      <w:r>
-        <w:rPr>
-          <w:rFonts w:ascii="Times New Roman" w:hAnsi="Times New Roman" w:cs="Times New Roman"/>
-          <w:sz w:val="24"/>
-          <w:szCs w:val="24"/>
-        </w:rPr>
-        <w:t>рограммно-</w:t>
-      </w:r>
-      <w:proofErr w:type="spellStart"/>
-      <w:r>
-        <w:rPr>
-          <w:rFonts w:ascii="Times New Roman" w:hAnsi="Times New Roman" w:cs="Times New Roman"/>
-          <w:sz w:val="24"/>
-          <w:szCs w:val="24"/>
-        </w:rPr>
-        <w:t>визуализационн</w:t>
-      </w:r>
-      <w:r>
-        <w:rPr>
-          <w:rFonts w:ascii="Times New Roman" w:hAnsi="Times New Roman" w:cs="Times New Roman"/>
-          <w:sz w:val="24"/>
-          <w:szCs w:val="24"/>
-        </w:rPr>
-        <w:t>ая</w:t>
-      </w:r>
-      <w:proofErr w:type="spellEnd"/>
-      <w:r>
-        <w:rPr>
           <w:rFonts w:ascii="Times New Roman" w:eastAsia="Times New Roman" w:hAnsi="Times New Roman" w:cs="Times New Roman"/>
           <w:sz w:val="24"/>
           <w:szCs w:val="24"/>
           <w:lang w:eastAsia="ru-RU"/>
         </w:rPr>
+      </w:pPr>
+      <w:r>
+        <w:rPr>
+          <w:rFonts w:ascii="Times New Roman" w:eastAsia="Times New Roman" w:hAnsi="Times New Roman" w:cs="Times New Roman"/>
+          <w:sz w:val="24"/>
+          <w:szCs w:val="24"/>
+          <w:lang w:eastAsia="ru-RU"/>
+        </w:rPr>
+        <w:t>На предыдущем слайде был рассмотрен цикл работы программного модуля и взаимодействие физическо</w:t>
+      </w:r>
+      <w:r>
+        <w:rPr>
+          <w:rFonts w:ascii="Times New Roman" w:eastAsia="Times New Roman" w:hAnsi="Times New Roman" w:cs="Times New Roman"/>
+          <w:sz w:val="24"/>
+          <w:szCs w:val="24"/>
+          <w:lang w:eastAsia="ru-RU"/>
+        </w:rPr>
+        <w:t xml:space="preserve">й и виртуальной частей системы. </w:t>
+      </w:r>
+      <w:r>
+        <w:rPr>
+          <w:rFonts w:ascii="Times New Roman" w:eastAsia="Times New Roman" w:hAnsi="Times New Roman" w:cs="Times New Roman"/>
+          <w:sz w:val="24"/>
+          <w:szCs w:val="24"/>
+          <w:lang w:eastAsia="ru-RU"/>
+        </w:rPr>
+        <w:t>В рамках этого цикла на персональном компьютере выполняется моделирование поступательного движения квадрокоптера.</w:t>
+      </w:r>
+    </w:p>
+    <w:p>
+      <w:pPr>
+        <w:spacing w:before="100" w:beforeAutospacing="1" w:after="100" w:afterAutospacing="1" w:line="240" w:lineRule="auto"/>
+        <w:ind w:firstLine="709"/>
+        <w:jc w:val="both"/>
+        <w:rPr>
+          <w:rFonts w:ascii="Times New Roman" w:eastAsia="Times New Roman" w:hAnsi="Times New Roman" w:cs="Times New Roman"/>
+          <w:sz w:val="24"/>
+          <w:szCs w:val="24"/>
+          <w:lang w:eastAsia="ru-RU"/>
+        </w:rPr>
+      </w:pPr>
+      <w:r>
+        <w:rPr>
+          <w:rFonts w:ascii="Times New Roman" w:eastAsia="Times New Roman" w:hAnsi="Times New Roman" w:cs="Times New Roman"/>
+          <w:sz w:val="24"/>
+          <w:szCs w:val="24"/>
+          <w:lang w:eastAsia="ru-RU"/>
+        </w:rPr>
+        <w:t>На основе вычисленных линейных скоростей</w:t>
+      </w:r>
+      <w:r>
+        <w:rPr>
+          <w:rFonts w:ascii="Times New Roman" w:eastAsia="Times New Roman" w:hAnsi="Times New Roman" w:cs="Times New Roman"/>
+          <w:sz w:val="24"/>
+          <w:szCs w:val="24"/>
+          <w:lang w:eastAsia="ru-RU"/>
+        </w:rPr>
+        <w:t xml:space="preserve"> в скоростной СК</w:t>
+      </w:r>
+      <w:r>
+        <w:rPr>
+          <w:rFonts w:ascii="Times New Roman" w:eastAsia="Times New Roman" w:hAnsi="Times New Roman" w:cs="Times New Roman"/>
+          <w:sz w:val="24"/>
+          <w:szCs w:val="24"/>
+          <w:lang w:eastAsia="ru-RU"/>
+        </w:rPr>
+        <w:t xml:space="preserve"> выполняется переход в</w:t>
+      </w:r>
+      <w:r>
+        <w:rPr>
+          <w:rFonts w:ascii="Times New Roman" w:eastAsia="Times New Roman" w:hAnsi="Times New Roman" w:cs="Times New Roman"/>
+          <w:sz w:val="24"/>
+          <w:szCs w:val="24"/>
+          <w:lang w:eastAsia="ru-RU"/>
+        </w:rPr>
         <w:t xml:space="preserve"> </w:t>
       </w:r>
+      <w:proofErr w:type="gramStart"/>
       <w:r>
         <w:rPr>
           <w:rFonts w:ascii="Times New Roman" w:eastAsia="Times New Roman" w:hAnsi="Times New Roman" w:cs="Times New Roman"/>
@@ -1035,8 +1647,9 @@
           <w:szCs w:val="24"/>
           <w:lang w:eastAsia="ru-RU"/>
         </w:rPr>
-        <w:t xml:space="preserve">часть </w:t>
-      </w:r>
+        <w:t>навигационную</w:t>
+      </w:r>
+      <w:proofErr w:type="gramEnd"/>
       <w:r>
         <w:rPr>
           <w:rFonts w:ascii="Times New Roman" w:eastAsia="Times New Roman" w:hAnsi="Times New Roman" w:cs="Times New Roman"/>
@@ -1044,174 +1657,228 @@
           <w:szCs w:val="24"/>
           <w:lang w:eastAsia="ru-RU"/>
         </w:rPr>
-        <w:t xml:space="preserve">размещена на персональном компьютере. </w:t>
-      </w:r>
-      <w:r>
-        <w:rPr>
-          <w:rFonts w:ascii="Times New Roman" w:hAnsi="Times New Roman" w:cs="Times New Roman"/>
-          <w:sz w:val="24"/>
-        </w:rPr>
-        <w:t xml:space="preserve">На ПК осуществляется </w:t>
-      </w:r>
-      <w:r>
-        <w:rPr>
-          <w:rStyle w:val="a4"/>
-          <w:rFonts w:ascii="Times New Roman" w:hAnsi="Times New Roman" w:cs="Times New Roman"/>
-          <w:b w:val="0"/>
-          <w:sz w:val="24"/>
-        </w:rPr>
-        <w:t>программное моделирование поступательного движения квадрокоптера</w:t>
-      </w:r>
-      <w:r>
-        <w:rPr>
-          <w:rFonts w:ascii="Times New Roman" w:hAnsi="Times New Roman" w:cs="Times New Roman"/>
-          <w:sz w:val="24"/>
-        </w:rPr>
-        <w:t>, которое рассчитывается на основе полученных углов ориентации.</w:t>
-      </w:r>
-    </w:p>
-    <w:p>
-      <w:pPr>
-        <w:spacing w:before="100" w:beforeAutospacing="1" w:after="100" w:afterAutospacing="1" w:line="240" w:lineRule="auto"/>
-        <w:ind w:firstLine="709"/>
-        <w:jc w:val="both"/>
-        <w:rPr>
-          <w:rFonts w:ascii="Times New Roman" w:hAnsi="Times New Roman" w:cs="Times New Roman"/>
-          <w:sz w:val="28"/>
-        </w:rPr>
-      </w:pPr>
-      <w:r>
-        <w:rPr>
-          <w:rFonts w:ascii="Times New Roman" w:hAnsi="Times New Roman" w:cs="Times New Roman"/>
-          <w:sz w:val="24"/>
-        </w:rPr>
-        <w:t xml:space="preserve">Для корректной визуализации в среде AirSim используются оба типа движения: </w:t>
-      </w:r>
-      <w:r>
-        <w:rPr>
-          <w:rFonts w:ascii="Times New Roman" w:hAnsi="Times New Roman" w:cs="Times New Roman"/>
-          <w:sz w:val="24"/>
-        </w:rPr>
-        <w:t>угловое -</w:t>
-      </w:r>
-      <w:r>
-        <w:rPr>
-          <w:rFonts w:ascii="Times New Roman" w:hAnsi="Times New Roman" w:cs="Times New Roman"/>
-          <w:sz w:val="24"/>
-        </w:rPr>
-        <w:t xml:space="preserve"> поступающее с физиче</w:t>
-      </w:r>
-      <w:r>
-        <w:rPr>
-          <w:rFonts w:ascii="Times New Roman" w:hAnsi="Times New Roman" w:cs="Times New Roman"/>
-          <w:sz w:val="24"/>
-        </w:rPr>
-        <w:t>ского стенда, и поступательное -</w:t>
-      </w:r>
-      <w:r>
-        <w:rPr>
-          <w:rFonts w:ascii="Times New Roman" w:hAnsi="Times New Roman" w:cs="Times New Roman"/>
-          <w:sz w:val="24"/>
-        </w:rPr>
-        <w:t xml:space="preserve"> вычисляемое </w:t>
-      </w:r>
-      <w:proofErr w:type="spellStart"/>
-      <w:r>
-        <w:rPr>
-          <w:rFonts w:ascii="Times New Roman" w:hAnsi="Times New Roman" w:cs="Times New Roman"/>
-          <w:sz w:val="24"/>
-        </w:rPr>
-        <w:t>программно</w:t>
-      </w:r>
-      <w:proofErr w:type="spellEnd"/>
-      <w:r>
-        <w:rPr>
-          <w:rFonts w:ascii="Times New Roman" w:hAnsi="Times New Roman" w:cs="Times New Roman"/>
-          <w:sz w:val="24"/>
-        </w:rPr>
-        <w:t>.</w:t>
-      </w:r>
-    </w:p>
-    <w:p>
-      <w:pPr>
-        <w:spacing w:before="100" w:beforeAutospacing="1" w:after="100" w:afterAutospacing="1" w:line="240" w:lineRule="auto"/>
-        <w:ind w:firstLine="709"/>
-        <w:jc w:val="both"/>
+        <w:t xml:space="preserve"> СК</w:t>
+      </w:r>
+      <w:r>
+        <w:t xml:space="preserve"> </w:t>
+      </w:r>
+      <w:r>
+        <w:rPr>
+          <w:rFonts w:ascii="Times New Roman" w:hAnsi="Times New Roman" w:cs="Times New Roman"/>
+          <w:sz w:val="24"/>
+        </w:rPr>
+        <w:t>с использованием матрицы поворота</w:t>
+      </w:r>
+      <w:r>
         <w:rPr>
           <w:rFonts w:ascii="Times New Roman" w:eastAsia="Times New Roman" w:hAnsi="Times New Roman" w:cs="Times New Roman"/>
           <w:sz w:val="28"/>
           <w:szCs w:val="24"/>
           <w:lang w:eastAsia="ru-RU"/>
         </w:rPr>
-      </w:pPr>
-      <w:r>
-        <w:rPr>
-          <w:rFonts w:ascii="Times New Roman" w:hAnsi="Times New Roman" w:cs="Times New Roman"/>
-          <w:sz w:val="24"/>
-        </w:rPr>
-        <w:t>Результаты моделирования формируют обратную связь, которая передаётся обратно на физическую платформу, обеспечивая согласованную работу реальной и виртуальной частей системы.</w:t>
-      </w:r>
-    </w:p>
-    <w:p>
-      <w:pPr>
-        <w:ind w:firstLine="709"/>
+        <w:t xml:space="preserve"> </w:t>
+      </w:r>
+      <w:r>
+        <w:rPr>
+          <w:rFonts w:ascii="Times New Roman" w:eastAsia="Times New Roman" w:hAnsi="Times New Roman" w:cs="Times New Roman"/>
+          <w:sz w:val="24"/>
+          <w:szCs w:val="24"/>
+          <w:lang w:eastAsia="ru-RU"/>
+        </w:rPr>
+        <w:t xml:space="preserve">и последующее интегрирование, в результате чего определяются координаты квадрокоптера в </w:t>
+      </w:r>
+      <w:r>
+        <w:rPr>
+          <w:rFonts w:ascii="Times New Roman" w:eastAsia="Times New Roman" w:hAnsi="Times New Roman" w:cs="Times New Roman"/>
+          <w:sz w:val="24"/>
+          <w:szCs w:val="24"/>
+          <w:lang w:eastAsia="ru-RU"/>
+        </w:rPr>
+        <w:t>виртуальной среде</w:t>
+      </w:r>
+      <w:r>
+        <w:rPr>
+          <w:rFonts w:ascii="Times New Roman" w:eastAsia="Times New Roman" w:hAnsi="Times New Roman" w:cs="Times New Roman"/>
+          <w:sz w:val="24"/>
+          <w:szCs w:val="24"/>
+          <w:lang w:eastAsia="ru-RU"/>
+        </w:rPr>
+        <w:t>.</w:t>
+      </w:r>
+    </w:p>
+    <w:p>
+      <w:pPr>
+        <w:spacing w:before="100" w:beforeAutospacing="1" w:after="100" w:afterAutospacing="1" w:line="240" w:lineRule="auto"/>
+        <w:ind w:firstLine="709"/>
+        <w:jc w:val="both"/>
+        <w:rPr>
+          <w:rFonts w:ascii="Times New Roman" w:eastAsia="Times New Roman" w:hAnsi="Times New Roman" w:cs="Times New Roman"/>
+          <w:sz w:val="24"/>
+          <w:szCs w:val="24"/>
+          <w:lang w:eastAsia="ru-RU"/>
+        </w:rPr>
+      </w:pPr>
+      <w:r>
+        <w:rPr>
+          <w:rFonts w:ascii="Times New Roman" w:eastAsia="Times New Roman" w:hAnsi="Times New Roman" w:cs="Times New Roman"/>
+          <w:sz w:val="24"/>
+          <w:szCs w:val="24"/>
+          <w:lang w:eastAsia="ru-RU"/>
+        </w:rPr>
+        <w:t>Полученные координаты и скорости используются для обновления состояния виртуального аппарата и последующей визуализации его движения в среде AirSim.</w:t>
+      </w:r>
+    </w:p>
+    <w:p>
+      <w:pPr>
+        <w:ind w:firstLine="709"/>
+        <w:jc w:val="both"/>
         <w:rPr>
           <w:rFonts w:ascii="Times New Roman" w:hAnsi="Times New Roman" w:cs="Times New Roman"/>
           <w:b/>
-        </w:rPr>
-      </w:pPr>
-      <w:r>
+          <w:sz w:val="24"/>
+          <w:szCs w:val="24"/>
+          <w:lang w:val="en-US"/>
+        </w:rPr>
+      </w:pPr>
+    </w:p>
+    <w:p>
+      <w:pPr>
+        <w:ind w:firstLine="709"/>
+        <w:jc w:val="both"/>
         <w:rPr>
           <w:rFonts w:ascii="Times New Roman" w:hAnsi="Times New Roman" w:cs="Times New Roman"/>
           <w:b/>
-        </w:rPr>
-        <w:t xml:space="preserve">7 слайд </w:t>
-      </w:r>
-    </w:p>
-    <w:p>
-      <w:pPr>
-        <w:ind w:firstLine="709"/>
-        <w:rPr>
-          <w:rFonts w:ascii="Times New Roman" w:hAnsi="Times New Roman" w:cs="Times New Roman"/>
-        </w:rPr>
-      </w:pPr>
-    </w:p>
-    <w:p>
-      <w:pPr>
-        <w:ind w:firstLine="709"/>
-        <w:jc w:val="both"/>
-        <w:rPr>
-          <w:rFonts w:ascii="Times New Roman" w:hAnsi="Times New Roman" w:cs="Times New Roman"/>
-          <w:sz w:val="24"/>
-          <w:szCs w:val="24"/>
-        </w:rPr>
-      </w:pPr>
-      <w:r>
-        <w:rPr>
-          <w:rFonts w:ascii="Times New Roman" w:hAnsi="Times New Roman" w:cs="Times New Roman"/>
-          <w:sz w:val="24"/>
-          <w:szCs w:val="24"/>
-        </w:rPr>
-        <w:t>Далее рассмотрим аппаратную реализацию, которая обеспечивает сбор инерциальных данных и их передачу в виртуальную среду.</w:t>
-      </w:r>
-    </w:p>
-    <w:p>
-      <w:pPr>
-        <w:ind w:firstLine="709"/>
-        <w:jc w:val="both"/>
-        <w:rPr>
-          <w:rFonts w:ascii="Times New Roman" w:hAnsi="Times New Roman" w:cs="Times New Roman"/>
-          <w:sz w:val="24"/>
-          <w:szCs w:val="24"/>
-        </w:rPr>
-      </w:pPr>
-      <w:r>
-        <w:rPr>
-          <w:rFonts w:ascii="Times New Roman" w:hAnsi="Times New Roman" w:cs="Times New Roman"/>
-          <w:sz w:val="24"/>
-          <w:szCs w:val="24"/>
-        </w:rPr>
-        <w:t xml:space="preserve">В основе аппаратной части используется компактный квадрокоптер, закреплённый на внутреннем стержне стенда. Квадрокоптер оснащён четырьмя бесщёточными двигателями, регулятором скорости и инерциальным датчиком MPU-6050. Микроконтроллер ESP32 выполняет сбор и обработку данных с датчика по интерфейсу I²C и передаёт информацию по </w:t>
+          <w:sz w:val="24"/>
+          <w:szCs w:val="24"/>
+        </w:rPr>
+      </w:pPr>
+      <w:r>
+        <w:rPr>
+          <w:rFonts w:ascii="Times New Roman" w:hAnsi="Times New Roman" w:cs="Times New Roman"/>
+          <w:b/>
+          <w:sz w:val="24"/>
+          <w:szCs w:val="24"/>
+        </w:rPr>
+        <w:t>10</w:t>
+      </w:r>
+      <w:r>
+        <w:rPr>
+          <w:rFonts w:ascii="Times New Roman" w:hAnsi="Times New Roman" w:cs="Times New Roman"/>
+          <w:b/>
+          <w:sz w:val="24"/>
+          <w:szCs w:val="24"/>
+        </w:rPr>
+        <w:t xml:space="preserve"> слайд </w:t>
+      </w:r>
+    </w:p>
+    <w:p>
+      <w:pPr>
+        <w:ind w:firstLine="709"/>
+        <w:jc w:val="both"/>
+        <w:rPr>
+          <w:rFonts w:ascii="Times New Roman" w:hAnsi="Times New Roman" w:cs="Times New Roman"/>
+          <w:sz w:val="24"/>
+          <w:szCs w:val="24"/>
+        </w:rPr>
+      </w:pPr>
+    </w:p>
+    <w:p>
+      <w:pPr>
+        <w:ind w:firstLine="709"/>
+        <w:jc w:val="both"/>
+        <w:rPr>
+          <w:rFonts w:ascii="Times New Roman" w:hAnsi="Times New Roman" w:cs="Times New Roman"/>
+          <w:sz w:val="24"/>
+          <w:szCs w:val="24"/>
+        </w:rPr>
+      </w:pPr>
+      <w:r>
+        <w:rPr>
+          <w:rFonts w:ascii="Times New Roman" w:hAnsi="Times New Roman" w:cs="Times New Roman"/>
+          <w:sz w:val="24"/>
+          <w:szCs w:val="24"/>
+        </w:rPr>
+        <w:t>Для проверки работоспособности описанного программного цикла и проведения экспериментов моделирование</w:t>
+      </w:r>
+      <w:r>
+        <w:rPr>
+          <w:rFonts w:ascii="Times New Roman" w:hAnsi="Times New Roman" w:cs="Times New Roman"/>
+          <w:sz w:val="24"/>
+          <w:szCs w:val="24"/>
+        </w:rPr>
+        <w:t xml:space="preserve"> -</w:t>
+      </w:r>
+      <w:r>
+        <w:rPr>
+          <w:rFonts w:ascii="Times New Roman" w:hAnsi="Times New Roman" w:cs="Times New Roman"/>
+          <w:sz w:val="24"/>
+          <w:szCs w:val="24"/>
+        </w:rPr>
+        <w:t xml:space="preserve"> был</w:t>
+      </w:r>
+      <w:r>
+        <w:rPr>
+          <w:rFonts w:ascii="Times New Roman" w:hAnsi="Times New Roman" w:cs="Times New Roman"/>
+          <w:sz w:val="24"/>
+          <w:szCs w:val="24"/>
+        </w:rPr>
+        <w:t>а</w:t>
+      </w:r>
+      <w:r>
+        <w:rPr>
+          <w:rFonts w:ascii="Times New Roman" w:hAnsi="Times New Roman" w:cs="Times New Roman"/>
+          <w:sz w:val="24"/>
+          <w:szCs w:val="24"/>
+        </w:rPr>
+        <w:t xml:space="preserve"> реализован</w:t>
+      </w:r>
+      <w:r>
+        <w:rPr>
+          <w:rFonts w:ascii="Times New Roman" w:hAnsi="Times New Roman" w:cs="Times New Roman"/>
+          <w:sz w:val="24"/>
+          <w:szCs w:val="24"/>
+        </w:rPr>
+        <w:t xml:space="preserve">а визуализация </w:t>
+      </w:r>
+      <w:r>
+        <w:rPr>
+          <w:rFonts w:ascii="Times New Roman" w:hAnsi="Times New Roman" w:cs="Times New Roman"/>
+          <w:sz w:val="24"/>
+          <w:szCs w:val="24"/>
+        </w:rPr>
+        <w:t>полёт</w:t>
+      </w:r>
+      <w:r>
+        <w:rPr>
+          <w:rFonts w:ascii="Times New Roman" w:hAnsi="Times New Roman" w:cs="Times New Roman"/>
+          <w:sz w:val="24"/>
+          <w:szCs w:val="24"/>
+        </w:rPr>
+        <w:t>а</w:t>
+      </w:r>
+      <w:r>
+        <w:rPr>
+          <w:rFonts w:ascii="Times New Roman" w:hAnsi="Times New Roman" w:cs="Times New Roman"/>
+          <w:sz w:val="24"/>
+          <w:szCs w:val="24"/>
+        </w:rPr>
+        <w:t xml:space="preserve"> </w:t>
+      </w:r>
+      <w:r>
+        <w:rPr>
+          <w:rFonts w:ascii="Times New Roman" w:hAnsi="Times New Roman" w:cs="Times New Roman"/>
+          <w:sz w:val="24"/>
+          <w:szCs w:val="24"/>
+        </w:rPr>
+        <w:t>в виртуальной среде</w:t>
+      </w:r>
+      <w:r>
+        <w:rPr>
+          <w:rFonts w:ascii="Times New Roman" w:hAnsi="Times New Roman" w:cs="Times New Roman"/>
+          <w:sz w:val="24"/>
+          <w:szCs w:val="24"/>
+        </w:rPr>
+        <w:t xml:space="preserve"> </w:t>
       </w:r>
       <w:proofErr w:type="spellStart"/>
       <w:r>
@@ -1219,8 +1886,9 @@
           <w:rFonts w:ascii="Times New Roman" w:hAnsi="Times New Roman" w:cs="Times New Roman"/>
           <w:sz w:val="24"/>
           <w:szCs w:val="24"/>
-        </w:rPr>
-        <w:t>Wi</w:t>
+          <w:lang w:val="en-US"/>
+        </w:rPr>
+        <w:t>Airsim</w:t>
       </w:r>
       <w:proofErr w:type="spellEnd"/>
       <w:r>
@@ -1229,22 +1897,155 @@
           <w:sz w:val="24"/>
           <w:szCs w:val="24"/>
         </w:rPr>
-        <w:t>-Fi на персональный компьютер.</w:t>
-      </w:r>
-    </w:p>
-    <w:p>
-      <w:pPr>
-        <w:ind w:firstLine="709"/>
-        <w:rPr>
-          <w:rFonts w:ascii="Times New Roman" w:hAnsi="Times New Roman" w:cs="Times New Roman"/>
-          <w:sz w:val="24"/>
-          <w:szCs w:val="24"/>
-        </w:rPr>
-      </w:pPr>
-    </w:p>
-    <w:p>
-      <w:pPr>
-        <w:ind w:firstLine="709"/>
+        <w:t>.</w:t>
+      </w:r>
+    </w:p>
+    <w:p>
+      <w:pPr>
+        <w:ind w:firstLine="708"/>
+        <w:jc w:val="both"/>
+        <w:rPr>
+          <w:rFonts w:ascii="Times New Roman" w:hAnsi="Times New Roman" w:cs="Times New Roman"/>
+          <w:sz w:val="24"/>
+          <w:szCs w:val="24"/>
+        </w:rPr>
+      </w:pPr>
+      <w:r>
+        <w:rPr>
+          <w:rFonts w:ascii="Times New Roman" w:hAnsi="Times New Roman" w:cs="Times New Roman"/>
+          <w:sz w:val="24"/>
+          <w:szCs w:val="24"/>
+        </w:rPr>
+        <w:t>Данная среда</w:t>
+      </w:r>
+      <w:r>
+        <w:rPr>
+          <w:rFonts w:ascii="Times New Roman" w:hAnsi="Times New Roman" w:cs="Times New Roman"/>
+          <w:sz w:val="24"/>
+          <w:szCs w:val="24"/>
+        </w:rPr>
+        <w:t xml:space="preserve"> реализована на движке </w:t>
+      </w:r>
+      <w:r>
+        <w:rPr>
+          <w:rFonts w:ascii="Times New Roman" w:hAnsi="Times New Roman" w:cs="Times New Roman"/>
+          <w:sz w:val="24"/>
+          <w:szCs w:val="24"/>
+          <w:lang w:val="en-US"/>
+        </w:rPr>
+        <w:t>Unreal</w:t>
+      </w:r>
+      <w:r>
+        <w:rPr>
+          <w:rFonts w:ascii="Times New Roman" w:hAnsi="Times New Roman" w:cs="Times New Roman"/>
+          <w:sz w:val="24"/>
+          <w:szCs w:val="24"/>
+        </w:rPr>
+        <w:t xml:space="preserve"> </w:t>
+      </w:r>
+      <w:r>
+        <w:rPr>
+          <w:rFonts w:ascii="Times New Roman" w:hAnsi="Times New Roman" w:cs="Times New Roman"/>
+          <w:sz w:val="24"/>
+          <w:szCs w:val="24"/>
+          <w:lang w:val="en-US"/>
+        </w:rPr>
+        <w:t>Engine</w:t>
+      </w:r>
+      <w:r>
+        <w:rPr>
+          <w:rFonts w:ascii="Times New Roman" w:hAnsi="Times New Roman" w:cs="Times New Roman"/>
+          <w:sz w:val="24"/>
+          <w:szCs w:val="24"/>
+        </w:rPr>
+        <w:t xml:space="preserve">, который </w:t>
+      </w:r>
+      <w:r>
+        <w:rPr>
+          <w:rFonts w:ascii="Times New Roman" w:hAnsi="Times New Roman" w:cs="Times New Roman"/>
+          <w:sz w:val="24"/>
+          <w:szCs w:val="24"/>
+        </w:rPr>
+        <w:t xml:space="preserve"> позволяет задавать различные сценарии движения и параметры полёта, а также формировать реалистичную трёхмерную сцену.</w:t>
+      </w:r>
+    </w:p>
+    <w:p>
+      <w:pPr>
+        <w:ind w:firstLine="709"/>
+        <w:jc w:val="both"/>
+        <w:rPr>
+          <w:rFonts w:ascii="Times New Roman" w:hAnsi="Times New Roman" w:cs="Times New Roman"/>
+          <w:sz w:val="24"/>
+          <w:szCs w:val="24"/>
+        </w:rPr>
+      </w:pPr>
+      <w:r>
+        <w:rPr>
+          <w:rFonts w:ascii="Times New Roman" w:hAnsi="Times New Roman" w:cs="Times New Roman"/>
+          <w:sz w:val="24"/>
+          <w:szCs w:val="24"/>
+        </w:rPr>
+        <w:t xml:space="preserve">В виртуальной модели воспроизводятся элементы </w:t>
+      </w:r>
+      <w:r>
+        <w:rPr>
+          <w:rFonts w:ascii="Times New Roman" w:hAnsi="Times New Roman" w:cs="Times New Roman"/>
+          <w:sz w:val="24"/>
+          <w:szCs w:val="24"/>
+        </w:rPr>
+        <w:t>парковой</w:t>
+      </w:r>
+      <w:r>
+        <w:rPr>
+          <w:rFonts w:ascii="Times New Roman" w:hAnsi="Times New Roman" w:cs="Times New Roman"/>
+          <w:sz w:val="24"/>
+          <w:szCs w:val="24"/>
+        </w:rPr>
+        <w:t xml:space="preserve"> застройки, статические объекты и потенциальные препятствия, с которыми квадрокоптер может столкнуться в процессе движения.</w:t>
+      </w:r>
+    </w:p>
+    <w:p>
+      <w:pPr>
+        <w:ind w:firstLine="709"/>
+        <w:jc w:val="both"/>
+        <w:rPr>
+          <w:rFonts w:ascii="Times New Roman" w:hAnsi="Times New Roman" w:cs="Times New Roman"/>
+          <w:sz w:val="24"/>
+          <w:szCs w:val="24"/>
+        </w:rPr>
+      </w:pPr>
+      <w:r>
+        <w:rPr>
+          <w:rFonts w:ascii="Times New Roman" w:hAnsi="Times New Roman" w:cs="Times New Roman"/>
+          <w:sz w:val="24"/>
+          <w:szCs w:val="24"/>
+        </w:rPr>
+        <w:t>При движении в такой среде одной из ключевых задач становится обнаружение препятствий и предотвращение столкновений.</w:t>
+      </w:r>
+    </w:p>
+    <w:p>
+      <w:pPr>
+        <w:ind w:firstLine="709"/>
+        <w:jc w:val="both"/>
+        <w:rPr>
+          <w:rFonts w:ascii="Times New Roman" w:hAnsi="Times New Roman" w:cs="Times New Roman"/>
+          <w:sz w:val="24"/>
+          <w:szCs w:val="24"/>
+        </w:rPr>
+      </w:pPr>
+      <w:r>
+        <w:rPr>
+          <w:rFonts w:ascii="Times New Roman" w:hAnsi="Times New Roman" w:cs="Times New Roman"/>
+          <w:sz w:val="24"/>
+          <w:szCs w:val="24"/>
+        </w:rPr>
+        <w:t>В связи с этим в работе была разработана система детекции препятствий.</w:t>
+      </w:r>
+    </w:p>
+    <w:p>
+      <w:pPr>
+        <w:ind w:firstLine="709"/>
+        <w:jc w:val="both"/>
         <w:rPr>
           <w:rFonts w:ascii="Times New Roman" w:hAnsi="Times New Roman" w:cs="Times New Roman"/>
           <w:b/>
@@ -1259,7 +2060,479 @@
           <w:sz w:val="24"/>
           <w:szCs w:val="24"/>
         </w:rPr>
-        <w:t>8 слайд</w:t>
+        <w:t>1</w:t>
+      </w:r>
+      <w:r>
+        <w:rPr>
+          <w:rFonts w:ascii="Times New Roman" w:hAnsi="Times New Roman" w:cs="Times New Roman"/>
+          <w:b/>
+          <w:sz w:val="24"/>
+          <w:szCs w:val="24"/>
+        </w:rPr>
+        <w:t>1</w:t>
+      </w:r>
+      <w:r>
+        <w:rPr>
+          <w:rFonts w:ascii="Times New Roman" w:hAnsi="Times New Roman" w:cs="Times New Roman"/>
+          <w:b/>
+          <w:sz w:val="24"/>
+          <w:szCs w:val="24"/>
+        </w:rPr>
+        <w:t xml:space="preserve"> слайд </w:t>
+      </w:r>
+    </w:p>
+    <w:p>
+      <w:pPr>
+        <w:ind w:firstLine="709"/>
+        <w:jc w:val="both"/>
+        <w:rPr>
+          <w:rFonts w:ascii="Times New Roman" w:hAnsi="Times New Roman" w:cs="Times New Roman"/>
+          <w:sz w:val="24"/>
+          <w:szCs w:val="24"/>
+        </w:rPr>
+      </w:pPr>
+    </w:p>
+    <w:p>
+      <w:pPr>
+        <w:ind w:firstLine="709"/>
+        <w:jc w:val="both"/>
+        <w:rPr>
+          <w:rFonts w:ascii="Times New Roman" w:hAnsi="Times New Roman" w:cs="Times New Roman"/>
+          <w:sz w:val="24"/>
+          <w:szCs w:val="24"/>
+        </w:rPr>
+      </w:pPr>
+      <w:r>
+        <w:rPr>
+          <w:rFonts w:ascii="Times New Roman" w:hAnsi="Times New Roman" w:cs="Times New Roman"/>
+          <w:sz w:val="24"/>
+          <w:szCs w:val="24"/>
+        </w:rPr>
+        <w:t xml:space="preserve">В качестве препятствий были выбраны типовые объекты, характерные для городской и пригородной среды, </w:t>
+      </w:r>
+      <w:r>
+        <w:rPr>
+          <w:rFonts w:ascii="Times New Roman" w:hAnsi="Times New Roman" w:cs="Times New Roman"/>
+          <w:sz w:val="24"/>
+        </w:rPr>
+        <w:t>на основе анализа существующих исследований и сценариев эксплуатации беспилотных летательных аппаратов</w:t>
+      </w:r>
+      <w:r>
+        <w:t>.</w:t>
+      </w:r>
+    </w:p>
+    <w:p>
+      <w:pPr>
+        <w:ind w:firstLine="709"/>
+        <w:jc w:val="both"/>
+        <w:rPr>
+          <w:rFonts w:ascii="Times New Roman" w:hAnsi="Times New Roman" w:cs="Times New Roman"/>
+          <w:sz w:val="24"/>
+          <w:szCs w:val="24"/>
+        </w:rPr>
+      </w:pPr>
+      <w:r>
+        <w:rPr>
+          <w:rFonts w:ascii="Times New Roman" w:hAnsi="Times New Roman" w:cs="Times New Roman"/>
+          <w:sz w:val="24"/>
+          <w:szCs w:val="24"/>
+        </w:rPr>
+        <w:t>В частности, рассматривались птицы как динамические объекты, а также фонарные столбы, линии электропередач, крыши зданий, мосты и верхушки деревьев.</w:t>
+      </w:r>
+    </w:p>
+    <w:p>
+      <w:pPr>
+        <w:ind w:firstLine="709"/>
+        <w:jc w:val="both"/>
+        <w:rPr>
+          <w:rFonts w:ascii="Times New Roman" w:hAnsi="Times New Roman" w:cs="Times New Roman"/>
+          <w:sz w:val="24"/>
+          <w:szCs w:val="24"/>
+        </w:rPr>
+      </w:pPr>
+      <w:r>
+        <w:rPr>
+          <w:rFonts w:ascii="Times New Roman" w:hAnsi="Times New Roman" w:cs="Times New Roman"/>
+          <w:sz w:val="24"/>
+          <w:szCs w:val="24"/>
+        </w:rPr>
+        <w:t xml:space="preserve">Все препятствия были сформированы с использованием стандартных объектов и инструментов движка </w:t>
+      </w:r>
+      <w:proofErr w:type="spellStart"/>
+      <w:r>
+        <w:rPr>
+          <w:rFonts w:ascii="Times New Roman" w:hAnsi="Times New Roman" w:cs="Times New Roman"/>
+          <w:sz w:val="24"/>
+          <w:szCs w:val="24"/>
+        </w:rPr>
+        <w:t>Unreal</w:t>
+      </w:r>
+      <w:proofErr w:type="spellEnd"/>
+      <w:r>
+        <w:rPr>
+          <w:rFonts w:ascii="Times New Roman" w:hAnsi="Times New Roman" w:cs="Times New Roman"/>
+          <w:sz w:val="24"/>
+          <w:szCs w:val="24"/>
+        </w:rPr>
+        <w:t xml:space="preserve"> </w:t>
+      </w:r>
+      <w:proofErr w:type="spellStart"/>
+      <w:r>
+        <w:rPr>
+          <w:rFonts w:ascii="Times New Roman" w:hAnsi="Times New Roman" w:cs="Times New Roman"/>
+          <w:sz w:val="24"/>
+          <w:szCs w:val="24"/>
+        </w:rPr>
+        <w:t>Engine</w:t>
+      </w:r>
+      <w:proofErr w:type="spellEnd"/>
+      <w:r>
+        <w:rPr>
+          <w:rFonts w:ascii="Times New Roman" w:hAnsi="Times New Roman" w:cs="Times New Roman"/>
+          <w:sz w:val="24"/>
+          <w:szCs w:val="24"/>
+        </w:rPr>
+        <w:t>, что обеспечивает воспроизводимость экспериментов и реалистичность сцены.</w:t>
+      </w:r>
+    </w:p>
+    <w:p>
+      <w:pPr>
+        <w:ind w:firstLine="709"/>
+        <w:jc w:val="both"/>
+        <w:rPr>
+          <w:rFonts w:ascii="Times New Roman" w:hAnsi="Times New Roman" w:cs="Times New Roman"/>
+          <w:b/>
+          <w:sz w:val="24"/>
+          <w:szCs w:val="24"/>
+        </w:rPr>
+      </w:pPr>
+      <w:r>
+        <w:rPr>
+          <w:rFonts w:ascii="Times New Roman" w:hAnsi="Times New Roman" w:cs="Times New Roman"/>
+          <w:b/>
+          <w:sz w:val="24"/>
+          <w:szCs w:val="24"/>
+        </w:rPr>
+        <w:lastRenderedPageBreak/>
+        <w:t>1</w:t>
+      </w:r>
+      <w:r>
+        <w:rPr>
+          <w:rFonts w:ascii="Times New Roman" w:hAnsi="Times New Roman" w:cs="Times New Roman"/>
+          <w:b/>
+          <w:sz w:val="24"/>
+          <w:szCs w:val="24"/>
+        </w:rPr>
+        <w:t>2</w:t>
+      </w:r>
+      <w:r>
+        <w:rPr>
+          <w:rFonts w:ascii="Times New Roman" w:hAnsi="Times New Roman" w:cs="Times New Roman"/>
+          <w:b/>
+          <w:sz w:val="24"/>
+          <w:szCs w:val="24"/>
+        </w:rPr>
+        <w:t xml:space="preserve"> слайд</w:t>
+      </w:r>
+    </w:p>
+    <w:p>
+      <w:pPr>
+        <w:ind w:firstLine="709"/>
+        <w:jc w:val="both"/>
+        <w:rPr>
+          <w:rFonts w:ascii="Times New Roman" w:hAnsi="Times New Roman" w:cs="Times New Roman"/>
+          <w:sz w:val="24"/>
+          <w:szCs w:val="24"/>
+        </w:rPr>
+      </w:pPr>
+    </w:p>
+    <w:p>
+      <w:pPr>
+        <w:spacing w:after="0" w:line="360" w:lineRule="auto"/>
+        <w:ind w:firstLine="709"/>
+        <w:jc w:val="both"/>
+        <w:rPr>
+          <w:rFonts w:ascii="Times New Roman" w:hAnsi="Times New Roman" w:cs="Times New Roman"/>
+          <w:sz w:val="24"/>
+          <w:szCs w:val="24"/>
+        </w:rPr>
+      </w:pPr>
+      <w:r>
+        <w:rPr>
+          <w:rFonts w:ascii="Times New Roman" w:hAnsi="Times New Roman" w:cs="Times New Roman"/>
+          <w:sz w:val="24"/>
+          <w:szCs w:val="24"/>
+        </w:rPr>
+        <w:t>Далее рассмотрим процесс обучения нейронной сети.</w:t>
+      </w:r>
+    </w:p>
+    <w:p>
+      <w:pPr>
+        <w:spacing w:after="0" w:line="360" w:lineRule="auto"/>
+        <w:ind w:firstLine="709"/>
+        <w:jc w:val="both"/>
+        <w:rPr>
+          <w:rFonts w:ascii="Times New Roman" w:hAnsi="Times New Roman" w:cs="Times New Roman"/>
+          <w:sz w:val="24"/>
+          <w:szCs w:val="24"/>
+        </w:rPr>
+      </w:pPr>
+      <w:r>
+        <w:rPr>
+          <w:rFonts w:ascii="Times New Roman" w:hAnsi="Times New Roman" w:cs="Times New Roman"/>
+          <w:sz w:val="24"/>
+          <w:szCs w:val="24"/>
+        </w:rPr>
+        <w:t>В качестве базо</w:t>
+      </w:r>
+      <w:r>
+        <w:rPr>
+          <w:rFonts w:ascii="Times New Roman" w:hAnsi="Times New Roman" w:cs="Times New Roman"/>
+          <w:sz w:val="24"/>
+          <w:szCs w:val="24"/>
+        </w:rPr>
+        <w:t xml:space="preserve">вой модели была выбрана YOLOv8n для </w:t>
+      </w:r>
+      <w:proofErr w:type="spellStart"/>
+      <w:r>
+        <w:rPr>
+          <w:rFonts w:ascii="Times New Roman" w:hAnsi="Times New Roman" w:cs="Times New Roman"/>
+          <w:sz w:val="24"/>
+          <w:szCs w:val="24"/>
+        </w:rPr>
+        <w:t>дообучения</w:t>
+      </w:r>
+      <w:proofErr w:type="spellEnd"/>
+      <w:r>
+        <w:rPr>
+          <w:rFonts w:ascii="Times New Roman" w:hAnsi="Times New Roman" w:cs="Times New Roman"/>
+          <w:sz w:val="24"/>
+          <w:szCs w:val="24"/>
+        </w:rPr>
+        <w:t xml:space="preserve">. </w:t>
+      </w:r>
+    </w:p>
+    <w:p>
+      <w:pPr>
+        <w:spacing w:after="0" w:line="360" w:lineRule="auto"/>
+        <w:ind w:firstLine="709"/>
+        <w:jc w:val="both"/>
+        <w:rPr>
+          <w:rFonts w:ascii="Times New Roman" w:hAnsi="Times New Roman" w:cs="Times New Roman"/>
+          <w:sz w:val="24"/>
+          <w:szCs w:val="24"/>
+        </w:rPr>
+      </w:pPr>
+      <w:r>
+        <w:rPr>
+          <w:rFonts w:ascii="Times New Roman" w:hAnsi="Times New Roman" w:cs="Times New Roman"/>
+          <w:sz w:val="24"/>
+          <w:szCs w:val="24"/>
+        </w:rPr>
+        <w:t xml:space="preserve">Процесс </w:t>
+      </w:r>
+      <w:proofErr w:type="spellStart"/>
+      <w:r>
+        <w:rPr>
+          <w:rFonts w:ascii="Times New Roman" w:hAnsi="Times New Roman" w:cs="Times New Roman"/>
+          <w:sz w:val="24"/>
+          <w:szCs w:val="24"/>
+        </w:rPr>
+        <w:t>до</w:t>
+      </w:r>
+      <w:r>
+        <w:rPr>
+          <w:rFonts w:ascii="Times New Roman" w:hAnsi="Times New Roman" w:cs="Times New Roman"/>
+          <w:sz w:val="24"/>
+          <w:szCs w:val="24"/>
+        </w:rPr>
+        <w:t>обучения</w:t>
+      </w:r>
+      <w:proofErr w:type="spellEnd"/>
+      <w:r>
+        <w:rPr>
+          <w:rFonts w:ascii="Times New Roman" w:hAnsi="Times New Roman" w:cs="Times New Roman"/>
+          <w:sz w:val="24"/>
+          <w:szCs w:val="24"/>
+        </w:rPr>
+        <w:t xml:space="preserve"> начинался с ручной аннотации изображений, содержащих различные объекты-препятствия </w:t>
+      </w:r>
+    </w:p>
+    <w:p>
+      <w:pPr>
+        <w:spacing w:after="0" w:line="360" w:lineRule="auto"/>
+        <w:ind w:firstLine="709"/>
+        <w:jc w:val="both"/>
+        <w:rPr>
+          <w:rFonts w:ascii="Times New Roman" w:hAnsi="Times New Roman" w:cs="Times New Roman"/>
+          <w:sz w:val="24"/>
+          <w:szCs w:val="24"/>
+        </w:rPr>
+      </w:pPr>
+      <w:r>
+        <w:rPr>
+          <w:rFonts w:ascii="Times New Roman" w:hAnsi="Times New Roman" w:cs="Times New Roman"/>
+          <w:sz w:val="24"/>
+          <w:szCs w:val="24"/>
+        </w:rPr>
+        <w:t>Всего для обучения использовалось около 900 изображений</w:t>
+      </w:r>
+      <w:r>
+        <w:rPr>
+          <w:rFonts w:ascii="Times New Roman" w:hAnsi="Times New Roman" w:cs="Times New Roman"/>
+          <w:sz w:val="24"/>
+          <w:szCs w:val="24"/>
+        </w:rPr>
+        <w:t>, из них на каждый объект-препятствие приходилось, примерно, 100 изображений</w:t>
+      </w:r>
+      <w:proofErr w:type="gramStart"/>
+      <w:r>
+        <w:rPr>
+          <w:rFonts w:ascii="Times New Roman" w:hAnsi="Times New Roman" w:cs="Times New Roman"/>
+          <w:sz w:val="24"/>
+          <w:szCs w:val="24"/>
+        </w:rPr>
+        <w:t>.</w:t>
+      </w:r>
+      <w:proofErr w:type="gramEnd"/>
+      <w:r>
+        <w:rPr>
+          <w:rFonts w:ascii="Times New Roman" w:hAnsi="Times New Roman" w:cs="Times New Roman"/>
+          <w:sz w:val="24"/>
+          <w:szCs w:val="24"/>
+        </w:rPr>
+        <w:t xml:space="preserve"> Все</w:t>
+      </w:r>
+      <w:r>
+        <w:rPr>
+          <w:rFonts w:ascii="Times New Roman" w:hAnsi="Times New Roman" w:cs="Times New Roman"/>
+          <w:sz w:val="24"/>
+          <w:szCs w:val="24"/>
+        </w:rPr>
+        <w:t xml:space="preserve"> </w:t>
+      </w:r>
+      <w:r>
+        <w:rPr>
+          <w:rFonts w:ascii="Times New Roman" w:hAnsi="Times New Roman" w:cs="Times New Roman"/>
+          <w:sz w:val="24"/>
+          <w:szCs w:val="24"/>
+        </w:rPr>
+        <w:t xml:space="preserve">изображения </w:t>
+      </w:r>
+      <w:r>
+        <w:rPr>
+          <w:rFonts w:ascii="Times New Roman" w:hAnsi="Times New Roman" w:cs="Times New Roman"/>
+          <w:sz w:val="24"/>
+          <w:szCs w:val="24"/>
+        </w:rPr>
+        <w:t xml:space="preserve">были разделены на обучающую, </w:t>
+      </w:r>
+      <w:proofErr w:type="spellStart"/>
+      <w:r>
+        <w:rPr>
+          <w:rFonts w:ascii="Times New Roman" w:hAnsi="Times New Roman" w:cs="Times New Roman"/>
+          <w:sz w:val="24"/>
+          <w:szCs w:val="24"/>
+        </w:rPr>
+        <w:t>валидационную</w:t>
+      </w:r>
+      <w:proofErr w:type="spellEnd"/>
+      <w:r>
+        <w:rPr>
+          <w:rFonts w:ascii="Times New Roman" w:hAnsi="Times New Roman" w:cs="Times New Roman"/>
+          <w:sz w:val="24"/>
+          <w:szCs w:val="24"/>
+        </w:rPr>
+        <w:t xml:space="preserve"> и тестовую выборки.</w:t>
+      </w:r>
+    </w:p>
+    <w:p>
+      <w:pPr>
+        <w:spacing w:after="0" w:line="360" w:lineRule="auto"/>
+        <w:ind w:firstLine="709"/>
+        <w:jc w:val="both"/>
+        <w:rPr>
+          <w:rFonts w:ascii="Times New Roman" w:hAnsi="Times New Roman" w:cs="Times New Roman"/>
+          <w:sz w:val="24"/>
+          <w:szCs w:val="24"/>
+        </w:rPr>
+      </w:pPr>
+      <w:r>
+        <w:rPr>
+          <w:rFonts w:ascii="Times New Roman" w:hAnsi="Times New Roman" w:cs="Times New Roman"/>
+          <w:sz w:val="24"/>
+          <w:szCs w:val="24"/>
+        </w:rPr>
+        <w:t>На изображениях</w:t>
+      </w:r>
+      <w:r>
+        <w:rPr>
+          <w:rFonts w:ascii="Times New Roman" w:hAnsi="Times New Roman" w:cs="Times New Roman"/>
+          <w:sz w:val="24"/>
+          <w:szCs w:val="24"/>
+        </w:rPr>
+        <w:t xml:space="preserve"> представлены результаты работы модели в процессе обучения, где видно, как нейросеть начинает корректно выделять объекты-препятствия и оценивать вероятность их обнаружения.</w:t>
+      </w:r>
+    </w:p>
+    <w:p>
+      <w:pPr>
+        <w:spacing w:after="0" w:line="360" w:lineRule="auto"/>
+        <w:ind w:firstLine="709"/>
+        <w:jc w:val="both"/>
+        <w:rPr>
+          <w:rFonts w:ascii="Times New Roman" w:hAnsi="Times New Roman" w:cs="Times New Roman"/>
+          <w:sz w:val="24"/>
+          <w:szCs w:val="24"/>
+        </w:rPr>
+      </w:pPr>
+      <w:r>
+        <w:rPr>
+          <w:rFonts w:ascii="Times New Roman" w:hAnsi="Times New Roman" w:cs="Times New Roman"/>
+          <w:sz w:val="24"/>
+          <w:szCs w:val="24"/>
+        </w:rPr>
+        <w:t>Таким образом, обученная модель была подготовлена для дальнейшего использования в задаче детекции препятствий при моделировании полёта квадрокоптера.</w:t>
+      </w:r>
+    </w:p>
+    <w:p>
+      <w:pPr>
+        <w:spacing w:after="0" w:line="360" w:lineRule="auto"/>
+        <w:ind w:firstLine="709"/>
+        <w:jc w:val="both"/>
+        <w:rPr>
+          <w:rFonts w:ascii="Times New Roman" w:hAnsi="Times New Roman" w:cs="Times New Roman"/>
+          <w:sz w:val="24"/>
+          <w:szCs w:val="24"/>
+        </w:rPr>
+      </w:pPr>
+    </w:p>
+    <w:p>
+      <w:pPr>
+        <w:ind w:firstLine="709"/>
+        <w:rPr>
+          <w:rFonts w:ascii="Times New Roman" w:hAnsi="Times New Roman" w:cs="Times New Roman"/>
+          <w:b/>
+          <w:sz w:val="24"/>
+          <w:szCs w:val="24"/>
+        </w:rPr>
+      </w:pPr>
+      <w:r>
+        <w:rPr>
+          <w:rFonts w:ascii="Times New Roman" w:hAnsi="Times New Roman" w:cs="Times New Roman"/>
+          <w:b/>
+          <w:sz w:val="24"/>
+          <w:szCs w:val="24"/>
+        </w:rPr>
+        <w:t>13</w:t>
+      </w:r>
+      <w:r>
+        <w:rPr>
+          <w:rFonts w:ascii="Times New Roman" w:hAnsi="Times New Roman" w:cs="Times New Roman"/>
+          <w:b/>
+          <w:sz w:val="24"/>
+          <w:szCs w:val="24"/>
+        </w:rPr>
+        <w:t xml:space="preserve"> слайд</w:t>
       </w:r>
     </w:p>
     <w:p>
@@ -1342,7 +2615,25 @@
           <w:sz w:val="24"/>
           <w:szCs w:val="24"/>
         </w:rPr>
-        <w:t>На втором изображении показан стенд в рабочем режиме: на нём закреплён квадрокоптер с микроконтроллером ESP32 и датчиком MPU-6050, подключённый к персональному компьютеру.</w:t>
+        <w:t xml:space="preserve">На втором изображении показан стенд в рабочем режиме: на нём закреплён </w:t>
+      </w:r>
+      <w:proofErr w:type="spellStart"/>
+      <w:r>
+        <w:rPr>
+          <w:rFonts w:ascii="Times New Roman" w:hAnsi="Times New Roman" w:cs="Times New Roman"/>
+          <w:sz w:val="24"/>
+          <w:szCs w:val="24"/>
+        </w:rPr>
+        <w:t>квадрокоптер</w:t>
+      </w:r>
+      <w:proofErr w:type="spellEnd"/>
+      <w:r>
+        <w:rPr>
+          <w:rFonts w:ascii="Times New Roman" w:hAnsi="Times New Roman" w:cs="Times New Roman"/>
+          <w:sz w:val="24"/>
+          <w:szCs w:val="24"/>
+        </w:rPr>
+        <w:t xml:space="preserve"> с микроконтроллером ESP32 и датчиком MPU-6050, подключённый к персональному компьютеру.</w:t>
       </w:r>
     </w:p>
     <w:p>
@@ -1366,17 +2657,19 @@
     </w:p>
     <w:p>
       <w:pPr>
-        <w:ind w:firstLine="709"/>
-        <w:jc w:val="both"/>
-        <w:rPr>
-          <w:rFonts w:ascii="Times New Roman" w:hAnsi="Times New Roman" w:cs="Times New Roman"/>
-          <w:sz w:val="24"/>
-          <w:szCs w:val="24"/>
-        </w:rPr>
-      </w:pPr>
-    </w:p>
-    <w:p>
-      <w:pPr>
+        <w:spacing w:after="0" w:line="360" w:lineRule="auto"/>
+        <w:ind w:firstLine="709"/>
+        <w:jc w:val="both"/>
+        <w:rPr>
+          <w:rFonts w:ascii="Times New Roman" w:hAnsi="Times New Roman" w:cs="Times New Roman"/>
+          <w:sz w:val="24"/>
+          <w:szCs w:val="24"/>
+        </w:rPr>
+      </w:pPr>
+    </w:p>
+    <w:p>
+      <w:pPr>
+        <w:spacing w:after="0" w:line="360" w:lineRule="auto"/>
         <w:ind w:firstLine="709"/>
         <w:jc w:val="both"/>
         <w:rPr>
@@ -1393,613 +2686,26 @@
           <w:sz w:val="24"/>
           <w:szCs w:val="24"/>
         </w:rPr>
-        <w:t xml:space="preserve">9 слайд </w:t>
-      </w:r>
-    </w:p>
-    <w:p>
-      <w:pPr>
-        <w:ind w:firstLine="709"/>
-        <w:jc w:val="both"/>
-        <w:rPr>
-          <w:rFonts w:ascii="Times New Roman" w:hAnsi="Times New Roman" w:cs="Times New Roman"/>
-          <w:sz w:val="24"/>
-          <w:szCs w:val="24"/>
-        </w:rPr>
-      </w:pPr>
-    </w:p>
-    <w:p>
-      <w:pPr>
-        <w:ind w:firstLine="709"/>
-        <w:jc w:val="both"/>
-        <w:rPr>
-          <w:rFonts w:ascii="Times New Roman" w:hAnsi="Times New Roman" w:cs="Times New Roman"/>
-          <w:sz w:val="24"/>
-          <w:szCs w:val="24"/>
-        </w:rPr>
-      </w:pPr>
-      <w:r>
-        <w:rPr>
-          <w:rFonts w:ascii="Times New Roman" w:hAnsi="Times New Roman" w:cs="Times New Roman"/>
-          <w:sz w:val="24"/>
-          <w:szCs w:val="24"/>
-        </w:rPr>
-        <w:lastRenderedPageBreak/>
-        <w:t>После рассмотрения конструкции стенда перейдём к циклу работы программного модуля и взаимодействию физической и виртуальной частей системы.</w:t>
-      </w:r>
-    </w:p>
-    <w:p>
-      <w:pPr>
-        <w:pStyle w:val="a3"/>
-        <w:ind w:firstLine="709"/>
-        <w:jc w:val="both"/>
-      </w:pPr>
-      <w:r>
-        <w:t>Работа системы организована в виде замкнутого цикла.</w:t>
-      </w:r>
-    </w:p>
-    <w:p>
-      <w:pPr>
-        <w:pStyle w:val="a3"/>
-        <w:ind w:firstLine="709"/>
-        <w:jc w:val="both"/>
-      </w:pPr>
-      <w:r>
-        <w:t>В начале цикла программный модуль получает от микроконтроллера данные об углах ориентации и угловых скоростях квадрокоптера, измеренные на физическом стенде.</w:t>
-      </w:r>
-    </w:p>
-    <w:p>
-      <w:pPr>
-        <w:pStyle w:val="a3"/>
-        <w:ind w:firstLine="709"/>
-        <w:jc w:val="both"/>
-      </w:pPr>
-      <w:r>
-        <w:t>На микроконтроллере выполняются алгоритмы управления и стабилизации. Полученные ориентационные данные используются в регуляторах для формирования управляющих воздействий - ШИМ-сигналов, которые напрямую подаются на электронные регуляторы скорости и управляют вращением двигателей квадрокоптера.</w:t>
-      </w:r>
-    </w:p>
-    <w:p>
-      <w:pPr>
-        <w:pStyle w:val="a3"/>
-        <w:ind w:firstLine="709"/>
-        <w:jc w:val="both"/>
-      </w:pPr>
-      <w:r>
-        <w:t xml:space="preserve">Параллельно рассчитанные углы ориентации и угловые скорости передаются по </w:t>
-      </w:r>
-      <w:r>
-        <w:rPr>
-          <w:lang w:val="en-US"/>
-        </w:rPr>
-        <w:t>Wi</w:t>
-      </w:r>
-      <w:r>
-        <w:t>-</w:t>
-      </w:r>
-      <w:r>
-        <w:rPr>
-          <w:lang w:val="en-US"/>
-        </w:rPr>
-        <w:t>Fi</w:t>
-      </w:r>
-      <w:r>
-        <w:t xml:space="preserve"> в виде </w:t>
-      </w:r>
-      <w:r>
-        <w:rPr>
-          <w:lang w:val="en-US"/>
-        </w:rPr>
-        <w:t>UDP</w:t>
-      </w:r>
-      <w:r>
-        <w:t xml:space="preserve"> </w:t>
-      </w:r>
-      <w:r>
-        <w:t>пакетов</w:t>
-      </w:r>
-      <w:r>
-        <w:t xml:space="preserve"> на персональный компьютер. На ПК эти данные используются для программного моделирования поступательного движения и полной визуализации полёта квадрокоптера в виртуальной среде AirSim. </w:t>
-      </w:r>
-    </w:p>
-    <w:p>
-      <w:pPr>
-        <w:pStyle w:val="a3"/>
-        <w:ind w:firstLine="709"/>
-        <w:jc w:val="both"/>
-      </w:pPr>
-      <w:r>
-        <w:t>Далее результаты виртуального моделирования используются для формирования обратной связи, которая передаётся обратно в систему управления физической платформы.</w:t>
-      </w:r>
-    </w:p>
-    <w:p>
-      <w:pPr>
-        <w:pStyle w:val="a3"/>
-        <w:ind w:firstLine="709"/>
-        <w:jc w:val="both"/>
-      </w:pPr>
-      <w:r>
-        <w:t>Таким образом, обеспечив</w:t>
-      </w:r>
-      <w:r>
-        <w:t xml:space="preserve">ается </w:t>
-      </w:r>
-      <w:r>
-        <w:t>полунатурное моделирование полёта квадрокоптера.</w:t>
-      </w:r>
-    </w:p>
-    <w:p>
-      <w:pPr>
-        <w:ind w:firstLine="709"/>
-        <w:jc w:val="both"/>
+        <w:t>1</w:t>
+      </w:r>
+      <w:r>
         <w:rPr>
           <w:rFonts w:ascii="Times New Roman" w:hAnsi="Times New Roman" w:cs="Times New Roman"/>
           <w:b/>
           <w:sz w:val="24"/>
           <w:szCs w:val="24"/>
         </w:rPr>
-      </w:pPr>
-    </w:p>
-    <w:p>
-      <w:pPr>
-        <w:ind w:firstLine="709"/>
-        <w:jc w:val="both"/>
+        <w:t>4</w:t>
+      </w:r>
+      <w:r>
         <w:rPr>
           <w:rFonts w:ascii="Times New Roman" w:hAnsi="Times New Roman" w:cs="Times New Roman"/>
           <w:b/>
           <w:sz w:val="24"/>
           <w:szCs w:val="24"/>
         </w:rPr>
-      </w:pPr>
-      <w:r>
-        <w:rPr>
-          <w:rFonts w:ascii="Times New Roman" w:hAnsi="Times New Roman" w:cs="Times New Roman"/>
-          <w:b/>
-          <w:sz w:val="24"/>
-          <w:szCs w:val="24"/>
-        </w:rPr>
-        <w:t xml:space="preserve">10 слайд </w:t>
-      </w:r>
-    </w:p>
-    <w:p>
-      <w:pPr>
-        <w:ind w:firstLine="709"/>
-        <w:jc w:val="both"/>
-        <w:rPr>
-          <w:rFonts w:ascii="Times New Roman" w:hAnsi="Times New Roman" w:cs="Times New Roman"/>
-          <w:sz w:val="24"/>
-          <w:szCs w:val="24"/>
-        </w:rPr>
-      </w:pPr>
-    </w:p>
-    <w:p>
-      <w:pPr>
-        <w:ind w:firstLine="709"/>
-        <w:jc w:val="both"/>
-        <w:rPr>
-          <w:rFonts w:ascii="Times New Roman" w:hAnsi="Times New Roman" w:cs="Times New Roman"/>
-          <w:sz w:val="24"/>
-          <w:szCs w:val="24"/>
-        </w:rPr>
-      </w:pPr>
-      <w:r>
-        <w:rPr>
-          <w:rFonts w:ascii="Times New Roman" w:hAnsi="Times New Roman" w:cs="Times New Roman"/>
-          <w:sz w:val="24"/>
-          <w:szCs w:val="24"/>
-        </w:rPr>
-        <w:t>Для проверки работоспособности описанного программного цикла и проведения экспериментов моделирование</w:t>
-      </w:r>
-      <w:r>
-        <w:rPr>
-          <w:rFonts w:ascii="Times New Roman" w:hAnsi="Times New Roman" w:cs="Times New Roman"/>
-          <w:sz w:val="24"/>
-          <w:szCs w:val="24"/>
-        </w:rPr>
-        <w:t xml:space="preserve"> -</w:t>
-      </w:r>
-      <w:r>
-        <w:rPr>
-          <w:rFonts w:ascii="Times New Roman" w:hAnsi="Times New Roman" w:cs="Times New Roman"/>
-          <w:sz w:val="24"/>
-          <w:szCs w:val="24"/>
-        </w:rPr>
-        <w:t xml:space="preserve"> был реализован</w:t>
-      </w:r>
-      <w:r>
-        <w:rPr>
-          <w:rFonts w:ascii="Times New Roman" w:hAnsi="Times New Roman" w:cs="Times New Roman"/>
-          <w:sz w:val="24"/>
-          <w:szCs w:val="24"/>
-        </w:rPr>
-        <w:t xml:space="preserve">а визуализация </w:t>
-      </w:r>
-      <w:r>
-        <w:rPr>
-          <w:rFonts w:ascii="Times New Roman" w:hAnsi="Times New Roman" w:cs="Times New Roman"/>
-          <w:sz w:val="24"/>
-          <w:szCs w:val="24"/>
-        </w:rPr>
-        <w:t>полёт</w:t>
-      </w:r>
-      <w:r>
-        <w:rPr>
-          <w:rFonts w:ascii="Times New Roman" w:hAnsi="Times New Roman" w:cs="Times New Roman"/>
-          <w:sz w:val="24"/>
-          <w:szCs w:val="24"/>
-        </w:rPr>
-        <w:t>а</w:t>
-      </w:r>
-      <w:r>
-        <w:rPr>
-          <w:rFonts w:ascii="Times New Roman" w:hAnsi="Times New Roman" w:cs="Times New Roman"/>
-          <w:sz w:val="24"/>
-          <w:szCs w:val="24"/>
-        </w:rPr>
-        <w:t xml:space="preserve"> </w:t>
-      </w:r>
-      <w:r>
-        <w:rPr>
-          <w:rFonts w:ascii="Times New Roman" w:hAnsi="Times New Roman" w:cs="Times New Roman"/>
-          <w:sz w:val="24"/>
-          <w:szCs w:val="24"/>
-        </w:rPr>
-        <w:t>в специализированной виртуальной среде</w:t>
-      </w:r>
-      <w:r>
-        <w:rPr>
-          <w:rFonts w:ascii="Times New Roman" w:hAnsi="Times New Roman" w:cs="Times New Roman"/>
-          <w:sz w:val="24"/>
-          <w:szCs w:val="24"/>
-        </w:rPr>
-        <w:t xml:space="preserve"> </w:t>
-      </w:r>
-      <w:proofErr w:type="spellStart"/>
-      <w:r>
-        <w:rPr>
-          <w:rFonts w:ascii="Times New Roman" w:hAnsi="Times New Roman" w:cs="Times New Roman"/>
-          <w:sz w:val="24"/>
-          <w:szCs w:val="24"/>
-          <w:lang w:val="en-US"/>
-        </w:rPr>
-        <w:t>Airsim</w:t>
-      </w:r>
-      <w:proofErr w:type="spellEnd"/>
-      <w:r>
-        <w:rPr>
-          <w:rFonts w:ascii="Times New Roman" w:hAnsi="Times New Roman" w:cs="Times New Roman"/>
-          <w:sz w:val="24"/>
-          <w:szCs w:val="24"/>
-        </w:rPr>
-        <w:t>.</w:t>
-      </w:r>
-    </w:p>
-    <w:p>
-      <w:pPr>
-        <w:ind w:firstLine="709"/>
-        <w:jc w:val="both"/>
-        <w:rPr>
-          <w:rFonts w:ascii="Times New Roman" w:hAnsi="Times New Roman" w:cs="Times New Roman"/>
-          <w:sz w:val="24"/>
-          <w:szCs w:val="24"/>
-        </w:rPr>
-      </w:pPr>
-      <w:r>
-        <w:rPr>
-          <w:rFonts w:ascii="Times New Roman" w:hAnsi="Times New Roman" w:cs="Times New Roman"/>
-          <w:sz w:val="24"/>
-          <w:szCs w:val="24"/>
-        </w:rPr>
-        <w:t xml:space="preserve">В среде </w:t>
-      </w:r>
-      <w:proofErr w:type="spellStart"/>
-      <w:r>
-        <w:rPr>
-          <w:rFonts w:ascii="Times New Roman" w:hAnsi="Times New Roman" w:cs="Times New Roman"/>
-          <w:sz w:val="24"/>
-          <w:szCs w:val="24"/>
-        </w:rPr>
-        <w:t>AirSim</w:t>
-      </w:r>
-      <w:proofErr w:type="spellEnd"/>
-      <w:r>
-        <w:rPr>
-          <w:rFonts w:ascii="Times New Roman" w:hAnsi="Times New Roman" w:cs="Times New Roman"/>
-          <w:sz w:val="24"/>
-          <w:szCs w:val="24"/>
-        </w:rPr>
-        <w:t xml:space="preserve"> выполняется визуализация полёта квадрокоптера и программное моделирование его поступательного движения.</w:t>
-      </w:r>
-    </w:p>
-    <w:p>
-      <w:pPr>
-        <w:ind w:firstLine="708"/>
-        <w:jc w:val="both"/>
-        <w:rPr>
-          <w:rFonts w:ascii="Times New Roman" w:hAnsi="Times New Roman" w:cs="Times New Roman"/>
-          <w:sz w:val="24"/>
-          <w:szCs w:val="24"/>
-        </w:rPr>
-      </w:pPr>
-      <w:r>
-        <w:rPr>
-          <w:rFonts w:ascii="Times New Roman" w:hAnsi="Times New Roman" w:cs="Times New Roman"/>
-          <w:sz w:val="24"/>
-          <w:szCs w:val="24"/>
-        </w:rPr>
-        <w:t>Данная среда</w:t>
-      </w:r>
-      <w:r>
-        <w:rPr>
-          <w:rFonts w:ascii="Times New Roman" w:hAnsi="Times New Roman" w:cs="Times New Roman"/>
-          <w:sz w:val="24"/>
-          <w:szCs w:val="24"/>
-        </w:rPr>
-        <w:t xml:space="preserve"> реализована на движке </w:t>
-      </w:r>
-      <w:r>
-        <w:rPr>
-          <w:rFonts w:ascii="Times New Roman" w:hAnsi="Times New Roman" w:cs="Times New Roman"/>
-          <w:sz w:val="24"/>
-          <w:szCs w:val="24"/>
-          <w:lang w:val="en-US"/>
-        </w:rPr>
-        <w:t>Unreal</w:t>
-      </w:r>
-      <w:r>
-        <w:rPr>
-          <w:rFonts w:ascii="Times New Roman" w:hAnsi="Times New Roman" w:cs="Times New Roman"/>
-          <w:sz w:val="24"/>
-          <w:szCs w:val="24"/>
-        </w:rPr>
-        <w:t xml:space="preserve"> </w:t>
-      </w:r>
-      <w:r>
-        <w:rPr>
-          <w:rFonts w:ascii="Times New Roman" w:hAnsi="Times New Roman" w:cs="Times New Roman"/>
-          <w:sz w:val="24"/>
-          <w:szCs w:val="24"/>
-          <w:lang w:val="en-US"/>
-        </w:rPr>
-        <w:t>Engine</w:t>
-      </w:r>
-      <w:r>
-        <w:rPr>
-          <w:rFonts w:ascii="Times New Roman" w:hAnsi="Times New Roman" w:cs="Times New Roman"/>
-          <w:sz w:val="24"/>
-          <w:szCs w:val="24"/>
-        </w:rPr>
-        <w:t xml:space="preserve">, который </w:t>
-      </w:r>
-      <w:r>
-        <w:rPr>
-          <w:rFonts w:ascii="Times New Roman" w:hAnsi="Times New Roman" w:cs="Times New Roman"/>
-          <w:sz w:val="24"/>
-          <w:szCs w:val="24"/>
-        </w:rPr>
-        <w:t xml:space="preserve"> позволяет задавать различные сценарии движения и параметры полёта, а также формировать реалистичную трёхмерную сцену.</w:t>
-      </w:r>
-    </w:p>
-    <w:p>
-      <w:pPr>
-        <w:ind w:firstLine="709"/>
-        <w:jc w:val="both"/>
-        <w:rPr>
-          <w:rFonts w:ascii="Times New Roman" w:hAnsi="Times New Roman" w:cs="Times New Roman"/>
-          <w:sz w:val="24"/>
-          <w:szCs w:val="24"/>
-        </w:rPr>
-      </w:pPr>
-      <w:r>
-        <w:rPr>
-          <w:rFonts w:ascii="Times New Roman" w:hAnsi="Times New Roman" w:cs="Times New Roman"/>
-          <w:sz w:val="24"/>
-          <w:szCs w:val="24"/>
-        </w:rPr>
-        <w:t xml:space="preserve">В виртуальной модели воспроизводятся элементы </w:t>
-      </w:r>
-      <w:r>
-        <w:rPr>
-          <w:rFonts w:ascii="Times New Roman" w:hAnsi="Times New Roman" w:cs="Times New Roman"/>
-          <w:sz w:val="24"/>
-          <w:szCs w:val="24"/>
-        </w:rPr>
-        <w:t>парковой</w:t>
-      </w:r>
-      <w:r>
-        <w:rPr>
-          <w:rFonts w:ascii="Times New Roman" w:hAnsi="Times New Roman" w:cs="Times New Roman"/>
-          <w:sz w:val="24"/>
-          <w:szCs w:val="24"/>
-        </w:rPr>
-        <w:t xml:space="preserve"> застройки, статические объекты и потенциальные препятствия, с которыми квадрокоптер может столкнуться в процессе движения.</w:t>
-      </w:r>
-    </w:p>
-    <w:p>
-      <w:pPr>
-        <w:ind w:firstLine="709"/>
-        <w:jc w:val="both"/>
-        <w:rPr>
-          <w:rFonts w:ascii="Times New Roman" w:hAnsi="Times New Roman" w:cs="Times New Roman"/>
-          <w:sz w:val="24"/>
-          <w:szCs w:val="24"/>
-        </w:rPr>
-      </w:pPr>
-      <w:r>
-        <w:rPr>
-          <w:rFonts w:ascii="Times New Roman" w:hAnsi="Times New Roman" w:cs="Times New Roman"/>
-          <w:sz w:val="24"/>
-          <w:szCs w:val="24"/>
-        </w:rPr>
-        <w:t>При движении в такой среде одной из ключевых задач становится обнаружение препятствий и предотвращение столкновений.</w:t>
-      </w:r>
-    </w:p>
-    <w:p>
-      <w:pPr>
-        <w:ind w:firstLine="709"/>
-        <w:jc w:val="both"/>
-        <w:rPr>
-          <w:rFonts w:ascii="Times New Roman" w:hAnsi="Times New Roman" w:cs="Times New Roman"/>
-          <w:sz w:val="24"/>
-          <w:szCs w:val="24"/>
-        </w:rPr>
-      </w:pPr>
-      <w:r>
-        <w:rPr>
-          <w:rFonts w:ascii="Times New Roman" w:hAnsi="Times New Roman" w:cs="Times New Roman"/>
-          <w:sz w:val="24"/>
-          <w:szCs w:val="24"/>
-        </w:rPr>
-        <w:t>В связи с этим в работе была разработана система детекции препятствий.</w:t>
-      </w:r>
-    </w:p>
-    <w:p>
-      <w:pPr>
-        <w:ind w:firstLine="709"/>
-        <w:jc w:val="both"/>
-        <w:rPr>
-          <w:rFonts w:ascii="Times New Roman" w:hAnsi="Times New Roman" w:cs="Times New Roman"/>
-          <w:b/>
-          <w:sz w:val="24"/>
-          <w:szCs w:val="24"/>
-        </w:rPr>
-      </w:pPr>
-      <w:r>
-        <w:rPr>
-          <w:rFonts w:ascii="Times New Roman" w:hAnsi="Times New Roman" w:cs="Times New Roman"/>
-          <w:b/>
-          <w:sz w:val="24"/>
-          <w:szCs w:val="24"/>
-        </w:rPr>
-        <w:t xml:space="preserve">11 слайд </w:t>
-      </w:r>
-    </w:p>
-    <w:p>
-      <w:pPr>
-        <w:ind w:firstLine="709"/>
-        <w:jc w:val="both"/>
-        <w:rPr>
-          <w:rFonts w:ascii="Times New Roman" w:hAnsi="Times New Roman" w:cs="Times New Roman"/>
-          <w:sz w:val="24"/>
-          <w:szCs w:val="24"/>
-        </w:rPr>
-      </w:pPr>
-    </w:p>
-    <w:p>
-      <w:pPr>
-        <w:ind w:firstLine="709"/>
-        <w:jc w:val="both"/>
-        <w:rPr>
-          <w:rFonts w:ascii="Times New Roman" w:hAnsi="Times New Roman" w:cs="Times New Roman"/>
-          <w:sz w:val="24"/>
-          <w:szCs w:val="24"/>
-        </w:rPr>
-      </w:pPr>
-      <w:r>
-        <w:rPr>
-          <w:rFonts w:ascii="Times New Roman" w:hAnsi="Times New Roman" w:cs="Times New Roman"/>
-          <w:sz w:val="24"/>
-          <w:szCs w:val="24"/>
-        </w:rPr>
-        <w:t>В качестве препятствий были выбраны типовые объекты, характерные для городской и пригородной среды, включая как статические, так и динамические элементы.</w:t>
-      </w:r>
-    </w:p>
-    <w:p>
-      <w:pPr>
-        <w:ind w:firstLine="709"/>
-        <w:jc w:val="both"/>
-        <w:rPr>
-          <w:rFonts w:ascii="Times New Roman" w:hAnsi="Times New Roman" w:cs="Times New Roman"/>
-          <w:sz w:val="24"/>
-          <w:szCs w:val="24"/>
-        </w:rPr>
-      </w:pPr>
-      <w:r>
-        <w:rPr>
-          <w:rFonts w:ascii="Times New Roman" w:hAnsi="Times New Roman" w:cs="Times New Roman"/>
-          <w:sz w:val="24"/>
-          <w:szCs w:val="24"/>
-        </w:rPr>
-        <w:t>В частности, рассматривались птицы как динамические объекты, а также фонарные столбы, линии электропередач, крыши зданий, мосты и верхушки деревьев.</w:t>
-      </w:r>
-    </w:p>
-    <w:p>
-      <w:pPr>
-        <w:ind w:firstLine="709"/>
-        <w:jc w:val="both"/>
-        <w:rPr>
-          <w:rFonts w:ascii="Times New Roman" w:hAnsi="Times New Roman" w:cs="Times New Roman"/>
-          <w:sz w:val="24"/>
-          <w:szCs w:val="24"/>
-        </w:rPr>
-      </w:pPr>
-      <w:r>
-        <w:rPr>
-          <w:rFonts w:ascii="Times New Roman" w:hAnsi="Times New Roman" w:cs="Times New Roman"/>
-          <w:sz w:val="24"/>
-          <w:szCs w:val="24"/>
-        </w:rPr>
-        <w:t xml:space="preserve">Все препятствия были сформированы с использованием стандартных объектов и инструментов движка </w:t>
-      </w:r>
-      <w:proofErr w:type="spellStart"/>
-      <w:r>
-        <w:rPr>
-          <w:rFonts w:ascii="Times New Roman" w:hAnsi="Times New Roman" w:cs="Times New Roman"/>
-          <w:sz w:val="24"/>
-          <w:szCs w:val="24"/>
-        </w:rPr>
-        <w:t>Unreal</w:t>
-      </w:r>
-      <w:proofErr w:type="spellEnd"/>
-      <w:r>
-        <w:rPr>
-          <w:rFonts w:ascii="Times New Roman" w:hAnsi="Times New Roman" w:cs="Times New Roman"/>
-          <w:sz w:val="24"/>
-          <w:szCs w:val="24"/>
-        </w:rPr>
-        <w:t xml:space="preserve"> Engine, что обеспечивает воспроизводимость экспериментов и реалистичность сцены.</w:t>
-      </w:r>
-    </w:p>
-    <w:p>
-      <w:pPr>
-        <w:ind w:firstLine="709"/>
-        <w:jc w:val="both"/>
-        <w:rPr>
-          <w:rFonts w:ascii="Times New Roman" w:hAnsi="Times New Roman" w:cs="Times New Roman"/>
-          <w:sz w:val="24"/>
-          <w:szCs w:val="24"/>
-        </w:rPr>
-      </w:pPr>
-    </w:p>
-    <w:p>
-      <w:pPr>
-        <w:ind w:firstLine="709"/>
-        <w:jc w:val="both"/>
-        <w:rPr>
-          <w:rFonts w:ascii="Times New Roman" w:hAnsi="Times New Roman" w:cs="Times New Roman"/>
-          <w:b/>
-          <w:sz w:val="24"/>
-          <w:szCs w:val="24"/>
-        </w:rPr>
-      </w:pPr>
-      <w:r>
-        <w:rPr>
-          <w:rFonts w:ascii="Times New Roman" w:hAnsi="Times New Roman" w:cs="Times New Roman"/>
-          <w:b/>
-          <w:sz w:val="24"/>
-          <w:szCs w:val="24"/>
-        </w:rPr>
-        <w:t>12 слайд</w:t>
-      </w:r>
-    </w:p>
-    <w:p>
-      <w:pPr>
-        <w:ind w:firstLine="709"/>
-        <w:jc w:val="both"/>
-        <w:rPr>
-          <w:rFonts w:ascii="Times New Roman" w:hAnsi="Times New Roman" w:cs="Times New Roman"/>
-          <w:sz w:val="24"/>
-          <w:szCs w:val="24"/>
-        </w:rPr>
-      </w:pPr>
+        <w:t xml:space="preserve"> слайд</w:t>
+      </w:r>
     </w:p>
     <w:p>
       <w:pPr>
@@ -2012,14 +2718,6 @@
           <w:szCs w:val="24"/>
         </w:rPr>
       </w:pPr>
-      <w:r>
-        <w:rPr>
-          <w:rFonts w:ascii="Times New Roman" w:hAnsi="Times New Roman" w:cs="Times New Roman"/>
-          <w:sz w:val="24"/>
-          <w:szCs w:val="24"/>
-        </w:rPr>
-        <w:t>Далее рассмотрим процесс обучения нейронной сети.</w:t>
-      </w:r>
     </w:p>
     <w:p>
       <w:pPr>
@@ -2038,191 +2736,23 @@
           <w:sz w:val="24"/>
           <w:szCs w:val="24"/>
         </w:rPr>
-        <w:t>В качестве базовой модели была выбрана YOLOv8n.</w:t>
-      </w:r>
-    </w:p>
-    <w:p>
-      <w:pPr>
-        <w:spacing w:after="0" w:line="360" w:lineRule="auto"/>
-        <w:ind w:firstLine="709"/>
-        <w:jc w:val="both"/>
-        <w:rPr>
-          <w:rFonts w:ascii="Times New Roman" w:hAnsi="Times New Roman" w:cs="Times New Roman"/>
-          <w:sz w:val="24"/>
-          <w:szCs w:val="24"/>
-        </w:rPr>
-      </w:pPr>
-      <w:r>
-        <w:rPr>
-          <w:rFonts w:ascii="Times New Roman" w:hAnsi="Times New Roman" w:cs="Times New Roman"/>
-          <w:sz w:val="24"/>
-          <w:szCs w:val="24"/>
-        </w:rPr>
-        <w:t xml:space="preserve">Процесс обучения начинался с ручной аннотации изображений, содержащих различные объекты-препятствия </w:t>
-      </w:r>
-    </w:p>
-    <w:p>
-      <w:pPr>
-        <w:spacing w:after="0" w:line="360" w:lineRule="auto"/>
-        <w:ind w:firstLine="709"/>
-        <w:jc w:val="both"/>
-        <w:rPr>
-          <w:rFonts w:ascii="Times New Roman" w:hAnsi="Times New Roman" w:cs="Times New Roman"/>
-          <w:sz w:val="24"/>
-          <w:szCs w:val="24"/>
-        </w:rPr>
-      </w:pPr>
-      <w:r>
-        <w:rPr>
-          <w:rFonts w:ascii="Times New Roman" w:hAnsi="Times New Roman" w:cs="Times New Roman"/>
-          <w:sz w:val="24"/>
-          <w:szCs w:val="24"/>
-        </w:rPr>
-        <w:t xml:space="preserve">Всего для обучения использовалось около 900 изображений, которые были разделены на обучающую, </w:t>
-      </w:r>
-      <w:proofErr w:type="spellStart"/>
-      <w:r>
-        <w:rPr>
-          <w:rFonts w:ascii="Times New Roman" w:hAnsi="Times New Roman" w:cs="Times New Roman"/>
-          <w:sz w:val="24"/>
-          <w:szCs w:val="24"/>
-        </w:rPr>
-        <w:t>валидационную</w:t>
-      </w:r>
-      <w:proofErr w:type="spellEnd"/>
-      <w:r>
-        <w:rPr>
-          <w:rFonts w:ascii="Times New Roman" w:hAnsi="Times New Roman" w:cs="Times New Roman"/>
-          <w:sz w:val="24"/>
-          <w:szCs w:val="24"/>
-        </w:rPr>
-        <w:t xml:space="preserve"> и тестовую выборки.</w:t>
-      </w:r>
-    </w:p>
-    <w:p>
-      <w:pPr>
-        <w:spacing w:after="0" w:line="360" w:lineRule="auto"/>
-        <w:ind w:firstLine="709"/>
-        <w:jc w:val="both"/>
-        <w:rPr>
-          <w:rFonts w:ascii="Times New Roman" w:hAnsi="Times New Roman" w:cs="Times New Roman"/>
-          <w:sz w:val="24"/>
-          <w:szCs w:val="24"/>
-        </w:rPr>
-      </w:pPr>
-      <w:r>
-        <w:rPr>
-          <w:rFonts w:ascii="Times New Roman" w:hAnsi="Times New Roman" w:cs="Times New Roman"/>
-          <w:sz w:val="24"/>
-          <w:szCs w:val="24"/>
-        </w:rPr>
-        <w:t>В верхней части слайда показаны исходные изображения после аннотации, где вручную размечены объекты, подлежащие распознаванию.</w:t>
-      </w:r>
-    </w:p>
-    <w:p>
-      <w:pPr>
-        <w:spacing w:after="0" w:line="360" w:lineRule="auto"/>
-        <w:ind w:firstLine="709"/>
-        <w:jc w:val="both"/>
-        <w:rPr>
-          <w:rFonts w:ascii="Times New Roman" w:hAnsi="Times New Roman" w:cs="Times New Roman"/>
-          <w:sz w:val="24"/>
-          <w:szCs w:val="24"/>
-        </w:rPr>
-      </w:pPr>
-      <w:r>
-        <w:rPr>
-          <w:rFonts w:ascii="Times New Roman" w:hAnsi="Times New Roman" w:cs="Times New Roman"/>
-          <w:sz w:val="24"/>
-          <w:szCs w:val="24"/>
-        </w:rPr>
-        <w:t>В нижней части представлены результаты работы модели в процессе обучения, где видно, как нейросеть начинает корректно выделять объекты-препятствия и оценивать вероятность их обнаружения.</w:t>
-      </w:r>
-    </w:p>
-    <w:p>
-      <w:pPr>
-        <w:spacing w:after="0" w:line="360" w:lineRule="auto"/>
-        <w:ind w:firstLine="709"/>
-        <w:jc w:val="both"/>
-        <w:rPr>
-          <w:rFonts w:ascii="Times New Roman" w:hAnsi="Times New Roman" w:cs="Times New Roman"/>
-          <w:sz w:val="24"/>
-          <w:szCs w:val="24"/>
-        </w:rPr>
-      </w:pPr>
-      <w:r>
-        <w:rPr>
-          <w:rFonts w:ascii="Times New Roman" w:hAnsi="Times New Roman" w:cs="Times New Roman"/>
-          <w:sz w:val="24"/>
-          <w:szCs w:val="24"/>
-        </w:rPr>
-        <w:t>Таким образом, обученная модель была подготовлена для дальнейшего использования в задаче детекции препятствий при моделировании полёта квадрокоптера.</w:t>
-      </w:r>
-    </w:p>
-    <w:p>
-      <w:pPr>
-        <w:spacing w:after="0" w:line="360" w:lineRule="auto"/>
-        <w:ind w:firstLine="709"/>
-        <w:jc w:val="both"/>
-        <w:rPr>
-          <w:rFonts w:ascii="Times New Roman" w:hAnsi="Times New Roman" w:cs="Times New Roman"/>
-          <w:sz w:val="24"/>
-          <w:szCs w:val="24"/>
-        </w:rPr>
-      </w:pPr>
-    </w:p>
-    <w:p>
-      <w:pPr>
-        <w:spacing w:after="0" w:line="360" w:lineRule="auto"/>
-        <w:ind w:firstLine="709"/>
-        <w:jc w:val="both"/>
-        <w:rPr>
-          <w:rFonts w:ascii="Times New Roman" w:hAnsi="Times New Roman" w:cs="Times New Roman"/>
-          <w:b/>
-          <w:sz w:val="24"/>
-          <w:szCs w:val="24"/>
-        </w:rPr>
-      </w:pPr>
-      <w:r>
-        <w:rPr>
-          <w:rFonts w:ascii="Times New Roman" w:hAnsi="Times New Roman" w:cs="Times New Roman"/>
-          <w:b/>
-          <w:sz w:val="24"/>
-          <w:szCs w:val="24"/>
-        </w:rPr>
-        <w:t>13 слайд</w:t>
-      </w:r>
-    </w:p>
-    <w:p>
-      <w:pPr>
-        <w:spacing w:after="0" w:line="360" w:lineRule="auto"/>
-        <w:ind w:firstLine="709"/>
-        <w:jc w:val="both"/>
-        <w:rPr>
-          <w:rFonts w:ascii="Times New Roman" w:hAnsi="Times New Roman" w:cs="Times New Roman"/>
-          <w:sz w:val="24"/>
-          <w:szCs w:val="24"/>
-        </w:rPr>
-      </w:pPr>
-    </w:p>
-    <w:p>
-      <w:pPr>
-        <w:spacing w:after="0" w:line="360" w:lineRule="auto"/>
-        <w:ind w:firstLine="709"/>
-        <w:jc w:val="both"/>
-        <w:rPr>
-          <w:rFonts w:ascii="Times New Roman" w:hAnsi="Times New Roman" w:cs="Times New Roman"/>
-          <w:sz w:val="24"/>
-          <w:szCs w:val="24"/>
-        </w:rPr>
-      </w:pPr>
-      <w:r>
-        <w:rPr>
-          <w:rFonts w:ascii="Times New Roman" w:hAnsi="Times New Roman" w:cs="Times New Roman"/>
-          <w:sz w:val="24"/>
-          <w:szCs w:val="24"/>
-        </w:rPr>
-        <w:t>Чтобы проверить работу системы управления и детекции в управляемых и повторяемых условиях, был разработан специальный сценарий эксперимента в виртуальной среде.</w:t>
+        <w:t xml:space="preserve">Чтобы проверить работу </w:t>
+      </w:r>
+      <w:r>
+        <w:rPr>
+          <w:rFonts w:ascii="Times New Roman" w:hAnsi="Times New Roman" w:cs="Times New Roman"/>
+          <w:sz w:val="24"/>
+          <w:szCs w:val="24"/>
+        </w:rPr>
+        <w:t>стенда полунатурного моделирования</w:t>
+      </w:r>
+      <w:r>
+        <w:rPr>
+          <w:rFonts w:ascii="Times New Roman" w:hAnsi="Times New Roman" w:cs="Times New Roman"/>
+          <w:sz w:val="24"/>
+          <w:szCs w:val="24"/>
+        </w:rPr>
+        <w:t xml:space="preserve"> в управляемых и повторяемых условиях, был разработан специальный сценарий эксперимента в виртуальной среде.</w:t>
       </w:r>
     </w:p>
     <w:p>
@@ -2265,7 +2795,7 @@
           <w:rFonts w:ascii="Times New Roman" w:hAnsi="Times New Roman" w:cs="Times New Roman"/>
           <w:b w:val="0"/>
           <w:bCs w:val="0"/>
-          <w:sz w:val="52"/>
+          <w:sz w:val="32"/>
           <w:szCs w:val="52"/>
         </w:rPr>
       </w:pPr>
@@ -2275,6 +2805,7 @@
           <w:sz w:val="24"/>
           <w:szCs w:val="24"/>
         </w:rPr>
+        <w:lastRenderedPageBreak/>
         <w:t xml:space="preserve">Полёт квадрокоптера </w:t>
       </w:r>
       <w:r>
@@ -2324,7 +2855,7 @@
         <w:jc w:val="both"/>
         <w:rPr>
           <w:rFonts w:ascii="Times New Roman" w:hAnsi="Times New Roman" w:cs="Times New Roman"/>
-          <w:sz w:val="52"/>
+          <w:sz w:val="28"/>
           <w:szCs w:val="52"/>
         </w:rPr>
       </w:pPr>
@@ -2348,7 +2879,7 @@
         <w:jc w:val="both"/>
         <w:rPr>
           <w:rFonts w:ascii="Times New Roman" w:hAnsi="Times New Roman" w:cs="Times New Roman"/>
-          <w:sz w:val="52"/>
+          <w:sz w:val="32"/>
           <w:szCs w:val="52"/>
         </w:rPr>
       </w:pPr>
@@ -2358,7 +2889,6 @@
           <w:sz w:val="24"/>
           <w:szCs w:val="24"/>
         </w:rPr>
-        <w:lastRenderedPageBreak/>
         <w:t>Эксперимент выполняется по заданному сценарию: сначала изменение угла крена на 20 градусов, затем изменение угла тангажа на 20 градусов</w:t>
       </w:r>
     </w:p>
@@ -2377,20 +2907,21 @@
       <w:pPr>
         <w:pStyle w:val="a5"/>
         <w:spacing w:after="0" w:line="360" w:lineRule="auto"/>
-        <w:jc w:val="both"/>
-        <w:rPr>
-          <w:rFonts w:ascii="Times New Roman" w:hAnsi="Times New Roman" w:cs="Times New Roman"/>
-          <w:sz w:val="24"/>
-          <w:szCs w:val="24"/>
-        </w:rPr>
-      </w:pPr>
-      <w:r>
-        <w:rPr>
-          <w:rFonts w:ascii="Times New Roman" w:hAnsi="Times New Roman" w:cs="Times New Roman"/>
-          <w:sz w:val="24"/>
-          <w:szCs w:val="24"/>
-        </w:rPr>
-        <w:t>На слайде также представлен условный график изменения ориентации квадрокоптера и полетная карта.</w:t>
+        <w:ind w:left="0" w:firstLine="720"/>
+        <w:jc w:val="both"/>
+        <w:rPr>
+          <w:rFonts w:ascii="Times New Roman" w:hAnsi="Times New Roman" w:cs="Times New Roman"/>
+          <w:sz w:val="24"/>
+          <w:szCs w:val="24"/>
+        </w:rPr>
+      </w:pPr>
+      <w:r>
+        <w:rPr>
+          <w:rFonts w:ascii="Times New Roman" w:hAnsi="Times New Roman" w:cs="Times New Roman"/>
+          <w:sz w:val="24"/>
+          <w:szCs w:val="24"/>
+        </w:rPr>
+        <w:t>На слайде также представлен условный график изменения ориентации квадрокоптера.</w:t>
       </w:r>
     </w:p>
     <w:p>
@@ -2417,7 +2948,25 @@
           <w:sz w:val="24"/>
           <w:szCs w:val="24"/>
         </w:rPr>
-        <w:t xml:space="preserve">14 слайд </w:t>
+        <w:t>1</w:t>
+      </w:r>
+      <w:r>
+        <w:rPr>
+          <w:rFonts w:ascii="Times New Roman" w:hAnsi="Times New Roman" w:cs="Times New Roman"/>
+          <w:b/>
+          <w:sz w:val="24"/>
+          <w:szCs w:val="24"/>
+        </w:rPr>
+        <w:t>5</w:t>
+      </w:r>
+      <w:r>
+        <w:rPr>
+          <w:rFonts w:ascii="Times New Roman" w:hAnsi="Times New Roman" w:cs="Times New Roman"/>
+          <w:b/>
+          <w:sz w:val="24"/>
+          <w:szCs w:val="24"/>
+        </w:rPr>
+        <w:t xml:space="preserve"> слайд </w:t>
       </w:r>
     </w:p>
     <w:p>
@@ -2448,7 +2997,23 @@
           <w:sz w:val="24"/>
           <w:szCs w:val="24"/>
         </w:rPr>
-        <w:t>На данном слайде представлены основные результаты, демонстрирующие работу системы управления, полунатурного стенда и системы детекции препятствий.</w:t>
+        <w:t xml:space="preserve">На данном слайде представлены основные результаты, демонстрирующие работу, полунатурного стенда </w:t>
+      </w:r>
+      <w:r>
+        <w:rPr>
+          <w:rFonts w:ascii="Times New Roman" w:hAnsi="Times New Roman" w:cs="Times New Roman"/>
+          <w:sz w:val="24"/>
+          <w:szCs w:val="24"/>
+        </w:rPr>
+        <w:t>моделирования</w:t>
+      </w:r>
+      <w:r>
+        <w:rPr>
+          <w:rFonts w:ascii="Times New Roman" w:hAnsi="Times New Roman" w:cs="Times New Roman"/>
+          <w:sz w:val="24"/>
+          <w:szCs w:val="24"/>
+        </w:rPr>
+        <w:t>.</w:t>
       </w:r>
     </w:p>
     <w:p>
@@ -2660,7 +3225,25 @@
           <w:sz w:val="24"/>
           <w:szCs w:val="24"/>
         </w:rPr>
-        <w:t xml:space="preserve">16 слайд </w:t>
+        <w:t>1</w:t>
+      </w:r>
+      <w:r>
+        <w:rPr>
+          <w:rFonts w:ascii="Times New Roman" w:hAnsi="Times New Roman" w:cs="Times New Roman"/>
+          <w:b/>
+          <w:sz w:val="24"/>
+          <w:szCs w:val="24"/>
+        </w:rPr>
+        <w:t>6</w:t>
+      </w:r>
+      <w:r>
+        <w:rPr>
+          <w:rFonts w:ascii="Times New Roman" w:hAnsi="Times New Roman" w:cs="Times New Roman"/>
+          <w:b/>
+          <w:sz w:val="24"/>
+          <w:szCs w:val="24"/>
+        </w:rPr>
+        <w:t xml:space="preserve"> слайд </w:t>
       </w:r>
     </w:p>
     <w:p>
@@ -2680,7 +3263,15 @@
           <w:sz w:val="24"/>
           <w:szCs w:val="24"/>
         </w:rPr>
-        <w:t>Разработана система полунатурного моделирования полёта квадрокоптера.</w:t>
+        <w:t>Спроектирована и изготовлена механическая платформа</w:t>
+      </w:r>
+      <w:r>
+        <w:rPr>
+          <w:rFonts w:ascii="Times New Roman" w:hAnsi="Times New Roman" w:cs="Times New Roman"/>
+          <w:sz w:val="24"/>
+          <w:szCs w:val="24"/>
+        </w:rPr>
+        <w:t>.</w:t>
       </w:r>
     </w:p>
     <w:p>
@@ -2700,7 +3291,16 @@
           <w:sz w:val="24"/>
           <w:szCs w:val="24"/>
         </w:rPr>
-        <w:t>Реализована архитектура программно-аппаратного комплекса с интеграцией AirSim.</w:t>
+        <w:lastRenderedPageBreak/>
+        <w:t>Разработано программное обеспечение для имитационного моделирования поступательного движения квадрокоптера в среде AirSim</w:t>
+      </w:r>
+      <w:r>
+        <w:rPr>
+          <w:rFonts w:ascii="Times New Roman" w:hAnsi="Times New Roman" w:cs="Times New Roman"/>
+          <w:sz w:val="24"/>
+          <w:szCs w:val="24"/>
+        </w:rPr>
+        <w:t>.</w:t>
       </w:r>
     </w:p>
     <w:p>
@@ -2720,7 +3320,39 @@
           <w:sz w:val="24"/>
           <w:szCs w:val="24"/>
         </w:rPr>
-        <w:t>Создан сценарий моделирования полёта в виртуальной среде с препятствиями.</w:t>
+        <w:t>Осуществлена интеграция физической и виртуальной частей стенда</w:t>
+      </w:r>
+      <w:r>
+        <w:rPr>
+          <w:rFonts w:ascii="Times New Roman" w:hAnsi="Times New Roman" w:cs="Times New Roman"/>
+          <w:sz w:val="24"/>
+          <w:szCs w:val="24"/>
+        </w:rPr>
+        <w:t>.</w:t>
+      </w:r>
+      <w:r>
+        <w:rPr>
+          <w:rFonts w:ascii="Times New Roman" w:hAnsi="Times New Roman" w:cs="Times New Roman"/>
+          <w:sz w:val="24"/>
+          <w:szCs w:val="24"/>
+        </w:rPr>
+        <w:t xml:space="preserve"> Создан программный модуль, обеспечивающее управление платформой и взаимодействие между реальными устройствами и виртуаль</w:t>
+      </w:r>
+      <w:r>
+        <w:rPr>
+          <w:rFonts w:ascii="Times New Roman" w:hAnsi="Times New Roman" w:cs="Times New Roman"/>
+          <w:sz w:val="24"/>
+          <w:szCs w:val="24"/>
+        </w:rPr>
+        <w:t>ной средой</w:t>
+      </w:r>
+      <w:r>
+        <w:rPr>
+          <w:rFonts w:ascii="Times New Roman" w:hAnsi="Times New Roman" w:cs="Times New Roman"/>
+          <w:sz w:val="24"/>
+          <w:szCs w:val="24"/>
+        </w:rPr>
+        <w:t>.</w:t>
       </w:r>
     </w:p>
     <w:p>
@@ -2740,8 +3372,47 @@
           <w:sz w:val="24"/>
           <w:szCs w:val="24"/>
         </w:rPr>
-        <w:lastRenderedPageBreak/>
-        <w:t>Реализована система визуальной детекции препятствий на основе нейронной сети YOLOv8, обеспечивающая среднюю точность обнаружения объектов на уровне 83%.</w:t>
+        <w:t>Разработана и обучена система детекции и классификации препятствий на основе нейронной сети</w:t>
+      </w:r>
+      <w:r>
+        <w:rPr>
+          <w:rFonts w:ascii="Times New Roman" w:hAnsi="Times New Roman" w:cs="Times New Roman"/>
+          <w:sz w:val="24"/>
+          <w:szCs w:val="24"/>
+        </w:rPr>
+        <w:t>.</w:t>
+      </w:r>
+      <w:r>
+        <w:rPr>
+          <w:rFonts w:ascii="Times New Roman" w:hAnsi="Times New Roman" w:cs="Times New Roman"/>
+          <w:sz w:val="24"/>
+          <w:szCs w:val="24"/>
+        </w:rPr>
+        <w:t xml:space="preserve"> Моде</w:t>
+      </w:r>
+      <w:r>
+        <w:rPr>
+          <w:rFonts w:ascii="Times New Roman" w:hAnsi="Times New Roman" w:cs="Times New Roman"/>
+          <w:sz w:val="24"/>
+          <w:szCs w:val="24"/>
+        </w:rPr>
+        <w:t xml:space="preserve">ль показала отличные результаты </w:t>
+      </w:r>
+      <w:r>
+        <w:rPr>
+          <w:rFonts w:ascii="Times New Roman" w:hAnsi="Times New Roman" w:cs="Times New Roman"/>
+          <w:sz w:val="24"/>
+          <w:szCs w:val="24"/>
+        </w:rPr>
+        <w:t>для чётко определённых и контрастных объектов: «Крыша» точность - 0.928. Для классов со сложной или изменчивой структурой, таких как «Верхушки деревьев» точность - 0.715</w:t>
+      </w:r>
+      <w:r>
+        <w:rPr>
+          <w:rFonts w:ascii="Times New Roman" w:hAnsi="Times New Roman" w:cs="Times New Roman"/>
+          <w:sz w:val="24"/>
+          <w:szCs w:val="24"/>
+        </w:rPr>
+        <w:t>.</w:t>
       </w:r>
     </w:p>
     <w:p>
@@ -2761,7 +3432,15 @@
           <w:sz w:val="24"/>
           <w:szCs w:val="24"/>
         </w:rPr>
-        <w:t>Проведены экспериментальные исследования, подтвердившие работоспособность системы.</w:t>
+        <w:t>Проведены испытания, подтвердившие работоспособность системы</w:t>
+      </w:r>
+      <w:r>
+        <w:rPr>
+          <w:rFonts w:ascii="Times New Roman" w:hAnsi="Times New Roman" w:cs="Times New Roman"/>
+          <w:sz w:val="24"/>
+          <w:szCs w:val="24"/>
+        </w:rPr>
+        <w:t>.</w:t>
       </w:r>
     </w:p>
     <w:p>
@@ -2775,6 +3454,20 @@
           <w:szCs w:val="24"/>
         </w:rPr>
       </w:pPr>
+      <w:bookmarkStart w:id="0" w:name="_GoBack"/>
+      <w:bookmarkEnd w:id="0"/>
+    </w:p>
+    <w:p>
+      <w:pPr>
+        <w:spacing w:after="0" w:line="360" w:lineRule="auto"/>
+        <w:ind w:firstLine="709"/>
+        <w:jc w:val="both"/>
+        <w:rPr>
+          <w:rFonts w:ascii="Times New Roman" w:hAnsi="Times New Roman" w:cs="Times New Roman"/>
+          <w:sz w:val="24"/>
+          <w:szCs w:val="24"/>
+        </w:rPr>
+      </w:pPr>
       <w:r>
         <w:rPr>
           <w:rFonts w:ascii="Times New Roman" w:hAnsi="Times New Roman" w:cs="Times New Roman"/>
@@ -2875,6 +3568,86 @@
         </w:rPr>
         <w:t>Спасибо за внимание</w:t>
       </w:r>
+    </w:p>
+    <w:p>
+      <w:pPr>
+        <w:spacing w:after="0" w:line="360" w:lineRule="auto"/>
+        <w:jc w:val="both"/>
+        <w:rPr>
+          <w:rFonts w:ascii="Times New Roman" w:hAnsi="Times New Roman" w:cs="Times New Roman"/>
+          <w:sz w:val="24"/>
+          <w:szCs w:val="24"/>
+        </w:rPr>
+      </w:pPr>
+    </w:p>
+    <w:p>
+      <w:pPr>
+        <w:spacing w:after="0" w:line="360" w:lineRule="auto"/>
+        <w:jc w:val="both"/>
+        <w:rPr>
+          <w:rFonts w:ascii="Times New Roman" w:hAnsi="Times New Roman" w:cs="Times New Roman"/>
+          <w:b/>
+          <w:sz w:val="24"/>
+          <w:szCs w:val="24"/>
+        </w:rPr>
+      </w:pPr>
+      <w:r>
+        <w:rPr>
+          <w:rFonts w:ascii="Times New Roman" w:hAnsi="Times New Roman" w:cs="Times New Roman"/>
+          <w:b/>
+          <w:sz w:val="24"/>
+          <w:szCs w:val="24"/>
+        </w:rPr>
+        <w:t>1</w:t>
+      </w:r>
+      <w:r>
+        <w:rPr>
+          <w:rFonts w:ascii="Times New Roman" w:hAnsi="Times New Roman" w:cs="Times New Roman"/>
+          <w:b/>
+          <w:sz w:val="24"/>
+          <w:szCs w:val="24"/>
+        </w:rPr>
+        <w:t>8</w:t>
+      </w:r>
+      <w:r>
+        <w:rPr>
+          <w:rFonts w:ascii="Times New Roman" w:hAnsi="Times New Roman" w:cs="Times New Roman"/>
+          <w:b/>
+          <w:sz w:val="24"/>
+          <w:szCs w:val="24"/>
+        </w:rPr>
+        <w:t xml:space="preserve"> слайд </w:t>
+      </w:r>
+    </w:p>
+    <w:p>
+      <w:pPr>
+        <w:spacing w:after="0" w:line="360" w:lineRule="auto"/>
+        <w:jc w:val="both"/>
+        <w:rPr>
+          <w:rFonts w:ascii="Times New Roman" w:hAnsi="Times New Roman" w:cs="Times New Roman"/>
+          <w:sz w:val="24"/>
+          <w:szCs w:val="24"/>
+        </w:rPr>
+      </w:pPr>
+      <w:r>
+        <w:rPr>
+          <w:rFonts w:ascii="Times New Roman" w:hAnsi="Times New Roman" w:cs="Times New Roman"/>
+          <w:sz w:val="24"/>
+          <w:szCs w:val="24"/>
+        </w:rPr>
+        <w:t>Видео</w:t>
+      </w:r>
+    </w:p>
+    <w:p>
+      <w:pPr>
+        <w:spacing w:after="0" w:line="360" w:lineRule="auto"/>
+        <w:jc w:val="both"/>
+        <w:rPr>
+          <w:rFonts w:ascii="Times New Roman" w:hAnsi="Times New Roman" w:cs="Times New Roman"/>
+          <w:sz w:val="24"/>
+          <w:szCs w:val="24"/>
+        </w:rPr>
+      </w:pPr>
     </w:p>
     <w:sectPr>
       <w:pgSz w:w="11906" w:h="16838"/>
@@ -2887,8 +3660,148 @@
 </file>
 
 <file path=word/numbering.xml><?xml version="1.0" encoding="utf-8"?>
-<w:numbering xmlns:wpc="http://schemas.microsoft.com/office/word/2010/wordprocessingCanvas" xmlns:cx="http://schemas.microsoft.com/office/drawing/2014/chartex" xmlns:cx1="http://schemas.microsoft.com/office/drawing/2015/9/8/chartex" xmlns:cx2="http://schemas.microsoft.com/office/drawing/2015/10/21/chartex" xmlns:cx3="http://schemas.microsoft.com/office/drawing/2016/5/9/chartex" xmlns:cx4="http://schemas.microsoft.com/office/drawing/2016/5/10/chartex" xmlns:cx5="http://schemas.microsoft.com/office/drawing/2016/5/11/chartex" xmlns:cx6="http://schemas.microsoft.com/office/drawing/2016/5/12/chartex" xmlns:cx7="http://schemas.microsoft.com/office/drawing/2016/5/13/chartex" xmlns:cx8="http://schemas.microsoft.com/office/drawing/2016/5/14/chartex" xmlns:mc="http://schemas.openxmlformats.org/markup-compatibility/2006" xmlns:aink="http://schemas.microsoft.com/office/drawing/2016/ink" xmlns:am3d="http://schemas.microsoft.com/office/drawing/2017/model3d" xmlns:o="urn:schemas-microsoft-com:office:office" xmlns:r="http://schemas.openxmlformats.org/officeDocument/2006/relationships" xmlns:m="http://schemas.openxmlformats.org/officeDocument/2006/math" xmlns:v="urn:schemas-microsoft-com:vml" xmlns:wp14="http://schemas.microsoft.com/office/word/2010/wordprocessingDrawing" xmlns:wp="http://schemas.openxmlformats.org/drawingml/2006/wordprocessingDrawing" xmlns:w10="urn:schemas-microsoft-com:office:word" xmlns:w="http://schemas.openxmlformats.org/wordprocessingml/2006/main" xmlns:w14="http://schemas.microsoft.com/office/word/2010/wordml" xmlns:w15="http://schemas.microsoft.com/office/word/2012/wordml" xmlns:w16cex="http://schemas.microsoft.com/office/word/2018/wordml/cex" xmlns:w16cid="http://schemas.microsoft.com/office/word/2016/wordml/cid" xmlns:w16="http://schemas.microsoft.com/office/word/2018/wordml" xmlns:w16sdtdh="http://schemas.microsoft.com/office/word/2020/wordml/sdtdatahash" xmlns:w16se="http://schemas.microsoft.com/office/word/2015/wordml/symex" xmlns:wpg="http://schemas.microsoft.com/office/word/2010/wordprocessingGroup" xmlns:wpi="http://schemas.microsoft.com/office/word/2010/wordprocessingInk" xmlns:wne="http://schemas.microsoft.com/office/word/2006/wordml" xmlns:wps="http://schemas.microsoft.com/office/word/2010/wordprocessingShape" mc:Ignorable="w14 w15 w16se w16cid w16 w16cex w16sdtdh wp14">
-  <w:abstractNum w:abstractNumId="0" w15:restartNumberingAfterBreak="0">
+<w:numbering xmlns:wpc="http://schemas.microsoft.com/office/word/2010/wordprocessingCanvas" xmlns:mc="http://schemas.openxmlformats.org/markup-compatibility/2006" xmlns:o="urn:schemas-microsoft-com:office:office" xmlns:r="http://schemas.openxmlformats.org/officeDocument/2006/relationships" xmlns:m="http://schemas.openxmlformats.org/officeDocument/2006/math" xmlns:v="urn:schemas-microsoft-com:vml" xmlns:wp14="http://schemas.microsoft.com/office/word/2010/wordprocessingDrawing" xmlns:wp="http://schemas.openxmlformats.org/drawingml/2006/wordprocessingDrawing" xmlns:w10="urn:schemas-microsoft-com:office:word" xmlns:w="http://schemas.openxmlformats.org/wordprocessingml/2006/main" xmlns:w14="http://schemas.microsoft.com/office/word/2010/wordml" xmlns:wpg="http://schemas.microsoft.com/office/word/2010/wordprocessingGroup" xmlns:wpi="http://schemas.microsoft.com/office/word/2010/wordprocessingInk" xmlns:wne="http://schemas.microsoft.com/office/word/2006/wordml" xmlns:wps="http://schemas.microsoft.com/office/word/2010/wordprocessingShape" mc:Ignorable="w14 wp14">
+  <w:abstractNum w:abstractNumId="0">
+    <w:nsid w:val="112B4941"/>
+    <w:multiLevelType w:val="hybridMultilevel"/>
+    <w:tmpl w:val="E9667718"/>
+    <w:lvl w:ilvl="0" w:tplc="3DD0B31C">
+      <w:start w:val="1"/>
+      <w:numFmt w:val="bullet"/>
+      <w:lvlText w:val="•"/>
+      <w:lvlJc w:val="left"/>
+      <w:pPr>
+        <w:tabs>
+          <w:tab w:val="num" w:pos="720"/>
+        </w:tabs>
+        <w:ind w:left="720" w:hanging="360"/>
+      </w:pPr>
+      <w:rPr>
+        <w:rFonts w:ascii="Arial" w:hAnsi="Arial" w:hint="default"/>
+      </w:rPr>
+    </w:lvl>
+    <w:lvl w:ilvl="1" w:tplc="B8784BF0" w:tentative="1">
+      <w:start w:val="1"/>
+      <w:numFmt w:val="bullet"/>
+      <w:lvlText w:val="•"/>
+      <w:lvlJc w:val="left"/>
+      <w:pPr>
+        <w:tabs>
+          <w:tab w:val="num" w:pos="1440"/>
+        </w:tabs>
+        <w:ind w:left="1440" w:hanging="360"/>
+      </w:pPr>
+      <w:rPr>
+        <w:rFonts w:ascii="Arial" w:hAnsi="Arial" w:hint="default"/>
+      </w:rPr>
+    </w:lvl>
+    <w:lvl w:ilvl="2" w:tplc="A78E5DA4" w:tentative="1">
+      <w:start w:val="1"/>
+      <w:numFmt w:val="bullet"/>
+      <w:lvlText w:val="•"/>
+      <w:lvlJc w:val="left"/>
+      <w:pPr>
+        <w:tabs>
+          <w:tab w:val="num" w:pos="2160"/>
+        </w:tabs>
+        <w:ind w:left="2160" w:hanging="360"/>
+      </w:pPr>
+      <w:rPr>
+        <w:rFonts w:ascii="Arial" w:hAnsi="Arial" w:hint="default"/>
+      </w:rPr>
+    </w:lvl>
+    <w:lvl w:ilvl="3" w:tplc="F4307E76" w:tentative="1">
+      <w:start w:val="1"/>
+      <w:numFmt w:val="bullet"/>
+      <w:lvlText w:val="•"/>
+      <w:lvlJc w:val="left"/>
+      <w:pPr>
+        <w:tabs>
+          <w:tab w:val="num" w:pos="2880"/>
+        </w:tabs>
+        <w:ind w:left="2880" w:hanging="360"/>
+      </w:pPr>
+      <w:rPr>
+        <w:rFonts w:ascii="Arial" w:hAnsi="Arial" w:hint="default"/>
+      </w:rPr>
+    </w:lvl>
+    <w:lvl w:ilvl="4" w:tplc="EE7A5A5A" w:tentative="1">
+      <w:start w:val="1"/>
+      <w:numFmt w:val="bullet"/>
+      <w:lvlText w:val="•"/>
+      <w:lvlJc w:val="left"/>
+      <w:pPr>
+        <w:tabs>
+          <w:tab w:val="num" w:pos="3600"/>
+        </w:tabs>
+        <w:ind w:left="3600" w:hanging="360"/>
+      </w:pPr>
+      <w:rPr>
+        <w:rFonts w:ascii="Arial" w:hAnsi="Arial" w:hint="default"/>
+      </w:rPr>
+    </w:lvl>
+    <w:lvl w:ilvl="5" w:tplc="8AB82A32" w:tentative="1">
+      <w:start w:val="1"/>
+      <w:numFmt w:val="bullet"/>
+      <w:lvlText w:val="•"/>
+      <w:lvlJc w:val="left"/>
+      <w:pPr>
+        <w:tabs>
+          <w:tab w:val="num" w:pos="4320"/>
+        </w:tabs>
+        <w:ind w:left="4320" w:hanging="360"/>
+      </w:pPr>
+      <w:rPr>
+        <w:rFonts w:ascii="Arial" w:hAnsi="Arial" w:hint="default"/>
+      </w:rPr>
+    </w:lvl>
+    <w:lvl w:ilvl="6" w:tplc="06483F18" w:tentative="1">
+      <w:start w:val="1"/>
+      <w:numFmt w:val="bullet"/>
+      <w:lvlText w:val="•"/>
+      <w:lvlJc w:val="left"/>
+      <w:pPr>
+        <w:tabs>
+          <w:tab w:val="num" w:pos="5040"/>
+        </w:tabs>
+        <w:ind w:left="5040" w:hanging="360"/>
+      </w:pPr>
+      <w:rPr>
+        <w:rFonts w:ascii="Arial" w:hAnsi="Arial" w:hint="default"/>
+      </w:rPr>
+    </w:lvl>
+    <w:lvl w:ilvl="7" w:tplc="E708B580" w:tentative="1">
+      <w:start w:val="1"/>
+      <w:numFmt w:val="bullet"/>
+      <w:lvlText w:val="•"/>
+      <w:lvlJc w:val="left"/>
+      <w:pPr>
+        <w:tabs>
+          <w:tab w:val="num" w:pos="5760"/>
+        </w:tabs>
+        <w:ind w:left="5760" w:hanging="360"/>
+      </w:pPr>
+      <w:rPr>
+        <w:rFonts w:ascii="Arial" w:hAnsi="Arial" w:hint="default"/>
+      </w:rPr>
+    </w:lvl>
+    <w:lvl w:ilvl="8" w:tplc="85E8BE8A" w:tentative="1">
+      <w:start w:val="1"/>
+      <w:numFmt w:val="bullet"/>
+      <w:lvlText w:val="•"/>
+      <w:lvlJc w:val="left"/>
+      <w:pPr>
+        <w:tabs>
+          <w:tab w:val="num" w:pos="6480"/>
+        </w:tabs>
+        <w:ind w:left="6480" w:hanging="360"/>
+      </w:pPr>
+      <w:rPr>
+        <w:rFonts w:ascii="Arial" w:hAnsi="Arial" w:hint="default"/>
+      </w:rPr>
+    </w:lvl>
+  </w:abstractNum>
+  <w:abstractNum w:abstractNumId="1">
     <w:nsid w:val="172947A6"/>
     <w:multiLevelType w:val="hybridMultilevel"/>
     <w:tmpl w:val="D2302556"/>
@@ -3028,7 +3941,567 @@
       </w:rPr>
     </w:lvl>
   </w:abstractNum>
-  <w:abstractNum w:abstractNumId="1" w15:restartNumberingAfterBreak="0">
+  <w:abstractNum w:abstractNumId="2">
+    <w:nsid w:val="1CF81BCD"/>
+    <w:multiLevelType w:val="hybridMultilevel"/>
+    <w:tmpl w:val="9022E5C8"/>
+    <w:lvl w:ilvl="0" w:tplc="D0502C28">
+      <w:start w:val="1"/>
+      <w:numFmt w:val="bullet"/>
+      <w:lvlText w:val="•"/>
+      <w:lvlJc w:val="left"/>
+      <w:pPr>
+        <w:tabs>
+          <w:tab w:val="num" w:pos="720"/>
+        </w:tabs>
+        <w:ind w:left="720" w:hanging="360"/>
+      </w:pPr>
+      <w:rPr>
+        <w:rFonts w:ascii="Arial" w:hAnsi="Arial" w:hint="default"/>
+      </w:rPr>
+    </w:lvl>
+    <w:lvl w:ilvl="1" w:tplc="5DA4EEAE" w:tentative="1">
+      <w:start w:val="1"/>
+      <w:numFmt w:val="bullet"/>
+      <w:lvlText w:val="•"/>
+      <w:lvlJc w:val="left"/>
+      <w:pPr>
+        <w:tabs>
+          <w:tab w:val="num" w:pos="1440"/>
+        </w:tabs>
+        <w:ind w:left="1440" w:hanging="360"/>
+      </w:pPr>
+      <w:rPr>
+        <w:rFonts w:ascii="Arial" w:hAnsi="Arial" w:hint="default"/>
+      </w:rPr>
+    </w:lvl>
+    <w:lvl w:ilvl="2" w:tplc="08E6C67E" w:tentative="1">
+      <w:start w:val="1"/>
+      <w:numFmt w:val="bullet"/>
+      <w:lvlText w:val="•"/>
+      <w:lvlJc w:val="left"/>
+      <w:pPr>
+        <w:tabs>
+          <w:tab w:val="num" w:pos="2160"/>
+        </w:tabs>
+        <w:ind w:left="2160" w:hanging="360"/>
+      </w:pPr>
+      <w:rPr>
+        <w:rFonts w:ascii="Arial" w:hAnsi="Arial" w:hint="default"/>
+      </w:rPr>
+    </w:lvl>
+    <w:lvl w:ilvl="3" w:tplc="51D02B52" w:tentative="1">
+      <w:start w:val="1"/>
+      <w:numFmt w:val="bullet"/>
+      <w:lvlText w:val="•"/>
+      <w:lvlJc w:val="left"/>
+      <w:pPr>
+        <w:tabs>
+          <w:tab w:val="num" w:pos="2880"/>
+        </w:tabs>
+        <w:ind w:left="2880" w:hanging="360"/>
+      </w:pPr>
+      <w:rPr>
+        <w:rFonts w:ascii="Arial" w:hAnsi="Arial" w:hint="default"/>
+      </w:rPr>
+    </w:lvl>
+    <w:lvl w:ilvl="4" w:tplc="69FEAE08" w:tentative="1">
+      <w:start w:val="1"/>
+      <w:numFmt w:val="bullet"/>
+      <w:lvlText w:val="•"/>
+      <w:lvlJc w:val="left"/>
+      <w:pPr>
+        <w:tabs>
+          <w:tab w:val="num" w:pos="3600"/>
+        </w:tabs>
+        <w:ind w:left="3600" w:hanging="360"/>
+      </w:pPr>
+      <w:rPr>
+        <w:rFonts w:ascii="Arial" w:hAnsi="Arial" w:hint="default"/>
+      </w:rPr>
+    </w:lvl>
+    <w:lvl w:ilvl="5" w:tplc="EB5CE12E" w:tentative="1">
+      <w:start w:val="1"/>
+      <w:numFmt w:val="bullet"/>
+      <w:lvlText w:val="•"/>
+      <w:lvlJc w:val="left"/>
+      <w:pPr>
+        <w:tabs>
+          <w:tab w:val="num" w:pos="4320"/>
+        </w:tabs>
+        <w:ind w:left="4320" w:hanging="360"/>
+      </w:pPr>
+      <w:rPr>
+        <w:rFonts w:ascii="Arial" w:hAnsi="Arial" w:hint="default"/>
+      </w:rPr>
+    </w:lvl>
+    <w:lvl w:ilvl="6" w:tplc="2FC29BF2" w:tentative="1">
+      <w:start w:val="1"/>
+      <w:numFmt w:val="bullet"/>
+      <w:lvlText w:val="•"/>
+      <w:lvlJc w:val="left"/>
+      <w:pPr>
+        <w:tabs>
+          <w:tab w:val="num" w:pos="5040"/>
+        </w:tabs>
+        <w:ind w:left="5040" w:hanging="360"/>
+      </w:pPr>
+      <w:rPr>
+        <w:rFonts w:ascii="Arial" w:hAnsi="Arial" w:hint="default"/>
+      </w:rPr>
+    </w:lvl>
+    <w:lvl w:ilvl="7" w:tplc="0CFA246E" w:tentative="1">
+      <w:start w:val="1"/>
+      <w:numFmt w:val="bullet"/>
+      <w:lvlText w:val="•"/>
+      <w:lvlJc w:val="left"/>
+      <w:pPr>
+        <w:tabs>
+          <w:tab w:val="num" w:pos="5760"/>
+        </w:tabs>
+        <w:ind w:left="5760" w:hanging="360"/>
+      </w:pPr>
+      <w:rPr>
+        <w:rFonts w:ascii="Arial" w:hAnsi="Arial" w:hint="default"/>
+      </w:rPr>
+    </w:lvl>
+    <w:lvl w:ilvl="8" w:tplc="0DDAAEE2" w:tentative="1">
+      <w:start w:val="1"/>
+      <w:numFmt w:val="bullet"/>
+      <w:lvlText w:val="•"/>
+      <w:lvlJc w:val="left"/>
+      <w:pPr>
+        <w:tabs>
+          <w:tab w:val="num" w:pos="6480"/>
+        </w:tabs>
+        <w:ind w:left="6480" w:hanging="360"/>
+      </w:pPr>
+      <w:rPr>
+        <w:rFonts w:ascii="Arial" w:hAnsi="Arial" w:hint="default"/>
+      </w:rPr>
+    </w:lvl>
+  </w:abstractNum>
+  <w:abstractNum w:abstractNumId="3">
+    <w:nsid w:val="202569F2"/>
+    <w:multiLevelType w:val="hybridMultilevel"/>
+    <w:tmpl w:val="4F1C5EA2"/>
+    <w:lvl w:ilvl="0" w:tplc="FD683EB2">
+      <w:start w:val="1"/>
+      <w:numFmt w:val="bullet"/>
+      <w:lvlText w:val="•"/>
+      <w:lvlJc w:val="left"/>
+      <w:pPr>
+        <w:tabs>
+          <w:tab w:val="num" w:pos="720"/>
+        </w:tabs>
+        <w:ind w:left="720" w:hanging="360"/>
+      </w:pPr>
+      <w:rPr>
+        <w:rFonts w:ascii="Arial" w:hAnsi="Arial" w:hint="default"/>
+      </w:rPr>
+    </w:lvl>
+    <w:lvl w:ilvl="1" w:tplc="80D8625C" w:tentative="1">
+      <w:start w:val="1"/>
+      <w:numFmt w:val="bullet"/>
+      <w:lvlText w:val="•"/>
+      <w:lvlJc w:val="left"/>
+      <w:pPr>
+        <w:tabs>
+          <w:tab w:val="num" w:pos="1440"/>
+        </w:tabs>
+        <w:ind w:left="1440" w:hanging="360"/>
+      </w:pPr>
+      <w:rPr>
+        <w:rFonts w:ascii="Arial" w:hAnsi="Arial" w:hint="default"/>
+      </w:rPr>
+    </w:lvl>
+    <w:lvl w:ilvl="2" w:tplc="00BC7042" w:tentative="1">
+      <w:start w:val="1"/>
+      <w:numFmt w:val="bullet"/>
+      <w:lvlText w:val="•"/>
+      <w:lvlJc w:val="left"/>
+      <w:pPr>
+        <w:tabs>
+          <w:tab w:val="num" w:pos="2160"/>
+        </w:tabs>
+        <w:ind w:left="2160" w:hanging="360"/>
+      </w:pPr>
+      <w:rPr>
+        <w:rFonts w:ascii="Arial" w:hAnsi="Arial" w:hint="default"/>
+      </w:rPr>
+    </w:lvl>
+    <w:lvl w:ilvl="3" w:tplc="1130B8C8" w:tentative="1">
+      <w:start w:val="1"/>
+      <w:numFmt w:val="bullet"/>
+      <w:lvlText w:val="•"/>
+      <w:lvlJc w:val="left"/>
+      <w:pPr>
+        <w:tabs>
+          <w:tab w:val="num" w:pos="2880"/>
+        </w:tabs>
+        <w:ind w:left="2880" w:hanging="360"/>
+      </w:pPr>
+      <w:rPr>
+        <w:rFonts w:ascii="Arial" w:hAnsi="Arial" w:hint="default"/>
+      </w:rPr>
+    </w:lvl>
+    <w:lvl w:ilvl="4" w:tplc="6DE4223E" w:tentative="1">
+      <w:start w:val="1"/>
+      <w:numFmt w:val="bullet"/>
+      <w:lvlText w:val="•"/>
+      <w:lvlJc w:val="left"/>
+      <w:pPr>
+        <w:tabs>
+          <w:tab w:val="num" w:pos="3600"/>
+        </w:tabs>
+        <w:ind w:left="3600" w:hanging="360"/>
+      </w:pPr>
+      <w:rPr>
+        <w:rFonts w:ascii="Arial" w:hAnsi="Arial" w:hint="default"/>
+      </w:rPr>
+    </w:lvl>
+    <w:lvl w:ilvl="5" w:tplc="2E62BF96" w:tentative="1">
+      <w:start w:val="1"/>
+      <w:numFmt w:val="bullet"/>
+      <w:lvlText w:val="•"/>
+      <w:lvlJc w:val="left"/>
+      <w:pPr>
+        <w:tabs>
+          <w:tab w:val="num" w:pos="4320"/>
+        </w:tabs>
+        <w:ind w:left="4320" w:hanging="360"/>
+      </w:pPr>
+      <w:rPr>
+        <w:rFonts w:ascii="Arial" w:hAnsi="Arial" w:hint="default"/>
+      </w:rPr>
+    </w:lvl>
+    <w:lvl w:ilvl="6" w:tplc="7FBE3680" w:tentative="1">
+      <w:start w:val="1"/>
+      <w:numFmt w:val="bullet"/>
+      <w:lvlText w:val="•"/>
+      <w:lvlJc w:val="left"/>
+      <w:pPr>
+        <w:tabs>
+          <w:tab w:val="num" w:pos="5040"/>
+        </w:tabs>
+        <w:ind w:left="5040" w:hanging="360"/>
+      </w:pPr>
+      <w:rPr>
+        <w:rFonts w:ascii="Arial" w:hAnsi="Arial" w:hint="default"/>
+      </w:rPr>
+    </w:lvl>
+    <w:lvl w:ilvl="7" w:tplc="5AF49862" w:tentative="1">
+      <w:start w:val="1"/>
+      <w:numFmt w:val="bullet"/>
+      <w:lvlText w:val="•"/>
+      <w:lvlJc w:val="left"/>
+      <w:pPr>
+        <w:tabs>
+          <w:tab w:val="num" w:pos="5760"/>
+        </w:tabs>
+        <w:ind w:left="5760" w:hanging="360"/>
+      </w:pPr>
+      <w:rPr>
+        <w:rFonts w:ascii="Arial" w:hAnsi="Arial" w:hint="default"/>
+      </w:rPr>
+    </w:lvl>
+    <w:lvl w:ilvl="8" w:tplc="73A01F6C" w:tentative="1">
+      <w:start w:val="1"/>
+      <w:numFmt w:val="bullet"/>
+      <w:lvlText w:val="•"/>
+      <w:lvlJc w:val="left"/>
+      <w:pPr>
+        <w:tabs>
+          <w:tab w:val="num" w:pos="6480"/>
+        </w:tabs>
+        <w:ind w:left="6480" w:hanging="360"/>
+      </w:pPr>
+      <w:rPr>
+        <w:rFonts w:ascii="Arial" w:hAnsi="Arial" w:hint="default"/>
+      </w:rPr>
+    </w:lvl>
+  </w:abstractNum>
+  <w:abstractNum w:abstractNumId="4">
+    <w:nsid w:val="315D0C21"/>
+    <w:multiLevelType w:val="hybridMultilevel"/>
+    <w:tmpl w:val="1F30CF46"/>
+    <w:lvl w:ilvl="0" w:tplc="4D2627D2">
+      <w:start w:val="1"/>
+      <w:numFmt w:val="bullet"/>
+      <w:lvlText w:val="•"/>
+      <w:lvlJc w:val="left"/>
+      <w:pPr>
+        <w:tabs>
+          <w:tab w:val="num" w:pos="720"/>
+        </w:tabs>
+        <w:ind w:left="720" w:hanging="360"/>
+      </w:pPr>
+      <w:rPr>
+        <w:rFonts w:ascii="Arial" w:hAnsi="Arial" w:hint="default"/>
+      </w:rPr>
+    </w:lvl>
+    <w:lvl w:ilvl="1" w:tplc="21D0B4E6" w:tentative="1">
+      <w:start w:val="1"/>
+      <w:numFmt w:val="bullet"/>
+      <w:lvlText w:val="•"/>
+      <w:lvlJc w:val="left"/>
+      <w:pPr>
+        <w:tabs>
+          <w:tab w:val="num" w:pos="1440"/>
+        </w:tabs>
+        <w:ind w:left="1440" w:hanging="360"/>
+      </w:pPr>
+      <w:rPr>
+        <w:rFonts w:ascii="Arial" w:hAnsi="Arial" w:hint="default"/>
+      </w:rPr>
+    </w:lvl>
+    <w:lvl w:ilvl="2" w:tplc="7706812E" w:tentative="1">
+      <w:start w:val="1"/>
+      <w:numFmt w:val="bullet"/>
+      <w:lvlText w:val="•"/>
+      <w:lvlJc w:val="left"/>
+      <w:pPr>
+        <w:tabs>
+          <w:tab w:val="num" w:pos="2160"/>
+        </w:tabs>
+        <w:ind w:left="2160" w:hanging="360"/>
+      </w:pPr>
+      <w:rPr>
+        <w:rFonts w:ascii="Arial" w:hAnsi="Arial" w:hint="default"/>
+      </w:rPr>
+    </w:lvl>
+    <w:lvl w:ilvl="3" w:tplc="582CE73E" w:tentative="1">
+      <w:start w:val="1"/>
+      <w:numFmt w:val="bullet"/>
+      <w:lvlText w:val="•"/>
+      <w:lvlJc w:val="left"/>
+      <w:pPr>
+        <w:tabs>
+          <w:tab w:val="num" w:pos="2880"/>
+        </w:tabs>
+        <w:ind w:left="2880" w:hanging="360"/>
+      </w:pPr>
+      <w:rPr>
+        <w:rFonts w:ascii="Arial" w:hAnsi="Arial" w:hint="default"/>
+      </w:rPr>
+    </w:lvl>
+    <w:lvl w:ilvl="4" w:tplc="E3BC28F0" w:tentative="1">
+      <w:start w:val="1"/>
+      <w:numFmt w:val="bullet"/>
+      <w:lvlText w:val="•"/>
+      <w:lvlJc w:val="left"/>
+      <w:pPr>
+        <w:tabs>
+          <w:tab w:val="num" w:pos="3600"/>
+        </w:tabs>
+        <w:ind w:left="3600" w:hanging="360"/>
+      </w:pPr>
+      <w:rPr>
+        <w:rFonts w:ascii="Arial" w:hAnsi="Arial" w:hint="default"/>
+      </w:rPr>
+    </w:lvl>
+    <w:lvl w:ilvl="5" w:tplc="C834E89C" w:tentative="1">
+      <w:start w:val="1"/>
+      <w:numFmt w:val="bullet"/>
+      <w:lvlText w:val="•"/>
+      <w:lvlJc w:val="left"/>
+      <w:pPr>
+        <w:tabs>
+          <w:tab w:val="num" w:pos="4320"/>
+        </w:tabs>
+        <w:ind w:left="4320" w:hanging="360"/>
+      </w:pPr>
+      <w:rPr>
+        <w:rFonts w:ascii="Arial" w:hAnsi="Arial" w:hint="default"/>
+      </w:rPr>
+    </w:lvl>
+    <w:lvl w:ilvl="6" w:tplc="2F183A20" w:tentative="1">
+      <w:start w:val="1"/>
+      <w:numFmt w:val="bullet"/>
+      <w:lvlText w:val="•"/>
+      <w:lvlJc w:val="left"/>
+      <w:pPr>
+        <w:tabs>
+          <w:tab w:val="num" w:pos="5040"/>
+        </w:tabs>
+        <w:ind w:left="5040" w:hanging="360"/>
+      </w:pPr>
+      <w:rPr>
+        <w:rFonts w:ascii="Arial" w:hAnsi="Arial" w:hint="default"/>
+      </w:rPr>
+    </w:lvl>
+    <w:lvl w:ilvl="7" w:tplc="5A364118" w:tentative="1">
+      <w:start w:val="1"/>
+      <w:numFmt w:val="bullet"/>
+      <w:lvlText w:val="•"/>
+      <w:lvlJc w:val="left"/>
+      <w:pPr>
+        <w:tabs>
+          <w:tab w:val="num" w:pos="5760"/>
+        </w:tabs>
+        <w:ind w:left="5760" w:hanging="360"/>
+      </w:pPr>
+      <w:rPr>
+        <w:rFonts w:ascii="Arial" w:hAnsi="Arial" w:hint="default"/>
+      </w:rPr>
+    </w:lvl>
+    <w:lvl w:ilvl="8" w:tplc="98E296A2" w:tentative="1">
+      <w:start w:val="1"/>
+      <w:numFmt w:val="bullet"/>
+      <w:lvlText w:val="•"/>
+      <w:lvlJc w:val="left"/>
+      <w:pPr>
+        <w:tabs>
+          <w:tab w:val="num" w:pos="6480"/>
+        </w:tabs>
+        <w:ind w:left="6480" w:hanging="360"/>
+      </w:pPr>
+      <w:rPr>
+        <w:rFonts w:ascii="Arial" w:hAnsi="Arial" w:hint="default"/>
+      </w:rPr>
+    </w:lvl>
+  </w:abstractNum>
+  <w:abstractNum w:abstractNumId="5">
+    <w:nsid w:val="3AA51130"/>
+    <w:multiLevelType w:val="hybridMultilevel"/>
+    <w:tmpl w:val="43DA8C12"/>
+    <w:lvl w:ilvl="0" w:tplc="2C309824">
+      <w:start w:val="1"/>
+      <w:numFmt w:val="bullet"/>
+      <w:lvlText w:val="•"/>
+      <w:lvlJc w:val="left"/>
+      <w:pPr>
+        <w:tabs>
+          <w:tab w:val="num" w:pos="720"/>
+        </w:tabs>
+        <w:ind w:left="720" w:hanging="360"/>
+      </w:pPr>
+      <w:rPr>
+        <w:rFonts w:ascii="Arial" w:hAnsi="Arial" w:hint="default"/>
+      </w:rPr>
+    </w:lvl>
+    <w:lvl w:ilvl="1" w:tplc="1D06E494" w:tentative="1">
+      <w:start w:val="1"/>
+      <w:numFmt w:val="bullet"/>
+      <w:lvlText w:val="•"/>
+      <w:lvlJc w:val="left"/>
+      <w:pPr>
+        <w:tabs>
+          <w:tab w:val="num" w:pos="1440"/>
+        </w:tabs>
+        <w:ind w:left="1440" w:hanging="360"/>
+      </w:pPr>
+      <w:rPr>
+        <w:rFonts w:ascii="Arial" w:hAnsi="Arial" w:hint="default"/>
+      </w:rPr>
+    </w:lvl>
+    <w:lvl w:ilvl="2" w:tplc="BAC0F996" w:tentative="1">
+      <w:start w:val="1"/>
+      <w:numFmt w:val="bullet"/>
+      <w:lvlText w:val="•"/>
+      <w:lvlJc w:val="left"/>
+      <w:pPr>
+        <w:tabs>
+          <w:tab w:val="num" w:pos="2160"/>
+        </w:tabs>
+        <w:ind w:left="2160" w:hanging="360"/>
+      </w:pPr>
+      <w:rPr>
+        <w:rFonts w:ascii="Arial" w:hAnsi="Arial" w:hint="default"/>
+      </w:rPr>
+    </w:lvl>
+    <w:lvl w:ilvl="3" w:tplc="BC50DED0" w:tentative="1">
+      <w:start w:val="1"/>
+      <w:numFmt w:val="bullet"/>
+      <w:lvlText w:val="•"/>
+      <w:lvlJc w:val="left"/>
+      <w:pPr>
+        <w:tabs>
+          <w:tab w:val="num" w:pos="2880"/>
+        </w:tabs>
+        <w:ind w:left="2880" w:hanging="360"/>
+      </w:pPr>
+      <w:rPr>
+        <w:rFonts w:ascii="Arial" w:hAnsi="Arial" w:hint="default"/>
+      </w:rPr>
+    </w:lvl>
+    <w:lvl w:ilvl="4" w:tplc="88EEAFAE" w:tentative="1">
+      <w:start w:val="1"/>
+      <w:numFmt w:val="bullet"/>
+      <w:lvlText w:val="•"/>
+      <w:lvlJc w:val="left"/>
+      <w:pPr>
+        <w:tabs>
+          <w:tab w:val="num" w:pos="3600"/>
+        </w:tabs>
+        <w:ind w:left="3600" w:hanging="360"/>
+      </w:pPr>
+      <w:rPr>
+        <w:rFonts w:ascii="Arial" w:hAnsi="Arial" w:hint="default"/>
+      </w:rPr>
+    </w:lvl>
+    <w:lvl w:ilvl="5" w:tplc="5712CBAE" w:tentative="1">
+      <w:start w:val="1"/>
+      <w:numFmt w:val="bullet"/>
+      <w:lvlText w:val="•"/>
+      <w:lvlJc w:val="left"/>
+      <w:pPr>
+        <w:tabs>
+          <w:tab w:val="num" w:pos="4320"/>
+        </w:tabs>
+        <w:ind w:left="4320" w:hanging="360"/>
+      </w:pPr>
+      <w:rPr>
+        <w:rFonts w:ascii="Arial" w:hAnsi="Arial" w:hint="default"/>
+      </w:rPr>
+    </w:lvl>
+    <w:lvl w:ilvl="6" w:tplc="7F705DA4" w:tentative="1">
+      <w:start w:val="1"/>
+      <w:numFmt w:val="bullet"/>
+      <w:lvlText w:val="•"/>
+      <w:lvlJc w:val="left"/>
+      <w:pPr>
+        <w:tabs>
+          <w:tab w:val="num" w:pos="5040"/>
+        </w:tabs>
+        <w:ind w:left="5040" w:hanging="360"/>
+      </w:pPr>
+      <w:rPr>
+        <w:rFonts w:ascii="Arial" w:hAnsi="Arial" w:hint="default"/>
+      </w:rPr>
+    </w:lvl>
+    <w:lvl w:ilvl="7" w:tplc="EC08AB76" w:tentative="1">
+      <w:start w:val="1"/>
+      <w:numFmt w:val="bullet"/>
+      <w:lvlText w:val="•"/>
+      <w:lvlJc w:val="left"/>
+      <w:pPr>
+        <w:tabs>
+          <w:tab w:val="num" w:pos="5760"/>
+        </w:tabs>
+        <w:ind w:left="5760" w:hanging="360"/>
+      </w:pPr>
+      <w:rPr>
+        <w:rFonts w:ascii="Arial" w:hAnsi="Arial" w:hint="default"/>
+      </w:rPr>
+    </w:lvl>
+    <w:lvl w:ilvl="8" w:tplc="510CCF56" w:tentative="1">
+      <w:start w:val="1"/>
+      <w:numFmt w:val="bullet"/>
+      <w:lvlText w:val="•"/>
+      <w:lvlJc w:val="left"/>
+      <w:pPr>
+        <w:tabs>
+          <w:tab w:val="num" w:pos="6480"/>
+        </w:tabs>
+        <w:ind w:left="6480" w:hanging="360"/>
+      </w:pPr>
+      <w:rPr>
+        <w:rFonts w:ascii="Arial" w:hAnsi="Arial" w:hint="default"/>
+      </w:rPr>
+    </w:lvl>
+  </w:abstractNum>
+  <w:abstractNum w:abstractNumId="6">
     <w:nsid w:val="4E0D1F03"/>
     <w:multiLevelType w:val="hybridMultilevel"/>
     <w:tmpl w:val="DEB0C8E4"/>
@@ -3118,7 +4591,147 @@
       </w:pPr>
     </w:lvl>
   </w:abstractNum>
-  <w:abstractNum w:abstractNumId="2" w15:restartNumberingAfterBreak="0">
+  <w:abstractNum w:abstractNumId="7">
+    <w:nsid w:val="55335FF7"/>
+    <w:multiLevelType w:val="hybridMultilevel"/>
+    <w:tmpl w:val="B6EAA1DC"/>
+    <w:lvl w:ilvl="0" w:tplc="FB98AF8E">
+      <w:start w:val="1"/>
+      <w:numFmt w:val="bullet"/>
+      <w:lvlText w:val="•"/>
+      <w:lvlJc w:val="left"/>
+      <w:pPr>
+        <w:tabs>
+          <w:tab w:val="num" w:pos="720"/>
+        </w:tabs>
+        <w:ind w:left="720" w:hanging="360"/>
+      </w:pPr>
+      <w:rPr>
+        <w:rFonts w:ascii="Arial" w:hAnsi="Arial" w:hint="default"/>
+      </w:rPr>
+    </w:lvl>
+    <w:lvl w:ilvl="1" w:tplc="77F0B69E" w:tentative="1">
+      <w:start w:val="1"/>
+      <w:numFmt w:val="bullet"/>
+      <w:lvlText w:val="•"/>
+      <w:lvlJc w:val="left"/>
+      <w:pPr>
+        <w:tabs>
+          <w:tab w:val="num" w:pos="1440"/>
+        </w:tabs>
+        <w:ind w:left="1440" w:hanging="360"/>
+      </w:pPr>
+      <w:rPr>
+        <w:rFonts w:ascii="Arial" w:hAnsi="Arial" w:hint="default"/>
+      </w:rPr>
+    </w:lvl>
+    <w:lvl w:ilvl="2" w:tplc="7BFC0122" w:tentative="1">
+      <w:start w:val="1"/>
+      <w:numFmt w:val="bullet"/>
+      <w:lvlText w:val="•"/>
+      <w:lvlJc w:val="left"/>
+      <w:pPr>
+        <w:tabs>
+          <w:tab w:val="num" w:pos="2160"/>
+        </w:tabs>
+        <w:ind w:left="2160" w:hanging="360"/>
+      </w:pPr>
+      <w:rPr>
+        <w:rFonts w:ascii="Arial" w:hAnsi="Arial" w:hint="default"/>
+      </w:rPr>
+    </w:lvl>
+    <w:lvl w:ilvl="3" w:tplc="E2824818" w:tentative="1">
+      <w:start w:val="1"/>
+      <w:numFmt w:val="bullet"/>
+      <w:lvlText w:val="•"/>
+      <w:lvlJc w:val="left"/>
+      <w:pPr>
+        <w:tabs>
+          <w:tab w:val="num" w:pos="2880"/>
+        </w:tabs>
+        <w:ind w:left="2880" w:hanging="360"/>
+      </w:pPr>
+      <w:rPr>
+        <w:rFonts w:ascii="Arial" w:hAnsi="Arial" w:hint="default"/>
+      </w:rPr>
+    </w:lvl>
+    <w:lvl w:ilvl="4" w:tplc="2DD6E5E4" w:tentative="1">
+      <w:start w:val="1"/>
+      <w:numFmt w:val="bullet"/>
+      <w:lvlText w:val="•"/>
+      <w:lvlJc w:val="left"/>
+      <w:pPr>
+        <w:tabs>
+          <w:tab w:val="num" w:pos="3600"/>
+        </w:tabs>
+        <w:ind w:left="3600" w:hanging="360"/>
+      </w:pPr>
+      <w:rPr>
+        <w:rFonts w:ascii="Arial" w:hAnsi="Arial" w:hint="default"/>
+      </w:rPr>
+    </w:lvl>
+    <w:lvl w:ilvl="5" w:tplc="E65AB342" w:tentative="1">
+      <w:start w:val="1"/>
+      <w:numFmt w:val="bullet"/>
+      <w:lvlText w:val="•"/>
+      <w:lvlJc w:val="left"/>
+      <w:pPr>
+        <w:tabs>
+          <w:tab w:val="num" w:pos="4320"/>
+        </w:tabs>
+        <w:ind w:left="4320" w:hanging="360"/>
+      </w:pPr>
+      <w:rPr>
+        <w:rFonts w:ascii="Arial" w:hAnsi="Arial" w:hint="default"/>
+      </w:rPr>
+    </w:lvl>
+    <w:lvl w:ilvl="6" w:tplc="7BD29808" w:tentative="1">
+      <w:start w:val="1"/>
+      <w:numFmt w:val="bullet"/>
+      <w:lvlText w:val="•"/>
+      <w:lvlJc w:val="left"/>
+      <w:pPr>
+        <w:tabs>
+          <w:tab w:val="num" w:pos="5040"/>
+        </w:tabs>
+        <w:ind w:left="5040" w:hanging="360"/>
+      </w:pPr>
+      <w:rPr>
+        <w:rFonts w:ascii="Arial" w:hAnsi="Arial" w:hint="default"/>
+      </w:rPr>
+    </w:lvl>
+    <w:lvl w:ilvl="7" w:tplc="F6024118" w:tentative="1">
+      <w:start w:val="1"/>
+      <w:numFmt w:val="bullet"/>
+      <w:lvlText w:val="•"/>
+      <w:lvlJc w:val="left"/>
+      <w:pPr>
+        <w:tabs>
+          <w:tab w:val="num" w:pos="5760"/>
+        </w:tabs>
+        <w:ind w:left="5760" w:hanging="360"/>
+      </w:pPr>
+      <w:rPr>
+        <w:rFonts w:ascii="Arial" w:hAnsi="Arial" w:hint="default"/>
+      </w:rPr>
+    </w:lvl>
+    <w:lvl w:ilvl="8" w:tplc="9B3E3F6C" w:tentative="1">
+      <w:start w:val="1"/>
+      <w:numFmt w:val="bullet"/>
+      <w:lvlText w:val="•"/>
+      <w:lvlJc w:val="left"/>
+      <w:pPr>
+        <w:tabs>
+          <w:tab w:val="num" w:pos="6480"/>
+        </w:tabs>
+        <w:ind w:left="6480" w:hanging="360"/>
+      </w:pPr>
+      <w:rPr>
+        <w:rFonts w:ascii="Arial" w:hAnsi="Arial" w:hint="default"/>
+      </w:rPr>
+    </w:lvl>
+  </w:abstractNum>
+  <w:abstractNum w:abstractNumId="8">
     <w:nsid w:val="5EE543C7"/>
     <w:multiLevelType w:val="multilevel"/>
     <w:tmpl w:val="CAA0FE3A"/>
@@ -3231,20 +4844,467 @@
       </w:pPr>
     </w:lvl>
   </w:abstractNum>
+  <w:abstractNum w:abstractNumId="9">
+    <w:nsid w:val="65AC5361"/>
+    <w:multiLevelType w:val="hybridMultilevel"/>
+    <w:tmpl w:val="0E2E45EA"/>
+    <w:lvl w:ilvl="0" w:tplc="9B4C2716">
+      <w:start w:val="1"/>
+      <w:numFmt w:val="bullet"/>
+      <w:lvlText w:val="•"/>
+      <w:lvlJc w:val="left"/>
+      <w:pPr>
+        <w:tabs>
+          <w:tab w:val="num" w:pos="720"/>
+        </w:tabs>
+        <w:ind w:left="720" w:hanging="360"/>
+      </w:pPr>
+      <w:rPr>
+        <w:rFonts w:ascii="Arial" w:hAnsi="Arial" w:hint="default"/>
+      </w:rPr>
+    </w:lvl>
+    <w:lvl w:ilvl="1" w:tplc="CBC6E9FC" w:tentative="1">
+      <w:start w:val="1"/>
+      <w:numFmt w:val="bullet"/>
+      <w:lvlText w:val="•"/>
+      <w:lvlJc w:val="left"/>
+      <w:pPr>
+        <w:tabs>
+          <w:tab w:val="num" w:pos="1440"/>
+        </w:tabs>
+        <w:ind w:left="1440" w:hanging="360"/>
+      </w:pPr>
+      <w:rPr>
+        <w:rFonts w:ascii="Arial" w:hAnsi="Arial" w:hint="default"/>
+      </w:rPr>
+    </w:lvl>
+    <w:lvl w:ilvl="2" w:tplc="10CE2446" w:tentative="1">
+      <w:start w:val="1"/>
+      <w:numFmt w:val="bullet"/>
+      <w:lvlText w:val="•"/>
+      <w:lvlJc w:val="left"/>
+      <w:pPr>
+        <w:tabs>
+          <w:tab w:val="num" w:pos="2160"/>
+        </w:tabs>
+        <w:ind w:left="2160" w:hanging="360"/>
+      </w:pPr>
+      <w:rPr>
+        <w:rFonts w:ascii="Arial" w:hAnsi="Arial" w:hint="default"/>
+      </w:rPr>
+    </w:lvl>
+    <w:lvl w:ilvl="3" w:tplc="D67859C6" w:tentative="1">
+      <w:start w:val="1"/>
+      <w:numFmt w:val="bullet"/>
+      <w:lvlText w:val="•"/>
+      <w:lvlJc w:val="left"/>
+      <w:pPr>
+        <w:tabs>
+          <w:tab w:val="num" w:pos="2880"/>
+        </w:tabs>
+        <w:ind w:left="2880" w:hanging="360"/>
+      </w:pPr>
+      <w:rPr>
+        <w:rFonts w:ascii="Arial" w:hAnsi="Arial" w:hint="default"/>
+      </w:rPr>
+    </w:lvl>
+    <w:lvl w:ilvl="4" w:tplc="5D46B156" w:tentative="1">
+      <w:start w:val="1"/>
+      <w:numFmt w:val="bullet"/>
+      <w:lvlText w:val="•"/>
+      <w:lvlJc w:val="left"/>
+      <w:pPr>
+        <w:tabs>
+          <w:tab w:val="num" w:pos="3600"/>
+        </w:tabs>
+        <w:ind w:left="3600" w:hanging="360"/>
+      </w:pPr>
+      <w:rPr>
+        <w:rFonts w:ascii="Arial" w:hAnsi="Arial" w:hint="default"/>
+      </w:rPr>
+    </w:lvl>
+    <w:lvl w:ilvl="5" w:tplc="E70EA0FC" w:tentative="1">
+      <w:start w:val="1"/>
+      <w:numFmt w:val="bullet"/>
+      <w:lvlText w:val="•"/>
+      <w:lvlJc w:val="left"/>
+      <w:pPr>
+        <w:tabs>
+          <w:tab w:val="num" w:pos="4320"/>
+        </w:tabs>
+        <w:ind w:left="4320" w:hanging="360"/>
+      </w:pPr>
+      <w:rPr>
+        <w:rFonts w:ascii="Arial" w:hAnsi="Arial" w:hint="default"/>
+      </w:rPr>
+    </w:lvl>
+    <w:lvl w:ilvl="6" w:tplc="7BA61CA0" w:tentative="1">
+      <w:start w:val="1"/>
+      <w:numFmt w:val="bullet"/>
+      <w:lvlText w:val="•"/>
+      <w:lvlJc w:val="left"/>
+      <w:pPr>
+        <w:tabs>
+          <w:tab w:val="num" w:pos="5040"/>
+        </w:tabs>
+        <w:ind w:left="5040" w:hanging="360"/>
+      </w:pPr>
+      <w:rPr>
+        <w:rFonts w:ascii="Arial" w:hAnsi="Arial" w:hint="default"/>
+      </w:rPr>
+    </w:lvl>
+    <w:lvl w:ilvl="7" w:tplc="70980E96" w:tentative="1">
+      <w:start w:val="1"/>
+      <w:numFmt w:val="bullet"/>
+      <w:lvlText w:val="•"/>
+      <w:lvlJc w:val="left"/>
+      <w:pPr>
+        <w:tabs>
+          <w:tab w:val="num" w:pos="5760"/>
+        </w:tabs>
+        <w:ind w:left="5760" w:hanging="360"/>
+      </w:pPr>
+      <w:rPr>
+        <w:rFonts w:ascii="Arial" w:hAnsi="Arial" w:hint="default"/>
+      </w:rPr>
+    </w:lvl>
+    <w:lvl w:ilvl="8" w:tplc="13B2D254" w:tentative="1">
+      <w:start w:val="1"/>
+      <w:numFmt w:val="bullet"/>
+      <w:lvlText w:val="•"/>
+      <w:lvlJc w:val="left"/>
+      <w:pPr>
+        <w:tabs>
+          <w:tab w:val="num" w:pos="6480"/>
+        </w:tabs>
+        <w:ind w:left="6480" w:hanging="360"/>
+      </w:pPr>
+      <w:rPr>
+        <w:rFonts w:ascii="Arial" w:hAnsi="Arial" w:hint="default"/>
+      </w:rPr>
+    </w:lvl>
+  </w:abstractNum>
+  <w:abstractNum w:abstractNumId="10">
+    <w:nsid w:val="6AC14C1F"/>
+    <w:multiLevelType w:val="hybridMultilevel"/>
+    <w:tmpl w:val="104C84EE"/>
+    <w:lvl w:ilvl="0" w:tplc="481A61EE">
+      <w:start w:val="1"/>
+      <w:numFmt w:val="bullet"/>
+      <w:lvlText w:val="•"/>
+      <w:lvlJc w:val="left"/>
+      <w:pPr>
+        <w:tabs>
+          <w:tab w:val="num" w:pos="720"/>
+        </w:tabs>
+        <w:ind w:left="720" w:hanging="360"/>
+      </w:pPr>
+      <w:rPr>
+        <w:rFonts w:ascii="Arial" w:hAnsi="Arial" w:hint="default"/>
+      </w:rPr>
+    </w:lvl>
+    <w:lvl w:ilvl="1" w:tplc="487E7982" w:tentative="1">
+      <w:start w:val="1"/>
+      <w:numFmt w:val="bullet"/>
+      <w:lvlText w:val="•"/>
+      <w:lvlJc w:val="left"/>
+      <w:pPr>
+        <w:tabs>
+          <w:tab w:val="num" w:pos="1440"/>
+        </w:tabs>
+        <w:ind w:left="1440" w:hanging="360"/>
+      </w:pPr>
+      <w:rPr>
+        <w:rFonts w:ascii="Arial" w:hAnsi="Arial" w:hint="default"/>
+      </w:rPr>
+    </w:lvl>
+    <w:lvl w:ilvl="2" w:tplc="FA7C010C" w:tentative="1">
+      <w:start w:val="1"/>
+      <w:numFmt w:val="bullet"/>
+      <w:lvlText w:val="•"/>
+      <w:lvlJc w:val="left"/>
+      <w:pPr>
+        <w:tabs>
+          <w:tab w:val="num" w:pos="2160"/>
+        </w:tabs>
+        <w:ind w:left="2160" w:hanging="360"/>
+      </w:pPr>
+      <w:rPr>
+        <w:rFonts w:ascii="Arial" w:hAnsi="Arial" w:hint="default"/>
+      </w:rPr>
+    </w:lvl>
+    <w:lvl w:ilvl="3" w:tplc="9E4AF7D8" w:tentative="1">
+      <w:start w:val="1"/>
+      <w:numFmt w:val="bullet"/>
+      <w:lvlText w:val="•"/>
+      <w:lvlJc w:val="left"/>
+      <w:pPr>
+        <w:tabs>
+          <w:tab w:val="num" w:pos="2880"/>
+        </w:tabs>
+        <w:ind w:left="2880" w:hanging="360"/>
+      </w:pPr>
+      <w:rPr>
+        <w:rFonts w:ascii="Arial" w:hAnsi="Arial" w:hint="default"/>
+      </w:rPr>
+    </w:lvl>
+    <w:lvl w:ilvl="4" w:tplc="A4AE25D4" w:tentative="1">
+      <w:start w:val="1"/>
+      <w:numFmt w:val="bullet"/>
+      <w:lvlText w:val="•"/>
+      <w:lvlJc w:val="left"/>
+      <w:pPr>
+        <w:tabs>
+          <w:tab w:val="num" w:pos="3600"/>
+        </w:tabs>
+        <w:ind w:left="3600" w:hanging="360"/>
+      </w:pPr>
+      <w:rPr>
+        <w:rFonts w:ascii="Arial" w:hAnsi="Arial" w:hint="default"/>
+      </w:rPr>
+    </w:lvl>
+    <w:lvl w:ilvl="5" w:tplc="C1961A70" w:tentative="1">
+      <w:start w:val="1"/>
+      <w:numFmt w:val="bullet"/>
+      <w:lvlText w:val="•"/>
+      <w:lvlJc w:val="left"/>
+      <w:pPr>
+        <w:tabs>
+          <w:tab w:val="num" w:pos="4320"/>
+        </w:tabs>
+        <w:ind w:left="4320" w:hanging="360"/>
+      </w:pPr>
+      <w:rPr>
+        <w:rFonts w:ascii="Arial" w:hAnsi="Arial" w:hint="default"/>
+      </w:rPr>
+    </w:lvl>
+    <w:lvl w:ilvl="6" w:tplc="7A06CF54" w:tentative="1">
+      <w:start w:val="1"/>
+      <w:numFmt w:val="bullet"/>
+      <w:lvlText w:val="•"/>
+      <w:lvlJc w:val="left"/>
+      <w:pPr>
+        <w:tabs>
+          <w:tab w:val="num" w:pos="5040"/>
+        </w:tabs>
+        <w:ind w:left="5040" w:hanging="360"/>
+      </w:pPr>
+      <w:rPr>
+        <w:rFonts w:ascii="Arial" w:hAnsi="Arial" w:hint="default"/>
+      </w:rPr>
+    </w:lvl>
+    <w:lvl w:ilvl="7" w:tplc="805CC4C8" w:tentative="1">
+      <w:start w:val="1"/>
+      <w:numFmt w:val="bullet"/>
+      <w:lvlText w:val="•"/>
+      <w:lvlJc w:val="left"/>
+      <w:pPr>
+        <w:tabs>
+          <w:tab w:val="num" w:pos="5760"/>
+        </w:tabs>
+        <w:ind w:left="5760" w:hanging="360"/>
+      </w:pPr>
+      <w:rPr>
+        <w:rFonts w:ascii="Arial" w:hAnsi="Arial" w:hint="default"/>
+      </w:rPr>
+    </w:lvl>
+    <w:lvl w:ilvl="8" w:tplc="D60E7280" w:tentative="1">
+      <w:start w:val="1"/>
+      <w:numFmt w:val="bullet"/>
+      <w:lvlText w:val="•"/>
+      <w:lvlJc w:val="left"/>
+      <w:pPr>
+        <w:tabs>
+          <w:tab w:val="num" w:pos="6480"/>
+        </w:tabs>
+        <w:ind w:left="6480" w:hanging="360"/>
+      </w:pPr>
+      <w:rPr>
+        <w:rFonts w:ascii="Arial" w:hAnsi="Arial" w:hint="default"/>
+      </w:rPr>
+    </w:lvl>
+  </w:abstractNum>
+  <w:abstractNum w:abstractNumId="11">
+    <w:nsid w:val="7F274C98"/>
+    <w:multiLevelType w:val="hybridMultilevel"/>
+    <w:tmpl w:val="4092B556"/>
+    <w:lvl w:ilvl="0" w:tplc="291A31B0">
+      <w:start w:val="1"/>
+      <w:numFmt w:val="bullet"/>
+      <w:lvlText w:val="•"/>
+      <w:lvlJc w:val="left"/>
+      <w:pPr>
+        <w:tabs>
+          <w:tab w:val="num" w:pos="720"/>
+        </w:tabs>
+        <w:ind w:left="720" w:hanging="360"/>
+      </w:pPr>
+      <w:rPr>
+        <w:rFonts w:ascii="Arial" w:hAnsi="Arial" w:hint="default"/>
+      </w:rPr>
+    </w:lvl>
+    <w:lvl w:ilvl="1" w:tplc="AFA4BCE2" w:tentative="1">
+      <w:start w:val="1"/>
+      <w:numFmt w:val="bullet"/>
+      <w:lvlText w:val="•"/>
+      <w:lvlJc w:val="left"/>
+      <w:pPr>
+        <w:tabs>
+          <w:tab w:val="num" w:pos="1440"/>
+        </w:tabs>
+        <w:ind w:left="1440" w:hanging="360"/>
+      </w:pPr>
+      <w:rPr>
+        <w:rFonts w:ascii="Arial" w:hAnsi="Arial" w:hint="default"/>
+      </w:rPr>
+    </w:lvl>
+    <w:lvl w:ilvl="2" w:tplc="B1DE3A64" w:tentative="1">
+      <w:start w:val="1"/>
+      <w:numFmt w:val="bullet"/>
+      <w:lvlText w:val="•"/>
+      <w:lvlJc w:val="left"/>
+      <w:pPr>
+        <w:tabs>
+          <w:tab w:val="num" w:pos="2160"/>
+        </w:tabs>
+        <w:ind w:left="2160" w:hanging="360"/>
+      </w:pPr>
+      <w:rPr>
+        <w:rFonts w:ascii="Arial" w:hAnsi="Arial" w:hint="default"/>
+      </w:rPr>
+    </w:lvl>
+    <w:lvl w:ilvl="3" w:tplc="8DAED586" w:tentative="1">
+      <w:start w:val="1"/>
+      <w:numFmt w:val="bullet"/>
+      <w:lvlText w:val="•"/>
+      <w:lvlJc w:val="left"/>
+      <w:pPr>
+        <w:tabs>
+          <w:tab w:val="num" w:pos="2880"/>
+        </w:tabs>
+        <w:ind w:left="2880" w:hanging="360"/>
+      </w:pPr>
+      <w:rPr>
+        <w:rFonts w:ascii="Arial" w:hAnsi="Arial" w:hint="default"/>
+      </w:rPr>
+    </w:lvl>
+    <w:lvl w:ilvl="4" w:tplc="10307CD0" w:tentative="1">
+      <w:start w:val="1"/>
+      <w:numFmt w:val="bullet"/>
+      <w:lvlText w:val="•"/>
+      <w:lvlJc w:val="left"/>
+      <w:pPr>
+        <w:tabs>
+          <w:tab w:val="num" w:pos="3600"/>
+        </w:tabs>
+        <w:ind w:left="3600" w:hanging="360"/>
+      </w:pPr>
+      <w:rPr>
+        <w:rFonts w:ascii="Arial" w:hAnsi="Arial" w:hint="default"/>
+      </w:rPr>
+    </w:lvl>
+    <w:lvl w:ilvl="5" w:tplc="AC060FEC" w:tentative="1">
+      <w:start w:val="1"/>
+      <w:numFmt w:val="bullet"/>
+      <w:lvlText w:val="•"/>
+      <w:lvlJc w:val="left"/>
+      <w:pPr>
+        <w:tabs>
+          <w:tab w:val="num" w:pos="4320"/>
+        </w:tabs>
+        <w:ind w:left="4320" w:hanging="360"/>
+      </w:pPr>
+      <w:rPr>
+        <w:rFonts w:ascii="Arial" w:hAnsi="Arial" w:hint="default"/>
+      </w:rPr>
+    </w:lvl>
+    <w:lvl w:ilvl="6" w:tplc="25AA494A" w:tentative="1">
+      <w:start w:val="1"/>
+      <w:numFmt w:val="bullet"/>
+      <w:lvlText w:val="•"/>
+      <w:lvlJc w:val="left"/>
+      <w:pPr>
+        <w:tabs>
+          <w:tab w:val="num" w:pos="5040"/>
+        </w:tabs>
+        <w:ind w:left="5040" w:hanging="360"/>
+      </w:pPr>
+      <w:rPr>
+        <w:rFonts w:ascii="Arial" w:hAnsi="Arial" w:hint="default"/>
+      </w:rPr>
+    </w:lvl>
+    <w:lvl w:ilvl="7" w:tplc="2298A5DA" w:tentative="1">
+      <w:start w:val="1"/>
+      <w:numFmt w:val="bullet"/>
+      <w:lvlText w:val="•"/>
+      <w:lvlJc w:val="left"/>
+      <w:pPr>
+        <w:tabs>
+          <w:tab w:val="num" w:pos="5760"/>
+        </w:tabs>
+        <w:ind w:left="5760" w:hanging="360"/>
+      </w:pPr>
+      <w:rPr>
+        <w:rFonts w:ascii="Arial" w:hAnsi="Arial" w:hint="default"/>
+      </w:rPr>
+    </w:lvl>
+    <w:lvl w:ilvl="8" w:tplc="17765AFA" w:tentative="1">
+      <w:start w:val="1"/>
+      <w:numFmt w:val="bullet"/>
+      <w:lvlText w:val="•"/>
+      <w:lvlJc w:val="left"/>
+      <w:pPr>
+        <w:tabs>
+          <w:tab w:val="num" w:pos="6480"/>
+        </w:tabs>
+        <w:ind w:left="6480" w:hanging="360"/>
+      </w:pPr>
+      <w:rPr>
+        <w:rFonts w:ascii="Arial" w:hAnsi="Arial" w:hint="default"/>
+      </w:rPr>
+    </w:lvl>
+  </w:abstractNum>
   <w:num w:numId="1">
+    <w:abstractNumId w:val="8"/>
+  </w:num>
+  <w:num w:numId="2">
+    <w:abstractNumId w:val="6"/>
+  </w:num>
+  <w:num w:numId="3">
+    <w:abstractNumId w:val="1"/>
+  </w:num>
+  <w:num w:numId="4">
+    <w:abstractNumId w:val="5"/>
+  </w:num>
+  <w:num w:numId="5">
     <w:abstractNumId w:val="2"/>
   </w:num>
-  <w:num w:numId="2">
-    <w:abstractNumId w:val="1"/>
+  <w:num w:numId="6">
+    <w:abstractNumId w:val="11"/>
   </w:num>
-  <w:num w:numId="3">
+  <w:num w:numId="7">
+    <w:abstractNumId w:val="3"/>
+  </w:num>
+  <w:num w:numId="8">
+    <w:abstractNumId w:val="9"/>
+  </w:num>
+  <w:num w:numId="9">
+    <w:abstractNumId w:val="7"/>
+  </w:num>
+  <w:num w:numId="10">
+    <w:abstractNumId w:val="4"/>
+  </w:num>
+  <w:num w:numId="11">
     <w:abstractNumId w:val="0"/>
+  </w:num>
+  <w:num w:numId="12">
+    <w:abstractNumId w:val="10"/>
   </w:num>
 </w:numbering>
 </file>
 
 <file path=word/styles.xml><?xml version="1.0" encoding="utf-8"?>
-<w:styles xmlns:mc="http://schemas.openxmlformats.org/markup-compatibility/2006" xmlns:r="http://schemas.openxmlformats.org/officeDocument/2006/relationships" xmlns:w="http://schemas.openxmlformats.org/wordprocessingml/2006/main" xmlns:w14="http://schemas.microsoft.com/office/word/2010/wordml" xmlns:w15="http://schemas.microsoft.com/office/word/2012/wordml" xmlns:w16cex="http://schemas.microsoft.com/office/word/2018/wordml/cex" xmlns:w16cid="http://schemas.microsoft.com/office/word/2016/wordml/cid" xmlns:w16="http://schemas.microsoft.com/office/word/2018/wordml" xmlns:w16sdtdh="http://schemas.microsoft.com/office/word/2020/wordml/sdtdatahash" xmlns:w16se="http://schemas.microsoft.com/office/word/2015/wordml/symex" mc:Ignorable="w14 w15 w16se w16cid w16 w16cex w16sdtdh">
+<w:styles xmlns:mc="http://schemas.openxmlformats.org/markup-compatibility/2006" xmlns:r="http://schemas.openxmlformats.org/officeDocument/2006/relationships" xmlns:w="http://schemas.openxmlformats.org/wordprocessingml/2006/main" xmlns:w14="http://schemas.microsoft.com/office/word/2010/wordml" mc:Ignorable="w14">
   <w:docDefaults>
     <w:rPrDefault>
       <w:rPr>
@@ -3260,383 +5320,144 @@
       </w:pPr>
     </w:pPrDefault>
   </w:docDefaults>
-  <w:latentStyles w:defLockedState="0" w:defUIPriority="99" w:defSemiHidden="0" w:defUnhideWhenUsed="0" w:defQFormat="0" w:count="376">
-    <w:lsdException w:name="Normal" w:uiPriority="0" w:qFormat="1"/>
-    <w:lsdException w:name="heading 1" w:uiPriority="9" w:qFormat="1"/>
-    <w:lsdException w:name="heading 2" w:semiHidden="1" w:uiPriority="9" w:unhideWhenUsed="1" w:qFormat="1"/>
-    <w:lsdException w:name="heading 3" w:semiHidden="1" w:uiPriority="9" w:unhideWhenUsed="1" w:qFormat="1"/>
-    <w:lsdException w:name="heading 4" w:semiHidden="1" w:uiPriority="9" w:unhideWhenUsed="1" w:qFormat="1"/>
-    <w:lsdException w:name="heading 5" w:semiHidden="1" w:uiPriority="9" w:unhideWhenUsed="1" w:qFormat="1"/>
-    <w:lsdException w:name="heading 6" w:semiHidden="1" w:uiPriority="9" w:unhideWhenUsed="1" w:qFormat="1"/>
-    <w:lsdException w:name="heading 7" w:semiHidden="1" w:uiPriority="9" w:unhideWhenUsed="1" w:qFormat="1"/>
-    <w:lsdException w:name="heading 8" w:semiHidden="1" w:uiPriority="9" w:unhideWhenUsed="1" w:qFormat="1"/>
-    <w:lsdException w:name="heading 9" w:semiHidden="1" w:uiPriority="9" w:unhideWhenUsed="1" w:qFormat="1"/>
-    <w:lsdException w:name="index 1" w:semiHidden="1" w:unhideWhenUsed="1"/>
-    <w:lsdException w:name="index 2" w:semiHidden="1" w:unhideWhenUsed="1"/>
-    <w:lsdException w:name="index 3" w:semiHidden="1" w:unhideWhenUsed="1"/>
-    <w:lsdException w:name="index 4" w:semiHidden="1" w:unhideWhenUsed="1"/>
-    <w:lsdException w:name="index 5" w:semiHidden="1" w:unhideWhenUsed="1"/>
-    <w:lsdException w:name="index 6" w:semiHidden="1" w:unhideWhenUsed="1"/>
-    <w:lsdException w:name="index 7" w:semiHidden="1" w:unhideWhenUsed="1"/>
-    <w:lsdException w:name="index 8" w:semiHidden="1" w:unhideWhenUsed="1"/>
-    <w:lsdException w:name="index 9" w:semiHidden="1" w:unhideWhenUsed="1"/>
-    <w:lsdException w:name="toc 1" w:semiHidden="1" w:uiPriority="39" w:unhideWhenUsed="1"/>
-    <w:lsdException w:name="toc 2" w:semiHidden="1" w:uiPriority="39" w:unhideWhenUsed="1"/>
-    <w:lsdException w:name="toc 3" w:semiHidden="1" w:uiPriority="39" w:unhideWhenUsed="1"/>
-    <w:lsdException w:name="toc 4" w:semiHidden="1" w:uiPriority="39" w:unhideWhenUsed="1"/>
-    <w:lsdException w:name="toc 5" w:semiHidden="1" w:uiPriority="39" w:unhideWhenUsed="1"/>
-    <w:lsdException w:name="toc 6" w:semiHidden="1" w:uiPriority="39" w:unhideWhenUsed="1"/>
-    <w:lsdException w:name="toc 7" w:semiHidden="1" w:uiPriority="39" w:unhideWhenUsed="1"/>
-    <w:lsdException w:name="toc 8" w:semiHidden="1" w:uiPriority="39" w:unhideWhenUsed="1"/>
-    <w:lsdException w:name="toc 9" w:semiHidden="1" w:uiPriority="39" w:unhideWhenUsed="1"/>
-    <w:lsdException w:name="Normal Indent" w:semiHidden="1" w:unhideWhenUsed="1"/>
-    <w:lsdException w:name="footnote text" w:semiHidden="1" w:unhideWhenUsed="1"/>
-    <w:lsdException w:name="annotation text" w:semiHidden="1" w:unhideWhenUsed="1"/>
-    <w:lsdException w:name="header" w:semiHidden="1" w:unhideWhenUsed="1"/>
-    <w:lsdException w:name="footer" w:semiHidden="1" w:unhideWhenUsed="1"/>
-    <w:lsdException w:name="index heading" w:semiHidden="1" w:unhideWhenUsed="1"/>
-    <w:lsdException w:name="caption" w:semiHidden="1" w:uiPriority="35" w:unhideWhenUsed="1" w:qFormat="1"/>
-    <w:lsdException w:name="table of figures" w:semiHidden="1" w:unhideWhenUsed="1"/>
-    <w:lsdException w:name="envelope address" w:semiHidden="1" w:unhideWhenUsed="1"/>
-    <w:lsdException w:name="envelope return" w:semiHidden="1" w:unhideWhenUsed="1"/>
-    <w:lsdException w:name="footnote reference" w:semiHidden="1" w:unhideWhenUsed="1"/>
-    <w:lsdException w:name="annotation reference" w:semiHidden="1" w:unhideWhenUsed="1"/>
-    <w:lsdException w:name="line number" w:semiHidden="1" w:unhideWhenUsed="1"/>
-    <w:lsdException w:name="page number" w:semiHidden="1" w:unhideWhenUsed="1"/>
-    <w:lsdException w:name="endnote reference" w:semiHidden="1" w:unhideWhenUsed="1"/>
-    <w:lsdException w:name="endnote text" w:semiHidden="1" w:unhideWhenUsed="1"/>
-    <w:lsdException w:name="table of authorities" w:semiHidden="1" w:unhideWhenUsed="1"/>
-    <w:lsdException w:name="macro" w:semiHidden="1" w:unhideWhenUsed="1"/>
-    <w:lsdException w:name="toa heading" w:semiHidden="1" w:unhideWhenUsed="1"/>
-    <w:lsdException w:name="List" w:semiHidden="1" w:unhideWhenUsed="1"/>
-    <w:lsdException w:name="List Bullet" w:semiHidden="1" w:unhideWhenUsed="1"/>
-    <w:lsdException w:name="List Number" w:semiHidden="1" w:unhideWhenUsed="1"/>
-    <w:lsdException w:name="List 2" w:semiHidden="1" w:unhideWhenUsed="1"/>
-    <w:lsdException w:name="List 3" w:semiHidden="1" w:unhideWhenUsed="1"/>
-    <w:lsdException w:name="List 4" w:semiHidden="1" w:unhideWhenUsed="1"/>
-    <w:lsdException w:name="List 5" w:semiHidden="1" w:unhideWhenUsed="1"/>
-    <w:lsdException w:name="List Bullet 2" w:semiHidden="1" w:unhideWhenUsed="1"/>
-    <w:lsdException w:name="List Bullet 3" w:semiHidden="1" w:unhideWhenUsed="1"/>
-    <w:lsdException w:name="List Bullet 4" w:semiHidden="1" w:unhideWhenUsed="1"/>
-    <w:lsdException w:name="List Bullet 5" w:semiHidden="1" w:unhideWhenUsed="1"/>
-    <w:lsdException w:name="List Number 2" w:semiHidden="1" w:unhideWhenUsed="1"/>
-    <w:lsdException w:name="List Number 3" w:semiHidden="1" w:unhideWhenUsed="1"/>
-    <w:lsdException w:name="List Number 4" w:semiHidden="1" w:unhideWhenUsed="1"/>
-    <w:lsdException w:name="List Number 5" w:semiHidden="1" w:unhideWhenUsed="1"/>
-    <w:lsdException w:name="Title" w:uiPriority="10" w:qFormat="1"/>
-    <w:lsdException w:name="Closing" w:semiHidden="1" w:unhideWhenUsed="1"/>
-    <w:lsdException w:name="Signature" w:semiHidden="1" w:unhideWhenUsed="1"/>
-    <w:lsdException w:name="Default Paragraph Font" w:semiHidden="1" w:uiPriority="1" w:unhideWhenUsed="1"/>
-    <w:lsdException w:name="Body Text" w:semiHidden="1" w:unhideWhenUsed="1"/>
-    <w:lsdException w:name="Body Text Indent" w:semiHidden="1" w:unhideWhenUsed="1"/>
-    <w:lsdException w:name="List Continue" w:semiHidden="1" w:unhideWhenUsed="1"/>
-    <w:lsdException w:name="List Continue 2" w:semiHidden="1" w:unhideWhenUsed="1"/>
-    <w:lsdException w:name="List Continue 3" w:semiHidden="1" w:unhideWhenUsed="1"/>
-    <w:lsdException w:name="List Continue 4" w:semiHidden="1" w:unhideWhenUsed="1"/>
-    <w:lsdException w:name="List Continue 5" w:semiHidden="1" w:unhideWhenUsed="1"/>
-    <w:lsdException w:name="Message Header" w:semiHidden="1" w:unhideWhenUsed="1"/>
-    <w:lsdException w:name="Subtitle" w:uiPriority="11" w:qFormat="1"/>
-    <w:lsdException w:name="Salutation" w:semiHidden="1" w:unhideWhenUsed="1"/>
-    <w:lsdException w:name="Date" w:semiHidden="1" w:unhideWhenUsed="1"/>
-    <w:lsdException w:name="Body Text First Indent" w:semiHidden="1" w:unhideWhenUsed="1"/>
-    <w:lsdException w:name="Body Text First Indent 2" w:semiHidden="1" w:unhideWhenUsed="1"/>
-    <w:lsdException w:name="Note Heading" w:semiHidden="1" w:unhideWhenUsed="1"/>
-    <w:lsdException w:name="Body Text 2" w:semiHidden="1" w:unhideWhenUsed="1"/>
-    <w:lsdException w:name="Body Text 3" w:semiHidden="1" w:unhideWhenUsed="1"/>
-    <w:lsdException w:name="Body Text Indent 2" w:semiHidden="1" w:unhideWhenUsed="1"/>
-    <w:lsdException w:name="Body Text Indent 3" w:semiHidden="1" w:unhideWhenUsed="1"/>
-    <w:lsdException w:name="Block Text" w:semiHidden="1" w:unhideWhenUsed="1"/>
-    <w:lsdException w:name="Hyperlink" w:semiHidden="1" w:unhideWhenUsed="1"/>
-    <w:lsdException w:name="FollowedHyperlink" w:semiHidden="1" w:unhideWhenUsed="1"/>
-    <w:lsdException w:name="Strong" w:uiPriority="22" w:qFormat="1"/>
-    <w:lsdException w:name="Emphasis" w:uiPriority="20" w:qFormat="1"/>
-    <w:lsdException w:name="Document Map" w:semiHidden="1" w:unhideWhenUsed="1"/>
-    <w:lsdException w:name="Plain Text" w:semiHidden="1" w:unhideWhenUsed="1"/>
-    <w:lsdException w:name="E-mail Signature" w:semiHidden="1" w:unhideWhenUsed="1"/>
-    <w:lsdException w:name="HTML Top of Form" w:semiHidden="1" w:unhideWhenUsed="1"/>
-    <w:lsdException w:name="HTML Bottom of Form" w:semiHidden="1" w:unhideWhenUsed="1"/>
-    <w:lsdException w:name="Normal (Web)" w:semiHidden="1" w:unhideWhenUsed="1"/>
-    <w:lsdException w:name="HTML Acronym" w:semiHidden="1" w:unhideWhenUsed="1"/>
-    <w:lsdException w:name="HTML Address" w:semiHidden="1" w:unhideWhenUsed="1"/>
-    <w:lsdException w:name="HTML Cite" w:semiHidden="1" w:unhideWhenUsed="1"/>
-    <w:lsdException w:name="HTML Code" w:semiHidden="1" w:unhideWhenUsed="1"/>
-    <w:lsdException w:name="HTML Definition" w:semiHidden="1" w:unhideWhenUsed="1"/>
-    <w:lsdException w:name="HTML Keyboard" w:semiHidden="1" w:unhideWhenUsed="1"/>
-    <w:lsdException w:name="HTML Preformatted" w:semiHidden="1" w:unhideWhenUsed="1"/>
-    <w:lsdException w:name="HTML Sample" w:semiHidden="1" w:unhideWhenUsed="1"/>
-    <w:lsdException w:name="HTML Typewriter" w:semiHidden="1" w:unhideWhenUsed="1"/>
-    <w:lsdException w:name="HTML Variable" w:semiHidden="1" w:unhideWhenUsed="1"/>
-    <w:lsdException w:name="Normal Table" w:semiHidden="1" w:unhideWhenUsed="1"/>
-    <w:lsdException w:name="annotation subject" w:semiHidden="1" w:unhideWhenUsed="1"/>
-    <w:lsdException w:name="No List" w:semiHidden="1" w:unhideWhenUsed="1"/>
-    <w:lsdException w:name="Outline List 1" w:semiHidden="1" w:unhideWhenUsed="1"/>
-    <w:lsdException w:name="Outline List 2" w:semiHidden="1" w:unhideWhenUsed="1"/>
-    <w:lsdException w:name="Outline List 3" w:semiHidden="1" w:unhideWhenUsed="1"/>
-    <w:lsdException w:name="Table Simple 1" w:semiHidden="1" w:unhideWhenUsed="1"/>
-    <w:lsdException w:name="Table Simple 2" w:semiHidden="1" w:unhideWhenUsed="1"/>
-    <w:lsdException w:name="Table Simple 3" w:semiHidden="1" w:unhideWhenUsed="1"/>
-    <w:lsdException w:name="Table Classic 1" w:semiHidden="1" w:unhideWhenUsed="1"/>
-    <w:lsdException w:name="Table Classic 2" w:semiHidden="1" w:unhideWhenUsed="1"/>
-    <w:lsdException w:name="Table Classic 3" w:semiHidden="1" w:unhideWhenUsed="1"/>
-    <w:lsdException w:name="Table Classic 4" w:semiHidden="1" w:unhideWhenUsed="1"/>
-    <w:lsdException w:name="Table Colorful 1" w:semiHidden="1" w:unhideWhenUsed="1"/>
-    <w:lsdException w:name="Table Colorful 2" w:semiHidden="1" w:unhideWhenUsed="1"/>
-    <w:lsdException w:name="Table Colorful 3" w:semiHidden="1" w:unhideWhenUsed="1"/>
-    <w:lsdException w:name="Table Columns 1" w:semiHidden="1" w:unhideWhenUsed="1"/>
-    <w:lsdException w:name="Table Columns 2" w:semiHidden="1" w:unhideWhenUsed="1"/>
-    <w:lsdException w:name="Table Columns 3" w:semiHidden="1" w:unhideWhenUsed="1"/>
-    <w:lsdException w:name="Table Columns 4" w:semiHidden="1" w:unhideWhenUsed="1"/>
-    <w:lsdException w:name="Table Columns 5" w:semiHidden="1" w:unhideWhenUsed="1"/>
-    <w:lsdException w:name="Table Grid 1" w:semiHidden="1" w:unhideWhenUsed="1"/>
-    <w:lsdException w:name="Table Grid 2" w:semiHidden="1" w:unhideWhenUsed="1"/>
-    <w:lsdException w:name="Table Grid 3" w:semiHidden="1" w:unhideWhenUsed="1"/>
-    <w:lsdException w:name="Table Grid 4" w:semiHidden="1" w:unhideWhenUsed="1"/>
-    <w:lsdException w:name="Table Grid 5" w:semiHidden="1" w:unhideWhenUsed="1"/>
-    <w:lsdException w:name="Table Grid 6" w:semiHidden="1" w:unhideWhenUsed="1"/>
-    <w:lsdException w:name="Table Grid 7" w:semiHidden="1" w:unhideWhenUsed="1"/>
-    <w:lsdException w:name="Table Grid 8" w:semiHidden="1" w:unhideWhenUsed="1"/>
-    <w:lsdException w:name="Table List 1" w:semiHidden="1" w:unhideWhenUsed="1"/>
-    <w:lsdException w:name="Table List 2" w:semiHidden="1" w:unhideWhenUsed="1"/>
-    <w:lsdException w:name="Table List 3" w:semiHidden="1" w:unhideWhenUsed="1"/>
-    <w:lsdException w:name="Table List 4" w:semiHidden="1" w:unhideWhenUsed="1"/>
-    <w:lsdException w:name="Table List 5" w:semiHidden="1" w:unhideWhenUsed="1"/>
-    <w:lsdException w:name="Table List 6" w:semiHidden="1" w:unhideWhenUsed="1"/>
-    <w:lsdException w:name="Table List 7" w:semiHidden="1" w:unhideWhenUsed="1"/>
-    <w:lsdException w:name="Table List 8" w:semiHidden="1" w:unhideWhenUsed="1"/>
-    <w:lsdException w:name="Table 3D effects 1" w:semiHidden="1" w:unhideWhenUsed="1"/>
-    <w:lsdException w:name="Table 3D effects 2" w:semiHidden="1" w:unhideWhenUsed="1"/>
-    <w:lsdException w:name="Table 3D effects 3" w:semiHidden="1" w:unhideWhenUsed="1"/>
-    <w:lsdException w:name="Table Contemporary" w:semiHidden="1" w:unhideWhenUsed="1"/>
-    <w:lsdException w:name="Table Elegant" w:semiHidden="1" w:unhideWhenUsed="1"/>
-    <w:lsdException w:name="Table Professional" w:semiHidden="1" w:unhideWhenUsed="1"/>
-    <w:lsdException w:name="Table Subtle 1" w:semiHidden="1" w:unhideWhenUsed="1"/>
-    <w:lsdException w:name="Table Subtle 2" w:semiHidden="1" w:unhideWhenUsed="1"/>
-    <w:lsdException w:name="Table Web 1" w:semiHidden="1" w:unhideWhenUsed="1"/>
-    <w:lsdException w:name="Table Web 2" w:semiHidden="1" w:unhideWhenUsed="1"/>
-    <w:lsdException w:name="Table Web 3" w:semiHidden="1" w:unhideWhenUsed="1"/>
-    <w:lsdException w:name="Balloon Text" w:semiHidden="1" w:unhideWhenUsed="1"/>
-    <w:lsdException w:name="Table Grid" w:uiPriority="59"/>
-    <w:lsdException w:name="Table Theme" w:semiHidden="1" w:unhideWhenUsed="1"/>
-    <w:lsdException w:name="Placeholder Text" w:semiHidden="1"/>
-    <w:lsdException w:name="No Spacing" w:uiPriority="1" w:qFormat="1"/>
-    <w:lsdException w:name="Light Shading" w:uiPriority="60"/>
-    <w:lsdException w:name="Light List" w:uiPriority="61"/>
-    <w:lsdException w:name="Light Grid" w:uiPriority="62"/>
-    <w:lsdException w:name="Medium Shading 1" w:uiPriority="63"/>
-    <w:lsdException w:name="Medium Shading 2" w:uiPriority="64"/>
-    <w:lsdException w:name="Medium List 1" w:uiPriority="65"/>
-    <w:lsdException w:name="Medium List 2" w:uiPriority="66"/>
-    <w:lsdException w:name="Medium Grid 1" w:uiPriority="67"/>
-    <w:lsdException w:name="Medium Grid 2" w:uiPriority="68"/>
-    <w:lsdException w:name="Medium Grid 3" w:uiPriority="69"/>
-    <w:lsdException w:name="Dark List" w:uiPriority="70"/>
-    <w:lsdException w:name="Colorful Shading" w:uiPriority="71"/>
-    <w:lsdException w:name="Colorful List" w:uiPriority="72"/>
-    <w:lsdException w:name="Colorful Grid" w:uiPriority="73"/>
-    <w:lsdException w:name="Light Shading Accent 1" w:uiPriority="60"/>
-    <w:lsdException w:name="Light List Accent 1" w:uiPriority="61"/>
-    <w:lsdException w:name="Light Grid Accent 1" w:uiPriority="62"/>
-    <w:lsdException w:name="Medium Shading 1 Accent 1" w:uiPriority="63"/>
-    <w:lsdException w:name="Medium Shading 2 Accent 1" w:uiPriority="64"/>
-    <w:lsdException w:name="Medium List 1 Accent 1" w:uiPriority="65"/>
-    <w:lsdException w:name="Revision" w:semiHidden="1"/>
-    <w:lsdException w:name="List Paragraph" w:uiPriority="34" w:qFormat="1"/>
-    <w:lsdException w:name="Quote" w:uiPriority="29" w:qFormat="1"/>
-    <w:lsdException w:name="Intense Quote" w:uiPriority="30" w:qFormat="1"/>
-    <w:lsdException w:name="Medium List 2 Accent 1" w:uiPriority="66"/>
-    <w:lsdException w:name="Medium Grid 1 Accent 1" w:uiPriority="67"/>
-    <w:lsdException w:name="Medium Grid 2 Accent 1" w:uiPriority="68"/>
-    <w:lsdException w:name="Medium Grid 3 Accent 1" w:uiPriority="69"/>
-    <w:lsdException w:name="Dark List Accent 1" w:uiPriority="70"/>
-    <w:lsdException w:name="Colorful Shading Accent 1" w:uiPriority="71"/>
-    <w:lsdException w:name="Colorful List Accent 1" w:uiPriority="72"/>
-    <w:lsdException w:name="Colorful Grid Accent 1" w:uiPriority="73"/>
-    <w:lsdException w:name="Light Shading Accent 2" w:uiPriority="60"/>
-    <w:lsdException w:name="Light List Accent 2" w:uiPriority="61"/>
-    <w:lsdException w:name="Light Grid Accent 2" w:uiPriority="62"/>
-    <w:lsdException w:name="Medium Shading 1 Accent 2" w:uiPriority="63"/>
-    <w:lsdException w:name="Medium Shading 2 Accent 2" w:uiPriority="64"/>
-    <w:lsdException w:name="Medium List 1 Accent 2" w:uiPriority="65"/>
-    <w:lsdException w:name="Medium List 2 Accent 2" w:uiPriority="66"/>
-    <w:lsdException w:name="Medium Grid 1 Accent 2" w:uiPriority="67"/>
-    <w:lsdException w:name="Medium Grid 2 Accent 2" w:uiPriority="68"/>
-    <w:lsdException w:name="Medium Grid 3 Accent 2" w:uiPriority="69"/>
-    <w:lsdException w:name="Dark List Accent 2" w:uiPriority="70"/>
-    <w:lsdException w:name="Colorful Shading Accent 2" w:uiPriority="71"/>
-    <w:lsdException w:name="Colorful List Accent 2" w:uiPriority="72"/>
-    <w:lsdException w:name="Colorful Grid Accent 2" w:uiPriority="73"/>
-    <w:lsdException w:name="Light Shading Accent 3" w:uiPriority="60"/>
-    <w:lsdException w:name="Light List Accent 3" w:uiPriority="61"/>
-    <w:lsdException w:name="Light Grid Accent 3" w:uiPriority="62"/>
-    <w:lsdException w:name="Medium Shading 1 Accent 3" w:uiPriority="63"/>
-    <w:lsdException w:name="Medium Shading 2 Accent 3" w:uiPriority="64"/>
-    <w:lsdException w:name="Medium List 1 Accent 3" w:uiPriority="65"/>
-    <w:lsdException w:name="Medium List 2 Accent 3" w:uiPriority="66"/>
-    <w:lsdException w:name="Medium Grid 1 Accent 3" w:uiPriority="67"/>
-    <w:lsdException w:name="Medium Grid 2 Accent 3" w:uiPriority="68"/>
-    <w:lsdException w:name="Medium Grid 3 Accent 3" w:uiPriority="69"/>
-    <w:lsdException w:name="Dark List Accent 3" w:uiPriority="70"/>
-    <w:lsdException w:name="Colorful Shading Accent 3" w:uiPriority="71"/>
-    <w:lsdException w:name="Colorful List Accent 3" w:uiPriority="72"/>
-    <w:lsdException w:name="Colorful Grid Accent 3" w:uiPriority="73"/>
-    <w:lsdException w:name="Light Shading Accent 4" w:uiPriority="60"/>
-    <w:lsdException w:name="Light List Accent 4" w:uiPriority="61"/>
-    <w:lsdException w:name="Light Grid Accent 4" w:uiPriority="62"/>
-    <w:lsdException w:name="Medium Shading 1 Accent 4" w:uiPriority="63"/>
-    <w:lsdException w:name="Medium Shading 2 Accent 4" w:uiPriority="64"/>
-    <w:lsdException w:name="Medium List 1 Accent 4" w:uiPriority="65"/>
-    <w:lsdException w:name="Medium List 2 Accent 4" w:uiPriority="66"/>
-    <w:lsdException w:name="Medium Grid 1 Accent 4" w:uiPriority="67"/>
-    <w:lsdException w:name="Medium Grid 2 Accent 4" w:uiPriority="68"/>
-    <w:lsdException w:name="Medium Grid 3 Accent 4" w:uiPriority="69"/>
-    <w:lsdException w:name="Dark List Accent 4" w:uiPriority="70"/>
-    <w:lsdException w:name="Colorful Shading Accent 4" w:uiPriority="71"/>
-    <w:lsdException w:name="Colorful List Accent 4" w:uiPriority="72"/>
-    <w:lsdException w:name="Colorful Grid Accent 4" w:uiPriority="73"/>
-    <w:lsdException w:name="Light Shading Accent 5" w:uiPriority="60"/>
-    <w:lsdException w:name="Light List Accent 5" w:uiPriority="61"/>
-    <w:lsdException w:name="Light Grid Accent 5" w:uiPriority="62"/>
-    <w:lsdException w:name="Medium Shading 1 Accent 5" w:uiPriority="63"/>
-    <w:lsdException w:name="Medium Shading 2 Accent 5" w:uiPriority="64"/>
-    <w:lsdException w:name="Medium List 1 Accent 5" w:uiPriority="65"/>
-    <w:lsdException w:name="Medium List 2 Accent 5" w:uiPriority="66"/>
-    <w:lsdException w:name="Medium Grid 1 Accent 5" w:uiPriority="67"/>
-    <w:lsdException w:name="Medium Grid 2 Accent 5" w:uiPriority="68"/>
-    <w:lsdException w:name="Medium Grid 3 Accent 5" w:uiPriority="69"/>
-    <w:lsdException w:name="Dark List Accent 5" w:uiPriority="70"/>
-    <w:lsdException w:name="Colorful Shading Accent 5" w:uiPriority="71"/>
-    <w:lsdException w:name="Colorful List Accent 5" w:uiPriority="72"/>
-    <w:lsdException w:name="Colorful Grid Accent 5" w:uiPriority="73"/>
-    <w:lsdException w:name="Light Shading Accent 6" w:uiPriority="60"/>
-    <w:lsdException w:name="Light List Accent 6" w:uiPriority="61"/>
-    <w:lsdException w:name="Light Grid Accent 6" w:uiPriority="62"/>
-    <w:lsdException w:name="Medium Shading 1 Accent 6" w:uiPriority="63"/>
-    <w:lsdException w:name="Medium Shading 2 Accent 6" w:uiPriority="64"/>
-    <w:lsdException w:name="Medium List 1 Accent 6" w:uiPriority="65"/>
-    <w:lsdException w:name="Medium List 2 Accent 6" w:uiPriority="66"/>
-    <w:lsdException w:name="Medium Grid 1 Accent 6" w:uiPriority="67"/>
-    <w:lsdException w:name="Medium Grid 2 Accent 6" w:uiPriority="68"/>
-    <w:lsdException w:name="Medium Grid 3 Accent 6" w:uiPriority="69"/>
-    <w:lsdException w:name="Dark List Accent 6" w:uiPriority="70"/>
-    <w:lsdException w:name="Colorful Shading Accent 6" w:uiPriority="71"/>
-    <w:lsdException w:name="Colorful List Accent 6" w:uiPriority="72"/>
-    <w:lsdException w:name="Colorful Grid Accent 6" w:uiPriority="73"/>
-    <w:lsdException w:name="Subtle Emphasis" w:uiPriority="19" w:qFormat="1"/>
-    <w:lsdException w:name="Intense Emphasis" w:uiPriority="21" w:qFormat="1"/>
-    <w:lsdException w:name="Subtle Reference" w:uiPriority="31" w:qFormat="1"/>
-    <w:lsdException w:name="Intense Reference" w:uiPriority="32" w:qFormat="1"/>
-    <w:lsdException w:name="Book Title" w:uiPriority="33" w:qFormat="1"/>
-    <w:lsdException w:name="Bibliography" w:semiHidden="1" w:uiPriority="37" w:unhideWhenUsed="1"/>
-    <w:lsdException w:name="TOC Heading" w:semiHidden="1" w:uiPriority="39" w:unhideWhenUsed="1" w:qFormat="1"/>
-    <w:lsdException w:name="Plain Table 1" w:uiPriority="41"/>
-    <w:lsdException w:name="Plain Table 2" w:uiPriority="42"/>
-    <w:lsdException w:name="Plain Table 3" w:uiPriority="43"/>
-    <w:lsdException w:name="Plain Table 4" w:uiPriority="44"/>
-    <w:lsdException w:name="Plain Table 5" w:uiPriority="45"/>
-    <w:lsdException w:name="Grid Table Light" w:uiPriority="40"/>
-    <w:lsdException w:name="Grid Table 1 Light" w:uiPriority="46"/>
-    <w:lsdException w:name="Grid Table 2" w:uiPriority="47"/>
-    <w:lsdException w:name="Grid Table 3" w:uiPriority="48"/>
-    <w:lsdException w:name="Grid Table 4" w:uiPriority="49"/>
-    <w:lsdException w:name="Grid Table 5 Dark" w:uiPriority="50"/>
-    <w:lsdException w:name="Grid Table 6 Colorful" w:uiPriority="51"/>
-    <w:lsdException w:name="Grid Table 7 Colorful" w:uiPriority="52"/>
-    <w:lsdException w:name="Grid Table 1 Light Accent 1" w:uiPriority="46"/>
-    <w:lsdException w:name="Grid Table 2 Accent 1" w:uiPriority="47"/>
-    <w:lsdException w:name="Grid Table 3 Accent 1" w:uiPriority="48"/>
-    <w:lsdException w:name="Grid Table 4 Accent 1" w:uiPriority="49"/>
-    <w:lsdException w:name="Grid Table 5 Dark Accent 1" w:uiPriority="50"/>
-    <w:lsdException w:name="Grid Table 6 Colorful Accent 1" w:uiPriority="51"/>
-    <w:lsdException w:name="Grid Table 7 Colorful Accent 1" w:uiPriority="52"/>
-    <w:lsdException w:name="Grid Table 1 Light Accent 2" w:uiPriority="46"/>
-    <w:lsdException w:name="Grid Table 2 Accent 2" w:uiPriority="47"/>
-    <w:lsdException w:name="Grid Table 3 Accent 2" w:uiPriority="48"/>
-    <w:lsdException w:name="Grid Table 4 Accent 2" w:uiPriority="49"/>
-    <w:lsdException w:name="Grid Table 5 Dark Accent 2" w:uiPriority="50"/>
-    <w:lsdException w:name="Grid Table 6 Colorful Accent 2" w:uiPriority="51"/>
-    <w:lsdException w:name="Grid Table 7 Colorful Accent 2" w:uiPriority="52"/>
-    <w:lsdException w:name="Grid Table 1 Light Accent 3" w:uiPriority="46"/>
-    <w:lsdException w:name="Grid Table 2 Accent 3" w:uiPriority="47"/>
-    <w:lsdException w:name="Grid Table 3 Accent 3" w:uiPriority="48"/>
-    <w:lsdException w:name="Grid Table 4 Accent 3" w:uiPriority="49"/>
-    <w:lsdException w:name="Grid Table 5 Dark Accent 3" w:uiPriority="50"/>
-    <w:lsdException w:name="Grid Table 6 Colorful Accent 3" w:uiPriority="51"/>
-    <w:lsdException w:name="Grid Table 7 Colorful Accent 3" w:uiPriority="52"/>
-    <w:lsdException w:name="Grid Table 1 Light Accent 4" w:uiPriority="46"/>
-    <w:lsdException w:name="Grid Table 2 Accent 4" w:uiPriority="47"/>
-    <w:lsdException w:name="Grid Table 3 Accent 4" w:uiPriority="48"/>
-    <w:lsdException w:name="Grid Table 4 Accent 4" w:uiPriority="49"/>
-    <w:lsdException w:name="Grid Table 5 Dark Accent 4" w:uiPriority="50"/>
-    <w:lsdException w:name="Grid Table 6 Colorful Accent 4" w:uiPriority="51"/>
-    <w:lsdException w:name="Grid Table 7 Colorful Accent 4" w:uiPriority="52"/>
-    <w:lsdException w:name="Grid Table 1 Light Accent 5" w:uiPriority="46"/>
-    <w:lsdException w:name="Grid Table 2 Accent 5" w:uiPriority="47"/>
-    <w:lsdException w:name="Grid Table 3 Accent 5" w:uiPriority="48"/>
-    <w:lsdException w:name="Grid Table 4 Accent 5" w:uiPriority="49"/>
-    <w:lsdException w:name="Grid Table 5 Dark Accent 5" w:uiPriority="50"/>
-    <w:lsdException w:name="Grid Table 6 Colorful Accent 5" w:uiPriority="51"/>
-    <w:lsdException w:name="Grid Table 7 Colorful Accent 5" w:uiPriority="52"/>
-    <w:lsdException w:name="Grid Table 1 Light Accent 6" w:uiPriority="46"/>
-    <w:lsdException w:name="Grid Table 2 Accent 6" w:uiPriority="47"/>
-    <w:lsdException w:name="Grid Table 3 Accent 6" w:uiPriority="48"/>
-    <w:lsdException w:name="Grid Table 4 Accent 6" w:uiPriority="49"/>
-    <w:lsdException w:name="Grid Table 5 Dark Accent 6" w:uiPriority="50"/>
-    <w:lsdException w:name="Grid Table 6 Colorful Accent 6" w:uiPriority="51"/>
-    <w:lsdException w:name="Grid Table 7 Colorful Accent 6" w:uiPriority="52"/>
-    <w:lsdException w:name="List Table 1 Light" w:uiPriority="46"/>
-    <w:lsdException w:name="List Table 2" w:uiPriority="47"/>
-    <w:lsdException w:name="List Table 3" w:uiPriority="48"/>
-    <w:lsdException w:name="List Table 4" w:uiPriority="49"/>
-    <w:lsdException w:name="List Table 5 Dark" w:uiPriority="50"/>
-    <w:lsdException w:name="List Table 6 Colorful" w:uiPriority="51"/>
-    <w:lsdException w:name="List Table 7 Colorful" w:uiPriority="52"/>
-    <w:lsdException w:name="List Table 1 Light Accent 1" w:uiPriority="46"/>
-    <w:lsdException w:name="List Table 2 Accent 1" w:uiPriority="47"/>
-    <w:lsdException w:name="List Table 3 Accent 1" w:uiPriority="48"/>
-    <w:lsdException w:name="List Table 4 Accent 1" w:uiPriority="49"/>
-    <w:lsdException w:name="List Table 5 Dark Accent 1" w:uiPriority="50"/>
-    <w:lsdException w:name="List Table 6 Colorful Accent 1" w:uiPriority="51"/>
-    <w:lsdException w:name="List Table 7 Colorful Accent 1" w:uiPriority="52"/>
-    <w:lsdException w:name="List Table 1 Light Accent 2" w:uiPriority="46"/>
-    <w:lsdException w:name="List Table 2 Accent 2" w:uiPriority="47"/>
-    <w:lsdException w:name="List Table 3 Accent 2" w:uiPriority="48"/>
-    <w:lsdException w:name="List Table 4 Accent 2" w:uiPriority="49"/>
-    <w:lsdException w:name="List Table 5 Dark Accent 2" w:uiPriority="50"/>
-    <w:lsdException w:name="List Table 6 Colorful Accent 2" w:uiPriority="51"/>
-    <w:lsdException w:name="List Table 7 Colorful Accent 2" w:uiPriority="52"/>
-    <w:lsdException w:name="List Table 1 Light Accent 3" w:uiPriority="46"/>
-    <w:lsdException w:name="List Table 2 Accent 3" w:uiPriority="47"/>
-    <w:lsdException w:name="List Table 3 Accent 3" w:uiPriority="48"/>
-    <w:lsdException w:name="List Table 4 Accent 3" w:uiPriority="49"/>
-    <w:lsdException w:name="List Table 5 Dark Accent 3" w:uiPriority="50"/>
-    <w:lsdException w:name="List Table 6 Colorful Accent 3" w:uiPriority="51"/>
-    <w:lsdException w:name="List Table 7 Colorful Accent 3" w:uiPriority="52"/>
-    <w:lsdException w:name="List Table 1 Light Accent 4" w:uiPriority="46"/>
-    <w:lsdException w:name="List Table 2 Accent 4" w:uiPriority="47"/>
-    <w:lsdException w:name="List Table 3 Accent 4" w:uiPriority="48"/>
-    <w:lsdException w:name="List Table 4 Accent 4" w:uiPriority="49"/>
-    <w:lsdException w:name="List Table 5 Dark Accent 4" w:uiPriority="50"/>
-    <w:lsdException w:name="List Table 6 Colorful Accent 4" w:uiPriority="51"/>
-    <w:lsdException w:name="List Table 7 Colorful Accent 4" w:uiPriority="52"/>
-    <w:lsdException w:name="List Table 1 Light Accent 5" w:uiPriority="46"/>
-    <w:lsdException w:name="List Table 2 Accent 5" w:uiPriority="47"/>
-    <w:lsdException w:name="List Table 3 Accent 5" w:uiPriority="48"/>
-    <w:lsdException w:name="List Table 4 Accent 5" w:uiPriority="49"/>
-    <w:lsdException w:name="List Table 5 Dark Accent 5" w:uiPriority="50"/>
-    <w:lsdException w:name="List Table 6 Colorful Accent 5" w:uiPriority="51"/>
-    <w:lsdException w:name="List Table 7 Colorful Accent 5" w:uiPriority="52"/>
-    <w:lsdException w:name="List Table 1 Light Accent 6" w:uiPriority="46"/>
-    <w:lsdException w:name="List Table 2 Accent 6" w:uiPriority="47"/>
-    <w:lsdException w:name="List Table 3 Accent 6" w:uiPriority="48"/>
-    <w:lsdException w:name="List Table 4 Accent 6" w:uiPriority="49"/>
-    <w:lsdException w:name="List Table 5 Dark Accent 6" w:uiPriority="50"/>
-    <w:lsdException w:name="List Table 6 Colorful Accent 6" w:uiPriority="51"/>
-    <w:lsdException w:name="List Table 7 Colorful Accent 6" w:uiPriority="52"/>
-    <w:lsdException w:name="Mention" w:semiHidden="1" w:unhideWhenUsed="1"/>
-    <w:lsdException w:name="Smart Hyperlink" w:semiHidden="1" w:unhideWhenUsed="1"/>
-    <w:lsdException w:name="Hashtag" w:semiHidden="1" w:unhideWhenUsed="1"/>
-    <w:lsdException w:name="Unresolved Mention" w:semiHidden="1" w:unhideWhenUsed="1"/>
-    <w:lsdException w:name="Smart Link" w:semiHidden="1" w:unhideWhenUsed="1"/>
+  <w:latentStyles w:defLockedState="0" w:defUIPriority="99" w:defSemiHidden="1" w:defUnhideWhenUsed="1" w:defQFormat="0" w:count="267">
+    <w:lsdException w:name="Normal" w:semiHidden="0" w:uiPriority="0" w:unhideWhenUsed="0" w:qFormat="1"/>
+    <w:lsdException w:name="heading 1" w:semiHidden="0" w:uiPriority="9" w:unhideWhenUsed="0" w:qFormat="1"/>
+    <w:lsdException w:name="heading 2" w:uiPriority="9" w:qFormat="1"/>
+    <w:lsdException w:name="heading 3" w:uiPriority="9" w:qFormat="1"/>
+    <w:lsdException w:name="heading 4" w:uiPriority="9" w:qFormat="1"/>
+    <w:lsdException w:name="heading 5" w:uiPriority="9" w:qFormat="1"/>
+    <w:lsdException w:name="heading 6" w:uiPriority="9" w:qFormat="1"/>
+    <w:lsdException w:name="heading 7" w:uiPriority="9" w:qFormat="1"/>
+    <w:lsdException w:name="heading 8" w:uiPriority="9" w:qFormat="1"/>
+    <w:lsdException w:name="heading 9" w:uiPriority="9" w:qFormat="1"/>
+    <w:lsdException w:name="toc 1" w:uiPriority="39"/>
+    <w:lsdException w:name="toc 2" w:uiPriority="39"/>
+    <w:lsdException w:name="toc 3" w:uiPriority="39"/>
+    <w:lsdException w:name="toc 4" w:uiPriority="39"/>
+    <w:lsdException w:name="toc 5" w:uiPriority="39"/>
+    <w:lsdException w:name="toc 6" w:uiPriority="39"/>
+    <w:lsdException w:name="toc 7" w:uiPriority="39"/>
+    <w:lsdException w:name="toc 8" w:uiPriority="39"/>
+    <w:lsdException w:name="toc 9" w:uiPriority="39"/>
+    <w:lsdException w:name="caption" w:uiPriority="35" w:qFormat="1"/>
+    <w:lsdException w:name="Title" w:semiHidden="0" w:uiPriority="10" w:unhideWhenUsed="0" w:qFormat="1"/>
+    <w:lsdException w:name="Default Paragraph Font" w:uiPriority="1"/>
+    <w:lsdException w:name="Subtitle" w:semiHidden="0" w:uiPriority="11" w:unhideWhenUsed="0" w:qFormat="1"/>
+    <w:lsdException w:name="Strong" w:semiHidden="0" w:uiPriority="22" w:unhideWhenUsed="0" w:qFormat="1"/>
+    <w:lsdException w:name="Emphasis" w:semiHidden="0" w:uiPriority="20" w:unhideWhenUsed="0" w:qFormat="1"/>
+    <w:lsdException w:name="Table Grid" w:semiHidden="0" w:uiPriority="59" w:unhideWhenUsed="0"/>
+    <w:lsdException w:name="Placeholder Text" w:unhideWhenUsed="0"/>
+    <w:lsdException w:name="No Spacing" w:semiHidden="0" w:uiPriority="1" w:unhideWhenUsed="0" w:qFormat="1"/>
+    <w:lsdException w:name="Light Shading" w:semiHidden="0" w:uiPriority="60" w:unhideWhenUsed="0"/>
+    <w:lsdException w:name="Light List" w:semiHidden="0" w:uiPriority="61" w:unhideWhenUsed="0"/>
+    <w:lsdException w:name="Light Grid" w:semiHidden="0" w:uiPriority="62" w:unhideWhenUsed="0"/>
+    <w:lsdException w:name="Medium Shading 1" w:semiHidden="0" w:uiPriority="63" w:unhideWhenUsed="0"/>
+    <w:lsdException w:name="Medium Shading 2" w:semiHidden="0" w:uiPriority="64" w:unhideWhenUsed="0"/>
+    <w:lsdException w:name="Medium List 1" w:semiHidden="0" w:uiPriority="65" w:unhideWhenUsed="0"/>
+    <w:lsdException w:name="Medium List 2" w:semiHidden="0" w:uiPriority="66" w:unhideWhenUsed="0"/>
+    <w:lsdException w:name="Medium Grid 1" w:semiHidden="0" w:uiPriority="67" w:unhideWhenUsed="0"/>
+    <w:lsdException w:name="Medium Grid 2" w:semiHidden="0" w:uiPriority="68" w:unhideWhenUsed="0"/>
+    <w:lsdException w:name="Medium Grid 3" w:semiHidden="0" w:uiPriority="69" w:unhideWhenUsed="0"/>
+    <w:lsdException w:name="Dark List" w:semiHidden="0" w:uiPriority="70" w:unhideWhenUsed="0"/>
+    <w:lsdException w:name="Colorful Shading" w:semiHidden="0" w:uiPriority="71" w:unhideWhenUsed="0"/>
+    <w:lsdException w:name="Colorful List" w:semiHidden="0" w:uiPriority="72" w:unhideWhenUsed="0"/>
+    <w:lsdException w:name="Colorful Grid" w:semiHidden="0" w:uiPriority="73" w:unhideWhenUsed="0"/>
+    <w:lsdException w:name="Light Shading Accent 1" w:semiHidden="0" w:uiPriority="60" w:unhideWhenUsed="0"/>
+    <w:lsdException w:name="Light List Accent 1" w:semiHidden="0" w:uiPriority="61" w:unhideWhenUsed="0"/>
+    <w:lsdException w:name="Light Grid Accent 1" w:semiHidden="0" w:uiPriority="62" w:unhideWhenUsed="0"/>
+    <w:lsdException w:name="Medium Shading 1 Accent 1" w:semiHidden="0" w:uiPriority="63" w:unhideWhenUsed="0"/>
+    <w:lsdException w:name="Medium Shading 2 Accent 1" w:semiHidden="0" w:uiPriority="64" w:unhideWhenUsed="0"/>
+    <w:lsdException w:name="Medium List 1 Accent 1" w:semiHidden="0" w:uiPriority="65" w:unhideWhenUsed="0"/>
+    <w:lsdException w:name="Revision" w:unhideWhenUsed="0"/>
+    <w:lsdException w:name="List Paragraph" w:semiHidden="0" w:uiPriority="34" w:unhideWhenUsed="0" w:qFormat="1"/>
+    <w:lsdException w:name="Quote" w:semiHidden="0" w:uiPriority="29" w:unhideWhenUsed="0" w:qFormat="1"/>
+    <w:lsdException w:name="Intense Quote" w:semiHidden="0" w:uiPriority="30" w:unhideWhenUsed="0" w:qFormat="1"/>
+    <w:lsdException w:name="Medium List 2 Accent 1" w:semiHidden="0" w:uiPriority="66" w:unhideWhenUsed="0"/>
+    <w:lsdException w:name="Medium Grid 1 Accent 1" w:semiHidden="0" w:uiPriority="67" w:unhideWhenUsed="0"/>
+    <w:lsdException w:name="Medium Grid 2 Accent 1" w:semiHidden="0" w:uiPriority="68" w:unhideWhenUsed="0"/>
+    <w:lsdException w:name="Medium Grid 3 Accent 1" w:semiHidden="0" w:uiPriority="69" w:unhideWhenUsed="0"/>
+    <w:lsdException w:name="Dark List Accent 1" w:semiHidden="0" w:uiPriority="70" w:unhideWhenUsed="0"/>
+    <w:lsdException w:name="Colorful Shading Accent 1" w:semiHidden="0" w:uiPriority="71" w:unhideWhenUsed="0"/>
+    <w:lsdException w:name="Colorful List Accent 1" w:semiHidden="0" w:uiPriority="72" w:unhideWhenUsed="0"/>
+    <w:lsdException w:name="Colorful Grid Accent 1" w:semiHidden="0" w:uiPriority="73" w:unhideWhenUsed="0"/>
+    <w:lsdException w:name="Light Shading Accent 2" w:semiHidden="0" w:uiPriority="60" w:unhideWhenUsed="0"/>
+    <w:lsdException w:name="Light List Accent 2" w:semiHidden="0" w:uiPriority="61" w:unhideWhenUsed="0"/>
+    <w:lsdException w:name="Light Grid Accent 2" w:semiHidden="0" w:uiPriority="62" w:unhideWhenUsed="0"/>
+    <w:lsdException w:name="Medium Shading 1 Accent 2" w:semiHidden="0" w:uiPriority="63" w:unhideWhenUsed="0"/>
+    <w:lsdException w:name="Medium Shading 2 Accent 2" w:semiHidden="0" w:uiPriority="64" w:unhideWhenUsed="0"/>
+    <w:lsdException w:name="Medium List 1 Accent 2" w:semiHidden="0" w:uiPriority="65" w:unhideWhenUsed="0"/>
+    <w:lsdException w:name="Medium List 2 Accent 2" w:semiHidden="0" w:uiPriority="66" w:unhideWhenUsed="0"/>
+    <w:lsdException w:name="Medium Grid 1 Accent 2" w:semiHidden="0" w:uiPriority="67" w:unhideWhenUsed="0"/>
+    <w:lsdException w:name="Medium Grid 2 Accent 2" w:semiHidden="0" w:uiPriority="68" w:unhideWhenUsed="0"/>
+    <w:lsdException w:name="Medium Grid 3 Accent 2" w:semiHidden="0" w:uiPriority="69" w:unhideWhenUsed="0"/>
+    <w:lsdException w:name="Dark List Accent 2" w:semiHidden="0" w:uiPriority="70" w:unhideWhenUsed="0"/>
+    <w:lsdException w:name="Colorful Shading Accent 2" w:semiHidden="0" w:uiPriority="71" w:unhideWhenUsed="0"/>
+    <w:lsdException w:name="Colorful List Accent 2" w:semiHidden="0" w:uiPriority="72" w:unhideWhenUsed="0"/>
+    <w:lsdException w:name="Colorful Grid Accent 2" w:semiHidden="0" w:uiPriority="73" w:unhideWhenUsed="0"/>
+    <w:lsdException w:name="Light Shading Accent 3" w:semiHidden="0" w:uiPriority="60" w:unhideWhenUsed="0"/>
+    <w:lsdException w:name="Light List Accent 3" w:semiHidden="0" w:uiPriority="61" w:unhideWhenUsed="0"/>
+    <w:lsdException w:name="Light Grid Accent 3" w:semiHidden="0" w:uiPriority="62" w:unhideWhenUsed="0"/>
+    <w:lsdException w:name="Medium Shading 1 Accent 3" w:semiHidden="0" w:uiPriority="63" w:unhideWhenUsed="0"/>
+    <w:lsdException w:name="Medium Shading 2 Accent 3" w:semiHidden="0" w:uiPriority="64" w:unhideWhenUsed="0"/>
+    <w:lsdException w:name="Medium List 1 Accent 3" w:semiHidden="0" w:uiPriority="65" w:unhideWhenUsed="0"/>
+    <w:lsdException w:name="Medium List 2 Accent 3" w:semiHidden="0" w:uiPriority="66" w:unhideWhenUsed="0"/>
+    <w:lsdException w:name="Medium Grid 1 Accent 3" w:semiHidden="0" w:uiPriority="67" w:unhideWhenUsed="0"/>
+    <w:lsdException w:name="Medium Grid 2 Accent 3" w:semiHidden="0" w:uiPriority="68" w:unhideWhenUsed="0"/>
+    <w:lsdException w:name="Medium Grid 3 Accent 3" w:semiHidden="0" w:uiPriority="69" w:unhideWhenUsed="0"/>
+    <w:lsdException w:name="Dark List Accent 3" w:semiHidden="0" w:uiPriority="70" w:unhideWhenUsed="0"/>
+    <w:lsdException w:name="Colorful Shading Accent 3" w:semiHidden="0" w:uiPriority="71" w:unhideWhenUsed="0"/>
+    <w:lsdException w:name="Colorful List Accent 3" w:semiHidden="0" w:uiPriority="72" w:unhideWhenUsed="0"/>
+    <w:lsdException w:name="Colorful Grid Accent 3" w:semiHidden="0" w:uiPriority="73" w:unhideWhenUsed="0"/>
+    <w:lsdException w:name="Light Shading Accent 4" w:semiHidden="0" w:uiPriority="60" w:unhideWhenUsed="0"/>
+    <w:lsdException w:name="Light List Accent 4" w:semiHidden="0" w:uiPriority="61" w:unhideWhenUsed="0"/>
+    <w:lsdException w:name="Light Grid Accent 4" w:semiHidden="0" w:uiPriority="62" w:unhideWhenUsed="0"/>
+    <w:lsdException w:name="Medium Shading 1 Accent 4" w:semiHidden="0" w:uiPriority="63" w:unhideWhenUsed="0"/>
+    <w:lsdException w:name="Medium Shading 2 Accent 4" w:semiHidden="0" w:uiPriority="64" w:unhideWhenUsed="0"/>
+    <w:lsdException w:name="Medium List 1 Accent 4" w:semiHidden="0" w:uiPriority="65" w:unhideWhenUsed="0"/>
+    <w:lsdException w:name="Medium List 2 Accent 4" w:semiHidden="0" w:uiPriority="66" w:unhideWhenUsed="0"/>
+    <w:lsdException w:name="Medium Grid 1 Accent 4" w:semiHidden="0" w:uiPriority="67" w:unhideWhenUsed="0"/>
+    <w:lsdException w:name="Medium Grid 2 Accent 4" w:semiHidden="0" w:uiPriority="68" w:unhideWhenUsed="0"/>
+    <w:lsdException w:name="Medium Grid 3 Accent 4" w:semiHidden="0" w:uiPriority="69" w:unhideWhenUsed="0"/>
+    <w:lsdException w:name="Dark List Accent 4" w:semiHidden="0" w:uiPriority="70" w:unhideWhenUsed="0"/>
+    <w:lsdException w:name="Colorful Shading Accent 4" w:semiHidden="0" w:uiPriority="71" w:unhideWhenUsed="0"/>
+    <w:lsdException w:name="Colorful List Accent 4" w:semiHidden="0" w:uiPriority="72" w:unhideWhenUsed="0"/>
+    <w:lsdException w:name="Colorful Grid Accent 4" w:semiHidden="0" w:uiPriority="73" w:unhideWhenUsed="0"/>
+    <w:lsdException w:name="Light Shading Accent 5" w:semiHidden="0" w:uiPriority="60" w:unhideWhenUsed="0"/>
+    <w:lsdException w:name="Light List Accent 5" w:semiHidden="0" w:uiPriority="61" w:unhideWhenUsed="0"/>
+    <w:lsdException w:name="Light Grid Accent 5" w:semiHidden="0" w:uiPriority="62" w:unhideWhenUsed="0"/>
+    <w:lsdException w:name="Medium Shading 1 Accent 5" w:semiHidden="0" w:uiPriority="63" w:unhideWhenUsed="0"/>
+    <w:lsdException w:name="Medium Shading 2 Accent 5" w:semiHidden="0" w:uiPriority="64" w:unhideWhenUsed="0"/>
+    <w:lsdException w:name="Medium List 1 Accent 5" w:semiHidden="0" w:uiPriority="65" w:unhideWhenUsed="0"/>
+    <w:lsdException w:name="Medium List 2 Accent 5" w:semiHidden="0" w:uiPriority="66" w:unhideWhenUsed="0"/>
+    <w:lsdException w:name="Medium Grid 1 Accent 5" w:semiHidden="0" w:uiPriority="67" w:unhideWhenUsed="0"/>
+    <w:lsdException w:name="Medium Grid 2 Accent 5" w:semiHidden="0" w:uiPriority="68" w:unhideWhenUsed="0"/>
+    <w:lsdException w:name="Medium Grid 3 Accent 5" w:semiHidden="0" w:uiPriority="69" w:unhideWhenUsed="0"/>
+    <w:lsdException w:name="Dark List Accent 5" w:semiHidden="0" w:uiPriority="70" w:unhideWhenUsed="0"/>
+    <w:lsdException w:name="Colorful Shading Accent 5" w:semiHidden="0" w:uiPriority="71" w:unhideWhenUsed="0"/>
+    <w:lsdException w:name="Colorful List Accent 5" w:semiHidden="0" w:uiPriority="72" w:unhideWhenUsed="0"/>
+    <w:lsdException w:name="Colorful Grid Accent 5" w:semiHidden="0" w:uiPriority="73" w:unhideWhenUsed="0"/>
+    <w:lsdException w:name="Light Shading Accent 6" w:semiHidden="0" w:uiPriority="60" w:unhideWhenUsed="0"/>
+    <w:lsdException w:name="Light List Accent 6" w:semiHidden="0" w:uiPriority="61" w:unhideWhenUsed="0"/>
+    <w:lsdException w:name="Light Grid Accent 6" w:semiHidden="0" w:uiPriority="62" w:unhideWhenUsed="0"/>
+    <w:lsdException w:name="Medium Shading 1 Accent 6" w:semiHidden="0" w:uiPriority="63" w:unhideWhenUsed="0"/>
+    <w:lsdException w:name="Medium Shading 2 Accent 6" w:semiHidden="0" w:uiPriority="64" w:unhideWhenUsed="0"/>
+    <w:lsdException w:name="Medium List 1 Accent 6" w:semiHidden="0" w:uiPriority="65" w:unhideWhenUsed="0"/>
+    <w:lsdException w:name="Medium List 2 Accent 6" w:semiHidden="0" w:uiPriority="66" w:unhideWhenUsed="0"/>
+    <w:lsdException w:name="Medium Grid 1 Accent 6" w:semiHidden="0" w:uiPriority="67" w:unhideWhenUsed="0"/>
+    <w:lsdException w:name="Medium Grid 2 Accent 6" w:semiHidden="0" w:uiPriority="68" w:unhideWhenUsed="0"/>
+    <w:lsdException w:name="Medium Grid 3 Accent 6" w:semiHidden="0" w:uiPriority="69" w:unhideWhenUsed="0"/>
+    <w:lsdException w:name="Dark List Accent 6" w:semiHidden="0" w:uiPriority="70" w:unhideWhenUsed="0"/>
+    <w:lsdException w:name="Colorful Shading Accent 6" w:semiHidden="0" w:uiPriority="71" w:unhideWhenUsed="0"/>
+    <w:lsdException w:name="Colorful List Accent 6" w:semiHidden="0" w:uiPriority="72" w:unhideWhenUsed="0"/>
+    <w:lsdException w:name="Colorful Grid Accent 6" w:semiHidden="0" w:uiPriority="73" w:unhideWhenUsed="0"/>
+    <w:lsdException w:name="Subtle Emphasis" w:semiHidden="0" w:uiPriority="19" w:unhideWhenUsed="0" w:qFormat="1"/>
+    <w:lsdException w:name="Intense Emphasis" w:semiHidden="0" w:uiPriority="21" w:unhideWhenUsed="0" w:qFormat="1"/>
+    <w:lsdException w:name="Subtle Reference" w:semiHidden="0" w:uiPriority="31" w:unhideWhenUsed="0" w:qFormat="1"/>
+    <w:lsdException w:name="Intense Reference" w:semiHidden="0" w:uiPriority="32" w:unhideWhenUsed="0" w:qFormat="1"/>
+    <w:lsdException w:name="Book Title" w:semiHidden="0" w:uiPriority="33" w:unhideWhenUsed="0" w:qFormat="1"/>
+    <w:lsdException w:name="Bibliography" w:uiPriority="37"/>
+    <w:lsdException w:name="TOC Heading" w:uiPriority="39" w:qFormat="1"/>
   </w:latentStyles>
   <w:style w:type="paragraph" w:default="1" w:styleId="a">
     <w:name w:val="Normal"/>
@@ -3645,7 +5466,234 @@
   <w:style w:type="character" w:default="1" w:styleId="a0">
     <w:name w:val="Default Paragraph Font"/>
     <w:uiPriority w:val="1"/>
+    <w:unhideWhenUsed/>
+  </w:style>
+  <w:style w:type="table" w:default="1" w:styleId="a1">
+    <w:name w:val="Normal Table"/>
+    <w:uiPriority w:val="99"/>
     <w:semiHidden/>
+    <w:unhideWhenUsed/>
+    <w:tblPr>
+      <w:tblInd w:w="0" w:type="dxa"/>
+      <w:tblCellMar>
+        <w:top w:w="0" w:type="dxa"/>
+        <w:left w:w="108" w:type="dxa"/>
+        <w:bottom w:w="0" w:type="dxa"/>
+        <w:right w:w="108" w:type="dxa"/>
+      </w:tblCellMar>
+    </w:tblPr>
+  </w:style>
+  <w:style w:type="numbering" w:default="1" w:styleId="a2">
+    <w:name w:val="No List"/>
+    <w:uiPriority w:val="99"/>
+    <w:semiHidden/>
+    <w:unhideWhenUsed/>
+  </w:style>
+  <w:style w:type="paragraph" w:styleId="a3">
+    <w:name w:val="Normal (Web)"/>
+    <w:basedOn w:val="a"/>
+    <w:uiPriority w:val="99"/>
+    <w:semiHidden/>
+    <w:unhideWhenUsed/>
+    <w:rsid w:val="0072626B"/>
+    <w:pPr>
+      <w:spacing w:before="100" w:beforeAutospacing="1" w:after="100" w:afterAutospacing="1" w:line="240" w:lineRule="auto"/>
+    </w:pPr>
+    <w:rPr>
+      <w:rFonts w:ascii="Times New Roman" w:eastAsia="Times New Roman" w:hAnsi="Times New Roman" w:cs="Times New Roman"/>
+      <w:sz w:val="24"/>
+      <w:szCs w:val="24"/>
+      <w:lang w:eastAsia="ru-RU"/>
+    </w:rPr>
+  </w:style>
+  <w:style w:type="character" w:styleId="a4">
+    <w:name w:val="Strong"/>
+    <w:basedOn w:val="a0"/>
+    <w:uiPriority w:val="22"/>
+    <w:qFormat/>
+    <w:rsid w:val="0072626B"/>
+    <w:rPr>
+      <w:b/>
+      <w:bCs/>
+    </w:rPr>
+  </w:style>
+  <w:style w:type="paragraph" w:styleId="a5">
+    <w:name w:val="List Paragraph"/>
+    <w:basedOn w:val="a"/>
+    <w:uiPriority w:val="34"/>
+    <w:qFormat/>
+    <w:rsid w:val="00056DF9"/>
+    <w:pPr>
+      <w:ind w:left="720"/>
+      <w:contextualSpacing/>
+    </w:pPr>
+  </w:style>
+</w:styles>
+</file>
+
+<file path=word/stylesWithEffects.xml><?xml version="1.0" encoding="utf-8"?>
+<w:styles xmlns:wpc="http://schemas.microsoft.com/office/word/2010/wordprocessingCanvas" xmlns:mc="http://schemas.openxmlformats.org/markup-compatibility/2006" xmlns:o="urn:schemas-microsoft-com:office:office" xmlns:r="http://schemas.openxmlformats.org/officeDocument/2006/relationships" xmlns:m="http://schemas.openxmlformats.org/officeDocument/2006/math" xmlns:v="urn:schemas-microsoft-com:vml" xmlns:wp14="http://schemas.microsoft.com/office/word/2010/wordprocessingDrawing" xmlns:wp="http://schemas.openxmlformats.org/drawingml/2006/wordprocessingDrawing" xmlns:w10="urn:schemas-microsoft-com:office:word" xmlns:w="http://schemas.openxmlformats.org/wordprocessingml/2006/main" xmlns:w14="http://schemas.microsoft.com/office/word/2010/wordml" xmlns:wpg="http://schemas.microsoft.com/office/word/2010/wordprocessingGroup" xmlns:wpi="http://schemas.microsoft.com/office/word/2010/wordprocessingInk" xmlns:wne="http://schemas.microsoft.com/office/word/2006/wordml" xmlns:wps="http://schemas.microsoft.com/office/word/2010/wordprocessingShape" mc:Ignorable="w14 wp14">
+  <w:docDefaults>
+    <w:rPrDefault>
+      <w:rPr>
+        <w:rFonts w:asciiTheme="minorHAnsi" w:eastAsiaTheme="minorHAnsi" w:hAnsiTheme="minorHAnsi" w:cstheme="minorBidi"/>
+        <w:sz w:val="22"/>
+        <w:szCs w:val="22"/>
+        <w:lang w:val="ru-RU" w:eastAsia="en-US" w:bidi="ar-SA"/>
+      </w:rPr>
+    </w:rPrDefault>
+    <w:pPrDefault>
+      <w:pPr>
+        <w:spacing w:after="200" w:line="276" w:lineRule="auto"/>
+      </w:pPr>
+    </w:pPrDefault>
+  </w:docDefaults>
+  <w:latentStyles w:defLockedState="0" w:defUIPriority="99" w:defSemiHidden="1" w:defUnhideWhenUsed="1" w:defQFormat="0" w:count="267">
+    <w:lsdException w:name="Normal" w:semiHidden="0" w:uiPriority="0" w:unhideWhenUsed="0" w:qFormat="1"/>
+    <w:lsdException w:name="heading 1" w:semiHidden="0" w:uiPriority="9" w:unhideWhenUsed="0" w:qFormat="1"/>
+    <w:lsdException w:name="heading 2" w:uiPriority="9" w:qFormat="1"/>
+    <w:lsdException w:name="heading 3" w:uiPriority="9" w:qFormat="1"/>
+    <w:lsdException w:name="heading 4" w:uiPriority="9" w:qFormat="1"/>
+    <w:lsdException w:name="heading 5" w:uiPriority="9" w:qFormat="1"/>
+    <w:lsdException w:name="heading 6" w:uiPriority="9" w:qFormat="1"/>
+    <w:lsdException w:name="heading 7" w:uiPriority="9" w:qFormat="1"/>
+    <w:lsdException w:name="heading 8" w:uiPriority="9" w:qFormat="1"/>
+    <w:lsdException w:name="heading 9" w:uiPriority="9" w:qFormat="1"/>
+    <w:lsdException w:name="toc 1" w:uiPriority="39"/>
+    <w:lsdException w:name="toc 2" w:uiPriority="39"/>
+    <w:lsdException w:name="toc 3" w:uiPriority="39"/>
+    <w:lsdException w:name="toc 4" w:uiPriority="39"/>
+    <w:lsdException w:name="toc 5" w:uiPriority="39"/>
+    <w:lsdException w:name="toc 6" w:uiPriority="39"/>
+    <w:lsdException w:name="toc 7" w:uiPriority="39"/>
+    <w:lsdException w:name="toc 8" w:uiPriority="39"/>
+    <w:lsdException w:name="toc 9" w:uiPriority="39"/>
+    <w:lsdException w:name="caption" w:uiPriority="35" w:qFormat="1"/>
+    <w:lsdException w:name="Title" w:semiHidden="0" w:uiPriority="10" w:unhideWhenUsed="0" w:qFormat="1"/>
+    <w:lsdException w:name="Default Paragraph Font" w:uiPriority="1"/>
+    <w:lsdException w:name="Subtitle" w:semiHidden="0" w:uiPriority="11" w:unhideWhenUsed="0" w:qFormat="1"/>
+    <w:lsdException w:name="Strong" w:semiHidden="0" w:uiPriority="22" w:unhideWhenUsed="0" w:qFormat="1"/>
+    <w:lsdException w:name="Emphasis" w:semiHidden="0" w:uiPriority="20" w:unhideWhenUsed="0" w:qFormat="1"/>
+    <w:lsdException w:name="Table Grid" w:semiHidden="0" w:uiPriority="59" w:unhideWhenUsed="0"/>
+    <w:lsdException w:name="Placeholder Text" w:unhideWhenUsed="0"/>
+    <w:lsdException w:name="No Spacing" w:semiHidden="0" w:uiPriority="1" w:unhideWhenUsed="0" w:qFormat="1"/>
+    <w:lsdException w:name="Light Shading" w:semiHidden="0" w:uiPriority="60" w:unhideWhenUsed="0"/>
+    <w:lsdException w:name="Light List" w:semiHidden="0" w:uiPriority="61" w:unhideWhenUsed="0"/>
+    <w:lsdException w:name="Light Grid" w:semiHidden="0" w:uiPriority="62" w:unhideWhenUsed="0"/>
+    <w:lsdException w:name="Medium Shading 1" w:semiHidden="0" w:uiPriority="63" w:unhideWhenUsed="0"/>
+    <w:lsdException w:name="Medium Shading 2" w:semiHidden="0" w:uiPriority="64" w:unhideWhenUsed="0"/>
+    <w:lsdException w:name="Medium List 1" w:semiHidden="0" w:uiPriority="65" w:unhideWhenUsed="0"/>
+    <w:lsdException w:name="Medium List 2" w:semiHidden="0" w:uiPriority="66" w:unhideWhenUsed="0"/>
+    <w:lsdException w:name="Medium Grid 1" w:semiHidden="0" w:uiPriority="67" w:unhideWhenUsed="0"/>
+    <w:lsdException w:name="Medium Grid 2" w:semiHidden="0" w:uiPriority="68" w:unhideWhenUsed="0"/>
+    <w:lsdException w:name="Medium Grid 3" w:semiHidden="0" w:uiPriority="69" w:unhideWhenUsed="0"/>
+    <w:lsdException w:name="Dark List" w:semiHidden="0" w:uiPriority="70" w:unhideWhenUsed="0"/>
+    <w:lsdException w:name="Colorful Shading" w:semiHidden="0" w:uiPriority="71" w:unhideWhenUsed="0"/>
+    <w:lsdException w:name="Colorful List" w:semiHidden="0" w:uiPriority="72" w:unhideWhenUsed="0"/>
+    <w:lsdException w:name="Colorful Grid" w:semiHidden="0" w:uiPriority="73" w:unhideWhenUsed="0"/>
+    <w:lsdException w:name="Light Shading Accent 1" w:semiHidden="0" w:uiPriority="60" w:unhideWhenUsed="0"/>
+    <w:lsdException w:name="Light List Accent 1" w:semiHidden="0" w:uiPriority="61" w:unhideWhenUsed="0"/>
+    <w:lsdException w:name="Light Grid Accent 1" w:semiHidden="0" w:uiPriority="62" w:unhideWhenUsed="0"/>
+    <w:lsdException w:name="Medium Shading 1 Accent 1" w:semiHidden="0" w:uiPriority="63" w:unhideWhenUsed="0"/>
+    <w:lsdException w:name="Medium Shading 2 Accent 1" w:semiHidden="0" w:uiPriority="64" w:unhideWhenUsed="0"/>
+    <w:lsdException w:name="Medium List 1 Accent 1" w:semiHidden="0" w:uiPriority="65" w:unhideWhenUsed="0"/>
+    <w:lsdException w:name="Revision" w:unhideWhenUsed="0"/>
+    <w:lsdException w:name="List Paragraph" w:semiHidden="0" w:uiPriority="34" w:unhideWhenUsed="0" w:qFormat="1"/>
+    <w:lsdException w:name="Quote" w:semiHidden="0" w:uiPriority="29" w:unhideWhenUsed="0" w:qFormat="1"/>
+    <w:lsdException w:name="Intense Quote" w:semiHidden="0" w:uiPriority="30" w:unhideWhenUsed="0" w:qFormat="1"/>
+    <w:lsdException w:name="Medium List 2 Accent 1" w:semiHidden="0" w:uiPriority="66" w:unhideWhenUsed="0"/>
+    <w:lsdException w:name="Medium Grid 1 Accent 1" w:semiHidden="0" w:uiPriority="67" w:unhideWhenUsed="0"/>
+    <w:lsdException w:name="Medium Grid 2 Accent 1" w:semiHidden="0" w:uiPriority="68" w:unhideWhenUsed="0"/>
+    <w:lsdException w:name="Medium Grid 3 Accent 1" w:semiHidden="0" w:uiPriority="69" w:unhideWhenUsed="0"/>
+    <w:lsdException w:name="Dark List Accent 1" w:semiHidden="0" w:uiPriority="70" w:unhideWhenUsed="0"/>
+    <w:lsdException w:name="Colorful Shading Accent 1" w:semiHidden="0" w:uiPriority="71" w:unhideWhenUsed="0"/>
+    <w:lsdException w:name="Colorful List Accent 1" w:semiHidden="0" w:uiPriority="72" w:unhideWhenUsed="0"/>
+    <w:lsdException w:name="Colorful Grid Accent 1" w:semiHidden="0" w:uiPriority="73" w:unhideWhenUsed="0"/>
+    <w:lsdException w:name="Light Shading Accent 2" w:semiHidden="0" w:uiPriority="60" w:unhideWhenUsed="0"/>
+    <w:lsdException w:name="Light List Accent 2" w:semiHidden="0" w:uiPriority="61" w:unhideWhenUsed="0"/>
+    <w:lsdException w:name="Light Grid Accent 2" w:semiHidden="0" w:uiPriority="62" w:unhideWhenUsed="0"/>
+    <w:lsdException w:name="Medium Shading 1 Accent 2" w:semiHidden="0" w:uiPriority="63" w:unhideWhenUsed="0"/>
+    <w:lsdException w:name="Medium Shading 2 Accent 2" w:semiHidden="0" w:uiPriority="64" w:unhideWhenUsed="0"/>
+    <w:lsdException w:name="Medium List 1 Accent 2" w:semiHidden="0" w:uiPriority="65" w:unhideWhenUsed="0"/>
+    <w:lsdException w:name="Medium List 2 Accent 2" w:semiHidden="0" w:uiPriority="66" w:unhideWhenUsed="0"/>
+    <w:lsdException w:name="Medium Grid 1 Accent 2" w:semiHidden="0" w:uiPriority="67" w:unhideWhenUsed="0"/>
+    <w:lsdException w:name="Medium Grid 2 Accent 2" w:semiHidden="0" w:uiPriority="68" w:unhideWhenUsed="0"/>
+    <w:lsdException w:name="Medium Grid 3 Accent 2" w:semiHidden="0" w:uiPriority="69" w:unhideWhenUsed="0"/>
+    <w:lsdException w:name="Dark List Accent 2" w:semiHidden="0" w:uiPriority="70" w:unhideWhenUsed="0"/>
+    <w:lsdException w:name="Colorful Shading Accent 2" w:semiHidden="0" w:uiPriority="71" w:unhideWhenUsed="0"/>
+    <w:lsdException w:name="Colorful List Accent 2" w:semiHidden="0" w:uiPriority="72" w:unhideWhenUsed="0"/>
+    <w:lsdException w:name="Colorful Grid Accent 2" w:semiHidden="0" w:uiPriority="73" w:unhideWhenUsed="0"/>
+    <w:lsdException w:name="Light Shading Accent 3" w:semiHidden="0" w:uiPriority="60" w:unhideWhenUsed="0"/>
+    <w:lsdException w:name="Light List Accent 3" w:semiHidden="0" w:uiPriority="61" w:unhideWhenUsed="0"/>
+    <w:lsdException w:name="Light Grid Accent 3" w:semiHidden="0" w:uiPriority="62" w:unhideWhenUsed="0"/>
+    <w:lsdException w:name="Medium Shading 1 Accent 3" w:semiHidden="0" w:uiPriority="63" w:unhideWhenUsed="0"/>
+    <w:lsdException w:name="Medium Shading 2 Accent 3" w:semiHidden="0" w:uiPriority="64" w:unhideWhenUsed="0"/>
+    <w:lsdException w:name="Medium List 1 Accent 3" w:semiHidden="0" w:uiPriority="65" w:unhideWhenUsed="0"/>
+    <w:lsdException w:name="Medium List 2 Accent 3" w:semiHidden="0" w:uiPriority="66" w:unhideWhenUsed="0"/>
+    <w:lsdException w:name="Medium Grid 1 Accent 3" w:semiHidden="0" w:uiPriority="67" w:unhideWhenUsed="0"/>
+    <w:lsdException w:name="Medium Grid 2 Accent 3" w:semiHidden="0" w:uiPriority="68" w:unhideWhenUsed="0"/>
+    <w:lsdException w:name="Medium Grid 3 Accent 3" w:semiHidden="0" w:uiPriority="69" w:unhideWhenUsed="0"/>
+    <w:lsdException w:name="Dark List Accent 3" w:semiHidden="0" w:uiPriority="70" w:unhideWhenUsed="0"/>
+    <w:lsdException w:name="Colorful Shading Accent 3" w:semiHidden="0" w:uiPriority="71" w:unhideWhenUsed="0"/>
+    <w:lsdException w:name="Colorful List Accent 3" w:semiHidden="0" w:uiPriority="72" w:unhideWhenUsed="0"/>
+    <w:lsdException w:name="Colorful Grid Accent 3" w:semiHidden="0" w:uiPriority="73" w:unhideWhenUsed="0"/>
+    <w:lsdException w:name="Light Shading Accent 4" w:semiHidden="0" w:uiPriority="60" w:unhideWhenUsed="0"/>
+    <w:lsdException w:name="Light List Accent 4" w:semiHidden="0" w:uiPriority="61" w:unhideWhenUsed="0"/>
+    <w:lsdException w:name="Light Grid Accent 4" w:semiHidden="0" w:uiPriority="62" w:unhideWhenUsed="0"/>
+    <w:lsdException w:name="Medium Shading 1 Accent 4" w:semiHidden="0" w:uiPriority="63" w:unhideWhenUsed="0"/>
+    <w:lsdException w:name="Medium Shading 2 Accent 4" w:semiHidden="0" w:uiPriority="64" w:unhideWhenUsed="0"/>
+    <w:lsdException w:name="Medium List 1 Accent 4" w:semiHidden="0" w:uiPriority="65" w:unhideWhenUsed="0"/>
+    <w:lsdException w:name="Medium List 2 Accent 4" w:semiHidden="0" w:uiPriority="66" w:unhideWhenUsed="0"/>
+    <w:lsdException w:name="Medium Grid 1 Accent 4" w:semiHidden="0" w:uiPriority="67" w:unhideWhenUsed="0"/>
+    <w:lsdException w:name="Medium Grid 2 Accent 4" w:semiHidden="0" w:uiPriority="68" w:unhideWhenUsed="0"/>
+    <w:lsdException w:name="Medium Grid 3 Accent 4" w:semiHidden="0" w:uiPriority="69" w:unhideWhenUsed="0"/>
+    <w:lsdException w:name="Dark List Accent 4" w:semiHidden="0" w:uiPriority="70" w:unhideWhenUsed="0"/>
+    <w:lsdException w:name="Colorful Shading Accent 4" w:semiHidden="0" w:uiPriority="71" w:unhideWhenUsed="0"/>
+    <w:lsdException w:name="Colorful List Accent 4" w:semiHidden="0" w:uiPriority="72" w:unhideWhenUsed="0"/>
+    <w:lsdException w:name="Colorful Grid Accent 4" w:semiHidden="0" w:uiPriority="73" w:unhideWhenUsed="0"/>
+    <w:lsdException w:name="Light Shading Accent 5" w:semiHidden="0" w:uiPriority="60" w:unhideWhenUsed="0"/>
+    <w:lsdException w:name="Light List Accent 5" w:semiHidden="0" w:uiPriority="61" w:unhideWhenUsed="0"/>
+    <w:lsdException w:name="Light Grid Accent 5" w:semiHidden="0" w:uiPriority="62" w:unhideWhenUsed="0"/>
+    <w:lsdException w:name="Medium Shading 1 Accent 5" w:semiHidden="0" w:uiPriority="63" w:unhideWhenUsed="0"/>
+    <w:lsdException w:name="Medium Shading 2 Accent 5" w:semiHidden="0" w:uiPriority="64" w:unhideWhenUsed="0"/>
+    <w:lsdException w:name="Medium List 1 Accent 5" w:semiHidden="0" w:uiPriority="65" w:unhideWhenUsed="0"/>
+    <w:lsdException w:name="Medium List 2 Accent 5" w:semiHidden="0" w:uiPriority="66" w:unhideWhenUsed="0"/>
+    <w:lsdException w:name="Medium Grid 1 Accent 5" w:semiHidden="0" w:uiPriority="67" w:unhideWhenUsed="0"/>
+    <w:lsdException w:name="Medium Grid 2 Accent 5" w:semiHidden="0" w:uiPriority="68" w:unhideWhenUsed="0"/>
+    <w:lsdException w:name="Medium Grid 3 Accent 5" w:semiHidden="0" w:uiPriority="69" w:unhideWhenUsed="0"/>
+    <w:lsdException w:name="Dark List Accent 5" w:semiHidden="0" w:uiPriority="70" w:unhideWhenUsed="0"/>
+    <w:lsdException w:name="Colorful Shading Accent 5" w:semiHidden="0" w:uiPriority="71" w:unhideWhenUsed="0"/>
+    <w:lsdException w:name="Colorful List Accent 5" w:semiHidden="0" w:uiPriority="72" w:unhideWhenUsed="0"/>
+    <w:lsdException w:name="Colorful Grid Accent 5" w:semiHidden="0" w:uiPriority="73" w:unhideWhenUsed="0"/>
+    <w:lsdException w:name="Light Shading Accent 6" w:semiHidden="0" w:uiPriority="60" w:unhideWhenUsed="0"/>
+    <w:lsdException w:name="Light List Accent 6" w:semiHidden="0" w:uiPriority="61" w:unhideWhenUsed="0"/>
+    <w:lsdException w:name="Light Grid Accent 6" w:semiHidden="0" w:uiPriority="62" w:unhideWhenUsed="0"/>
+    <w:lsdException w:name="Medium Shading 1 Accent 6" w:semiHidden="0" w:uiPriority="63" w:unhideWhenUsed="0"/>
+    <w:lsdException w:name="Medium Shading 2 Accent 6" w:semiHidden="0" w:uiPriority="64" w:unhideWhenUsed="0"/>
+    <w:lsdException w:name="Medium List 1 Accent 6" w:semiHidden="0" w:uiPriority="65" w:unhideWhenUsed="0"/>
+    <w:lsdException w:name="Medium List 2 Accent 6" w:semiHidden="0" w:uiPriority="66" w:unhideWhenUsed="0"/>
+    <w:lsdException w:name="Medium Grid 1 Accent 6" w:semiHidden="0" w:uiPriority="67" w:unhideWhenUsed="0"/>
+    <w:lsdException w:name="Medium Grid 2 Accent 6" w:semiHidden="0" w:uiPriority="68" w:unhideWhenUsed="0"/>
+    <w:lsdException w:name="Medium Grid 3 Accent 6" w:semiHidden="0" w:uiPriority="69" w:unhideWhenUsed="0"/>
+    <w:lsdException w:name="Dark List Accent 6" w:semiHidden="0" w:uiPriority="70" w:unhideWhenUsed="0"/>
+    <w:lsdException w:name="Colorful Shading Accent 6" w:semiHidden="0" w:uiPriority="71" w:unhideWhenUsed="0"/>
+    <w:lsdException w:name="Colorful List Accent 6" w:semiHidden="0" w:uiPriority="72" w:unhideWhenUsed="0"/>
+    <w:lsdException w:name="Colorful Grid Accent 6" w:semiHidden="0" w:uiPriority="73" w:unhideWhenUsed="0"/>
+    <w:lsdException w:name="Subtle Emphasis" w:semiHidden="0" w:uiPriority="19" w:unhideWhenUsed="0" w:qFormat="1"/>
+    <w:lsdException w:name="Intense Emphasis" w:semiHidden="0" w:uiPriority="21" w:unhideWhenUsed="0" w:qFormat="1"/>
+    <w:lsdException w:name="Subtle Reference" w:semiHidden="0" w:uiPriority="31" w:unhideWhenUsed="0" w:qFormat="1"/>
+    <w:lsdException w:name="Intense Reference" w:semiHidden="0" w:uiPriority="32" w:unhideWhenUsed="0" w:qFormat="1"/>
+    <w:lsdException w:name="Book Title" w:semiHidden="0" w:uiPriority="33" w:unhideWhenUsed="0" w:qFormat="1"/>
+    <w:lsdException w:name="Bibliography" w:uiPriority="37"/>
+    <w:lsdException w:name="TOC Heading" w:uiPriority="39" w:qFormat="1"/>
+  </w:latentStyles>
+  <w:style w:type="paragraph" w:default="1" w:styleId="a">
+    <w:name w:val="Normal"/>
+    <w:qFormat/>
+  </w:style>
+  <w:style w:type="character" w:default="1" w:styleId="a0">
+    <w:name w:val="Default Paragraph Font"/>
+    <w:uiPriority w:val="1"/>
     <w:unhideWhenUsed/>
   </w:style>
   <w:style w:type="table" w:default="1" w:styleId="a1">
